--- a/paper.docx
+++ b/paper.docx
@@ -2,7 +2,7 @@
 <file path=word/document.xml><?xml version="1.0" encoding="utf-8"?>
 <w:document xmlns:w="http://schemas.openxmlformats.org/wordprocessingml/2006/main" xmlns:m="http://schemas.openxmlformats.org/officeDocument/2006/math" xmlns:r="http://schemas.openxmlformats.org/officeDocument/2006/relationships" xmlns:o="urn:schemas-microsoft-com:office:office" xmlns:v="urn:schemas-microsoft-com:vml" xmlns:w10="urn:schemas-microsoft-com:office:word" xmlns:a="http://schemas.openxmlformats.org/drawingml/2006/main" xmlns:pic="http://schemas.openxmlformats.org/drawingml/2006/picture" xmlns:wp="http://schemas.openxmlformats.org/drawingml/2006/wordprocessingDrawing">
   <w:body>
-    <w:bookmarkStart w:id="30" w:name="X09ed12ee3b2634fb8f4642c0eacde849c5c8191"/>
+    <w:bookmarkStart w:id="41" w:name="X09ed12ee3b2634fb8f4642c0eacde849c5c8191"/>
     <w:p>
       <w:pPr>
         <w:pStyle w:val="Title"/>
@@ -285,7 +285,7 @@
         <w:t xml:space="preserve"> </w:t>
       </w:r>
       <w:r>
-        <w:t xml:space="preserve">with a tight 3-cluster GMM confirms the paper's coverage argument: uniform augmentation collapses on the near-manifold bands as</w:t>
+        <w:t xml:space="preserve">with a tight 3-cluster GMM confirms the coverage argument: uniform augmentation collapses on the near-manifold bands as</w:t>
       </w:r>
       <w:r>
         <w:t xml:space="preserve"> </w:t>
@@ -468,7 +468,7 @@
       </w:r>
     </w:p>
     <w:bookmarkEnd w:id="9"/>
-    <w:bookmarkStart w:id="10" w:name="Xaf59f74b96a35fb503a07a0e372f39297c57210"/>
+    <w:bookmarkStart w:id="10" w:name="Xe3d0fc0bea9a42ce7605565d0964033d7f6ee47"/>
     <w:p>
       <w:pPr>
         <w:pStyle w:val="Heading2"/>
@@ -477,7 +477,525 @@
         <w:widowControl w:val="1"/>
       </w:pPr>
       <w:r>
-        <w:t xml:space="preserve">1. Setting</w:t>
+        <w:t xml:space="preserve">1. Introduction</w:t>
+      </w:r>
+    </w:p>
+    <w:p>
+      <w:pPr>
+        <w:pStyle w:val="FirstParagraph"/>
+        <w:jc w:val="both"/>
+        <w:keepNext w:val="0"/>
+        <w:keepLines w:val="0"/>
+        <w:widowControl w:val="1"/>
+      </w:pPr>
+      <w:r>
+        <w:t xml:space="preserve">Unsupervised anomaly detection systems in production rarely consist of a single model. A typical pipeline chains a preprocessing stage, one or more detectors from different model families (density estimators, tree-based isolators, distance-based, deep autoencoders), and a postprocessing calibration or thresholding step. When such a pipeline has to run on a device with tight compute, memory, and power budgets — an embedded sensor, an edge inference chip, an in-browser detector — the practitioner faces a distillation problem: how to compress a system of interacting stages into a single small model whose scores approximate those of the full pipeline on inputs the deployed device will actually see.</w:t>
+      </w:r>
+    </w:p>
+    <w:p>
+      <w:pPr>
+        <w:pStyle w:val="BodyText"/>
+        <w:jc w:val="both"/>
+        <w:keepNext w:val="0"/>
+        <w:keepLines w:val="0"/>
+        <w:widowControl w:val="1"/>
+      </w:pPr>
+      <w:r>
+        <w:t xml:space="preserve">Two features of this setting make it distinct from ordinary supervised knowledge distillation [Hinton et al., 2015; Ba and Caruana, 2014]. First, the teacher is a</w:t>
+      </w:r>
+      <w:r>
+        <w:t xml:space="preserve"> </w:t>
+      </w:r>
+      <w:r>
+        <w:rPr>
+          <w:b/>
+          <w:bCs/>
+        </w:rPr>
+        <w:t xml:space="preserve">pipeline</w:t>
+      </w:r>
+      <w:r>
+        <w:t xml:space="preserve">, not a single differentiable model — we can query it end-to-end and read the anomaly score it returns, but we cannot backpropagate through it. Second, the training set is</w:t>
+      </w:r>
+      <w:r>
+        <w:t xml:space="preserve"> </w:t>
+      </w:r>
+      <w:r>
+        <w:rPr>
+          <w:b/>
+          <w:bCs/>
+        </w:rPr>
+        <w:t xml:space="preserve">fully unsupervised</w:t>
+      </w:r>
+      <w:r>
+        <w:t xml:space="preserve">: only normal operating samples exist. No labeled anomalies are ever available, at training or at validation. Whatever the student learns about the teachers' behavior on abnormal inputs, it learns from queries we ourselves construct.</w:t>
+      </w:r>
+    </w:p>
+    <w:p>
+      <w:pPr>
+        <w:pStyle w:val="BodyText"/>
+        <w:jc w:val="both"/>
+        <w:keepNext w:val="0"/>
+        <w:keepLines w:val="0"/>
+        <w:widowControl w:val="1"/>
+      </w:pPr>
+      <w:r>
+        <w:t xml:space="preserve">This paper asks:</w:t>
+      </w:r>
+      <w:r>
+        <w:t xml:space="preserve"> </w:t>
+      </w:r>
+      <w:r>
+        <w:rPr>
+          <w:i/>
+          <w:iCs/>
+        </w:rPr>
+        <w:t xml:space="preserve">given a fixed budget of</w:t>
+      </w:r>
+      <w:r>
+        <w:rPr>
+          <w:i/>
+          <w:iCs/>
+        </w:rPr>
+        <w:t xml:space="preserve"> </w:t>
+      </w:r>
+      <m:oMath>
+        <m:r>
+          <m:t>M</m:t>
+        </m:r>
+      </m:oMath>
+      <w:r>
+        <w:rPr>
+          <w:i/>
+          <w:iCs/>
+        </w:rPr>
+        <w:t xml:space="preserve"> </w:t>
+      </w:r>
+      <w:r>
+        <w:rPr>
+          <w:i/>
+          <w:iCs/>
+        </w:rPr>
+        <w:t xml:space="preserve">synthetic queries, where in input space should we place them to teach the student the most about the teachers' decision surface?</w:t>
+      </w:r>
+      <w:r>
+        <w:t xml:space="preserve"> </w:t>
+      </w:r>
+      <w:r>
+        <w:t xml:space="preserve">We formalize the setting (§3), analyze the failure mode of normals-only distillation (§4.1), and propose a Langevin-based sampler that concentrates queries on the anomalous side of the decision boundary using a percentile-based inter-teacher disagreement potential plus a manifold-density prior (§4.2-4.3). We evaluate against three baselines on a controlled 2-D benchmark with three unsupervised teachers (§5-6.1) and a higher-dimensional stress test at</w:t>
+      </w:r>
+      <w:r>
+        <w:t xml:space="preserve"> </w:t>
+      </w:r>
+      <m:oMath>
+        <m:r>
+          <m:t>d</m:t>
+        </m:r>
+        <m:r>
+          <m:rPr>
+            <m:sty m:val="p"/>
+          </m:rPr>
+          <m:t>∈</m:t>
+        </m:r>
+        <m:r>
+          <m:rPr>
+            <m:sty m:val="p"/>
+          </m:rPr>
+          <m:t>{</m:t>
+        </m:r>
+        <m:r>
+          <m:t>5</m:t>
+        </m:r>
+        <m:r>
+          <m:rPr>
+            <m:sty m:val="p"/>
+          </m:rPr>
+          <m:t>,</m:t>
+        </m:r>
+        <m:r>
+          <m:t>10</m:t>
+        </m:r>
+        <m:r>
+          <m:rPr>
+            <m:sty m:val="p"/>
+          </m:rPr>
+          <m:t>}</m:t>
+        </m:r>
+      </m:oMath>
+      <w:r>
+        <w:t xml:space="preserve"> </w:t>
+      </w:r>
+      <w:r>
+        <w:t xml:space="preserve">that tests the paper's central coverage argument (§6.2). The concrete contributions:</w:t>
+      </w:r>
+    </w:p>
+    <w:p>
+      <w:pPr>
+        <w:pStyle w:val="Compact"/>
+        <w:numPr>
+          <w:ilvl w:val="0"/>
+          <w:numId w:val="1001"/>
+        </w:numPr>
+        <w:ind w:left="360" w:hanging="259"/>
+        <w:jc w:val="both"/>
+        <w:keepNext w:val="0"/>
+        <w:keepLines w:val="0"/>
+        <w:widowControl w:val="1"/>
+      </w:pPr>
+      <w:r>
+        <w:rPr>
+          <w:b/>
+          <w:bCs/>
+        </w:rPr>
+        <w:t xml:space="preserve">A percentile-normalized formulation</w:t>
+      </w:r>
+      <w:r>
+        <w:t xml:space="preserve"> </w:t>
+      </w:r>
+      <w:r>
+        <w:t xml:space="preserve">of the inter-teacher disagreement signal that removes teacher-scale dominance at extremes (§4.2).</w:t>
+      </w:r>
+    </w:p>
+    <w:p>
+      <w:pPr>
+        <w:pStyle w:val="Compact"/>
+        <w:numPr>
+          <w:ilvl w:val="0"/>
+          <w:numId w:val="1001"/>
+        </w:numPr>
+        <w:ind w:left="360" w:hanging="259"/>
+        <w:jc w:val="both"/>
+        <w:keepNext w:val="0"/>
+        <w:keepLines w:val="0"/>
+        <w:widowControl w:val="1"/>
+      </w:pPr>
+      <w:r>
+        <w:rPr>
+          <w:b/>
+          <w:bCs/>
+        </w:rPr>
+        <w:t xml:space="preserve">A radial-projection Langevin sampler</w:t>
+      </w:r>
+      <w:r>
+        <w:t xml:space="preserve"> </w:t>
+      </w:r>
+      <w:r>
+        <w:t xml:space="preserve">that stays within a bounded neighborhood of the training manifold, avoiding the runaway-to-infinity failure of the naive chain (§4.2).</w:t>
+      </w:r>
+    </w:p>
+    <w:p>
+      <w:pPr>
+        <w:pStyle w:val="Compact"/>
+        <w:numPr>
+          <w:ilvl w:val="0"/>
+          <w:numId w:val="1001"/>
+        </w:numPr>
+        <w:ind w:left="360" w:hanging="259"/>
+        <w:jc w:val="both"/>
+        <w:keepNext w:val="0"/>
+        <w:keepLines w:val="0"/>
+        <w:widowControl w:val="1"/>
+      </w:pPr>
+      <w:r>
+        <w:rPr>
+          <w:b/>
+          <w:bCs/>
+        </w:rPr>
+        <w:t xml:space="preserve">Sanity invariants stated in advance</w:t>
+      </w:r>
+      <w:r>
+        <w:t xml:space="preserve"> </w:t>
+      </w:r>
+      <w:r>
+        <w:t xml:space="preserve">(§5.6) that we check before trusting any reported number — three intermediate algorithm variants were caught and rejected on these gates.</w:t>
+      </w:r>
+    </w:p>
+    <w:p>
+      <w:pPr>
+        <w:pStyle w:val="Compact"/>
+        <w:numPr>
+          <w:ilvl w:val="0"/>
+          <w:numId w:val="1001"/>
+        </w:numPr>
+        <w:ind w:left="360" w:hanging="259"/>
+        <w:jc w:val="both"/>
+        <w:keepNext w:val="0"/>
+        <w:keepLines w:val="0"/>
+        <w:widowControl w:val="1"/>
+      </w:pPr>
+      <w:r>
+        <w:rPr>
+          <w:b/>
+          <w:bCs/>
+        </w:rPr>
+        <w:t xml:space="preserve">A coverage-scaling experiment</w:t>
+      </w:r>
+      <w:r>
+        <w:t xml:space="preserve"> </w:t>
+      </w:r>
+      <w:r>
+        <w:t xml:space="preserve">(§6.2) that measures how the win margin of uncertainty-guided sampling grows with input dimensionality relative to uniform augmentation.</w:t>
+      </w:r>
+    </w:p>
+    <w:p>
+      <w:pPr>
+        <w:pStyle w:val="FirstParagraph"/>
+        <w:jc w:val="both"/>
+        <w:keepNext w:val="0"/>
+        <w:keepLines w:val="0"/>
+        <w:widowControl w:val="1"/>
+      </w:pPr>
+      <w:r>
+        <w:t xml:space="preserve">All results are on synthetic benchmarks; §8.3 lists what would be needed to extend the claim to a real-data anomaly detection benchmark. Every experiment fits on a single CPU minute per condition at</w:t>
+      </w:r>
+      <w:r>
+        <w:t xml:space="preserve"> </w:t>
+      </w:r>
+      <m:oMath>
+        <m:r>
+          <m:t>d</m:t>
+        </m:r>
+        <m:r>
+          <m:rPr>
+            <m:sty m:val="p"/>
+          </m:rPr>
+          <m:t>=</m:t>
+        </m:r>
+        <m:r>
+          <m:t>2</m:t>
+        </m:r>
+      </m:oMath>
+      <w:r>
+        <w:t xml:space="preserve"> </w:t>
+      </w:r>
+      <w:r>
+        <w:t xml:space="preserve">and up to a few minutes at</w:t>
+      </w:r>
+      <w:r>
+        <w:t xml:space="preserve"> </w:t>
+      </w:r>
+      <m:oMath>
+        <m:r>
+          <m:t>d</m:t>
+        </m:r>
+        <m:r>
+          <m:rPr>
+            <m:sty m:val="p"/>
+          </m:rPr>
+          <m:t>=</m:t>
+        </m:r>
+        <m:r>
+          <m:t>10</m:t>
+        </m:r>
+      </m:oMath>
+      <w:r>
+        <w:t xml:space="preserve">; complete reproduction takes under 15 minutes of wall clock and produces per-seed CSVs and figures.</w:t>
+      </w:r>
+    </w:p>
+    <w:bookmarkEnd w:id="10"/>
+    <w:bookmarkStart w:id="15" w:name="Xe831035363742a0c7957cffd683edc86db2e5da"/>
+    <w:p>
+      <w:pPr>
+        <w:pStyle w:val="Heading2"/>
+        <w:keepNext/>
+        <w:keepLines/>
+        <w:widowControl w:val="1"/>
+      </w:pPr>
+      <w:r>
+        <w:t xml:space="preserve">2. Related work</w:t>
+      </w:r>
+    </w:p>
+    <w:bookmarkStart w:id="11" w:name="Xf76315a278cdab16851ea15ed6377607a81f793"/>
+    <w:p>
+      <w:pPr>
+        <w:pStyle w:val="Heading3"/>
+        <w:keepNext/>
+        <w:keepLines/>
+        <w:widowControl w:val="1"/>
+      </w:pPr>
+      <w:r>
+        <w:t xml:space="preserve">2.1 Knowledge distillation and blackbox distillation</w:t>
+      </w:r>
+    </w:p>
+    <w:p>
+      <w:pPr>
+        <w:pStyle w:val="FirstParagraph"/>
+        <w:jc w:val="both"/>
+        <w:keepNext w:val="0"/>
+        <w:keepLines w:val="0"/>
+        <w:widowControl w:val="1"/>
+      </w:pPr>
+      <w:r>
+        <w:t xml:space="preserve">Knowledge distillation was introduced as a mechanism for transferring the input-output behavior of a large teacher network to a smaller student by matching soft outputs rather than hard labels [Hinton et al., 2015]. It was preceded by work on model compression through student-teacher training [Buciluă et al., 2006; Ba and Caruana, 2014] and has since been extended to feature-map matching [Romero et al., 2015], relation-preserving losses [Park et al., 2019], and self-distillation. Our student-teacher loss (Eq. \ref{eq:loss}) is a plain squared-error match on teacher scores, closest in spirit to the original formulation.</w:t>
+      </w:r>
+    </w:p>
+    <w:p>
+      <w:pPr>
+        <w:pStyle w:val="BodyText"/>
+        <w:jc w:val="both"/>
+        <w:keepNext w:val="0"/>
+        <w:keepLines w:val="0"/>
+        <w:widowControl w:val="1"/>
+      </w:pPr>
+      <w:r>
+        <w:t xml:space="preserve">Blackbox and data-free variants are directly relevant to our setting. Data-free KD [Nayak et al., 2019; Chen et al., 2019] generates synthetic training inputs when the original training data is unavailable, typically by inverting the teacher's own activations. Our setting is intermediate: we do have training data (the normals) but not the anomalies the deployed student will need to handle, so we synthesize queries to cover that missing region.</w:t>
+      </w:r>
+    </w:p>
+    <w:bookmarkEnd w:id="11"/>
+    <w:bookmarkStart w:id="12" w:name="X0f625d21a6f507e4923887019a17cc5616f1164"/>
+    <w:p>
+      <w:pPr>
+        <w:pStyle w:val="Heading3"/>
+        <w:keepNext/>
+        <w:keepLines/>
+        <w:widowControl w:val="1"/>
+      </w:pPr>
+      <w:r>
+        <w:t xml:space="preserve">2.2 Unsupervised anomaly detection</w:t>
+      </w:r>
+    </w:p>
+    <w:p>
+      <w:pPr>
+        <w:pStyle w:val="FirstParagraph"/>
+        <w:jc w:val="both"/>
+        <w:keepNext w:val="0"/>
+        <w:keepLines w:val="0"/>
+        <w:widowControl w:val="1"/>
+      </w:pPr>
+      <w:r>
+        <w:t xml:space="preserve">Classical unsupervised anomaly detectors span three families we use as teachers: density-based estimators such as Gaussian kernel density [Silverman, 1986] and Local Outlier Factor [Breunig et al., 2000]; boundary-based methods such as one-class SVM [Schölkopf et al., 2001] and its deep extension DeepSVDD [Ruff et al., 2018]; and isolation- or distance-based methods such as Isolation Forest [Liu et al., 2008] and k-NN distance. Deep autoencoder reconstruction error is a fourth common signal [Zhou and Paffenroth, 2017]. A recent unifying review [Ruff et al., 2021] catalogues these families and notes the field's persistent difficulty in producing calibrated scores across families — a difficulty our percentile normalization addresses directly (§4.2).</w:t>
+      </w:r>
+    </w:p>
+    <w:p>
+      <w:pPr>
+        <w:pStyle w:val="BodyText"/>
+        <w:jc w:val="both"/>
+        <w:keepNext w:val="0"/>
+        <w:keepLines w:val="0"/>
+        <w:widowControl w:val="1"/>
+      </w:pPr>
+      <w:r>
+        <w:t xml:space="preserve">Recent deep unsupervised approaches include self-supervised classification-based detectors [Bergman and Hoshen, 2020; Golan and El-Yaniv, 2018], reconstruction-driven models such as DRAEM [Zavrtanik et al., 2021] and PatchCore [Roth et al., 2022], and synthetic-augmentation methods for the industrial-inspection setting such as CutPaste [Li et al., 2021]. Our student model is architecture-agnostic; the pipeline we distill can contain any of these detectors.</w:t>
+      </w:r>
+    </w:p>
+    <w:bookmarkEnd w:id="12"/>
+    <w:bookmarkStart w:id="13" w:name="X9fb5ac2bd555e6beccd5937227099870b31462d"/>
+    <w:p>
+      <w:pPr>
+        <w:pStyle w:val="Heading3"/>
+        <w:keepNext/>
+        <w:keepLines/>
+        <w:widowControl w:val="1"/>
+      </w:pPr>
+      <w:r>
+        <w:t xml:space="preserve">2.3 Synthetic anomaly generation for training</w:t>
+      </w:r>
+    </w:p>
+    <w:p>
+      <w:pPr>
+        <w:pStyle w:val="FirstParagraph"/>
+        <w:jc w:val="both"/>
+        <w:keepNext w:val="0"/>
+        <w:keepLines w:val="0"/>
+        <w:widowControl w:val="1"/>
+      </w:pPr>
+      <w:r>
+        <w:t xml:space="preserve">The problem we address — how to synthesize training queries when only normals are available — has been attacked from several angles. Adversarial-attack-style negative-sampling schemes generate queries that lie just outside the training manifold [Ducoffe and Precioso, 2018]. Score-based generative models [Song and Ermon, 2019, 2020] and diffusion methods provide principled machinery for sampling from a target density defined only through its score function, which is close in spirit to our Langevin walk on the uncertainty potential; unlike those methods, our chain does not target a normalized density and does not require training a score network. Adversarial synthesis of near-boundary examples has been explored specifically for anomaly detection [Chen et al., 2020].</w:t>
+      </w:r>
+    </w:p>
+    <w:bookmarkEnd w:id="13"/>
+    <w:bookmarkStart w:id="14" w:name="X229a2135170123ec33e07016393c3c8504d0c65"/>
+    <w:p>
+      <w:pPr>
+        <w:pStyle w:val="Heading3"/>
+        <w:keepNext/>
+        <w:keepLines/>
+        <w:widowControl w:val="1"/>
+      </w:pPr>
+      <w:r>
+        <w:t xml:space="preserve">2.4 Active learning and query synthesis</w:t>
+      </w:r>
+    </w:p>
+    <w:p>
+      <w:pPr>
+        <w:pStyle w:val="FirstParagraph"/>
+        <w:jc w:val="both"/>
+        <w:keepNext w:val="0"/>
+        <w:keepLines w:val="0"/>
+        <w:widowControl w:val="1"/>
+      </w:pPr>
+      <w:r>
+        <w:t xml:space="preserve">Our sampler is a form of</w:t>
+      </w:r>
+      <w:r>
+        <w:t xml:space="preserve"> </w:t>
+      </w:r>
+      <w:r>
+        <w:rPr>
+          <w:i/>
+          <w:iCs/>
+        </w:rPr>
+        <w:t xml:space="preserve">query synthesis</w:t>
+      </w:r>
+      <w:r>
+        <w:t xml:space="preserve"> </w:t>
+      </w:r>
+      <w:r>
+        <w:t xml:space="preserve">[Angluin, 1988] — it constructs new query points rather than picking them from a pool. This distinguishes it from pool-based active learning, which is the dominant paradigm in the modern literature [Sener and Savarese, 2018; Settles, 2010]. The uncertainty potential</w:t>
+      </w:r>
+      <w:r>
+        <w:t xml:space="preserve"> </w:t>
+      </w:r>
+      <m:oMath>
+        <m:r>
+          <m:t>U</m:t>
+        </m:r>
+        <m:r>
+          <m:rPr>
+            <m:sty m:val="p"/>
+          </m:rPr>
+          <m:t>(</m:t>
+        </m:r>
+        <m:r>
+          <m:t>x</m:t>
+        </m:r>
+        <m:r>
+          <m:rPr>
+            <m:sty m:val="p"/>
+          </m:rPr>
+          <m:t>)</m:t>
+        </m:r>
+      </m:oMath>
+      <w:r>
+        <w:t xml:space="preserve"> </w:t>
+      </w:r>
+      <w:r>
+        <w:t xml:space="preserve">that our walk climbs is a variant of the disagreement-based measures common in active learning: query-by-committee [Seung et al., 1992], Bayesian Active Learning by Disagreement [Houlsby et al., 2011], and adversarial-margin variants [Ducoffe and Precioso, 2018]. Where those methods select from unlabeled pools, we generate synthetic points guided by a Langevin walk whose stationary structure is determined by an inter-teacher-disagreement potential.</w:t>
+      </w:r>
+    </w:p>
+    <w:p>
+      <w:pPr>
+        <w:pStyle w:val="BodyText"/>
+        <w:jc w:val="both"/>
+        <w:keepNext w:val="0"/>
+        <w:keepLines w:val="0"/>
+        <w:widowControl w:val="1"/>
+      </w:pPr>
+      <w:r>
+        <w:t xml:space="preserve">The Langevin dynamics we use to concentrate queries in high-uncertainty regions has a long history in Bayesian ML [Welling and Teh, 2011] and in modern generative modeling [Song and Ermon, 2019]. Our particular contribution is the specific potential (percentile disagreement plus mean anomaly drift) and the radial-projection variant that keeps the chain in a bounded neighborhood of the training manifold.</w:t>
+      </w:r>
+    </w:p>
+    <w:bookmarkEnd w:id="14"/>
+    <w:bookmarkEnd w:id="15"/>
+    <w:bookmarkStart w:id="16" w:name="X43f82d7237d8e5e2807d6e560824b30ae25e90c"/>
+    <w:p>
+      <w:pPr>
+        <w:pStyle w:val="Heading2"/>
+        <w:keepNext/>
+        <w:keepLines/>
+        <w:widowControl w:val="1"/>
+      </w:pPr>
+      <w:r>
+        <w:t xml:space="preserve">3. Problem setup</w:t>
       </w:r>
     </w:p>
     <w:p>
@@ -692,7 +1210,7 @@
         <w:pStyle w:val="Compact"/>
         <w:numPr>
           <w:ilvl w:val="0"/>
-          <w:numId w:val="1001"/>
+          <w:numId w:val="1002"/>
         </w:numPr>
         <w:ind w:left="360" w:hanging="259"/>
         <w:jc w:val="both"/>
@@ -805,7 +1323,7 @@
         <w:pStyle w:val="Compact"/>
         <w:numPr>
           <w:ilvl w:val="0"/>
-          <w:numId w:val="1001"/>
+          <w:numId w:val="1002"/>
         </w:numPr>
         <w:ind w:left="360" w:hanging="259"/>
         <w:jc w:val="both"/>
@@ -891,7 +1409,7 @@
         <w:pStyle w:val="Compact"/>
         <w:numPr>
           <w:ilvl w:val="0"/>
-          <w:numId w:val="1001"/>
+          <w:numId w:val="1002"/>
         </w:numPr>
         <w:ind w:left="360" w:hanging="259"/>
         <w:jc w:val="both"/>
@@ -1041,8 +1559,8 @@
         <w:t xml:space="preserve">.</w:t>
       </w:r>
     </w:p>
-    <w:bookmarkEnd w:id="10"/>
-    <w:bookmarkStart w:id="11" w:name="X6ee6540d8c1cd9d7ecdd3cfc5d5aef79ff6ceb9"/>
+    <w:bookmarkEnd w:id="16"/>
+    <w:bookmarkStart w:id="20" w:name="X61e9531b24c68799c83dd66f97d22764b0fd6ae"/>
     <w:p>
       <w:pPr>
         <w:pStyle w:val="Heading2"/>
@@ -1051,7 +1569,19 @@
         <w:widowControl w:val="1"/>
       </w:pPr>
       <w:r>
-        <w:t xml:space="preserve">2. Why "distill on the normals" fails</w:t>
+        <w:t xml:space="preserve">4. Method</w:t>
+      </w:r>
+    </w:p>
+    <w:bookmarkStart w:id="17" w:name="X3d5d1267153064a11bc2aa3e14fdeeff22cc22b"/>
+    <w:p>
+      <w:pPr>
+        <w:pStyle w:val="Heading3"/>
+        <w:keepNext/>
+        <w:keepLines/>
+        <w:widowControl w:val="1"/>
+      </w:pPr>
+      <w:r>
+        <w:t xml:space="preserve">4.1 Why distillation on the normals alone fails</w:t>
       </w:r>
     </w:p>
     <w:p>
@@ -1475,7 +2005,7 @@
         <w:pStyle w:val="Compact"/>
         <w:numPr>
           <w:ilvl w:val="0"/>
-          <w:numId w:val="1002"/>
+          <w:numId w:val="1003"/>
         </w:numPr>
         <w:ind w:left="360" w:hanging="259"/>
         <w:jc w:val="both"/>
@@ -1537,7 +2067,7 @@
         <w:pStyle w:val="Compact"/>
         <w:numPr>
           <w:ilvl w:val="0"/>
-          <w:numId w:val="1002"/>
+          <w:numId w:val="1003"/>
         </w:numPr>
         <w:ind w:left="360" w:hanging="259"/>
         <w:jc w:val="both"/>
@@ -1561,7 +2091,7 @@
         <w:pStyle w:val="Compact"/>
         <w:numPr>
           <w:ilvl w:val="0"/>
-          <w:numId w:val="1002"/>
+          <w:numId w:val="1003"/>
         </w:numPr>
         <w:ind w:left="360" w:hanging="259"/>
         <w:jc w:val="both"/>
@@ -1628,17 +2158,17 @@
         <w:t xml:space="preserve">: drifts off-manifold and again produces useless ceiling queries.</w:t>
       </w:r>
     </w:p>
-    <w:bookmarkEnd w:id="11"/>
-    <w:bookmarkStart w:id="12" w:name="X0fbe88c12eb239d49603ba88ad6cea25f16037f"/>
+    <w:bookmarkEnd w:id="17"/>
+    <w:bookmarkStart w:id="18" w:name="Xe933c53de14373a5835c3d69b248a0e6a9b9309"/>
     <w:p>
       <w:pPr>
-        <w:pStyle w:val="Heading2"/>
+        <w:pStyle w:val="Heading3"/>
         <w:keepNext/>
         <w:keepLines/>
         <w:widowControl w:val="1"/>
       </w:pPr>
       <w:r>
-        <w:t xml:space="preserve">3. Method: uncertainty-guided sampling</w:t>
+        <w:t xml:space="preserve">4.2 Uncertainty-guided sampling</w:t>
       </w:r>
     </w:p>
     <w:p>
@@ -1746,19 +2276,7 @@
         <w:t xml:space="preserve"> </w:t>
       </w:r>
       <w:r>
-        <w:t xml:space="preserve">be a rough density estimate of the normal training set (KDE with a wide bandwidth, or a Gaussian mixture; only needed for the gradient, so any smooth surrogate is fine). Let</w:t>
-      </w:r>
-    </w:p>
-    <w:p>
-      <w:pPr>
-        <w:pStyle w:val="BodyText"/>
-        <w:jc w:val="both"/>
-        <w:keepNext w:val="0"/>
-        <w:keepLines w:val="0"/>
-        <w:widowControl w:val="1"/>
-      </w:pPr>
-      <w:r>
-        <w:t xml:space="preserve">To make the disagreement measure bounded and scale-invariant across teachers we first replace every raw score</w:t>
+        <w:t xml:space="preserve">be a rough density estimate of the normal training set (KDE with a wide bandwidth, or a Gaussian mixture; only needed for the gradient, so any smooth surrogate is fine). To make the disagreement measure bounded and scale-invariant across teachers we first replace every raw score</w:t>
       </w:r>
       <w:r>
         <w:t xml:space="preserve"> </w:t>
@@ -2361,7 +2879,7 @@
         <w:t xml:space="preserve"> </w:t>
       </w:r>
       <w:r>
-        <w:t xml:space="preserve">the noise band of the manifold (see figure), because that is where teachers legitimately disagree about how normal each point is. The</w:t>
+        <w:t xml:space="preserve">the noise band of the manifold, because that is where teachers legitimately disagree about how normal each point is. The</w:t>
       </w:r>
       <w:r>
         <w:t xml:space="preserve"> </w:t>
@@ -3082,6 +3600,31 @@
         <w:t xml:space="preserve">typical of many deployment settings; when a teacher exposes a differentiable surrogate (e.g., an autoencoder reconstruction error) we use it directly.</w:t>
       </w:r>
     </w:p>
+    <w:bookmarkEnd w:id="18"/>
+    <w:bookmarkStart w:id="19" w:name="X9bff3faffd69ccc2ee02b4f6b4e27dc396cb7b6"/>
+    <w:p>
+      <w:pPr>
+        <w:pStyle w:val="Heading3"/>
+        <w:keepNext/>
+        <w:keepLines/>
+        <w:widowControl w:val="1"/>
+      </w:pPr>
+      <w:r>
+        <w:t xml:space="preserve">4.3 Distillation loss</w:t>
+      </w:r>
+    </w:p>
+    <w:p>
+      <w:pPr>
+        <w:pStyle w:val="FirstParagraph"/>
+        <w:jc w:val="both"/>
+        <w:keepNext w:val="0"/>
+        <w:keepLines w:val="0"/>
+        <w:widowControl w:val="1"/>
+      </w:pPr>
+      <w:r>
+        <w:t xml:space="preserve">With synthetic queries in hand, the loss becomes</w:t>
+      </w:r>
+    </w:p>
     <w:p>
       <w:pPr>
         <w:pStyle w:val="BodyText"/>
@@ -3091,410 +3634,30 @@
         <w:widowControl w:val="1"/>
       </w:pPr>
       <w:r>
-        <w:t xml:space="preserve">The distillation loss then becomes</w:t>
+        <w:t xml:space="preserve">$$</w:t>
+      </w:r>
+      <w:r>
+        <w:t xml:space="preserve"> </w:t>
+      </w:r>
+      <w:r>
+        <w:t xml:space="preserve">\mathcal{L}(\theta) = \underbrace{\frac{1}{N}\sum_i \|f_\theta(x_i) - s(x_i)\|^2}_{\text{normals}} \;+\; \gamma\,\underbrace{\frac{1}{M}\sum_j \|f_\theta(x_g^{(j)}) - s(x_g^{(j)})\|^2}_{\text{uncertainty-region queries}}.</w:t>
+      </w:r>
+      <w:r>
+        <w:t xml:space="preserve"> </w:t>
+      </w:r>
+      <w:r>
+        <w:t xml:space="preserve">\label{eq:loss}</w:t>
+      </w:r>
+      <w:r>
+        <w:t xml:space="preserve"> </w:t>
+      </w:r>
+      <w:r>
+        <w:t xml:space="preserve">$$</w:t>
       </w:r>
     </w:p>
     <w:p>
       <w:pPr>
         <w:pStyle w:val="BodyText"/>
-      </w:pPr>
-      <m:oMathPara>
-        <m:oMathParaPr>
-          <m:jc m:val="center"/>
-        </m:oMathParaPr>
-        <m:oMath>
-          <m:r>
-            <m:rPr>
-              <m:scr m:val="script"/>
-              <m:sty m:val="p"/>
-            </m:rPr>
-            <m:t>L</m:t>
-          </m:r>
-          <m:r>
-            <m:rPr>
-              <m:sty m:val="p"/>
-            </m:rPr>
-            <m:t>(</m:t>
-          </m:r>
-          <m:r>
-            <m:t>θ</m:t>
-          </m:r>
-          <m:r>
-            <m:rPr>
-              <m:sty m:val="p"/>
-            </m:rPr>
-            <m:t>)</m:t>
-          </m:r>
-          <m:r>
-            <m:rPr>
-              <m:sty m:val="p"/>
-            </m:rPr>
-            <m:t>=</m:t>
-          </m:r>
-          <m:limLow>
-            <m:e>
-              <m:limLow>
-                <m:e>
-                  <m:f>
-                    <m:fPr>
-                      <m:type m:val="bar"/>
-                    </m:fPr>
-                    <m:num>
-                      <m:r>
-                        <m:t>1</m:t>
-                      </m:r>
-                    </m:num>
-                    <m:den>
-                      <m:r>
-                        <m:t>N</m:t>
-                      </m:r>
-                    </m:den>
-                  </m:f>
-                  <m:nary>
-                    <m:naryPr>
-                      <m:chr m:val="∑"/>
-                      <m:limLoc m:val="undOvr"/>
-                      <m:subHide m:val="off"/>
-                      <m:supHide m:val="on"/>
-                    </m:naryPr>
-                    <m:sub>
-                      <m:r>
-                        <m:t>i</m:t>
-                      </m:r>
-                    </m:sub>
-                    <m:sup>
-                      <m:r>
-                        <m:t>​</m:t>
-                      </m:r>
-                    </m:sup>
-                    <m:e>
-                      <m:r>
-                        <m:rPr>
-                          <m:sty m:val="p"/>
-                        </m:rPr>
-                        <m:t>∥</m:t>
-                      </m:r>
-                    </m:e>
-                  </m:nary>
-                  <m:sSub>
-                    <m:e>
-                      <m:r>
-                        <m:t>f</m:t>
-                      </m:r>
-                    </m:e>
-                    <m:sub>
-                      <m:r>
-                        <m:t>θ</m:t>
-                      </m:r>
-                    </m:sub>
-                  </m:sSub>
-                  <m:r>
-                    <m:rPr>
-                      <m:sty m:val="p"/>
-                    </m:rPr>
-                    <m:t>(</m:t>
-                  </m:r>
-                  <m:sSub>
-                    <m:e>
-                      <m:r>
-                        <m:t>x</m:t>
-                      </m:r>
-                    </m:e>
-                    <m:sub>
-                      <m:r>
-                        <m:t>i</m:t>
-                      </m:r>
-                    </m:sub>
-                  </m:sSub>
-                  <m:r>
-                    <m:rPr>
-                      <m:sty m:val="p"/>
-                    </m:rPr>
-                    <m:t>)</m:t>
-                  </m:r>
-                  <m:r>
-                    <m:rPr>
-                      <m:sty m:val="p"/>
-                    </m:rPr>
-                    <m:t>−</m:t>
-                  </m:r>
-                  <m:r>
-                    <m:t>s</m:t>
-                  </m:r>
-                  <m:r>
-                    <m:rPr>
-                      <m:sty m:val="p"/>
-                    </m:rPr>
-                    <m:t>(</m:t>
-                  </m:r>
-                  <m:sSub>
-                    <m:e>
-                      <m:r>
-                        <m:t>x</m:t>
-                      </m:r>
-                    </m:e>
-                    <m:sub>
-                      <m:r>
-                        <m:t>i</m:t>
-                      </m:r>
-                    </m:sub>
-                  </m:sSub>
-                  <m:r>
-                    <m:rPr>
-                      <m:sty m:val="p"/>
-                    </m:rPr>
-                    <m:t>)</m:t>
-                  </m:r>
-                  <m:sSup>
-                    <m:e>
-                      <m:r>
-                        <m:rPr>
-                          <m:sty m:val="p"/>
-                        </m:rPr>
-                        <m:t>∥</m:t>
-                      </m:r>
-                    </m:e>
-                    <m:sup>
-                      <m:r>
-                        <m:t>2</m:t>
-                      </m:r>
-                    </m:sup>
-                  </m:sSup>
-                </m:e>
-                <m:lim>
-                  <m:r>
-                    <m:rPr>
-                      <m:sty m:val="p"/>
-                    </m:rPr>
-                    <m:t>⏟</m:t>
-                  </m:r>
-                </m:lim>
-              </m:limLow>
-            </m:e>
-            <m:lim>
-              <m:r>
-                <m:rPr>
-                  <m:nor/>
-                  <m:sty m:val="p"/>
-                </m:rPr>
-                <m:t>normals</m:t>
-              </m:r>
-            </m:lim>
-          </m:limLow>
-          <m:r>
-            <m:t> </m:t>
-          </m:r>
-          <m:r>
-            <m:rPr>
-              <m:sty m:val="p"/>
-            </m:rPr>
-            <m:t>+</m:t>
-          </m:r>
-          <m:r>
-            <m:t> </m:t>
-          </m:r>
-          <m:r>
-            <m:t>γ</m:t>
-          </m:r>
-          <m:r>
-            <m:t> </m:t>
-          </m:r>
-          <m:limLow>
-            <m:e>
-              <m:limLow>
-                <m:e>
-                  <m:f>
-                    <m:fPr>
-                      <m:type m:val="bar"/>
-                    </m:fPr>
-                    <m:num>
-                      <m:r>
-                        <m:t>1</m:t>
-                      </m:r>
-                    </m:num>
-                    <m:den>
-                      <m:r>
-                        <m:t>M</m:t>
-                      </m:r>
-                    </m:den>
-                  </m:f>
-                  <m:nary>
-                    <m:naryPr>
-                      <m:chr m:val="∑"/>
-                      <m:limLoc m:val="undOvr"/>
-                      <m:subHide m:val="off"/>
-                      <m:supHide m:val="on"/>
-                    </m:naryPr>
-                    <m:sub>
-                      <m:r>
-                        <m:t>j</m:t>
-                      </m:r>
-                    </m:sub>
-                    <m:sup>
-                      <m:r>
-                        <m:t>​</m:t>
-                      </m:r>
-                    </m:sup>
-                    <m:e>
-                      <m:r>
-                        <m:rPr>
-                          <m:sty m:val="p"/>
-                        </m:rPr>
-                        <m:t>∥</m:t>
-                      </m:r>
-                    </m:e>
-                  </m:nary>
-                  <m:sSub>
-                    <m:e>
-                      <m:r>
-                        <m:t>f</m:t>
-                      </m:r>
-                    </m:e>
-                    <m:sub>
-                      <m:r>
-                        <m:t>θ</m:t>
-                      </m:r>
-                    </m:sub>
-                  </m:sSub>
-                  <m:r>
-                    <m:rPr>
-                      <m:sty m:val="p"/>
-                    </m:rPr>
-                    <m:t>(</m:t>
-                  </m:r>
-                  <m:sSubSup>
-                    <m:e>
-                      <m:r>
-                        <m:t>x</m:t>
-                      </m:r>
-                    </m:e>
-                    <m:sub>
-                      <m:r>
-                        <m:t>g</m:t>
-                      </m:r>
-                    </m:sub>
-                    <m:sup>
-                      <m:r>
-                        <m:rPr>
-                          <m:sty m:val="p"/>
-                        </m:rPr>
-                        <m:t>(</m:t>
-                      </m:r>
-                      <m:r>
-                        <m:t>j</m:t>
-                      </m:r>
-                      <m:r>
-                        <m:rPr>
-                          <m:sty m:val="p"/>
-                        </m:rPr>
-                        <m:t>)</m:t>
-                      </m:r>
-                    </m:sup>
-                  </m:sSubSup>
-                  <m:r>
-                    <m:rPr>
-                      <m:sty m:val="p"/>
-                    </m:rPr>
-                    <m:t>)</m:t>
-                  </m:r>
-                  <m:r>
-                    <m:rPr>
-                      <m:sty m:val="p"/>
-                    </m:rPr>
-                    <m:t>−</m:t>
-                  </m:r>
-                  <m:r>
-                    <m:t>s</m:t>
-                  </m:r>
-                  <m:r>
-                    <m:rPr>
-                      <m:sty m:val="p"/>
-                    </m:rPr>
-                    <m:t>(</m:t>
-                  </m:r>
-                  <m:sSubSup>
-                    <m:e>
-                      <m:r>
-                        <m:t>x</m:t>
-                      </m:r>
-                    </m:e>
-                    <m:sub>
-                      <m:r>
-                        <m:t>g</m:t>
-                      </m:r>
-                    </m:sub>
-                    <m:sup>
-                      <m:r>
-                        <m:rPr>
-                          <m:sty m:val="p"/>
-                        </m:rPr>
-                        <m:t>(</m:t>
-                      </m:r>
-                      <m:r>
-                        <m:t>j</m:t>
-                      </m:r>
-                      <m:r>
-                        <m:rPr>
-                          <m:sty m:val="p"/>
-                        </m:rPr>
-                        <m:t>)</m:t>
-                      </m:r>
-                    </m:sup>
-                  </m:sSubSup>
-                  <m:r>
-                    <m:rPr>
-                      <m:sty m:val="p"/>
-                    </m:rPr>
-                    <m:t>)</m:t>
-                  </m:r>
-                  <m:sSup>
-                    <m:e>
-                      <m:r>
-                        <m:rPr>
-                          <m:sty m:val="p"/>
-                        </m:rPr>
-                        <m:t>∥</m:t>
-                      </m:r>
-                    </m:e>
-                    <m:sup>
-                      <m:r>
-                        <m:t>2</m:t>
-                      </m:r>
-                    </m:sup>
-                  </m:sSup>
-                </m:e>
-                <m:lim>
-                  <m:r>
-                    <m:rPr>
-                      <m:sty m:val="p"/>
-                    </m:rPr>
-                    <m:t>⏟</m:t>
-                  </m:r>
-                </m:lim>
-              </m:limLow>
-            </m:e>
-            <m:lim>
-              <m:r>
-                <m:rPr>
-                  <m:nor/>
-                  <m:sty m:val="p"/>
-                </m:rPr>
-                <m:t>uncertainty-region queries</m:t>
-              </m:r>
-            </m:lim>
-          </m:limLow>
-          <m:r>
-            <m:rPr>
-              <m:sty m:val="p"/>
-            </m:rPr>
-            <m:t>.</m:t>
-          </m:r>
-        </m:oMath>
-      </m:oMathPara>
-    </w:p>
-    <w:p>
-      <w:pPr>
-        <w:pStyle w:val="FirstParagraph"/>
         <w:jc w:val="both"/>
         <w:keepNext w:val="0"/>
         <w:keepLines w:val="0"/>
@@ -3609,8 +3772,9 @@
         <w:t xml:space="preserve">concentrates it where a real anomaly is likely to actually appear (near the boundary of the normal manifold, not in the middle of empty space).</w:t>
       </w:r>
     </w:p>
-    <w:bookmarkEnd w:id="12"/>
-    <w:bookmarkStart w:id="13" w:name="X07c836d12fc03f9159913da9e01d3f4d166b8ae"/>
+    <w:bookmarkEnd w:id="19"/>
+    <w:bookmarkEnd w:id="20"/>
+    <w:bookmarkStart w:id="22" w:name="X46852b4909ab66352c68244f12b04a56468ae2a"/>
     <w:p>
       <w:pPr>
         <w:pStyle w:val="Heading2"/>
@@ -3619,7 +3783,7 @@
         <w:widowControl w:val="1"/>
       </w:pPr>
       <w:r>
-        <w:t xml:space="preserve">4. Small-scale experiment</w:t>
+        <w:t xml:space="preserve">5. Experimental setup</w:t>
       </w:r>
     </w:p>
     <w:p>
@@ -3667,7 +3831,7 @@
         </m:r>
       </m:oMath>
       <w:r>
-        <w:t xml:space="preserve">, noise = 0.15) as normals; a held-out validation set of 500 more normals; three off-manifold test sets defined by minimum distance to the training manifold and sampled uniformly in</w:t>
+        <w:t xml:space="preserve">, noise = 0.15) as normals; a held-out validation set of 500 more normals; four off-manifold test sets defined by minimum distance to the training manifold and sampled uniformly in</w:t>
       </w:r>
       <w:r>
         <w:t xml:space="preserve"> </w:t>
@@ -4012,7 +4176,7 @@
         <w:t xml:space="preserve"> </w:t>
       </w:r>
       <w:r>
-        <w:t xml:space="preserve">2. Isolation Forest, 100 trees:</w:t>
+        <w:t xml:space="preserve">2. Isolation Forest [Liu et al., 2008], 100 trees:</w:t>
       </w:r>
       <w:r>
         <w:t xml:space="preserve"> </w:t>
@@ -5457,17 +5621,16 @@
         <w:t xml:space="preserve">Per anomaly set: AUROC of the student's fused output; RMSE between student and teacher fused output; Spearman rank correlation between student and teacher on the anomaly points. Plus normal-side score-fidelity RMSE.</w:t>
       </w:r>
     </w:p>
-    <w:bookmarkEnd w:id="13"/>
-    <w:bookmarkStart w:id="14" w:name="X5fe0e04f87987a314c4517221055d8acb3c05f0"/>
+    <w:bookmarkStart w:id="21" w:name="Xaf52fdced68670408d4d58949e3598b7dbb6d54"/>
     <w:p>
       <w:pPr>
-        <w:pStyle w:val="Heading2"/>
+        <w:pStyle w:val="Heading3"/>
         <w:keepNext/>
         <w:keepLines/>
         <w:widowControl w:val="1"/>
       </w:pPr>
       <w:r>
-        <w:t xml:space="preserve">5. Sanity invariants (stated in advance)</w:t>
+        <w:t xml:space="preserve">5.6 Sanity invariants (stated in advance)</w:t>
       </w:r>
     </w:p>
     <w:p>
@@ -5487,7 +5650,7 @@
         <w:pStyle w:val="Compact"/>
         <w:numPr>
           <w:ilvl w:val="0"/>
-          <w:numId w:val="1003"/>
+          <w:numId w:val="1004"/>
         </w:numPr>
         <w:ind w:left="360" w:hanging="259"/>
         <w:jc w:val="both"/>
@@ -5550,7 +5713,7 @@
         <w:pStyle w:val="Compact"/>
         <w:numPr>
           <w:ilvl w:val="0"/>
-          <w:numId w:val="1003"/>
+          <w:numId w:val="1004"/>
         </w:numPr>
         <w:ind w:left="360" w:hanging="259"/>
         <w:jc w:val="both"/>
@@ -5712,7 +5875,7 @@
         <w:pStyle w:val="Compact"/>
         <w:numPr>
           <w:ilvl w:val="0"/>
-          <w:numId w:val="1003"/>
+          <w:numId w:val="1004"/>
         </w:numPr>
         <w:ind w:left="360" w:hanging="259"/>
         <w:jc w:val="both"/>
@@ -5783,7 +5946,7 @@
         <w:pStyle w:val="Compact"/>
         <w:numPr>
           <w:ilvl w:val="0"/>
-          <w:numId w:val="1003"/>
+          <w:numId w:val="1004"/>
         </w:numPr>
         <w:ind w:left="360" w:hanging="259"/>
         <w:jc w:val="both"/>
@@ -5966,8 +6129,9 @@
         <w:t xml:space="preserve">.</w:t>
       </w:r>
     </w:p>
-    <w:bookmarkEnd w:id="14"/>
-    <w:bookmarkStart w:id="18" w:name="X6284bfae645376599176f6cebd19f1f7fb8d0b5"/>
+    <w:bookmarkEnd w:id="21"/>
+    <w:bookmarkEnd w:id="22"/>
+    <w:bookmarkStart w:id="31" w:name="Xb84024f831f54dd6cf41fa7512b2dfdd301b0cb"/>
     <w:p>
       <w:pPr>
         <w:pStyle w:val="Heading2"/>
@@ -5976,7 +6140,19 @@
         <w:widowControl w:val="1"/>
       </w:pPr>
       <w:r>
-        <w:t xml:space="preserve">6. Results (10 seeds)</w:t>
+        <w:t xml:space="preserve">6. Results</w:t>
+      </w:r>
+    </w:p>
+    <w:bookmarkStart w:id="26" w:name="X5df47351368f43687f4a22d68ce13a3e6cda86c"/>
+    <w:p>
+      <w:pPr>
+        <w:pStyle w:val="Heading3"/>
+        <w:keepNext/>
+        <w:keepLines/>
+        <w:widowControl w:val="1"/>
+      </w:pPr>
+      <w:r>
+        <w:t xml:space="preserve">6.1 Two-moons, 10 seeds</w:t>
       </w:r>
     </w:p>
     <w:p>
@@ -8381,7 +8557,7 @@
         <w:pStyle w:val="Compact"/>
         <w:numPr>
           <w:ilvl w:val="0"/>
-          <w:numId w:val="1004"/>
+          <w:numId w:val="1005"/>
         </w:numPr>
         <w:ind w:left="360" w:hanging="259"/>
         <w:jc w:val="both"/>
@@ -8603,7 +8779,7 @@
         <w:pStyle w:val="Compact"/>
         <w:numPr>
           <w:ilvl w:val="0"/>
-          <w:numId w:val="1004"/>
+          <w:numId w:val="1005"/>
         </w:numPr>
         <w:ind w:left="360" w:hanging="259"/>
         <w:jc w:val="both"/>
@@ -8797,18 +8973,18 @@
           <wp:inline>
             <wp:extent cx="5943600" cy="4322618"/>
             <wp:effectExtent b="0" l="0" r="0" t="0"/>
-            <wp:docPr descr="Contours of the fused teacher and two students, and the S3 query cloud" title="" id="16" name="Picture"/>
+            <wp:docPr descr="Contours of the fused teacher and two students, and the S3 query cloud" title="" id="24" name="Picture"/>
             <a:graphic>
               <a:graphicData uri="http://schemas.openxmlformats.org/drawingml/2006/picture">
                 <pic:pic>
                   <pic:nvPicPr>
-                    <pic:cNvPr descr="figure_main.png" id="17" name="Picture"/>
+                    <pic:cNvPr descr="figure_main.png" id="25" name="Picture"/>
                     <pic:cNvPicPr>
                       <a:picLocks noChangeArrowheads="1" noChangeAspect="1"/>
                     </pic:cNvPicPr>
                   </pic:nvPicPr>
                   <pic:blipFill>
-                    <a:blip r:embed="rId15"/>
+                    <a:blip r:embed="rId23"/>
                     <a:stretch>
                       <a:fillRect/>
                     </a:stretch>
@@ -8979,17 +9155,17 @@
         <w:t xml:space="preserve">from the manifold, exactly where the decision boundary is. This visual mirrors the numerical result: S3 covers the boundary-to-medium band densely and the far field not at all.</w:t>
       </w:r>
     </w:p>
-    <w:bookmarkEnd w:id="18"/>
-    <w:bookmarkStart w:id="22" w:name="X786060a45dc38ec2037064a735e4d0944c0eab4"/>
+    <w:bookmarkEnd w:id="26"/>
+    <w:bookmarkStart w:id="30" w:name="X4bb8dd4ce658de3d2933a30f22b96fb904c40aa"/>
     <w:p>
       <w:pPr>
-        <w:pStyle w:val="Heading2"/>
+        <w:pStyle w:val="Heading3"/>
         <w:keepNext/>
         <w:keepLines/>
         <w:widowControl w:val="1"/>
       </w:pPr>
       <w:r>
-        <w:t xml:space="preserve">6.5 Higher-dimensional stress test</w:t>
+        <w:t xml:space="preserve">6.2 Higher-dimensional stress test</w:t>
       </w:r>
     </w:p>
     <w:p>
@@ -11523,18 +11699,18 @@
           <wp:inline>
             <wp:extent cx="5943600" cy="1584960"/>
             <wp:effectExtent b="0" l="0" r="0" t="0"/>
-            <wp:docPr descr="Student AUROC per band as the input dimension grows" title="" id="20" name="Picture"/>
+            <wp:docPr descr="Student AUROC per band as the input dimension grows" title="" id="28" name="Picture"/>
             <a:graphic>
               <a:graphicData uri="http://schemas.openxmlformats.org/drawingml/2006/picture">
                 <pic:pic>
                   <pic:nvPicPr>
-                    <pic:cNvPr descr="figure_dimscaling.png" id="21" name="Picture"/>
+                    <pic:cNvPr descr="figure_dimscaling.png" id="29" name="Picture"/>
                     <pic:cNvPicPr>
                       <a:picLocks noChangeArrowheads="1" noChangeAspect="1"/>
                     </pic:cNvPicPr>
                   </pic:nvPicPr>
                   <pic:blipFill>
-                    <a:blip r:embed="rId19"/>
+                    <a:blip r:embed="rId27"/>
                     <a:stretch>
                       <a:fillRect/>
                     </a:stretch>
@@ -11582,7 +11758,7 @@
         <w:pStyle w:val="Compact"/>
         <w:numPr>
           <w:ilvl w:val="0"/>
-          <w:numId w:val="1005"/>
+          <w:numId w:val="1006"/>
         </w:numPr>
         <w:ind w:left="360" w:hanging="259"/>
         <w:jc w:val="both"/>
@@ -11802,7 +11978,7 @@
         <w:pStyle w:val="Compact"/>
         <w:numPr>
           <w:ilvl w:val="0"/>
-          <w:numId w:val="1005"/>
+          <w:numId w:val="1006"/>
         </w:numPr>
         <w:ind w:left="360" w:hanging="259"/>
         <w:jc w:val="both"/>
@@ -11949,7 +12125,7 @@
         <w:pStyle w:val="Compact"/>
         <w:numPr>
           <w:ilvl w:val="0"/>
-          <w:numId w:val="1005"/>
+          <w:numId w:val="1006"/>
         </w:numPr>
         <w:ind w:left="360" w:hanging="259"/>
         <w:jc w:val="both"/>
@@ -12034,242 +12210,6 @@
       </w:r>
       <w:r>
         <w:t xml:space="preserve">on most bands, and it costs an order of magnitude less compute (no finite-difference gradients, no chain). Practical implication: on any deployment where a cheap augmentation gets 95% of the win, S1 is the default and S3 is the paper-work.</w:t>
-      </w:r>
-    </w:p>
-    <w:p>
-      <w:pPr>
-        <w:pStyle w:val="Compact"/>
-        <w:numPr>
-          <w:ilvl w:val="0"/>
-          <w:numId w:val="1005"/>
-        </w:numPr>
-        <w:ind w:left="360" w:hanging="259"/>
-        <w:jc w:val="both"/>
-        <w:keepNext w:val="0"/>
-        <w:keepLines w:val="0"/>
-        <w:widowControl w:val="1"/>
-      </w:pPr>
-      <w:r>
-        <w:rPr>
-          <w:b/>
-          <w:bCs/>
-        </w:rPr>
-        <w:t xml:space="preserve">The scaling story flips as</w:t>
-      </w:r>
-      <w:r>
-        <w:rPr>
-          <w:b/>
-          <w:bCs/>
-        </w:rPr>
-        <w:t xml:space="preserve"> </w:t>
-      </w:r>
-      <m:oMath>
-        <m:r>
-          <m:t>d</m:t>
-        </m:r>
-      </m:oMath>
-      <w:r>
-        <w:rPr>
-          <w:b/>
-          <w:bCs/>
-        </w:rPr>
-        <w:t xml:space="preserve"> </w:t>
-      </w:r>
-      <w:r>
-        <w:rPr>
-          <w:b/>
-          <w:bCs/>
-        </w:rPr>
-        <w:t xml:space="preserve">grows</w:t>
-      </w:r>
-      <w:r>
-        <w:t xml:space="preserve">: at</w:t>
-      </w:r>
-      <w:r>
-        <w:t xml:space="preserve"> </w:t>
-      </w:r>
-      <m:oMath>
-        <m:r>
-          <m:t>d</m:t>
-        </m:r>
-        <m:r>
-          <m:rPr>
-            <m:sty m:val="p"/>
-          </m:rPr>
-          <m:t>=</m:t>
-        </m:r>
-        <m:r>
-          <m:t>2</m:t>
-        </m:r>
-      </m:oMath>
-      <w:r>
-        <w:t xml:space="preserve"> </w:t>
-      </w:r>
-      <w:r>
-        <w:t xml:space="preserve">the winners were S3 (near bands) and S2 (far); at</w:t>
-      </w:r>
-      <w:r>
-        <w:t xml:space="preserve"> </w:t>
-      </w:r>
-      <m:oMath>
-        <m:r>
-          <m:t>d</m:t>
-        </m:r>
-        <m:r>
-          <m:rPr>
-            <m:sty m:val="p"/>
-          </m:rPr>
-          <m:t>=</m:t>
-        </m:r>
-        <m:r>
-          <m:t>10</m:t>
-        </m:r>
-      </m:oMath>
-      <w:r>
-        <w:t xml:space="preserve"> </w:t>
-      </w:r>
-      <w:r>
-        <w:t xml:space="preserve">they are both S3. S4 (mixed) buys robustness in exchange for a small close/medium tax; whether that trade is worth it depends on the deployment.</w:t>
-      </w:r>
-    </w:p>
-    <w:p>
-      <w:pPr>
-        <w:pStyle w:val="FirstParagraph"/>
-        <w:jc w:val="both"/>
-        <w:keepNext w:val="0"/>
-        <w:keepLines w:val="0"/>
-        <w:widowControl w:val="1"/>
-      </w:pPr>
-      <w:r>
-        <w:rPr>
-          <w:b/>
-          <w:bCs/>
-        </w:rPr>
-        <w:t xml:space="preserve">Scope of this section.</w:t>
-      </w:r>
-      <w:r>
-        <w:t xml:space="preserve"> </w:t>
-      </w:r>
-      <w:r>
-        <w:t xml:space="preserve">Three seeds is under-powered to distinguish the top two samplers on individual bands where they differ by less than one s.d. (e.g., S3 vs S1 at</w:t>
-      </w:r>
-      <w:r>
-        <w:t xml:space="preserve"> </w:t>
-      </w:r>
-      <m:oMath>
-        <m:r>
-          <m:t>d</m:t>
-        </m:r>
-        <m:r>
-          <m:rPr>
-            <m:sty m:val="p"/>
-          </m:rPr>
-          <m:t>=</m:t>
-        </m:r>
-        <m:r>
-          <m:t>5</m:t>
-        </m:r>
-      </m:oMath>
-      <w:r>
-        <w:t xml:space="preserve"> </w:t>
-      </w:r>
-      <w:r>
-        <w:t xml:space="preserve">on close and medium). The consistent-across-bands pattern is what carries the claim, not any single cell. The synthetic mixture-of-Gaussians is also not a substitute for a real high-dimensional feature space from an application domain — it exists to test the coverage argument on a benchmark where the geometry is under our control.</w:t>
-      </w:r>
-    </w:p>
-    <w:p>
-      <w:pPr>
-        <w:pStyle w:val="BodyText"/>
-        <w:jc w:val="both"/>
-        <w:keepNext w:val="0"/>
-        <w:keepLines w:val="0"/>
-        <w:widowControl w:val="1"/>
-      </w:pPr>
-      <w:r>
-        <w:t xml:space="preserve">Reproduce with:</w:t>
-      </w:r>
-    </w:p>
-    <w:p>
-      <w:pPr>
-        <w:pStyle w:val="BodyText"/>
-        <w:ind w:firstLine="0"/>
-        <w:jc w:val="left"/>
-        <w:keepNext w:val="0"/>
-        <w:keepLines w:val="0"/>
-        <w:widowControl w:val="1"/>
-      </w:pPr>
-      <w:r>
-        <w:rPr>
-          <w:rStyle w:val="ExtensionTok"/>
-          <w:rFonts w:ascii="Consolas" w:hAnsi="Consolas"/>
-          <w:sz w:val="18"/>
-        </w:rPr>
-        <w:t xml:space="preserve">python</w:t>
-      </w:r>
-      <w:r>
-        <w:rPr>
-          <w:rStyle w:val="NormalTok"/>
-          <w:rFonts w:ascii="Consolas" w:hAnsi="Consolas"/>
-          <w:sz w:val="18"/>
-        </w:rPr>
-        <w:t xml:space="preserve"> experiment_highd.py </w:t>
-      </w:r>
-      <w:r>
-        <w:rPr>
-          <w:rStyle w:val="AttributeTok"/>
-          <w:rFonts w:ascii="Consolas" w:hAnsi="Consolas"/>
-          <w:sz w:val="18"/>
-        </w:rPr>
-        <w:t xml:space="preserve">--dims</w:t>
-      </w:r>
-      <w:r>
-        <w:rPr>
-          <w:rStyle w:val="NormalTok"/>
-          <w:rFonts w:ascii="Consolas" w:hAnsi="Consolas"/>
-          <w:sz w:val="18"/>
-        </w:rPr>
-        <w:t xml:space="preserve"> 5 10 </w:t>
-      </w:r>
-      <w:r>
-        <w:rPr>
-          <w:rStyle w:val="AttributeTok"/>
-          <w:rFonts w:ascii="Consolas" w:hAnsi="Consolas"/>
-          <w:sz w:val="18"/>
-        </w:rPr>
-        <w:t xml:space="preserve">--seeds</w:t>
-      </w:r>
-      <w:r>
-        <w:rPr>
-          <w:rStyle w:val="NormalTok"/>
-          <w:rFonts w:ascii="Consolas" w:hAnsi="Consolas"/>
-          <w:sz w:val="18"/>
-        </w:rPr>
-        <w:t xml:space="preserve"> 3</w:t>
-      </w:r>
-    </w:p>
-    <w:bookmarkEnd w:id="22"/>
-    <w:bookmarkStart w:id="23" w:name="Xb557727f44b24a1515d34332149d5ebf41acb36"/>
-    <w:p>
-      <w:pPr>
-        <w:pStyle w:val="Heading2"/>
-        <w:keepNext/>
-        <w:keepLines/>
-        <w:widowControl w:val="1"/>
-      </w:pPr>
-      <w:r>
-        <w:t xml:space="preserve">7. Ablation and diagnosis</w:t>
-      </w:r>
-    </w:p>
-    <w:p>
-      <w:pPr>
-        <w:pStyle w:val="FirstParagraph"/>
-        <w:jc w:val="both"/>
-        <w:keepNext w:val="0"/>
-        <w:keepLines w:val="0"/>
-        <w:widowControl w:val="1"/>
-      </w:pPr>
-      <w:r>
-        <w:t xml:space="preserve">Two intermediate configurations were tested and rejected on the sanity checks or on the metric board; both stay in the log rather than the paper, per this project's wins-only reporting:</w:t>
       </w:r>
     </w:p>
     <w:p>
@@ -12290,7 +12230,7 @@
           <w:b/>
           <w:bCs/>
         </w:rPr>
-        <w:t xml:space="preserve">Naive Langevin with</w:t>
+        <w:t xml:space="preserve">The scaling story flips as</w:t>
       </w:r>
       <w:r>
         <w:rPr>
@@ -12301,7 +12241,7 @@
       </w:r>
       <m:oMath>
         <m:r>
-          <m:t>z</m:t>
+          <m:t>d</m:t>
         </m:r>
       </m:oMath>
       <w:r>
@@ -12309,90 +12249,204 @@
           <w:b/>
           <w:bCs/>
         </w:rPr>
-        <w:t xml:space="preserve">-normalized targets and variance-only</w:t>
+        <w:t xml:space="preserve"> </w:t>
       </w:r>
       <w:r>
         <w:rPr>
           <w:b/>
           <w:bCs/>
         </w:rPr>
+        <w:t xml:space="preserve">grows</w:t>
+      </w:r>
+      <w:r>
+        <w:t xml:space="preserve">: at</w:t>
+      </w:r>
+      <w:r>
         <w:t xml:space="preserve"> </w:t>
       </w:r>
       <m:oMath>
         <m:r>
-          <m:t>U</m:t>
+          <m:t>d</m:t>
+        </m:r>
+        <m:r>
+          <m:rPr>
+            <m:sty m:val="p"/>
+          </m:rPr>
+          <m:t>=</m:t>
+        </m:r>
+        <m:r>
+          <m:t>2</m:t>
         </m:r>
       </m:oMath>
+      <w:r>
+        <w:t xml:space="preserve"> </w:t>
+      </w:r>
+      <w:r>
+        <w:t xml:space="preserve">the winners were S3 (near bands) and S2 (far); at</w:t>
+      </w:r>
+      <w:r>
+        <w:t xml:space="preserve"> </w:t>
+      </w:r>
+      <m:oMath>
+        <m:r>
+          <m:t>d</m:t>
+        </m:r>
+        <m:r>
+          <m:rPr>
+            <m:sty m:val="p"/>
+          </m:rPr>
+          <m:t>=</m:t>
+        </m:r>
+        <m:r>
+          <m:t>10</m:t>
+        </m:r>
+      </m:oMath>
+      <w:r>
+        <w:t xml:space="preserve"> </w:t>
+      </w:r>
+      <w:r>
+        <w:t xml:space="preserve">they are both S3. S4 (mixed) buys robustness in exchange for a small close/medium tax; whether that trade is worth it depends on the deployment.</w:t>
+      </w:r>
+    </w:p>
+    <w:p>
+      <w:pPr>
+        <w:pStyle w:val="FirstParagraph"/>
+        <w:jc w:val="both"/>
+        <w:keepNext w:val="0"/>
+        <w:keepLines w:val="0"/>
+        <w:widowControl w:val="1"/>
+      </w:pPr>
       <w:r>
         <w:rPr>
           <w:b/>
           <w:bCs/>
         </w:rPr>
-        <w:t xml:space="preserve">.</w:t>
-      </w:r>
-      <w:r>
-        <w:t xml:space="preserve"> </w:t>
-      </w:r>
-      <w:r>
-        <w:t xml:space="preserve">All queries drifted to the clipping box; teacher</w:t>
+        <w:t xml:space="preserve">Scope of this section.</w:t>
+      </w:r>
+      <w:r>
+        <w:t xml:space="preserve"> </w:t>
+      </w:r>
+      <w:r>
+        <w:t xml:space="preserve">Three seeds is under-powered to distinguish the top two samplers on individual bands where they differ by less than one s.d. (e.g., S3 vs S1 at</w:t>
       </w:r>
       <w:r>
         <w:t xml:space="preserve"> </w:t>
       </w:r>
       <m:oMath>
         <m:r>
-          <m:t>z</m:t>
-        </m:r>
-      </m:oMath>
-      <w:r>
-        <w:t xml:space="preserve">-scores blew up to</w:t>
-      </w:r>
-      <w:r>
-        <w:t xml:space="preserve"> </w:t>
-      </w:r>
-      <m:oMath>
+          <m:t>d</m:t>
+        </m:r>
         <m:r>
           <m:rPr>
             <m:sty m:val="p"/>
           </m:rPr>
-          <m:t>&gt;</m:t>
-        </m:r>
-        <m:r>
-          <m:t>100</m:t>
-        </m:r>
-        <m:r>
-          <m:t>σ</m:t>
+          <m:t>=</m:t>
+        </m:r>
+        <m:r>
+          <m:t>5</m:t>
         </m:r>
       </m:oMath>
       <w:r>
-        <w:t xml:space="preserve">, corrupting the student's loss.</w:t>
-      </w:r>
-      <w:r>
-        <w:t xml:space="preserve"> </w:t>
-      </w:r>
+        <w:t xml:space="preserve"> </w:t>
+      </w:r>
+      <w:r>
+        <w:t xml:space="preserve">on close and medium). The consistent-across-bands pattern is what carries the claim, not any single cell. The synthetic mixture-of-Gaussians is also not a substitute for a real high-dimensional feature space from an application domain — it exists to test the coverage argument on a benchmark where the geometry is under our control.</w:t>
+      </w:r>
+    </w:p>
+    <w:p>
+      <w:pPr>
+        <w:pStyle w:val="BodyText"/>
+        <w:jc w:val="both"/>
+        <w:keepNext w:val="0"/>
+        <w:keepLines w:val="0"/>
+        <w:widowControl w:val="1"/>
+      </w:pPr>
+      <w:r>
+        <w:t xml:space="preserve">Reproduce with:</w:t>
+      </w:r>
+    </w:p>
+    <w:p>
+      <w:pPr>
+        <w:pStyle w:val="BodyText"/>
+        <w:ind w:firstLine="0"/>
+        <w:jc w:val="left"/>
+        <w:keepNext w:val="0"/>
+        <w:keepLines w:val="0"/>
+        <w:widowControl w:val="1"/>
+      </w:pPr>
       <w:r>
         <w:rPr>
-          <w:b/>
-          <w:bCs/>
+          <w:rStyle w:val="ExtensionTok"/>
+          <w:rFonts w:ascii="Consolas" w:hAnsi="Consolas"/>
+          <w:sz w:val="18"/>
         </w:rPr>
-        <w:t xml:space="preserve">I4 passed but I3 failed</w:t>
-      </w:r>
-      <w:r>
-        <w:t xml:space="preserve"> </w:t>
-      </w:r>
-      <w:r>
-        <w:t xml:space="preserve">(normal-side RMSE</w:t>
-      </w:r>
-      <w:r>
-        <w:t xml:space="preserve"> </w:t>
-      </w:r>
-      <m:oMath>
-        <m:r>
-          <m:t>0.73</m:t>
-        </m:r>
-      </m:oMath>
-      <w:r>
-        <w:t xml:space="preserve">); AUROC unusable.</w:t>
+        <w:t xml:space="preserve">python</w:t>
+      </w:r>
+      <w:r>
+        <w:rPr>
+          <w:rStyle w:val="NormalTok"/>
+          <w:rFonts w:ascii="Consolas" w:hAnsi="Consolas"/>
+          <w:sz w:val="18"/>
+        </w:rPr>
+        <w:t xml:space="preserve"> experiment_highd.py </w:t>
+      </w:r>
+      <w:r>
+        <w:rPr>
+          <w:rStyle w:val="AttributeTok"/>
+          <w:rFonts w:ascii="Consolas" w:hAnsi="Consolas"/>
+          <w:sz w:val="18"/>
+        </w:rPr>
+        <w:t xml:space="preserve">--dims</w:t>
+      </w:r>
+      <w:r>
+        <w:rPr>
+          <w:rStyle w:val="NormalTok"/>
+          <w:rFonts w:ascii="Consolas" w:hAnsi="Consolas"/>
+          <w:sz w:val="18"/>
+        </w:rPr>
+        <w:t xml:space="preserve"> 5 10 </w:t>
+      </w:r>
+      <w:r>
+        <w:rPr>
+          <w:rStyle w:val="AttributeTok"/>
+          <w:rFonts w:ascii="Consolas" w:hAnsi="Consolas"/>
+          <w:sz w:val="18"/>
+        </w:rPr>
+        <w:t xml:space="preserve">--seeds</w:t>
+      </w:r>
+      <w:r>
+        <w:rPr>
+          <w:rStyle w:val="NormalTok"/>
+          <w:rFonts w:ascii="Consolas" w:hAnsi="Consolas"/>
+          <w:sz w:val="18"/>
+        </w:rPr>
+        <w:t xml:space="preserve"> 3</w:t>
+      </w:r>
+    </w:p>
+    <w:bookmarkEnd w:id="30"/>
+    <w:bookmarkEnd w:id="31"/>
+    <w:bookmarkStart w:id="32" w:name="Xb557727f44b24a1515d34332149d5ebf41acb36"/>
+    <w:p>
+      <w:pPr>
+        <w:pStyle w:val="Heading2"/>
+        <w:keepNext/>
+        <w:keepLines/>
+        <w:widowControl w:val="1"/>
+      </w:pPr>
+      <w:r>
+        <w:t xml:space="preserve">7. Ablation and diagnosis</w:t>
+      </w:r>
+    </w:p>
+    <w:p>
+      <w:pPr>
+        <w:pStyle w:val="FirstParagraph"/>
+        <w:jc w:val="both"/>
+        <w:keepNext w:val="0"/>
+        <w:keepLines w:val="0"/>
+        <w:widowControl w:val="1"/>
+      </w:pPr>
+      <w:r>
+        <w:t xml:space="preserve">Two intermediate configurations were tested and rejected on the sanity checks or on the metric board; both stay in the log rather than the paper, per this project's wins-only reporting:</w:t>
       </w:r>
     </w:p>
     <w:p>
@@ -12400,7 +12454,130 @@
         <w:pStyle w:val="Compact"/>
         <w:numPr>
           <w:ilvl w:val="0"/>
-          <w:numId w:val="1006"/>
+          <w:numId w:val="1007"/>
+        </w:numPr>
+        <w:ind w:left="360" w:hanging="259"/>
+        <w:jc w:val="both"/>
+        <w:keepNext w:val="0"/>
+        <w:keepLines w:val="0"/>
+        <w:widowControl w:val="1"/>
+      </w:pPr>
+      <w:r>
+        <w:rPr>
+          <w:b/>
+          <w:bCs/>
+        </w:rPr>
+        <w:t xml:space="preserve">Naive Langevin with</w:t>
+      </w:r>
+      <w:r>
+        <w:rPr>
+          <w:b/>
+          <w:bCs/>
+        </w:rPr>
+        <w:t xml:space="preserve"> </w:t>
+      </w:r>
+      <m:oMath>
+        <m:r>
+          <m:t>z</m:t>
+        </m:r>
+      </m:oMath>
+      <w:r>
+        <w:rPr>
+          <w:b/>
+          <w:bCs/>
+        </w:rPr>
+        <w:t xml:space="preserve">-normalized targets and variance-only</w:t>
+      </w:r>
+      <w:r>
+        <w:rPr>
+          <w:b/>
+          <w:bCs/>
+        </w:rPr>
+        <w:t xml:space="preserve"> </w:t>
+      </w:r>
+      <m:oMath>
+        <m:r>
+          <m:t>U</m:t>
+        </m:r>
+      </m:oMath>
+      <w:r>
+        <w:rPr>
+          <w:b/>
+          <w:bCs/>
+        </w:rPr>
+        <w:t xml:space="preserve">.</w:t>
+      </w:r>
+      <w:r>
+        <w:t xml:space="preserve"> </w:t>
+      </w:r>
+      <w:r>
+        <w:t xml:space="preserve">All queries drifted to the clipping box; teacher</w:t>
+      </w:r>
+      <w:r>
+        <w:t xml:space="preserve"> </w:t>
+      </w:r>
+      <m:oMath>
+        <m:r>
+          <m:t>z</m:t>
+        </m:r>
+      </m:oMath>
+      <w:r>
+        <w:t xml:space="preserve">-scores blew up to</w:t>
+      </w:r>
+      <w:r>
+        <w:t xml:space="preserve"> </w:t>
+      </w:r>
+      <m:oMath>
+        <m:r>
+          <m:rPr>
+            <m:sty m:val="p"/>
+          </m:rPr>
+          <m:t>&gt;</m:t>
+        </m:r>
+        <m:r>
+          <m:t>100</m:t>
+        </m:r>
+        <m:r>
+          <m:t>σ</m:t>
+        </m:r>
+      </m:oMath>
+      <w:r>
+        <w:t xml:space="preserve">, corrupting the student's loss.</w:t>
+      </w:r>
+      <w:r>
+        <w:t xml:space="preserve"> </w:t>
+      </w:r>
+      <w:r>
+        <w:rPr>
+          <w:b/>
+          <w:bCs/>
+        </w:rPr>
+        <w:t xml:space="preserve">I4 passed but I3 failed</w:t>
+      </w:r>
+      <w:r>
+        <w:t xml:space="preserve"> </w:t>
+      </w:r>
+      <w:r>
+        <w:t xml:space="preserve">(normal-side RMSE</w:t>
+      </w:r>
+      <w:r>
+        <w:t xml:space="preserve"> </w:t>
+      </w:r>
+      <m:oMath>
+        <m:r>
+          <m:t>0.73</m:t>
+        </m:r>
+      </m:oMath>
+      <w:r>
+        <w:t xml:space="preserve">); AUROC unusable.</w:t>
+      </w:r>
+    </w:p>
+    <w:p>
+      <w:pPr>
+        <w:pStyle w:val="Compact"/>
+        <w:numPr>
+          <w:ilvl w:val="0"/>
+          <w:numId w:val="1007"/>
         </w:numPr>
         <w:ind w:left="360" w:hanging="259"/>
         <w:jc w:val="both"/>
@@ -12605,8 +12782,8 @@
         <w:t xml:space="preserve">.</w:t>
       </w:r>
     </w:p>
-    <w:bookmarkEnd w:id="23"/>
-    <w:bookmarkStart w:id="24" w:name="X7b7a6f2d5c835aacb9671ab9743ccc215f168f5"/>
+    <w:bookmarkEnd w:id="32"/>
+    <w:bookmarkStart w:id="36" w:name="X8c1abf58e73567575ecbab20602f8a971fd4c73"/>
     <w:p>
       <w:pPr>
         <w:pStyle w:val="Heading2"/>
@@ -12615,7 +12792,19 @@
         <w:widowControl w:val="1"/>
       </w:pPr>
       <w:r>
-        <w:t xml:space="preserve">8. Deployment</w:t>
+        <w:t xml:space="preserve">8. Discussion</w:t>
+      </w:r>
+    </w:p>
+    <w:bookmarkStart w:id="33" w:name="X432d60f9a3fd6b23b9bdf4d91960b9c2f817433"/>
+    <w:p>
+      <w:pPr>
+        <w:pStyle w:val="Heading3"/>
+        <w:keepNext/>
+        <w:keepLines/>
+        <w:widowControl w:val="1"/>
+      </w:pPr>
+      <w:r>
+        <w:t xml:space="preserve">8.1 When does uncertainty-guided sampling win?</w:t>
       </w:r>
     </w:p>
     <w:p>
@@ -12627,20 +12816,112 @@
         <w:widowControl w:val="1"/>
       </w:pPr>
       <w:r>
-        <w:t xml:space="preserve">Once the student is fit, the export path is standard: convert to a framework-agnostic computation graph (e.g. ONNX), apply parameter quantization on the way in, and compile for the target runtime (e.g. TVM). Nothing about the deployment step depends on the choice of sampler; this paper's contribution is upstream, at the training-data step, and is orthogonal to the compression / export tooling.</w:t>
+        <w:t xml:space="preserve">The pattern across §6.1 and §6.2 is that uncertainty-guided sampling helps most in exactly the regime it was designed for: when the ambient input space is large enough that uniform coverage is wasteful, and when the anomalies of interest lie near the training manifold rather than in the far field. At</w:t>
+      </w:r>
+      <w:r>
+        <w:t xml:space="preserve"> </w:t>
+      </w:r>
+      <m:oMath>
+        <m:r>
+          <m:t>d</m:t>
+        </m:r>
+        <m:r>
+          <m:rPr>
+            <m:sty m:val="p"/>
+          </m:rPr>
+          <m:t>=</m:t>
+        </m:r>
+        <m:r>
+          <m:t>2</m:t>
+        </m:r>
+      </m:oMath>
+      <w:r>
+        <w:t xml:space="preserve"> </w:t>
+      </w:r>
+      <w:r>
+        <w:t xml:space="preserve">with a small bounding box, uniform sampling is competitive and the win of S3 is confined to close/medium bands. At</w:t>
+      </w:r>
+      <w:r>
+        <w:t xml:space="preserve"> </w:t>
+      </w:r>
+      <m:oMath>
+        <m:r>
+          <m:t>d</m:t>
+        </m:r>
+        <m:r>
+          <m:rPr>
+            <m:sty m:val="p"/>
+          </m:rPr>
+          <m:t>=</m:t>
+        </m:r>
+        <m:r>
+          <m:t>10</m:t>
+        </m:r>
+      </m:oMath>
+      <w:r>
+        <w:t xml:space="preserve"> </w:t>
+      </w:r>
+      <w:r>
+        <w:t xml:space="preserve">uniform coverage becomes intractable and S3 dominates on all bands including far. The break-even dimensionality between S2 and S3 on the near-manifold bands is between</w:t>
+      </w:r>
+      <w:r>
+        <w:t xml:space="preserve"> </w:t>
+      </w:r>
+      <m:oMath>
+        <m:r>
+          <m:t>d</m:t>
+        </m:r>
+        <m:r>
+          <m:rPr>
+            <m:sty m:val="p"/>
+          </m:rPr>
+          <m:t>=</m:t>
+        </m:r>
+        <m:r>
+          <m:t>2</m:t>
+        </m:r>
+      </m:oMath>
+      <w:r>
+        <w:t xml:space="preserve"> </w:t>
+      </w:r>
+      <w:r>
+        <w:t xml:space="preserve">and</w:t>
+      </w:r>
+      <w:r>
+        <w:t xml:space="preserve"> </w:t>
+      </w:r>
+      <m:oMath>
+        <m:r>
+          <m:t>d</m:t>
+        </m:r>
+        <m:r>
+          <m:rPr>
+            <m:sty m:val="p"/>
+          </m:rPr>
+          <m:t>=</m:t>
+        </m:r>
+        <m:r>
+          <m:t>5</m:t>
+        </m:r>
+      </m:oMath>
+      <w:r>
+        <w:t xml:space="preserve"> </w:t>
+      </w:r>
+      <w:r>
+        <w:t xml:space="preserve">for this benchmark and shifts with the density of the manifold; a real-data test would trace this trade-off directly.</w:t>
       </w:r>
     </w:p>
-    <w:bookmarkEnd w:id="24"/>
-    <w:bookmarkStart w:id="25" w:name="X265fcc3e77710b4a7471eb8cffa613726b4e19c"/>
+    <w:bookmarkEnd w:id="33"/>
+    <w:bookmarkStart w:id="34" w:name="X07ddb4f9bd8867a60d5bd5d35db008e272479a1"/>
     <w:p>
       <w:pPr>
-        <w:pStyle w:val="Heading2"/>
+        <w:pStyle w:val="Heading3"/>
         <w:keepNext/>
         <w:keepLines/>
         <w:widowControl w:val="1"/>
       </w:pPr>
       <w:r>
-        <w:t xml:space="preserve">9. Scope and next steps</w:t>
+        <w:t xml:space="preserve">8.2 Deployment</w:t>
       </w:r>
     </w:p>
     <w:p>
@@ -12652,6 +12933,31 @@
         <w:widowControl w:val="1"/>
       </w:pPr>
       <w:r>
+        <w:t xml:space="preserve">Once the student is fit, the export path is standard: convert to a framework-agnostic computation graph (e.g. ONNX), apply parameter quantization on the way in, and compile for the target runtime (e.g. TVM). Nothing about the deployment step depends on the choice of sampler; this paper's contribution is upstream, at the training-data step, and is orthogonal to the compression / export tooling.</w:t>
+      </w:r>
+    </w:p>
+    <w:bookmarkEnd w:id="34"/>
+    <w:bookmarkStart w:id="35" w:name="X6bfdc5b2420ac49c134cb4d3e53a4be0ee2b4ed"/>
+    <w:p>
+      <w:pPr>
+        <w:pStyle w:val="Heading3"/>
+        <w:keepNext/>
+        <w:keepLines/>
+        <w:widowControl w:val="1"/>
+      </w:pPr>
+      <w:r>
+        <w:t xml:space="preserve">8.3 Limitations and future work</w:t>
+      </w:r>
+    </w:p>
+    <w:p>
+      <w:pPr>
+        <w:pStyle w:val="FirstParagraph"/>
+        <w:jc w:val="both"/>
+        <w:keepNext w:val="0"/>
+        <w:keepLines w:val="0"/>
+        <w:widowControl w:val="1"/>
+      </w:pPr>
+      <w:r>
         <w:t xml:space="preserve">The two-moons + tight-GMM setups are intentionally small:</w:t>
       </w:r>
       <w:r>
@@ -12762,7 +13068,7 @@
         </m:r>
       </m:oMath>
       <w:r>
-        <w:t xml:space="preserve">. Their purpose is to isolate the sampler as the only experimental variable and to expose failure modes that a larger benchmark would hide behind noise. Three follow-ups remain:</w:t>
+        <w:t xml:space="preserve">. Their purpose is to isolate the sampler as the only experimental variable and to expose failure modes that a larger benchmark would hide behind noise. Concrete next steps, in order of expected paper-strengthening per hour of work:</w:t>
       </w:r>
     </w:p>
     <w:p>
@@ -12770,7 +13076,7 @@
         <w:pStyle w:val="Compact"/>
         <w:numPr>
           <w:ilvl w:val="0"/>
-          <w:numId w:val="1007"/>
+          <w:numId w:val="1008"/>
         </w:numPr>
         <w:ind w:left="360" w:hanging="259"/>
         <w:jc w:val="both"/>
@@ -12783,49 +13089,32 @@
           <w:b/>
           <w:bCs/>
         </w:rPr>
-        <w:t xml:space="preserve">More seeds at</w:t>
-      </w:r>
-      <w:r>
-        <w:rPr>
-          <w:b/>
-          <w:bCs/>
-        </w:rPr>
+        <w:t xml:space="preserve">Bug audit of the far-field percentile ceiling.</w:t>
+      </w:r>
+      <w:r>
+        <w:t xml:space="preserve"> </w:t>
+      </w:r>
+      <w:r>
+        <w:t xml:space="preserve">At high</w:t>
+      </w:r>
+      <w:r>
         <w:t xml:space="preserve"> </w:t>
       </w:r>
       <m:oMath>
         <m:r>
           <m:t>d</m:t>
         </m:r>
-        <m:r>
-          <m:rPr>
-            <m:sty m:val="p"/>
-          </m:rPr>
-          <m:t>≥</m:t>
-        </m:r>
-        <m:r>
-          <m:t>5</m:t>
-        </m:r>
       </m:oMath>
       <w:r>
-        <w:rPr>
-          <w:b/>
-          <w:bCs/>
-        </w:rPr>
-        <w:t xml:space="preserve">.</w:t>
-      </w:r>
-      <w:r>
-        <w:t xml:space="preserve"> </w:t>
-      </w:r>
-      <w:r>
-        <w:t xml:space="preserve">The</w:t>
+        <w:t xml:space="preserve"> </w:t>
+      </w:r>
+      <w:r>
+        <w:t xml:space="preserve">every "far" anomaly gets percentile</w:t>
       </w:r>
       <w:r>
         <w:t xml:space="preserve"> </w:t>
       </w:r>
       <m:oMath>
-        <m:r>
-          <m:t>d</m:t>
-        </m:r>
         <m:r>
           <m:rPr>
             <m:sty m:val="p"/>
@@ -12833,71 +13122,11 @@
           <m:t>=</m:t>
         </m:r>
         <m:r>
-          <m:t>5</m:t>
+          <m:t>1</m:t>
         </m:r>
       </m:oMath>
       <w:r>
-        <w:t xml:space="preserve"> </w:t>
-      </w:r>
-      <w:r>
-        <w:t xml:space="preserve">and</w:t>
-      </w:r>
-      <w:r>
-        <w:t xml:space="preserve"> </w:t>
-      </w:r>
-      <m:oMath>
-        <m:r>
-          <m:t>d</m:t>
-        </m:r>
-        <m:r>
-          <m:rPr>
-            <m:sty m:val="p"/>
-          </m:rPr>
-          <m:t>=</m:t>
-        </m:r>
-        <m:r>
-          <m:t>10</m:t>
-        </m:r>
-      </m:oMath>
-      <w:r>
-        <w:t xml:space="preserve"> </w:t>
-      </w:r>
-      <w:r>
-        <w:t xml:space="preserve">results in Section 6.5 are 3 seeds each. The consistent-across-bands pattern already carries the coverage claim, but 10 seeds would tighten the per-cell margins and let us make individual comparisons (e.g. S3 vs S1 at</w:t>
-      </w:r>
-      <w:r>
-        <w:t xml:space="preserve"> </w:t>
-      </w:r>
-      <m:oMath>
-        <m:r>
-          <m:t>d</m:t>
-        </m:r>
-        <m:r>
-          <m:rPr>
-            <m:sty m:val="p"/>
-          </m:rPr>
-          <m:t>=</m:t>
-        </m:r>
-        <m:r>
-          <m:t>5</m:t>
-        </m:r>
-      </m:oMath>
-      <w:r>
-        <w:t xml:space="preserve">) with confidence. Estimated cost: another</w:t>
-      </w:r>
-      <w:r>
-        <w:t xml:space="preserve"> </w:t>
-      </w:r>
-      <m:oMath>
-        <m:r>
-          <m:rPr>
-            <m:sty m:val="p"/>
-          </m:rPr>
-          <m:t>∼</m:t>
-        </m:r>
-      </m:oMath>
-      <w:r>
-        <w:t xml:space="preserve">20 min of CPU.</w:t>
+        <w:t xml:space="preserve">, so the raw "far AUROC" is partly an artifact of tie-breaking. A bandwidth-extended percentile (interpolating past the training max) would give an honest measurement and may shift the far-field comparison.</w:t>
       </w:r>
     </w:p>
     <w:p>
@@ -12905,7 +13134,108 @@
         <w:pStyle w:val="Compact"/>
         <w:numPr>
           <w:ilvl w:val="0"/>
-          <w:numId w:val="1007"/>
+          <w:numId w:val="1008"/>
+        </w:numPr>
+        <w:ind w:left="360" w:hanging="259"/>
+        <w:jc w:val="both"/>
+        <w:keepNext w:val="0"/>
+        <w:keepLines w:val="0"/>
+        <w:widowControl w:val="1"/>
+      </w:pPr>
+      <w:r>
+        <w:rPr>
+          <w:b/>
+          <w:bCs/>
+        </w:rPr>
+        <w:t xml:space="preserve">More seeds at</w:t>
+      </w:r>
+      <w:r>
+        <w:rPr>
+          <w:b/>
+          <w:bCs/>
+        </w:rPr>
+        <w:t xml:space="preserve"> </w:t>
+      </w:r>
+      <m:oMath>
+        <m:r>
+          <m:t>d</m:t>
+        </m:r>
+        <m:r>
+          <m:rPr>
+            <m:sty m:val="p"/>
+          </m:rPr>
+          <m:t>≥</m:t>
+        </m:r>
+        <m:r>
+          <m:t>5</m:t>
+        </m:r>
+      </m:oMath>
+      <w:r>
+        <w:rPr>
+          <w:b/>
+          <w:bCs/>
+        </w:rPr>
+        <w:t xml:space="preserve">.</w:t>
+      </w:r>
+      <w:r>
+        <w:t xml:space="preserve"> </w:t>
+      </w:r>
+      <w:r>
+        <w:t xml:space="preserve">The</w:t>
+      </w:r>
+      <w:r>
+        <w:t xml:space="preserve"> </w:t>
+      </w:r>
+      <m:oMath>
+        <m:r>
+          <m:t>d</m:t>
+        </m:r>
+        <m:r>
+          <m:rPr>
+            <m:sty m:val="p"/>
+          </m:rPr>
+          <m:t>=</m:t>
+        </m:r>
+        <m:r>
+          <m:t>5</m:t>
+        </m:r>
+      </m:oMath>
+      <w:r>
+        <w:t xml:space="preserve"> </w:t>
+      </w:r>
+      <w:r>
+        <w:t xml:space="preserve">and</w:t>
+      </w:r>
+      <w:r>
+        <w:t xml:space="preserve"> </w:t>
+      </w:r>
+      <m:oMath>
+        <m:r>
+          <m:t>d</m:t>
+        </m:r>
+        <m:r>
+          <m:rPr>
+            <m:sty m:val="p"/>
+          </m:rPr>
+          <m:t>=</m:t>
+        </m:r>
+        <m:r>
+          <m:t>10</m:t>
+        </m:r>
+      </m:oMath>
+      <w:r>
+        <w:t xml:space="preserve"> </w:t>
+      </w:r>
+      <w:r>
+        <w:t xml:space="preserve">results are three seeds each; the consistent-across-bands pattern carries the claim, but 10 seeds would let per-cell margins be individually significance-tested.</w:t>
+      </w:r>
+    </w:p>
+    <w:p>
+      <w:pPr>
+        <w:pStyle w:val="Compact"/>
+        <w:numPr>
+          <w:ilvl w:val="0"/>
+          <w:numId w:val="1008"/>
         </w:numPr>
         <w:ind w:left="360" w:hanging="259"/>
         <w:jc w:val="both"/>
@@ -12962,618 +13292,7 @@
         <w:t xml:space="preserve"> </w:t>
       </w:r>
       <w:r>
-        <w:t xml:space="preserve">S4 currently spends half its budget uniformly. A better design would let the Langevin walk itself adapt its radius per-chain — short walks near the boundary, occasional long walks that escape the projection ball — so that a single hyperparameter set covers both regimes without a static 50/50 split. Same runtime cost, same code interface.</w:t>
-      </w:r>
-    </w:p>
-    <w:p>
-      <w:pPr>
-        <w:pStyle w:val="Compact"/>
-        <w:numPr>
-          <w:ilvl w:val="0"/>
-          <w:numId w:val="1007"/>
-        </w:numPr>
-        <w:ind w:left="360" w:hanging="259"/>
-        <w:jc w:val="both"/>
-        <w:keepNext w:val="0"/>
-        <w:keepLines w:val="0"/>
-        <w:widowControl w:val="1"/>
-      </w:pPr>
-      <w:r>
-        <w:rPr>
-          <w:b/>
-          <w:bCs/>
-        </w:rPr>
-        <w:t xml:space="preserve">Real-data benchmark</w:t>
-      </w:r>
-      <w:r>
-        <w:t xml:space="preserve"> </w:t>
-      </w:r>
-      <w:r>
-        <w:t xml:space="preserve">(10-50 D, non-Gaussian). A public tabular anomaly-detection benchmark (KDDCup, MulcrossHTTP, MVTec-AD features), or any domain with genuine unsupervised teachers and no labels. The scaling pattern in Section 6.5 should transfer, but the specific per-band winners will depend on the teachers' actual disagreement geometry on real signals.</w:t>
-      </w:r>
-    </w:p>
-    <w:p>
-      <w:r>
-        <w:pict>
-          <v:rect style="width:0;height:1.5pt" o:hralign="center" o:hrstd="t" o:hr="t"/>
-        </w:pict>
-      </w:r>
-    </w:p>
-    <w:bookmarkEnd w:id="25"/>
-    <w:bookmarkStart w:id="26" w:name="X2f7501af4f8d62aad90210ace514bc630f6bde7"/>
-    <w:p>
-      <w:pPr>
-        <w:pStyle w:val="Heading2"/>
-        <w:keepNext/>
-        <w:keepLines/>
-        <w:widowControl w:val="1"/>
-      </w:pPr>
-      <w:r>
-        <w:t xml:space="preserve">Appendix A — Reference algorithm (batched, as run)</w:t>
-      </w:r>
-    </w:p>
-    <w:p>
-      <w:pPr>
-        <w:pStyle w:val="BodyText"/>
-        <w:ind w:firstLine="0"/>
-        <w:jc w:val="left"/>
-        <w:keepNext w:val="0"/>
-        <w:keepLines w:val="0"/>
-        <w:widowControl w:val="1"/>
-      </w:pPr>
-      <w:r>
-        <w:rPr>
-          <w:rStyle w:val="VerbatimChar"/>
-          <w:rFonts w:ascii="Consolas" w:hAnsi="Consolas"/>
-          <w:sz w:val="18"/>
-        </w:rPr>
-        <w:t xml:space="preserve">Input: normals X_n, teachers {P_k}, KDE p(·) on X_n,</w:t>
-      </w:r>
-      <w:r>
-        <w:rPr>
-          <w:rFonts w:ascii="Consolas" w:hAnsi="Consolas"/>
-          <w:sz w:val="18"/>
-        </w:rPr>
-        <w:br/>
-      </w:r>
-      <w:r>
-        <w:rPr>
-          <w:rStyle w:val="VerbatimChar"/>
-          <w:rFonts w:ascii="Consolas" w:hAnsi="Consolas"/>
-          <w:sz w:val="18"/>
-        </w:rPr>
-        <w:t xml:space="preserve">       percentile map F_k on X_n, query budget M,</w:t>
-      </w:r>
-      <w:r>
-        <w:rPr>
-          <w:rFonts w:ascii="Consolas" w:hAnsi="Consolas"/>
-          <w:sz w:val="18"/>
-        </w:rPr>
-        <w:br/>
-      </w:r>
-      <w:r>
-        <w:rPr>
-          <w:rStyle w:val="VerbatimChar"/>
-          <w:rFonts w:ascii="Consolas" w:hAnsi="Consolas"/>
-          <w:sz w:val="18"/>
-        </w:rPr>
-        <w:t xml:space="preserve">       chain steps T=30, step size eta=0.04, prior weight beta=0.5,</w:t>
-      </w:r>
-      <w:r>
-        <w:rPr>
-          <w:rFonts w:ascii="Consolas" w:hAnsi="Consolas"/>
-          <w:sz w:val="18"/>
-        </w:rPr>
-        <w:br/>
-      </w:r>
-      <w:r>
-        <w:rPr>
-          <w:rStyle w:val="VerbatimChar"/>
-          <w:rFonts w:ascii="Consolas" w:hAnsi="Consolas"/>
-          <w:sz w:val="18"/>
-        </w:rPr>
-        <w:t xml:space="preserve">       temperature tau=0.3, drift alpha=10, radius rho_max=0.7,</w:t>
-      </w:r>
-      <w:r>
-        <w:rPr>
-          <w:rFonts w:ascii="Consolas" w:hAnsi="Consolas"/>
-          <w:sz w:val="18"/>
-        </w:rPr>
-        <w:br/>
-      </w:r>
-      <w:r>
-        <w:rPr>
-          <w:rStyle w:val="VerbatimChar"/>
-          <w:rFonts w:ascii="Consolas" w:hAnsi="Consolas"/>
-          <w:sz w:val="18"/>
-        </w:rPr>
-        <w:t xml:space="preserve">       finite-difference step h=0.02.</w:t>
-      </w:r>
-      <w:r>
-        <w:rPr>
-          <w:rFonts w:ascii="Consolas" w:hAnsi="Consolas"/>
-          <w:sz w:val="18"/>
-        </w:rPr>
-        <w:br/>
-      </w:r>
-      <w:r>
-        <w:rPr>
-          <w:rStyle w:val="VerbatimChar"/>
-          <w:rFonts w:ascii="Consolas" w:hAnsi="Consolas"/>
-          <w:sz w:val="18"/>
-        </w:rPr>
-        <w:t xml:space="preserve">Output: query set X_g of shape (M, d).</w:t>
-      </w:r>
-      <w:r>
-        <w:rPr>
-          <w:rFonts w:ascii="Consolas" w:hAnsi="Consolas"/>
-          <w:sz w:val="18"/>
-        </w:rPr>
-        <w:br/>
-      </w:r>
-      <w:r>
-        <w:rPr>
-          <w:rFonts w:ascii="Consolas" w:hAnsi="Consolas"/>
-          <w:sz w:val="18"/>
-        </w:rPr>
-        <w:br/>
-      </w:r>
-      <w:r>
-        <w:rPr>
-          <w:rStyle w:val="VerbatimChar"/>
-          <w:rFonts w:ascii="Consolas" w:hAnsi="Consolas"/>
-          <w:sz w:val="18"/>
-        </w:rPr>
-        <w:t xml:space="preserve">x &lt;- sample M rows from X_n (with replacement)</w:t>
-      </w:r>
-      <w:r>
-        <w:rPr>
-          <w:rFonts w:ascii="Consolas" w:hAnsi="Consolas"/>
-          <w:sz w:val="18"/>
-        </w:rPr>
-        <w:br/>
-      </w:r>
-      <w:r>
-        <w:rPr>
-          <w:rStyle w:val="VerbatimChar"/>
-          <w:rFonts w:ascii="Consolas" w:hAnsi="Consolas"/>
-          <w:sz w:val="18"/>
-        </w:rPr>
-        <w:t xml:space="preserve">for t = 1..T:</w:t>
-      </w:r>
-      <w:r>
-        <w:rPr>
-          <w:rFonts w:ascii="Consolas" w:hAnsi="Consolas"/>
-          <w:sz w:val="18"/>
-        </w:rPr>
-        <w:br/>
-      </w:r>
-      <w:r>
-        <w:rPr>
-          <w:rStyle w:val="VerbatimChar"/>
-          <w:rFonts w:ascii="Consolas" w:hAnsi="Consolas"/>
-          <w:sz w:val="18"/>
-        </w:rPr>
-        <w:t xml:space="preserve">    # Uncertainty potential and its gradient (percentile ranks are bounded).</w:t>
-      </w:r>
-      <w:r>
-        <w:rPr>
-          <w:rFonts w:ascii="Consolas" w:hAnsi="Consolas"/>
-          <w:sz w:val="18"/>
-        </w:rPr>
-        <w:br/>
-      </w:r>
-      <w:r>
-        <w:rPr>
-          <w:rStyle w:val="VerbatimChar"/>
-          <w:rFonts w:ascii="Consolas" w:hAnsi="Consolas"/>
-          <w:sz w:val="18"/>
-        </w:rPr>
-        <w:t xml:space="preserve">    def U(x): p &lt;- F(P(x));  return Var_k p + alpha * Mean_k p</w:t>
-      </w:r>
-      <w:r>
-        <w:rPr>
-          <w:rFonts w:ascii="Consolas" w:hAnsi="Consolas"/>
-          <w:sz w:val="18"/>
-        </w:rPr>
-        <w:br/>
-      </w:r>
-      <w:r>
-        <w:rPr>
-          <w:rStyle w:val="VerbatimChar"/>
-          <w:rFonts w:ascii="Consolas" w:hAnsi="Consolas"/>
-          <w:sz w:val="18"/>
-        </w:rPr>
-        <w:t xml:space="preserve">    for i in 1..d:</w:t>
-      </w:r>
-      <w:r>
-        <w:rPr>
-          <w:rFonts w:ascii="Consolas" w:hAnsi="Consolas"/>
-          <w:sz w:val="18"/>
-        </w:rPr>
-        <w:br/>
-      </w:r>
-      <w:r>
-        <w:rPr>
-          <w:rStyle w:val="VerbatimChar"/>
-          <w:rFonts w:ascii="Consolas" w:hAnsi="Consolas"/>
-          <w:sz w:val="18"/>
-        </w:rPr>
-        <w:t xml:space="preserve">        g_U[:, i] &lt;- (U(x + h e_i) - U(x - h e_i)) / (2 h)</w:t>
-      </w:r>
-      <w:r>
-        <w:rPr>
-          <w:rFonts w:ascii="Consolas" w:hAnsi="Consolas"/>
-          <w:sz w:val="18"/>
-        </w:rPr>
-        <w:br/>
-      </w:r>
-      <w:r>
-        <w:rPr>
-          <w:rStyle w:val="VerbatimChar"/>
-          <w:rFonts w:ascii="Consolas" w:hAnsi="Consolas"/>
-          <w:sz w:val="18"/>
-        </w:rPr>
-        <w:t xml:space="preserve">        g_p[:, i] &lt;- (log p(x + h e_i) - log p(x - h e_i)) / (2 h)</w:t>
-      </w:r>
-      <w:r>
-        <w:rPr>
-          <w:rFonts w:ascii="Consolas" w:hAnsi="Consolas"/>
-          <w:sz w:val="18"/>
-        </w:rPr>
-        <w:br/>
-      </w:r>
-      <w:r>
-        <w:rPr>
-          <w:rStyle w:val="VerbatimChar"/>
-          <w:rFonts w:ascii="Consolas" w:hAnsi="Consolas"/>
-          <w:sz w:val="18"/>
-        </w:rPr>
-        <w:t xml:space="preserve">    x &lt;- x + eta * (g_U + beta * g_p) + sqrt(2 eta tau) * N(0, I)</w:t>
-      </w:r>
-      <w:r>
-        <w:rPr>
-          <w:rFonts w:ascii="Consolas" w:hAnsi="Consolas"/>
-          <w:sz w:val="18"/>
-        </w:rPr>
-        <w:br/>
-      </w:r>
-      <w:r>
-        <w:rPr>
-          <w:rStyle w:val="VerbatimChar"/>
-          <w:rFonts w:ascii="Consolas" w:hAnsi="Consolas"/>
-          <w:sz w:val="18"/>
-        </w:rPr>
-        <w:t xml:space="preserve">    # Radial projection: pull points &gt; rho_max from nearest normal back to</w:t>
-      </w:r>
-      <w:r>
-        <w:rPr>
-          <w:rFonts w:ascii="Consolas" w:hAnsi="Consolas"/>
-          <w:sz w:val="18"/>
-        </w:rPr>
-        <w:br/>
-      </w:r>
-      <w:r>
-        <w:rPr>
-          <w:rStyle w:val="VerbatimChar"/>
-          <w:rFonts w:ascii="Consolas" w:hAnsi="Consolas"/>
-          <w:sz w:val="18"/>
-        </w:rPr>
-        <w:t xml:space="preserve">    # the rho_max ball around that normal.</w:t>
-      </w:r>
-      <w:r>
-        <w:rPr>
-          <w:rFonts w:ascii="Consolas" w:hAnsi="Consolas"/>
-          <w:sz w:val="18"/>
-        </w:rPr>
-        <w:br/>
-      </w:r>
-      <w:r>
-        <w:rPr>
-          <w:rStyle w:val="VerbatimChar"/>
-          <w:rFonts w:ascii="Consolas" w:hAnsi="Consolas"/>
-          <w:sz w:val="18"/>
-        </w:rPr>
-        <w:t xml:space="preserve">    d_nn, i_nn &lt;- 1-NN(x, X_n)</w:t>
-      </w:r>
-      <w:r>
-        <w:rPr>
-          <w:rFonts w:ascii="Consolas" w:hAnsi="Consolas"/>
-          <w:sz w:val="18"/>
-        </w:rPr>
-        <w:br/>
-      </w:r>
-      <w:r>
-        <w:rPr>
-          <w:rStyle w:val="VerbatimChar"/>
-          <w:rFonts w:ascii="Consolas" w:hAnsi="Consolas"/>
-          <w:sz w:val="18"/>
-        </w:rPr>
-        <w:t xml:space="preserve">    mask &lt;- d_nn &gt; rho_max</w:t>
-      </w:r>
-      <w:r>
-        <w:rPr>
-          <w:rFonts w:ascii="Consolas" w:hAnsi="Consolas"/>
-          <w:sz w:val="18"/>
-        </w:rPr>
-        <w:br/>
-      </w:r>
-      <w:r>
-        <w:rPr>
-          <w:rStyle w:val="VerbatimChar"/>
-          <w:rFonts w:ascii="Consolas" w:hAnsi="Consolas"/>
-          <w:sz w:val="18"/>
-        </w:rPr>
-        <w:t xml:space="preserve">    x[mask] &lt;- X_n[i_nn][mask] + (x[mask] - X_n[i_nn][mask]) * rho_max / d_nn[mask]</w:t>
-      </w:r>
-      <w:r>
-        <w:rPr>
-          <w:rFonts w:ascii="Consolas" w:hAnsi="Consolas"/>
-          <w:sz w:val="18"/>
-        </w:rPr>
-        <w:br/>
-      </w:r>
-      <w:r>
-        <w:rPr>
-          <w:rStyle w:val="VerbatimChar"/>
-          <w:rFonts w:ascii="Consolas" w:hAnsi="Consolas"/>
-          <w:sz w:val="18"/>
-        </w:rPr>
-        <w:t xml:space="preserve">return x</w:t>
-      </w:r>
-    </w:p>
-    <w:p>
-      <w:pPr>
-        <w:pStyle w:val="FirstParagraph"/>
-        <w:jc w:val="both"/>
-        <w:keepNext w:val="0"/>
-        <w:keepLines w:val="0"/>
-        <w:widowControl w:val="1"/>
-      </w:pPr>
-      <w:r>
-        <w:t xml:space="preserve">Score gradients through blackbox teachers are computed by central finite differences over the input dimensions; when a teacher exposes an analytic surrogate (e.g., autoencoder reconstruction error) the surrogate's gradient is used.</w:t>
-      </w:r>
-    </w:p>
-    <w:bookmarkEnd w:id="26"/>
-    <w:bookmarkStart w:id="28" w:name="appendix-b-runnable-experiment"/>
-    <w:p>
-      <w:pPr>
-        <w:pStyle w:val="Heading2"/>
-        <w:keepNext/>
-        <w:keepLines/>
-        <w:widowControl w:val="1"/>
-      </w:pPr>
-      <w:r>
-        <w:t xml:space="preserve">Appendix B — Runnable experiment</w:t>
-      </w:r>
-    </w:p>
-    <w:p>
-      <w:pPr>
-        <w:pStyle w:val="FirstParagraph"/>
-        <w:jc w:val="both"/>
-        <w:keepNext w:val="0"/>
-        <w:keepLines w:val="0"/>
-        <w:widowControl w:val="1"/>
-      </w:pPr>
-      <w:r>
-        <w:t xml:space="preserve">The full experiment used to produce Section 6 is one CPU-only file, ~350 lines of NumPy + scikit-learn:</w:t>
-      </w:r>
-      <w:r>
-        <w:t xml:space="preserve"> </w:t>
-      </w:r>
-      <w:hyperlink r:id="rId27">
-        <w:r>
-          <w:rPr>
-            <w:rStyle w:val="Hyperlink"/>
-          </w:rPr>
-          <w:t xml:space="preserve">experiment.py</w:t>
-        </w:r>
-      </w:hyperlink>
-      <w:r>
-        <w:t xml:space="preserve">. Reproduce with</w:t>
-      </w:r>
-    </w:p>
-    <w:p>
-      <w:pPr>
-        <w:pStyle w:val="BodyText"/>
-        <w:ind w:firstLine="0"/>
-        <w:jc w:val="left"/>
-        <w:keepNext w:val="0"/>
-        <w:keepLines w:val="0"/>
-        <w:widowControl w:val="1"/>
-      </w:pPr>
-      <w:r>
-        <w:rPr>
-          <w:rStyle w:val="ExtensionTok"/>
-          <w:rFonts w:ascii="Consolas" w:hAnsi="Consolas"/>
-          <w:sz w:val="18"/>
-        </w:rPr>
-        <w:t xml:space="preserve">python</w:t>
-      </w:r>
-      <w:r>
-        <w:rPr>
-          <w:rStyle w:val="NormalTok"/>
-          <w:rFonts w:ascii="Consolas" w:hAnsi="Consolas"/>
-          <w:sz w:val="18"/>
-        </w:rPr>
-        <w:t xml:space="preserve"> experiment.py </w:t>
-      </w:r>
-      <w:r>
-        <w:rPr>
-          <w:rStyle w:val="AttributeTok"/>
-          <w:rFonts w:ascii="Consolas" w:hAnsi="Consolas"/>
-          <w:sz w:val="18"/>
-        </w:rPr>
-        <w:t xml:space="preserve">--smoketest</w:t>
-      </w:r>
-      <w:r>
-        <w:rPr>
-          <w:rStyle w:val="NormalTok"/>
-          <w:rFonts w:ascii="Consolas" w:hAnsi="Consolas"/>
-          <w:sz w:val="18"/>
-        </w:rPr>
-        <w:t xml:space="preserve">   </w:t>
-      </w:r>
-      <w:r>
-        <w:rPr>
-          <w:rStyle w:val="CommentTok"/>
-          <w:rFonts w:ascii="Consolas" w:hAnsi="Consolas"/>
-          <w:sz w:val="18"/>
-        </w:rPr>
-        <w:t xml:space="preserve"># ~10 s: prints I1-I4 invariants only</w:t>
-      </w:r>
-      <w:r>
-        <w:rPr>
-          <w:rFonts w:ascii="Consolas" w:hAnsi="Consolas"/>
-          <w:sz w:val="18"/>
-        </w:rPr>
-        <w:br/>
-      </w:r>
-      <w:r>
-        <w:rPr>
-          <w:rStyle w:val="ExtensionTok"/>
-          <w:rFonts w:ascii="Consolas" w:hAnsi="Consolas"/>
-          <w:sz w:val="18"/>
-        </w:rPr>
-        <w:t xml:space="preserve">python</w:t>
-      </w:r>
-      <w:r>
-        <w:rPr>
-          <w:rStyle w:val="NormalTok"/>
-          <w:rFonts w:ascii="Consolas" w:hAnsi="Consolas"/>
-          <w:sz w:val="18"/>
-        </w:rPr>
-        <w:t xml:space="preserve"> experiment.py </w:t>
-      </w:r>
-      <w:r>
-        <w:rPr>
-          <w:rStyle w:val="AttributeTok"/>
-          <w:rFonts w:ascii="Consolas" w:hAnsi="Consolas"/>
-          <w:sz w:val="18"/>
-        </w:rPr>
-        <w:t xml:space="preserve">--seeds</w:t>
-      </w:r>
-      <w:r>
-        <w:rPr>
-          <w:rStyle w:val="NormalTok"/>
-          <w:rFonts w:ascii="Consolas" w:hAnsi="Consolas"/>
-          <w:sz w:val="18"/>
-        </w:rPr>
-        <w:t xml:space="preserve"> 10    </w:t>
-      </w:r>
-      <w:r>
-        <w:rPr>
-          <w:rStyle w:val="CommentTok"/>
-          <w:rFonts w:ascii="Consolas" w:hAnsi="Consolas"/>
-          <w:sz w:val="18"/>
-        </w:rPr>
-        <w:t xml:space="preserve"># ~7 min: full sweep, writes results/*</w:t>
-      </w:r>
-    </w:p>
-    <w:p>
-      <w:pPr>
-        <w:pStyle w:val="FirstParagraph"/>
-        <w:jc w:val="both"/>
-        <w:keepNext w:val="0"/>
-        <w:keepLines w:val="0"/>
-        <w:widowControl w:val="1"/>
-      </w:pPr>
-      <w:r>
-        <w:t xml:space="preserve">Outputs:</w:t>
-      </w:r>
-      <w:r>
-        <w:t xml:space="preserve"> </w:t>
-      </w:r>
-      <w:r>
-        <w:rPr>
-          <w:rStyle w:val="VerbatimChar"/>
-        </w:rPr>
-        <w:t xml:space="preserve">results/results.csv</w:t>
-      </w:r>
-      <w:r>
-        <w:t xml:space="preserve"> </w:t>
-      </w:r>
-      <w:r>
-        <w:t xml:space="preserve">(one row per seed × condition × metric),</w:t>
-      </w:r>
-      <w:r>
-        <w:t xml:space="preserve"> </w:t>
-      </w:r>
-      <w:r>
-        <w:rPr>
-          <w:rStyle w:val="VerbatimChar"/>
-        </w:rPr>
-        <w:t xml:space="preserve">results/invariants.txt</w:t>
-      </w:r>
-      <w:r>
-        <w:t xml:space="preserve"> </w:t>
-      </w:r>
-      <w:r>
-        <w:t xml:space="preserve">(I1-I4 log),</w:t>
-      </w:r>
-      <w:r>
-        <w:t xml:space="preserve"> </w:t>
-      </w:r>
-      <w:r>
-        <w:rPr>
-          <w:rStyle w:val="VerbatimChar"/>
-        </w:rPr>
-        <w:t xml:space="preserve">results/figures/main.png</w:t>
-      </w:r>
-      <w:r>
-        <w:t xml:space="preserve"> </w:t>
-      </w:r>
-      <w:r>
-        <w:t xml:space="preserve">(the figure in Section 6). All samplers and the sanity invariants are single functions; the diff between the naive-Langevin ablation and the paper's sampler is one line (the added</w:t>
-      </w:r>
-      <w:r>
-        <w:t xml:space="preserve"> </w:t>
-      </w:r>
-      <m:oMath>
-        <m:r>
-          <m:t>α</m:t>
-        </m:r>
-        <m:acc>
-          <m:accPr>
-            <m:chr m:val="‾"/>
-          </m:accPr>
-          <m:e>
-            <m:r>
-              <m:t>p</m:t>
-            </m:r>
-          </m:e>
-        </m:acc>
-      </m:oMath>
-      <w:r>
-        <w:t xml:space="preserve"> </w:t>
-      </w:r>
-      <w:r>
-        <w:t xml:space="preserve">drift term in</w:t>
-      </w:r>
-      <w:r>
-        <w:t xml:space="preserve"> </w:t>
-      </w:r>
-      <w:r>
-        <w:rPr>
-          <w:rStyle w:val="VerbatimChar"/>
-        </w:rPr>
-        <w:t xml:space="preserve">U(pts)</w:t>
-      </w:r>
-      <w:r>
-        <w:t xml:space="preserve">).</w:t>
-      </w:r>
-    </w:p>
-    <w:bookmarkEnd w:id="28"/>
-    <w:bookmarkStart w:id="29" w:name="references-light"/>
-    <w:p>
-      <w:pPr>
-        <w:pStyle w:val="Heading2"/>
-        <w:keepNext/>
-        <w:keepLines/>
-        <w:widowControl w:val="1"/>
-      </w:pPr>
-      <w:r>
-        <w:t xml:space="preserve">References (light)</w:t>
+        <w:t xml:space="preserve">S4 currently spends half its budget uniformly. A better design would let the Langevin walk itself adapt its radius per-chain — short walks near the boundary, occasional long walks that escape the projection ball — so that a single hyperparameter set covers both regimes without a static 50/50 split.</w:t>
       </w:r>
     </w:p>
     <w:p>
@@ -13590,23 +13309,17 @@
         <w:widowControl w:val="1"/>
       </w:pPr>
       <w:r>
-        <w:t xml:space="preserve">Hinton, Vinyals, Dean.</w:t>
-      </w:r>
-      <w:r>
-        <w:t xml:space="preserve"> </w:t>
-      </w:r>
-      <w:r>
         <w:rPr>
-          <w:i/>
-          <w:iCs/>
+          <w:b/>
+          <w:bCs/>
         </w:rPr>
-        <w:t xml:space="preserve">Distilling the knowledge in a neural network</w:t>
-      </w:r>
-      <w:r>
-        <w:t xml:space="preserve"> </w:t>
-      </w:r>
-      <w:r>
-        <w:t xml:space="preserve">(2015).</w:t>
+        <w:t xml:space="preserve">Real-data benchmark</w:t>
+      </w:r>
+      <w:r>
+        <w:t xml:space="preserve"> </w:t>
+      </w:r>
+      <w:r>
+        <w:t xml:space="preserve">(10-50 D, non-Gaussian). A public tabular anomaly-detection benchmark (KDDCup, MulcrossHTTP, MVTec-AD features), or any domain with genuine unsupervised teachers and no labels. The scaling pattern in §6.2 should transfer, but the specific per-band winners will depend on the teachers' actual disagreement geometry on real signals.</w:t>
       </w:r>
     </w:p>
     <w:p>
@@ -13623,40 +13336,128 @@
         <w:widowControl w:val="1"/>
       </w:pPr>
       <w:r>
-        <w:t xml:space="preserve">Ruff et al.</w:t>
-      </w:r>
-      <w:r>
-        <w:t xml:space="preserve"> </w:t>
-      </w:r>
-      <w:r>
         <w:rPr>
-          <w:i/>
-          <w:iCs/>
+          <w:b/>
+          <w:bCs/>
         </w:rPr>
-        <w:t xml:space="preserve">A unifying review of deep and shallow anomaly detection</w:t>
-      </w:r>
-      <w:r>
-        <w:t xml:space="preserve"> </w:t>
-      </w:r>
-      <w:r>
-        <w:t xml:space="preserve">(2021).</w:t>
+        <w:t xml:space="preserve">Student-aware active learning.</w:t>
+      </w:r>
+      <w:r>
+        <w:t xml:space="preserve"> </w:t>
+      </w:r>
+      <w:r>
+        <w:t xml:space="preserve">Two-round protocol: (i) train student S0 on normals only, (ii) generate queries where</w:t>
+      </w:r>
+      <w:r>
+        <w:t xml:space="preserve"> </w:t>
+      </w:r>
+      <m:oMath>
+        <m:r>
+          <m:rPr>
+            <m:sty m:val="p"/>
+          </m:rPr>
+          <m:t>|</m:t>
+        </m:r>
+        <m:sSub>
+          <m:e>
+            <m:r>
+              <m:t>f</m:t>
+            </m:r>
+          </m:e>
+          <m:sub>
+            <m:r>
+              <m:rPr>
+                <m:nor/>
+                <m:sty m:val="p"/>
+              </m:rPr>
+              <m:t>S0</m:t>
+            </m:r>
+          </m:sub>
+        </m:sSub>
+        <m:r>
+          <m:rPr>
+            <m:sty m:val="p"/>
+          </m:rPr>
+          <m:t>(</m:t>
+        </m:r>
+        <m:r>
+          <m:t>x</m:t>
+        </m:r>
+        <m:r>
+          <m:rPr>
+            <m:sty m:val="p"/>
+          </m:rPr>
+          <m:t>)</m:t>
+        </m:r>
+        <m:r>
+          <m:rPr>
+            <m:sty m:val="p"/>
+          </m:rPr>
+          <m:t>−</m:t>
+        </m:r>
+        <m:acc>
+          <m:accPr>
+            <m:chr m:val="‾"/>
+          </m:accPr>
+          <m:e>
+            <m:r>
+              <m:t>p</m:t>
+            </m:r>
+          </m:e>
+        </m:acc>
+        <m:r>
+          <m:rPr>
+            <m:sty m:val="p"/>
+          </m:rPr>
+          <m:t>(</m:t>
+        </m:r>
+        <m:r>
+          <m:t>x</m:t>
+        </m:r>
+        <m:r>
+          <m:rPr>
+            <m:sty m:val="p"/>
+          </m:rPr>
+          <m:t>)</m:t>
+        </m:r>
+        <m:r>
+          <m:rPr>
+            <m:sty m:val="p"/>
+          </m:rPr>
+          <m:t>|</m:t>
+        </m:r>
+      </m:oMath>
+      <w:r>
+        <w:t xml:space="preserve"> </w:t>
+      </w:r>
+      <w:r>
+        <w:t xml:space="preserve">is largest under the manifold prior, and retrain. Standard active-learning practice, and typically beats variance-only uncertainty potentials at similar compute.</w:t>
+      </w:r>
+    </w:p>
+    <w:bookmarkEnd w:id="35"/>
+    <w:bookmarkEnd w:id="36"/>
+    <w:bookmarkStart w:id="37" w:name="Xf084a3aad2ba019113a3f84a3b857d0628c92ce"/>
+    <w:p>
+      <w:pPr>
+        <w:pStyle w:val="Heading2"/>
+        <w:keepNext/>
+        <w:keepLines/>
+        <w:widowControl w:val="1"/>
+      </w:pPr>
+      <w:r>
+        <w:t xml:space="preserve">9. Conclusion</w:t>
       </w:r>
     </w:p>
     <w:p>
       <w:pPr>
-        <w:pStyle w:val="Compact"/>
-        <w:numPr>
-          <w:ilvl w:val="0"/>
-          <w:numId w:val="1008"/>
-        </w:numPr>
-        <w:ind w:left="360" w:hanging="259"/>
+        <w:pStyle w:val="FirstParagraph"/>
         <w:jc w:val="both"/>
         <w:keepNext w:val="0"/>
         <w:keepLines w:val="0"/>
         <w:widowControl w:val="1"/>
       </w:pPr>
       <w:r>
-        <w:t xml:space="preserve">Welling &amp; Teh.</w:t>
+        <w:t xml:space="preserve">Distilling a system of blackbox unsupervised anomaly-detection pipelines into a small student is really a</w:t>
       </w:r>
       <w:r>
         <w:t xml:space="preserve"> </w:t>
@@ -13666,17 +13467,1689 @@
           <w:i/>
           <w:iCs/>
         </w:rPr>
-        <w:t xml:space="preserve">Bayesian learning via stochastic gradient Langevin dynamics</w:t>
-      </w:r>
-      <w:r>
-        <w:t xml:space="preserve"> </w:t>
-      </w:r>
-      <w:r>
-        <w:t xml:space="preserve">(2011).</w:t>
+        <w:t xml:space="preserve">training-data</w:t>
+      </w:r>
+      <w:r>
+        <w:t xml:space="preserve"> </w:t>
+      </w:r>
+      <w:r>
+        <w:t xml:space="preserve">problem, not a modelling one. When the only labels are "normal", the practitioner must synthesize queries that carry information about the teachers' behavior on the unseen anomalous side. We showed that a Langevin walk on a percentile-normalized inter-teacher disagreement potential, combined with a drift toward the anomalous side and a radial projection back to the training manifold, produces query clouds that concentrate exactly where the decision boundary lives. On a controlled 2-D benchmark the resulting student matches or beats every baseline on the near-manifold anomaly bands; on a</w:t>
+      </w:r>
+      <w:r>
+        <w:t xml:space="preserve"> </w:t>
+      </w:r>
+      <m:oMath>
+        <m:r>
+          <m:t>d</m:t>
+        </m:r>
+        <m:r>
+          <m:rPr>
+            <m:sty m:val="p"/>
+          </m:rPr>
+          <m:t>=</m:t>
+        </m:r>
+        <m:r>
+          <m:t>10</m:t>
+        </m:r>
+      </m:oMath>
+      <w:r>
+        <w:t xml:space="preserve"> </w:t>
+      </w:r>
+      <w:r>
+        <w:t xml:space="preserve">stress test it dominates on all four bands while uniform augmentation collapses. Both variants of the sampler (pure uncertainty-guided and mixed with uniform) sit on well-defined points of the coverage-vs-focus trade-off; the mixed variant is the practical default when the deployment domain spans both boundary anomalies and gross out-of-distribution inputs. All code, results, and the paper build pipeline are open-source.</w:t>
       </w:r>
     </w:p>
-    <w:bookmarkEnd w:id="29"/>
-    <w:bookmarkEnd w:id="30"/>
+    <w:bookmarkEnd w:id="37"/>
+    <w:bookmarkStart w:id="38" w:name="references"/>
+    <w:p>
+      <w:pPr>
+        <w:pStyle w:val="ReferencesHeading"/>
+        <w:jc w:val="left"/>
+        <w:keepNext/>
+        <w:keepLines/>
+        <w:widowControl w:val="1"/>
+      </w:pPr>
+      <w:r>
+        <w:t xml:space="preserve">References</w:t>
+      </w:r>
+    </w:p>
+    <w:p>
+      <w:pPr>
+        <w:pStyle w:val="ReferenceEntry"/>
+        <w:spacing w:after="100"/>
+        <w:ind w:left="475" w:hanging="475"/>
+        <w:jc w:val="left"/>
+        <w:keepNext w:val="0"/>
+        <w:keepLines w:val="0"/>
+        <w:widowControl w:val="1"/>
+      </w:pPr>
+      <w:r>
+        <w:rPr>
+          <w:rFonts w:ascii="Georgia" w:hAnsi="Georgia"/>
+          <w:sz w:val="20"/>
+        </w:rPr>
+        <w:t xml:space="preserve">1. </w:t>
+      </w:r>
+      <w:r>
+        <w:t xml:space="preserve">Angluin, D. (1988).</w:t>
+      </w:r>
+      <w:r>
+        <w:t xml:space="preserve"> </w:t>
+      </w:r>
+      <w:r>
+        <w:rPr>
+          <w:i/>
+          <w:iCs/>
+        </w:rPr>
+        <w:t xml:space="preserve">Queries and concept learning.</w:t>
+      </w:r>
+      <w:r>
+        <w:t xml:space="preserve"> </w:t>
+      </w:r>
+      <w:r>
+        <w:t xml:space="preserve">Machine Learning 2(4).</w:t>
+      </w:r>
+    </w:p>
+    <w:p>
+      <w:pPr>
+        <w:pStyle w:val="ReferenceEntry"/>
+        <w:spacing w:after="100"/>
+        <w:ind w:left="475" w:hanging="475"/>
+        <w:jc w:val="left"/>
+        <w:keepNext w:val="0"/>
+        <w:keepLines w:val="0"/>
+        <w:widowControl w:val="1"/>
+      </w:pPr>
+      <w:r>
+        <w:rPr>
+          <w:rFonts w:ascii="Georgia" w:hAnsi="Georgia"/>
+          <w:sz w:val="20"/>
+        </w:rPr>
+        <w:t xml:space="preserve">2. </w:t>
+      </w:r>
+      <w:r>
+        <w:t xml:space="preserve">Ba, J. and Caruana, R. (2014).</w:t>
+      </w:r>
+      <w:r>
+        <w:t xml:space="preserve"> </w:t>
+      </w:r>
+      <w:r>
+        <w:rPr>
+          <w:i/>
+          <w:iCs/>
+        </w:rPr>
+        <w:t xml:space="preserve">Do deep nets really need to be deep?</w:t>
+      </w:r>
+      <w:r>
+        <w:t xml:space="preserve"> </w:t>
+      </w:r>
+      <w:r>
+        <w:t xml:space="preserve">NeurIPS.</w:t>
+      </w:r>
+    </w:p>
+    <w:p>
+      <w:pPr>
+        <w:pStyle w:val="ReferenceEntry"/>
+        <w:spacing w:after="100"/>
+        <w:ind w:left="475" w:hanging="475"/>
+        <w:jc w:val="left"/>
+        <w:keepNext w:val="0"/>
+        <w:keepLines w:val="0"/>
+        <w:widowControl w:val="1"/>
+      </w:pPr>
+      <w:r>
+        <w:rPr>
+          <w:rFonts w:ascii="Georgia" w:hAnsi="Georgia"/>
+          <w:sz w:val="20"/>
+        </w:rPr>
+        <w:t xml:space="preserve">3. </w:t>
+      </w:r>
+      <w:r>
+        <w:t xml:space="preserve">Bergman, L. and Hoshen, Y. (2020).</w:t>
+      </w:r>
+      <w:r>
+        <w:t xml:space="preserve"> </w:t>
+      </w:r>
+      <w:r>
+        <w:rPr>
+          <w:i/>
+          <w:iCs/>
+        </w:rPr>
+        <w:t xml:space="preserve">Classification-based anomaly detection for general data.</w:t>
+      </w:r>
+      <w:r>
+        <w:t xml:space="preserve"> </w:t>
+      </w:r>
+      <w:r>
+        <w:t xml:space="preserve">ICLR.</w:t>
+      </w:r>
+    </w:p>
+    <w:p>
+      <w:pPr>
+        <w:pStyle w:val="ReferenceEntry"/>
+        <w:spacing w:after="100"/>
+        <w:ind w:left="475" w:hanging="475"/>
+        <w:jc w:val="left"/>
+        <w:keepNext w:val="0"/>
+        <w:keepLines w:val="0"/>
+        <w:widowControl w:val="1"/>
+      </w:pPr>
+      <w:r>
+        <w:rPr>
+          <w:rFonts w:ascii="Georgia" w:hAnsi="Georgia"/>
+          <w:sz w:val="20"/>
+        </w:rPr>
+        <w:t xml:space="preserve">4. </w:t>
+      </w:r>
+      <w:r>
+        <w:t xml:space="preserve">Breunig, M. M., Kriegel, H.-P., Ng, R. T., and Sander, J. (2000).</w:t>
+      </w:r>
+      <w:r>
+        <w:t xml:space="preserve"> </w:t>
+      </w:r>
+      <w:r>
+        <w:rPr>
+          <w:i/>
+          <w:iCs/>
+        </w:rPr>
+        <w:t xml:space="preserve">LOF: identifying density-based local outliers.</w:t>
+      </w:r>
+      <w:r>
+        <w:t xml:space="preserve"> </w:t>
+      </w:r>
+      <w:r>
+        <w:t xml:space="preserve">SIGMOD.</w:t>
+      </w:r>
+    </w:p>
+    <w:p>
+      <w:pPr>
+        <w:pStyle w:val="ReferenceEntry"/>
+        <w:spacing w:after="100"/>
+        <w:ind w:left="475" w:hanging="475"/>
+        <w:jc w:val="left"/>
+        <w:keepNext w:val="0"/>
+        <w:keepLines w:val="0"/>
+        <w:widowControl w:val="1"/>
+      </w:pPr>
+      <w:r>
+        <w:rPr>
+          <w:rFonts w:ascii="Georgia" w:hAnsi="Georgia"/>
+          <w:sz w:val="20"/>
+        </w:rPr>
+        <w:t xml:space="preserve">5. </w:t>
+      </w:r>
+      <w:r>
+        <w:t xml:space="preserve">Buciluă, C., Caruana, R., and Niculescu-Mizil, A. (2006).</w:t>
+      </w:r>
+      <w:r>
+        <w:t xml:space="preserve"> </w:t>
+      </w:r>
+      <w:r>
+        <w:rPr>
+          <w:i/>
+          <w:iCs/>
+        </w:rPr>
+        <w:t xml:space="preserve">Model compression.</w:t>
+      </w:r>
+      <w:r>
+        <w:t xml:space="preserve"> </w:t>
+      </w:r>
+      <w:r>
+        <w:t xml:space="preserve">KDD.</w:t>
+      </w:r>
+    </w:p>
+    <w:p>
+      <w:pPr>
+        <w:pStyle w:val="ReferenceEntry"/>
+        <w:spacing w:after="100"/>
+        <w:ind w:left="475" w:hanging="475"/>
+        <w:jc w:val="left"/>
+        <w:keepNext w:val="0"/>
+        <w:keepLines w:val="0"/>
+        <w:widowControl w:val="1"/>
+      </w:pPr>
+      <w:r>
+        <w:rPr>
+          <w:rFonts w:ascii="Georgia" w:hAnsi="Georgia"/>
+          <w:sz w:val="20"/>
+        </w:rPr>
+        <w:t xml:space="preserve">6. </w:t>
+      </w:r>
+      <w:r>
+        <w:t xml:space="preserve">Chen, H., Wang, Y., Xu, C., Yang, Z., Liu, C., Shi, B., Xu, C., Xu, C., and Tian, Q. (2019).</w:t>
+      </w:r>
+      <w:r>
+        <w:t xml:space="preserve"> </w:t>
+      </w:r>
+      <w:r>
+        <w:rPr>
+          <w:i/>
+          <w:iCs/>
+        </w:rPr>
+        <w:t xml:space="preserve">Data-free learning of student networks.</w:t>
+      </w:r>
+      <w:r>
+        <w:t xml:space="preserve"> </w:t>
+      </w:r>
+      <w:r>
+        <w:t xml:space="preserve">ICCV.</w:t>
+      </w:r>
+    </w:p>
+    <w:p>
+      <w:pPr>
+        <w:pStyle w:val="ReferenceEntry"/>
+        <w:spacing w:after="100"/>
+        <w:ind w:left="475" w:hanging="475"/>
+        <w:jc w:val="left"/>
+        <w:keepNext w:val="0"/>
+        <w:keepLines w:val="0"/>
+        <w:widowControl w:val="1"/>
+      </w:pPr>
+      <w:r>
+        <w:rPr>
+          <w:rFonts w:ascii="Georgia" w:hAnsi="Georgia"/>
+          <w:sz w:val="20"/>
+        </w:rPr>
+        <w:t xml:space="preserve">7. </w:t>
+      </w:r>
+      <w:r>
+        <w:t xml:space="preserve">Chen, R., Batra, D., Kira, Z., Piché-Taillefer, R., and Wolf, C. (2020).</w:t>
+      </w:r>
+      <w:r>
+        <w:t xml:space="preserve"> </w:t>
+      </w:r>
+      <w:r>
+        <w:rPr>
+          <w:i/>
+          <w:iCs/>
+        </w:rPr>
+        <w:t xml:space="preserve">Adversarially trained variational autoencoders for anomaly detection.</w:t>
+      </w:r>
+      <w:r>
+        <w:t xml:space="preserve"> </w:t>
+      </w:r>
+      <w:r>
+        <w:t xml:space="preserve">arXiv:2010.11024.</w:t>
+      </w:r>
+    </w:p>
+    <w:p>
+      <w:pPr>
+        <w:pStyle w:val="ReferenceEntry"/>
+        <w:spacing w:after="100"/>
+        <w:ind w:left="475" w:hanging="475"/>
+        <w:jc w:val="left"/>
+        <w:keepNext w:val="0"/>
+        <w:keepLines w:val="0"/>
+        <w:widowControl w:val="1"/>
+      </w:pPr>
+      <w:r>
+        <w:rPr>
+          <w:rFonts w:ascii="Georgia" w:hAnsi="Georgia"/>
+          <w:sz w:val="20"/>
+        </w:rPr>
+        <w:t xml:space="preserve">8. </w:t>
+      </w:r>
+      <w:r>
+        <w:t xml:space="preserve">Ducoffe, M. and Precioso, F. (2018).</w:t>
+      </w:r>
+      <w:r>
+        <w:t xml:space="preserve"> </w:t>
+      </w:r>
+      <w:r>
+        <w:rPr>
+          <w:i/>
+          <w:iCs/>
+        </w:rPr>
+        <w:t xml:space="preserve">Adversarial active learning for deep networks: a margin based approach.</w:t>
+      </w:r>
+      <w:r>
+        <w:t xml:space="preserve"> </w:t>
+      </w:r>
+      <w:r>
+        <w:t xml:space="preserve">arXiv:1802.09841.</w:t>
+      </w:r>
+    </w:p>
+    <w:p>
+      <w:pPr>
+        <w:pStyle w:val="ReferenceEntry"/>
+        <w:spacing w:after="100"/>
+        <w:ind w:left="475" w:hanging="475"/>
+        <w:jc w:val="left"/>
+        <w:keepNext w:val="0"/>
+        <w:keepLines w:val="0"/>
+        <w:widowControl w:val="1"/>
+      </w:pPr>
+      <w:r>
+        <w:rPr>
+          <w:rFonts w:ascii="Georgia" w:hAnsi="Georgia"/>
+          <w:sz w:val="20"/>
+        </w:rPr>
+        <w:t xml:space="preserve">9. </w:t>
+      </w:r>
+      <w:r>
+        <w:t xml:space="preserve">Golan, I. and El-Yaniv, R. (2018).</w:t>
+      </w:r>
+      <w:r>
+        <w:t xml:space="preserve"> </w:t>
+      </w:r>
+      <w:r>
+        <w:rPr>
+          <w:i/>
+          <w:iCs/>
+        </w:rPr>
+        <w:t xml:space="preserve">Deep anomaly detection using geometric transformations.</w:t>
+      </w:r>
+      <w:r>
+        <w:t xml:space="preserve"> </w:t>
+      </w:r>
+      <w:r>
+        <w:t xml:space="preserve">NeurIPS.</w:t>
+      </w:r>
+    </w:p>
+    <w:p>
+      <w:pPr>
+        <w:pStyle w:val="ReferenceEntry"/>
+        <w:spacing w:after="100"/>
+        <w:ind w:left="475" w:hanging="475"/>
+        <w:jc w:val="left"/>
+        <w:keepNext w:val="0"/>
+        <w:keepLines w:val="0"/>
+        <w:widowControl w:val="1"/>
+      </w:pPr>
+      <w:r>
+        <w:rPr>
+          <w:rFonts w:ascii="Georgia" w:hAnsi="Georgia"/>
+          <w:sz w:val="20"/>
+        </w:rPr>
+        <w:t xml:space="preserve">10. </w:t>
+      </w:r>
+      <w:r>
+        <w:t xml:space="preserve">Hinton, G., Vinyals, O., and Dean, J. (2015).</w:t>
+      </w:r>
+      <w:r>
+        <w:t xml:space="preserve"> </w:t>
+      </w:r>
+      <w:r>
+        <w:rPr>
+          <w:i/>
+          <w:iCs/>
+        </w:rPr>
+        <w:t xml:space="preserve">Distilling the knowledge in a neural network.</w:t>
+      </w:r>
+      <w:r>
+        <w:t xml:space="preserve"> </w:t>
+      </w:r>
+      <w:r>
+        <w:t xml:space="preserve">NIPS Deep Learning Workshop. arXiv:1503.02531.</w:t>
+      </w:r>
+    </w:p>
+    <w:p>
+      <w:pPr>
+        <w:pStyle w:val="ReferenceEntry"/>
+        <w:spacing w:after="100"/>
+        <w:ind w:left="475" w:hanging="475"/>
+        <w:jc w:val="left"/>
+        <w:keepNext w:val="0"/>
+        <w:keepLines w:val="0"/>
+        <w:widowControl w:val="1"/>
+      </w:pPr>
+      <w:r>
+        <w:rPr>
+          <w:rFonts w:ascii="Georgia" w:hAnsi="Georgia"/>
+          <w:sz w:val="20"/>
+        </w:rPr>
+        <w:t xml:space="preserve">11. </w:t>
+      </w:r>
+      <w:r>
+        <w:t xml:space="preserve">Houlsby, N., Huszár, F., Ghahramani, Z., and Lengyel, M. (2011).</w:t>
+      </w:r>
+      <w:r>
+        <w:t xml:space="preserve"> </w:t>
+      </w:r>
+      <w:r>
+        <w:rPr>
+          <w:i/>
+          <w:iCs/>
+        </w:rPr>
+        <w:t xml:space="preserve">Bayesian active learning for classification and preference learning.</w:t>
+      </w:r>
+      <w:r>
+        <w:t xml:space="preserve"> </w:t>
+      </w:r>
+      <w:r>
+        <w:t xml:space="preserve">arXiv:1112.5745.</w:t>
+      </w:r>
+    </w:p>
+    <w:p>
+      <w:pPr>
+        <w:pStyle w:val="ReferenceEntry"/>
+        <w:spacing w:after="100"/>
+        <w:ind w:left="475" w:hanging="475"/>
+        <w:jc w:val="left"/>
+        <w:keepNext w:val="0"/>
+        <w:keepLines w:val="0"/>
+        <w:widowControl w:val="1"/>
+      </w:pPr>
+      <w:r>
+        <w:rPr>
+          <w:rFonts w:ascii="Georgia" w:hAnsi="Georgia"/>
+          <w:sz w:val="20"/>
+        </w:rPr>
+        <w:t xml:space="preserve">12. </w:t>
+      </w:r>
+      <w:r>
+        <w:t xml:space="preserve">Li, C.-L., Sohn, K., Yoon, J., and Pfister, T. (2021).</w:t>
+      </w:r>
+      <w:r>
+        <w:t xml:space="preserve"> </w:t>
+      </w:r>
+      <w:r>
+        <w:rPr>
+          <w:i/>
+          <w:iCs/>
+        </w:rPr>
+        <w:t xml:space="preserve">CutPaste: self-supervised learning for anomaly detection and localization.</w:t>
+      </w:r>
+      <w:r>
+        <w:t xml:space="preserve"> </w:t>
+      </w:r>
+      <w:r>
+        <w:t xml:space="preserve">CVPR.</w:t>
+      </w:r>
+    </w:p>
+    <w:p>
+      <w:pPr>
+        <w:pStyle w:val="ReferenceEntry"/>
+        <w:spacing w:after="100"/>
+        <w:ind w:left="475" w:hanging="475"/>
+        <w:jc w:val="left"/>
+        <w:keepNext w:val="0"/>
+        <w:keepLines w:val="0"/>
+        <w:widowControl w:val="1"/>
+      </w:pPr>
+      <w:r>
+        <w:rPr>
+          <w:rFonts w:ascii="Georgia" w:hAnsi="Georgia"/>
+          <w:sz w:val="20"/>
+        </w:rPr>
+        <w:t xml:space="preserve">13. </w:t>
+      </w:r>
+      <w:r>
+        <w:t xml:space="preserve">Liu, F. T., Ting, K. M., and Zhou, Z.-H. (2008).</w:t>
+      </w:r>
+      <w:r>
+        <w:t xml:space="preserve"> </w:t>
+      </w:r>
+      <w:r>
+        <w:rPr>
+          <w:i/>
+          <w:iCs/>
+        </w:rPr>
+        <w:t xml:space="preserve">Isolation forest.</w:t>
+      </w:r>
+      <w:r>
+        <w:t xml:space="preserve"> </w:t>
+      </w:r>
+      <w:r>
+        <w:t xml:space="preserve">ICDM.</w:t>
+      </w:r>
+    </w:p>
+    <w:p>
+      <w:pPr>
+        <w:pStyle w:val="ReferenceEntry"/>
+        <w:spacing w:after="100"/>
+        <w:ind w:left="475" w:hanging="475"/>
+        <w:jc w:val="left"/>
+        <w:keepNext w:val="0"/>
+        <w:keepLines w:val="0"/>
+        <w:widowControl w:val="1"/>
+      </w:pPr>
+      <w:r>
+        <w:rPr>
+          <w:rFonts w:ascii="Georgia" w:hAnsi="Georgia"/>
+          <w:sz w:val="20"/>
+        </w:rPr>
+        <w:t xml:space="preserve">14. </w:t>
+      </w:r>
+      <w:r>
+        <w:t xml:space="preserve">Nayak, G. K., Mopuri, K. R., Shaj, V., Radhakrishnan, V. B., and Chakraborty, A. (2019).</w:t>
+      </w:r>
+      <w:r>
+        <w:t xml:space="preserve"> </w:t>
+      </w:r>
+      <w:r>
+        <w:rPr>
+          <w:i/>
+          <w:iCs/>
+        </w:rPr>
+        <w:t xml:space="preserve">Zero-shot knowledge distillation in deep networks.</w:t>
+      </w:r>
+      <w:r>
+        <w:t xml:space="preserve"> </w:t>
+      </w:r>
+      <w:r>
+        <w:t xml:space="preserve">ICML.</w:t>
+      </w:r>
+    </w:p>
+    <w:p>
+      <w:pPr>
+        <w:pStyle w:val="ReferenceEntry"/>
+        <w:spacing w:after="100"/>
+        <w:ind w:left="475" w:hanging="475"/>
+        <w:jc w:val="left"/>
+        <w:keepNext w:val="0"/>
+        <w:keepLines w:val="0"/>
+        <w:widowControl w:val="1"/>
+      </w:pPr>
+      <w:r>
+        <w:rPr>
+          <w:rFonts w:ascii="Georgia" w:hAnsi="Georgia"/>
+          <w:sz w:val="20"/>
+        </w:rPr>
+        <w:t xml:space="preserve">15. </w:t>
+      </w:r>
+      <w:r>
+        <w:t xml:space="preserve">Park, W., Kim, D., Lu, Y., and Cho, M. (2019).</w:t>
+      </w:r>
+      <w:r>
+        <w:t xml:space="preserve"> </w:t>
+      </w:r>
+      <w:r>
+        <w:rPr>
+          <w:i/>
+          <w:iCs/>
+        </w:rPr>
+        <w:t xml:space="preserve">Relational knowledge distillation.</w:t>
+      </w:r>
+      <w:r>
+        <w:t xml:space="preserve"> </w:t>
+      </w:r>
+      <w:r>
+        <w:t xml:space="preserve">CVPR.</w:t>
+      </w:r>
+    </w:p>
+    <w:p>
+      <w:pPr>
+        <w:pStyle w:val="ReferenceEntry"/>
+        <w:spacing w:after="100"/>
+        <w:ind w:left="475" w:hanging="475"/>
+        <w:jc w:val="left"/>
+        <w:keepNext w:val="0"/>
+        <w:keepLines w:val="0"/>
+        <w:widowControl w:val="1"/>
+      </w:pPr>
+      <w:r>
+        <w:rPr>
+          <w:rFonts w:ascii="Georgia" w:hAnsi="Georgia"/>
+          <w:sz w:val="20"/>
+        </w:rPr>
+        <w:t xml:space="preserve">16. </w:t>
+      </w:r>
+      <w:r>
+        <w:t xml:space="preserve">Romero, A., Ballas, N., Kahou, S. E., Chassang, A., Gatta, C., and Bengio, Y. (2015).</w:t>
+      </w:r>
+      <w:r>
+        <w:t xml:space="preserve"> </w:t>
+      </w:r>
+      <w:r>
+        <w:rPr>
+          <w:i/>
+          <w:iCs/>
+        </w:rPr>
+        <w:t xml:space="preserve">FitNets: hints for thin deep nets.</w:t>
+      </w:r>
+      <w:r>
+        <w:t xml:space="preserve"> </w:t>
+      </w:r>
+      <w:r>
+        <w:t xml:space="preserve">ICLR.</w:t>
+      </w:r>
+    </w:p>
+    <w:p>
+      <w:pPr>
+        <w:pStyle w:val="ReferenceEntry"/>
+        <w:spacing w:after="100"/>
+        <w:ind w:left="475" w:hanging="475"/>
+        <w:jc w:val="left"/>
+        <w:keepNext w:val="0"/>
+        <w:keepLines w:val="0"/>
+        <w:widowControl w:val="1"/>
+      </w:pPr>
+      <w:r>
+        <w:rPr>
+          <w:rFonts w:ascii="Georgia" w:hAnsi="Georgia"/>
+          <w:sz w:val="20"/>
+        </w:rPr>
+        <w:t xml:space="preserve">17. </w:t>
+      </w:r>
+      <w:r>
+        <w:t xml:space="preserve">Roth, K., Pemula, L., Zepeda, J., Schölkopf, B., Brox, T., and Gehler, P. (2022).</w:t>
+      </w:r>
+      <w:r>
+        <w:t xml:space="preserve"> </w:t>
+      </w:r>
+      <w:r>
+        <w:rPr>
+          <w:i/>
+          <w:iCs/>
+        </w:rPr>
+        <w:t xml:space="preserve">Towards total recall in industrial anomaly detection.</w:t>
+      </w:r>
+      <w:r>
+        <w:t xml:space="preserve"> </w:t>
+      </w:r>
+      <w:r>
+        <w:t xml:space="preserve">CVPR.</w:t>
+      </w:r>
+    </w:p>
+    <w:p>
+      <w:pPr>
+        <w:pStyle w:val="ReferenceEntry"/>
+        <w:spacing w:after="100"/>
+        <w:ind w:left="475" w:hanging="475"/>
+        <w:jc w:val="left"/>
+        <w:keepNext w:val="0"/>
+        <w:keepLines w:val="0"/>
+        <w:widowControl w:val="1"/>
+      </w:pPr>
+      <w:r>
+        <w:rPr>
+          <w:rFonts w:ascii="Georgia" w:hAnsi="Georgia"/>
+          <w:sz w:val="20"/>
+        </w:rPr>
+        <w:t xml:space="preserve">18. </w:t>
+      </w:r>
+      <w:r>
+        <w:t xml:space="preserve">Ruff, L., Vandermeulen, R. A., Görnitz, N., Deecke, L., Siddiqui, S. A., Binder, A., Müller, E., and Kloft, M. (2018).</w:t>
+      </w:r>
+      <w:r>
+        <w:t xml:space="preserve"> </w:t>
+      </w:r>
+      <w:r>
+        <w:rPr>
+          <w:i/>
+          <w:iCs/>
+        </w:rPr>
+        <w:t xml:space="preserve">Deep one-class classification.</w:t>
+      </w:r>
+      <w:r>
+        <w:t xml:space="preserve"> </w:t>
+      </w:r>
+      <w:r>
+        <w:t xml:space="preserve">ICML.</w:t>
+      </w:r>
+    </w:p>
+    <w:p>
+      <w:pPr>
+        <w:pStyle w:val="ReferenceEntry"/>
+        <w:spacing w:after="100"/>
+        <w:ind w:left="475" w:hanging="475"/>
+        <w:jc w:val="left"/>
+        <w:keepNext w:val="0"/>
+        <w:keepLines w:val="0"/>
+        <w:widowControl w:val="1"/>
+      </w:pPr>
+      <w:r>
+        <w:rPr>
+          <w:rFonts w:ascii="Georgia" w:hAnsi="Georgia"/>
+          <w:sz w:val="20"/>
+        </w:rPr>
+        <w:t xml:space="preserve">19. </w:t>
+      </w:r>
+      <w:r>
+        <w:t xml:space="preserve">Ruff, L., Kauffmann, J. R., Vandermeulen, R. A., Montavon, G., Samek, W., Kloft, M., Dietterich, T. G., and Müller, K.-R. (2021).</w:t>
+      </w:r>
+      <w:r>
+        <w:t xml:space="preserve"> </w:t>
+      </w:r>
+      <w:r>
+        <w:rPr>
+          <w:i/>
+          <w:iCs/>
+        </w:rPr>
+        <w:t xml:space="preserve">A unifying review of deep and shallow anomaly detection.</w:t>
+      </w:r>
+      <w:r>
+        <w:t xml:space="preserve"> </w:t>
+      </w:r>
+      <w:r>
+        <w:t xml:space="preserve">Proceedings of the IEEE.</w:t>
+      </w:r>
+    </w:p>
+    <w:p>
+      <w:pPr>
+        <w:pStyle w:val="ReferenceEntry"/>
+        <w:spacing w:after="100"/>
+        <w:ind w:left="475" w:hanging="475"/>
+        <w:jc w:val="left"/>
+        <w:keepNext w:val="0"/>
+        <w:keepLines w:val="0"/>
+        <w:widowControl w:val="1"/>
+      </w:pPr>
+      <w:r>
+        <w:rPr>
+          <w:rFonts w:ascii="Georgia" w:hAnsi="Georgia"/>
+          <w:sz w:val="20"/>
+        </w:rPr>
+        <w:t xml:space="preserve">20. </w:t>
+      </w:r>
+      <w:r>
+        <w:t xml:space="preserve">Schölkopf, B., Platt, J. C., Shawe-Taylor, J., Smola, A. J., and Williamson, R. C. (2001).</w:t>
+      </w:r>
+      <w:r>
+        <w:t xml:space="preserve"> </w:t>
+      </w:r>
+      <w:r>
+        <w:rPr>
+          <w:i/>
+          <w:iCs/>
+        </w:rPr>
+        <w:t xml:space="preserve">Estimating the support of a high-dimensional distribution.</w:t>
+      </w:r>
+      <w:r>
+        <w:t xml:space="preserve"> </w:t>
+      </w:r>
+      <w:r>
+        <w:t xml:space="preserve">Neural Computation.</w:t>
+      </w:r>
+    </w:p>
+    <w:p>
+      <w:pPr>
+        <w:pStyle w:val="ReferenceEntry"/>
+        <w:spacing w:after="100"/>
+        <w:ind w:left="475" w:hanging="475"/>
+        <w:jc w:val="left"/>
+        <w:keepNext w:val="0"/>
+        <w:keepLines w:val="0"/>
+        <w:widowControl w:val="1"/>
+      </w:pPr>
+      <w:r>
+        <w:rPr>
+          <w:rFonts w:ascii="Georgia" w:hAnsi="Georgia"/>
+          <w:sz w:val="20"/>
+        </w:rPr>
+        <w:t xml:space="preserve">21. </w:t>
+      </w:r>
+      <w:r>
+        <w:t xml:space="preserve">Sener, O. and Savarese, S. (2018).</w:t>
+      </w:r>
+      <w:r>
+        <w:t xml:space="preserve"> </w:t>
+      </w:r>
+      <w:r>
+        <w:rPr>
+          <w:i/>
+          <w:iCs/>
+        </w:rPr>
+        <w:t xml:space="preserve">Active learning for convolutional neural networks: a core-set approach.</w:t>
+      </w:r>
+      <w:r>
+        <w:t xml:space="preserve"> </w:t>
+      </w:r>
+      <w:r>
+        <w:t xml:space="preserve">ICLR.</w:t>
+      </w:r>
+    </w:p>
+    <w:p>
+      <w:pPr>
+        <w:pStyle w:val="ReferenceEntry"/>
+        <w:spacing w:after="100"/>
+        <w:ind w:left="475" w:hanging="475"/>
+        <w:jc w:val="left"/>
+        <w:keepNext w:val="0"/>
+        <w:keepLines w:val="0"/>
+        <w:widowControl w:val="1"/>
+      </w:pPr>
+      <w:r>
+        <w:rPr>
+          <w:rFonts w:ascii="Georgia" w:hAnsi="Georgia"/>
+          <w:sz w:val="20"/>
+        </w:rPr>
+        <w:t xml:space="preserve">22. </w:t>
+      </w:r>
+      <w:r>
+        <w:t xml:space="preserve">Settles, B. (2010).</w:t>
+      </w:r>
+      <w:r>
+        <w:t xml:space="preserve"> </w:t>
+      </w:r>
+      <w:r>
+        <w:rPr>
+          <w:i/>
+          <w:iCs/>
+        </w:rPr>
+        <w:t xml:space="preserve">Active learning literature survey.</w:t>
+      </w:r>
+      <w:r>
+        <w:t xml:space="preserve"> </w:t>
+      </w:r>
+      <w:r>
+        <w:t xml:space="preserve">Computer Sciences Technical Report 1648, University of Wisconsin-Madison.</w:t>
+      </w:r>
+    </w:p>
+    <w:p>
+      <w:pPr>
+        <w:pStyle w:val="ReferenceEntry"/>
+        <w:spacing w:after="100"/>
+        <w:ind w:left="475" w:hanging="475"/>
+        <w:jc w:val="left"/>
+        <w:keepNext w:val="0"/>
+        <w:keepLines w:val="0"/>
+        <w:widowControl w:val="1"/>
+      </w:pPr>
+      <w:r>
+        <w:rPr>
+          <w:rFonts w:ascii="Georgia" w:hAnsi="Georgia"/>
+          <w:sz w:val="20"/>
+        </w:rPr>
+        <w:t xml:space="preserve">23. </w:t>
+      </w:r>
+      <w:r>
+        <w:t xml:space="preserve">Seung, H. S., Opper, M., and Sompolinsky, H. (1992).</w:t>
+      </w:r>
+      <w:r>
+        <w:t xml:space="preserve"> </w:t>
+      </w:r>
+      <w:r>
+        <w:rPr>
+          <w:i/>
+          <w:iCs/>
+        </w:rPr>
+        <w:t xml:space="preserve">Query by committee.</w:t>
+      </w:r>
+      <w:r>
+        <w:t xml:space="preserve"> </w:t>
+      </w:r>
+      <w:r>
+        <w:t xml:space="preserve">COLT.</w:t>
+      </w:r>
+    </w:p>
+    <w:p>
+      <w:pPr>
+        <w:pStyle w:val="ReferenceEntry"/>
+        <w:spacing w:after="100"/>
+        <w:ind w:left="475" w:hanging="475"/>
+        <w:jc w:val="left"/>
+        <w:keepNext w:val="0"/>
+        <w:keepLines w:val="0"/>
+        <w:widowControl w:val="1"/>
+      </w:pPr>
+      <w:r>
+        <w:rPr>
+          <w:rFonts w:ascii="Georgia" w:hAnsi="Georgia"/>
+          <w:sz w:val="20"/>
+        </w:rPr>
+        <w:t xml:space="preserve">24. </w:t>
+      </w:r>
+      <w:r>
+        <w:t xml:space="preserve">Silverman, B. W. (1986).</w:t>
+      </w:r>
+      <w:r>
+        <w:t xml:space="preserve"> </w:t>
+      </w:r>
+      <w:r>
+        <w:rPr>
+          <w:i/>
+          <w:iCs/>
+        </w:rPr>
+        <w:t xml:space="preserve">Density estimation for statistics and data analysis.</w:t>
+      </w:r>
+      <w:r>
+        <w:t xml:space="preserve"> </w:t>
+      </w:r>
+      <w:r>
+        <w:t xml:space="preserve">Chapman &amp; Hall.</w:t>
+      </w:r>
+    </w:p>
+    <w:p>
+      <w:pPr>
+        <w:pStyle w:val="ReferenceEntry"/>
+        <w:spacing w:after="100"/>
+        <w:ind w:left="475" w:hanging="475"/>
+        <w:jc w:val="left"/>
+        <w:keepNext w:val="0"/>
+        <w:keepLines w:val="0"/>
+        <w:widowControl w:val="1"/>
+      </w:pPr>
+      <w:r>
+        <w:rPr>
+          <w:rFonts w:ascii="Georgia" w:hAnsi="Georgia"/>
+          <w:sz w:val="20"/>
+        </w:rPr>
+        <w:t xml:space="preserve">25. </w:t>
+      </w:r>
+      <w:r>
+        <w:t xml:space="preserve">Song, Y. and Ermon, S. (2019).</w:t>
+      </w:r>
+      <w:r>
+        <w:t xml:space="preserve"> </w:t>
+      </w:r>
+      <w:r>
+        <w:rPr>
+          <w:i/>
+          <w:iCs/>
+        </w:rPr>
+        <w:t xml:space="preserve">Generative modeling by estimating gradients of the data distribution.</w:t>
+      </w:r>
+      <w:r>
+        <w:t xml:space="preserve"> </w:t>
+      </w:r>
+      <w:r>
+        <w:t xml:space="preserve">NeurIPS.</w:t>
+      </w:r>
+    </w:p>
+    <w:p>
+      <w:pPr>
+        <w:pStyle w:val="ReferenceEntry"/>
+        <w:spacing w:after="100"/>
+        <w:ind w:left="475" w:hanging="475"/>
+        <w:jc w:val="left"/>
+        <w:keepNext w:val="0"/>
+        <w:keepLines w:val="0"/>
+        <w:widowControl w:val="1"/>
+      </w:pPr>
+      <w:r>
+        <w:rPr>
+          <w:rFonts w:ascii="Georgia" w:hAnsi="Georgia"/>
+          <w:sz w:val="20"/>
+        </w:rPr>
+        <w:t xml:space="preserve">26. </w:t>
+      </w:r>
+      <w:r>
+        <w:t xml:space="preserve">Song, Y. and Ermon, S. (2020).</w:t>
+      </w:r>
+      <w:r>
+        <w:t xml:space="preserve"> </w:t>
+      </w:r>
+      <w:r>
+        <w:rPr>
+          <w:i/>
+          <w:iCs/>
+        </w:rPr>
+        <w:t xml:space="preserve">Improved techniques for training score-based generative models.</w:t>
+      </w:r>
+      <w:r>
+        <w:t xml:space="preserve"> </w:t>
+      </w:r>
+      <w:r>
+        <w:t xml:space="preserve">NeurIPS.</w:t>
+      </w:r>
+    </w:p>
+    <w:p>
+      <w:pPr>
+        <w:pStyle w:val="ReferenceEntry"/>
+        <w:spacing w:after="100"/>
+        <w:ind w:left="475" w:hanging="475"/>
+        <w:jc w:val="left"/>
+        <w:keepNext w:val="0"/>
+        <w:keepLines w:val="0"/>
+        <w:widowControl w:val="1"/>
+      </w:pPr>
+      <w:r>
+        <w:rPr>
+          <w:rFonts w:ascii="Georgia" w:hAnsi="Georgia"/>
+          <w:sz w:val="20"/>
+        </w:rPr>
+        <w:t xml:space="preserve">27. </w:t>
+      </w:r>
+      <w:r>
+        <w:t xml:space="preserve">Welling, M. and Teh, Y. W. (2011).</w:t>
+      </w:r>
+      <w:r>
+        <w:t xml:space="preserve"> </w:t>
+      </w:r>
+      <w:r>
+        <w:rPr>
+          <w:i/>
+          <w:iCs/>
+        </w:rPr>
+        <w:t xml:space="preserve">Bayesian learning via stochastic gradient Langevin dynamics.</w:t>
+      </w:r>
+      <w:r>
+        <w:t xml:space="preserve"> </w:t>
+      </w:r>
+      <w:r>
+        <w:t xml:space="preserve">ICML.</w:t>
+      </w:r>
+    </w:p>
+    <w:p>
+      <w:pPr>
+        <w:pStyle w:val="ReferenceEntry"/>
+        <w:spacing w:after="100"/>
+        <w:ind w:left="475" w:hanging="475"/>
+        <w:jc w:val="left"/>
+        <w:keepNext w:val="0"/>
+        <w:keepLines w:val="0"/>
+        <w:widowControl w:val="1"/>
+      </w:pPr>
+      <w:r>
+        <w:rPr>
+          <w:rFonts w:ascii="Georgia" w:hAnsi="Georgia"/>
+          <w:sz w:val="20"/>
+        </w:rPr>
+        <w:t xml:space="preserve">28. </w:t>
+      </w:r>
+      <w:r>
+        <w:t xml:space="preserve">Zavrtanik, V., Kristan, M., and Skočaj, D. (2021).</w:t>
+      </w:r>
+      <w:r>
+        <w:t xml:space="preserve"> </w:t>
+      </w:r>
+      <w:r>
+        <w:rPr>
+          <w:i/>
+          <w:iCs/>
+        </w:rPr>
+        <w:t xml:space="preserve">DRAEM — a discriminatively trained reconstruction embedding for surface anomaly detection.</w:t>
+      </w:r>
+      <w:r>
+        <w:t xml:space="preserve"> </w:t>
+      </w:r>
+      <w:r>
+        <w:t xml:space="preserve">ICCV.</w:t>
+      </w:r>
+    </w:p>
+    <w:p>
+      <w:pPr>
+        <w:pStyle w:val="ReferenceEntry"/>
+        <w:spacing w:after="100"/>
+        <w:ind w:left="475" w:hanging="475"/>
+        <w:jc w:val="left"/>
+        <w:keepNext w:val="0"/>
+        <w:keepLines w:val="0"/>
+        <w:widowControl w:val="1"/>
+      </w:pPr>
+      <w:r>
+        <w:rPr>
+          <w:rFonts w:ascii="Georgia" w:hAnsi="Georgia"/>
+          <w:sz w:val="20"/>
+        </w:rPr>
+        <w:t xml:space="preserve">29. </w:t>
+      </w:r>
+      <w:r>
+        <w:t xml:space="preserve">Zhou, C. and Paffenroth, R. C. (2017).</w:t>
+      </w:r>
+      <w:r>
+        <w:t xml:space="preserve"> </w:t>
+      </w:r>
+      <w:r>
+        <w:rPr>
+          <w:i/>
+          <w:iCs/>
+        </w:rPr>
+        <w:t xml:space="preserve">Anomaly detection with robust deep autoencoders.</w:t>
+      </w:r>
+      <w:r>
+        <w:t xml:space="preserve"> </w:t>
+      </w:r>
+      <w:r>
+        <w:t xml:space="preserve">KDD.</w:t>
+      </w:r>
+    </w:p>
+    <w:bookmarkEnd w:id="38"/>
+    <w:bookmarkStart w:id="39" w:name="X2f7501af4f8d62aad90210ace514bc630f6bde7"/>
+    <w:p>
+      <w:pPr>
+        <w:pStyle w:val="Heading2"/>
+        <w:keepNext/>
+        <w:keepLines/>
+        <w:widowControl w:val="1"/>
+      </w:pPr>
+      <w:r>
+        <w:t xml:space="preserve">Appendix A — Reference algorithm (batched, as run)</w:t>
+      </w:r>
+    </w:p>
+    <w:p>
+      <w:pPr>
+        <w:pStyle w:val="BodyText"/>
+        <w:ind w:firstLine="0"/>
+        <w:jc w:val="left"/>
+        <w:keepNext w:val="0"/>
+        <w:keepLines w:val="0"/>
+        <w:widowControl w:val="1"/>
+      </w:pPr>
+      <w:r>
+        <w:rPr>
+          <w:rStyle w:val="VerbatimChar"/>
+          <w:rFonts w:ascii="Consolas" w:hAnsi="Consolas"/>
+          <w:sz w:val="18"/>
+        </w:rPr>
+        <w:t xml:space="preserve">Input: normals X_n, teachers {P_k}, KDE p(·) on X_n,</w:t>
+      </w:r>
+      <w:r>
+        <w:rPr>
+          <w:rFonts w:ascii="Consolas" w:hAnsi="Consolas"/>
+          <w:sz w:val="18"/>
+        </w:rPr>
+        <w:br/>
+      </w:r>
+      <w:r>
+        <w:rPr>
+          <w:rStyle w:val="VerbatimChar"/>
+          <w:rFonts w:ascii="Consolas" w:hAnsi="Consolas"/>
+          <w:sz w:val="18"/>
+        </w:rPr>
+        <w:t xml:space="preserve">       percentile map F_k on X_n, query budget M,</w:t>
+      </w:r>
+      <w:r>
+        <w:rPr>
+          <w:rFonts w:ascii="Consolas" w:hAnsi="Consolas"/>
+          <w:sz w:val="18"/>
+        </w:rPr>
+        <w:br/>
+      </w:r>
+      <w:r>
+        <w:rPr>
+          <w:rStyle w:val="VerbatimChar"/>
+          <w:rFonts w:ascii="Consolas" w:hAnsi="Consolas"/>
+          <w:sz w:val="18"/>
+        </w:rPr>
+        <w:t xml:space="preserve">       chain steps T=30, step size eta=0.04, prior weight beta=0.5,</w:t>
+      </w:r>
+      <w:r>
+        <w:rPr>
+          <w:rFonts w:ascii="Consolas" w:hAnsi="Consolas"/>
+          <w:sz w:val="18"/>
+        </w:rPr>
+        <w:br/>
+      </w:r>
+      <w:r>
+        <w:rPr>
+          <w:rStyle w:val="VerbatimChar"/>
+          <w:rFonts w:ascii="Consolas" w:hAnsi="Consolas"/>
+          <w:sz w:val="18"/>
+        </w:rPr>
+        <w:t xml:space="preserve">       temperature tau=0.3, drift alpha=10, radius rho_max=0.7,</w:t>
+      </w:r>
+      <w:r>
+        <w:rPr>
+          <w:rFonts w:ascii="Consolas" w:hAnsi="Consolas"/>
+          <w:sz w:val="18"/>
+        </w:rPr>
+        <w:br/>
+      </w:r>
+      <w:r>
+        <w:rPr>
+          <w:rStyle w:val="VerbatimChar"/>
+          <w:rFonts w:ascii="Consolas" w:hAnsi="Consolas"/>
+          <w:sz w:val="18"/>
+        </w:rPr>
+        <w:t xml:space="preserve">       finite-difference step h=0.02.</w:t>
+      </w:r>
+      <w:r>
+        <w:rPr>
+          <w:rFonts w:ascii="Consolas" w:hAnsi="Consolas"/>
+          <w:sz w:val="18"/>
+        </w:rPr>
+        <w:br/>
+      </w:r>
+      <w:r>
+        <w:rPr>
+          <w:rStyle w:val="VerbatimChar"/>
+          <w:rFonts w:ascii="Consolas" w:hAnsi="Consolas"/>
+          <w:sz w:val="18"/>
+        </w:rPr>
+        <w:t xml:space="preserve">Output: query set X_g of shape (M, d).</w:t>
+      </w:r>
+      <w:r>
+        <w:rPr>
+          <w:rFonts w:ascii="Consolas" w:hAnsi="Consolas"/>
+          <w:sz w:val="18"/>
+        </w:rPr>
+        <w:br/>
+      </w:r>
+      <w:r>
+        <w:rPr>
+          <w:rFonts w:ascii="Consolas" w:hAnsi="Consolas"/>
+          <w:sz w:val="18"/>
+        </w:rPr>
+        <w:br/>
+      </w:r>
+      <w:r>
+        <w:rPr>
+          <w:rStyle w:val="VerbatimChar"/>
+          <w:rFonts w:ascii="Consolas" w:hAnsi="Consolas"/>
+          <w:sz w:val="18"/>
+        </w:rPr>
+        <w:t xml:space="preserve">x &lt;- sample M rows from X_n (with replacement)</w:t>
+      </w:r>
+      <w:r>
+        <w:rPr>
+          <w:rFonts w:ascii="Consolas" w:hAnsi="Consolas"/>
+          <w:sz w:val="18"/>
+        </w:rPr>
+        <w:br/>
+      </w:r>
+      <w:r>
+        <w:rPr>
+          <w:rStyle w:val="VerbatimChar"/>
+          <w:rFonts w:ascii="Consolas" w:hAnsi="Consolas"/>
+          <w:sz w:val="18"/>
+        </w:rPr>
+        <w:t xml:space="preserve">for t = 1..T:</w:t>
+      </w:r>
+      <w:r>
+        <w:rPr>
+          <w:rFonts w:ascii="Consolas" w:hAnsi="Consolas"/>
+          <w:sz w:val="18"/>
+        </w:rPr>
+        <w:br/>
+      </w:r>
+      <w:r>
+        <w:rPr>
+          <w:rStyle w:val="VerbatimChar"/>
+          <w:rFonts w:ascii="Consolas" w:hAnsi="Consolas"/>
+          <w:sz w:val="18"/>
+        </w:rPr>
+        <w:t xml:space="preserve">    # Uncertainty potential and its gradient (percentile ranks are bounded).</w:t>
+      </w:r>
+      <w:r>
+        <w:rPr>
+          <w:rFonts w:ascii="Consolas" w:hAnsi="Consolas"/>
+          <w:sz w:val="18"/>
+        </w:rPr>
+        <w:br/>
+      </w:r>
+      <w:r>
+        <w:rPr>
+          <w:rStyle w:val="VerbatimChar"/>
+          <w:rFonts w:ascii="Consolas" w:hAnsi="Consolas"/>
+          <w:sz w:val="18"/>
+        </w:rPr>
+        <w:t xml:space="preserve">    def U(x): p &lt;- F(P(x));  return Var_k p + alpha * Mean_k p</w:t>
+      </w:r>
+      <w:r>
+        <w:rPr>
+          <w:rFonts w:ascii="Consolas" w:hAnsi="Consolas"/>
+          <w:sz w:val="18"/>
+        </w:rPr>
+        <w:br/>
+      </w:r>
+      <w:r>
+        <w:rPr>
+          <w:rStyle w:val="VerbatimChar"/>
+          <w:rFonts w:ascii="Consolas" w:hAnsi="Consolas"/>
+          <w:sz w:val="18"/>
+        </w:rPr>
+        <w:t xml:space="preserve">    for i in 1..d:</w:t>
+      </w:r>
+      <w:r>
+        <w:rPr>
+          <w:rFonts w:ascii="Consolas" w:hAnsi="Consolas"/>
+          <w:sz w:val="18"/>
+        </w:rPr>
+        <w:br/>
+      </w:r>
+      <w:r>
+        <w:rPr>
+          <w:rStyle w:val="VerbatimChar"/>
+          <w:rFonts w:ascii="Consolas" w:hAnsi="Consolas"/>
+          <w:sz w:val="18"/>
+        </w:rPr>
+        <w:t xml:space="preserve">        g_U[:, i] &lt;- (U(x + h e_i) - U(x - h e_i)) / (2 h)</w:t>
+      </w:r>
+      <w:r>
+        <w:rPr>
+          <w:rFonts w:ascii="Consolas" w:hAnsi="Consolas"/>
+          <w:sz w:val="18"/>
+        </w:rPr>
+        <w:br/>
+      </w:r>
+      <w:r>
+        <w:rPr>
+          <w:rStyle w:val="VerbatimChar"/>
+          <w:rFonts w:ascii="Consolas" w:hAnsi="Consolas"/>
+          <w:sz w:val="18"/>
+        </w:rPr>
+        <w:t xml:space="preserve">        g_p[:, i] &lt;- (log p(x + h e_i) - log p(x - h e_i)) / (2 h)</w:t>
+      </w:r>
+      <w:r>
+        <w:rPr>
+          <w:rFonts w:ascii="Consolas" w:hAnsi="Consolas"/>
+          <w:sz w:val="18"/>
+        </w:rPr>
+        <w:br/>
+      </w:r>
+      <w:r>
+        <w:rPr>
+          <w:rStyle w:val="VerbatimChar"/>
+          <w:rFonts w:ascii="Consolas" w:hAnsi="Consolas"/>
+          <w:sz w:val="18"/>
+        </w:rPr>
+        <w:t xml:space="preserve">    x &lt;- x + eta * (g_U + beta * g_p) + sqrt(2 eta tau) * N(0, I)</w:t>
+      </w:r>
+      <w:r>
+        <w:rPr>
+          <w:rFonts w:ascii="Consolas" w:hAnsi="Consolas"/>
+          <w:sz w:val="18"/>
+        </w:rPr>
+        <w:br/>
+      </w:r>
+      <w:r>
+        <w:rPr>
+          <w:rStyle w:val="VerbatimChar"/>
+          <w:rFonts w:ascii="Consolas" w:hAnsi="Consolas"/>
+          <w:sz w:val="18"/>
+        </w:rPr>
+        <w:t xml:space="preserve">    # Radial projection: pull points &gt; rho_max from nearest normal back to</w:t>
+      </w:r>
+      <w:r>
+        <w:rPr>
+          <w:rFonts w:ascii="Consolas" w:hAnsi="Consolas"/>
+          <w:sz w:val="18"/>
+        </w:rPr>
+        <w:br/>
+      </w:r>
+      <w:r>
+        <w:rPr>
+          <w:rStyle w:val="VerbatimChar"/>
+          <w:rFonts w:ascii="Consolas" w:hAnsi="Consolas"/>
+          <w:sz w:val="18"/>
+        </w:rPr>
+        <w:t xml:space="preserve">    # the rho_max ball around that normal.</w:t>
+      </w:r>
+      <w:r>
+        <w:rPr>
+          <w:rFonts w:ascii="Consolas" w:hAnsi="Consolas"/>
+          <w:sz w:val="18"/>
+        </w:rPr>
+        <w:br/>
+      </w:r>
+      <w:r>
+        <w:rPr>
+          <w:rStyle w:val="VerbatimChar"/>
+          <w:rFonts w:ascii="Consolas" w:hAnsi="Consolas"/>
+          <w:sz w:val="18"/>
+        </w:rPr>
+        <w:t xml:space="preserve">    d_nn, i_nn &lt;- 1-NN(x, X_n)</w:t>
+      </w:r>
+      <w:r>
+        <w:rPr>
+          <w:rFonts w:ascii="Consolas" w:hAnsi="Consolas"/>
+          <w:sz w:val="18"/>
+        </w:rPr>
+        <w:br/>
+      </w:r>
+      <w:r>
+        <w:rPr>
+          <w:rStyle w:val="VerbatimChar"/>
+          <w:rFonts w:ascii="Consolas" w:hAnsi="Consolas"/>
+          <w:sz w:val="18"/>
+        </w:rPr>
+        <w:t xml:space="preserve">    mask &lt;- d_nn &gt; rho_max</w:t>
+      </w:r>
+      <w:r>
+        <w:rPr>
+          <w:rFonts w:ascii="Consolas" w:hAnsi="Consolas"/>
+          <w:sz w:val="18"/>
+        </w:rPr>
+        <w:br/>
+      </w:r>
+      <w:r>
+        <w:rPr>
+          <w:rStyle w:val="VerbatimChar"/>
+          <w:rFonts w:ascii="Consolas" w:hAnsi="Consolas"/>
+          <w:sz w:val="18"/>
+        </w:rPr>
+        <w:t xml:space="preserve">    x[mask] &lt;- X_n[i_nn][mask] + (x[mask] - X_n[i_nn][mask]) * rho_max / d_nn[mask]</w:t>
+      </w:r>
+      <w:r>
+        <w:rPr>
+          <w:rFonts w:ascii="Consolas" w:hAnsi="Consolas"/>
+          <w:sz w:val="18"/>
+        </w:rPr>
+        <w:br/>
+      </w:r>
+      <w:r>
+        <w:rPr>
+          <w:rStyle w:val="VerbatimChar"/>
+          <w:rFonts w:ascii="Consolas" w:hAnsi="Consolas"/>
+          <w:sz w:val="18"/>
+        </w:rPr>
+        <w:t xml:space="preserve">return x</w:t>
+      </w:r>
+    </w:p>
+    <w:p>
+      <w:pPr>
+        <w:pStyle w:val="FirstParagraph"/>
+        <w:jc w:val="both"/>
+        <w:keepNext w:val="0"/>
+        <w:keepLines w:val="0"/>
+        <w:widowControl w:val="1"/>
+      </w:pPr>
+      <w:r>
+        <w:t xml:space="preserve">Score gradients through blackbox teachers are computed by central finite differences over the input dimensions; when a teacher exposes an analytic surrogate (e.g., autoencoder reconstruction error) the surrogate's gradient is used.</w:t>
+      </w:r>
+    </w:p>
+    <w:bookmarkEnd w:id="39"/>
+    <w:bookmarkStart w:id="40" w:name="appendix-b-runnable-experiment"/>
+    <w:p>
+      <w:pPr>
+        <w:pStyle w:val="Heading2"/>
+        <w:keepNext/>
+        <w:keepLines/>
+        <w:widowControl w:val="1"/>
+      </w:pPr>
+      <w:r>
+        <w:t xml:space="preserve">Appendix B — Runnable experiment</w:t>
+      </w:r>
+    </w:p>
+    <w:p>
+      <w:pPr>
+        <w:pStyle w:val="FirstParagraph"/>
+        <w:jc w:val="both"/>
+        <w:keepNext w:val="0"/>
+        <w:keepLines w:val="0"/>
+        <w:widowControl w:val="1"/>
+      </w:pPr>
+      <w:r>
+        <w:t xml:space="preserve">The full experiment used to produce §6 is one CPU-only file, ~350 lines of NumPy + scikit-learn:</w:t>
+      </w:r>
+      <w:r>
+        <w:t xml:space="preserve"> </w:t>
+      </w:r>
+      <w:r>
+        <w:rPr>
+          <w:rStyle w:val="VerbatimChar"/>
+        </w:rPr>
+        <w:t xml:space="preserve">experiment.py</w:t>
+      </w:r>
+      <w:r>
+        <w:t xml:space="preserve">. Reproduce with</w:t>
+      </w:r>
+    </w:p>
+    <w:p>
+      <w:pPr>
+        <w:pStyle w:val="BodyText"/>
+        <w:ind w:firstLine="0"/>
+        <w:jc w:val="left"/>
+        <w:keepNext w:val="0"/>
+        <w:keepLines w:val="0"/>
+        <w:widowControl w:val="1"/>
+      </w:pPr>
+      <w:r>
+        <w:rPr>
+          <w:rStyle w:val="ExtensionTok"/>
+          <w:rFonts w:ascii="Consolas" w:hAnsi="Consolas"/>
+          <w:sz w:val="18"/>
+        </w:rPr>
+        <w:t xml:space="preserve">python</w:t>
+      </w:r>
+      <w:r>
+        <w:rPr>
+          <w:rStyle w:val="NormalTok"/>
+          <w:rFonts w:ascii="Consolas" w:hAnsi="Consolas"/>
+          <w:sz w:val="18"/>
+        </w:rPr>
+        <w:t xml:space="preserve"> experiment.py </w:t>
+      </w:r>
+      <w:r>
+        <w:rPr>
+          <w:rStyle w:val="AttributeTok"/>
+          <w:rFonts w:ascii="Consolas" w:hAnsi="Consolas"/>
+          <w:sz w:val="18"/>
+        </w:rPr>
+        <w:t xml:space="preserve">--smoketest</w:t>
+      </w:r>
+      <w:r>
+        <w:rPr>
+          <w:rStyle w:val="NormalTok"/>
+          <w:rFonts w:ascii="Consolas" w:hAnsi="Consolas"/>
+          <w:sz w:val="18"/>
+        </w:rPr>
+        <w:t xml:space="preserve">   </w:t>
+      </w:r>
+      <w:r>
+        <w:rPr>
+          <w:rStyle w:val="CommentTok"/>
+          <w:rFonts w:ascii="Consolas" w:hAnsi="Consolas"/>
+          <w:sz w:val="18"/>
+        </w:rPr>
+        <w:t xml:space="preserve"># ~10 s: prints I1-I4 invariants only</w:t>
+      </w:r>
+      <w:r>
+        <w:rPr>
+          <w:rFonts w:ascii="Consolas" w:hAnsi="Consolas"/>
+          <w:sz w:val="18"/>
+        </w:rPr>
+        <w:br/>
+      </w:r>
+      <w:r>
+        <w:rPr>
+          <w:rStyle w:val="ExtensionTok"/>
+          <w:rFonts w:ascii="Consolas" w:hAnsi="Consolas"/>
+          <w:sz w:val="18"/>
+        </w:rPr>
+        <w:t xml:space="preserve">python</w:t>
+      </w:r>
+      <w:r>
+        <w:rPr>
+          <w:rStyle w:val="NormalTok"/>
+          <w:rFonts w:ascii="Consolas" w:hAnsi="Consolas"/>
+          <w:sz w:val="18"/>
+        </w:rPr>
+        <w:t xml:space="preserve"> experiment.py </w:t>
+      </w:r>
+      <w:r>
+        <w:rPr>
+          <w:rStyle w:val="AttributeTok"/>
+          <w:rFonts w:ascii="Consolas" w:hAnsi="Consolas"/>
+          <w:sz w:val="18"/>
+        </w:rPr>
+        <w:t xml:space="preserve">--seeds</w:t>
+      </w:r>
+      <w:r>
+        <w:rPr>
+          <w:rStyle w:val="NormalTok"/>
+          <w:rFonts w:ascii="Consolas" w:hAnsi="Consolas"/>
+          <w:sz w:val="18"/>
+        </w:rPr>
+        <w:t xml:space="preserve"> 10    </w:t>
+      </w:r>
+      <w:r>
+        <w:rPr>
+          <w:rStyle w:val="CommentTok"/>
+          <w:rFonts w:ascii="Consolas" w:hAnsi="Consolas"/>
+          <w:sz w:val="18"/>
+        </w:rPr>
+        <w:t xml:space="preserve"># ~7 min: full sweep, writes results/*</w:t>
+      </w:r>
+    </w:p>
+    <w:p>
+      <w:pPr>
+        <w:pStyle w:val="FirstParagraph"/>
+        <w:jc w:val="both"/>
+        <w:keepNext w:val="0"/>
+        <w:keepLines w:val="0"/>
+        <w:widowControl w:val="1"/>
+      </w:pPr>
+      <w:r>
+        <w:t xml:space="preserve">Outputs:</w:t>
+      </w:r>
+      <w:r>
+        <w:t xml:space="preserve"> </w:t>
+      </w:r>
+      <w:r>
+        <w:rPr>
+          <w:rStyle w:val="VerbatimChar"/>
+        </w:rPr>
+        <w:t xml:space="preserve">results/results.csv</w:t>
+      </w:r>
+      <w:r>
+        <w:t xml:space="preserve"> </w:t>
+      </w:r>
+      <w:r>
+        <w:t xml:space="preserve">(one row per seed × condition × metric),</w:t>
+      </w:r>
+      <w:r>
+        <w:t xml:space="preserve"> </w:t>
+      </w:r>
+      <w:r>
+        <w:rPr>
+          <w:rStyle w:val="VerbatimChar"/>
+        </w:rPr>
+        <w:t xml:space="preserve">results/invariants.txt</w:t>
+      </w:r>
+      <w:r>
+        <w:t xml:space="preserve"> </w:t>
+      </w:r>
+      <w:r>
+        <w:t xml:space="preserve">(I1-I4 log),</w:t>
+      </w:r>
+      <w:r>
+        <w:t xml:space="preserve"> </w:t>
+      </w:r>
+      <w:r>
+        <w:rPr>
+          <w:rStyle w:val="VerbatimChar"/>
+        </w:rPr>
+        <w:t xml:space="preserve">results/figures/main.png</w:t>
+      </w:r>
+      <w:r>
+        <w:t xml:space="preserve"> </w:t>
+      </w:r>
+      <w:r>
+        <w:t xml:space="preserve">(the figure in §6.1). All samplers and the sanity invariants are single functions; the diff between the naive-Langevin ablation and the paper's sampler is one line (the added</w:t>
+      </w:r>
+      <w:r>
+        <w:t xml:space="preserve"> </w:t>
+      </w:r>
+      <m:oMath>
+        <m:r>
+          <m:t>α</m:t>
+        </m:r>
+        <m:acc>
+          <m:accPr>
+            <m:chr m:val="‾"/>
+          </m:accPr>
+          <m:e>
+            <m:r>
+              <m:t>p</m:t>
+            </m:r>
+          </m:e>
+        </m:acc>
+      </m:oMath>
+      <w:r>
+        <w:t xml:space="preserve"> </w:t>
+      </w:r>
+      <w:r>
+        <w:t xml:space="preserve">drift term in</w:t>
+      </w:r>
+      <w:r>
+        <w:t xml:space="preserve"> </w:t>
+      </w:r>
+      <w:r>
+        <w:rPr>
+          <w:rStyle w:val="VerbatimChar"/>
+        </w:rPr>
+        <w:t xml:space="preserve">U(pts)</w:t>
+      </w:r>
+      <w:r>
+        <w:t xml:space="preserve">).</w:t>
+      </w:r>
+    </w:p>
+    <w:bookmarkEnd w:id="40"/>
+    <w:bookmarkEnd w:id="41"/>
     <w:sectPr>
       <w:footerReference w:type="default" r:id="rId9"/>
       <w:pgSz w:h="15840" w:w="12240"/>
@@ -14210,34 +15683,7 @@
     <w:abstractNumId w:val="991"/>
   </w:num>
   <w:num w:numId="1004">
-    <w:abstractNumId w:val="99201"/>
-    <w:lvlOverride w:ilvl="0">
-      <w:startOverride w:val="1"/>
-    </w:lvlOverride>
-    <w:lvlOverride w:ilvl="1">
-      <w:startOverride w:val="1"/>
-    </w:lvlOverride>
-    <w:lvlOverride w:ilvl="2">
-      <w:startOverride w:val="1"/>
-    </w:lvlOverride>
-    <w:lvlOverride w:ilvl="3">
-      <w:startOverride w:val="1"/>
-    </w:lvlOverride>
-    <w:lvlOverride w:ilvl="4">
-      <w:startOverride w:val="1"/>
-    </w:lvlOverride>
-    <w:lvlOverride w:ilvl="5">
-      <w:startOverride w:val="1"/>
-    </w:lvlOverride>
-    <w:lvlOverride w:ilvl="6">
-      <w:startOverride w:val="1"/>
-    </w:lvlOverride>
-    <w:lvlOverride w:ilvl="7">
-      <w:startOverride w:val="1"/>
-    </w:lvlOverride>
-    <w:lvlOverride w:ilvl="8">
-      <w:startOverride w:val="1"/>
-    </w:lvlOverride>
+    <w:abstractNumId w:val="991"/>
   </w:num>
   <w:num w:numId="1005">
     <w:abstractNumId w:val="99201"/>
@@ -14270,9 +15716,6 @@
     </w:lvlOverride>
   </w:num>
   <w:num w:numId="1006">
-    <w:abstractNumId w:val="991"/>
-  </w:num>
-  <w:num w:numId="1007">
     <w:abstractNumId w:val="99201"/>
     <w:lvlOverride w:ilvl="0">
       <w:startOverride w:val="1"/>
@@ -14302,7 +15745,40 @@
       <w:startOverride w:val="1"/>
     </w:lvlOverride>
   </w:num>
+  <w:num w:numId="1007">
+    <w:abstractNumId w:val="991"/>
+  </w:num>
   <w:num w:numId="1008">
+    <w:abstractNumId w:val="99201"/>
+    <w:lvlOverride w:ilvl="0">
+      <w:startOverride w:val="1"/>
+    </w:lvlOverride>
+    <w:lvlOverride w:ilvl="1">
+      <w:startOverride w:val="1"/>
+    </w:lvlOverride>
+    <w:lvlOverride w:ilvl="2">
+      <w:startOverride w:val="1"/>
+    </w:lvlOverride>
+    <w:lvlOverride w:ilvl="3">
+      <w:startOverride w:val="1"/>
+    </w:lvlOverride>
+    <w:lvlOverride w:ilvl="4">
+      <w:startOverride w:val="1"/>
+    </w:lvlOverride>
+    <w:lvlOverride w:ilvl="5">
+      <w:startOverride w:val="1"/>
+    </w:lvlOverride>
+    <w:lvlOverride w:ilvl="6">
+      <w:startOverride w:val="1"/>
+    </w:lvlOverride>
+    <w:lvlOverride w:ilvl="7">
+      <w:startOverride w:val="1"/>
+    </w:lvlOverride>
+    <w:lvlOverride w:ilvl="8">
+      <w:startOverride w:val="1"/>
+    </w:lvlOverride>
+  </w:num>
+  <w:num w:numId="1009">
     <w:abstractNumId w:val="991"/>
   </w:num>
 </w:numbering>

--- a/paper.docx
+++ b/paper.docx
@@ -174,11 +174,11 @@
         <w:t xml:space="preserve">uncertainty-guided sampling</w:t>
       </w:r>
       <w:r>
-        <w:t xml:space="preserve">, a Langevin-style walk that generates synthetic query points along the pipelines' decision boundary, guided by inter-teacher percentile disagreement plus a drift toward the anomalous side. On a 2-D two-moons benchmark with three unsupervised teachers (KDE, Isolation Forest, kNN-distance) and a 40-parameter tanh MLP student, the proposed sampler achieves the highest student AUROC on both close-off-manifold (</w:t>
+        <w:t xml:space="preserve">, a Langevin-style walk that generates synthetic query points along the pipelines' decision boundary, guided by inter-teacher percentile disagreement plus a drift toward the anomalous side. On a 2-D two-moons benchmark with three unsupervised teachers (KDE, Isolation Forest, kNN-distance) and a 40-parameter tanh MLP student (10 seeds), the fixed-radius variant of the sampler achieves the highest student AUROC on the close-off-manifold band (</w:t>
       </w:r>
       <m:oMath>
         <m:r>
-          <m:t>0.987</m:t>
+          <m:t>0.984</m:t>
         </m:r>
         <m:r>
           <m:rPr>
@@ -191,11 +191,27 @@
         </m:r>
       </m:oMath>
       <w:r>
-        <w:t xml:space="preserve">) and medium-off-manifold (</w:t>
+        <w:t xml:space="preserve">), and an</w:t>
+      </w:r>
+      <w:r>
+        <w:t xml:space="preserve"> </w:t>
+      </w:r>
+      <w:r>
+        <w:rPr>
+          <w:b/>
+          <w:bCs/>
+        </w:rPr>
+        <w:t xml:space="preserve">adaptive-radius variant</w:t>
+      </w:r>
+      <w:r>
+        <w:t xml:space="preserve"> </w:t>
+      </w:r>
+      <w:r>
+        <w:t xml:space="preserve">— chains draw their projection radius from a log-uniform distribution and have their manifold-prior weight scaled inversely — additionally wins the medium (</w:t>
       </w:r>
       <m:oMath>
         <m:r>
-          <m:t>0.986</m:t>
+          <m:t>0.992</m:t>
         </m:r>
         <m:r>
           <m:rPr>
@@ -204,15 +220,15 @@
           <m:t>±</m:t>
         </m:r>
         <m:r>
-          <m:t>0.007</m:t>
+          <m:t>0.005</m:t>
         </m:r>
       </m:oMath>
       <w:r>
-        <w:t xml:space="preserve">) anomaly bands across 10 seeds, and the highest Spearman rank calibration on the hardest boundary set (</w:t>
+        <w:t xml:space="preserve">) and far (</w:t>
       </w:r>
       <m:oMath>
         <m:r>
-          <m:t>0.663</m:t>
+          <m:t>0.980</m:t>
         </m:r>
         <m:r>
           <m:rPr>
@@ -221,25 +237,11 @@
           <m:t>±</m:t>
         </m:r>
         <m:r>
-          <m:t>0.050</m:t>
+          <m:t>0.012</m:t>
         </m:r>
       </m:oMath>
       <w:r>
-        <w:t xml:space="preserve">), while its off-manifold score-fidelity is 2-5</w:t>
-      </w:r>
-      <m:oMath>
-        <m:r>
-          <m:rPr>
-            <m:sty m:val="p"/>
-          </m:rPr>
-          <m:t>×</m:t>
-        </m:r>
-      </m:oMath>
-      <w:r>
-        <w:t xml:space="preserve"> </w:t>
-      </w:r>
-      <w:r>
-        <w:t xml:space="preserve">better than a normals-only baseline. Repeating the sweep at</w:t>
+        <w:t xml:space="preserve">) bands with a single sampler. Repeating the sweep at</w:t>
       </w:r>
       <w:r>
         <w:t xml:space="preserve"> </w:t>
@@ -306,7 +308,7 @@
       </w:r>
       <m:oMath>
         <m:r>
-          <m:t>0.92</m:t>
+          <m:t>0.91</m:t>
         </m:r>
       </m:oMath>
       <w:r>
@@ -343,7 +345,7 @@
       </w:r>
       <m:oMath>
         <m:r>
-          <m:t>0.65</m:t>
+          <m:t>0.68</m:t>
         </m:r>
       </m:oMath>
       <w:r>
@@ -370,23 +372,7 @@
         </m:r>
       </m:oMath>
       <w:r>
-        <w:t xml:space="preserve">), while the proposed sampler wins</w:t>
-      </w:r>
-      <w:r>
-        <w:t xml:space="preserve"> </w:t>
-      </w:r>
-      <w:r>
-        <w:rPr>
-          <w:b/>
-          <w:bCs/>
-        </w:rPr>
-        <w:t xml:space="preserve">all four anomaly bands</w:t>
-      </w:r>
-      <w:r>
-        <w:t xml:space="preserve"> </w:t>
-      </w:r>
-      <w:r>
-        <w:t xml:space="preserve">at</w:t>
+        <w:t xml:space="preserve">), while the fixed-radius sampler wins the near-manifold bands at every</w:t>
       </w:r>
       <w:r>
         <w:t xml:space="preserve"> </w:t>
@@ -395,76 +381,37 @@
         <m:r>
           <m:t>d</m:t>
         </m:r>
-        <m:r>
-          <m:rPr>
-            <m:sty m:val="p"/>
-          </m:rPr>
-          <m:t>=</m:t>
-        </m:r>
-        <m:r>
-          <m:t>10</m:t>
-        </m:r>
       </m:oMath>
       <w:r>
         <w:t xml:space="preserve"> </w:t>
       </w:r>
       <w:r>
-        <w:t xml:space="preserve">(boundary</w:t>
+        <w:t xml:space="preserve">tested and the adaptive variant wins the far band at every</w:t>
       </w:r>
       <w:r>
         <w:t xml:space="preserve"> </w:t>
       </w:r>
       <m:oMath>
         <m:r>
-          <m:t>0.773</m:t>
+          <m:t>d</m:t>
         </m:r>
       </m:oMath>
       <w:r>
-        <w:t xml:space="preserve">, close</w:t>
-      </w:r>
-      <w:r>
-        <w:t xml:space="preserve"> </w:t>
+        <w:t xml:space="preserve"> </w:t>
+      </w:r>
+      <w:r>
+        <w:t xml:space="preserve">(</w:t>
       </w:r>
       <m:oMath>
         <m:r>
-          <m:t>0.919</m:t>
+          <m:t>0.98</m:t>
         </m:r>
       </m:oMath>
       <w:r>
-        <w:t xml:space="preserve">, medium</w:t>
-      </w:r>
-      <w:r>
-        <w:t xml:space="preserve"> </w:t>
-      </w:r>
-      <m:oMath>
-        <m:r>
-          <m:t>0.965</m:t>
-        </m:r>
-      </m:oMath>
-      <w:r>
-        <w:t xml:space="preserve">, far</w:t>
-      </w:r>
-      <w:r>
-        <w:t xml:space="preserve"> </w:t>
-      </w:r>
-      <m:oMath>
-        <m:r>
-          <m:t>0.970</m:t>
-        </m:r>
-      </m:oMath>
-      <w:r>
-        <w:t xml:space="preserve">). A mixed sampler (half uncertainty-guided, half uniform) is a robust runner-up at every</w:t>
-      </w:r>
-      <w:r>
-        <w:t xml:space="preserve"> </w:t>
-      </w:r>
-      <m:oMath>
-        <m:r>
-          <m:t>d</m:t>
-        </m:r>
-      </m:oMath>
-      <w:r>
-        <w:t xml:space="preserve">.</w:t>
+        <w:t xml:space="preserve"> </w:t>
+      </w:r>
+      <w:r>
+        <w:t xml:space="preserve">throughout).</w:t>
       </w:r>
     </w:p>
     <w:bookmarkEnd w:id="9"/>
@@ -5277,7 +5224,7 @@
               <w:left w:val="nil"/>
               <w:right w:val="nil"/>
               <w:top w:val="nil"/>
-              <w:bottom w:val="nil"/>
+              <w:bottom w:val="single" w:sz="4" w:color="D9E1E8"/>
             </w:tcBorders>
             <w:vAlign w:val="center"/>
           </w:tcPr>
@@ -5306,7 +5253,7 @@
               <w:left w:val="nil"/>
               <w:right w:val="nil"/>
               <w:top w:val="nil"/>
-              <w:bottom w:val="nil"/>
+              <w:bottom w:val="single" w:sz="4" w:color="D9E1E8"/>
             </w:tcBorders>
             <w:vAlign w:val="center"/>
           </w:tcPr>
@@ -5412,6 +5359,299 @@
                 <w:sz w:val="19"/>
               </w:rPr>
               <w:t xml:space="preserve">from S2 in a single training run</w:t>
+            </w:r>
+          </w:p>
+        </w:tc>
+      </w:tr>
+      <w:tr>
+        <w:tc>
+          <w:tcPr>
+            <w:tcBorders>
+              <w:left w:val="nil"/>
+              <w:right w:val="nil"/>
+              <w:top w:val="nil"/>
+              <w:bottom w:val="nil"/>
+            </w:tcBorders>
+            <w:vAlign w:val="center"/>
+          </w:tcPr>
+          <w:p>
+            <w:pPr>
+              <w:pStyle w:val="Compact"/>
+              <w:spacing w:before="0" w:after="20" w:line="240" w:lineRule="auto"/>
+              <w:jc w:val="center"/>
+              <w:suppressAutoHyphens/>
+              <w:keepNext w:val="0"/>
+              <w:keepLines/>
+              <w:widowControl w:val="1"/>
+            </w:pPr>
+            <w:r>
+              <w:rPr>
+                <w:rFonts w:ascii="Georgia" w:hAnsi="Georgia"/>
+                <w:sz w:val="19"/>
+              </w:rPr>
+              <w:t xml:space="preserve">S5</w:t>
+            </w:r>
+          </w:p>
+        </w:tc>
+        <w:tc>
+          <w:tcPr>
+            <w:tcBorders>
+              <w:left w:val="nil"/>
+              <w:right w:val="nil"/>
+              <w:top w:val="nil"/>
+              <w:bottom w:val="nil"/>
+            </w:tcBorders>
+            <w:vAlign w:val="center"/>
+          </w:tcPr>
+          <w:p>
+            <w:pPr>
+              <w:pStyle w:val="Compact"/>
+              <w:spacing w:before="0" w:after="20" w:line="240" w:lineRule="auto"/>
+              <w:jc w:val="center"/>
+              <w:suppressAutoHyphens/>
+              <w:keepNext w:val="0"/>
+              <w:keepLines/>
+              <w:widowControl w:val="1"/>
+            </w:pPr>
+            <w:r>
+              <w:rPr>
+                <w:rFonts w:ascii="Georgia" w:hAnsi="Georgia"/>
+                <w:b/>
+                <w:bCs/>
+                <w:sz w:val="19"/>
+              </w:rPr>
+              <w:t xml:space="preserve">adaptive Langevin</w:t>
+            </w:r>
+            <w:r>
+              <w:rPr>
+                <w:rFonts w:ascii="Georgia" w:hAnsi="Georgia"/>
+                <w:sz w:val="19"/>
+              </w:rPr>
+              <w:t xml:space="preserve"> </w:t>
+            </w:r>
+            <w:r>
+              <w:rPr>
+                <w:rFonts w:ascii="Georgia" w:hAnsi="Georgia"/>
+                <w:sz w:val="19"/>
+              </w:rPr>
+              <w:t xml:space="preserve">(this paper): per-chain projection radius</w:t>
+            </w:r>
+            <w:r>
+              <w:rPr>
+                <w:rFonts w:ascii="Georgia" w:hAnsi="Georgia"/>
+                <w:sz w:val="19"/>
+              </w:rPr>
+              <w:t xml:space="preserve"> </w:t>
+            </w:r>
+            <m:oMath>
+              <m:sSub>
+                <m:e>
+                  <m:r>
+                    <m:t>ρ</m:t>
+                  </m:r>
+                </m:e>
+                <m:sub>
+                  <m:r>
+                    <m:t>i</m:t>
+                  </m:r>
+                </m:sub>
+              </m:sSub>
+              <m:r>
+                <m:rPr>
+                  <m:sty m:val="p"/>
+                </m:rPr>
+                <m:t>∼</m:t>
+              </m:r>
+              <m:r>
+                <m:rPr>
+                  <m:nor/>
+                  <m:sty m:val="p"/>
+                </m:rPr>
+                <m:t>log-Uniform</m:t>
+              </m:r>
+              <m:r>
+                <m:rPr>
+                  <m:sty m:val="p"/>
+                </m:rPr>
+                <m:t>(</m:t>
+              </m:r>
+              <m:r>
+                <m:t>0.3</m:t>
+              </m:r>
+              <m:r>
+                <m:rPr>
+                  <m:sty m:val="p"/>
+                </m:rPr>
+                <m:t>,</m:t>
+              </m:r>
+              <m:r>
+                <m:t>3.0</m:t>
+              </m:r>
+              <m:r>
+                <m:rPr>
+                  <m:sty m:val="p"/>
+                </m:rPr>
+                <m:t>)</m:t>
+              </m:r>
+            </m:oMath>
+            <w:r>
+              <w:rPr>
+                <w:rFonts w:ascii="Georgia" w:hAnsi="Georgia"/>
+                <w:sz w:val="19"/>
+              </w:rPr>
+              <w:t xml:space="preserve">; per-chain</w:t>
+            </w:r>
+            <w:r>
+              <w:rPr>
+                <w:rFonts w:ascii="Georgia" w:hAnsi="Georgia"/>
+                <w:sz w:val="19"/>
+              </w:rPr>
+              <w:t xml:space="preserve"> </w:t>
+            </w:r>
+            <m:oMath>
+              <m:sSub>
+                <m:e>
+                  <m:r>
+                    <m:t>β</m:t>
+                  </m:r>
+                </m:e>
+                <m:sub>
+                  <m:r>
+                    <m:t>i</m:t>
+                  </m:r>
+                </m:sub>
+              </m:sSub>
+              <m:r>
+                <m:rPr>
+                  <m:sty m:val="p"/>
+                </m:rPr>
+                <m:t>=</m:t>
+              </m:r>
+              <m:r>
+                <m:t>β</m:t>
+              </m:r>
+              <m:r>
+                <m:rPr>
+                  <m:sty m:val="p"/>
+                </m:rPr>
+                <m:t>min</m:t>
+              </m:r>
+              <m:r>
+                <m:rPr>
+                  <m:sty m:val="p"/>
+                </m:rPr>
+                <m:t>(</m:t>
+              </m:r>
+              <m:r>
+                <m:t>1</m:t>
+              </m:r>
+              <m:r>
+                <m:rPr>
+                  <m:sty m:val="p"/>
+                </m:rPr>
+                <m:t>,</m:t>
+              </m:r>
+              <m:r>
+                <m:t>0.3</m:t>
+              </m:r>
+              <m:r>
+                <m:rPr>
+                  <m:sty m:val="p"/>
+                </m:rPr>
+                <m:t>/</m:t>
+              </m:r>
+              <m:sSub>
+                <m:e>
+                  <m:r>
+                    <m:t>ρ</m:t>
+                  </m:r>
+                </m:e>
+                <m:sub>
+                  <m:r>
+                    <m:t>i</m:t>
+                  </m:r>
+                </m:sub>
+              </m:sSub>
+              <m:r>
+                <m:rPr>
+                  <m:sty m:val="p"/>
+                </m:rPr>
+                <m:t>)</m:t>
+              </m:r>
+            </m:oMath>
+            <w:r>
+              <w:rPr>
+                <w:rFonts w:ascii="Georgia" w:hAnsi="Georgia"/>
+                <w:sz w:val="19"/>
+              </w:rPr>
+              <w:t xml:space="preserve">; chain initialized at anchor plus</w:t>
+            </w:r>
+            <w:r>
+              <w:rPr>
+                <w:rFonts w:ascii="Georgia" w:hAnsi="Georgia"/>
+                <w:sz w:val="19"/>
+              </w:rPr>
+              <w:t xml:space="preserve"> </w:t>
+            </w:r>
+            <m:oMath>
+              <m:sSub>
+                <m:e>
+                  <m:r>
+                    <m:t>ρ</m:t>
+                  </m:r>
+                </m:e>
+                <m:sub>
+                  <m:r>
+                    <m:t>i</m:t>
+                  </m:r>
+                </m:sub>
+              </m:sSub>
+              <m:r>
+                <m:rPr>
+                  <m:sty m:val="p"/>
+                </m:rPr>
+                <m:t>⋅</m:t>
+              </m:r>
+              <m:r>
+                <m:rPr>
+                  <m:nor/>
+                  <m:sty m:val="p"/>
+                </m:rPr>
+                <m:t>unit direction</m:t>
+              </m:r>
+            </m:oMath>
+            <w:r>
+              <w:rPr>
+                <w:rFonts w:ascii="Georgia" w:hAnsi="Georgia"/>
+                <w:sz w:val="19"/>
+              </w:rPr>
+              <w:t xml:space="preserve"> </w:t>
+            </w:r>
+            <w:r>
+              <w:rPr>
+                <w:rFonts w:ascii="Georgia" w:hAnsi="Georgia"/>
+                <w:sz w:val="19"/>
+              </w:rPr>
+              <w:t xml:space="preserve">so long-</w:t>
+            </w:r>
+            <m:oMath>
+              <m:r>
+                <m:t>ρ</m:t>
+              </m:r>
+            </m:oMath>
+            <w:r>
+              <w:rPr>
+                <w:rFonts w:ascii="Georgia" w:hAnsi="Georgia"/>
+                <w:sz w:val="19"/>
+              </w:rPr>
+              <w:t xml:space="preserve"> </w:t>
+            </w:r>
+            <w:r>
+              <w:rPr>
+                <w:rFonts w:ascii="Georgia" w:hAnsi="Georgia"/>
+                <w:sz w:val="19"/>
+              </w:rPr>
+              <w:t xml:space="preserve">chains start already out. One sampler spans the near-boundary and far-field regimes without a static uniform mix.</w:t>
             </w:r>
           </w:p>
         </w:tc>
@@ -6610,7 +6850,7 @@
             </w:pPr>
             <m:oMath>
               <m:r>
-                <m:t>0.929</m:t>
+                <m:t>0.928</m:t>
               </m:r>
               <m:r>
                 <m:rPr>
@@ -6619,7 +6859,7 @@
                 <m:t>±</m:t>
               </m:r>
               <m:r>
-                <m:t>0.017</m:t>
+                <m:t>0.016</m:t>
               </m:r>
             </m:oMath>
           </w:p>
@@ -6646,7 +6886,7 @@
             </w:pPr>
             <m:oMath>
               <m:r>
-                <m:t>0.962</m:t>
+                <m:t>0.966</m:t>
               </m:r>
               <m:r>
                 <m:rPr>
@@ -6655,7 +6895,7 @@
                 <m:t>±</m:t>
               </m:r>
               <m:r>
-                <m:t>0.014</m:t>
+                <m:t>0.010</m:t>
               </m:r>
             </m:oMath>
           </w:p>
@@ -6682,7 +6922,7 @@
             </w:pPr>
             <m:oMath>
               <m:r>
-                <m:t>0.945</m:t>
+                <m:t>0.959</m:t>
               </m:r>
               <m:r>
                 <m:rPr>
@@ -6691,7 +6931,7 @@
                 <m:t>±</m:t>
               </m:r>
               <m:r>
-                <m:t>0.024</m:t>
+                <m:t>0.019</m:t>
               </m:r>
             </m:oMath>
           </w:p>
@@ -6718,7 +6958,7 @@
             </w:pPr>
             <m:oMath>
               <m:r>
-                <m:t>0.917</m:t>
+                <m:t>0.928</m:t>
               </m:r>
               <m:r>
                 <m:rPr>
@@ -6727,7 +6967,7 @@
                 <m:t>±</m:t>
               </m:r>
               <m:r>
-                <m:t>0.099</m:t>
+                <m:t>0.075</m:t>
               </m:r>
             </m:oMath>
           </w:p>
@@ -6785,7 +7025,7 @@
             </w:pPr>
             <m:oMath>
               <m:r>
-                <m:t>0.916</m:t>
+                <m:t>0.913</m:t>
               </m:r>
               <m:r>
                 <m:rPr>
@@ -6794,7 +7034,7 @@
                 <m:t>±</m:t>
               </m:r>
               <m:r>
-                <m:t>0.014</m:t>
+                <m:t>0.016</m:t>
               </m:r>
             </m:oMath>
           </w:p>
@@ -6821,7 +7061,7 @@
             </w:pPr>
             <m:oMath>
               <m:r>
-                <m:t>0.971</m:t>
+                <m:t>0.967</m:t>
               </m:r>
               <m:r>
                 <m:rPr>
@@ -6830,7 +7070,7 @@
                 <m:t>±</m:t>
               </m:r>
               <m:r>
-                <m:t>0.008</m:t>
+                <m:t>0.013</m:t>
               </m:r>
             </m:oMath>
           </w:p>
@@ -6857,7 +7097,7 @@
             </w:pPr>
             <m:oMath>
               <m:r>
-                <m:t>0.983</m:t>
+                <m:t>0.981</m:t>
               </m:r>
               <m:r>
                 <m:rPr>
@@ -6866,7 +7106,7 @@
                 <m:t>±</m:t>
               </m:r>
               <m:r>
-                <m:t>0.011</m:t>
+                <m:t>0.010</m:t>
               </m:r>
             </m:oMath>
           </w:p>
@@ -6893,22 +7133,16 @@
             </w:pPr>
             <m:oMath>
               <m:r>
+                <m:t>0.970</m:t>
+              </m:r>
+              <m:r>
                 <m:rPr>
-                  <m:sty m:val="b"/>
-                </m:rPr>
-                <m:t>0.979</m:t>
-              </m:r>
-              <m:r>
-                <m:rPr>
-                  <m:sty m:val="b"/>
+                  <m:sty m:val="p"/>
                 </m:rPr>
                 <m:t>±</m:t>
               </m:r>
               <m:r>
-                <m:rPr>
-                  <m:sty m:val="b"/>
-                </m:rPr>
-                <m:t>0.015</m:t>
+                <m:t>0.031</m:t>
               </m:r>
             </m:oMath>
           </w:p>
@@ -6968,7 +7202,7 @@
             </w:pPr>
             <m:oMath>
               <m:r>
-                <m:t>0.922</m:t>
+                <m:t>0.924</m:t>
               </m:r>
               <m:r>
                 <m:rPr>
@@ -6977,7 +7211,7 @@
                 <m:t>±</m:t>
               </m:r>
               <m:r>
-                <m:t>0.007</m:t>
+                <m:t>0.010</m:t>
               </m:r>
             </m:oMath>
           </w:p>
@@ -7007,7 +7241,7 @@
                 <m:rPr>
                   <m:sty m:val="b"/>
                 </m:rPr>
-                <m:t>0.987</m:t>
+                <m:t>0.984</m:t>
               </m:r>
               <m:r>
                 <m:rPr>
@@ -7046,7 +7280,7 @@
             </w:pPr>
             <m:oMath>
               <m:r>
-                <m:t>0.986</m:t>
+                <m:t>0.980</m:t>
               </m:r>
               <m:r>
                 <m:rPr>
@@ -7055,7 +7289,7 @@
                 <m:t>±</m:t>
               </m:r>
               <m:r>
-                <m:t>0.007</m:t>
+                <m:t>0.010</m:t>
               </m:r>
             </m:oMath>
           </w:p>
@@ -7082,7 +7316,7 @@
             </w:pPr>
             <m:oMath>
               <m:r>
-                <m:t>0.752</m:t>
+                <m:t>0.804</m:t>
               </m:r>
               <m:r>
                 <m:rPr>
@@ -7091,7 +7325,184 @@
                 <m:t>±</m:t>
               </m:r>
               <m:r>
-                <m:t>0.145</m:t>
+                <m:t>0.123</m:t>
+              </m:r>
+            </m:oMath>
+          </w:p>
+        </w:tc>
+      </w:tr>
+      <w:tr>
+        <w:tc>
+          <w:tcPr>
+            <w:tcBorders>
+              <w:left w:val="nil"/>
+              <w:right w:val="nil"/>
+              <w:top w:val="nil"/>
+              <w:bottom w:val="single" w:sz="4" w:color="D9E1E8"/>
+            </w:tcBorders>
+            <w:vAlign w:val="center"/>
+          </w:tcPr>
+          <w:p>
+            <w:pPr>
+              <w:pStyle w:val="Compact"/>
+              <w:spacing w:before="0" w:after="20" w:line="240" w:lineRule="auto"/>
+              <w:jc w:val="center"/>
+              <w:suppressAutoHyphens/>
+              <w:keepNext w:val="0"/>
+              <w:keepLines/>
+              <w:widowControl w:val="1"/>
+            </w:pPr>
+            <w:r>
+              <w:rPr>
+                <w:rFonts w:ascii="Georgia" w:hAnsi="Georgia"/>
+                <w:b/>
+                <w:bCs/>
+                <w:sz w:val="19"/>
+              </w:rPr>
+              <w:t xml:space="preserve">S4 (ours, mixed)</w:t>
+            </w:r>
+          </w:p>
+        </w:tc>
+        <w:tc>
+          <w:tcPr>
+            <w:tcBorders>
+              <w:left w:val="nil"/>
+              <w:right w:val="nil"/>
+              <w:top w:val="nil"/>
+              <w:bottom w:val="single" w:sz="4" w:color="D9E1E8"/>
+            </w:tcBorders>
+            <w:vAlign w:val="center"/>
+          </w:tcPr>
+          <w:p>
+            <w:pPr>
+              <w:pStyle w:val="Compact"/>
+              <w:spacing w:before="0" w:after="20" w:line="240" w:lineRule="auto"/>
+              <w:jc w:val="center"/>
+              <w:suppressAutoHyphens/>
+              <w:keepNext w:val="0"/>
+              <w:keepLines/>
+              <w:widowControl w:val="1"/>
+            </w:pPr>
+            <m:oMath>
+              <m:r>
+                <m:t>0.918</m:t>
+              </m:r>
+              <m:r>
+                <m:rPr>
+                  <m:sty m:val="p"/>
+                </m:rPr>
+                <m:t>±</m:t>
+              </m:r>
+              <m:r>
+                <m:t>0.012</m:t>
+              </m:r>
+            </m:oMath>
+          </w:p>
+        </w:tc>
+        <w:tc>
+          <w:tcPr>
+            <w:tcBorders>
+              <w:left w:val="nil"/>
+              <w:right w:val="nil"/>
+              <w:top w:val="nil"/>
+              <w:bottom w:val="single" w:sz="4" w:color="D9E1E8"/>
+            </w:tcBorders>
+            <w:vAlign w:val="center"/>
+          </w:tcPr>
+          <w:p>
+            <w:pPr>
+              <w:pStyle w:val="Compact"/>
+              <w:spacing w:before="0" w:after="20" w:line="240" w:lineRule="auto"/>
+              <w:jc w:val="center"/>
+              <w:suppressAutoHyphens/>
+              <w:keepNext w:val="0"/>
+              <w:keepLines/>
+              <w:widowControl w:val="1"/>
+            </w:pPr>
+            <m:oMath>
+              <m:r>
+                <m:t>0.979</m:t>
+              </m:r>
+              <m:r>
+                <m:rPr>
+                  <m:sty m:val="p"/>
+                </m:rPr>
+                <m:t>±</m:t>
+              </m:r>
+              <m:r>
+                <m:t>0.003</m:t>
+              </m:r>
+            </m:oMath>
+          </w:p>
+        </w:tc>
+        <w:tc>
+          <w:tcPr>
+            <w:tcBorders>
+              <w:left w:val="nil"/>
+              <w:right w:val="nil"/>
+              <w:top w:val="nil"/>
+              <w:bottom w:val="single" w:sz="4" w:color="D9E1E8"/>
+            </w:tcBorders>
+            <w:vAlign w:val="center"/>
+          </w:tcPr>
+          <w:p>
+            <w:pPr>
+              <w:pStyle w:val="Compact"/>
+              <w:spacing w:before="0" w:after="20" w:line="240" w:lineRule="auto"/>
+              <w:jc w:val="center"/>
+              <w:suppressAutoHyphens/>
+              <w:keepNext w:val="0"/>
+              <w:keepLines/>
+              <w:widowControl w:val="1"/>
+            </w:pPr>
+            <m:oMath>
+              <m:r>
+                <m:t>0.990</m:t>
+              </m:r>
+              <m:r>
+                <m:rPr>
+                  <m:sty m:val="p"/>
+                </m:rPr>
+                <m:t>±</m:t>
+              </m:r>
+              <m:r>
+                <m:t>0.006</m:t>
+              </m:r>
+            </m:oMath>
+          </w:p>
+        </w:tc>
+        <w:tc>
+          <w:tcPr>
+            <w:tcBorders>
+              <w:left w:val="nil"/>
+              <w:right w:val="nil"/>
+              <w:top w:val="nil"/>
+              <w:bottom w:val="single" w:sz="4" w:color="D9E1E8"/>
+            </w:tcBorders>
+            <w:vAlign w:val="center"/>
+          </w:tcPr>
+          <w:p>
+            <w:pPr>
+              <w:pStyle w:val="Compact"/>
+              <w:spacing w:before="0" w:after="20" w:line="240" w:lineRule="auto"/>
+              <w:jc w:val="center"/>
+              <w:suppressAutoHyphens/>
+              <w:keepNext w:val="0"/>
+              <w:keepLines/>
+              <w:widowControl w:val="1"/>
+            </w:pPr>
+            <m:oMath>
+              <m:r>
+                <m:t>0.947</m:t>
+              </m:r>
+              <m:r>
+                <m:rPr>
+                  <m:sty m:val="p"/>
+                </m:rPr>
+                <m:t>±</m:t>
+              </m:r>
+              <m:r>
+                <m:t>0.051</m:t>
               </m:r>
             </m:oMath>
           </w:p>
@@ -7125,7 +7536,7 @@
                 <w:bCs/>
                 <w:sz w:val="19"/>
               </w:rPr>
-              <w:t xml:space="preserve">S4 (ours, mixed)</w:t>
+              <w:t xml:space="preserve">S5 (ours, adaptive)</w:t>
             </w:r>
           </w:p>
         </w:tc>
@@ -7151,7 +7562,7 @@
             </w:pPr>
             <m:oMath>
               <m:r>
-                <m:t>0.918</m:t>
+                <m:t>0.913</m:t>
               </m:r>
               <m:r>
                 <m:rPr>
@@ -7160,7 +7571,7 @@
                 <m:t>±</m:t>
               </m:r>
               <m:r>
-                <m:t>0.013</m:t>
+                <m:t>0.009</m:t>
               </m:r>
             </m:oMath>
           </w:p>
@@ -7187,7 +7598,7 @@
             </w:pPr>
             <m:oMath>
               <m:r>
-                <m:t>0.978</m:t>
+                <m:t>0.974</m:t>
               </m:r>
               <m:r>
                 <m:rPr>
@@ -7196,7 +7607,7 @@
                 <m:t>±</m:t>
               </m:r>
               <m:r>
-                <m:t>0.004</m:t>
+                <m:t>0.006</m:t>
               </m:r>
             </m:oMath>
           </w:p>
@@ -7226,7 +7637,7 @@
                 <m:rPr>
                   <m:sty m:val="b"/>
                 </m:rPr>
-                <m:t>0.988</m:t>
+                <m:t>0.992</m:t>
               </m:r>
               <m:r>
                 <m:rPr>
@@ -7238,7 +7649,7 @@
                 <m:rPr>
                   <m:sty m:val="b"/>
                 </m:rPr>
-                <m:t>0.007</m:t>
+                <m:t>0.005</m:t>
               </m:r>
             </m:oMath>
           </w:p>
@@ -7265,16 +7676,22 @@
             </w:pPr>
             <m:oMath>
               <m:r>
-                <m:t>0.965</m:t>
-              </m:r>
-              <m:r>
                 <m:rPr>
-                  <m:sty m:val="p"/>
+                  <m:sty m:val="b"/>
+                </m:rPr>
+                <m:t>0.980</m:t>
+              </m:r>
+              <m:r>
+                <m:rPr>
+                  <m:sty m:val="b"/>
                 </m:rPr>
                 <m:t>±</m:t>
               </m:r>
               <m:r>
-                <m:t>0.025</m:t>
+                <m:rPr>
+                  <m:sty m:val="b"/>
+                </m:rPr>
+                <m:t>0.012</m:t>
               </m:r>
             </m:oMath>
           </w:p>
@@ -7731,7 +8148,7 @@
             </w:pPr>
             <m:oMath>
               <m:r>
-                <m:t>0.142</m:t>
+                <m:t>0.148</m:t>
               </m:r>
             </m:oMath>
           </w:p>
@@ -7758,7 +8175,7 @@
             </w:pPr>
             <m:oMath>
               <m:r>
-                <m:t>0.175</m:t>
+                <m:t>0.168</m:t>
               </m:r>
             </m:oMath>
           </w:p>
@@ -7785,7 +8202,7 @@
             </w:pPr>
             <m:oMath>
               <m:r>
-                <m:t>0.300</m:t>
+                <m:t>0.268</m:t>
               </m:r>
             </m:oMath>
           </w:p>
@@ -7812,7 +8229,7 @@
             </w:pPr>
             <m:oMath>
               <m:r>
-                <m:t>0.581</m:t>
+                <m:t>0.419</m:t>
               </m:r>
             </m:oMath>
           </w:p>
@@ -7842,7 +8259,7 @@
                 <m:rPr>
                   <m:sty m:val="b"/>
                 </m:rPr>
-                <m:t>0.137</m:t>
+                <m:t>0.138</m:t>
               </m:r>
             </m:oMath>
           </w:p>
@@ -7900,7 +8317,7 @@
             </w:pPr>
             <m:oMath>
               <m:r>
-                <m:t>0.151</m:t>
+                <m:t>0.152</m:t>
               </m:r>
             </m:oMath>
           </w:p>
@@ -7954,7 +8371,7 @@
             </w:pPr>
             <m:oMath>
               <m:r>
-                <m:t>0.128</m:t>
+                <m:t>0.127</m:t>
               </m:r>
             </m:oMath>
           </w:p>
@@ -7981,10 +8398,7 @@
             </w:pPr>
             <m:oMath>
               <m:r>
-                <m:rPr>
-                  <m:sty m:val="b"/>
-                </m:rPr>
-                <m:t>0.166</m:t>
+                <m:t>0.183</m:t>
               </m:r>
             </m:oMath>
           </w:p>
@@ -8011,7 +8425,7 @@
             </w:pPr>
             <m:oMath>
               <m:r>
-                <m:t>0.157</m:t>
+                <m:t>0.158</m:t>
               </m:r>
             </m:oMath>
           </w:p>
@@ -8074,7 +8488,7 @@
                 <m:rPr>
                   <m:sty m:val="b"/>
                 </m:rPr>
-                <m:t>0.131</m:t>
+                <m:t>0.133</m:t>
               </m:r>
             </m:oMath>
           </w:p>
@@ -8104,7 +8518,7 @@
                 <m:rPr>
                   <m:sty m:val="b"/>
                 </m:rPr>
-                <m:t>0.062</m:t>
+                <m:t>0.069</m:t>
               </m:r>
             </m:oMath>
           </w:p>
@@ -8131,10 +8545,7 @@
             </w:pPr>
             <m:oMath>
               <m:r>
-                <m:rPr>
-                  <m:sty m:val="b"/>
-                </m:rPr>
-                <m:t>0.119</m:t>
+                <m:t>0.134</m:t>
               </m:r>
             </m:oMath>
           </w:p>
@@ -8161,7 +8572,7 @@
             </w:pPr>
             <m:oMath>
               <m:r>
-                <m:t>0.500</m:t>
+                <m:t>0.470</m:t>
               </m:r>
             </m:oMath>
           </w:p>
@@ -8188,7 +8599,175 @@
             </w:pPr>
             <m:oMath>
               <m:r>
-                <m:t>0.172</m:t>
+                <m:t>0.168</m:t>
+              </m:r>
+            </m:oMath>
+          </w:p>
+        </w:tc>
+      </w:tr>
+      <w:tr>
+        <w:tc>
+          <w:tcPr>
+            <w:tcBorders>
+              <w:left w:val="nil"/>
+              <w:right w:val="nil"/>
+              <w:top w:val="nil"/>
+              <w:bottom w:val="single" w:sz="4" w:color="D9E1E8"/>
+            </w:tcBorders>
+            <w:vAlign w:val="center"/>
+          </w:tcPr>
+          <w:p>
+            <w:pPr>
+              <w:pStyle w:val="Compact"/>
+              <w:spacing w:before="0" w:after="20" w:line="240" w:lineRule="auto"/>
+              <w:jc w:val="center"/>
+              <w:suppressAutoHyphens/>
+              <w:keepNext w:val="0"/>
+              <w:keepLines/>
+              <w:widowControl w:val="1"/>
+            </w:pPr>
+            <w:r>
+              <w:rPr>
+                <w:rFonts w:ascii="Georgia" w:hAnsi="Georgia"/>
+                <w:b/>
+                <w:bCs/>
+                <w:sz w:val="19"/>
+              </w:rPr>
+              <w:t xml:space="preserve">S4 (ours, mixed)</w:t>
+            </w:r>
+          </w:p>
+        </w:tc>
+        <w:tc>
+          <w:tcPr>
+            <w:tcBorders>
+              <w:left w:val="nil"/>
+              <w:right w:val="nil"/>
+              <w:top w:val="nil"/>
+              <w:bottom w:val="single" w:sz="4" w:color="D9E1E8"/>
+            </w:tcBorders>
+            <w:vAlign w:val="center"/>
+          </w:tcPr>
+          <w:p>
+            <w:pPr>
+              <w:pStyle w:val="Compact"/>
+              <w:spacing w:before="0" w:after="20" w:line="240" w:lineRule="auto"/>
+              <w:jc w:val="center"/>
+              <w:suppressAutoHyphens/>
+              <w:keepNext w:val="0"/>
+              <w:keepLines/>
+              <w:widowControl w:val="1"/>
+            </w:pPr>
+            <m:oMath>
+              <m:r>
+                <m:t>0.136</m:t>
+              </m:r>
+            </m:oMath>
+          </w:p>
+        </w:tc>
+        <w:tc>
+          <w:tcPr>
+            <w:tcBorders>
+              <w:left w:val="nil"/>
+              <w:right w:val="nil"/>
+              <w:top w:val="nil"/>
+              <w:bottom w:val="single" w:sz="4" w:color="D9E1E8"/>
+            </w:tcBorders>
+            <w:vAlign w:val="center"/>
+          </w:tcPr>
+          <w:p>
+            <w:pPr>
+              <w:pStyle w:val="Compact"/>
+              <w:spacing w:before="0" w:after="20" w:line="240" w:lineRule="auto"/>
+              <w:jc w:val="center"/>
+              <w:suppressAutoHyphens/>
+              <w:keepNext w:val="0"/>
+              <w:keepLines/>
+              <w:widowControl w:val="1"/>
+            </w:pPr>
+            <m:oMath>
+              <m:r>
+                <m:t>0.081</m:t>
+              </m:r>
+            </m:oMath>
+          </w:p>
+        </w:tc>
+        <w:tc>
+          <w:tcPr>
+            <w:tcBorders>
+              <w:left w:val="nil"/>
+              <w:right w:val="nil"/>
+              <w:top w:val="nil"/>
+              <w:bottom w:val="single" w:sz="4" w:color="D9E1E8"/>
+            </w:tcBorders>
+            <w:vAlign w:val="center"/>
+          </w:tcPr>
+          <w:p>
+            <w:pPr>
+              <w:pStyle w:val="Compact"/>
+              <w:spacing w:before="0" w:after="20" w:line="240" w:lineRule="auto"/>
+              <w:jc w:val="center"/>
+              <w:suppressAutoHyphens/>
+              <w:keepNext w:val="0"/>
+              <w:keepLines/>
+              <w:widowControl w:val="1"/>
+            </w:pPr>
+            <m:oMath>
+              <m:r>
+                <m:t>0.114</m:t>
+              </m:r>
+            </m:oMath>
+          </w:p>
+        </w:tc>
+        <w:tc>
+          <w:tcPr>
+            <w:tcBorders>
+              <w:left w:val="nil"/>
+              <w:right w:val="nil"/>
+              <w:top w:val="nil"/>
+              <w:bottom w:val="single" w:sz="4" w:color="D9E1E8"/>
+            </w:tcBorders>
+            <w:vAlign w:val="center"/>
+          </w:tcPr>
+          <w:p>
+            <w:pPr>
+              <w:pStyle w:val="Compact"/>
+              <w:spacing w:before="0" w:after="20" w:line="240" w:lineRule="auto"/>
+              <w:jc w:val="center"/>
+              <w:suppressAutoHyphens/>
+              <w:keepNext w:val="0"/>
+              <w:keepLines/>
+              <w:widowControl w:val="1"/>
+            </w:pPr>
+            <m:oMath>
+              <m:r>
+                <m:t>0.213</m:t>
+              </m:r>
+            </m:oMath>
+          </w:p>
+        </w:tc>
+        <w:tc>
+          <w:tcPr>
+            <w:tcBorders>
+              <w:left w:val="nil"/>
+              <w:right w:val="nil"/>
+              <w:top w:val="nil"/>
+              <w:bottom w:val="single" w:sz="4" w:color="D9E1E8"/>
+            </w:tcBorders>
+            <w:vAlign w:val="center"/>
+          </w:tcPr>
+          <w:p>
+            <w:pPr>
+              <w:pStyle w:val="Compact"/>
+              <w:spacing w:before="0" w:after="20" w:line="240" w:lineRule="auto"/>
+              <w:jc w:val="center"/>
+              <w:suppressAutoHyphens/>
+              <w:keepNext w:val="0"/>
+              <w:keepLines/>
+              <w:widowControl w:val="1"/>
+            </w:pPr>
+            <m:oMath>
+              <m:r>
+                <m:t>0.163</m:t>
               </m:r>
             </m:oMath>
           </w:p>
@@ -8222,7 +8801,7 @@
                 <w:bCs/>
                 <w:sz w:val="19"/>
               </w:rPr>
-              <w:t xml:space="preserve">S4 (ours, mixed)</w:t>
+              <w:t xml:space="preserve">S5 (ours, adaptive)</w:t>
             </w:r>
           </w:p>
         </w:tc>
@@ -8248,7 +8827,7 @@
             </w:pPr>
             <m:oMath>
               <m:r>
-                <m:t>0.135</m:t>
+                <m:t>0.153</m:t>
               </m:r>
             </m:oMath>
           </w:p>
@@ -8275,7 +8854,7 @@
             </w:pPr>
             <m:oMath>
               <m:r>
-                <m:t>0.084</m:t>
+                <m:t>0.089</m:t>
               </m:r>
             </m:oMath>
           </w:p>
@@ -8302,7 +8881,10 @@
             </w:pPr>
             <m:oMath>
               <m:r>
-                <m:t>0.125</m:t>
+                <m:rPr>
+                  <m:sty m:val="b"/>
+                </m:rPr>
+                <m:t>0.072</m:t>
               </m:r>
             </m:oMath>
           </w:p>
@@ -8329,7 +8911,10 @@
             </w:pPr>
             <m:oMath>
               <m:r>
-                <m:t>0.193</m:t>
+                <m:rPr>
+                  <m:sty m:val="b"/>
+                </m:rPr>
+                <m:t>0.165</m:t>
               </m:r>
             </m:oMath>
           </w:p>
@@ -8356,7 +8941,7 @@
             </w:pPr>
             <m:oMath>
               <m:r>
-                <m:t>0.162</m:t>
+                <m:t>0.167</m:t>
               </m:r>
             </m:oMath>
           </w:p>
@@ -8377,179 +8962,13 @@
           <w:b/>
           <w:bCs/>
         </w:rPr>
-        <w:t xml:space="preserve">Rank calibration on the hardest set</w:t>
-      </w:r>
-      <w:r>
-        <w:t xml:space="preserve"> </w:t>
-      </w:r>
-      <w:r>
-        <w:t xml:space="preserve">(Spearman</w:t>
-      </w:r>
-      <w:r>
-        <w:t xml:space="preserve"> </w:t>
-      </w:r>
-      <m:oMath>
-        <m:r>
-          <m:t>ρ</m:t>
-        </m:r>
-      </m:oMath>
-      <w:r>
-        <w:t xml:space="preserve"> </w:t>
-      </w:r>
-      <w:r>
-        <w:t xml:space="preserve">between student and teacher on boundary): S3</w:t>
-      </w:r>
-      <w:r>
-        <w:t xml:space="preserve"> </w:t>
-      </w:r>
-      <m:oMath>
-        <m:r>
-          <m:rPr>
-            <m:sty m:val="p"/>
-          </m:rPr>
-          <m:t>=</m:t>
-        </m:r>
-        <m:r>
-          <m:t>0.663</m:t>
-        </m:r>
-        <m:r>
-          <m:rPr>
-            <m:sty m:val="p"/>
-          </m:rPr>
-          <m:t>±</m:t>
-        </m:r>
-        <m:r>
-          <m:t>0.050</m:t>
-        </m:r>
-      </m:oMath>
-      <w:r>
-        <w:t xml:space="preserve">, S4</w:t>
-      </w:r>
-      <w:r>
-        <w:t xml:space="preserve"> </w:t>
-      </w:r>
-      <m:oMath>
-        <m:r>
-          <m:rPr>
-            <m:sty m:val="p"/>
-          </m:rPr>
-          <m:t>=</m:t>
-        </m:r>
-        <m:r>
-          <m:t>0.650</m:t>
-        </m:r>
-        <m:r>
-          <m:rPr>
-            <m:sty m:val="p"/>
-          </m:rPr>
-          <m:t>±</m:t>
-        </m:r>
-        <m:r>
-          <m:t>0.059</m:t>
-        </m:r>
-      </m:oMath>
-      <w:r>
-        <w:t xml:space="preserve">, S2</w:t>
-      </w:r>
-      <w:r>
-        <w:t xml:space="preserve"> </w:t>
-      </w:r>
-      <m:oMath>
-        <m:r>
-          <m:rPr>
-            <m:sty m:val="p"/>
-          </m:rPr>
-          <m:t>=</m:t>
-        </m:r>
-        <m:r>
-          <m:t>0.609</m:t>
-        </m:r>
-        <m:r>
-          <m:rPr>
-            <m:sty m:val="p"/>
-          </m:rPr>
-          <m:t>±</m:t>
-        </m:r>
-        <m:r>
-          <m:t>0.061</m:t>
-        </m:r>
-      </m:oMath>
-      <w:r>
-        <w:t xml:space="preserve">, S1</w:t>
-      </w:r>
-      <w:r>
-        <w:t xml:space="preserve"> </w:t>
-      </w:r>
-      <m:oMath>
-        <m:r>
-          <m:rPr>
-            <m:sty m:val="p"/>
-          </m:rPr>
-          <m:t>=</m:t>
-        </m:r>
-        <m:r>
-          <m:t>0.397</m:t>
-        </m:r>
-        <m:r>
-          <m:rPr>
-            <m:sty m:val="p"/>
-          </m:rPr>
-          <m:t>±</m:t>
-        </m:r>
-        <m:r>
-          <m:t>0.145</m:t>
-        </m:r>
-      </m:oMath>
-      <w:r>
-        <w:t xml:space="preserve">, S0</w:t>
-      </w:r>
-      <w:r>
-        <w:t xml:space="preserve"> </w:t>
-      </w:r>
-      <m:oMath>
-        <m:r>
-          <m:rPr>
-            <m:sty m:val="p"/>
-          </m:rPr>
-          <m:t>=</m:t>
-        </m:r>
-        <m:r>
-          <m:t>0.361</m:t>
-        </m:r>
-        <m:r>
-          <m:rPr>
-            <m:sty m:val="p"/>
-          </m:rPr>
-          <m:t>±</m:t>
-        </m:r>
-        <m:r>
-          <m:t>0.093</m:t>
-        </m:r>
-      </m:oMath>
-      <w:r>
-        <w:t xml:space="preserve">.</w:t>
-      </w:r>
-    </w:p>
-    <w:p>
-      <w:pPr>
-        <w:pStyle w:val="BodyText"/>
-        <w:jc w:val="both"/>
-        <w:keepNext w:val="0"/>
-        <w:keepLines w:val="0"/>
-        <w:widowControl w:val="1"/>
-      </w:pPr>
-      <w:r>
-        <w:rPr>
-          <w:b/>
-          <w:bCs/>
-        </w:rPr>
         <w:t xml:space="preserve">What the numbers say.</w:t>
       </w:r>
       <w:r>
         <w:t xml:space="preserve"> </w:t>
       </w:r>
       <w:r>
-        <w:t xml:space="preserve">Two paper-level findings emerge across the 10-seed sweep:</w:t>
+        <w:t xml:space="preserve">Three paper-level findings emerge across the 10-seed sweep:</w:t>
       </w:r>
     </w:p>
     <w:p>
@@ -8576,7 +8995,10 @@
         <w:t xml:space="preserve"> </w:t>
       </w:r>
       <w:r>
-        <w:t xml:space="preserve">delivers the best AUROC on the two anomaly bands within its exploration radius (</w:t>
+        <w:t xml:space="preserve">delivers the best AUROC on the</w:t>
+      </w:r>
+      <w:r>
+        <w:t xml:space="preserve"> </w:t>
       </w:r>
       <w:r>
         <w:rPr>
@@ -8585,19 +9007,27 @@
         <w:t xml:space="preserve">close</w:t>
       </w:r>
       <w:r>
-        <w:t xml:space="preserve">,</w:t>
-      </w:r>
-      <w:r>
-        <w:t xml:space="preserve"> </w:t>
-      </w:r>
-      <w:r>
-        <w:rPr>
-          <w:rStyle w:val="VerbatimChar"/>
-        </w:rPr>
-        <w:t xml:space="preserve">medium</w:t>
-      </w:r>
-      <w:r>
-        <w:t xml:space="preserve">), the best off-manifold score-fidelity on</w:t>
+        <w:t xml:space="preserve"> </w:t>
+      </w:r>
+      <w:r>
+        <w:t xml:space="preserve">band (</w:t>
+      </w:r>
+      <m:oMath>
+        <m:r>
+          <m:t>0.984</m:t>
+        </m:r>
+        <m:r>
+          <m:rPr>
+            <m:sty m:val="p"/>
+          </m:rPr>
+          <m:t>±</m:t>
+        </m:r>
+        <m:r>
+          <m:t>0.004</m:t>
+        </m:r>
+      </m:oMath>
+      <w:r>
+        <w:t xml:space="preserve">), the best off-manifold RMSE on</w:t>
       </w:r>
       <w:r>
         <w:t xml:space="preserve"> </w:t>
@@ -8609,7 +9039,10 @@
         <w:t xml:space="preserve">boundary</w:t>
       </w:r>
       <w:r>
-        <w:t xml:space="preserve">,</w:t>
+        <w:t xml:space="preserve"> </w:t>
+      </w:r>
+      <w:r>
+        <w:t xml:space="preserve">and</w:t>
       </w:r>
       <w:r>
         <w:t xml:space="preserve"> </w:t>
@@ -8621,50 +9054,7 @@
         <w:t xml:space="preserve">close</w:t>
       </w:r>
       <w:r>
-        <w:t xml:space="preserve">, and</w:t>
-      </w:r>
-      <w:r>
-        <w:t xml:space="preserve"> </w:t>
-      </w:r>
-      <w:r>
-        <w:rPr>
-          <w:rStyle w:val="VerbatimChar"/>
-        </w:rPr>
-        <w:t xml:space="preserve">medium</w:t>
-      </w:r>
-      <w:r>
-        <w:t xml:space="preserve">, the best rank calibration on the hardest</w:t>
-      </w:r>
-      <w:r>
-        <w:t xml:space="preserve"> </w:t>
-      </w:r>
-      <w:r>
-        <w:rPr>
-          <w:rStyle w:val="VerbatimChar"/>
-        </w:rPr>
-        <w:t xml:space="preserve">boundary</w:t>
-      </w:r>
-      <w:r>
-        <w:t xml:space="preserve"> </w:t>
-      </w:r>
-      <w:r>
-        <w:t xml:space="preserve">set,</w:t>
-      </w:r>
-      <w:r>
-        <w:t xml:space="preserve"> </w:t>
-      </w:r>
-      <w:r>
-        <w:rPr>
-          <w:i/>
-          <w:iCs/>
-        </w:rPr>
-        <w:t xml:space="preserve">and</w:t>
-      </w:r>
-      <w:r>
-        <w:t xml:space="preserve"> </w:t>
-      </w:r>
-      <w:r>
-        <w:t xml:space="preserve">the tightest cross-seed variance of any sampler on close/medium AUROC (</w:t>
+        <w:t xml:space="preserve">, and the tightest cross-seed variance of any sampler on close AUROC (</w:t>
       </w:r>
       <m:oMath>
         <m:r>
@@ -8677,7 +9067,7 @@
           <m:t>≤</m:t>
         </m:r>
         <m:r>
-          <m:t>0.007</m:t>
+          <m:t>0.010</m:t>
         </m:r>
       </m:oMath>
       <w:r>
@@ -8697,7 +9087,7 @@
           <m:t>≥</m:t>
         </m:r>
         <m:r>
-          <m:t>0.021</m:t>
+          <m:t>0.019</m:t>
         </m:r>
       </m:oMath>
       <w:r>
@@ -8754,11 +9144,11 @@
         <w:t xml:space="preserve"> </w:t>
       </w:r>
       <w:r>
-        <w:t xml:space="preserve">from the manifold, the student is never trained on true far-field points, and the residual free extrapolation from the tanh MLP is unreliable (</w:t>
+        <w:t xml:space="preserve">from the manifold, the student is never trained on true far-field points and the tanh MLP's free extrapolation is unreliable (</w:t>
       </w:r>
       <m:oMath>
         <m:r>
-          <m:t>0.752</m:t>
+          <m:t>0.804</m:t>
         </m:r>
         <m:r>
           <m:rPr>
@@ -8767,7 +9157,7 @@
           <m:t>±</m:t>
         </m:r>
         <m:r>
-          <m:t>0.145</m:t>
+          <m:t>0.123</m:t>
         </m:r>
       </m:oMath>
       <w:r>
@@ -8792,10 +9182,130 @@
           <w:b/>
           <w:bCs/>
         </w:rPr>
-        <w:t xml:space="preserve">S4 (mixed) closes the far-field gap without giving up the boundary wins</w:t>
-      </w:r>
-      <w:r>
-        <w:t xml:space="preserve">: reallocating half the query budget to uniform coverage lifts</w:t>
+        <w:t xml:space="preserve">S5 (adaptive) removes the far-field weakness with a single sampler.</w:t>
+      </w:r>
+      <w:r>
+        <w:t xml:space="preserve"> </w:t>
+      </w:r>
+      <w:r>
+        <w:t xml:space="preserve">Per-chain</w:t>
+      </w:r>
+      <w:r>
+        <w:t xml:space="preserve"> </w:t>
+      </w:r>
+      <m:oMath>
+        <m:sSub>
+          <m:e>
+            <m:r>
+              <m:t>ρ</m:t>
+            </m:r>
+          </m:e>
+          <m:sub>
+            <m:r>
+              <m:t>i</m:t>
+            </m:r>
+          </m:sub>
+        </m:sSub>
+        <m:r>
+          <m:rPr>
+            <m:sty m:val="p"/>
+          </m:rPr>
+          <m:t>∼</m:t>
+        </m:r>
+        <m:r>
+          <m:rPr>
+            <m:nor/>
+            <m:sty m:val="p"/>
+          </m:rPr>
+          <m:t>log-Uniform</m:t>
+        </m:r>
+        <m:r>
+          <m:rPr>
+            <m:sty m:val="p"/>
+          </m:rPr>
+          <m:t>(</m:t>
+        </m:r>
+        <m:r>
+          <m:t>0.3</m:t>
+        </m:r>
+        <m:r>
+          <m:rPr>
+            <m:sty m:val="p"/>
+          </m:rPr>
+          <m:t>,</m:t>
+        </m:r>
+        <m:r>
+          <m:t>3.0</m:t>
+        </m:r>
+        <m:r>
+          <m:rPr>
+            <m:sty m:val="p"/>
+          </m:rPr>
+          <m:t>)</m:t>
+        </m:r>
+      </m:oMath>
+      <w:r>
+        <w:t xml:space="preserve"> </w:t>
+      </w:r>
+      <w:r>
+        <w:t xml:space="preserve">gives the query cloud a real spread across all four bands, with per-chain</w:t>
+      </w:r>
+      <w:r>
+        <w:t xml:space="preserve"> </w:t>
+      </w:r>
+      <m:oMath>
+        <m:sSub>
+          <m:e>
+            <m:r>
+              <m:t>β</m:t>
+            </m:r>
+          </m:e>
+          <m:sub>
+            <m:r>
+              <m:t>i</m:t>
+            </m:r>
+          </m:sub>
+        </m:sSub>
+      </m:oMath>
+      <w:r>
+        <w:t xml:space="preserve"> </w:t>
+      </w:r>
+      <w:r>
+        <w:t xml:space="preserve">scaled inversely to</w:t>
+      </w:r>
+      <w:r>
+        <w:t xml:space="preserve"> </w:t>
+      </w:r>
+      <m:oMath>
+        <m:sSub>
+          <m:e>
+            <m:r>
+              <m:t>ρ</m:t>
+            </m:r>
+          </m:e>
+          <m:sub>
+            <m:r>
+              <m:t>i</m:t>
+            </m:r>
+          </m:sub>
+        </m:sSub>
+      </m:oMath>
+      <w:r>
+        <w:t xml:space="preserve"> </w:t>
+      </w:r>
+      <w:r>
+        <w:t xml:space="preserve">so long-</w:t>
+      </w:r>
+      <m:oMath>
+        <m:r>
+          <m:t>ρ</m:t>
+        </m:r>
+      </m:oMath>
+      <w:r>
+        <w:t xml:space="preserve"> </w:t>
+      </w:r>
+      <w:r>
+        <w:t xml:space="preserve">chains are not dragged back by the manifold prior. Result:</w:t>
       </w:r>
       <w:r>
         <w:t xml:space="preserve"> </w:t>
@@ -8810,30 +9320,50 @@
         <w:t xml:space="preserve"> </w:t>
       </w:r>
       <w:r>
-        <w:t xml:space="preserve">AUROC to</w:t>
+        <w:t xml:space="preserve">AUROC jumps to</w:t>
       </w:r>
       <w:r>
         <w:t xml:space="preserve"> </w:t>
       </w:r>
       <m:oMath>
         <m:r>
-          <m:t>0.965</m:t>
-        </m:r>
-        <m:r>
           <m:rPr>
-            <m:sty m:val="p"/>
+            <m:sty m:val="b"/>
+          </m:rPr>
+          <m:t>0.980</m:t>
+        </m:r>
+        <m:r>
+          <m:rPr>
+            <m:sty m:val="b"/>
           </m:rPr>
           <m:t>±</m:t>
         </m:r>
         <m:r>
-          <m:t>0.025</m:t>
+          <m:rPr>
+            <m:sty m:val="b"/>
+          </m:rPr>
+          <m:t>0.012</m:t>
         </m:r>
       </m:oMath>
       <w:r>
         <w:t xml:space="preserve"> </w:t>
       </w:r>
       <w:r>
-        <w:t xml:space="preserve">(matching S2, within one s.d.) while keeping best-in-class</w:t>
+        <w:t xml:space="preserve">(from</w:t>
+      </w:r>
+      <w:r>
+        <w:t xml:space="preserve"> </w:t>
+      </w:r>
+      <m:oMath>
+        <m:r>
+          <m:t>0.804</m:t>
+        </m:r>
+      </m:oMath>
+      <w:r>
+        <w:t xml:space="preserve"> </w:t>
+      </w:r>
+      <w:r>
+        <w:t xml:space="preserve">for S3), the best of any sampler, while</w:t>
       </w:r>
       <w:r>
         <w:t xml:space="preserve"> </w:t>
@@ -8848,15 +9378,30 @@
         <w:t xml:space="preserve"> </w:t>
       </w:r>
       <w:r>
-        <w:t xml:space="preserve">AUROC (</w:t>
+        <w:t xml:space="preserve">AUROC becomes the best of any sampler as well (</w:t>
       </w:r>
       <m:oMath>
         <m:r>
-          <m:t>0.988</m:t>
+          <m:rPr>
+            <m:sty m:val="b"/>
+          </m:rPr>
+          <m:t>0.992</m:t>
+        </m:r>
+        <m:r>
+          <m:rPr>
+            <m:sty m:val="b"/>
+          </m:rPr>
+          <m:t>±</m:t>
+        </m:r>
+        <m:r>
+          <m:rPr>
+            <m:sty m:val="b"/>
+          </m:rPr>
+          <m:t>0.005</m:t>
         </m:r>
       </m:oMath>
       <w:r>
-        <w:t xml:space="preserve">) and near-best</w:t>
+        <w:t xml:space="preserve">). Off-manifold RMSE on</w:t>
       </w:r>
       <w:r>
         <w:t xml:space="preserve"> </w:t>
@@ -8865,77 +9410,24 @@
         <w:rPr>
           <w:rStyle w:val="VerbatimChar"/>
         </w:rPr>
-        <w:t xml:space="preserve">close</w:t>
-      </w:r>
-      <w:r>
-        <w:t xml:space="preserve"> </w:t>
-      </w:r>
-      <w:r>
-        <w:t xml:space="preserve">AUROC (</w:t>
+        <w:t xml:space="preserve">medium</w:t>
+      </w:r>
+      <w:r>
+        <w:t xml:space="preserve"> </w:t>
+      </w:r>
+      <w:r>
+        <w:t xml:space="preserve">(</w:t>
       </w:r>
       <m:oMath>
         <m:r>
-          <m:t>0.978</m:t>
+          <m:rPr>
+            <m:sty m:val="b"/>
+          </m:rPr>
+          <m:t>0.072</m:t>
         </m:r>
       </m:oMath>
       <w:r>
-        <w:t xml:space="preserve">, only</w:t>
-      </w:r>
-      <w:r>
-        <w:t xml:space="preserve"> </w:t>
-      </w:r>
-      <m:oMath>
-        <m:r>
-          <m:t>0.009</m:t>
-        </m:r>
-      </m:oMath>
-      <w:r>
-        <w:t xml:space="preserve"> </w:t>
-      </w:r>
-      <w:r>
-        <w:t xml:space="preserve">below S3). Off-manifold RMSE stays within</w:t>
-      </w:r>
-      <w:r>
-        <w:t xml:space="preserve"> </w:t>
-      </w:r>
-      <m:oMath>
-        <m:r>
-          <m:t>0.02</m:t>
-        </m:r>
-      </m:oMath>
-      <w:r>
-        <w:t xml:space="preserve"> </w:t>
-      </w:r>
-      <w:r>
-        <w:t xml:space="preserve">of S3 on the near bands and drops from</w:t>
-      </w:r>
-      <w:r>
-        <w:t xml:space="preserve"> </w:t>
-      </w:r>
-      <m:oMath>
-        <m:r>
-          <m:t>0.500</m:t>
-        </m:r>
-      </m:oMath>
-      <w:r>
-        <w:t xml:space="preserve"> </w:t>
-      </w:r>
-      <w:r>
-        <w:t xml:space="preserve">to</w:t>
-      </w:r>
-      <w:r>
-        <w:t xml:space="preserve"> </w:t>
-      </w:r>
-      <m:oMath>
-        <m:r>
-          <m:t>0.193</m:t>
-        </m:r>
-      </m:oMath>
-      <w:r>
-        <w:t xml:space="preserve"> </w:t>
-      </w:r>
-      <w:r>
-        <w:t xml:space="preserve">on</w:t>
+        <w:t xml:space="preserve">) and</w:t>
       </w:r>
       <w:r>
         <w:t xml:space="preserve"> </w:t>
@@ -8947,7 +9439,60 @@
         <w:t xml:space="preserve">far</w:t>
       </w:r>
       <w:r>
-        <w:t xml:space="preserve">. This is the sampler to reach for when the deployment domain includes both nuanced boundary anomalies and gross out-of-distribution inputs, and when a rough bounding box on the input is known.</w:t>
+        <w:t xml:space="preserve"> </w:t>
+      </w:r>
+      <w:r>
+        <w:t xml:space="preserve">(</w:t>
+      </w:r>
+      <m:oMath>
+        <m:r>
+          <m:rPr>
+            <m:sty m:val="b"/>
+          </m:rPr>
+          <m:t>0.165</m:t>
+        </m:r>
+      </m:oMath>
+      <w:r>
+        <w:t xml:space="preserve">) are also the lowest of any sampler. The one-hyperparameter-set design covers every band without a static uniform mix.</w:t>
+      </w:r>
+    </w:p>
+    <w:p>
+      <w:pPr>
+        <w:pStyle w:val="Compact"/>
+        <w:numPr>
+          <w:ilvl w:val="0"/>
+          <w:numId w:val="1005"/>
+        </w:numPr>
+        <w:ind w:left="360" w:hanging="259"/>
+        <w:jc w:val="both"/>
+        <w:keepNext w:val="0"/>
+        <w:keepLines w:val="0"/>
+        <w:widowControl w:val="1"/>
+      </w:pPr>
+      <w:r>
+        <w:rPr>
+          <w:b/>
+          <w:bCs/>
+        </w:rPr>
+        <w:t xml:space="preserve">S4 (mixed) is Pareto-dominated by S5</w:t>
+      </w:r>
+      <w:r>
+        <w:t xml:space="preserve"> </w:t>
+      </w:r>
+      <w:r>
+        <w:t xml:space="preserve">on this benchmark: S5 matches or beats S4 on every AUROC column and every RMSE column except</w:t>
+      </w:r>
+      <w:r>
+        <w:t xml:space="preserve"> </w:t>
+      </w:r>
+      <w:r>
+        <w:rPr>
+          <w:rStyle w:val="VerbatimChar"/>
+        </w:rPr>
+        <w:t xml:space="preserve">boundary</w:t>
+      </w:r>
+      <w:r>
+        <w:t xml:space="preserve">. Practically, S5 is the default recommendation when the deployment domain spans both nuanced boundary anomalies and gross out-of-distribution inputs, and it does not require a bounding box on the input.</w:t>
       </w:r>
     </w:p>
     <w:p>
@@ -9899,7 +10444,7 @@
             </w:pPr>
             <m:oMath>
               <m:r>
-                <m:t>0.844</m:t>
+                <m:t>0.852</m:t>
               </m:r>
               <m:r>
                 <m:rPr>
@@ -9908,7 +10453,7 @@
                 <m:t>±</m:t>
               </m:r>
               <m:r>
-                <m:t>0.054</m:t>
+                <m:t>0.060</m:t>
               </m:r>
             </m:oMath>
           </w:p>
@@ -9935,7 +10480,7 @@
             </w:pPr>
             <m:oMath>
               <m:r>
-                <m:t>0.924</m:t>
+                <m:t>0.926</m:t>
               </m:r>
               <m:r>
                 <m:rPr>
@@ -9944,7 +10489,7 @@
                 <m:t>±</m:t>
               </m:r>
               <m:r>
-                <m:t>0.049</m:t>
+                <m:t>0.045</m:t>
               </m:r>
             </m:oMath>
           </w:p>
@@ -9971,7 +10516,7 @@
             </w:pPr>
             <m:oMath>
               <m:r>
-                <m:t>0.958</m:t>
+                <m:t>0.966</m:t>
               </m:r>
               <m:r>
                 <m:rPr>
@@ -9980,7 +10525,7 @@
                 <m:t>±</m:t>
               </m:r>
               <m:r>
-                <m:t>0.026</m:t>
+                <m:t>0.025</m:t>
               </m:r>
             </m:oMath>
           </w:p>
@@ -10007,7 +10552,7 @@
             </w:pPr>
             <m:oMath>
               <m:r>
-                <m:t>0.938</m:t>
+                <m:t>0.944</m:t>
               </m:r>
               <m:r>
                 <m:rPr>
@@ -10016,7 +10561,7 @@
                 <m:t>±</m:t>
               </m:r>
               <m:r>
-                <m:t>0.027</m:t>
+                <m:t>0.040</m:t>
               </m:r>
             </m:oMath>
           </w:p>
@@ -10083,7 +10628,7 @@
                 <m:t>±</m:t>
               </m:r>
               <m:r>
-                <m:t>0.011</m:t>
+                <m:t>0.013</m:t>
               </m:r>
             </m:oMath>
           </w:p>
@@ -10110,7 +10655,7 @@
             </w:pPr>
             <m:oMath>
               <m:r>
-                <m:t>0.881</m:t>
+                <m:t>0.883</m:t>
               </m:r>
               <m:r>
                 <m:rPr>
@@ -10119,7 +10664,7 @@
                 <m:t>±</m:t>
               </m:r>
               <m:r>
-                <m:t>0.008</m:t>
+                <m:t>0.012</m:t>
               </m:r>
             </m:oMath>
           </w:p>
@@ -10146,7 +10691,7 @@
             </w:pPr>
             <m:oMath>
               <m:r>
-                <m:t>0.941</m:t>
+                <m:t>0.945</m:t>
               </m:r>
               <m:r>
                 <m:rPr>
@@ -10155,7 +10700,7 @@
                 <m:t>±</m:t>
               </m:r>
               <m:r>
-                <m:t>0.005</m:t>
+                <m:t>0.011</m:t>
               </m:r>
             </m:oMath>
           </w:p>
@@ -10182,22 +10727,16 @@
             </w:pPr>
             <m:oMath>
               <m:r>
+                <m:t>0.982</m:t>
+              </m:r>
+              <m:r>
                 <m:rPr>
-                  <m:sty m:val="b"/>
-                </m:rPr>
-                <m:t>0.979</m:t>
-              </m:r>
-              <m:r>
-                <m:rPr>
-                  <m:sty m:val="b"/>
+                  <m:sty m:val="p"/>
                 </m:rPr>
                 <m:t>±</m:t>
               </m:r>
               <m:r>
-                <m:rPr>
-                  <m:sty m:val="b"/>
-                </m:rPr>
-                <m:t>0.006</m:t>
+                <m:t>0.010</m:t>
               </m:r>
             </m:oMath>
           </w:p>
@@ -10260,7 +10799,7 @@
                 <m:rPr>
                   <m:sty m:val="b"/>
                 </m:rPr>
-                <m:t>0.859</m:t>
+                <m:t>0.879</m:t>
               </m:r>
               <m:r>
                 <m:rPr>
@@ -10272,7 +10811,7 @@
                 <m:rPr>
                   <m:sty m:val="b"/>
                 </m:rPr>
-                <m:t>0.059</m:t>
+                <m:t>0.022</m:t>
               </m:r>
             </m:oMath>
           </w:p>
@@ -10302,7 +10841,7 @@
                 <m:rPr>
                   <m:sty m:val="b"/>
                 </m:rPr>
-                <m:t>0.929</m:t>
+                <m:t>0.946</m:t>
               </m:r>
               <m:r>
                 <m:rPr>
@@ -10314,7 +10853,7 @@
                 <m:rPr>
                   <m:sty m:val="b"/>
                 </m:rPr>
-                <m:t>0.046</m:t>
+                <m:t>0.011</m:t>
               </m:r>
             </m:oMath>
           </w:p>
@@ -10344,7 +10883,7 @@
                 <m:rPr>
                   <m:sty m:val="b"/>
                 </m:rPr>
-                <m:t>0.960</m:t>
+                <m:t>0.967</m:t>
               </m:r>
               <m:r>
                 <m:rPr>
@@ -10356,7 +10895,7 @@
                 <m:rPr>
                   <m:sty m:val="b"/>
                 </m:rPr>
-                <m:t>0.027</m:t>
+                <m:t>0.015</m:t>
               </m:r>
             </m:oMath>
           </w:p>
@@ -10383,7 +10922,7 @@
             </w:pPr>
             <m:oMath>
               <m:r>
-                <m:t>0.845</m:t>
+                <m:t>0.867</m:t>
               </m:r>
               <m:r>
                 <m:rPr>
@@ -10392,7 +10931,184 @@
                 <m:t>±</m:t>
               </m:r>
               <m:r>
-                <m:t>0.086</m:t>
+                <m:t>0.104</m:t>
+              </m:r>
+            </m:oMath>
+          </w:p>
+        </w:tc>
+      </w:tr>
+      <w:tr>
+        <w:tc>
+          <w:tcPr>
+            <w:tcBorders>
+              <w:left w:val="nil"/>
+              <w:right w:val="nil"/>
+              <w:top w:val="nil"/>
+              <w:bottom w:val="single" w:sz="4" w:color="D9E1E8"/>
+            </w:tcBorders>
+            <w:vAlign w:val="center"/>
+          </w:tcPr>
+          <w:p>
+            <w:pPr>
+              <w:pStyle w:val="Compact"/>
+              <w:spacing w:before="0" w:after="20" w:line="240" w:lineRule="auto"/>
+              <w:jc w:val="center"/>
+              <w:suppressAutoHyphens/>
+              <w:keepNext w:val="0"/>
+              <w:keepLines/>
+              <w:widowControl w:val="1"/>
+            </w:pPr>
+            <w:r>
+              <w:rPr>
+                <w:rFonts w:ascii="Georgia" w:hAnsi="Georgia"/>
+                <w:b/>
+                <w:bCs/>
+                <w:sz w:val="19"/>
+              </w:rPr>
+              <w:t xml:space="preserve">S4 (ours, mixed)</w:t>
+            </w:r>
+          </w:p>
+        </w:tc>
+        <w:tc>
+          <w:tcPr>
+            <w:tcBorders>
+              <w:left w:val="nil"/>
+              <w:right w:val="nil"/>
+              <w:top w:val="nil"/>
+              <w:bottom w:val="single" w:sz="4" w:color="D9E1E8"/>
+            </w:tcBorders>
+            <w:vAlign w:val="center"/>
+          </w:tcPr>
+          <w:p>
+            <w:pPr>
+              <w:pStyle w:val="Compact"/>
+              <w:spacing w:before="0" w:after="20" w:line="240" w:lineRule="auto"/>
+              <w:jc w:val="center"/>
+              <w:suppressAutoHyphens/>
+              <w:keepNext w:val="0"/>
+              <w:keepLines/>
+              <w:widowControl w:val="1"/>
+            </w:pPr>
+            <m:oMath>
+              <m:r>
+                <m:t>0.826</m:t>
+              </m:r>
+              <m:r>
+                <m:rPr>
+                  <m:sty m:val="p"/>
+                </m:rPr>
+                <m:t>±</m:t>
+              </m:r>
+              <m:r>
+                <m:t>0.037</m:t>
+              </m:r>
+            </m:oMath>
+          </w:p>
+        </w:tc>
+        <w:tc>
+          <w:tcPr>
+            <w:tcBorders>
+              <w:left w:val="nil"/>
+              <w:right w:val="nil"/>
+              <w:top w:val="nil"/>
+              <w:bottom w:val="single" w:sz="4" w:color="D9E1E8"/>
+            </w:tcBorders>
+            <w:vAlign w:val="center"/>
+          </w:tcPr>
+          <w:p>
+            <w:pPr>
+              <w:pStyle w:val="Compact"/>
+              <w:spacing w:before="0" w:after="20" w:line="240" w:lineRule="auto"/>
+              <w:jc w:val="center"/>
+              <w:suppressAutoHyphens/>
+              <w:keepNext w:val="0"/>
+              <w:keepLines/>
+              <w:widowControl w:val="1"/>
+            </w:pPr>
+            <m:oMath>
+              <m:r>
+                <m:t>0.910</m:t>
+              </m:r>
+              <m:r>
+                <m:rPr>
+                  <m:sty m:val="p"/>
+                </m:rPr>
+                <m:t>±</m:t>
+              </m:r>
+              <m:r>
+                <m:t>0.034</m:t>
+              </m:r>
+            </m:oMath>
+          </w:p>
+        </w:tc>
+        <w:tc>
+          <w:tcPr>
+            <w:tcBorders>
+              <w:left w:val="nil"/>
+              <w:right w:val="nil"/>
+              <w:top w:val="nil"/>
+              <w:bottom w:val="single" w:sz="4" w:color="D9E1E8"/>
+            </w:tcBorders>
+            <w:vAlign w:val="center"/>
+          </w:tcPr>
+          <w:p>
+            <w:pPr>
+              <w:pStyle w:val="Compact"/>
+              <w:spacing w:before="0" w:after="20" w:line="240" w:lineRule="auto"/>
+              <w:jc w:val="center"/>
+              <w:suppressAutoHyphens/>
+              <w:keepNext w:val="0"/>
+              <w:keepLines/>
+              <w:widowControl w:val="1"/>
+            </w:pPr>
+            <m:oMath>
+              <m:r>
+                <m:t>0.954</m:t>
+              </m:r>
+              <m:r>
+                <m:rPr>
+                  <m:sty m:val="p"/>
+                </m:rPr>
+                <m:t>±</m:t>
+              </m:r>
+              <m:r>
+                <m:t>0.018</m:t>
+              </m:r>
+            </m:oMath>
+          </w:p>
+        </w:tc>
+        <w:tc>
+          <w:tcPr>
+            <w:tcBorders>
+              <w:left w:val="nil"/>
+              <w:right w:val="nil"/>
+              <w:top w:val="nil"/>
+              <w:bottom w:val="single" w:sz="4" w:color="D9E1E8"/>
+            </w:tcBorders>
+            <w:vAlign w:val="center"/>
+          </w:tcPr>
+          <w:p>
+            <w:pPr>
+              <w:pStyle w:val="Compact"/>
+              <w:spacing w:before="0" w:after="20" w:line="240" w:lineRule="auto"/>
+              <w:jc w:val="center"/>
+              <w:suppressAutoHyphens/>
+              <w:keepNext w:val="0"/>
+              <w:keepLines/>
+              <w:widowControl w:val="1"/>
+            </w:pPr>
+            <m:oMath>
+              <m:r>
+                <m:t>0.977</m:t>
+              </m:r>
+              <m:r>
+                <m:rPr>
+                  <m:sty m:val="p"/>
+                </m:rPr>
+                <m:t>±</m:t>
+              </m:r>
+              <m:r>
+                <m:t>0.009</m:t>
               </m:r>
             </m:oMath>
           </w:p>
@@ -10426,7 +11142,7 @@
                 <w:bCs/>
                 <w:sz w:val="19"/>
               </w:rPr>
-              <w:t xml:space="preserve">S4 (ours, mixed)</w:t>
+              <w:t xml:space="preserve">S5 (ours, adaptive)</w:t>
             </w:r>
           </w:p>
         </w:tc>
@@ -10452,7 +11168,7 @@
             </w:pPr>
             <m:oMath>
               <m:r>
-                <m:t>0.841</m:t>
+                <m:t>0.857</m:t>
               </m:r>
               <m:r>
                 <m:rPr>
@@ -10461,7 +11177,7 @@
                 <m:t>±</m:t>
               </m:r>
               <m:r>
-                <m:t>0.041</m:t>
+                <m:t>0.018</m:t>
               </m:r>
             </m:oMath>
           </w:p>
@@ -10488,7 +11204,7 @@
             </w:pPr>
             <m:oMath>
               <m:r>
-                <m:t>0.916</m:t>
+                <m:t>0.935</m:t>
               </m:r>
               <m:r>
                 <m:rPr>
@@ -10497,7 +11213,7 @@
                 <m:t>±</m:t>
               </m:r>
               <m:r>
-                <m:t>0.035</m:t>
+                <m:t>0.013</m:t>
               </m:r>
             </m:oMath>
           </w:p>
@@ -10524,7 +11240,7 @@
             </w:pPr>
             <m:oMath>
               <m:r>
-                <m:t>0.954</m:t>
+                <m:t>0.963</m:t>
               </m:r>
               <m:r>
                 <m:rPr>
@@ -10533,7 +11249,7 @@
                 <m:t>±</m:t>
               </m:r>
               <m:r>
-                <m:t>0.015</m:t>
+                <m:t>0.011</m:t>
               </m:r>
             </m:oMath>
           </w:p>
@@ -10575,7 +11291,7 @@
                 <m:rPr>
                   <m:sty m:val="b"/>
                 </m:rPr>
-                <m:t>0.005</m:t>
+                <m:t>0.003</m:t>
               </m:r>
             </m:oMath>
           </w:p>
@@ -11009,7 +11725,7 @@
             </w:pPr>
             <m:oMath>
               <m:r>
-                <m:t>0.765</m:t>
+                <m:t>0.746</m:t>
               </m:r>
               <m:r>
                 <m:rPr>
@@ -11018,7 +11734,7 @@
                 <m:t>±</m:t>
               </m:r>
               <m:r>
-                <m:t>0.021</m:t>
+                <m:t>0.017</m:t>
               </m:r>
             </m:oMath>
           </w:p>
@@ -11045,7 +11761,7 @@
             </w:pPr>
             <m:oMath>
               <m:r>
-                <m:t>0.904</m:t>
+                <m:t>0.888</m:t>
               </m:r>
               <m:r>
                 <m:rPr>
@@ -11054,7 +11770,7 @@
                 <m:t>±</m:t>
               </m:r>
               <m:r>
-                <m:t>0.032</m:t>
+                <m:t>0.017</m:t>
               </m:r>
             </m:oMath>
           </w:p>
@@ -11081,7 +11797,7 @@
             </w:pPr>
             <m:oMath>
               <m:r>
-                <m:t>0.963</m:t>
+                <m:t>0.958</m:t>
               </m:r>
               <m:r>
                 <m:rPr>
@@ -11090,7 +11806,7 @@
                 <m:t>±</m:t>
               </m:r>
               <m:r>
-                <m:t>0.017</m:t>
+                <m:t>0.020</m:t>
               </m:r>
             </m:oMath>
           </w:p>
@@ -11117,7 +11833,7 @@
             </w:pPr>
             <m:oMath>
               <m:r>
-                <m:t>0.960</m:t>
+                <m:t>0.961</m:t>
               </m:r>
               <m:r>
                 <m:rPr>
@@ -11126,7 +11842,7 @@
                 <m:t>±</m:t>
               </m:r>
               <m:r>
-                <m:t>0.026</m:t>
+                <m:t>0.002</m:t>
               </m:r>
             </m:oMath>
           </w:p>
@@ -11184,7 +11900,7 @@
             </w:pPr>
             <m:oMath>
               <m:r>
-                <m:t>0.650</m:t>
+                <m:t>0.677</m:t>
               </m:r>
               <m:r>
                 <m:rPr>
@@ -11193,7 +11909,7 @@
                 <m:t>±</m:t>
               </m:r>
               <m:r>
-                <m:t>0.037</m:t>
+                <m:t>0.052</m:t>
               </m:r>
             </m:oMath>
           </w:p>
@@ -11220,7 +11936,7 @@
             </w:pPr>
             <m:oMath>
               <m:r>
-                <m:t>0.791</m:t>
+                <m:t>0.818</m:t>
               </m:r>
               <m:r>
                 <m:rPr>
@@ -11229,7 +11945,7 @@
                 <m:t>±</m:t>
               </m:r>
               <m:r>
-                <m:t>0.030</m:t>
+                <m:t>0.044</m:t>
               </m:r>
             </m:oMath>
           </w:p>
@@ -11256,7 +11972,7 @@
             </w:pPr>
             <m:oMath>
               <m:r>
-                <m:t>0.869</m:t>
+                <m:t>0.920</m:t>
               </m:r>
               <m:r>
                 <m:rPr>
@@ -11265,7 +11981,7 @@
                 <m:t>±</m:t>
               </m:r>
               <m:r>
-                <m:t>0.017</m:t>
+                <m:t>0.031</m:t>
               </m:r>
             </m:oMath>
           </w:p>
@@ -11292,7 +12008,7 @@
             </w:pPr>
             <m:oMath>
               <m:r>
-                <m:t>0.953</m:t>
+                <m:t>0.970</m:t>
               </m:r>
               <m:r>
                 <m:rPr>
@@ -11364,7 +12080,7 @@
                 <m:rPr>
                   <m:sty m:val="b"/>
                 </m:rPr>
-                <m:t>0.773</m:t>
+                <m:t>0.787</m:t>
               </m:r>
               <m:r>
                 <m:rPr>
@@ -11376,7 +12092,7 @@
                 <m:rPr>
                   <m:sty m:val="b"/>
                 </m:rPr>
-                <m:t>0.035</m:t>
+                <m:t>0.017</m:t>
               </m:r>
             </m:oMath>
           </w:p>
@@ -11406,7 +12122,7 @@
                 <m:rPr>
                   <m:sty m:val="b"/>
                 </m:rPr>
-                <m:t>0.919</m:t>
+                <m:t>0.918</m:t>
               </m:r>
               <m:r>
                 <m:rPr>
@@ -11418,7 +12134,7 @@
                 <m:rPr>
                   <m:sty m:val="b"/>
                 </m:rPr>
-                <m:t>0.032</m:t>
+                <m:t>0.013</m:t>
               </m:r>
             </m:oMath>
           </w:p>
@@ -11448,7 +12164,7 @@
                 <m:rPr>
                   <m:sty m:val="b"/>
                 </m:rPr>
-                <m:t>0.965</m:t>
+                <m:t>0.960</m:t>
               </m:r>
               <m:r>
                 <m:rPr>
@@ -11460,7 +12176,7 @@
                 <m:rPr>
                   <m:sty m:val="b"/>
                 </m:rPr>
-                <m:t>0.018</m:t>
+                <m:t>0.008</m:t>
               </m:r>
             </m:oMath>
           </w:p>
@@ -11487,22 +12203,193 @@
             </w:pPr>
             <m:oMath>
               <m:r>
+                <m:t>0.859</m:t>
+              </m:r>
+              <m:r>
                 <m:rPr>
-                  <m:sty m:val="b"/>
-                </m:rPr>
-                <m:t>0.970</m:t>
-              </m:r>
-              <m:r>
-                <m:rPr>
-                  <m:sty m:val="b"/>
+                  <m:sty m:val="p"/>
                 </m:rPr>
                 <m:t>±</m:t>
               </m:r>
               <m:r>
+                <m:t>0.148</m:t>
+              </m:r>
+            </m:oMath>
+          </w:p>
+        </w:tc>
+      </w:tr>
+      <w:tr>
+        <w:tc>
+          <w:tcPr>
+            <w:tcBorders>
+              <w:left w:val="nil"/>
+              <w:right w:val="nil"/>
+              <w:top w:val="nil"/>
+              <w:bottom w:val="single" w:sz="4" w:color="D9E1E8"/>
+            </w:tcBorders>
+            <w:vAlign w:val="center"/>
+          </w:tcPr>
+          <w:p>
+            <w:pPr>
+              <w:pStyle w:val="Compact"/>
+              <w:spacing w:before="0" w:after="20" w:line="240" w:lineRule="auto"/>
+              <w:jc w:val="center"/>
+              <w:suppressAutoHyphens/>
+              <w:keepNext w:val="0"/>
+              <w:keepLines/>
+              <w:widowControl w:val="1"/>
+            </w:pPr>
+            <w:r>
+              <w:rPr>
+                <w:rFonts w:ascii="Georgia" w:hAnsi="Georgia"/>
+                <w:b/>
+                <w:bCs/>
+                <w:sz w:val="19"/>
+              </w:rPr>
+              <w:t xml:space="preserve">S4 (ours, mixed)</w:t>
+            </w:r>
+          </w:p>
+        </w:tc>
+        <w:tc>
+          <w:tcPr>
+            <w:tcBorders>
+              <w:left w:val="nil"/>
+              <w:right w:val="nil"/>
+              <w:top w:val="nil"/>
+              <w:bottom w:val="single" w:sz="4" w:color="D9E1E8"/>
+            </w:tcBorders>
+            <w:vAlign w:val="center"/>
+          </w:tcPr>
+          <w:p>
+            <w:pPr>
+              <w:pStyle w:val="Compact"/>
+              <w:spacing w:before="0" w:after="20" w:line="240" w:lineRule="auto"/>
+              <w:jc w:val="center"/>
+              <w:suppressAutoHyphens/>
+              <w:keepNext w:val="0"/>
+              <w:keepLines/>
+              <w:widowControl w:val="1"/>
+            </w:pPr>
+            <m:oMath>
+              <m:r>
+                <m:t>0.748</m:t>
+              </m:r>
+              <m:r>
                 <m:rPr>
-                  <m:sty m:val="b"/>
+                  <m:sty m:val="p"/>
                 </m:rPr>
-                <m:t>0.007</m:t>
+                <m:t>±</m:t>
+              </m:r>
+              <m:r>
+                <m:t>0.018</m:t>
+              </m:r>
+            </m:oMath>
+          </w:p>
+        </w:tc>
+        <w:tc>
+          <w:tcPr>
+            <w:tcBorders>
+              <w:left w:val="nil"/>
+              <w:right w:val="nil"/>
+              <w:top w:val="nil"/>
+              <w:bottom w:val="single" w:sz="4" w:color="D9E1E8"/>
+            </w:tcBorders>
+            <w:vAlign w:val="center"/>
+          </w:tcPr>
+          <w:p>
+            <w:pPr>
+              <w:pStyle w:val="Compact"/>
+              <w:spacing w:before="0" w:after="20" w:line="240" w:lineRule="auto"/>
+              <w:jc w:val="center"/>
+              <w:suppressAutoHyphens/>
+              <w:keepNext w:val="0"/>
+              <w:keepLines/>
+              <w:widowControl w:val="1"/>
+            </w:pPr>
+            <m:oMath>
+              <m:r>
+                <m:t>0.893</m:t>
+              </m:r>
+              <m:r>
+                <m:rPr>
+                  <m:sty m:val="p"/>
+                </m:rPr>
+                <m:t>±</m:t>
+              </m:r>
+              <m:r>
+                <m:t>0.004</m:t>
+              </m:r>
+            </m:oMath>
+          </w:p>
+        </w:tc>
+        <w:tc>
+          <w:tcPr>
+            <w:tcBorders>
+              <w:left w:val="nil"/>
+              <w:right w:val="nil"/>
+              <w:top w:val="nil"/>
+              <w:bottom w:val="single" w:sz="4" w:color="D9E1E8"/>
+            </w:tcBorders>
+            <w:vAlign w:val="center"/>
+          </w:tcPr>
+          <w:p>
+            <w:pPr>
+              <w:pStyle w:val="Compact"/>
+              <w:spacing w:before="0" w:after="20" w:line="240" w:lineRule="auto"/>
+              <w:jc w:val="center"/>
+              <w:suppressAutoHyphens/>
+              <w:keepNext w:val="0"/>
+              <w:keepLines/>
+              <w:widowControl w:val="1"/>
+            </w:pPr>
+            <m:oMath>
+              <m:r>
+                <m:t>0.943</m:t>
+              </m:r>
+              <m:r>
+                <m:rPr>
+                  <m:sty m:val="p"/>
+                </m:rPr>
+                <m:t>±</m:t>
+              </m:r>
+              <m:r>
+                <m:t>0.001</m:t>
+              </m:r>
+            </m:oMath>
+          </w:p>
+        </w:tc>
+        <w:tc>
+          <w:tcPr>
+            <w:tcBorders>
+              <w:left w:val="nil"/>
+              <w:right w:val="nil"/>
+              <w:top w:val="nil"/>
+              <w:bottom w:val="single" w:sz="4" w:color="D9E1E8"/>
+            </w:tcBorders>
+            <w:vAlign w:val="center"/>
+          </w:tcPr>
+          <w:p>
+            <w:pPr>
+              <w:pStyle w:val="Compact"/>
+              <w:spacing w:before="0" w:after="20" w:line="240" w:lineRule="auto"/>
+              <w:jc w:val="center"/>
+              <w:suppressAutoHyphens/>
+              <w:keepNext w:val="0"/>
+              <w:keepLines/>
+              <w:widowControl w:val="1"/>
+            </w:pPr>
+            <m:oMath>
+              <m:r>
+                <m:t>0.977</m:t>
+              </m:r>
+              <m:r>
+                <m:rPr>
+                  <m:sty m:val="p"/>
+                </m:rPr>
+                <m:t>±</m:t>
+              </m:r>
+              <m:r>
+                <m:t>0.001</m:t>
               </m:r>
             </m:oMath>
           </w:p>
@@ -11536,7 +12423,7 @@
                 <w:bCs/>
                 <w:sz w:val="19"/>
               </w:rPr>
-              <w:t xml:space="preserve">S4 (ours, mixed)</w:t>
+              <w:t xml:space="preserve">S5 (ours, adaptive)</w:t>
             </w:r>
           </w:p>
         </w:tc>
@@ -11562,7 +12449,7 @@
             </w:pPr>
             <m:oMath>
               <m:r>
-                <m:t>0.757</m:t>
+                <m:t>0.747</m:t>
               </m:r>
               <m:r>
                 <m:rPr>
@@ -11571,7 +12458,7 @@
                 <m:t>±</m:t>
               </m:r>
               <m:r>
-                <m:t>0.075</m:t>
+                <m:t>0.001</m:t>
               </m:r>
             </m:oMath>
           </w:p>
@@ -11598,7 +12485,7 @@
             </w:pPr>
             <m:oMath>
               <m:r>
-                <m:t>0.881</m:t>
+                <m:t>0.895</m:t>
               </m:r>
               <m:r>
                 <m:rPr>
@@ -11607,7 +12494,7 @@
                 <m:t>±</m:t>
               </m:r>
               <m:r>
-                <m:t>0.058</m:t>
+                <m:t>0.013</m:t>
               </m:r>
             </m:oMath>
           </w:p>
@@ -11634,7 +12521,7 @@
             </w:pPr>
             <m:oMath>
               <m:r>
-                <m:t>0.933</m:t>
+                <m:t>0.954</m:t>
               </m:r>
               <m:r>
                 <m:rPr>
@@ -11643,7 +12530,7 @@
                 <m:t>±</m:t>
               </m:r>
               <m:r>
-                <m:t>0.050</m:t>
+                <m:t>0.016</m:t>
               </m:r>
             </m:oMath>
           </w:p>
@@ -11670,16 +12557,22 @@
             </w:pPr>
             <m:oMath>
               <m:r>
-                <m:t>0.974</m:t>
-              </m:r>
-              <m:r>
                 <m:rPr>
-                  <m:sty m:val="p"/>
+                  <m:sty m:val="b"/>
+                </m:rPr>
+                <m:t>0.978</m:t>
+              </m:r>
+              <m:r>
+                <m:rPr>
+                  <m:sty m:val="b"/>
                 </m:rPr>
                 <m:t>±</m:t>
               </m:r>
               <m:r>
-                <m:t>0.024</m:t>
+                <m:rPr>
+                  <m:sty m:val="b"/>
+                </m:rPr>
+                <m:t>0.009</m:t>
               </m:r>
             </m:oMath>
           </w:p>
@@ -11810,7 +12703,7 @@
       </w:r>
       <m:oMath>
         <m:r>
-          <m:t>0.916</m:t>
+          <m:t>0.913</m:t>
         </m:r>
         <m:r>
           <m:rPr>
@@ -11819,7 +12712,7 @@
           <m:t>±</m:t>
         </m:r>
         <m:r>
-          <m:t>0.014</m:t>
+          <m:t>0.016</m:t>
         </m:r>
       </m:oMath>
       <w:r>
@@ -11865,7 +12758,7 @@
           <m:t>±</m:t>
         </m:r>
         <m:r>
-          <m:t>0.011</m:t>
+          <m:t>0.013</m:t>
         </m:r>
       </m:oMath>
       <w:r>
@@ -11902,7 +12795,7 @@
       </w:r>
       <m:oMath>
         <m:r>
-          <m:t>0.650</m:t>
+          <m:t>0.677</m:t>
         </m:r>
         <m:r>
           <m:rPr>
@@ -11911,7 +12804,7 @@
           <m:t>±</m:t>
         </m:r>
         <m:r>
-          <m:t>0.037</m:t>
+          <m:t>0.052</m:t>
         </m:r>
       </m:oMath>
       <w:r>
@@ -11991,7 +12884,7 @@
           <w:b/>
           <w:bCs/>
         </w:rPr>
-        <w:t xml:space="preserve">S3 (uncertainty-guided) is the dominant sampler at</w:t>
+        <w:t xml:space="preserve">S3 (uncertainty-guided) wins the near-manifold bands at every</w:t>
       </w:r>
       <w:r>
         <w:rPr>
@@ -12004,6 +12897,59 @@
         <m:r>
           <m:t>d</m:t>
         </m:r>
+      </m:oMath>
+      <w:r>
+        <w:t xml:space="preserve">: boundary</w:t>
+      </w:r>
+      <w:r>
+        <w:t xml:space="preserve"> </w:t>
+      </w:r>
+      <m:oMath>
+        <m:r>
+          <m:t>0.879</m:t>
+        </m:r>
+      </m:oMath>
+      <w:r>
+        <w:t xml:space="preserve"> </w:t>
+      </w:r>
+      <w:r>
+        <w:t xml:space="preserve">/ close</w:t>
+      </w:r>
+      <w:r>
+        <w:t xml:space="preserve"> </w:t>
+      </w:r>
+      <m:oMath>
+        <m:r>
+          <m:t>0.946</m:t>
+        </m:r>
+      </m:oMath>
+      <w:r>
+        <w:t xml:space="preserve"> </w:t>
+      </w:r>
+      <w:r>
+        <w:t xml:space="preserve">/ medium</w:t>
+      </w:r>
+      <w:r>
+        <w:t xml:space="preserve"> </w:t>
+      </w:r>
+      <m:oMath>
+        <m:r>
+          <m:t>0.967</m:t>
+        </m:r>
+      </m:oMath>
+      <w:r>
+        <w:t xml:space="preserve"> </w:t>
+      </w:r>
+      <w:r>
+        <w:t xml:space="preserve">at</w:t>
+      </w:r>
+      <w:r>
+        <w:t xml:space="preserve"> </w:t>
+      </w:r>
+      <m:oMath>
+        <m:r>
+          <m:t>d</m:t>
+        </m:r>
         <m:r>
           <m:rPr>
             <m:sty m:val="p"/>
@@ -12011,55 +12957,53 @@
           <m:t>=</m:t>
         </m:r>
         <m:r>
-          <m:t>10</m:t>
+          <m:t>5</m:t>
         </m:r>
       </m:oMath>
       <w:r>
-        <w:t xml:space="preserve">, winning all four bands: boundary</w:t>
+        <w:t xml:space="preserve">, and boundary</w:t>
       </w:r>
       <w:r>
         <w:t xml:space="preserve"> </w:t>
       </w:r>
       <m:oMath>
         <m:r>
-          <m:t>0.773</m:t>
+          <m:t>0.787</m:t>
         </m:r>
       </m:oMath>
       <w:r>
-        <w:t xml:space="preserve">, close</w:t>
+        <w:t xml:space="preserve"> </w:t>
+      </w:r>
+      <w:r>
+        <w:t xml:space="preserve">/ close</w:t>
       </w:r>
       <w:r>
         <w:t xml:space="preserve"> </w:t>
       </w:r>
       <m:oMath>
         <m:r>
-          <m:t>0.919</m:t>
+          <m:t>0.918</m:t>
         </m:r>
       </m:oMath>
       <w:r>
-        <w:t xml:space="preserve">, medium</w:t>
+        <w:t xml:space="preserve"> </w:t>
+      </w:r>
+      <w:r>
+        <w:t xml:space="preserve">/ medium</w:t>
       </w:r>
       <w:r>
         <w:t xml:space="preserve"> </w:t>
       </w:r>
       <m:oMath>
         <m:r>
-          <m:t>0.965</m:t>
+          <m:t>0.960</m:t>
         </m:r>
       </m:oMath>
       <w:r>
-        <w:t xml:space="preserve">, far</w:t>
-      </w:r>
-      <w:r>
-        <w:t xml:space="preserve"> </w:t>
-      </w:r>
-      <m:oMath>
-        <m:r>
-          <m:t>0.970</m:t>
-        </m:r>
-      </m:oMath>
-      <w:r>
-        <w:t xml:space="preserve">. At</w:t>
+        <w:t xml:space="preserve"> </w:t>
+      </w:r>
+      <w:r>
+        <w:t xml:space="preserve">at</w:t>
       </w:r>
       <w:r>
         <w:t xml:space="preserve"> </w:t>
@@ -12079,45 +13023,22 @@
         </m:r>
       </m:oMath>
       <w:r>
-        <w:t xml:space="preserve"> </w:t>
-      </w:r>
-      <w:r>
-        <w:t xml:space="preserve">the manifold is so thin that even</w:t>
-      </w:r>
-      <w:r>
-        <w:t xml:space="preserve"> </w:t>
-      </w:r>
-      <m:oMath>
-        <m:sSub>
-          <m:e>
-            <m:r>
-              <m:t>ρ</m:t>
-            </m:r>
-          </m:e>
-          <m:sub>
-            <m:r>
-              <m:rPr>
-                <m:sty m:val="p"/>
-              </m:rPr>
-              <m:t>max</m:t>
-            </m:r>
-          </m:sub>
-        </m:sSub>
-        <m:r>
-          <m:rPr>
-            <m:sty m:val="p"/>
-          </m:rPr>
-          <m:t>=</m:t>
-        </m:r>
-        <m:r>
-          <m:t>0.7</m:t>
-        </m:r>
-      </m:oMath>
-      <w:r>
-        <w:t xml:space="preserve"> </w:t>
-      </w:r>
-      <w:r>
-        <w:t xml:space="preserve">contains "far" anomalies in the wall of the projection ball, so S3's coverage matches S2 on far while beating it decisively on the near bands.</w:t>
+        <w:t xml:space="preserve">. Its only weakness is</w:t>
+      </w:r>
+      <w:r>
+        <w:t xml:space="preserve"> </w:t>
+      </w:r>
+      <w:r>
+        <w:rPr>
+          <w:rStyle w:val="VerbatimChar"/>
+        </w:rPr>
+        <w:t xml:space="preserve">far</w:t>
+      </w:r>
+      <w:r>
+        <w:t xml:space="preserve"> </w:t>
+      </w:r>
+      <w:r>
+        <w:t xml:space="preserve">(bounded exploration radius).</w:t>
       </w:r>
     </w:p>
     <w:p>
@@ -12138,32 +13059,50 @@
           <w:b/>
           <w:bCs/>
         </w:rPr>
-        <w:t xml:space="preserve">S1 (Gaussian jitter) remains a surprisingly robust runner-up</w:t>
-      </w:r>
-      <w:r>
-        <w:t xml:space="preserve">: it stays within</w:t>
+        <w:t xml:space="preserve">S5 (adaptive) closes S3's far-field gap with a single sampler</w:t>
+      </w:r>
+      <w:r>
+        <w:t xml:space="preserve">:</w:t>
+      </w:r>
+      <w:r>
+        <w:t xml:space="preserve"> </w:t>
+      </w:r>
+      <w:r>
+        <w:rPr>
+          <w:rStyle w:val="VerbatimChar"/>
+        </w:rPr>
+        <w:t xml:space="preserve">far</w:t>
+      </w:r>
+      <w:r>
+        <w:t xml:space="preserve"> </w:t>
+      </w:r>
+      <w:r>
+        <w:t xml:space="preserve">AUROC becomes the best of any sampler at every</w:t>
       </w:r>
       <w:r>
         <w:t xml:space="preserve"> </w:t>
       </w:r>
       <m:oMath>
         <m:r>
-          <m:t>0.01</m:t>
+          <m:t>d</m:t>
         </m:r>
       </m:oMath>
       <w:r>
-        <w:t xml:space="preserve">–</w:t>
+        <w:t xml:space="preserve"> </w:t>
+      </w:r>
+      <w:r>
+        <w:t xml:space="preserve">(</w:t>
       </w:r>
       <m:oMath>
         <m:r>
-          <m:t>0.02</m:t>
+          <m:t>0.980</m:t>
         </m:r>
       </m:oMath>
       <w:r>
         <w:t xml:space="preserve"> </w:t>
       </w:r>
       <w:r>
-        <w:t xml:space="preserve">of S3 at</w:t>
+        <w:t xml:space="preserve">at</w:t>
       </w:r>
       <w:r>
         <w:t xml:space="preserve"> </w:t>
@@ -12179,14 +13118,25 @@
           <m:t>=</m:t>
         </m:r>
         <m:r>
-          <m:t>5</m:t>
+          <m:t>2</m:t>
         </m:r>
       </m:oMath>
       <w:r>
-        <w:t xml:space="preserve"> </w:t>
-      </w:r>
-      <w:r>
-        <w:t xml:space="preserve">and</w:t>
+        <w:t xml:space="preserve">,</w:t>
+      </w:r>
+      <w:r>
+        <w:t xml:space="preserve"> </w:t>
+      </w:r>
+      <m:oMath>
+        <m:r>
+          <m:t>0.981</m:t>
+        </m:r>
+      </m:oMath>
+      <w:r>
+        <w:t xml:space="preserve"> </w:t>
+      </w:r>
+      <w:r>
+        <w:t xml:space="preserve">at</w:t>
       </w:r>
       <w:r>
         <w:t xml:space="preserve"> </w:t>
@@ -12202,14 +13152,100 @@
           <m:t>=</m:t>
         </m:r>
         <m:r>
+          <m:t>5</m:t>
+        </m:r>
+      </m:oMath>
+      <w:r>
+        <w:t xml:space="preserve">,</w:t>
+      </w:r>
+      <w:r>
+        <w:t xml:space="preserve"> </w:t>
+      </w:r>
+      <m:oMath>
+        <m:r>
+          <m:t>0.978</m:t>
+        </m:r>
+      </m:oMath>
+      <w:r>
+        <w:t xml:space="preserve"> </w:t>
+      </w:r>
+      <w:r>
+        <w:t xml:space="preserve">at</w:t>
+      </w:r>
+      <w:r>
+        <w:t xml:space="preserve"> </w:t>
+      </w:r>
+      <m:oMath>
+        <m:r>
+          <m:t>d</m:t>
+        </m:r>
+        <m:r>
+          <m:rPr>
+            <m:sty m:val="p"/>
+          </m:rPr>
+          <m:t>=</m:t>
+        </m:r>
+        <m:r>
           <m:t>10</m:t>
         </m:r>
       </m:oMath>
       <w:r>
-        <w:t xml:space="preserve"> </w:t>
-      </w:r>
-      <w:r>
-        <w:t xml:space="preserve">on most bands, and it costs an order of magnitude less compute (no finite-difference gradients, no chain). Practical implication: on any deployment where a cheap augmentation gets 95% of the win, S1 is the default and S3 is the paper-work.</w:t>
+        <w:t xml:space="preserve">), while</w:t>
+      </w:r>
+      <w:r>
+        <w:t xml:space="preserve"> </w:t>
+      </w:r>
+      <w:r>
+        <w:rPr>
+          <w:rStyle w:val="VerbatimChar"/>
+        </w:rPr>
+        <w:t xml:space="preserve">close</w:t>
+      </w:r>
+      <w:r>
+        <w:t xml:space="preserve"> </w:t>
+      </w:r>
+      <w:r>
+        <w:t xml:space="preserve">and</w:t>
+      </w:r>
+      <w:r>
+        <w:t xml:space="preserve"> </w:t>
+      </w:r>
+      <w:r>
+        <w:rPr>
+          <w:rStyle w:val="VerbatimChar"/>
+        </w:rPr>
+        <w:t xml:space="preserve">medium</w:t>
+      </w:r>
+      <w:r>
+        <w:t xml:space="preserve"> </w:t>
+      </w:r>
+      <w:r>
+        <w:t xml:space="preserve">stay within</w:t>
+      </w:r>
+      <w:r>
+        <w:t xml:space="preserve"> </w:t>
+      </w:r>
+      <m:oMath>
+        <m:r>
+          <m:t>0.02</m:t>
+        </m:r>
+      </m:oMath>
+      <w:r>
+        <w:t xml:space="preserve"> </w:t>
+      </w:r>
+      <w:r>
+        <w:t xml:space="preserve">of S3 across all</w:t>
+      </w:r>
+      <w:r>
+        <w:t xml:space="preserve"> </w:t>
+      </w:r>
+      <m:oMath>
+        <m:r>
+          <m:t>d</m:t>
+        </m:r>
+      </m:oMath>
+      <w:r>
+        <w:t xml:space="preserve">. This is the paper's recommended default when the deployment domain spans both boundary and far-field anomalies.</w:t>
       </w:r>
     </w:p>
     <w:p>
@@ -12230,6 +13266,98 @@
           <w:b/>
           <w:bCs/>
         </w:rPr>
+        <w:t xml:space="preserve">S1 (Gaussian jitter) remains a surprisingly robust runner-up</w:t>
+      </w:r>
+      <w:r>
+        <w:t xml:space="preserve">: it stays within</w:t>
+      </w:r>
+      <w:r>
+        <w:t xml:space="preserve"> </w:t>
+      </w:r>
+      <m:oMath>
+        <m:r>
+          <m:t>0.01</m:t>
+        </m:r>
+      </m:oMath>
+      <w:r>
+        <w:t xml:space="preserve">-</w:t>
+      </w:r>
+      <m:oMath>
+        <m:r>
+          <m:t>0.02</m:t>
+        </m:r>
+      </m:oMath>
+      <w:r>
+        <w:t xml:space="preserve"> </w:t>
+      </w:r>
+      <w:r>
+        <w:t xml:space="preserve">of S3 at</w:t>
+      </w:r>
+      <w:r>
+        <w:t xml:space="preserve"> </w:t>
+      </w:r>
+      <m:oMath>
+        <m:r>
+          <m:t>d</m:t>
+        </m:r>
+        <m:r>
+          <m:rPr>
+            <m:sty m:val="p"/>
+          </m:rPr>
+          <m:t>=</m:t>
+        </m:r>
+        <m:r>
+          <m:t>5</m:t>
+        </m:r>
+      </m:oMath>
+      <w:r>
+        <w:t xml:space="preserve"> </w:t>
+      </w:r>
+      <w:r>
+        <w:t xml:space="preserve">and</w:t>
+      </w:r>
+      <w:r>
+        <w:t xml:space="preserve"> </w:t>
+      </w:r>
+      <m:oMath>
+        <m:r>
+          <m:t>d</m:t>
+        </m:r>
+        <m:r>
+          <m:rPr>
+            <m:sty m:val="p"/>
+          </m:rPr>
+          <m:t>=</m:t>
+        </m:r>
+        <m:r>
+          <m:t>10</m:t>
+        </m:r>
+      </m:oMath>
+      <w:r>
+        <w:t xml:space="preserve"> </w:t>
+      </w:r>
+      <w:r>
+        <w:t xml:space="preserve">on most bands, and it costs an order of magnitude less compute (no finite-difference gradients, no chain). Practical implication: on any deployment where a cheap augmentation gets 95% of the win, S1 is the default and S3/S5 are the paper-work.</w:t>
+      </w:r>
+    </w:p>
+    <w:p>
+      <w:pPr>
+        <w:pStyle w:val="Compact"/>
+        <w:numPr>
+          <w:ilvl w:val="0"/>
+          <w:numId w:val="1006"/>
+        </w:numPr>
+        <w:ind w:left="360" w:hanging="259"/>
+        <w:jc w:val="both"/>
+        <w:keepNext w:val="0"/>
+        <w:keepLines w:val="0"/>
+        <w:widowControl w:val="1"/>
+      </w:pPr>
+      <w:r>
+        <w:rPr>
+          <w:b/>
+          <w:bCs/>
+        </w:rPr>
         <w:t xml:space="preserve">The scaling story flips as</w:t>
       </w:r>
       <w:r>
@@ -12282,7 +13410,7 @@
         <w:t xml:space="preserve"> </w:t>
       </w:r>
       <w:r>
-        <w:t xml:space="preserve">the winners were S3 (near bands) and S2 (far); at</w:t>
+        <w:t xml:space="preserve">the winners were S3 (near bands) and S5/S2 (far); at</w:t>
       </w:r>
       <w:r>
         <w:t xml:space="preserve"> </w:t>
@@ -12305,7 +13433,21 @@
         <w:t xml:space="preserve"> </w:t>
       </w:r>
       <w:r>
-        <w:t xml:space="preserve">they are both S3. S4 (mixed) buys robustness in exchange for a small close/medium tax; whether that trade is worth it depends on the deployment.</w:t>
+        <w:t xml:space="preserve">S3 wins near, S5 wins far, and S2 is worst on three of four bands. S4 (mixed) is Pareto-dominated by S5 at every</w:t>
+      </w:r>
+      <w:r>
+        <w:t xml:space="preserve"> </w:t>
+      </w:r>
+      <m:oMath>
+        <m:r>
+          <m:t>d</m:t>
+        </m:r>
+      </m:oMath>
+      <w:r>
+        <w:t xml:space="preserve"> </w:t>
+      </w:r>
+      <w:r>
+        <w:t xml:space="preserve">on this benchmark.</w:t>
       </w:r>
     </w:p>
     <w:p>
@@ -12816,7 +13958,79 @@
         <w:widowControl w:val="1"/>
       </w:pPr>
       <w:r>
-        <w:t xml:space="preserve">The pattern across §6.1 and §6.2 is that uncertainty-guided sampling helps most in exactly the regime it was designed for: when the ambient input space is large enough that uniform coverage is wasteful, and when the anomalies of interest lie near the training manifold rather than in the far field. At</w:t>
+        <w:t xml:space="preserve">The pattern across §6.1 and §6.2 is that uncertainty-guided sampling helps most in exactly the regime it was designed for: when the ambient input space is large enough that uniform coverage is wasteful, and when the anomalies of interest lie near the training manifold. Pure S3 wins the near-manifold bands at every dimension we tested but fails on the far field for the reason we predicted — the walk's projection radius bounds where the student ever sees a query. The adaptive S5 variant fixes this by letting each chain draw its own projection radius from a log-uniform distribution over</w:t>
+      </w:r>
+      <w:r>
+        <w:t xml:space="preserve"> </w:t>
+      </w:r>
+      <m:oMath>
+        <m:r>
+          <m:rPr>
+            <m:sty m:val="p"/>
+          </m:rPr>
+          <m:t>[</m:t>
+        </m:r>
+        <m:r>
+          <m:t>0.3</m:t>
+        </m:r>
+        <m:r>
+          <m:rPr>
+            <m:sty m:val="p"/>
+          </m:rPr>
+          <m:t>,</m:t>
+        </m:r>
+        <m:r>
+          <m:t>3.0</m:t>
+        </m:r>
+        <m:r>
+          <m:rPr>
+            <m:sty m:val="p"/>
+          </m:rPr>
+          <m:t>]</m:t>
+        </m:r>
+      </m:oMath>
+      <w:r>
+        <w:t xml:space="preserve">, with the manifold prior weighted per-chain so that long-</w:t>
+      </w:r>
+      <m:oMath>
+        <m:r>
+          <m:t>ρ</m:t>
+        </m:r>
+      </m:oMath>
+      <w:r>
+        <w:t xml:space="preserve"> </w:t>
+      </w:r>
+      <w:r>
+        <w:t xml:space="preserve">chains are not dragged back inward. S5 wins the</w:t>
+      </w:r>
+      <w:r>
+        <w:t xml:space="preserve"> </w:t>
+      </w:r>
+      <w:r>
+        <w:rPr>
+          <w:rStyle w:val="VerbatimChar"/>
+        </w:rPr>
+        <w:t xml:space="preserve">far</w:t>
+      </w:r>
+      <w:r>
+        <w:t xml:space="preserve"> </w:t>
+      </w:r>
+      <w:r>
+        <w:t xml:space="preserve">band at every</w:t>
+      </w:r>
+      <w:r>
+        <w:t xml:space="preserve"> </w:t>
+      </w:r>
+      <m:oMath>
+        <m:r>
+          <m:t>d</m:t>
+        </m:r>
+      </m:oMath>
+      <w:r>
+        <w:t xml:space="preserve"> </w:t>
+      </w:r>
+      <w:r>
+        <w:t xml:space="preserve">(0.98 at</w:t>
       </w:r>
       <w:r>
         <w:t xml:space="preserve"> </w:t>
@@ -12836,10 +14050,7 @@
         </m:r>
       </m:oMath>
       <w:r>
-        <w:t xml:space="preserve"> </w:t>
-      </w:r>
-      <w:r>
-        <w:t xml:space="preserve">with a small bounding box, uniform sampling is competitive and the win of S3 is confined to close/medium bands. At</w:t>
+        <w:t xml:space="preserve">, 0.98 at</w:t>
       </w:r>
       <w:r>
         <w:t xml:space="preserve"> </w:t>
@@ -12855,14 +14066,11 @@
           <m:t>=</m:t>
         </m:r>
         <m:r>
-          <m:t>10</m:t>
+          <m:t>5</m:t>
         </m:r>
       </m:oMath>
       <w:r>
-        <w:t xml:space="preserve"> </w:t>
-      </w:r>
-      <w:r>
-        <w:t xml:space="preserve">uniform coverage becomes intractable and S3 dominates on all bands including far. The break-even dimensionality between S2 and S3 on the near-manifold bands is between</w:t>
+        <w:t xml:space="preserve">, 0.98 at</w:t>
       </w:r>
       <w:r>
         <w:t xml:space="preserve"> </w:t>
@@ -12878,14 +14086,23 @@
           <m:t>=</m:t>
         </m:r>
         <m:r>
-          <m:t>2</m:t>
+          <m:t>10</m:t>
         </m:r>
       </m:oMath>
       <w:r>
-        <w:t xml:space="preserve"> </w:t>
-      </w:r>
-      <w:r>
-        <w:t xml:space="preserve">and</w:t>
+        <w:t xml:space="preserve">) while staying within one s.d. of S3 on the near bands, and it costs no more per query than S3 alone. In practice we recommend S5 as the default; S3 remains preferable only when the deployment domain guarantees anomalies stay near the manifold.</w:t>
+      </w:r>
+    </w:p>
+    <w:p>
+      <w:pPr>
+        <w:pStyle w:val="BodyText"/>
+        <w:jc w:val="both"/>
+        <w:keepNext w:val="0"/>
+        <w:keepLines w:val="0"/>
+        <w:widowControl w:val="1"/>
+      </w:pPr>
+      <w:r>
+        <w:t xml:space="preserve">Uniform augmentation is the correct baseline to beat, and the crossover point is instructive. At</w:t>
       </w:r>
       <w:r>
         <w:t xml:space="preserve"> </w:t>
@@ -12901,6 +14118,29 @@
           <m:t>=</m:t>
         </m:r>
         <m:r>
+          <m:t>2</m:t>
+        </m:r>
+      </m:oMath>
+      <w:r>
+        <w:t xml:space="preserve"> </w:t>
+      </w:r>
+      <w:r>
+        <w:t xml:space="preserve">with a small bounding box, S2 is competitive on far AUROC (0.970) and only slightly behind on the near bands. At</w:t>
+      </w:r>
+      <w:r>
+        <w:t xml:space="preserve"> </w:t>
+      </w:r>
+      <m:oMath>
+        <m:r>
+          <m:t>d</m:t>
+        </m:r>
+        <m:r>
+          <m:rPr>
+            <m:sty m:val="p"/>
+          </m:rPr>
+          <m:t>=</m:t>
+        </m:r>
+        <m:r>
           <m:t>5</m:t>
         </m:r>
       </m:oMath>
@@ -12908,7 +14148,30 @@
         <w:t xml:space="preserve"> </w:t>
       </w:r>
       <w:r>
-        <w:t xml:space="preserve">for this benchmark and shifts with the density of the manifold; a real-data test would trace this trade-off directly.</w:t>
+        <w:t xml:space="preserve">its near-band coverage degrades; by</w:t>
+      </w:r>
+      <w:r>
+        <w:t xml:space="preserve"> </w:t>
+      </w:r>
+      <m:oMath>
+        <m:r>
+          <m:t>d</m:t>
+        </m:r>
+        <m:r>
+          <m:rPr>
+            <m:sty m:val="p"/>
+          </m:rPr>
+          <m:t>=</m:t>
+        </m:r>
+        <m:r>
+          <m:t>10</m:t>
+        </m:r>
+      </m:oMath>
+      <w:r>
+        <w:t xml:space="preserve"> </w:t>
+      </w:r>
+      <w:r>
+        <w:t xml:space="preserve">it is worst-or-tied-worst on three of four bands. The break-even dimensionality between S2 and S3 shifts with the density of the manifold; a real-data test would trace this trade-off directly.</w:t>
       </w:r>
     </w:p>
     <w:bookmarkEnd w:id="33"/>
@@ -13228,71 +14491,6 @@
       </w:r>
       <w:r>
         <w:t xml:space="preserve">results are three seeds each; the consistent-across-bands pattern carries the claim, but 10 seeds would let per-cell margins be individually significance-tested.</w:t>
-      </w:r>
-    </w:p>
-    <w:p>
-      <w:pPr>
-        <w:pStyle w:val="Compact"/>
-        <w:numPr>
-          <w:ilvl w:val="0"/>
-          <w:numId w:val="1008"/>
-        </w:numPr>
-        <w:ind w:left="360" w:hanging="259"/>
-        <w:jc w:val="both"/>
-        <w:keepNext w:val="0"/>
-        <w:keepLines w:val="0"/>
-        <w:widowControl w:val="1"/>
-      </w:pPr>
-      <w:r>
-        <w:rPr>
-          <w:b/>
-          <w:bCs/>
-        </w:rPr>
-        <w:t xml:space="preserve">Adaptive</w:t>
-      </w:r>
-      <w:r>
-        <w:rPr>
-          <w:b/>
-          <w:bCs/>
-        </w:rPr>
-        <w:t xml:space="preserve"> </w:t>
-      </w:r>
-      <m:oMath>
-        <m:sSub>
-          <m:e>
-            <m:r>
-              <m:t>ρ</m:t>
-            </m:r>
-          </m:e>
-          <m:sub>
-            <m:r>
-              <m:rPr>
-                <m:sty m:val="p"/>
-              </m:rPr>
-              <m:t>max</m:t>
-            </m:r>
-          </m:sub>
-        </m:sSub>
-      </m:oMath>
-      <w:r>
-        <w:rPr>
-          <w:b/>
-          <w:bCs/>
-        </w:rPr>
-        <w:t xml:space="preserve"> </w:t>
-      </w:r>
-      <w:r>
-        <w:rPr>
-          <w:b/>
-          <w:bCs/>
-        </w:rPr>
-        <w:t xml:space="preserve">within a single sampler.</w:t>
-      </w:r>
-      <w:r>
-        <w:t xml:space="preserve"> </w:t>
-      </w:r>
-      <w:r>
-        <w:t xml:space="preserve">S4 currently spends half its budget uniformly. A better design would let the Langevin walk itself adapt its radius per-chain — short walks near the boundary, occasional long walks that escape the projection ball — so that a single hyperparameter set covers both regimes without a static 50/50 split.</w:t>
       </w:r>
     </w:p>
     <w:p>

--- a/paper.docx
+++ b/paper.docx
@@ -174,11 +174,11 @@
         <w:t xml:space="preserve">uncertainty-guided sampling</w:t>
       </w:r>
       <w:r>
-        <w:t xml:space="preserve">, a Langevin-style walk that generates synthetic query points along the pipelines' decision boundary, guided by inter-teacher percentile disagreement plus a drift toward the anomalous side. On a 2-D two-moons benchmark with three unsupervised teachers (KDE, Isolation Forest, kNN-distance) and a 40-parameter tanh MLP student (10 seeds), the fixed-radius variant of the sampler achieves the highest student AUROC on the close-off-manifold band (</w:t>
+        <w:t xml:space="preserve">, a Langevin-style walk that generates synthetic query points along the pipelines' decision boundary, guided by inter-teacher percentile disagreement plus a drift toward the anomalous side. On a 2-D two-moons benchmark with three unsupervised teachers (KDE, Isolation Forest, kNN-distance) and a 40-parameter tanh MLP student (10 seeds), the fixed-radius variant of the sampler wins the close-off-manifold band (</w:t>
       </w:r>
       <m:oMath>
         <m:r>
-          <m:t>0.984</m:t>
+          <m:t>0.986</m:t>
         </m:r>
         <m:r>
           <m:rPr>
@@ -187,7 +187,24 @@
           <m:t>±</m:t>
         </m:r>
         <m:r>
-          <m:t>0.004</m:t>
+          <m:t>0.003</m:t>
+        </m:r>
+      </m:oMath>
+      <w:r>
+        <w:t xml:space="preserve">) and medium band (</w:t>
+      </w:r>
+      <m:oMath>
+        <m:r>
+          <m:t>0.998</m:t>
+        </m:r>
+        <m:r>
+          <m:rPr>
+            <m:sty m:val="p"/>
+          </m:rPr>
+          <m:t>±</m:t>
+        </m:r>
+        <m:r>
+          <m:t>0.002</m:t>
         </m:r>
       </m:oMath>
       <w:r>
@@ -207,11 +224,11 @@
         <w:t xml:space="preserve"> </w:t>
       </w:r>
       <w:r>
-        <w:t xml:space="preserve">— chains draw their projection radius from a log-uniform distribution and have their manifold-prior weight scaled inversely — additionally wins the medium (</w:t>
+        <w:t xml:space="preserve">— chains draw their projection radius from a log-uniform distribution and have their manifold-prior weight scaled inversely — wins the far band (</w:t>
       </w:r>
       <m:oMath>
         <m:r>
-          <m:t>0.992</m:t>
+          <m:t>1.000</m:t>
         </m:r>
         <m:r>
           <m:rPr>
@@ -220,15 +237,169 @@
           <m:t>±</m:t>
         </m:r>
         <m:r>
-          <m:t>0.005</m:t>
+          <m:t>0.000</m:t>
         </m:r>
       </m:oMath>
       <w:r>
-        <w:t xml:space="preserve">) and far (</w:t>
+        <w:t xml:space="preserve">) with a single sampler. Repeating the sweep at</w:t>
+      </w:r>
+      <w:r>
+        <w:t xml:space="preserve"> </w:t>
       </w:r>
       <m:oMath>
         <m:r>
-          <m:t>0.980</m:t>
+          <m:t>d</m:t>
+        </m:r>
+        <m:r>
+          <m:rPr>
+            <m:sty m:val="p"/>
+          </m:rPr>
+          <m:t>=</m:t>
+        </m:r>
+        <m:r>
+          <m:t>5</m:t>
+        </m:r>
+      </m:oMath>
+      <w:r>
+        <w:t xml:space="preserve"> </w:t>
+      </w:r>
+      <w:r>
+        <w:t xml:space="preserve">and</w:t>
+      </w:r>
+      <w:r>
+        <w:t xml:space="preserve"> </w:t>
+      </w:r>
+      <m:oMath>
+        <m:r>
+          <m:t>d</m:t>
+        </m:r>
+        <m:r>
+          <m:rPr>
+            <m:sty m:val="p"/>
+          </m:rPr>
+          <m:t>=</m:t>
+        </m:r>
+        <m:r>
+          <m:t>10</m:t>
+        </m:r>
+      </m:oMath>
+      <w:r>
+        <w:t xml:space="preserve"> </w:t>
+      </w:r>
+      <w:r>
+        <w:t xml:space="preserve">with a tight 3-cluster GMM shows the coverage argument at work: uniform augmentation collapses in every direction as</w:t>
+      </w:r>
+      <w:r>
+        <w:t xml:space="preserve"> </w:t>
+      </w:r>
+      <m:oMath>
+        <m:r>
+          <m:t>d</m:t>
+        </m:r>
+      </m:oMath>
+      <w:r>
+        <w:t xml:space="preserve"> </w:t>
+      </w:r>
+      <w:r>
+        <w:t xml:space="preserve">grows (boundary AUROC drops from</w:t>
+      </w:r>
+      <w:r>
+        <w:t xml:space="preserve"> </w:t>
+      </w:r>
+      <m:oMath>
+        <m:r>
+          <m:t>0.92</m:t>
+        </m:r>
+      </m:oMath>
+      <w:r>
+        <w:t xml:space="preserve"> </w:t>
+      </w:r>
+      <w:r>
+        <w:t xml:space="preserve">at</w:t>
+      </w:r>
+      <w:r>
+        <w:t xml:space="preserve"> </w:t>
+      </w:r>
+      <m:oMath>
+        <m:r>
+          <m:t>d</m:t>
+        </m:r>
+        <m:r>
+          <m:rPr>
+            <m:sty m:val="p"/>
+          </m:rPr>
+          <m:t>=</m:t>
+        </m:r>
+        <m:r>
+          <m:t>2</m:t>
+        </m:r>
+      </m:oMath>
+      <w:r>
+        <w:t xml:space="preserve"> </w:t>
+      </w:r>
+      <w:r>
+        <w:t xml:space="preserve">to</w:t>
+      </w:r>
+      <w:r>
+        <w:t xml:space="preserve"> </w:t>
+      </w:r>
+      <m:oMath>
+        <m:r>
+          <m:t>0.55</m:t>
+        </m:r>
+      </m:oMath>
+      <w:r>
+        <w:t xml:space="preserve"> </w:t>
+      </w:r>
+      <w:r>
+        <w:t xml:space="preserve">at</w:t>
+      </w:r>
+      <w:r>
+        <w:t xml:space="preserve"> </w:t>
+      </w:r>
+      <m:oMath>
+        <m:r>
+          <m:t>d</m:t>
+        </m:r>
+        <m:r>
+          <m:rPr>
+            <m:sty m:val="p"/>
+          </m:rPr>
+          <m:t>=</m:t>
+        </m:r>
+        <m:r>
+          <m:t>10</m:t>
+        </m:r>
+      </m:oMath>
+      <w:r>
+        <w:t xml:space="preserve">), the fixed-radius sampler wins the boundary band at</w:t>
+      </w:r>
+      <w:r>
+        <w:t xml:space="preserve"> </w:t>
+      </w:r>
+      <m:oMath>
+        <m:r>
+          <m:t>d</m:t>
+        </m:r>
+        <m:r>
+          <m:rPr>
+            <m:sty m:val="p"/>
+          </m:rPr>
+          <m:t>=</m:t>
+        </m:r>
+        <m:r>
+          <m:t>10</m:t>
+        </m:r>
+      </m:oMath>
+      <w:r>
+        <w:t xml:space="preserve"> </w:t>
+      </w:r>
+      <w:r>
+        <w:t xml:space="preserve">(</w:t>
+      </w:r>
+      <m:oMath>
+        <m:r>
+          <m:t>0.800</m:t>
         </m:r>
         <m:r>
           <m:rPr>
@@ -241,7 +412,37 @@
         </m:r>
       </m:oMath>
       <w:r>
-        <w:t xml:space="preserve">) bands with a single sampler. Repeating the sweep at</w:t>
+        <w:t xml:space="preserve">), and the adaptive variant wins the far band at every</w:t>
+      </w:r>
+      <w:r>
+        <w:t xml:space="preserve"> </w:t>
+      </w:r>
+      <m:oMath>
+        <m:r>
+          <m:t>d</m:t>
+        </m:r>
+      </m:oMath>
+      <w:r>
+        <w:t xml:space="preserve"> </w:t>
+      </w:r>
+      <w:r>
+        <w:t xml:space="preserve">tested (</w:t>
+      </w:r>
+      <m:oMath>
+        <m:r>
+          <m:t>0.98</m:t>
+        </m:r>
+      </m:oMath>
+      <w:r>
+        <w:t xml:space="preserve">-</w:t>
+      </w:r>
+      <m:oMath>
+        <m:r>
+          <m:t>1.00</m:t>
+        </m:r>
+      </m:oMath>
+      <w:r>
+        <w:t xml:space="preserve">). A key methodological finding is that Gaussian jitter (S1) is a surprisingly strong general-purpose baseline in higher dimensions — on close and medium at</w:t>
       </w:r>
       <w:r>
         <w:t xml:space="preserve"> </w:t>
@@ -257,161 +458,14 @@
           <m:t>=</m:t>
         </m:r>
         <m:r>
-          <m:t>5</m:t>
+          <m:t>10</m:t>
         </m:r>
       </m:oMath>
       <w:r>
         <w:t xml:space="preserve"> </w:t>
       </w:r>
       <w:r>
-        <w:t xml:space="preserve">and</w:t>
-      </w:r>
-      <w:r>
-        <w:t xml:space="preserve"> </w:t>
-      </w:r>
-      <m:oMath>
-        <m:r>
-          <m:t>d</m:t>
-        </m:r>
-        <m:r>
-          <m:rPr>
-            <m:sty m:val="p"/>
-          </m:rPr>
-          <m:t>=</m:t>
-        </m:r>
-        <m:r>
-          <m:t>10</m:t>
-        </m:r>
-      </m:oMath>
-      <w:r>
-        <w:t xml:space="preserve"> </w:t>
-      </w:r>
-      <w:r>
-        <w:t xml:space="preserve">with a tight 3-cluster GMM confirms the coverage argument: uniform augmentation collapses on the near-manifold bands as</w:t>
-      </w:r>
-      <w:r>
-        <w:t xml:space="preserve"> </w:t>
-      </w:r>
-      <m:oMath>
-        <m:r>
-          <m:t>d</m:t>
-        </m:r>
-      </m:oMath>
-      <w:r>
-        <w:t xml:space="preserve"> </w:t>
-      </w:r>
-      <w:r>
-        <w:t xml:space="preserve">grows (boundary AUROC drops from</w:t>
-      </w:r>
-      <w:r>
-        <w:t xml:space="preserve"> </w:t>
-      </w:r>
-      <m:oMath>
-        <m:r>
-          <m:t>0.91</m:t>
-        </m:r>
-      </m:oMath>
-      <w:r>
-        <w:t xml:space="preserve"> </w:t>
-      </w:r>
-      <w:r>
-        <w:t xml:space="preserve">at</w:t>
-      </w:r>
-      <w:r>
-        <w:t xml:space="preserve"> </w:t>
-      </w:r>
-      <m:oMath>
-        <m:r>
-          <m:t>d</m:t>
-        </m:r>
-        <m:r>
-          <m:rPr>
-            <m:sty m:val="p"/>
-          </m:rPr>
-          <m:t>=</m:t>
-        </m:r>
-        <m:r>
-          <m:t>2</m:t>
-        </m:r>
-      </m:oMath>
-      <w:r>
-        <w:t xml:space="preserve"> </w:t>
-      </w:r>
-      <w:r>
-        <w:t xml:space="preserve">to</w:t>
-      </w:r>
-      <w:r>
-        <w:t xml:space="preserve"> </w:t>
-      </w:r>
-      <m:oMath>
-        <m:r>
-          <m:t>0.68</m:t>
-        </m:r>
-      </m:oMath>
-      <w:r>
-        <w:t xml:space="preserve"> </w:t>
-      </w:r>
-      <w:r>
-        <w:t xml:space="preserve">at</w:t>
-      </w:r>
-      <w:r>
-        <w:t xml:space="preserve"> </w:t>
-      </w:r>
-      <m:oMath>
-        <m:r>
-          <m:t>d</m:t>
-        </m:r>
-        <m:r>
-          <m:rPr>
-            <m:sty m:val="p"/>
-          </m:rPr>
-          <m:t>=</m:t>
-        </m:r>
-        <m:r>
-          <m:t>10</m:t>
-        </m:r>
-      </m:oMath>
-      <w:r>
-        <w:t xml:space="preserve">), while the fixed-radius sampler wins the near-manifold bands at every</w:t>
-      </w:r>
-      <w:r>
-        <w:t xml:space="preserve"> </w:t>
-      </w:r>
-      <m:oMath>
-        <m:r>
-          <m:t>d</m:t>
-        </m:r>
-      </m:oMath>
-      <w:r>
-        <w:t xml:space="preserve"> </w:t>
-      </w:r>
-      <w:r>
-        <w:t xml:space="preserve">tested and the adaptive variant wins the far band at every</w:t>
-      </w:r>
-      <w:r>
-        <w:t xml:space="preserve"> </w:t>
-      </w:r>
-      <m:oMath>
-        <m:r>
-          <m:t>d</m:t>
-        </m:r>
-      </m:oMath>
-      <w:r>
-        <w:t xml:space="preserve"> </w:t>
-      </w:r>
-      <w:r>
-        <w:t xml:space="preserve">(</w:t>
-      </w:r>
-      <m:oMath>
-        <m:r>
-          <m:t>0.98</m:t>
-        </m:r>
-      </m:oMath>
-      <w:r>
-        <w:t xml:space="preserve"> </w:t>
-      </w:r>
-      <w:r>
-        <w:t xml:space="preserve">throughout).</w:t>
+        <w:t xml:space="preserve">it wins outright — a fact revealed only after we corrected a teacher-percentile ceiling artifact that had been inflating the uncertainty-guided sampler's advantage.</w:t>
       </w:r>
     </w:p>
     <w:bookmarkEnd w:id="9"/>
@@ -6437,7 +6491,13 @@
           <w:b/>
           <w:bCs/>
         </w:rPr>
-        <w:t xml:space="preserve">Student AUROC vs the fused teacher, per anomaly set.</w:t>
+        <w:t xml:space="preserve">Student AUROC vs the fused teacher, per anomaly set</w:t>
+      </w:r>
+      <w:r>
+        <w:t xml:space="preserve"> </w:t>
+      </w:r>
+      <w:r>
+        <w:t xml:space="preserve">(extended-percentile fusion; see §7 for the ceiling-tie audit that motivated this).</w:t>
       </w:r>
     </w:p>
     <w:tbl>
@@ -6850,16 +6910,22 @@
             </w:pPr>
             <m:oMath>
               <m:r>
-                <m:t>0.928</m:t>
-              </m:r>
-              <m:r>
                 <m:rPr>
-                  <m:sty m:val="p"/>
+                  <m:sty m:val="b"/>
+                </m:rPr>
+                <m:t>0.934</m:t>
+              </m:r>
+              <m:r>
+                <m:rPr>
+                  <m:sty m:val="b"/>
                 </m:rPr>
                 <m:t>±</m:t>
               </m:r>
               <m:r>
-                <m:t>0.016</m:t>
+                <m:rPr>
+                  <m:sty m:val="b"/>
+                </m:rPr>
+                <m:t>0.014</m:t>
               </m:r>
             </m:oMath>
           </w:p>
@@ -6886,7 +6952,7 @@
             </w:pPr>
             <m:oMath>
               <m:r>
-                <m:t>0.966</m:t>
+                <m:t>0.968</m:t>
               </m:r>
               <m:r>
                 <m:rPr>
@@ -6895,7 +6961,7 @@
                 <m:t>±</m:t>
               </m:r>
               <m:r>
-                <m:t>0.010</m:t>
+                <m:t>0.009</m:t>
               </m:r>
             </m:oMath>
           </w:p>
@@ -6922,7 +6988,7 @@
             </w:pPr>
             <m:oMath>
               <m:r>
-                <m:t>0.959</m:t>
+                <m:t>0.958</m:t>
               </m:r>
               <m:r>
                 <m:rPr>
@@ -6931,7 +6997,7 @@
                 <m:t>±</m:t>
               </m:r>
               <m:r>
-                <m:t>0.019</m:t>
+                <m:t>0.017</m:t>
               </m:r>
             </m:oMath>
           </w:p>
@@ -6958,7 +7024,7 @@
             </w:pPr>
             <m:oMath>
               <m:r>
-                <m:t>0.928</m:t>
+                <m:t>0.945</m:t>
               </m:r>
               <m:r>
                 <m:rPr>
@@ -6967,7 +7033,7 @@
                 <m:t>±</m:t>
               </m:r>
               <m:r>
-                <m:t>0.075</m:t>
+                <m:t>0.055</m:t>
               </m:r>
             </m:oMath>
           </w:p>
@@ -7025,7 +7091,7 @@
             </w:pPr>
             <m:oMath>
               <m:r>
-                <m:t>0.913</m:t>
+                <m:t>0.924</m:t>
               </m:r>
               <m:r>
                 <m:rPr>
@@ -7034,7 +7100,7 @@
                 <m:t>±</m:t>
               </m:r>
               <m:r>
-                <m:t>0.016</m:t>
+                <m:t>0.013</m:t>
               </m:r>
             </m:oMath>
           </w:p>
@@ -7061,7 +7127,7 @@
             </w:pPr>
             <m:oMath>
               <m:r>
-                <m:t>0.967</m:t>
+                <m:t>0.984</m:t>
               </m:r>
               <m:r>
                 <m:rPr>
@@ -7070,7 +7136,7 @@
                 <m:t>±</m:t>
               </m:r>
               <m:r>
-                <m:t>0.013</m:t>
+                <m:t>0.004</m:t>
               </m:r>
             </m:oMath>
           </w:p>
@@ -7097,7 +7163,7 @@
             </w:pPr>
             <m:oMath>
               <m:r>
-                <m:t>0.981</m:t>
+                <m:t>0.997</m:t>
               </m:r>
               <m:r>
                 <m:rPr>
@@ -7106,7 +7172,7 @@
                 <m:t>±</m:t>
               </m:r>
               <m:r>
-                <m:t>0.010</m:t>
+                <m:t>0.004</m:t>
               </m:r>
             </m:oMath>
           </w:p>
@@ -7133,7 +7199,7 @@
             </w:pPr>
             <m:oMath>
               <m:r>
-                <m:t>0.970</m:t>
+                <m:t>0.998</m:t>
               </m:r>
               <m:r>
                 <m:rPr>
@@ -7142,7 +7208,7 @@
                 <m:t>±</m:t>
               </m:r>
               <m:r>
-                <m:t>0.031</m:t>
+                <m:t>0.004</m:t>
               </m:r>
             </m:oMath>
           </w:p>
@@ -7202,7 +7268,7 @@
             </w:pPr>
             <m:oMath>
               <m:r>
-                <m:t>0.924</m:t>
+                <m:t>0.918</m:t>
               </m:r>
               <m:r>
                 <m:rPr>
@@ -7211,7 +7277,7 @@
                 <m:t>±</m:t>
               </m:r>
               <m:r>
-                <m:t>0.010</m:t>
+                <m:t>0.006</m:t>
               </m:r>
             </m:oMath>
           </w:p>
@@ -7241,7 +7307,7 @@
                 <m:rPr>
                   <m:sty m:val="b"/>
                 </m:rPr>
-                <m:t>0.984</m:t>
+                <m:t>0.986</m:t>
               </m:r>
               <m:r>
                 <m:rPr>
@@ -7253,7 +7319,7 @@
                 <m:rPr>
                   <m:sty m:val="b"/>
                 </m:rPr>
-                <m:t>0.004</m:t>
+                <m:t>0.003</m:t>
               </m:r>
             </m:oMath>
           </w:p>
@@ -7280,16 +7346,22 @@
             </w:pPr>
             <m:oMath>
               <m:r>
-                <m:t>0.980</m:t>
-              </m:r>
-              <m:r>
                 <m:rPr>
-                  <m:sty m:val="p"/>
+                  <m:sty m:val="b"/>
+                </m:rPr>
+                <m:t>0.998</m:t>
+              </m:r>
+              <m:r>
+                <m:rPr>
+                  <m:sty m:val="b"/>
                 </m:rPr>
                 <m:t>±</m:t>
               </m:r>
               <m:r>
-                <m:t>0.010</m:t>
+                <m:rPr>
+                  <m:sty m:val="b"/>
+                </m:rPr>
+                <m:t>0.002</m:t>
               </m:r>
             </m:oMath>
           </w:p>
@@ -7316,7 +7388,7 @@
             </w:pPr>
             <m:oMath>
               <m:r>
-                <m:t>0.804</m:t>
+                <m:t>0.931</m:t>
               </m:r>
               <m:r>
                 <m:rPr>
@@ -7325,7 +7397,7 @@
                 <m:t>±</m:t>
               </m:r>
               <m:r>
-                <m:t>0.123</m:t>
+                <m:t>0.103</m:t>
               </m:r>
             </m:oMath>
           </w:p>
@@ -7385,7 +7457,7 @@
             </w:pPr>
             <m:oMath>
               <m:r>
-                <m:t>0.918</m:t>
+                <m:t>0.914</m:t>
               </m:r>
               <m:r>
                 <m:rPr>
@@ -7394,7 +7466,7 @@
                 <m:t>±</m:t>
               </m:r>
               <m:r>
-                <m:t>0.012</m:t>
+                <m:t>0.011</m:t>
               </m:r>
             </m:oMath>
           </w:p>
@@ -7421,7 +7493,7 @@
             </w:pPr>
             <m:oMath>
               <m:r>
-                <m:t>0.979</m:t>
+                <m:t>0.983</m:t>
               </m:r>
               <m:r>
                 <m:rPr>
@@ -7430,7 +7502,7 @@
                 <m:t>±</m:t>
               </m:r>
               <m:r>
-                <m:t>0.003</m:t>
+                <m:t>0.005</m:t>
               </m:r>
             </m:oMath>
           </w:p>
@@ -7457,7 +7529,7 @@
             </w:pPr>
             <m:oMath>
               <m:r>
-                <m:t>0.990</m:t>
+                <m:t>0.997</m:t>
               </m:r>
               <m:r>
                 <m:rPr>
@@ -7466,7 +7538,7 @@
                 <m:t>±</m:t>
               </m:r>
               <m:r>
-                <m:t>0.006</m:t>
+                <m:t>0.002</m:t>
               </m:r>
             </m:oMath>
           </w:p>
@@ -7493,7 +7565,7 @@
             </w:pPr>
             <m:oMath>
               <m:r>
-                <m:t>0.947</m:t>
+                <m:t>0.997</m:t>
               </m:r>
               <m:r>
                 <m:rPr>
@@ -7502,7 +7574,7 @@
                 <m:t>±</m:t>
               </m:r>
               <m:r>
-                <m:t>0.051</m:t>
+                <m:t>0.005</m:t>
               </m:r>
             </m:oMath>
           </w:p>
@@ -7562,7 +7634,7 @@
             </w:pPr>
             <m:oMath>
               <m:r>
-                <m:t>0.913</m:t>
+                <m:t>0.892</m:t>
               </m:r>
               <m:r>
                 <m:rPr>
@@ -7571,7 +7643,7 @@
                 <m:t>±</m:t>
               </m:r>
               <m:r>
-                <m:t>0.009</m:t>
+                <m:t>0.004</m:t>
               </m:r>
             </m:oMath>
           </w:p>
@@ -7598,7 +7670,7 @@
             </w:pPr>
             <m:oMath>
               <m:r>
-                <m:t>0.974</m:t>
+                <m:t>0.969</m:t>
               </m:r>
               <m:r>
                 <m:rPr>
@@ -7607,7 +7679,7 @@
                 <m:t>±</m:t>
               </m:r>
               <m:r>
-                <m:t>0.006</m:t>
+                <m:t>0.008</m:t>
               </m:r>
             </m:oMath>
           </w:p>
@@ -7634,22 +7706,16 @@
             </w:pPr>
             <m:oMath>
               <m:r>
+                <m:t>0.996</m:t>
+              </m:r>
+              <m:r>
                 <m:rPr>
-                  <m:sty m:val="b"/>
-                </m:rPr>
-                <m:t>0.992</m:t>
-              </m:r>
-              <m:r>
-                <m:rPr>
-                  <m:sty m:val="b"/>
+                  <m:sty m:val="p"/>
                 </m:rPr>
                 <m:t>±</m:t>
               </m:r>
               <m:r>
-                <m:rPr>
-                  <m:sty m:val="b"/>
-                </m:rPr>
-                <m:t>0.005</m:t>
+                <m:t>0.003</m:t>
               </m:r>
             </m:oMath>
           </w:p>
@@ -7679,7 +7745,7 @@
                 <m:rPr>
                   <m:sty m:val="b"/>
                 </m:rPr>
-                <m:t>0.980</m:t>
+                <m:t>1.000</m:t>
               </m:r>
               <m:r>
                 <m:rPr>
@@ -7691,7 +7757,7 @@
                 <m:rPr>
                   <m:sty m:val="b"/>
                 </m:rPr>
-                <m:t>0.012</m:t>
+                <m:t>0.000</m:t>
               </m:r>
             </m:oMath>
           </w:p>
@@ -7712,7 +7778,7 @@
           <w:b/>
           <w:bCs/>
         </w:rPr>
-        <w:t xml:space="preserve">Off-manifold score-fidelity, RMSE (percentile units, lower is better).</w:t>
+        <w:t xml:space="preserve">Off-manifold score-fidelity, RMSE (extended-percentile units, lower is better).</w:t>
       </w:r>
     </w:p>
     <w:tbl>
@@ -7982,7 +8048,7 @@
             </w:pPr>
             <m:oMath>
               <m:r>
-                <m:t>0.230</m:t>
+                <m:t>0.231</m:t>
               </m:r>
             </m:oMath>
           </w:p>
@@ -8009,7 +8075,7 @@
             </w:pPr>
             <m:oMath>
               <m:r>
-                <m:t>0.292</m:t>
+                <m:t>0.295</m:t>
               </m:r>
             </m:oMath>
           </w:p>
@@ -8036,7 +8102,7 @@
             </w:pPr>
             <m:oMath>
               <m:r>
-                <m:t>0.466</m:t>
+                <m:t>0.447</m:t>
               </m:r>
             </m:oMath>
           </w:p>
@@ -8063,7 +8129,7 @@
             </w:pPr>
             <m:oMath>
               <m:r>
-                <m:t>0.795</m:t>
+                <m:t>0.671</m:t>
               </m:r>
             </m:oMath>
           </w:p>
@@ -8090,7 +8156,7 @@
             </w:pPr>
             <m:oMath>
               <m:r>
-                <m:t>0.149</m:t>
+                <m:t>0.148</m:t>
               </m:r>
             </m:oMath>
           </w:p>
@@ -8148,7 +8214,7 @@
             </w:pPr>
             <m:oMath>
               <m:r>
-                <m:t>0.148</m:t>
+                <m:t>0.142</m:t>
               </m:r>
             </m:oMath>
           </w:p>
@@ -8175,7 +8241,7 @@
             </w:pPr>
             <m:oMath>
               <m:r>
-                <m:t>0.168</m:t>
+                <m:t>0.176</m:t>
               </m:r>
             </m:oMath>
           </w:p>
@@ -8202,7 +8268,7 @@
             </w:pPr>
             <m:oMath>
               <m:r>
-                <m:t>0.268</m:t>
+                <m:t>0.282</m:t>
               </m:r>
             </m:oMath>
           </w:p>
@@ -8229,7 +8295,7 @@
             </w:pPr>
             <m:oMath>
               <m:r>
-                <m:t>0.419</m:t>
+                <m:t>0.466</m:t>
               </m:r>
             </m:oMath>
           </w:p>
@@ -8259,7 +8325,7 @@
                 <m:rPr>
                   <m:sty m:val="b"/>
                 </m:rPr>
-                <m:t>0.138</m:t>
+                <m:t>0.134</m:t>
               </m:r>
             </m:oMath>
           </w:p>
@@ -8317,7 +8383,10 @@
             </w:pPr>
             <m:oMath>
               <m:r>
-                <m:t>0.152</m:t>
+                <m:rPr>
+                  <m:sty m:val="b"/>
+                </m:rPr>
+                <m:t>0.140</m:t>
               </m:r>
             </m:oMath>
           </w:p>
@@ -8344,7 +8413,7 @@
             </w:pPr>
             <m:oMath>
               <m:r>
-                <m:t>0.107</m:t>
+                <m:t>0.097</m:t>
               </m:r>
             </m:oMath>
           </w:p>
@@ -8371,7 +8440,7 @@
             </w:pPr>
             <m:oMath>
               <m:r>
-                <m:t>0.127</m:t>
+                <m:t>0.123</m:t>
               </m:r>
             </m:oMath>
           </w:p>
@@ -8398,7 +8467,7 @@
             </w:pPr>
             <m:oMath>
               <m:r>
-                <m:t>0.183</m:t>
+                <m:t>0.232</m:t>
               </m:r>
             </m:oMath>
           </w:p>
@@ -8485,10 +8554,7 @@
             </w:pPr>
             <m:oMath>
               <m:r>
-                <m:rPr>
-                  <m:sty m:val="b"/>
-                </m:rPr>
-                <m:t>0.133</m:t>
+                <m:t>0.147</m:t>
               </m:r>
             </m:oMath>
           </w:p>
@@ -8518,7 +8584,7 @@
                 <m:rPr>
                   <m:sty m:val="b"/>
                 </m:rPr>
-                <m:t>0.069</m:t>
+                <m:t>0.071</m:t>
               </m:r>
             </m:oMath>
           </w:p>
@@ -8545,7 +8611,10 @@
             </w:pPr>
             <m:oMath>
               <m:r>
-                <m:t>0.134</m:t>
+                <m:rPr>
+                  <m:sty m:val="b"/>
+                </m:rPr>
+                <m:t>0.076</m:t>
               </m:r>
             </m:oMath>
           </w:p>
@@ -8572,7 +8641,7 @@
             </w:pPr>
             <m:oMath>
               <m:r>
-                <m:t>0.470</m:t>
+                <m:t>0.453</m:t>
               </m:r>
             </m:oMath>
           </w:p>
@@ -8599,7 +8668,7 @@
             </w:pPr>
             <m:oMath>
               <m:r>
-                <m:t>0.168</m:t>
+                <m:t>0.169</m:t>
               </m:r>
             </m:oMath>
           </w:p>
@@ -8659,7 +8728,7 @@
             </w:pPr>
             <m:oMath>
               <m:r>
-                <m:t>0.136</m:t>
+                <m:t>0.151</m:t>
               </m:r>
             </m:oMath>
           </w:p>
@@ -8686,7 +8755,7 @@
             </w:pPr>
             <m:oMath>
               <m:r>
-                <m:t>0.081</m:t>
+                <m:t>0.080</m:t>
               </m:r>
             </m:oMath>
           </w:p>
@@ -8713,7 +8782,7 @@
             </w:pPr>
             <m:oMath>
               <m:r>
-                <m:t>0.114</m:t>
+                <m:t>0.089</m:t>
               </m:r>
             </m:oMath>
           </w:p>
@@ -8740,7 +8809,7 @@
             </w:pPr>
             <m:oMath>
               <m:r>
-                <m:t>0.213</m:t>
+                <m:t>0.241</m:t>
               </m:r>
             </m:oMath>
           </w:p>
@@ -8767,7 +8836,7 @@
             </w:pPr>
             <m:oMath>
               <m:r>
-                <m:t>0.163</m:t>
+                <m:t>0.165</m:t>
               </m:r>
             </m:oMath>
           </w:p>
@@ -8827,7 +8896,7 @@
             </w:pPr>
             <m:oMath>
               <m:r>
-                <m:t>0.153</m:t>
+                <m:t>0.238</m:t>
               </m:r>
             </m:oMath>
           </w:p>
@@ -8854,7 +8923,7 @@
             </w:pPr>
             <m:oMath>
               <m:r>
-                <m:t>0.089</m:t>
+                <m:t>0.179</m:t>
               </m:r>
             </m:oMath>
           </w:p>
@@ -8881,10 +8950,7 @@
             </w:pPr>
             <m:oMath>
               <m:r>
-                <m:rPr>
-                  <m:sty m:val="b"/>
-                </m:rPr>
-                <m:t>0.072</m:t>
+                <m:t>0.120</m:t>
               </m:r>
             </m:oMath>
           </w:p>
@@ -8914,7 +8980,7 @@
                 <m:rPr>
                   <m:sty m:val="b"/>
                 </m:rPr>
-                <m:t>0.165</m:t>
+                <m:t>0.102</m:t>
               </m:r>
             </m:oMath>
           </w:p>
@@ -8941,7 +9007,7 @@
             </w:pPr>
             <m:oMath>
               <m:r>
-                <m:t>0.167</m:t>
+                <m:t>0.172</m:t>
               </m:r>
             </m:oMath>
           </w:p>
@@ -8968,7 +9034,7 @@
         <w:t xml:space="preserve"> </w:t>
       </w:r>
       <w:r>
-        <w:t xml:space="preserve">Three paper-level findings emerge across the 10-seed sweep:</w:t>
+        <w:t xml:space="preserve">Four paper-level findings emerge across the 10-seed sweep:</w:t>
       </w:r>
     </w:p>
     <w:p>
@@ -9014,7 +9080,7 @@
       </w:r>
       <m:oMath>
         <m:r>
-          <m:t>0.984</m:t>
+          <m:t>0.986</m:t>
         </m:r>
         <m:r>
           <m:rPr>
@@ -9023,11 +9089,11 @@
           <m:t>±</m:t>
         </m:r>
         <m:r>
-          <m:t>0.004</m:t>
+          <m:t>0.003</m:t>
         </m:r>
       </m:oMath>
       <w:r>
-        <w:t xml:space="preserve">), the best off-manifold RMSE on</w:t>
+        <w:t xml:space="preserve">) and</w:t>
       </w:r>
       <w:r>
         <w:t xml:space="preserve"> </w:t>
@@ -9036,25 +9102,30 @@
         <w:rPr>
           <w:rStyle w:val="VerbatimChar"/>
         </w:rPr>
-        <w:t xml:space="preserve">boundary</w:t>
-      </w:r>
-      <w:r>
-        <w:t xml:space="preserve"> </w:t>
-      </w:r>
-      <w:r>
-        <w:t xml:space="preserve">and</w:t>
-      </w:r>
-      <w:r>
-        <w:t xml:space="preserve"> </w:t>
-      </w:r>
-      <w:r>
-        <w:rPr>
-          <w:rStyle w:val="VerbatimChar"/>
-        </w:rPr>
-        <w:t xml:space="preserve">close</w:t>
-      </w:r>
-      <w:r>
-        <w:t xml:space="preserve">, and the tightest cross-seed variance of any sampler on close AUROC (</w:t>
+        <w:t xml:space="preserve">medium</w:t>
+      </w:r>
+      <w:r>
+        <w:t xml:space="preserve"> </w:t>
+      </w:r>
+      <w:r>
+        <w:t xml:space="preserve">band (</w:t>
+      </w:r>
+      <m:oMath>
+        <m:r>
+          <m:t>0.998</m:t>
+        </m:r>
+        <m:r>
+          <m:rPr>
+            <m:sty m:val="p"/>
+          </m:rPr>
+          <m:t>±</m:t>
+        </m:r>
+        <m:r>
+          <m:t>0.002</m:t>
+        </m:r>
+      </m:oMath>
+      <w:r>
+        <w:t xml:space="preserve">), the best off-manifold RMSE on both bands (0.071 and 0.076), and the tightest cross-seed variance of any sampler on those bands (</w:t>
       </w:r>
       <m:oMath>
         <m:r>
@@ -9067,34 +9138,11 @@
           <m:t>≤</m:t>
         </m:r>
         <m:r>
-          <m:t>0.010</m:t>
+          <m:t>0.003</m:t>
         </m:r>
       </m:oMath>
       <w:r>
-        <w:t xml:space="preserve"> </w:t>
-      </w:r>
-      <w:r>
-        <w:t xml:space="preserve">vs</w:t>
-      </w:r>
-      <w:r>
-        <w:t xml:space="preserve"> </w:t>
-      </w:r>
-      <m:oMath>
-        <m:r>
-          <m:rPr>
-            <m:sty m:val="p"/>
-          </m:rPr>
-          <m:t>≥</m:t>
-        </m:r>
-        <m:r>
-          <m:t>0.019</m:t>
-        </m:r>
-      </m:oMath>
-      <w:r>
-        <w:t xml:space="preserve"> </w:t>
-      </w:r>
-      <w:r>
-        <w:t xml:space="preserve">for the S0/S1 baselines). Its one weakness is</w:t>
+        <w:t xml:space="preserve">). Its one weakness is</w:t>
       </w:r>
       <w:r>
         <w:t xml:space="preserve"> </w:t>
@@ -9148,7 +9196,7 @@
       </w:r>
       <m:oMath>
         <m:r>
-          <m:t>0.804</m:t>
+          <m:t>0.931</m:t>
         </m:r>
         <m:r>
           <m:rPr>
@@ -9157,7 +9205,7 @@
           <m:t>±</m:t>
         </m:r>
         <m:r>
-          <m:t>0.123</m:t>
+          <m:t>0.103</m:t>
         </m:r>
       </m:oMath>
       <w:r>
@@ -9182,7 +9230,7 @@
           <w:b/>
           <w:bCs/>
         </w:rPr>
-        <w:t xml:space="preserve">S5 (adaptive) removes the far-field weakness with a single sampler.</w:t>
+        <w:t xml:space="preserve">S5 (adaptive) fixes the far-field weakness with a single sampler.</w:t>
       </w:r>
       <w:r>
         <w:t xml:space="preserve"> </w:t>
@@ -9320,7 +9368,7 @@
         <w:t xml:space="preserve"> </w:t>
       </w:r>
       <w:r>
-        <w:t xml:space="preserve">AUROC jumps to</w:t>
+        <w:t xml:space="preserve">AUROC becomes</w:t>
       </w:r>
       <w:r>
         <w:t xml:space="preserve"> </w:t>
@@ -9330,7 +9378,7 @@
           <m:rPr>
             <m:sty m:val="b"/>
           </m:rPr>
-          <m:t>0.980</m:t>
+          <m:t>1.000</m:t>
         </m:r>
         <m:r>
           <m:rPr>
@@ -9342,7 +9390,7 @@
           <m:rPr>
             <m:sty m:val="b"/>
           </m:rPr>
-          <m:t>0.012</m:t>
+          <m:t>0.000</m:t>
         </m:r>
       </m:oMath>
       <w:r>
@@ -9356,78 +9404,14 @@
       </w:r>
       <m:oMath>
         <m:r>
-          <m:t>0.804</m:t>
+          <m:t>0.931</m:t>
         </m:r>
       </m:oMath>
       <w:r>
         <w:t xml:space="preserve"> </w:t>
       </w:r>
       <w:r>
-        <w:t xml:space="preserve">for S3), the best of any sampler, while</w:t>
-      </w:r>
-      <w:r>
-        <w:t xml:space="preserve"> </w:t>
-      </w:r>
-      <w:r>
-        <w:rPr>
-          <w:rStyle w:val="VerbatimChar"/>
-        </w:rPr>
-        <w:t xml:space="preserve">medium</w:t>
-      </w:r>
-      <w:r>
-        <w:t xml:space="preserve"> </w:t>
-      </w:r>
-      <w:r>
-        <w:t xml:space="preserve">AUROC becomes the best of any sampler as well (</w:t>
-      </w:r>
-      <m:oMath>
-        <m:r>
-          <m:rPr>
-            <m:sty m:val="b"/>
-          </m:rPr>
-          <m:t>0.992</m:t>
-        </m:r>
-        <m:r>
-          <m:rPr>
-            <m:sty m:val="b"/>
-          </m:rPr>
-          <m:t>±</m:t>
-        </m:r>
-        <m:r>
-          <m:rPr>
-            <m:sty m:val="b"/>
-          </m:rPr>
-          <m:t>0.005</m:t>
-        </m:r>
-      </m:oMath>
-      <w:r>
-        <w:t xml:space="preserve">). Off-manifold RMSE on</w:t>
-      </w:r>
-      <w:r>
-        <w:t xml:space="preserve"> </w:t>
-      </w:r>
-      <w:r>
-        <w:rPr>
-          <w:rStyle w:val="VerbatimChar"/>
-        </w:rPr>
-        <w:t xml:space="preserve">medium</w:t>
-      </w:r>
-      <w:r>
-        <w:t xml:space="preserve"> </w:t>
-      </w:r>
-      <w:r>
-        <w:t xml:space="preserve">(</w:t>
-      </w:r>
-      <m:oMath>
-        <m:r>
-          <m:rPr>
-            <m:sty m:val="b"/>
-          </m:rPr>
-          <m:t>0.072</m:t>
-        </m:r>
-      </m:oMath>
-      <w:r>
-        <w:t xml:space="preserve">) and</w:t>
+        <w:t xml:space="preserve">for S3) and</w:t>
       </w:r>
       <w:r>
         <w:t xml:space="preserve"> </w:t>
@@ -9442,18 +9426,76 @@
         <w:t xml:space="preserve"> </w:t>
       </w:r>
       <w:r>
-        <w:t xml:space="preserve">(</w:t>
+        <w:t xml:space="preserve">RMSE the lowest of any sampler (</w:t>
       </w:r>
       <m:oMath>
         <m:r>
           <m:rPr>
             <m:sty m:val="b"/>
           </m:rPr>
-          <m:t>0.165</m:t>
+          <m:t>0.102</m:t>
         </m:r>
       </m:oMath>
       <w:r>
-        <w:t xml:space="preserve">) are also the lowest of any sampler. The one-hyperparameter-set design covers every band without a static uniform mix.</w:t>
+        <w:t xml:space="preserve">). This comes at a small tax on the near bands:</w:t>
+      </w:r>
+      <w:r>
+        <w:t xml:space="preserve"> </w:t>
+      </w:r>
+      <w:r>
+        <w:rPr>
+          <w:rStyle w:val="VerbatimChar"/>
+        </w:rPr>
+        <w:t xml:space="preserve">boundary</w:t>
+      </w:r>
+      <w:r>
+        <w:t xml:space="preserve"> </w:t>
+      </w:r>
+      <w:r>
+        <w:t xml:space="preserve">AUROC drops from</w:t>
+      </w:r>
+      <w:r>
+        <w:t xml:space="preserve"> </w:t>
+      </w:r>
+      <m:oMath>
+        <m:r>
+          <m:t>0.918</m:t>
+        </m:r>
+      </m:oMath>
+      <w:r>
+        <w:t xml:space="preserve"> </w:t>
+      </w:r>
+      <w:r>
+        <w:t xml:space="preserve">(S3) to</w:t>
+      </w:r>
+      <w:r>
+        <w:t xml:space="preserve"> </w:t>
+      </w:r>
+      <m:oMath>
+        <m:r>
+          <m:t>0.892</m:t>
+        </m:r>
+      </m:oMath>
+      <w:r>
+        <w:t xml:space="preserve"> </w:t>
+      </w:r>
+      <w:r>
+        <w:t xml:space="preserve">and</w:t>
+      </w:r>
+      <w:r>
+        <w:t xml:space="preserve"> </w:t>
+      </w:r>
+      <w:r>
+        <w:rPr>
+          <w:rStyle w:val="VerbatimChar"/>
+        </w:rPr>
+        <w:t xml:space="preserve">boundary</w:t>
+      </w:r>
+      <w:r>
+        <w:t xml:space="preserve"> </w:t>
+      </w:r>
+      <w:r>
+        <w:t xml:space="preserve">RMSE roughly doubles.</w:t>
       </w:r>
     </w:p>
     <w:p>
@@ -9474,25 +9516,102 @@
           <w:b/>
           <w:bCs/>
         </w:rPr>
+        <w:t xml:space="preserve">S1 (Gaussian jitter) is the surprising boundary winner</w:t>
+      </w:r>
+      <w:r>
+        <w:t xml:space="preserve"> </w:t>
+      </w:r>
+      <w:r>
+        <w:t xml:space="preserve">on this small benchmark (</w:t>
+      </w:r>
+      <m:oMath>
+        <m:r>
+          <m:t>0.934</m:t>
+        </m:r>
+        <m:r>
+          <m:rPr>
+            <m:sty m:val="p"/>
+          </m:rPr>
+          <m:t>±</m:t>
+        </m:r>
+        <m:r>
+          <m:t>0.014</m:t>
+        </m:r>
+      </m:oMath>
+      <w:r>
+        <w:t xml:space="preserve">), at an order of magnitude less compute than S3 or S5 (no finite-difference gradients, no chain). This is the pattern to keep in mind at higher</w:t>
+      </w:r>
+      <w:r>
+        <w:t xml:space="preserve"> </w:t>
+      </w:r>
+      <m:oMath>
+        <m:r>
+          <m:t>d</m:t>
+        </m:r>
+      </m:oMath>
+      <w:r>
+        <w:t xml:space="preserve"> </w:t>
+      </w:r>
+      <w:r>
+        <w:t xml:space="preserve">(§6.2).</w:t>
+      </w:r>
+    </w:p>
+    <w:p>
+      <w:pPr>
+        <w:pStyle w:val="Compact"/>
+        <w:numPr>
+          <w:ilvl w:val="0"/>
+          <w:numId w:val="1005"/>
+        </w:numPr>
+        <w:ind w:left="360" w:hanging="259"/>
+        <w:jc w:val="both"/>
+        <w:keepNext w:val="0"/>
+        <w:keepLines w:val="0"/>
+        <w:widowControl w:val="1"/>
+      </w:pPr>
+      <w:r>
+        <w:rPr>
+          <w:b/>
+          <w:bCs/>
+        </w:rPr>
         <w:t xml:space="preserve">S4 (mixed) is Pareto-dominated by S5</w:t>
       </w:r>
       <w:r>
         <w:t xml:space="preserve"> </w:t>
       </w:r>
       <w:r>
-        <w:t xml:space="preserve">on this benchmark: S5 matches or beats S4 on every AUROC column and every RMSE column except</w:t>
-      </w:r>
-      <w:r>
-        <w:t xml:space="preserve"> </w:t>
-      </w:r>
-      <w:r>
-        <w:rPr>
-          <w:rStyle w:val="VerbatimChar"/>
-        </w:rPr>
-        <w:t xml:space="preserve">boundary</w:t>
-      </w:r>
-      <w:r>
-        <w:t xml:space="preserve">. Practically, S5 is the default recommendation when the deployment domain spans both nuanced boundary anomalies and gross out-of-distribution inputs, and it does not require a bounding box on the input.</w:t>
+        <w:t xml:space="preserve">on the two near-manifold bands (which is where S4 was meant to help) and does not win any column outright at</w:t>
+      </w:r>
+      <w:r>
+        <w:t xml:space="preserve"> </w:t>
+      </w:r>
+      <m:oMath>
+        <m:r>
+          <m:t>d</m:t>
+        </m:r>
+        <m:r>
+          <m:rPr>
+            <m:sty m:val="p"/>
+          </m:rPr>
+          <m:t>=</m:t>
+        </m:r>
+        <m:r>
+          <m:t>2</m:t>
+        </m:r>
+      </m:oMath>
+      <w:r>
+        <w:t xml:space="preserve">. It stays in the paper because it becomes relevant in higher-</w:t>
+      </w:r>
+      <m:oMath>
+        <m:r>
+          <m:t>d</m:t>
+        </m:r>
+      </m:oMath>
+      <w:r>
+        <w:t xml:space="preserve"> </w:t>
+      </w:r>
+      <w:r>
+        <w:t xml:space="preserve">discussions.</w:t>
       </w:r>
     </w:p>
     <w:p>
@@ -10444,16 +10563,22 @@
             </w:pPr>
             <m:oMath>
               <m:r>
-                <m:t>0.852</m:t>
-              </m:r>
-              <m:r>
                 <m:rPr>
-                  <m:sty m:val="p"/>
+                  <m:sty m:val="b"/>
+                </m:rPr>
+                <m:t>0.881</m:t>
+              </m:r>
+              <m:r>
+                <m:rPr>
+                  <m:sty m:val="b"/>
                 </m:rPr>
                 <m:t>±</m:t>
               </m:r>
               <m:r>
-                <m:t>0.060</m:t>
+                <m:rPr>
+                  <m:sty m:val="b"/>
+                </m:rPr>
+                <m:t>0.020</m:t>
               </m:r>
             </m:oMath>
           </w:p>
@@ -10480,16 +10605,22 @@
             </w:pPr>
             <m:oMath>
               <m:r>
-                <m:t>0.926</m:t>
-              </m:r>
-              <m:r>
                 <m:rPr>
-                  <m:sty m:val="p"/>
+                  <m:sty m:val="b"/>
+                </m:rPr>
+                <m:t>0.976</m:t>
+              </m:r>
+              <m:r>
+                <m:rPr>
+                  <m:sty m:val="b"/>
                 </m:rPr>
                 <m:t>±</m:t>
               </m:r>
               <m:r>
-                <m:t>0.045</m:t>
+                <m:rPr>
+                  <m:sty m:val="b"/>
+                </m:rPr>
+                <m:t>0.008</m:t>
               </m:r>
             </m:oMath>
           </w:p>
@@ -10516,16 +10647,22 @@
             </w:pPr>
             <m:oMath>
               <m:r>
-                <m:t>0.966</m:t>
-              </m:r>
-              <m:r>
                 <m:rPr>
-                  <m:sty m:val="p"/>
+                  <m:sty m:val="b"/>
+                </m:rPr>
+                <m:t>0.996</m:t>
+              </m:r>
+              <m:r>
+                <m:rPr>
+                  <m:sty m:val="b"/>
                 </m:rPr>
                 <m:t>±</m:t>
               </m:r>
               <m:r>
-                <m:t>0.025</m:t>
+                <m:rPr>
+                  <m:sty m:val="b"/>
+                </m:rPr>
+                <m:t>0.006</m:t>
               </m:r>
             </m:oMath>
           </w:p>
@@ -10552,7 +10689,7 @@
             </w:pPr>
             <m:oMath>
               <m:r>
-                <m:t>0.944</m:t>
+                <m:t>0.979</m:t>
               </m:r>
               <m:r>
                 <m:rPr>
@@ -10561,7 +10698,7 @@
                 <m:t>±</m:t>
               </m:r>
               <m:r>
-                <m:t>0.040</m:t>
+                <m:t>0.003</m:t>
               </m:r>
             </m:oMath>
           </w:p>
@@ -10619,7 +10756,7 @@
             </w:pPr>
             <m:oMath>
               <m:r>
-                <m:t>0.797</m:t>
+                <m:t>0.659</m:t>
               </m:r>
               <m:r>
                 <m:rPr>
@@ -10628,7 +10765,7 @@
                 <m:t>±</m:t>
               </m:r>
               <m:r>
-                <m:t>0.013</m:t>
+                <m:t>0.022</m:t>
               </m:r>
             </m:oMath>
           </w:p>
@@ -10655,7 +10792,7 @@
             </w:pPr>
             <m:oMath>
               <m:r>
-                <m:t>0.883</m:t>
+                <m:t>0.770</m:t>
               </m:r>
               <m:r>
                 <m:rPr>
@@ -10664,7 +10801,7 @@
                 <m:t>±</m:t>
               </m:r>
               <m:r>
-                <m:t>0.012</m:t>
+                <m:t>0.049</m:t>
               </m:r>
             </m:oMath>
           </w:p>
@@ -10691,7 +10828,7 @@
             </w:pPr>
             <m:oMath>
               <m:r>
-                <m:t>0.945</m:t>
+                <m:t>0.868</m:t>
               </m:r>
               <m:r>
                 <m:rPr>
@@ -10700,7 +10837,7 @@
                 <m:t>±</m:t>
               </m:r>
               <m:r>
-                <m:t>0.011</m:t>
+                <m:t>0.063</m:t>
               </m:r>
             </m:oMath>
           </w:p>
@@ -10727,7 +10864,7 @@
             </w:pPr>
             <m:oMath>
               <m:r>
-                <m:t>0.982</m:t>
+                <m:t>0.921</m:t>
               </m:r>
               <m:r>
                 <m:rPr>
@@ -10736,7 +10873,7 @@
                 <m:t>±</m:t>
               </m:r>
               <m:r>
-                <m:t>0.010</m:t>
+                <m:t>0.075</m:t>
               </m:r>
             </m:oMath>
           </w:p>
@@ -10796,22 +10933,16 @@
             </w:pPr>
             <m:oMath>
               <m:r>
+                <m:t>0.853</m:t>
+              </m:r>
+              <m:r>
                 <m:rPr>
-                  <m:sty m:val="b"/>
-                </m:rPr>
-                <m:t>0.879</m:t>
-              </m:r>
-              <m:r>
-                <m:rPr>
-                  <m:sty m:val="b"/>
+                  <m:sty m:val="p"/>
                 </m:rPr>
                 <m:t>±</m:t>
               </m:r>
               <m:r>
-                <m:rPr>
-                  <m:sty m:val="b"/>
-                </m:rPr>
-                <m:t>0.022</m:t>
+                <m:t>0.021</m:t>
               </m:r>
             </m:oMath>
           </w:p>
@@ -10838,22 +10969,16 @@
             </w:pPr>
             <m:oMath>
               <m:r>
+                <m:t>0.939</m:t>
+              </m:r>
+              <m:r>
                 <m:rPr>
-                  <m:sty m:val="b"/>
-                </m:rPr>
-                <m:t>0.946</m:t>
-              </m:r>
-              <m:r>
-                <m:rPr>
-                  <m:sty m:val="b"/>
+                  <m:sty m:val="p"/>
                 </m:rPr>
                 <m:t>±</m:t>
               </m:r>
               <m:r>
-                <m:rPr>
-                  <m:sty m:val="b"/>
-                </m:rPr>
-                <m:t>0.011</m:t>
+                <m:t>0.026</m:t>
               </m:r>
             </m:oMath>
           </w:p>
@@ -10880,22 +11005,16 @@
             </w:pPr>
             <m:oMath>
               <m:r>
+                <m:t>0.982</m:t>
+              </m:r>
+              <m:r>
                 <m:rPr>
-                  <m:sty m:val="b"/>
-                </m:rPr>
-                <m:t>0.967</m:t>
-              </m:r>
-              <m:r>
-                <m:rPr>
-                  <m:sty m:val="b"/>
+                  <m:sty m:val="p"/>
                 </m:rPr>
                 <m:t>±</m:t>
               </m:r>
               <m:r>
-                <m:rPr>
-                  <m:sty m:val="b"/>
-                </m:rPr>
-                <m:t>0.015</m:t>
+                <m:t>0.014</m:t>
               </m:r>
             </m:oMath>
           </w:p>
@@ -10922,7 +11041,7 @@
             </w:pPr>
             <m:oMath>
               <m:r>
-                <m:t>0.867</m:t>
+                <m:t>0.926</m:t>
               </m:r>
               <m:r>
                 <m:rPr>
@@ -10931,7 +11050,7 @@
                 <m:t>±</m:t>
               </m:r>
               <m:r>
-                <m:t>0.104</m:t>
+                <m:t>0.027</m:t>
               </m:r>
             </m:oMath>
           </w:p>
@@ -10991,7 +11110,7 @@
             </w:pPr>
             <m:oMath>
               <m:r>
-                <m:t>0.826</m:t>
+                <m:t>0.620</m:t>
               </m:r>
               <m:r>
                 <m:rPr>
@@ -11000,7 +11119,7 @@
                 <m:t>±</m:t>
               </m:r>
               <m:r>
-                <m:t>0.037</m:t>
+                <m:t>0.044</m:t>
               </m:r>
             </m:oMath>
           </w:p>
@@ -11027,7 +11146,7 @@
             </w:pPr>
             <m:oMath>
               <m:r>
-                <m:t>0.910</m:t>
+                <m:t>0.746</m:t>
               </m:r>
               <m:r>
                 <m:rPr>
@@ -11036,7 +11155,7 @@
                 <m:t>±</m:t>
               </m:r>
               <m:r>
-                <m:t>0.034</m:t>
+                <m:t>0.083</m:t>
               </m:r>
             </m:oMath>
           </w:p>
@@ -11063,7 +11182,7 @@
             </w:pPr>
             <m:oMath>
               <m:r>
-                <m:t>0.954</m:t>
+                <m:t>0.860</m:t>
               </m:r>
               <m:r>
                 <m:rPr>
@@ -11072,7 +11191,7 @@
                 <m:t>±</m:t>
               </m:r>
               <m:r>
-                <m:t>0.018</m:t>
+                <m:t>0.068</m:t>
               </m:r>
             </m:oMath>
           </w:p>
@@ -11099,7 +11218,7 @@
             </w:pPr>
             <m:oMath>
               <m:r>
-                <m:t>0.977</m:t>
+                <m:t>0.890</m:t>
               </m:r>
               <m:r>
                 <m:rPr>
@@ -11108,7 +11227,7 @@
                 <m:t>±</m:t>
               </m:r>
               <m:r>
-                <m:t>0.009</m:t>
+                <m:t>0.070</m:t>
               </m:r>
             </m:oMath>
           </w:p>
@@ -11168,7 +11287,7 @@
             </w:pPr>
             <m:oMath>
               <m:r>
-                <m:t>0.857</m:t>
+                <m:t>0.669</m:t>
               </m:r>
               <m:r>
                 <m:rPr>
@@ -11177,7 +11296,7 @@
                 <m:t>±</m:t>
               </m:r>
               <m:r>
-                <m:t>0.018</m:t>
+                <m:t>0.030</m:t>
               </m:r>
             </m:oMath>
           </w:p>
@@ -11204,7 +11323,7 @@
             </w:pPr>
             <m:oMath>
               <m:r>
-                <m:t>0.935</m:t>
+                <m:t>0.802</m:t>
               </m:r>
               <m:r>
                 <m:rPr>
@@ -11213,7 +11332,7 @@
                 <m:t>±</m:t>
               </m:r>
               <m:r>
-                <m:t>0.013</m:t>
+                <m:t>0.044</m:t>
               </m:r>
             </m:oMath>
           </w:p>
@@ -11240,7 +11359,7 @@
             </w:pPr>
             <m:oMath>
               <m:r>
-                <m:t>0.963</m:t>
+                <m:t>0.928</m:t>
               </m:r>
               <m:r>
                 <m:rPr>
@@ -11249,7 +11368,7 @@
                 <m:t>±</m:t>
               </m:r>
               <m:r>
-                <m:t>0.011</m:t>
+                <m:t>0.044</m:t>
               </m:r>
             </m:oMath>
           </w:p>
@@ -11279,7 +11398,7 @@
                 <m:rPr>
                   <m:sty m:val="b"/>
                 </m:rPr>
-                <m:t>0.981</m:t>
+                <m:t>0.983</m:t>
               </m:r>
               <m:r>
                 <m:rPr>
@@ -11291,7 +11410,7 @@
                 <m:rPr>
                   <m:sty m:val="b"/>
                 </m:rPr>
-                <m:t>0.003</m:t>
+                <m:t>0.027</m:t>
               </m:r>
             </m:oMath>
           </w:p>
@@ -11725,7 +11844,7 @@
             </w:pPr>
             <m:oMath>
               <m:r>
-                <m:t>0.746</m:t>
+                <m:t>0.790</m:t>
               </m:r>
               <m:r>
                 <m:rPr>
@@ -11734,7 +11853,7 @@
                 <m:t>±</m:t>
               </m:r>
               <m:r>
-                <m:t>0.017</m:t>
+                <m:t>0.011</m:t>
               </m:r>
             </m:oMath>
           </w:p>
@@ -11761,16 +11880,22 @@
             </w:pPr>
             <m:oMath>
               <m:r>
-                <m:t>0.888</m:t>
-              </m:r>
-              <m:r>
                 <m:rPr>
-                  <m:sty m:val="p"/>
+                  <m:sty m:val="b"/>
+                </m:rPr>
+                <m:t>0.934</m:t>
+              </m:r>
+              <m:r>
+                <m:rPr>
+                  <m:sty m:val="b"/>
                 </m:rPr>
                 <m:t>±</m:t>
               </m:r>
               <m:r>
-                <m:t>0.017</m:t>
+                <m:rPr>
+                  <m:sty m:val="b"/>
+                </m:rPr>
+                <m:t>0.014</m:t>
               </m:r>
             </m:oMath>
           </w:p>
@@ -11797,16 +11922,22 @@
             </w:pPr>
             <m:oMath>
               <m:r>
-                <m:t>0.958</m:t>
-              </m:r>
-              <m:r>
                 <m:rPr>
-                  <m:sty m:val="p"/>
+                  <m:sty m:val="b"/>
+                </m:rPr>
+                <m:t>0.980</m:t>
+              </m:r>
+              <m:r>
+                <m:rPr>
+                  <m:sty m:val="b"/>
                 </m:rPr>
                 <m:t>±</m:t>
               </m:r>
               <m:r>
-                <m:t>0.020</m:t>
+                <m:rPr>
+                  <m:sty m:val="b"/>
+                </m:rPr>
+                <m:t>0.005</m:t>
               </m:r>
             </m:oMath>
           </w:p>
@@ -11833,7 +11964,7 @@
             </w:pPr>
             <m:oMath>
               <m:r>
-                <m:t>0.961</m:t>
+                <m:t>0.940</m:t>
               </m:r>
               <m:r>
                 <m:rPr>
@@ -11842,7 +11973,7 @@
                 <m:t>±</m:t>
               </m:r>
               <m:r>
-                <m:t>0.002</m:t>
+                <m:t>0.041</m:t>
               </m:r>
             </m:oMath>
           </w:p>
@@ -11900,7 +12031,7 @@
             </w:pPr>
             <m:oMath>
               <m:r>
-                <m:t>0.677</m:t>
+                <m:t>0.550</m:t>
               </m:r>
               <m:r>
                 <m:rPr>
@@ -11909,7 +12040,7 @@
                 <m:t>±</m:t>
               </m:r>
               <m:r>
-                <m:t>0.052</m:t>
+                <m:t>0.037</m:t>
               </m:r>
             </m:oMath>
           </w:p>
@@ -11936,7 +12067,7 @@
             </w:pPr>
             <m:oMath>
               <m:r>
-                <m:t>0.818</m:t>
+                <m:t>0.612</m:t>
               </m:r>
               <m:r>
                 <m:rPr>
@@ -11945,7 +12076,7 @@
                 <m:t>±</m:t>
               </m:r>
               <m:r>
-                <m:t>0.044</m:t>
+                <m:t>0.053</m:t>
               </m:r>
             </m:oMath>
           </w:p>
@@ -11972,7 +12103,7 @@
             </w:pPr>
             <m:oMath>
               <m:r>
-                <m:t>0.920</m:t>
+                <m:t>0.696</m:t>
               </m:r>
               <m:r>
                 <m:rPr>
@@ -11981,7 +12112,7 @@
                 <m:t>±</m:t>
               </m:r>
               <m:r>
-                <m:t>0.031</m:t>
+                <m:t>0.076</m:t>
               </m:r>
             </m:oMath>
           </w:p>
@@ -12008,7 +12139,7 @@
             </w:pPr>
             <m:oMath>
               <m:r>
-                <m:t>0.970</m:t>
+                <m:t>0.789</m:t>
               </m:r>
               <m:r>
                 <m:rPr>
@@ -12017,7 +12148,7 @@
                 <m:t>±</m:t>
               </m:r>
               <m:r>
-                <m:t>0.008</m:t>
+                <m:t>0.046</m:t>
               </m:r>
             </m:oMath>
           </w:p>
@@ -12080,7 +12211,7 @@
                 <m:rPr>
                   <m:sty m:val="b"/>
                 </m:rPr>
-                <m:t>0.787</m:t>
+                <m:t>0.800</m:t>
               </m:r>
               <m:r>
                 <m:rPr>
@@ -12092,7 +12223,7 @@
                 <m:rPr>
                   <m:sty m:val="b"/>
                 </m:rPr>
-                <m:t>0.017</m:t>
+                <m:t>0.012</m:t>
               </m:r>
             </m:oMath>
           </w:p>
@@ -12119,22 +12250,16 @@
             </w:pPr>
             <m:oMath>
               <m:r>
+                <m:t>0.922</m:t>
+              </m:r>
+              <m:r>
                 <m:rPr>
-                  <m:sty m:val="b"/>
-                </m:rPr>
-                <m:t>0.918</m:t>
-              </m:r>
-              <m:r>
-                <m:rPr>
-                  <m:sty m:val="b"/>
+                  <m:sty m:val="p"/>
                 </m:rPr>
                 <m:t>±</m:t>
               </m:r>
               <m:r>
-                <m:rPr>
-                  <m:sty m:val="b"/>
-                </m:rPr>
-                <m:t>0.013</m:t>
+                <m:t>0.023</m:t>
               </m:r>
             </m:oMath>
           </w:p>
@@ -12161,22 +12286,16 @@
             </w:pPr>
             <m:oMath>
               <m:r>
+                <m:t>0.971</m:t>
+              </m:r>
+              <m:r>
                 <m:rPr>
-                  <m:sty m:val="b"/>
-                </m:rPr>
-                <m:t>0.960</m:t>
-              </m:r>
-              <m:r>
-                <m:rPr>
-                  <m:sty m:val="b"/>
+                  <m:sty m:val="p"/>
                 </m:rPr>
                 <m:t>±</m:t>
               </m:r>
               <m:r>
-                <m:rPr>
-                  <m:sty m:val="b"/>
-                </m:rPr>
-                <m:t>0.008</m:t>
+                <m:t>0.013</m:t>
               </m:r>
             </m:oMath>
           </w:p>
@@ -12203,7 +12322,7 @@
             </w:pPr>
             <m:oMath>
               <m:r>
-                <m:t>0.859</m:t>
+                <m:t>0.888</m:t>
               </m:r>
               <m:r>
                 <m:rPr>
@@ -12212,7 +12331,7 @@
                 <m:t>±</m:t>
               </m:r>
               <m:r>
-                <m:t>0.148</m:t>
+                <m:t>0.047</m:t>
               </m:r>
             </m:oMath>
           </w:p>
@@ -12272,7 +12391,7 @@
             </w:pPr>
             <m:oMath>
               <m:r>
-                <m:t>0.748</m:t>
+                <m:t>0.520</m:t>
               </m:r>
               <m:r>
                 <m:rPr>
@@ -12281,7 +12400,7 @@
                 <m:t>±</m:t>
               </m:r>
               <m:r>
-                <m:t>0.018</m:t>
+                <m:t>0.027</m:t>
               </m:r>
             </m:oMath>
           </w:p>
@@ -12308,7 +12427,7 @@
             </w:pPr>
             <m:oMath>
               <m:r>
-                <m:t>0.893</m:t>
+                <m:t>0.645</m:t>
               </m:r>
               <m:r>
                 <m:rPr>
@@ -12317,7 +12436,7 @@
                 <m:t>±</m:t>
               </m:r>
               <m:r>
-                <m:t>0.004</m:t>
+                <m:t>0.035</m:t>
               </m:r>
             </m:oMath>
           </w:p>
@@ -12344,7 +12463,7 @@
             </w:pPr>
             <m:oMath>
               <m:r>
-                <m:t>0.943</m:t>
+                <m:t>0.778</m:t>
               </m:r>
               <m:r>
                 <m:rPr>
@@ -12353,7 +12472,7 @@
                 <m:t>±</m:t>
               </m:r>
               <m:r>
-                <m:t>0.001</m:t>
+                <m:t>0.019</m:t>
               </m:r>
             </m:oMath>
           </w:p>
@@ -12380,7 +12499,7 @@
             </w:pPr>
             <m:oMath>
               <m:r>
-                <m:t>0.977</m:t>
+                <m:t>0.899</m:t>
               </m:r>
               <m:r>
                 <m:rPr>
@@ -12389,7 +12508,7 @@
                 <m:t>±</m:t>
               </m:r>
               <m:r>
-                <m:t>0.001</m:t>
+                <m:t>0.009</m:t>
               </m:r>
             </m:oMath>
           </w:p>
@@ -12449,7 +12568,7 @@
             </w:pPr>
             <m:oMath>
               <m:r>
-                <m:t>0.747</m:t>
+                <m:t>0.633</m:t>
               </m:r>
               <m:r>
                 <m:rPr>
@@ -12458,7 +12577,7 @@
                 <m:t>±</m:t>
               </m:r>
               <m:r>
-                <m:t>0.001</m:t>
+                <m:t>0.015</m:t>
               </m:r>
             </m:oMath>
           </w:p>
@@ -12485,7 +12604,7 @@
             </w:pPr>
             <m:oMath>
               <m:r>
-                <m:t>0.895</m:t>
+                <m:t>0.826</m:t>
               </m:r>
               <m:r>
                 <m:rPr>
@@ -12494,7 +12613,7 @@
                 <m:t>±</m:t>
               </m:r>
               <m:r>
-                <m:t>0.013</m:t>
+                <m:t>0.005</m:t>
               </m:r>
             </m:oMath>
           </w:p>
@@ -12521,7 +12640,7 @@
             </w:pPr>
             <m:oMath>
               <m:r>
-                <m:t>0.954</m:t>
+                <m:t>0.945</m:t>
               </m:r>
               <m:r>
                 <m:rPr>
@@ -12530,7 +12649,7 @@
                 <m:t>±</m:t>
               </m:r>
               <m:r>
-                <m:t>0.016</m:t>
+                <m:t>0.014</m:t>
               </m:r>
             </m:oMath>
           </w:p>
@@ -12560,7 +12679,7 @@
                 <m:rPr>
                   <m:sty m:val="b"/>
                 </m:rPr>
-                <m:t>0.978</m:t>
+                <m:t>0.980</m:t>
               </m:r>
               <m:r>
                 <m:rPr>
@@ -12572,7 +12691,7 @@
                 <m:rPr>
                   <m:sty m:val="b"/>
                 </m:rPr>
-                <m:t>0.009</m:t>
+                <m:t>0.013</m:t>
               </m:r>
             </m:oMath>
           </w:p>
@@ -12664,7 +12783,7 @@
           <w:b/>
           <w:bCs/>
         </w:rPr>
-        <w:t xml:space="preserve">Uniform augmentation collapses on the near-manifold bands as</w:t>
+        <w:t xml:space="preserve">Uniform augmentation collapses in every direction as</w:t>
       </w:r>
       <w:r>
         <w:rPr>
@@ -12703,7 +12822,7 @@
       </w:r>
       <m:oMath>
         <m:r>
-          <m:t>0.913</m:t>
+          <m:t>0.924</m:t>
         </m:r>
         <m:r>
           <m:rPr>
@@ -12712,7 +12831,7 @@
           <m:t>±</m:t>
         </m:r>
         <m:r>
-          <m:t>0.016</m:t>
+          <m:t>0.013</m:t>
         </m:r>
       </m:oMath>
       <w:r>
@@ -12749,7 +12868,7 @@
       </w:r>
       <m:oMath>
         <m:r>
-          <m:t>0.797</m:t>
+          <m:t>0.659</m:t>
         </m:r>
         <m:r>
           <m:rPr>
@@ -12758,7 +12877,7 @@
           <m:t>±</m:t>
         </m:r>
         <m:r>
-          <m:t>0.013</m:t>
+          <m:t>0.022</m:t>
         </m:r>
       </m:oMath>
       <w:r>
@@ -12795,7 +12914,7 @@
       </w:r>
       <m:oMath>
         <m:r>
-          <m:t>0.677</m:t>
+          <m:t>0.550</m:t>
         </m:r>
         <m:r>
           <m:rPr>
@@ -12804,7 +12923,7 @@
           <m:t>±</m:t>
         </m:r>
         <m:r>
-          <m:t>0.052</m:t>
+          <m:t>0.037</m:t>
         </m:r>
       </m:oMath>
       <w:r>
@@ -12831,7 +12950,21 @@
         </m:r>
       </m:oMath>
       <w:r>
-        <w:t xml:space="preserve">. Close, medium, and far follow the same pattern: at</w:t>
+        <w:t xml:space="preserve">; close, medium, and even far follow the same pattern. This is the predicted failure mode — a fixed query budget covers vanishingly little of the input volume as it grows exponentially. S4 (which spends half its budget uniformly) collapses too, from</w:t>
+      </w:r>
+      <w:r>
+        <w:t xml:space="preserve"> </w:t>
+      </w:r>
+      <m:oMath>
+        <m:r>
+          <m:t>0.914</m:t>
+        </m:r>
+      </m:oMath>
+      <w:r>
+        <w:t xml:space="preserve"> </w:t>
+      </w:r>
+      <w:r>
+        <w:t xml:space="preserve">boundary at</w:t>
       </w:r>
       <w:r>
         <w:t xml:space="preserve"> </w:t>
@@ -12847,23 +12980,48 @@
           <m:t>=</m:t>
         </m:r>
         <m:r>
+          <m:t>2</m:t>
+        </m:r>
+      </m:oMath>
+      <w:r>
+        <w:t xml:space="preserve"> </w:t>
+      </w:r>
+      <w:r>
+        <w:t xml:space="preserve">to</w:t>
+      </w:r>
+      <w:r>
+        <w:t xml:space="preserve"> </w:t>
+      </w:r>
+      <m:oMath>
+        <m:r>
+          <m:t>0.520</m:t>
+        </m:r>
+      </m:oMath>
+      <w:r>
+        <w:t xml:space="preserve"> </w:t>
+      </w:r>
+      <w:r>
+        <w:t xml:space="preserve">at</w:t>
+      </w:r>
+      <w:r>
+        <w:t xml:space="preserve"> </w:t>
+      </w:r>
+      <m:oMath>
+        <m:r>
+          <m:t>d</m:t>
+        </m:r>
+        <m:r>
+          <m:rPr>
+            <m:sty m:val="p"/>
+          </m:rPr>
+          <m:t>=</m:t>
+        </m:r>
+        <m:r>
           <m:t>10</m:t>
         </m:r>
       </m:oMath>
       <w:r>
-        <w:t xml:space="preserve">, S2 is worst-or-tied-worst on every band except</w:t>
-      </w:r>
-      <w:r>
-        <w:t xml:space="preserve"> </w:t>
-      </w:r>
-      <w:r>
-        <w:rPr>
-          <w:rStyle w:val="VerbatimChar"/>
-        </w:rPr>
-        <w:t xml:space="preserve">far</w:t>
-      </w:r>
-      <w:r>
-        <w:t xml:space="preserve">. This is the predicted failure mode — a fixed query budget covers vanishingly little of the near-manifold shell as the ambient volume grows.</w:t>
+        <w:t xml:space="preserve">.</w:t>
       </w:r>
     </w:p>
     <w:p>
@@ -12884,7 +13042,7 @@
           <w:b/>
           <w:bCs/>
         </w:rPr>
-        <w:t xml:space="preserve">S3 (uncertainty-guided) wins the near-manifold bands at every</w:t>
+        <w:t xml:space="preserve">S3 (uncertainty-guided, fixed radius) wins boundary at</w:t>
       </w:r>
       <w:r>
         <w:rPr>
@@ -12897,59 +13055,6 @@
         <m:r>
           <m:t>d</m:t>
         </m:r>
-      </m:oMath>
-      <w:r>
-        <w:t xml:space="preserve">: boundary</w:t>
-      </w:r>
-      <w:r>
-        <w:t xml:space="preserve"> </w:t>
-      </w:r>
-      <m:oMath>
-        <m:r>
-          <m:t>0.879</m:t>
-        </m:r>
-      </m:oMath>
-      <w:r>
-        <w:t xml:space="preserve"> </w:t>
-      </w:r>
-      <w:r>
-        <w:t xml:space="preserve">/ close</w:t>
-      </w:r>
-      <w:r>
-        <w:t xml:space="preserve"> </w:t>
-      </w:r>
-      <m:oMath>
-        <m:r>
-          <m:t>0.946</m:t>
-        </m:r>
-      </m:oMath>
-      <w:r>
-        <w:t xml:space="preserve"> </w:t>
-      </w:r>
-      <w:r>
-        <w:t xml:space="preserve">/ medium</w:t>
-      </w:r>
-      <w:r>
-        <w:t xml:space="preserve"> </w:t>
-      </w:r>
-      <m:oMath>
-        <m:r>
-          <m:t>0.967</m:t>
-        </m:r>
-      </m:oMath>
-      <w:r>
-        <w:t xml:space="preserve"> </w:t>
-      </w:r>
-      <w:r>
-        <w:t xml:space="preserve">at</w:t>
-      </w:r>
-      <w:r>
-        <w:t xml:space="preserve"> </w:t>
-      </w:r>
-      <m:oMath>
-        <m:r>
-          <m:t>d</m:t>
-        </m:r>
         <m:r>
           <m:rPr>
             <m:sty m:val="p"/>
@@ -12957,73 +13062,53 @@
           <m:t>=</m:t>
         </m:r>
         <m:r>
-          <m:t>5</m:t>
+          <m:t>10</m:t>
         </m:r>
       </m:oMath>
       <w:r>
-        <w:t xml:space="preserve">, and boundary</w:t>
-      </w:r>
-      <w:r>
-        <w:t xml:space="preserve"> </w:t>
+        <w:t xml:space="preserve"> </w:t>
+      </w:r>
+      <w:r>
+        <w:t xml:space="preserve">(</w:t>
       </w:r>
       <m:oMath>
         <m:r>
-          <m:t>0.787</m:t>
-        </m:r>
-      </m:oMath>
-      <w:r>
-        <w:t xml:space="preserve"> </w:t>
-      </w:r>
-      <w:r>
-        <w:t xml:space="preserve">/ close</w:t>
-      </w:r>
-      <w:r>
-        <w:t xml:space="preserve"> </w:t>
-      </w:r>
-      <m:oMath>
-        <m:r>
-          <m:t>0.918</m:t>
-        </m:r>
-      </m:oMath>
-      <w:r>
-        <w:t xml:space="preserve"> </w:t>
-      </w:r>
-      <w:r>
-        <w:t xml:space="preserve">/ medium</w:t>
-      </w:r>
-      <w:r>
-        <w:t xml:space="preserve"> </w:t>
-      </w:r>
-      <m:oMath>
-        <m:r>
-          <m:t>0.960</m:t>
-        </m:r>
-      </m:oMath>
-      <w:r>
-        <w:t xml:space="preserve"> </w:t>
-      </w:r>
-      <w:r>
-        <w:t xml:space="preserve">at</w:t>
-      </w:r>
-      <w:r>
-        <w:t xml:space="preserve"> </w:t>
-      </w:r>
-      <m:oMath>
-        <m:r>
-          <m:t>d</m:t>
+          <m:t>0.800</m:t>
         </m:r>
         <m:r>
           <m:rPr>
             <m:sty m:val="p"/>
           </m:rPr>
-          <m:t>=</m:t>
-        </m:r>
-        <m:r>
-          <m:t>10</m:t>
+          <m:t>±</m:t>
+        </m:r>
+        <m:r>
+          <m:t>0.012</m:t>
         </m:r>
       </m:oMath>
       <w:r>
-        <w:t xml:space="preserve">. Its only weakness is</w:t>
+        <w:t xml:space="preserve">, narrowly beating S1 at</w:t>
+      </w:r>
+      <w:r>
+        <w:t xml:space="preserve"> </w:t>
+      </w:r>
+      <m:oMath>
+        <m:r>
+          <m:t>0.790</m:t>
+        </m:r>
+      </m:oMath>
+      <w:r>
+        <w:t xml:space="preserve">), and stays competitive on close and medium at all</w:t>
+      </w:r>
+      <w:r>
+        <w:t xml:space="preserve"> </w:t>
+      </w:r>
+      <m:oMath>
+        <m:r>
+          <m:t>d</m:t>
+        </m:r>
+      </m:oMath>
+      <w:r>
+        <w:t xml:space="preserve">. Its coverage constraint continues to hurt on</w:t>
       </w:r>
       <w:r>
         <w:t xml:space="preserve"> </w:t>
@@ -13035,10 +13120,7 @@
         <w:t xml:space="preserve">far</w:t>
       </w:r>
       <w:r>
-        <w:t xml:space="preserve"> </w:t>
-      </w:r>
-      <w:r>
-        <w:t xml:space="preserve">(bounded exploration radius).</w:t>
+        <w:t xml:space="preserve">.</w:t>
       </w:r>
     </w:p>
     <w:p>
@@ -13059,43 +13141,29 @@
           <w:b/>
           <w:bCs/>
         </w:rPr>
-        <w:t xml:space="preserve">S5 (adaptive) closes S3's far-field gap with a single sampler</w:t>
-      </w:r>
+        <w:t xml:space="preserve">S5 (adaptive) wins the far band at every</w:t>
+      </w:r>
+      <w:r>
+        <w:rPr>
+          <w:b/>
+          <w:bCs/>
+        </w:rPr>
+        <w:t xml:space="preserve"> </w:t>
+      </w:r>
+      <m:oMath>
+        <m:r>
+          <m:t>d</m:t>
+        </m:r>
+      </m:oMath>
       <w:r>
         <w:t xml:space="preserve">:</w:t>
       </w:r>
       <w:r>
         <w:t xml:space="preserve"> </w:t>
       </w:r>
-      <w:r>
-        <w:rPr>
-          <w:rStyle w:val="VerbatimChar"/>
-        </w:rPr>
-        <w:t xml:space="preserve">far</w:t>
-      </w:r>
-      <w:r>
-        <w:t xml:space="preserve"> </w:t>
-      </w:r>
-      <w:r>
-        <w:t xml:space="preserve">AUROC becomes the best of any sampler at every</w:t>
-      </w:r>
-      <w:r>
-        <w:t xml:space="preserve"> </w:t>
-      </w:r>
       <m:oMath>
         <m:r>
-          <m:t>d</m:t>
-        </m:r>
-      </m:oMath>
-      <w:r>
-        <w:t xml:space="preserve"> </w:t>
-      </w:r>
-      <w:r>
-        <w:t xml:space="preserve">(</w:t>
-      </w:r>
-      <m:oMath>
-        <m:r>
-          <m:t>0.980</m:t>
+          <m:t>1.000</m:t>
         </m:r>
       </m:oMath>
       <w:r>
@@ -13129,7 +13197,7 @@
       </w:r>
       <m:oMath>
         <m:r>
-          <m:t>0.981</m:t>
+          <m:t>0.983</m:t>
         </m:r>
       </m:oMath>
       <w:r>
@@ -13163,7 +13231,7 @@
       </w:r>
       <m:oMath>
         <m:r>
-          <m:t>0.978</m:t>
+          <m:t>0.980</m:t>
         </m:r>
       </m:oMath>
       <w:r>
@@ -13190,62 +13258,7 @@
         </m:r>
       </m:oMath>
       <w:r>
-        <w:t xml:space="preserve">), while</w:t>
-      </w:r>
-      <w:r>
-        <w:t xml:space="preserve"> </w:t>
-      </w:r>
-      <w:r>
-        <w:rPr>
-          <w:rStyle w:val="VerbatimChar"/>
-        </w:rPr>
-        <w:t xml:space="preserve">close</w:t>
-      </w:r>
-      <w:r>
-        <w:t xml:space="preserve"> </w:t>
-      </w:r>
-      <w:r>
-        <w:t xml:space="preserve">and</w:t>
-      </w:r>
-      <w:r>
-        <w:t xml:space="preserve"> </w:t>
-      </w:r>
-      <w:r>
-        <w:rPr>
-          <w:rStyle w:val="VerbatimChar"/>
-        </w:rPr>
-        <w:t xml:space="preserve">medium</w:t>
-      </w:r>
-      <w:r>
-        <w:t xml:space="preserve"> </w:t>
-      </w:r>
-      <w:r>
-        <w:t xml:space="preserve">stay within</w:t>
-      </w:r>
-      <w:r>
-        <w:t xml:space="preserve"> </w:t>
-      </w:r>
-      <m:oMath>
-        <m:r>
-          <m:t>0.02</m:t>
-        </m:r>
-      </m:oMath>
-      <w:r>
-        <w:t xml:space="preserve"> </w:t>
-      </w:r>
-      <w:r>
-        <w:t xml:space="preserve">of S3 across all</w:t>
-      </w:r>
-      <w:r>
-        <w:t xml:space="preserve"> </w:t>
-      </w:r>
-      <m:oMath>
-        <m:r>
-          <m:t>d</m:t>
-        </m:r>
-      </m:oMath>
-      <w:r>
-        <w:t xml:space="preserve">. This is the paper's recommended default when the deployment domain spans both boundary and far-field anomalies.</w:t>
+        <w:t xml:space="preserve">. The tax is real on the near bands (boundary/close), where S1 or S3 do better. S5 is the correct choice when the deployment domain includes gross out-of-distribution inputs; S3 when it does not.</w:t>
       </w:r>
     </w:p>
     <w:p>
@@ -13266,32 +13279,24 @@
           <w:b/>
           <w:bCs/>
         </w:rPr>
-        <w:t xml:space="preserve">S1 (Gaussian jitter) remains a surprisingly robust runner-up</w:t>
-      </w:r>
-      <w:r>
-        <w:t xml:space="preserve">: it stays within</w:t>
+        <w:t xml:space="preserve">Gaussian jitter (S1) is a surprisingly strong general-purpose baseline</w:t>
+      </w:r>
+      <w:r>
+        <w:t xml:space="preserve"> </w:t>
+      </w:r>
+      <w:r>
+        <w:t xml:space="preserve">at higher</w:t>
       </w:r>
       <w:r>
         <w:t xml:space="preserve"> </w:t>
       </w:r>
       <m:oMath>
         <m:r>
-          <m:t>0.01</m:t>
+          <m:t>d</m:t>
         </m:r>
       </m:oMath>
       <w:r>
-        <w:t xml:space="preserve">-</w:t>
-      </w:r>
-      <m:oMath>
-        <m:r>
-          <m:t>0.02</m:t>
-        </m:r>
-      </m:oMath>
-      <w:r>
-        <w:t xml:space="preserve"> </w:t>
-      </w:r>
-      <w:r>
-        <w:t xml:space="preserve">of S3 at</w:t>
+        <w:t xml:space="preserve">: it wins close and medium AUROC at both</w:t>
       </w:r>
       <w:r>
         <w:t xml:space="preserve"> </w:t>
@@ -13334,10 +13339,7 @@
         </m:r>
       </m:oMath>
       <w:r>
-        <w:t xml:space="preserve"> </w:t>
-      </w:r>
-      <w:r>
-        <w:t xml:space="preserve">on most bands, and it costs an order of magnitude less compute (no finite-difference gradients, no chain). Practical implication: on any deployment where a cheap augmentation gets 95% of the win, S1 is the default and S3/S5 are the paper-work.</w:t>
+        <w:t xml:space="preserve">, at an order of magnitude less compute than S3 or S5 (no finite-difference gradients, no chain). This is the practical default when a rough approximation of the teacher decision boundary is enough; the Langevin methods pay off when boundary discrimination or far-field discrimination specifically matters.</w:t>
       </w:r>
     </w:p>
     <w:p>
@@ -13358,7 +13360,7 @@
           <w:b/>
           <w:bCs/>
         </w:rPr>
-        <w:t xml:space="preserve">The scaling story flips as</w:t>
+        <w:t xml:space="preserve">S4 (mixed) is now clearly dominated at higher</w:t>
       </w:r>
       <w:r>
         <w:rPr>
@@ -13373,21 +13375,18 @@
         </m:r>
       </m:oMath>
       <w:r>
-        <w:rPr>
-          <w:b/>
-          <w:bCs/>
-        </w:rPr>
-        <w:t xml:space="preserve"> </w:t>
-      </w:r>
-      <w:r>
-        <w:rPr>
-          <w:b/>
-          <w:bCs/>
-        </w:rPr>
-        <w:t xml:space="preserve">grows</w:t>
-      </w:r>
-      <w:r>
-        <w:t xml:space="preserve">: at</w:t>
+        <w:t xml:space="preserve">: half its budget on high-</w:t>
+      </w:r>
+      <m:oMath>
+        <m:r>
+          <m:t>d</m:t>
+        </m:r>
+      </m:oMath>
+      <w:r>
+        <w:t xml:space="preserve"> </w:t>
+      </w:r>
+      <w:r>
+        <w:t xml:space="preserve">uniform queries is nearly wasted, and it loses to every alternative on three of four bands at</w:t>
       </w:r>
       <w:r>
         <w:t xml:space="preserve"> </w:t>
@@ -13403,51 +13402,11 @@
           <m:t>=</m:t>
         </m:r>
         <m:r>
-          <m:t>2</m:t>
+          <m:t>10</m:t>
         </m:r>
       </m:oMath>
       <w:r>
-        <w:t xml:space="preserve"> </w:t>
-      </w:r>
-      <w:r>
-        <w:t xml:space="preserve">the winners were S3 (near bands) and S5/S2 (far); at</w:t>
-      </w:r>
-      <w:r>
-        <w:t xml:space="preserve"> </w:t>
-      </w:r>
-      <m:oMath>
-        <m:r>
-          <m:t>d</m:t>
-        </m:r>
-        <m:r>
-          <m:rPr>
-            <m:sty m:val="p"/>
-          </m:rPr>
-          <m:t>=</m:t>
-        </m:r>
-        <m:r>
-          <m:t>10</m:t>
-        </m:r>
-      </m:oMath>
-      <w:r>
-        <w:t xml:space="preserve"> </w:t>
-      </w:r>
-      <w:r>
-        <w:t xml:space="preserve">S3 wins near, S5 wins far, and S2 is worst on three of four bands. S4 (mixed) is Pareto-dominated by S5 at every</w:t>
-      </w:r>
-      <w:r>
-        <w:t xml:space="preserve"> </w:t>
-      </w:r>
-      <m:oMath>
-        <m:r>
-          <m:t>d</m:t>
-        </m:r>
-      </m:oMath>
-      <w:r>
-        <w:t xml:space="preserve"> </w:t>
-      </w:r>
-      <w:r>
-        <w:t xml:space="preserve">on this benchmark.</w:t>
+        <w:t xml:space="preserve">. We keep it in the table for reference but no longer recommend it.</w:t>
       </w:r>
     </w:p>
     <w:p>
@@ -13588,7 +13547,7 @@
         <w:widowControl w:val="1"/>
       </w:pPr>
       <w:r>
-        <w:t xml:space="preserve">Two intermediate configurations were tested and rejected on the sanity checks or on the metric board; both stay in the log rather than the paper, per this project's wins-only reporting:</w:t>
+        <w:t xml:space="preserve">Three intermediate configurations were tested and rejected on the sanity checks or on the metric board; all three stay in the log rather than the paper, per this project's wins-only reporting.</w:t>
       </w:r>
     </w:p>
     <w:p>
@@ -13924,6 +13883,362 @@
         <w:t xml:space="preserve">.</w:t>
       </w:r>
     </w:p>
+    <w:p>
+      <w:pPr>
+        <w:pStyle w:val="FirstParagraph"/>
+        <w:jc w:val="both"/>
+        <w:keepNext w:val="0"/>
+        <w:keepLines w:val="0"/>
+        <w:widowControl w:val="1"/>
+      </w:pPr>
+      <w:r>
+        <w:rPr>
+          <w:b/>
+          <w:bCs/>
+        </w:rPr>
+        <w:t xml:space="preserve">Percentile-ceiling audit.</w:t>
+      </w:r>
+      <w:r>
+        <w:t xml:space="preserve"> </w:t>
+      </w:r>
+      <w:r>
+        <w:t xml:space="preserve">An earlier draft of the results used naive percentile normalization</w:t>
+      </w:r>
+      <w:r>
+        <w:t xml:space="preserve"> </w:t>
+      </w:r>
+      <m:oMath>
+        <m:sSub>
+          <m:e>
+            <m:r>
+              <m:t>F</m:t>
+            </m:r>
+          </m:e>
+          <m:sub>
+            <m:r>
+              <m:t>k</m:t>
+            </m:r>
+          </m:sub>
+        </m:sSub>
+        <m:r>
+          <m:rPr>
+            <m:sty m:val="p"/>
+          </m:rPr>
+          <m:t>(</m:t>
+        </m:r>
+        <m:r>
+          <m:t>x</m:t>
+        </m:r>
+        <m:r>
+          <m:rPr>
+            <m:sty m:val="p"/>
+          </m:rPr>
+          <m:t>)</m:t>
+        </m:r>
+        <m:r>
+          <m:rPr>
+            <m:sty m:val="p"/>
+          </m:rPr>
+          <m:t>=</m:t>
+        </m:r>
+        <m:r>
+          <m:rPr>
+            <m:nor/>
+            <m:sty m:val="p"/>
+          </m:rPr>
+          <m:t>searchsorted</m:t>
+        </m:r>
+        <m:r>
+          <m:rPr>
+            <m:sty m:val="p"/>
+          </m:rPr>
+          <m:t>(</m:t>
+        </m:r>
+        <m:sSub>
+          <m:e>
+            <m:r>
+              <m:t>s</m:t>
+            </m:r>
+          </m:e>
+          <m:sub>
+            <m:r>
+              <m:t>k</m:t>
+            </m:r>
+          </m:sub>
+        </m:sSub>
+        <m:r>
+          <m:rPr>
+            <m:sty m:val="p"/>
+          </m:rPr>
+          <m:t>(</m:t>
+        </m:r>
+        <m:sSub>
+          <m:e>
+            <m:r>
+              <m:rPr>
+                <m:scr m:val="script"/>
+                <m:sty m:val="p"/>
+              </m:rPr>
+              <m:t>X</m:t>
+            </m:r>
+          </m:e>
+          <m:sub>
+            <m:r>
+              <m:t>n</m:t>
+            </m:r>
+          </m:sub>
+        </m:sSub>
+        <m:r>
+          <m:rPr>
+            <m:sty m:val="p"/>
+          </m:rPr>
+          <m:t>)</m:t>
+        </m:r>
+        <m:r>
+          <m:rPr>
+            <m:sty m:val="p"/>
+          </m:rPr>
+          <m:t>,</m:t>
+        </m:r>
+        <m:r>
+          <m:t>x</m:t>
+        </m:r>
+        <m:r>
+          <m:rPr>
+            <m:sty m:val="p"/>
+          </m:rPr>
+          <m:t>)</m:t>
+        </m:r>
+        <m:r>
+          <m:rPr>
+            <m:sty m:val="p"/>
+          </m:rPr>
+          <m:t>/</m:t>
+        </m:r>
+        <m:r>
+          <m:t>N</m:t>
+        </m:r>
+      </m:oMath>
+      <w:r>
+        <w:t xml:space="preserve">, which caps at</w:t>
+      </w:r>
+      <w:r>
+        <w:t xml:space="preserve"> </w:t>
+      </w:r>
+      <m:oMath>
+        <m:r>
+          <m:t>1.0</m:t>
+        </m:r>
+      </m:oMath>
+      <w:r>
+        <w:t xml:space="preserve"> </w:t>
+      </w:r>
+      <w:r>
+        <w:t xml:space="preserve">for any raw score exceeding the training maximum. An audit on the anomaly test sets revealed pervasive ceiling ties: at</w:t>
+      </w:r>
+      <w:r>
+        <w:t xml:space="preserve"> </w:t>
+      </w:r>
+      <m:oMath>
+        <m:r>
+          <m:t>d</m:t>
+        </m:r>
+        <m:r>
+          <m:rPr>
+            <m:sty m:val="p"/>
+          </m:rPr>
+          <m:t>=</m:t>
+        </m:r>
+        <m:r>
+          <m:t>10</m:t>
+        </m:r>
+      </m:oMath>
+      <w:r>
+        <w:t xml:space="preserve">,</w:t>
+      </w:r>
+      <w:r>
+        <w:t xml:space="preserve"> </w:t>
+      </w:r>
+      <m:oMath>
+        <m:r>
+          <m:t>100</m:t>
+        </m:r>
+        <m:r>
+          <m:rPr>
+            <m:sty m:val="p"/>
+          </m:rPr>
+          <m:t>%</m:t>
+        </m:r>
+      </m:oMath>
+      <w:r>
+        <w:t xml:space="preserve"> </w:t>
+      </w:r>
+      <w:r>
+        <w:t xml:space="preserve">of</w:t>
+      </w:r>
+      <w:r>
+        <w:t xml:space="preserve"> </w:t>
+      </w:r>
+      <w:r>
+        <w:rPr>
+          <w:rStyle w:val="VerbatimChar"/>
+        </w:rPr>
+        <w:t xml:space="preserve">far</w:t>
+      </w:r>
+      <w:r>
+        <w:t xml:space="preserve"> </w:t>
+      </w:r>
+      <w:r>
+        <w:t xml:space="preserve">anomalies received percentile exactly</w:t>
+      </w:r>
+      <w:r>
+        <w:t xml:space="preserve"> </w:t>
+      </w:r>
+      <m:oMath>
+        <m:r>
+          <m:t>1.0</m:t>
+        </m:r>
+      </m:oMath>
+      <w:r>
+        <w:t xml:space="preserve"> </w:t>
+      </w:r>
+      <w:r>
+        <w:t xml:space="preserve">for KDE and kNN, and</w:t>
+      </w:r>
+      <w:r>
+        <w:t xml:space="preserve"> </w:t>
+      </w:r>
+      <m:oMath>
+        <m:r>
+          <m:t>100</m:t>
+        </m:r>
+        <m:r>
+          <m:rPr>
+            <m:sty m:val="p"/>
+          </m:rPr>
+          <m:t>%</m:t>
+        </m:r>
+      </m:oMath>
+      <w:r>
+        <w:t xml:space="preserve"> </w:t>
+      </w:r>
+      <w:r>
+        <w:t xml:space="preserve">for IsolationForest as well. This ceiling turns the "far AUROC" metric into a tie-breaking artifact and inflated the win margin of any sampler that trained on far-field queries. The published tables use an</w:t>
+      </w:r>
+      <w:r>
+        <w:t xml:space="preserve"> </w:t>
+      </w:r>
+      <w:r>
+        <w:rPr>
+          <w:b/>
+          <w:bCs/>
+        </w:rPr>
+        <w:t xml:space="preserve">extended percentile map</w:t>
+      </w:r>
+      <w:r>
+        <w:t xml:space="preserve"> </w:t>
+      </w:r>
+      <w:r>
+        <w:t xml:space="preserve">that linearly extrapolates past the training range using the top-decile slope, so anomalies far from the training distribution receive distinct values above</w:t>
+      </w:r>
+      <w:r>
+        <w:t xml:space="preserve"> </w:t>
+      </w:r>
+      <m:oMath>
+        <m:r>
+          <m:t>1</m:t>
+        </m:r>
+      </m:oMath>
+      <w:r>
+        <w:t xml:space="preserve">. Rerunning the entire sweep with the fix corrected several per-cell numbers and, notably, promoted Gaussian jitter (S1) to boundary-winner at</w:t>
+      </w:r>
+      <w:r>
+        <w:t xml:space="preserve"> </w:t>
+      </w:r>
+      <m:oMath>
+        <m:r>
+          <m:t>d</m:t>
+        </m:r>
+        <m:r>
+          <m:rPr>
+            <m:sty m:val="p"/>
+          </m:rPr>
+          <m:t>=</m:t>
+        </m:r>
+        <m:r>
+          <m:t>2</m:t>
+        </m:r>
+      </m:oMath>
+      <w:r>
+        <w:t xml:space="preserve"> </w:t>
+      </w:r>
+      <w:r>
+        <w:t xml:space="preserve">and to close/medium-winner at</w:t>
+      </w:r>
+      <w:r>
+        <w:t xml:space="preserve"> </w:t>
+      </w:r>
+      <m:oMath>
+        <m:r>
+          <m:t>d</m:t>
+        </m:r>
+        <m:r>
+          <m:rPr>
+            <m:sty m:val="p"/>
+          </m:rPr>
+          <m:t>=</m:t>
+        </m:r>
+        <m:r>
+          <m:t>5</m:t>
+        </m:r>
+        <m:r>
+          <m:rPr>
+            <m:sty m:val="p"/>
+          </m:rPr>
+          <m:t>,</m:t>
+        </m:r>
+        <m:r>
+          <m:t>10</m:t>
+        </m:r>
+      </m:oMath>
+      <w:r>
+        <w:t xml:space="preserve">. The story is more modest but honest: uncertainty-guided sampling still wins where the argument predicts (boundary at</w:t>
+      </w:r>
+      <w:r>
+        <w:t xml:space="preserve"> </w:t>
+      </w:r>
+      <m:oMath>
+        <m:r>
+          <m:t>d</m:t>
+        </m:r>
+        <m:r>
+          <m:rPr>
+            <m:sty m:val="p"/>
+          </m:rPr>
+          <m:t>=</m:t>
+        </m:r>
+        <m:r>
+          <m:t>10</m:t>
+        </m:r>
+      </m:oMath>
+      <w:r>
+        <w:t xml:space="preserve">, far at every</w:t>
+      </w:r>
+      <w:r>
+        <w:t xml:space="preserve"> </w:t>
+      </w:r>
+      <m:oMath>
+        <m:r>
+          <m:t>d</m:t>
+        </m:r>
+      </m:oMath>
+      <w:r>
+        <w:t xml:space="preserve"> </w:t>
+      </w:r>
+      <w:r>
+        <w:t xml:space="preserve">with the adaptive variant), but the previous "sweeps all near-manifold bands" claim was partly an artifact.</w:t>
+      </w:r>
+    </w:p>
     <w:bookmarkEnd w:id="32"/>
     <w:bookmarkStart w:id="36" w:name="X8c1abf58e73567575ecbab20602f8a971fd4c73"/>
     <w:p>
@@ -13958,380 +14273,7 @@
         <w:widowControl w:val="1"/>
       </w:pPr>
       <w:r>
-        <w:t xml:space="preserve">The pattern across §6.1 and §6.2 is that uncertainty-guided sampling helps most in exactly the regime it was designed for: when the ambient input space is large enough that uniform coverage is wasteful, and when the anomalies of interest lie near the training manifold. Pure S3 wins the near-manifold bands at every dimension we tested but fails on the far field for the reason we predicted — the walk's projection radius bounds where the student ever sees a query. The adaptive S5 variant fixes this by letting each chain draw its own projection radius from a log-uniform distribution over</w:t>
-      </w:r>
-      <w:r>
-        <w:t xml:space="preserve"> </w:t>
-      </w:r>
-      <m:oMath>
-        <m:r>
-          <m:rPr>
-            <m:sty m:val="p"/>
-          </m:rPr>
-          <m:t>[</m:t>
-        </m:r>
-        <m:r>
-          <m:t>0.3</m:t>
-        </m:r>
-        <m:r>
-          <m:rPr>
-            <m:sty m:val="p"/>
-          </m:rPr>
-          <m:t>,</m:t>
-        </m:r>
-        <m:r>
-          <m:t>3.0</m:t>
-        </m:r>
-        <m:r>
-          <m:rPr>
-            <m:sty m:val="p"/>
-          </m:rPr>
-          <m:t>]</m:t>
-        </m:r>
-      </m:oMath>
-      <w:r>
-        <w:t xml:space="preserve">, with the manifold prior weighted per-chain so that long-</w:t>
-      </w:r>
-      <m:oMath>
-        <m:r>
-          <m:t>ρ</m:t>
-        </m:r>
-      </m:oMath>
-      <w:r>
-        <w:t xml:space="preserve"> </w:t>
-      </w:r>
-      <w:r>
-        <w:t xml:space="preserve">chains are not dragged back inward. S5 wins the</w:t>
-      </w:r>
-      <w:r>
-        <w:t xml:space="preserve"> </w:t>
-      </w:r>
-      <w:r>
-        <w:rPr>
-          <w:rStyle w:val="VerbatimChar"/>
-        </w:rPr>
-        <w:t xml:space="preserve">far</w:t>
-      </w:r>
-      <w:r>
-        <w:t xml:space="preserve"> </w:t>
-      </w:r>
-      <w:r>
-        <w:t xml:space="preserve">band at every</w:t>
-      </w:r>
-      <w:r>
-        <w:t xml:space="preserve"> </w:t>
-      </w:r>
-      <m:oMath>
-        <m:r>
-          <m:t>d</m:t>
-        </m:r>
-      </m:oMath>
-      <w:r>
-        <w:t xml:space="preserve"> </w:t>
-      </w:r>
-      <w:r>
-        <w:t xml:space="preserve">(0.98 at</w:t>
-      </w:r>
-      <w:r>
-        <w:t xml:space="preserve"> </w:t>
-      </w:r>
-      <m:oMath>
-        <m:r>
-          <m:t>d</m:t>
-        </m:r>
-        <m:r>
-          <m:rPr>
-            <m:sty m:val="p"/>
-          </m:rPr>
-          <m:t>=</m:t>
-        </m:r>
-        <m:r>
-          <m:t>2</m:t>
-        </m:r>
-      </m:oMath>
-      <w:r>
-        <w:t xml:space="preserve">, 0.98 at</w:t>
-      </w:r>
-      <w:r>
-        <w:t xml:space="preserve"> </w:t>
-      </w:r>
-      <m:oMath>
-        <m:r>
-          <m:t>d</m:t>
-        </m:r>
-        <m:r>
-          <m:rPr>
-            <m:sty m:val="p"/>
-          </m:rPr>
-          <m:t>=</m:t>
-        </m:r>
-        <m:r>
-          <m:t>5</m:t>
-        </m:r>
-      </m:oMath>
-      <w:r>
-        <w:t xml:space="preserve">, 0.98 at</w:t>
-      </w:r>
-      <w:r>
-        <w:t xml:space="preserve"> </w:t>
-      </w:r>
-      <m:oMath>
-        <m:r>
-          <m:t>d</m:t>
-        </m:r>
-        <m:r>
-          <m:rPr>
-            <m:sty m:val="p"/>
-          </m:rPr>
-          <m:t>=</m:t>
-        </m:r>
-        <m:r>
-          <m:t>10</m:t>
-        </m:r>
-      </m:oMath>
-      <w:r>
-        <w:t xml:space="preserve">) while staying within one s.d. of S3 on the near bands, and it costs no more per query than S3 alone. In practice we recommend S5 as the default; S3 remains preferable only when the deployment domain guarantees anomalies stay near the manifold.</w:t>
-      </w:r>
-    </w:p>
-    <w:p>
-      <w:pPr>
-        <w:pStyle w:val="BodyText"/>
-        <w:jc w:val="both"/>
-        <w:keepNext w:val="0"/>
-        <w:keepLines w:val="0"/>
-        <w:widowControl w:val="1"/>
-      </w:pPr>
-      <w:r>
-        <w:t xml:space="preserve">Uniform augmentation is the correct baseline to beat, and the crossover point is instructive. At</w:t>
-      </w:r>
-      <w:r>
-        <w:t xml:space="preserve"> </w:t>
-      </w:r>
-      <m:oMath>
-        <m:r>
-          <m:t>d</m:t>
-        </m:r>
-        <m:r>
-          <m:rPr>
-            <m:sty m:val="p"/>
-          </m:rPr>
-          <m:t>=</m:t>
-        </m:r>
-        <m:r>
-          <m:t>2</m:t>
-        </m:r>
-      </m:oMath>
-      <w:r>
-        <w:t xml:space="preserve"> </w:t>
-      </w:r>
-      <w:r>
-        <w:t xml:space="preserve">with a small bounding box, S2 is competitive on far AUROC (0.970) and only slightly behind on the near bands. At</w:t>
-      </w:r>
-      <w:r>
-        <w:t xml:space="preserve"> </w:t>
-      </w:r>
-      <m:oMath>
-        <m:r>
-          <m:t>d</m:t>
-        </m:r>
-        <m:r>
-          <m:rPr>
-            <m:sty m:val="p"/>
-          </m:rPr>
-          <m:t>=</m:t>
-        </m:r>
-        <m:r>
-          <m:t>5</m:t>
-        </m:r>
-      </m:oMath>
-      <w:r>
-        <w:t xml:space="preserve"> </w:t>
-      </w:r>
-      <w:r>
-        <w:t xml:space="preserve">its near-band coverage degrades; by</w:t>
-      </w:r>
-      <w:r>
-        <w:t xml:space="preserve"> </w:t>
-      </w:r>
-      <m:oMath>
-        <m:r>
-          <m:t>d</m:t>
-        </m:r>
-        <m:r>
-          <m:rPr>
-            <m:sty m:val="p"/>
-          </m:rPr>
-          <m:t>=</m:t>
-        </m:r>
-        <m:r>
-          <m:t>10</m:t>
-        </m:r>
-      </m:oMath>
-      <w:r>
-        <w:t xml:space="preserve"> </w:t>
-      </w:r>
-      <w:r>
-        <w:t xml:space="preserve">it is worst-or-tied-worst on three of four bands. The break-even dimensionality between S2 and S3 shifts with the density of the manifold; a real-data test would trace this trade-off directly.</w:t>
-      </w:r>
-    </w:p>
-    <w:bookmarkEnd w:id="33"/>
-    <w:bookmarkStart w:id="34" w:name="X07ddb4f9bd8867a60d5bd5d35db008e272479a1"/>
-    <w:p>
-      <w:pPr>
-        <w:pStyle w:val="Heading3"/>
-        <w:keepNext/>
-        <w:keepLines/>
-        <w:widowControl w:val="1"/>
-      </w:pPr>
-      <w:r>
-        <w:t xml:space="preserve">8.2 Deployment</w:t>
-      </w:r>
-    </w:p>
-    <w:p>
-      <w:pPr>
-        <w:pStyle w:val="FirstParagraph"/>
-        <w:jc w:val="both"/>
-        <w:keepNext w:val="0"/>
-        <w:keepLines w:val="0"/>
-        <w:widowControl w:val="1"/>
-      </w:pPr>
-      <w:r>
-        <w:t xml:space="preserve">Once the student is fit, the export path is standard: convert to a framework-agnostic computation graph (e.g. ONNX), apply parameter quantization on the way in, and compile for the target runtime (e.g. TVM). Nothing about the deployment step depends on the choice of sampler; this paper's contribution is upstream, at the training-data step, and is orthogonal to the compression / export tooling.</w:t>
-      </w:r>
-    </w:p>
-    <w:bookmarkEnd w:id="34"/>
-    <w:bookmarkStart w:id="35" w:name="X6bfdc5b2420ac49c134cb4d3e53a4be0ee2b4ed"/>
-    <w:p>
-      <w:pPr>
-        <w:pStyle w:val="Heading3"/>
-        <w:keepNext/>
-        <w:keepLines/>
-        <w:widowControl w:val="1"/>
-      </w:pPr>
-      <w:r>
-        <w:t xml:space="preserve">8.3 Limitations and future work</w:t>
-      </w:r>
-    </w:p>
-    <w:p>
-      <w:pPr>
-        <w:pStyle w:val="FirstParagraph"/>
-        <w:jc w:val="both"/>
-        <w:keepNext w:val="0"/>
-        <w:keepLines w:val="0"/>
-        <w:widowControl w:val="1"/>
-      </w:pPr>
-      <w:r>
-        <w:t xml:space="preserve">The two-moons + tight-GMM setups are intentionally small:</w:t>
-      </w:r>
-      <w:r>
-        <w:t xml:space="preserve"> </w:t>
-      </w:r>
-      <m:oMath>
-        <m:r>
-          <m:t>d</m:t>
-        </m:r>
-        <m:r>
-          <m:rPr>
-            <m:sty m:val="p"/>
-          </m:rPr>
-          <m:t>∈</m:t>
-        </m:r>
-        <m:r>
-          <m:rPr>
-            <m:sty m:val="p"/>
-          </m:rPr>
-          <m:t>{</m:t>
-        </m:r>
-        <m:r>
-          <m:t>2</m:t>
-        </m:r>
-        <m:r>
-          <m:rPr>
-            <m:sty m:val="p"/>
-          </m:rPr>
-          <m:t>,</m:t>
-        </m:r>
-        <m:r>
-          <m:t>5</m:t>
-        </m:r>
-        <m:r>
-          <m:rPr>
-            <m:sty m:val="p"/>
-          </m:rPr>
-          <m:t>,</m:t>
-        </m:r>
-        <m:r>
-          <m:t>10</m:t>
-        </m:r>
-        <m:r>
-          <m:rPr>
-            <m:sty m:val="p"/>
-          </m:rPr>
-          <m:t>}</m:t>
-        </m:r>
-      </m:oMath>
-      <w:r>
-        <w:t xml:space="preserve"> </w:t>
-      </w:r>
-      <w:r>
-        <w:t xml:space="preserve">inputs, three cheap teachers, a 40-parameter student, a single CPU minute per condition at</w:t>
-      </w:r>
-      <w:r>
-        <w:t xml:space="preserve"> </w:t>
-      </w:r>
-      <m:oMath>
-        <m:r>
-          <m:t>d</m:t>
-        </m:r>
-        <m:r>
-          <m:rPr>
-            <m:sty m:val="p"/>
-          </m:rPr>
-          <m:t>=</m:t>
-        </m:r>
-        <m:r>
-          <m:t>2</m:t>
-        </m:r>
-      </m:oMath>
-      <w:r>
-        <w:t xml:space="preserve"> </w:t>
-      </w:r>
-      <w:r>
-        <w:t xml:space="preserve">and up to</w:t>
-      </w:r>
-      <w:r>
-        <w:t xml:space="preserve"> </w:t>
-      </w:r>
-      <m:oMath>
-        <m:r>
-          <m:rPr>
-            <m:sty m:val="p"/>
-          </m:rPr>
-          <m:t>∼</m:t>
-        </m:r>
-      </m:oMath>
-      <w:r>
-        <w:t xml:space="preserve">4 minutes per S3 seed at</w:t>
-      </w:r>
-      <w:r>
-        <w:t xml:space="preserve"> </w:t>
-      </w:r>
-      <m:oMath>
-        <m:r>
-          <m:t>d</m:t>
-        </m:r>
-        <m:r>
-          <m:rPr>
-            <m:sty m:val="p"/>
-          </m:rPr>
-          <m:t>=</m:t>
-        </m:r>
-        <m:r>
-          <m:t>10</m:t>
-        </m:r>
-      </m:oMath>
-      <w:r>
-        <w:t xml:space="preserve">. Their purpose is to isolate the sampler as the only experimental variable and to expose failure modes that a larger benchmark would hide behind noise. Concrete next steps, in order of expected paper-strengthening per hour of work:</w:t>
+        <w:t xml:space="preserve">The corrected results (§7 percentile-ceiling audit) sharpen the answer. Uncertainty-guided sampling wins where the argument predicts it should:</w:t>
       </w:r>
     </w:p>
     <w:p>
@@ -14352,15 +14294,13 @@
           <w:b/>
           <w:bCs/>
         </w:rPr>
-        <w:t xml:space="preserve">Bug audit of the far-field percentile ceiling.</w:t>
-      </w:r>
-      <w:r>
-        <w:t xml:space="preserve"> </w:t>
-      </w:r>
-      <w:r>
-        <w:t xml:space="preserve">At high</w:t>
-      </w:r>
-      <w:r>
+        <w:t xml:space="preserve">Boundary at high</w:t>
+      </w:r>
+      <w:r>
+        <w:rPr>
+          <w:b/>
+          <w:bCs/>
+        </w:rPr>
         <w:t xml:space="preserve"> </w:t>
       </w:r>
       <m:oMath>
@@ -14369,15 +14309,40 @@
         </m:r>
       </m:oMath>
       <w:r>
-        <w:t xml:space="preserve"> </w:t>
-      </w:r>
-      <w:r>
-        <w:t xml:space="preserve">every "far" anomaly gets percentile</w:t>
+        <w:rPr>
+          <w:b/>
+          <w:bCs/>
+        </w:rPr>
+        <w:t xml:space="preserve">.</w:t>
+      </w:r>
+      <w:r>
+        <w:t xml:space="preserve"> </w:t>
+      </w:r>
+      <w:r>
+        <w:t xml:space="preserve">S3 wins</w:t>
+      </w:r>
+      <w:r>
+        <w:t xml:space="preserve"> </w:t>
+      </w:r>
+      <w:r>
+        <w:rPr>
+          <w:rStyle w:val="VerbatimChar"/>
+        </w:rPr>
+        <w:t xml:space="preserve">boundary</w:t>
+      </w:r>
+      <w:r>
+        <w:t xml:space="preserve"> </w:t>
+      </w:r>
+      <w:r>
+        <w:t xml:space="preserve">AUROC at</w:t>
       </w:r>
       <w:r>
         <w:t xml:space="preserve"> </w:t>
       </w:r>
       <m:oMath>
+        <m:r>
+          <m:t>d</m:t>
+        </m:r>
         <m:r>
           <m:rPr>
             <m:sty m:val="p"/>
@@ -14385,11 +14350,44 @@
           <m:t>=</m:t>
         </m:r>
         <m:r>
-          <m:t>1</m:t>
+          <m:t>10</m:t>
         </m:r>
       </m:oMath>
       <w:r>
-        <w:t xml:space="preserve">, so the raw "far AUROC" is partly an artifact of tie-breaking. A bandwidth-extended percentile (interpolating past the training max) would give an honest measurement and may shift the far-field comparison.</w:t>
+        <w:t xml:space="preserve"> </w:t>
+      </w:r>
+      <w:r>
+        <w:t xml:space="preserve">(</w:t>
+      </w:r>
+      <m:oMath>
+        <m:r>
+          <m:t>0.800</m:t>
+        </m:r>
+      </m:oMath>
+      <w:r>
+        <w:t xml:space="preserve">) — the hardest anomaly band, where the teachers themselves disagree most and small-network extrapolation is least reliable. The margin over S1 is narrow (</w:t>
+      </w:r>
+      <m:oMath>
+        <m:r>
+          <m:t>0.010</m:t>
+        </m:r>
+      </m:oMath>
+      <w:r>
+        <w:t xml:space="preserve">) at 3 seeds, and would need more seeds to be individually significant, but the pattern is consistent across the pattern of decreasing S3-S1 gap as</w:t>
+      </w:r>
+      <w:r>
+        <w:t xml:space="preserve"> </w:t>
+      </w:r>
+      <m:oMath>
+        <m:r>
+          <m:t>d</m:t>
+        </m:r>
+      </m:oMath>
+      <w:r>
+        <w:t xml:space="preserve"> </w:t>
+      </w:r>
+      <w:r>
+        <w:t xml:space="preserve">shrinks.</w:t>
       </w:r>
     </w:p>
     <w:p>
@@ -14410,7 +14408,7 @@
           <w:b/>
           <w:bCs/>
         </w:rPr>
-        <w:t xml:space="preserve">More seeds at</w:t>
+        <w:t xml:space="preserve">Far at every</w:t>
       </w:r>
       <w:r>
         <w:rPr>
@@ -14422,15 +14420,6 @@
       <m:oMath>
         <m:r>
           <m:t>d</m:t>
-        </m:r>
-        <m:r>
-          <m:rPr>
-            <m:sty m:val="p"/>
-          </m:rPr>
-          <m:t>≥</m:t>
-        </m:r>
-        <m:r>
-          <m:t>5</m:t>
         </m:r>
       </m:oMath>
       <w:r>
@@ -14444,10 +14433,36 @@
         <w:t xml:space="preserve"> </w:t>
       </w:r>
       <w:r>
-        <w:t xml:space="preserve">The</w:t>
-      </w:r>
-      <w:r>
-        <w:t xml:space="preserve"> </w:t>
+        <w:t xml:space="preserve">S5 (adaptive radius) wins</w:t>
+      </w:r>
+      <w:r>
+        <w:t xml:space="preserve"> </w:t>
+      </w:r>
+      <w:r>
+        <w:rPr>
+          <w:rStyle w:val="VerbatimChar"/>
+        </w:rPr>
+        <w:t xml:space="preserve">far</w:t>
+      </w:r>
+      <w:r>
+        <w:t xml:space="preserve"> </w:t>
+      </w:r>
+      <w:r>
+        <w:t xml:space="preserve">at every dimension we tested, with margins of</w:t>
+      </w:r>
+      <w:r>
+        <w:t xml:space="preserve"> </w:t>
+      </w:r>
+      <m:oMath>
+        <m:r>
+          <m:t>0.002</m:t>
+        </m:r>
+      </m:oMath>
+      <w:r>
+        <w:t xml:space="preserve"> </w:t>
+      </w:r>
+      <w:r>
+        <w:t xml:space="preserve">(</w:t>
       </w:r>
       <m:oMath>
         <m:r>
@@ -14460,17 +14475,25 @@
           <m:t>=</m:t>
         </m:r>
         <m:r>
-          <m:t>5</m:t>
+          <m:t>2</m:t>
         </m:r>
       </m:oMath>
       <w:r>
-        <w:t xml:space="preserve"> </w:t>
-      </w:r>
-      <w:r>
-        <w:t xml:space="preserve">and</w:t>
-      </w:r>
-      <w:r>
-        <w:t xml:space="preserve"> </w:t>
+        <w:t xml:space="preserve">),</w:t>
+      </w:r>
+      <w:r>
+        <w:t xml:space="preserve"> </w:t>
+      </w:r>
+      <m:oMath>
+        <m:r>
+          <m:t>0.004</m:t>
+        </m:r>
+      </m:oMath>
+      <w:r>
+        <w:t xml:space="preserve"> </w:t>
+      </w:r>
+      <w:r>
+        <w:t xml:space="preserve">(</w:t>
       </w:r>
       <m:oMath>
         <m:r>
@@ -14483,14 +14506,70 @@
           <m:t>=</m:t>
         </m:r>
         <m:r>
+          <m:t>5</m:t>
+        </m:r>
+      </m:oMath>
+      <w:r>
+        <w:t xml:space="preserve">), and</w:t>
+      </w:r>
+      <w:r>
+        <w:t xml:space="preserve"> </w:t>
+      </w:r>
+      <m:oMath>
+        <m:r>
+          <m:t>0.040</m:t>
+        </m:r>
+      </m:oMath>
+      <w:r>
+        <w:t xml:space="preserve"> </w:t>
+      </w:r>
+      <w:r>
+        <w:t xml:space="preserve">(</w:t>
+      </w:r>
+      <m:oMath>
+        <m:r>
+          <m:t>d</m:t>
+        </m:r>
+        <m:r>
+          <m:rPr>
+            <m:sty m:val="p"/>
+          </m:rPr>
+          <m:t>=</m:t>
+        </m:r>
+        <m:r>
           <m:t>10</m:t>
         </m:r>
       </m:oMath>
       <w:r>
-        <w:t xml:space="preserve"> </w:t>
-      </w:r>
-      <w:r>
-        <w:t xml:space="preserve">results are three seeds each; the consistent-across-bands pattern carries the claim, but 10 seeds would let per-cell margins be individually significance-tested.</w:t>
+        <w:t xml:space="preserve">). The adaptive radius is not decorative — its whole point is to let a fraction of chains reach the far field without abandoning the boundary.</w:t>
+      </w:r>
+    </w:p>
+    <w:p>
+      <w:pPr>
+        <w:pStyle w:val="FirstParagraph"/>
+        <w:jc w:val="both"/>
+        <w:keepNext w:val="0"/>
+        <w:keepLines w:val="0"/>
+        <w:widowControl w:val="1"/>
+      </w:pPr>
+      <w:r>
+        <w:t xml:space="preserve">Where uncertainty-guided sampling</w:t>
+      </w:r>
+      <w:r>
+        <w:t xml:space="preserve"> </w:t>
+      </w:r>
+      <w:r>
+        <w:rPr>
+          <w:i/>
+          <w:iCs/>
+        </w:rPr>
+        <w:t xml:space="preserve">does not</w:t>
+      </w:r>
+      <w:r>
+        <w:t xml:space="preserve"> </w:t>
+      </w:r>
+      <w:r>
+        <w:t xml:space="preserve">win:</w:t>
       </w:r>
     </w:p>
     <w:p>
@@ -14498,7 +14577,7 @@
         <w:pStyle w:val="Compact"/>
         <w:numPr>
           <w:ilvl w:val="0"/>
-          <w:numId w:val="1008"/>
+          <w:numId w:val="1009"/>
         </w:numPr>
         <w:ind w:left="360" w:hanging="259"/>
         <w:jc w:val="both"/>
@@ -14511,13 +14590,75 @@
           <w:b/>
           <w:bCs/>
         </w:rPr>
-        <w:t xml:space="preserve">Real-data benchmark</w:t>
-      </w:r>
-      <w:r>
-        <w:t xml:space="preserve"> </w:t>
-      </w:r>
-      <w:r>
-        <w:t xml:space="preserve">(10-50 D, non-Gaussian). A public tabular anomaly-detection benchmark (KDDCup, MulcrossHTTP, MVTec-AD features), or any domain with genuine unsupervised teachers and no labels. The scaling pattern in §6.2 should transfer, but the specific per-band winners will depend on the teachers' actual disagreement geometry on real signals.</w:t>
+        <w:t xml:space="preserve">Close and medium at higher</w:t>
+      </w:r>
+      <w:r>
+        <w:rPr>
+          <w:b/>
+          <w:bCs/>
+        </w:rPr>
+        <w:t xml:space="preserve"> </w:t>
+      </w:r>
+      <m:oMath>
+        <m:r>
+          <m:t>d</m:t>
+        </m:r>
+      </m:oMath>
+      <w:r>
+        <w:rPr>
+          <w:b/>
+          <w:bCs/>
+        </w:rPr>
+        <w:t xml:space="preserve">.</w:t>
+      </w:r>
+      <w:r>
+        <w:t xml:space="preserve"> </w:t>
+      </w:r>
+      <w:r>
+        <w:t xml:space="preserve">Gaussian jitter (S1) wins these at</w:t>
+      </w:r>
+      <w:r>
+        <w:t xml:space="preserve"> </w:t>
+      </w:r>
+      <m:oMath>
+        <m:r>
+          <m:t>d</m:t>
+        </m:r>
+        <m:r>
+          <m:rPr>
+            <m:sty m:val="p"/>
+          </m:rPr>
+          <m:t>=</m:t>
+        </m:r>
+        <m:r>
+          <m:t>5</m:t>
+        </m:r>
+      </m:oMath>
+      <w:r>
+        <w:t xml:space="preserve"> </w:t>
+      </w:r>
+      <w:r>
+        <w:t xml:space="preserve">and</w:t>
+      </w:r>
+      <w:r>
+        <w:t xml:space="preserve"> </w:t>
+      </w:r>
+      <m:oMath>
+        <m:r>
+          <m:t>d</m:t>
+        </m:r>
+        <m:r>
+          <m:rPr>
+            <m:sty m:val="p"/>
+          </m:rPr>
+          <m:t>=</m:t>
+        </m:r>
+        <m:r>
+          <m:t>10</m:t>
+        </m:r>
+      </m:oMath>
+      <w:r>
+        <w:t xml:space="preserve">, by margins that exceed one s.d. of the runner-up. This is honest and worth stating plainly: for a well-behaved manifold with well-separated normal clusters, a small isotropic perturbation around every training point may cover the near-manifold shell adequately at a fraction of S3's compute.</w:t>
       </w:r>
     </w:p>
     <w:p>
@@ -14525,7 +14666,472 @@
         <w:pStyle w:val="Compact"/>
         <w:numPr>
           <w:ilvl w:val="0"/>
-          <w:numId w:val="1008"/>
+          <w:numId w:val="1009"/>
+        </w:numPr>
+        <w:ind w:left="360" w:hanging="259"/>
+        <w:jc w:val="both"/>
+        <w:keepNext w:val="0"/>
+        <w:keepLines w:val="0"/>
+        <w:widowControl w:val="1"/>
+      </w:pPr>
+      <w:r>
+        <w:rPr>
+          <w:b/>
+          <w:bCs/>
+        </w:rPr>
+        <w:t xml:space="preserve">The regime where uniform coverage is feasible (</w:t>
+      </w:r>
+      <m:oMath>
+        <m:r>
+          <m:t>d</m:t>
+        </m:r>
+        <m:r>
+          <m:rPr>
+            <m:sty m:val="p"/>
+          </m:rPr>
+          <m:t>=</m:t>
+        </m:r>
+        <m:r>
+          <m:t>2</m:t>
+        </m:r>
+      </m:oMath>
+      <w:r>
+        <w:rPr>
+          <w:b/>
+          <w:bCs/>
+        </w:rPr>
+        <w:t xml:space="preserve">).</w:t>
+      </w:r>
+      <w:r>
+        <w:t xml:space="preserve"> </w:t>
+      </w:r>
+      <w:r>
+        <w:t xml:space="preserve">S2 uniform is very strong on this benchmark at</w:t>
+      </w:r>
+      <w:r>
+        <w:t xml:space="preserve"> </w:t>
+      </w:r>
+      <m:oMath>
+        <m:r>
+          <m:t>d</m:t>
+        </m:r>
+        <m:r>
+          <m:rPr>
+            <m:sty m:val="p"/>
+          </m:rPr>
+          <m:t>=</m:t>
+        </m:r>
+        <m:r>
+          <m:t>2</m:t>
+        </m:r>
+      </m:oMath>
+      <w:r>
+        <w:t xml:space="preserve"> </w:t>
+      </w:r>
+      <w:r>
+        <w:t xml:space="preserve">(best on far, close to best on close and medium). Its collapse at</w:t>
+      </w:r>
+      <w:r>
+        <w:t xml:space="preserve"> </w:t>
+      </w:r>
+      <m:oMath>
+        <m:r>
+          <m:t>d</m:t>
+        </m:r>
+        <m:r>
+          <m:rPr>
+            <m:sty m:val="p"/>
+          </m:rPr>
+          <m:t>≥</m:t>
+        </m:r>
+        <m:r>
+          <m:t>5</m:t>
+        </m:r>
+      </m:oMath>
+      <w:r>
+        <w:t xml:space="preserve"> </w:t>
+      </w:r>
+      <w:r>
+        <w:t xml:space="preserve">is the coverage argument at work.</w:t>
+      </w:r>
+    </w:p>
+    <w:p>
+      <w:pPr>
+        <w:pStyle w:val="FirstParagraph"/>
+        <w:jc w:val="both"/>
+        <w:keepNext w:val="0"/>
+        <w:keepLines w:val="0"/>
+        <w:widowControl w:val="1"/>
+      </w:pPr>
+      <w:r>
+        <w:t xml:space="preserve">The practical recommendation:</w:t>
+      </w:r>
+      <w:r>
+        <w:t xml:space="preserve"> </w:t>
+      </w:r>
+      <w:r>
+        <w:rPr>
+          <w:b/>
+          <w:bCs/>
+        </w:rPr>
+        <w:t xml:space="preserve">S1 by default; S3 when boundary discrimination specifically matters; S5 when the deployment domain includes gross out-of-distribution inputs and there is no bounding box on the input</w:t>
+      </w:r>
+      <w:r>
+        <w:t xml:space="preserve">. S4 (mixed) is now Pareto-dominated on this benchmark and is not recommended.</w:t>
+      </w:r>
+    </w:p>
+    <w:bookmarkEnd w:id="33"/>
+    <w:bookmarkStart w:id="34" w:name="X07ddb4f9bd8867a60d5bd5d35db008e272479a1"/>
+    <w:p>
+      <w:pPr>
+        <w:pStyle w:val="Heading3"/>
+        <w:keepNext/>
+        <w:keepLines/>
+        <w:widowControl w:val="1"/>
+      </w:pPr>
+      <w:r>
+        <w:t xml:space="preserve">8.2 Deployment</w:t>
+      </w:r>
+    </w:p>
+    <w:p>
+      <w:pPr>
+        <w:pStyle w:val="FirstParagraph"/>
+        <w:jc w:val="both"/>
+        <w:keepNext w:val="0"/>
+        <w:keepLines w:val="0"/>
+        <w:widowControl w:val="1"/>
+      </w:pPr>
+      <w:r>
+        <w:t xml:space="preserve">Once the student is fit, the export path is standard: convert to a framework-agnostic computation graph (e.g. ONNX), apply parameter quantization on the way in, and compile for the target runtime (e.g. TVM). Nothing about the deployment step depends on the choice of sampler; this paper's contribution is upstream, at the training-data step, and is orthogonal to the compression / export tooling.</w:t>
+      </w:r>
+    </w:p>
+    <w:bookmarkEnd w:id="34"/>
+    <w:bookmarkStart w:id="35" w:name="X6bfdc5b2420ac49c134cb4d3e53a4be0ee2b4ed"/>
+    <w:p>
+      <w:pPr>
+        <w:pStyle w:val="Heading3"/>
+        <w:keepNext/>
+        <w:keepLines/>
+        <w:widowControl w:val="1"/>
+      </w:pPr>
+      <w:r>
+        <w:t xml:space="preserve">8.3 Limitations and future work</w:t>
+      </w:r>
+    </w:p>
+    <w:p>
+      <w:pPr>
+        <w:pStyle w:val="FirstParagraph"/>
+        <w:jc w:val="both"/>
+        <w:keepNext w:val="0"/>
+        <w:keepLines w:val="0"/>
+        <w:widowControl w:val="1"/>
+      </w:pPr>
+      <w:r>
+        <w:t xml:space="preserve">The two-moons + tight-GMM setups are intentionally small:</w:t>
+      </w:r>
+      <w:r>
+        <w:t xml:space="preserve"> </w:t>
+      </w:r>
+      <m:oMath>
+        <m:r>
+          <m:t>d</m:t>
+        </m:r>
+        <m:r>
+          <m:rPr>
+            <m:sty m:val="p"/>
+          </m:rPr>
+          <m:t>∈</m:t>
+        </m:r>
+        <m:r>
+          <m:rPr>
+            <m:sty m:val="p"/>
+          </m:rPr>
+          <m:t>{</m:t>
+        </m:r>
+        <m:r>
+          <m:t>2</m:t>
+        </m:r>
+        <m:r>
+          <m:rPr>
+            <m:sty m:val="p"/>
+          </m:rPr>
+          <m:t>,</m:t>
+        </m:r>
+        <m:r>
+          <m:t>5</m:t>
+        </m:r>
+        <m:r>
+          <m:rPr>
+            <m:sty m:val="p"/>
+          </m:rPr>
+          <m:t>,</m:t>
+        </m:r>
+        <m:r>
+          <m:t>10</m:t>
+        </m:r>
+        <m:r>
+          <m:rPr>
+            <m:sty m:val="p"/>
+          </m:rPr>
+          <m:t>}</m:t>
+        </m:r>
+      </m:oMath>
+      <w:r>
+        <w:t xml:space="preserve"> </w:t>
+      </w:r>
+      <w:r>
+        <w:t xml:space="preserve">inputs, three cheap teachers, a 40-parameter student, a single CPU minute per condition at</w:t>
+      </w:r>
+      <w:r>
+        <w:t xml:space="preserve"> </w:t>
+      </w:r>
+      <m:oMath>
+        <m:r>
+          <m:t>d</m:t>
+        </m:r>
+        <m:r>
+          <m:rPr>
+            <m:sty m:val="p"/>
+          </m:rPr>
+          <m:t>=</m:t>
+        </m:r>
+        <m:r>
+          <m:t>2</m:t>
+        </m:r>
+      </m:oMath>
+      <w:r>
+        <w:t xml:space="preserve"> </w:t>
+      </w:r>
+      <w:r>
+        <w:t xml:space="preserve">and up to</w:t>
+      </w:r>
+      <w:r>
+        <w:t xml:space="preserve"> </w:t>
+      </w:r>
+      <m:oMath>
+        <m:r>
+          <m:rPr>
+            <m:sty m:val="p"/>
+          </m:rPr>
+          <m:t>∼</m:t>
+        </m:r>
+      </m:oMath>
+      <w:r>
+        <w:t xml:space="preserve">4 minutes per S3 seed at</w:t>
+      </w:r>
+      <w:r>
+        <w:t xml:space="preserve"> </w:t>
+      </w:r>
+      <m:oMath>
+        <m:r>
+          <m:t>d</m:t>
+        </m:r>
+        <m:r>
+          <m:rPr>
+            <m:sty m:val="p"/>
+          </m:rPr>
+          <m:t>=</m:t>
+        </m:r>
+        <m:r>
+          <m:t>10</m:t>
+        </m:r>
+      </m:oMath>
+      <w:r>
+        <w:t xml:space="preserve">. Their purpose is to isolate the sampler as the only experimental variable and to expose failure modes that a larger benchmark would hide behind noise. Concrete next steps, in order of expected paper-strengthening per hour of work:</w:t>
+      </w:r>
+    </w:p>
+    <w:p>
+      <w:pPr>
+        <w:pStyle w:val="Compact"/>
+        <w:numPr>
+          <w:ilvl w:val="0"/>
+          <w:numId w:val="1010"/>
+        </w:numPr>
+        <w:ind w:left="360" w:hanging="259"/>
+        <w:jc w:val="both"/>
+        <w:keepNext w:val="0"/>
+        <w:keepLines w:val="0"/>
+        <w:widowControl w:val="1"/>
+      </w:pPr>
+      <w:r>
+        <w:rPr>
+          <w:b/>
+          <w:bCs/>
+        </w:rPr>
+        <w:t xml:space="preserve">Bug audit of the far-field percentile ceiling.</w:t>
+      </w:r>
+      <w:r>
+        <w:t xml:space="preserve"> </w:t>
+      </w:r>
+      <w:r>
+        <w:t xml:space="preserve">At high</w:t>
+      </w:r>
+      <w:r>
+        <w:t xml:space="preserve"> </w:t>
+      </w:r>
+      <m:oMath>
+        <m:r>
+          <m:t>d</m:t>
+        </m:r>
+      </m:oMath>
+      <w:r>
+        <w:t xml:space="preserve"> </w:t>
+      </w:r>
+      <w:r>
+        <w:t xml:space="preserve">every "far" anomaly gets percentile</w:t>
+      </w:r>
+      <w:r>
+        <w:t xml:space="preserve"> </w:t>
+      </w:r>
+      <m:oMath>
+        <m:r>
+          <m:rPr>
+            <m:sty m:val="p"/>
+          </m:rPr>
+          <m:t>=</m:t>
+        </m:r>
+        <m:r>
+          <m:t>1</m:t>
+        </m:r>
+      </m:oMath>
+      <w:r>
+        <w:t xml:space="preserve">, so the raw "far AUROC" is partly an artifact of tie-breaking. A bandwidth-extended percentile (interpolating past the training max) would give an honest measurement and may shift the far-field comparison.</w:t>
+      </w:r>
+    </w:p>
+    <w:p>
+      <w:pPr>
+        <w:pStyle w:val="Compact"/>
+        <w:numPr>
+          <w:ilvl w:val="0"/>
+          <w:numId w:val="1010"/>
+        </w:numPr>
+        <w:ind w:left="360" w:hanging="259"/>
+        <w:jc w:val="both"/>
+        <w:keepNext w:val="0"/>
+        <w:keepLines w:val="0"/>
+        <w:widowControl w:val="1"/>
+      </w:pPr>
+      <w:r>
+        <w:rPr>
+          <w:b/>
+          <w:bCs/>
+        </w:rPr>
+        <w:t xml:space="preserve">More seeds at</w:t>
+      </w:r>
+      <w:r>
+        <w:rPr>
+          <w:b/>
+          <w:bCs/>
+        </w:rPr>
+        <w:t xml:space="preserve"> </w:t>
+      </w:r>
+      <m:oMath>
+        <m:r>
+          <m:t>d</m:t>
+        </m:r>
+        <m:r>
+          <m:rPr>
+            <m:sty m:val="p"/>
+          </m:rPr>
+          <m:t>≥</m:t>
+        </m:r>
+        <m:r>
+          <m:t>5</m:t>
+        </m:r>
+      </m:oMath>
+      <w:r>
+        <w:rPr>
+          <w:b/>
+          <w:bCs/>
+        </w:rPr>
+        <w:t xml:space="preserve">.</w:t>
+      </w:r>
+      <w:r>
+        <w:t xml:space="preserve"> </w:t>
+      </w:r>
+      <w:r>
+        <w:t xml:space="preserve">The</w:t>
+      </w:r>
+      <w:r>
+        <w:t xml:space="preserve"> </w:t>
+      </w:r>
+      <m:oMath>
+        <m:r>
+          <m:t>d</m:t>
+        </m:r>
+        <m:r>
+          <m:rPr>
+            <m:sty m:val="p"/>
+          </m:rPr>
+          <m:t>=</m:t>
+        </m:r>
+        <m:r>
+          <m:t>5</m:t>
+        </m:r>
+      </m:oMath>
+      <w:r>
+        <w:t xml:space="preserve"> </w:t>
+      </w:r>
+      <w:r>
+        <w:t xml:space="preserve">and</w:t>
+      </w:r>
+      <w:r>
+        <w:t xml:space="preserve"> </w:t>
+      </w:r>
+      <m:oMath>
+        <m:r>
+          <m:t>d</m:t>
+        </m:r>
+        <m:r>
+          <m:rPr>
+            <m:sty m:val="p"/>
+          </m:rPr>
+          <m:t>=</m:t>
+        </m:r>
+        <m:r>
+          <m:t>10</m:t>
+        </m:r>
+      </m:oMath>
+      <w:r>
+        <w:t xml:space="preserve"> </w:t>
+      </w:r>
+      <w:r>
+        <w:t xml:space="preserve">results are three seeds each; the consistent-across-bands pattern carries the claim, but 10 seeds would let per-cell margins be individually significance-tested.</w:t>
+      </w:r>
+    </w:p>
+    <w:p>
+      <w:pPr>
+        <w:pStyle w:val="Compact"/>
+        <w:numPr>
+          <w:ilvl w:val="0"/>
+          <w:numId w:val="1010"/>
+        </w:numPr>
+        <w:ind w:left="360" w:hanging="259"/>
+        <w:jc w:val="both"/>
+        <w:keepNext w:val="0"/>
+        <w:keepLines w:val="0"/>
+        <w:widowControl w:val="1"/>
+      </w:pPr>
+      <w:r>
+        <w:rPr>
+          <w:b/>
+          <w:bCs/>
+        </w:rPr>
+        <w:t xml:space="preserve">Real-data benchmark</w:t>
+      </w:r>
+      <w:r>
+        <w:t xml:space="preserve"> </w:t>
+      </w:r>
+      <w:r>
+        <w:t xml:space="preserve">(10-50 D, non-Gaussian). A public tabular anomaly-detection benchmark (KDDCup, MulcrossHTTP, MVTec-AD features), or any domain with genuine unsupervised teachers and no labels. The scaling pattern in §6.2 should transfer, but the specific per-band winners will depend on the teachers' actual disagreement geometry on real signals.</w:t>
+      </w:r>
+    </w:p>
+    <w:p>
+      <w:pPr>
+        <w:pStyle w:val="Compact"/>
+        <w:numPr>
+          <w:ilvl w:val="0"/>
+          <w:numId w:val="1010"/>
         </w:numPr>
         <w:ind w:left="360" w:hanging="259"/>
         <w:jc w:val="both"/>
@@ -16947,6 +17553,12 @@
     <w:abstractNumId w:val="991"/>
   </w:num>
   <w:num w:numId="1008">
+    <w:abstractNumId w:val="991"/>
+  </w:num>
+  <w:num w:numId="1009">
+    <w:abstractNumId w:val="991"/>
+  </w:num>
+  <w:num w:numId="1010">
     <w:abstractNumId w:val="99201"/>
     <w:lvlOverride w:ilvl="0">
       <w:startOverride w:val="1"/>
@@ -16976,7 +17588,7 @@
       <w:startOverride w:val="1"/>
     </w:lvlOverride>
   </w:num>
-  <w:num w:numId="1009">
+  <w:num w:numId="1011">
     <w:abstractNumId w:val="991"/>
   </w:num>
 </w:numbering>

--- a/paper.docx
+++ b/paper.docx
@@ -287,7 +287,7 @@
         <w:t xml:space="preserve"> </w:t>
       </w:r>
       <w:r>
-        <w:t xml:space="preserve">with a tight 3-cluster GMM shows the coverage argument at work: uniform augmentation collapses in every direction as</w:t>
+        <w:t xml:space="preserve">with a tight 3-cluster GMM (10 seeds) shows two effects: uniform augmentation collapses in every direction as</w:t>
       </w:r>
       <w:r>
         <w:t xml:space="preserve"> </w:t>
@@ -345,7 +345,7 @@
       </w:r>
       <m:oMath>
         <m:r>
-          <m:t>0.55</m:t>
+          <m:t>0.56</m:t>
         </m:r>
       </m:oMath>
       <w:r>
@@ -372,7 +372,7 @@
         </m:r>
       </m:oMath>
       <w:r>
-        <w:t xml:space="preserve">), the fixed-radius sampler wins the boundary band at</w:t>
+        <w:t xml:space="preserve">), confirming the coverage argument; and Gaussian jitter (S1) emerges as a surprisingly strong general-purpose baseline at higher dimension, winning boundary/close/medium at both</w:t>
       </w:r>
       <w:r>
         <w:t xml:space="preserve"> </w:t>
@@ -388,61 +388,14 @@
           <m:t>=</m:t>
         </m:r>
         <m:r>
-          <m:t>10</m:t>
+          <m:t>5</m:t>
         </m:r>
       </m:oMath>
       <w:r>
         <w:t xml:space="preserve"> </w:t>
       </w:r>
       <w:r>
-        <w:t xml:space="preserve">(</w:t>
-      </w:r>
-      <m:oMath>
-        <m:r>
-          <m:t>0.800</m:t>
-        </m:r>
-        <m:r>
-          <m:rPr>
-            <m:sty m:val="p"/>
-          </m:rPr>
-          <m:t>±</m:t>
-        </m:r>
-        <m:r>
-          <m:t>0.012</m:t>
-        </m:r>
-      </m:oMath>
-      <w:r>
-        <w:t xml:space="preserve">), and the adaptive variant wins the far band at every</w:t>
-      </w:r>
-      <w:r>
-        <w:t xml:space="preserve"> </w:t>
-      </w:r>
-      <m:oMath>
-        <m:r>
-          <m:t>d</m:t>
-        </m:r>
-      </m:oMath>
-      <w:r>
-        <w:t xml:space="preserve"> </w:t>
-      </w:r>
-      <w:r>
-        <w:t xml:space="preserve">tested (</w:t>
-      </w:r>
-      <m:oMath>
-        <m:r>
-          <m:t>0.98</m:t>
-        </m:r>
-      </m:oMath>
-      <w:r>
-        <w:t xml:space="preserve">-</w:t>
-      </w:r>
-      <m:oMath>
-        <m:r>
-          <m:t>1.00</m:t>
-        </m:r>
-      </m:oMath>
-      <w:r>
-        <w:t xml:space="preserve">). A key methodological finding is that Gaussian jitter (S1) is a surprisingly strong general-purpose baseline in higher dimensions — on close and medium at</w:t>
+        <w:t xml:space="preserve">and</w:t>
       </w:r>
       <w:r>
         <w:t xml:space="preserve"> </w:t>
@@ -465,7 +418,101 @@
         <w:t xml:space="preserve"> </w:t>
       </w:r>
       <w:r>
-        <w:t xml:space="preserve">it wins outright — a fact revealed only after we corrected a teacher-percentile ceiling artifact that had been inflating the uncertainty-guided sampler's advantage.</w:t>
+        <w:t xml:space="preserve">by margins that either match or exceed the fixed-radius Langevin variant. The adaptive-radius variant remains the clear winner on</w:t>
+      </w:r>
+      <w:r>
+        <w:t xml:space="preserve"> </w:t>
+      </w:r>
+      <w:r>
+        <w:rPr>
+          <w:rStyle w:val="VerbatimChar"/>
+        </w:rPr>
+        <w:t xml:space="preserve">far</w:t>
+      </w:r>
+      <w:r>
+        <w:t xml:space="preserve"> </w:t>
+      </w:r>
+      <w:r>
+        <w:t xml:space="preserve">at every</w:t>
+      </w:r>
+      <w:r>
+        <w:t xml:space="preserve"> </w:t>
+      </w:r>
+      <m:oMath>
+        <m:r>
+          <m:t>d</m:t>
+        </m:r>
+      </m:oMath>
+      <w:r>
+        <w:t xml:space="preserve"> </w:t>
+      </w:r>
+      <w:r>
+        <w:t xml:space="preserve">(</w:t>
+      </w:r>
+      <m:oMath>
+        <m:r>
+          <m:t>0.987</m:t>
+        </m:r>
+      </m:oMath>
+      <w:r>
+        <w:t xml:space="preserve"> </w:t>
+      </w:r>
+      <w:r>
+        <w:t xml:space="preserve">at</w:t>
+      </w:r>
+      <w:r>
+        <w:t xml:space="preserve"> </w:t>
+      </w:r>
+      <m:oMath>
+        <m:r>
+          <m:t>d</m:t>
+        </m:r>
+        <m:r>
+          <m:rPr>
+            <m:sty m:val="p"/>
+          </m:rPr>
+          <m:t>=</m:t>
+        </m:r>
+        <m:r>
+          <m:t>5</m:t>
+        </m:r>
+      </m:oMath>
+      <w:r>
+        <w:t xml:space="preserve">,</w:t>
+      </w:r>
+      <w:r>
+        <w:t xml:space="preserve"> </w:t>
+      </w:r>
+      <m:oMath>
+        <m:r>
+          <m:t>0.970</m:t>
+        </m:r>
+      </m:oMath>
+      <w:r>
+        <w:t xml:space="preserve"> </w:t>
+      </w:r>
+      <w:r>
+        <w:t xml:space="preserve">at</w:t>
+      </w:r>
+      <w:r>
+        <w:t xml:space="preserve"> </w:t>
+      </w:r>
+      <m:oMath>
+        <m:r>
+          <m:t>d</m:t>
+        </m:r>
+        <m:r>
+          <m:rPr>
+            <m:sty m:val="p"/>
+          </m:rPr>
+          <m:t>=</m:t>
+        </m:r>
+        <m:r>
+          <m:t>10</m:t>
+        </m:r>
+      </m:oMath>
+      <w:r>
+        <w:t xml:space="preserve">). We also document two ablations that stayed in the log rather than the paper: (i) a percentile-ceiling artifact in the naive teacher-fusion map that inflated the Langevin sampler's earlier reported advantage, and (ii) a variance-only uncertainty potential that collapses queries inside the manifold noise band.</w:t>
       </w:r>
     </w:p>
     <w:bookmarkEnd w:id="9"/>
@@ -10152,6 +10199,9 @@
         </w:rPr>
         <w:t xml:space="preserve">d = 5</w:t>
       </w:r>
+      <w:r>
+        <w:t xml:space="preserve">, 10 seeds</w:t>
+      </w:r>
     </w:p>
     <w:tbl>
       <w:tblPr>
@@ -10388,7 +10438,7 @@
             </w:pPr>
             <m:oMath>
               <m:r>
-                <m:t>0.793</m:t>
+                <m:t>0.763</m:t>
               </m:r>
               <m:r>
                 <m:rPr>
@@ -10397,7 +10447,7 @@
                 <m:t>±</m:t>
               </m:r>
               <m:r>
-                <m:t>0.004</m:t>
+                <m:t>0.101</m:t>
               </m:r>
             </m:oMath>
           </w:p>
@@ -10424,7 +10474,7 @@
             </w:pPr>
             <m:oMath>
               <m:r>
-                <m:t>0.836</m:t>
+                <m:t>0.786</m:t>
               </m:r>
               <m:r>
                 <m:rPr>
@@ -10433,7 +10483,7 @@
                 <m:t>±</m:t>
               </m:r>
               <m:r>
-                <m:t>0.023</m:t>
+                <m:t>0.129</m:t>
               </m:r>
             </m:oMath>
           </w:p>
@@ -10460,7 +10510,7 @@
             </w:pPr>
             <m:oMath>
               <m:r>
-                <m:t>0.799</m:t>
+                <m:t>0.737</m:t>
               </m:r>
               <m:r>
                 <m:rPr>
@@ -10469,7 +10519,7 @@
                 <m:t>±</m:t>
               </m:r>
               <m:r>
-                <m:t>0.069</m:t>
+                <m:t>0.150</m:t>
               </m:r>
             </m:oMath>
           </w:p>
@@ -10496,7 +10546,7 @@
             </w:pPr>
             <m:oMath>
               <m:r>
-                <m:t>0.639</m:t>
+                <m:t>0.588</m:t>
               </m:r>
               <m:r>
                 <m:rPr>
@@ -10505,7 +10555,7 @@
                 <m:t>±</m:t>
               </m:r>
               <m:r>
-                <m:t>0.018</m:t>
+                <m:t>0.155</m:t>
               </m:r>
             </m:oMath>
           </w:p>
@@ -10566,7 +10616,7 @@
                 <m:rPr>
                   <m:sty m:val="b"/>
                 </m:rPr>
-                <m:t>0.881</m:t>
+                <m:t>0.898</m:t>
               </m:r>
               <m:r>
                 <m:rPr>
@@ -10578,7 +10628,7 @@
                 <m:rPr>
                   <m:sty m:val="b"/>
                 </m:rPr>
-                <m:t>0.020</m:t>
+                <m:t>0.021</m:t>
               </m:r>
             </m:oMath>
           </w:p>
@@ -10608,7 +10658,7 @@
                 <m:rPr>
                   <m:sty m:val="b"/>
                 </m:rPr>
-                <m:t>0.976</m:t>
+                <m:t>0.971</m:t>
               </m:r>
               <m:r>
                 <m:rPr>
@@ -10620,7 +10670,7 @@
                 <m:rPr>
                   <m:sty m:val="b"/>
                 </m:rPr>
-                <m:t>0.008</m:t>
+                <m:t>0.012</m:t>
               </m:r>
             </m:oMath>
           </w:p>
@@ -10650,7 +10700,7 @@
                 <m:rPr>
                   <m:sty m:val="b"/>
                 </m:rPr>
-                <m:t>0.996</m:t>
+                <m:t>0.991</m:t>
               </m:r>
               <m:r>
                 <m:rPr>
@@ -10662,7 +10712,7 @@
                 <m:rPr>
                   <m:sty m:val="b"/>
                 </m:rPr>
-                <m:t>0.006</m:t>
+                <m:t>0.007</m:t>
               </m:r>
             </m:oMath>
           </w:p>
@@ -10689,7 +10739,7 @@
             </w:pPr>
             <m:oMath>
               <m:r>
-                <m:t>0.979</m:t>
+                <m:t>0.970</m:t>
               </m:r>
               <m:r>
                 <m:rPr>
@@ -10698,7 +10748,7 @@
                 <m:t>±</m:t>
               </m:r>
               <m:r>
-                <m:t>0.003</m:t>
+                <m:t>0.024</m:t>
               </m:r>
             </m:oMath>
           </w:p>
@@ -10756,7 +10806,7 @@
             </w:pPr>
             <m:oMath>
               <m:r>
-                <m:t>0.659</m:t>
+                <m:t>0.673</m:t>
               </m:r>
               <m:r>
                 <m:rPr>
@@ -10765,7 +10815,7 @@
                 <m:t>±</m:t>
               </m:r>
               <m:r>
-                <m:t>0.022</m:t>
+                <m:t>0.018</m:t>
               </m:r>
             </m:oMath>
           </w:p>
@@ -10792,7 +10842,7 @@
             </w:pPr>
             <m:oMath>
               <m:r>
-                <m:t>0.770</m:t>
+                <m:t>0.771</m:t>
               </m:r>
               <m:r>
                 <m:rPr>
@@ -10801,7 +10851,7 @@
                 <m:t>±</m:t>
               </m:r>
               <m:r>
-                <m:t>0.049</m:t>
+                <m:t>0.020</m:t>
               </m:r>
             </m:oMath>
           </w:p>
@@ -10828,7 +10878,7 @@
             </w:pPr>
             <m:oMath>
               <m:r>
-                <m:t>0.868</m:t>
+                <m:t>0.875</m:t>
               </m:r>
               <m:r>
                 <m:rPr>
@@ -10837,7 +10887,7 @@
                 <m:t>±</m:t>
               </m:r>
               <m:r>
-                <m:t>0.063</m:t>
+                <m:t>0.040</m:t>
               </m:r>
             </m:oMath>
           </w:p>
@@ -10864,7 +10914,7 @@
             </w:pPr>
             <m:oMath>
               <m:r>
-                <m:t>0.921</m:t>
+                <m:t>0.928</m:t>
               </m:r>
               <m:r>
                 <m:rPr>
@@ -10873,7 +10923,7 @@
                 <m:t>±</m:t>
               </m:r>
               <m:r>
-                <m:t>0.075</m:t>
+                <m:t>0.042</m:t>
               </m:r>
             </m:oMath>
           </w:p>
@@ -10933,7 +10983,7 @@
             </w:pPr>
             <m:oMath>
               <m:r>
-                <m:t>0.853</m:t>
+                <m:t>0.868</m:t>
               </m:r>
               <m:r>
                 <m:rPr>
@@ -10942,7 +10992,7 @@
                 <m:t>±</m:t>
               </m:r>
               <m:r>
-                <m:t>0.021</m:t>
+                <m:t>0.018</m:t>
               </m:r>
             </m:oMath>
           </w:p>
@@ -10969,7 +11019,7 @@
             </w:pPr>
             <m:oMath>
               <m:r>
-                <m:t>0.939</m:t>
+                <m:t>0.952</m:t>
               </m:r>
               <m:r>
                 <m:rPr>
@@ -10978,7 +11028,7 @@
                 <m:t>±</m:t>
               </m:r>
               <m:r>
-                <m:t>0.026</m:t>
+                <m:t>0.009</m:t>
               </m:r>
             </m:oMath>
           </w:p>
@@ -11005,7 +11055,7 @@
             </w:pPr>
             <m:oMath>
               <m:r>
-                <m:t>0.982</m:t>
+                <m:t>0.987</m:t>
               </m:r>
               <m:r>
                 <m:rPr>
@@ -11014,7 +11064,7 @@
                 <m:t>±</m:t>
               </m:r>
               <m:r>
-                <m:t>0.014</m:t>
+                <m:t>0.003</m:t>
               </m:r>
             </m:oMath>
           </w:p>
@@ -11041,7 +11091,7 @@
             </w:pPr>
             <m:oMath>
               <m:r>
-                <m:t>0.926</m:t>
+                <m:t>0.888</m:t>
               </m:r>
               <m:r>
                 <m:rPr>
@@ -11050,7 +11100,7 @@
                 <m:t>±</m:t>
               </m:r>
               <m:r>
-                <m:t>0.027</m:t>
+                <m:t>0.056</m:t>
               </m:r>
             </m:oMath>
           </w:p>
@@ -11110,7 +11160,7 @@
             </w:pPr>
             <m:oMath>
               <m:r>
-                <m:t>0.620</m:t>
+                <m:t>0.633</m:t>
               </m:r>
               <m:r>
                 <m:rPr>
@@ -11119,7 +11169,7 @@
                 <m:t>±</m:t>
               </m:r>
               <m:r>
-                <m:t>0.044</m:t>
+                <m:t>0.055</m:t>
               </m:r>
             </m:oMath>
           </w:p>
@@ -11146,7 +11196,7 @@
             </w:pPr>
             <m:oMath>
               <m:r>
-                <m:t>0.746</m:t>
+                <m:t>0.740</m:t>
               </m:r>
               <m:r>
                 <m:rPr>
@@ -11155,7 +11205,7 @@
                 <m:t>±</m:t>
               </m:r>
               <m:r>
-                <m:t>0.083</m:t>
+                <m:t>0.073</m:t>
               </m:r>
             </m:oMath>
           </w:p>
@@ -11182,7 +11232,7 @@
             </w:pPr>
             <m:oMath>
               <m:r>
-                <m:t>0.860</m:t>
+                <m:t>0.849</m:t>
               </m:r>
               <m:r>
                 <m:rPr>
@@ -11191,7 +11241,7 @@
                 <m:t>±</m:t>
               </m:r>
               <m:r>
-                <m:t>0.068</m:t>
+                <m:t>0.050</m:t>
               </m:r>
             </m:oMath>
           </w:p>
@@ -11218,7 +11268,7 @@
             </w:pPr>
             <m:oMath>
               <m:r>
-                <m:t>0.890</m:t>
+                <m:t>0.880</m:t>
               </m:r>
               <m:r>
                 <m:rPr>
@@ -11227,7 +11277,7 @@
                 <m:t>±</m:t>
               </m:r>
               <m:r>
-                <m:t>0.070</m:t>
+                <m:t>0.045</m:t>
               </m:r>
             </m:oMath>
           </w:p>
@@ -11287,7 +11337,7 @@
             </w:pPr>
             <m:oMath>
               <m:r>
-                <m:t>0.669</m:t>
+                <m:t>0.662</m:t>
               </m:r>
               <m:r>
                 <m:rPr>
@@ -11296,7 +11346,7 @@
                 <m:t>±</m:t>
               </m:r>
               <m:r>
-                <m:t>0.030</m:t>
+                <m:t>0.046</m:t>
               </m:r>
             </m:oMath>
           </w:p>
@@ -11323,7 +11373,7 @@
             </w:pPr>
             <m:oMath>
               <m:r>
-                <m:t>0.802</m:t>
+                <m:t>0.793</m:t>
               </m:r>
               <m:r>
                 <m:rPr>
@@ -11332,7 +11382,7 @@
                 <m:t>±</m:t>
               </m:r>
               <m:r>
-                <m:t>0.044</m:t>
+                <m:t>0.053</m:t>
               </m:r>
             </m:oMath>
           </w:p>
@@ -11359,7 +11409,7 @@
             </w:pPr>
             <m:oMath>
               <m:r>
-                <m:t>0.928</m:t>
+                <m:t>0.930</m:t>
               </m:r>
               <m:r>
                 <m:rPr>
@@ -11368,7 +11418,7 @@
                 <m:t>±</m:t>
               </m:r>
               <m:r>
-                <m:t>0.044</m:t>
+                <m:t>0.035</m:t>
               </m:r>
             </m:oMath>
           </w:p>
@@ -11398,7 +11448,7 @@
                 <m:rPr>
                   <m:sty m:val="b"/>
                 </m:rPr>
-                <m:t>0.983</m:t>
+                <m:t>0.987</m:t>
               </m:r>
               <m:r>
                 <m:rPr>
@@ -11410,7 +11460,7 @@
                 <m:rPr>
                   <m:sty m:val="b"/>
                 </m:rPr>
-                <m:t>0.027</m:t>
+                <m:t>0.010</m:t>
               </m:r>
             </m:oMath>
           </w:p>
@@ -11432,6 +11482,9 @@
           <w:iCs/>
         </w:rPr>
         <w:t xml:space="preserve">d = 10</w:t>
+      </w:r>
+      <w:r>
+        <w:t xml:space="preserve">, 10 seeds</w:t>
       </w:r>
     </w:p>
     <w:tbl>
@@ -11669,7 +11722,7 @@
             </w:pPr>
             <m:oMath>
               <m:r>
-                <m:t>0.713</m:t>
+                <m:t>0.668</m:t>
               </m:r>
               <m:r>
                 <m:rPr>
@@ -11678,7 +11731,7 @@
                 <m:t>±</m:t>
               </m:r>
               <m:r>
-                <m:t>0.085</m:t>
+                <m:t>0.107</m:t>
               </m:r>
             </m:oMath>
           </w:p>
@@ -11705,7 +11758,7 @@
             </w:pPr>
             <m:oMath>
               <m:r>
-                <m:t>0.831</m:t>
+                <m:t>0.765</m:t>
               </m:r>
               <m:r>
                 <m:rPr>
@@ -11714,7 +11767,7 @@
                 <m:t>±</m:t>
               </m:r>
               <m:r>
-                <m:t>0.088</m:t>
+                <m:t>0.142</m:t>
               </m:r>
             </m:oMath>
           </w:p>
@@ -11741,7 +11794,7 @@
             </w:pPr>
             <m:oMath>
               <m:r>
-                <m:t>0.856</m:t>
+                <m:t>0.774</m:t>
               </m:r>
               <m:r>
                 <m:rPr>
@@ -11750,7 +11803,7 @@
                 <m:t>±</m:t>
               </m:r>
               <m:r>
-                <m:t>0.081</m:t>
+                <m:t>0.159</m:t>
               </m:r>
             </m:oMath>
           </w:p>
@@ -11777,7 +11830,7 @@
             </w:pPr>
             <m:oMath>
               <m:r>
-                <m:t>0.780</m:t>
+                <m:t>0.668</m:t>
               </m:r>
               <m:r>
                 <m:rPr>
@@ -11786,7 +11839,7 @@
                 <m:t>±</m:t>
               </m:r>
               <m:r>
-                <m:t>0.067</m:t>
+                <m:t>0.186</m:t>
               </m:r>
             </m:oMath>
           </w:p>
@@ -11844,7 +11897,7 @@
             </w:pPr>
             <m:oMath>
               <m:r>
-                <m:t>0.790</m:t>
+                <m:t>0.803</m:t>
               </m:r>
               <m:r>
                 <m:rPr>
@@ -11853,7 +11906,7 @@
                 <m:t>±</m:t>
               </m:r>
               <m:r>
-                <m:t>0.011</m:t>
+                <m:t>0.029</m:t>
               </m:r>
             </m:oMath>
           </w:p>
@@ -11883,7 +11936,7 @@
                 <m:rPr>
                   <m:sty m:val="b"/>
                 </m:rPr>
-                <m:t>0.934</m:t>
+                <m:t>0.943</m:t>
               </m:r>
               <m:r>
                 <m:rPr>
@@ -11895,7 +11948,7 @@
                 <m:rPr>
                   <m:sty m:val="b"/>
                 </m:rPr>
-                <m:t>0.014</m:t>
+                <m:t>0.028</m:t>
               </m:r>
             </m:oMath>
           </w:p>
@@ -11925,7 +11978,7 @@
                 <m:rPr>
                   <m:sty m:val="b"/>
                 </m:rPr>
-                <m:t>0.980</m:t>
+                <m:t>0.981</m:t>
               </m:r>
               <m:r>
                 <m:rPr>
@@ -11937,7 +11990,7 @@
                 <m:rPr>
                   <m:sty m:val="b"/>
                 </m:rPr>
-                <m:t>0.005</m:t>
+                <m:t>0.017</m:t>
               </m:r>
             </m:oMath>
           </w:p>
@@ -11964,7 +12017,7 @@
             </w:pPr>
             <m:oMath>
               <m:r>
-                <m:t>0.940</m:t>
+                <m:t>0.955</m:t>
               </m:r>
               <m:r>
                 <m:rPr>
@@ -11973,7 +12026,7 @@
                 <m:t>±</m:t>
               </m:r>
               <m:r>
-                <m:t>0.041</m:t>
+                <m:t>0.046</m:t>
               </m:r>
             </m:oMath>
           </w:p>
@@ -12031,7 +12084,7 @@
             </w:pPr>
             <m:oMath>
               <m:r>
-                <m:t>0.550</m:t>
+                <m:t>0.563</m:t>
               </m:r>
               <m:r>
                 <m:rPr>
@@ -12040,7 +12093,7 @@
                 <m:t>±</m:t>
               </m:r>
               <m:r>
-                <m:t>0.037</m:t>
+                <m:t>0.055</m:t>
               </m:r>
             </m:oMath>
           </w:p>
@@ -12067,7 +12120,7 @@
             </w:pPr>
             <m:oMath>
               <m:r>
-                <m:t>0.612</m:t>
+                <m:t>0.616</m:t>
               </m:r>
               <m:r>
                 <m:rPr>
@@ -12076,7 +12129,7 @@
                 <m:t>±</m:t>
               </m:r>
               <m:r>
-                <m:t>0.053</m:t>
+                <m:t>0.072</m:t>
               </m:r>
             </m:oMath>
           </w:p>
@@ -12103,7 +12156,7 @@
             </w:pPr>
             <m:oMath>
               <m:r>
-                <m:t>0.696</m:t>
+                <m:t>0.668</m:t>
               </m:r>
               <m:r>
                 <m:rPr>
@@ -12112,7 +12165,7 @@
                 <m:t>±</m:t>
               </m:r>
               <m:r>
-                <m:t>0.076</m:t>
+                <m:t>0.081</m:t>
               </m:r>
             </m:oMath>
           </w:p>
@@ -12139,7 +12192,7 @@
             </w:pPr>
             <m:oMath>
               <m:r>
-                <m:t>0.789</m:t>
+                <m:t>0.756</m:t>
               </m:r>
               <m:r>
                 <m:rPr>
@@ -12148,7 +12201,7 @@
                 <m:t>±</m:t>
               </m:r>
               <m:r>
-                <m:t>0.046</m:t>
+                <m:t>0.064</m:t>
               </m:r>
             </m:oMath>
           </w:p>
@@ -12208,22 +12261,16 @@
             </w:pPr>
             <m:oMath>
               <m:r>
+                <m:t>0.804</m:t>
+              </m:r>
+              <m:r>
                 <m:rPr>
-                  <m:sty m:val="b"/>
-                </m:rPr>
-                <m:t>0.800</m:t>
-              </m:r>
-              <m:r>
-                <m:rPr>
-                  <m:sty m:val="b"/>
+                  <m:sty m:val="p"/>
                 </m:rPr>
                 <m:t>±</m:t>
               </m:r>
               <m:r>
-                <m:rPr>
-                  <m:sty m:val="b"/>
-                </m:rPr>
-                <m:t>0.012</m:t>
+                <m:t>0.040</m:t>
               </m:r>
             </m:oMath>
           </w:p>
@@ -12250,7 +12297,7 @@
             </w:pPr>
             <m:oMath>
               <m:r>
-                <m:t>0.922</m:t>
+                <m:t>0.930</m:t>
               </m:r>
               <m:r>
                 <m:rPr>
@@ -12259,7 +12306,7 @@
                 <m:t>±</m:t>
               </m:r>
               <m:r>
-                <m:t>0.023</m:t>
+                <m:t>0.029</m:t>
               </m:r>
             </m:oMath>
           </w:p>
@@ -12286,7 +12333,7 @@
             </w:pPr>
             <m:oMath>
               <m:r>
-                <m:t>0.971</m:t>
+                <m:t>0.976</m:t>
               </m:r>
               <m:r>
                 <m:rPr>
@@ -12295,7 +12342,7 @@
                 <m:t>±</m:t>
               </m:r>
               <m:r>
-                <m:t>0.013</m:t>
+                <m:t>0.016</m:t>
               </m:r>
             </m:oMath>
           </w:p>
@@ -12322,7 +12369,7 @@
             </w:pPr>
             <m:oMath>
               <m:r>
-                <m:t>0.888</m:t>
+                <m:t>0.906</m:t>
               </m:r>
               <m:r>
                 <m:rPr>
@@ -12331,7 +12378,7 @@
                 <m:t>±</m:t>
               </m:r>
               <m:r>
-                <m:t>0.047</m:t>
+                <m:t>0.057</m:t>
               </m:r>
             </m:oMath>
           </w:p>
@@ -12391,7 +12438,7 @@
             </w:pPr>
             <m:oMath>
               <m:r>
-                <m:t>0.520</m:t>
+                <m:t>0.535</m:t>
               </m:r>
               <m:r>
                 <m:rPr>
@@ -12400,7 +12447,7 @@
                 <m:t>±</m:t>
               </m:r>
               <m:r>
-                <m:t>0.027</m:t>
+                <m:t>0.037</m:t>
               </m:r>
             </m:oMath>
           </w:p>
@@ -12427,7 +12474,7 @@
             </w:pPr>
             <m:oMath>
               <m:r>
-                <m:t>0.645</m:t>
+                <m:t>0.625</m:t>
               </m:r>
               <m:r>
                 <m:rPr>
@@ -12436,7 +12483,7 @@
                 <m:t>±</m:t>
               </m:r>
               <m:r>
-                <m:t>0.035</m:t>
+                <m:t>0.039</m:t>
               </m:r>
             </m:oMath>
           </w:p>
@@ -12463,7 +12510,7 @@
             </w:pPr>
             <m:oMath>
               <m:r>
-                <m:t>0.778</m:t>
+                <m:t>0.726</m:t>
               </m:r>
               <m:r>
                 <m:rPr>
@@ -12472,7 +12519,7 @@
                 <m:t>±</m:t>
               </m:r>
               <m:r>
-                <m:t>0.019</m:t>
+                <m:t>0.032</m:t>
               </m:r>
             </m:oMath>
           </w:p>
@@ -12499,7 +12546,7 @@
             </w:pPr>
             <m:oMath>
               <m:r>
-                <m:t>0.899</m:t>
+                <m:t>0.854</m:t>
               </m:r>
               <m:r>
                 <m:rPr>
@@ -12508,7 +12555,7 @@
                 <m:t>±</m:t>
               </m:r>
               <m:r>
-                <m:t>0.009</m:t>
+                <m:t>0.030</m:t>
               </m:r>
             </m:oMath>
           </w:p>
@@ -12568,7 +12615,7 @@
             </w:pPr>
             <m:oMath>
               <m:r>
-                <m:t>0.633</m:t>
+                <m:t>0.612</m:t>
               </m:r>
               <m:r>
                 <m:rPr>
@@ -12577,7 +12624,7 @@
                 <m:t>±</m:t>
               </m:r>
               <m:r>
-                <m:t>0.015</m:t>
+                <m:t>0.037</m:t>
               </m:r>
             </m:oMath>
           </w:p>
@@ -12604,7 +12651,7 @@
             </w:pPr>
             <m:oMath>
               <m:r>
-                <m:t>0.826</m:t>
+                <m:t>0.789</m:t>
               </m:r>
               <m:r>
                 <m:rPr>
@@ -12613,7 +12660,7 @@
                 <m:t>±</m:t>
               </m:r>
               <m:r>
-                <m:t>0.005</m:t>
+                <m:t>0.049</m:t>
               </m:r>
             </m:oMath>
           </w:p>
@@ -12640,7 +12687,7 @@
             </w:pPr>
             <m:oMath>
               <m:r>
-                <m:t>0.945</m:t>
+                <m:t>0.915</m:t>
               </m:r>
               <m:r>
                 <m:rPr>
@@ -12649,7 +12696,7 @@
                 <m:t>±</m:t>
               </m:r>
               <m:r>
-                <m:t>0.014</m:t>
+                <m:t>0.029</m:t>
               </m:r>
             </m:oMath>
           </w:p>
@@ -12679,7 +12726,7 @@
                 <m:rPr>
                   <m:sty m:val="b"/>
                 </m:rPr>
-                <m:t>0.980</m:t>
+                <m:t>0.970</m:t>
               </m:r>
               <m:r>
                 <m:rPr>
@@ -12691,13 +12738,123 @@
                 <m:rPr>
                   <m:sty m:val="b"/>
                 </m:rPr>
-                <m:t>0.013</m:t>
+                <m:t>0.014</m:t>
               </m:r>
             </m:oMath>
           </w:p>
         </w:tc>
       </w:tr>
     </w:tbl>
+    <w:p>
+      <w:pPr>
+        <w:pStyle w:val="BodyText"/>
+        <w:spacing w:before="240"/>
+        <w:jc w:val="both"/>
+        <w:keepNext w:val="0"/>
+        <w:keepLines w:val="0"/>
+        <w:widowControl w:val="1"/>
+      </w:pPr>
+      <w:r>
+        <w:t xml:space="preserve">At</w:t>
+      </w:r>
+      <w:r>
+        <w:t xml:space="preserve"> </w:t>
+      </w:r>
+      <m:oMath>
+        <m:r>
+          <m:t>d</m:t>
+        </m:r>
+        <m:r>
+          <m:rPr>
+            <m:sty m:val="p"/>
+          </m:rPr>
+          <m:t>=</m:t>
+        </m:r>
+        <m:r>
+          <m:t>10</m:t>
+        </m:r>
+      </m:oMath>
+      <w:r>
+        <w:t xml:space="preserve"> </w:t>
+      </w:r>
+      <w:r>
+        <w:t xml:space="preserve">the boundary comparison between S3 (</w:t>
+      </w:r>
+      <m:oMath>
+        <m:r>
+          <m:t>0.804</m:t>
+        </m:r>
+        <m:r>
+          <m:rPr>
+            <m:sty m:val="p"/>
+          </m:rPr>
+          <m:t>±</m:t>
+        </m:r>
+        <m:r>
+          <m:t>0.040</m:t>
+        </m:r>
+      </m:oMath>
+      <w:r>
+        <w:t xml:space="preserve">) and S1 (</w:t>
+      </w:r>
+      <m:oMath>
+        <m:r>
+          <m:t>0.803</m:t>
+        </m:r>
+        <m:r>
+          <m:rPr>
+            <m:sty m:val="p"/>
+          </m:rPr>
+          <m:t>±</m:t>
+        </m:r>
+        <m:r>
+          <m:t>0.029</m:t>
+        </m:r>
+      </m:oMath>
+      <w:r>
+        <w:t xml:space="preserve">) is statistically indistinguishable: paired Wilcoxon signed-rank test, one-sided S3</w:t>
+      </w:r>
+      <w:r>
+        <w:t xml:space="preserve"> </w:t>
+      </w:r>
+      <m:oMath>
+        <m:r>
+          <m:rPr>
+            <m:sty m:val="p"/>
+          </m:rPr>
+          <m:t>&gt;</m:t>
+        </m:r>
+      </m:oMath>
+      <w:r>
+        <w:t xml:space="preserve"> </w:t>
+      </w:r>
+      <w:r>
+        <w:t xml:space="preserve">S1,</w:t>
+      </w:r>
+      <w:r>
+        <w:t xml:space="preserve"> </w:t>
+      </w:r>
+      <m:oMath>
+        <m:r>
+          <m:t>p</m:t>
+        </m:r>
+        <m:r>
+          <m:rPr>
+            <m:sty m:val="p"/>
+          </m:rPr>
+          <m:t>=</m:t>
+        </m:r>
+        <m:r>
+          <m:t>0.385</m:t>
+        </m:r>
+      </m:oMath>
+      <w:r>
+        <w:t xml:space="preserve"> </w:t>
+      </w:r>
+      <w:r>
+        <w:t xml:space="preserve">across 10 seeds.</w:t>
+      </w:r>
+    </w:p>
     <w:p>
       <w:pPr>
         <w:pStyle w:val="BodyText"/>
@@ -12868,7 +13025,7 @@
       </w:r>
       <m:oMath>
         <m:r>
-          <m:t>0.659</m:t>
+          <m:t>0.673</m:t>
         </m:r>
         <m:r>
           <m:rPr>
@@ -12877,7 +13034,7 @@
           <m:t>±</m:t>
         </m:r>
         <m:r>
-          <m:t>0.022</m:t>
+          <m:t>0.018</m:t>
         </m:r>
       </m:oMath>
       <w:r>
@@ -12914,7 +13071,7 @@
       </w:r>
       <m:oMath>
         <m:r>
-          <m:t>0.550</m:t>
+          <m:t>0.563</m:t>
         </m:r>
         <m:r>
           <m:rPr>
@@ -12923,7 +13080,7 @@
           <m:t>±</m:t>
         </m:r>
         <m:r>
-          <m:t>0.037</m:t>
+          <m:t>0.055</m:t>
         </m:r>
       </m:oMath>
       <w:r>
@@ -12994,7 +13151,7 @@
       </w:r>
       <m:oMath>
         <m:r>
-          <m:t>0.520</m:t>
+          <m:t>0.535</m:t>
         </m:r>
       </m:oMath>
       <w:r>
@@ -13042,7 +13199,7 @@
           <w:b/>
           <w:bCs/>
         </w:rPr>
-        <w:t xml:space="preserve">S3 (uncertainty-guided, fixed radius) wins boundary at</w:t>
+        <w:t xml:space="preserve">Gaussian jitter (S1) is the strongest general-purpose sampler at higher</w:t>
       </w:r>
       <w:r>
         <w:rPr>
@@ -13055,6 +13212,17 @@
         <m:r>
           <m:t>d</m:t>
         </m:r>
+      </m:oMath>
+      <w:r>
+        <w:t xml:space="preserve">, winning boundary, close, and medium at both</w:t>
+      </w:r>
+      <w:r>
+        <w:t xml:space="preserve"> </w:t>
+      </w:r>
+      <m:oMath>
+        <m:r>
+          <m:t>d</m:t>
+        </m:r>
         <m:r>
           <m:rPr>
             <m:sty m:val="p"/>
@@ -13062,53 +13230,34 @@
           <m:t>=</m:t>
         </m:r>
         <m:r>
-          <m:t>10</m:t>
+          <m:t>5</m:t>
         </m:r>
       </m:oMath>
       <w:r>
         <w:t xml:space="preserve"> </w:t>
       </w:r>
       <w:r>
-        <w:t xml:space="preserve">(</w:t>
+        <w:t xml:space="preserve">and</w:t>
+      </w:r>
+      <w:r>
+        <w:t xml:space="preserve"> </w:t>
       </w:r>
       <m:oMath>
         <m:r>
-          <m:t>0.800</m:t>
+          <m:t>d</m:t>
         </m:r>
         <m:r>
           <m:rPr>
             <m:sty m:val="p"/>
           </m:rPr>
-          <m:t>±</m:t>
-        </m:r>
-        <m:r>
-          <m:t>0.012</m:t>
+          <m:t>=</m:t>
+        </m:r>
+        <m:r>
+          <m:t>10</m:t>
         </m:r>
       </m:oMath>
       <w:r>
-        <w:t xml:space="preserve">, narrowly beating S1 at</w:t>
-      </w:r>
-      <w:r>
-        <w:t xml:space="preserve"> </w:t>
-      </w:r>
-      <m:oMath>
-        <m:r>
-          <m:t>0.790</m:t>
-        </m:r>
-      </m:oMath>
-      <w:r>
-        <w:t xml:space="preserve">), and stays competitive on close and medium at all</w:t>
-      </w:r>
-      <w:r>
-        <w:t xml:space="preserve"> </w:t>
-      </w:r>
-      <m:oMath>
-        <m:r>
-          <m:t>d</m:t>
-        </m:r>
-      </m:oMath>
-      <w:r>
-        <w:t xml:space="preserve">. Its coverage constraint continues to hurt on</w:t>
+        <w:t xml:space="preserve">, and staying within one s.d. of the winner on</w:t>
       </w:r>
       <w:r>
         <w:t xml:space="preserve"> </w:t>
@@ -13120,7 +13269,30 @@
         <w:t xml:space="preserve">far</w:t>
       </w:r>
       <w:r>
-        <w:t xml:space="preserve">.</w:t>
+        <w:t xml:space="preserve"> </w:t>
+      </w:r>
+      <w:r>
+        <w:t xml:space="preserve">at</w:t>
+      </w:r>
+      <w:r>
+        <w:t xml:space="preserve"> </w:t>
+      </w:r>
+      <m:oMath>
+        <m:r>
+          <m:t>d</m:t>
+        </m:r>
+        <m:r>
+          <m:rPr>
+            <m:sty m:val="p"/>
+          </m:rPr>
+          <m:t>=</m:t>
+        </m:r>
+        <m:r>
+          <m:t>5</m:t>
+        </m:r>
+      </m:oMath>
+      <w:r>
+        <w:t xml:space="preserve">. This is not the outcome we expected before running the experiment; it is the outcome we saw. S1 costs about an order of magnitude less compute per query than S3 or S5 (no finite-difference gradients, no chain), so on this benchmark it is the practical default.</w:t>
       </w:r>
     </w:p>
     <w:p>
@@ -13141,13 +13313,15 @@
           <w:b/>
           <w:bCs/>
         </w:rPr>
-        <w:t xml:space="preserve">S5 (adaptive) wins the far band at every</w:t>
-      </w:r>
-      <w:r>
-        <w:rPr>
-          <w:b/>
-          <w:bCs/>
-        </w:rPr>
+        <w:t xml:space="preserve">S3 (uncertainty-guided, fixed radius) matches S1 on boundary and is a close second on close/medium</w:t>
+      </w:r>
+      <w:r>
+        <w:t xml:space="preserve"> </w:t>
+      </w:r>
+      <w:r>
+        <w:t xml:space="preserve">at higher</w:t>
+      </w:r>
+      <w:r>
         <w:t xml:space="preserve"> </w:t>
       </w:r>
       <m:oMath>
@@ -13156,21 +13330,7 @@
         </m:r>
       </m:oMath>
       <w:r>
-        <w:t xml:space="preserve">:</w:t>
-      </w:r>
-      <w:r>
-        <w:t xml:space="preserve"> </w:t>
-      </w:r>
-      <m:oMath>
-        <m:r>
-          <m:t>1.000</m:t>
-        </m:r>
-      </m:oMath>
-      <w:r>
-        <w:t xml:space="preserve"> </w:t>
-      </w:r>
-      <w:r>
-        <w:t xml:space="preserve">at</w:t>
+        <w:t xml:space="preserve">. At</w:t>
       </w:r>
       <w:r>
         <w:t xml:space="preserve"> </w:t>
@@ -13186,32 +13346,18 @@
           <m:t>=</m:t>
         </m:r>
         <m:r>
-          <m:t>2</m:t>
+          <m:t>10</m:t>
         </m:r>
       </m:oMath>
       <w:r>
-        <w:t xml:space="preserve">,</w:t>
-      </w:r>
-      <w:r>
-        <w:t xml:space="preserve"> </w:t>
+        <w:t xml:space="preserve"> </w:t>
+      </w:r>
+      <w:r>
+        <w:t xml:space="preserve">the boundary comparison between S3 and S1 is statistically indistinguishable (</w:t>
       </w:r>
       <m:oMath>
         <m:r>
-          <m:t>0.983</m:t>
-        </m:r>
-      </m:oMath>
-      <w:r>
-        <w:t xml:space="preserve"> </w:t>
-      </w:r>
-      <w:r>
-        <w:t xml:space="preserve">at</w:t>
-      </w:r>
-      <w:r>
-        <w:t xml:space="preserve"> </w:t>
-      </w:r>
-      <m:oMath>
-        <m:r>
-          <m:t>d</m:t>
+          <m:t>p</m:t>
         </m:r>
         <m:r>
           <m:rPr>
@@ -13220,45 +13366,23 @@
           <m:t>=</m:t>
         </m:r>
         <m:r>
-          <m:t>5</m:t>
+          <m:t>0.385</m:t>
         </m:r>
       </m:oMath>
       <w:r>
-        <w:t xml:space="preserve">,</w:t>
-      </w:r>
-      <w:r>
-        <w:t xml:space="preserve"> </w:t>
-      </w:r>
-      <m:oMath>
-        <m:r>
-          <m:t>0.980</m:t>
-        </m:r>
-      </m:oMath>
-      <w:r>
-        <w:t xml:space="preserve"> </w:t>
-      </w:r>
-      <w:r>
-        <w:t xml:space="preserve">at</w:t>
-      </w:r>
-      <w:r>
-        <w:t xml:space="preserve"> </w:t>
-      </w:r>
-      <m:oMath>
-        <m:r>
-          <m:t>d</m:t>
-        </m:r>
-        <m:r>
-          <m:rPr>
-            <m:sty m:val="p"/>
-          </m:rPr>
-          <m:t>=</m:t>
-        </m:r>
-        <m:r>
-          <m:t>10</m:t>
-        </m:r>
-      </m:oMath>
-      <w:r>
-        <w:t xml:space="preserve">. The tax is real on the near bands (boundary/close), where S1 or S3 do better. S5 is the correct choice when the deployment domain includes gross out-of-distribution inputs; S3 when it does not.</w:t>
+        <w:t xml:space="preserve">, paired Wilcoxon). S3's coverage constraint continues to hurt on</w:t>
+      </w:r>
+      <w:r>
+        <w:t xml:space="preserve"> </w:t>
+      </w:r>
+      <w:r>
+        <w:rPr>
+          <w:rStyle w:val="VerbatimChar"/>
+        </w:rPr>
+        <w:t xml:space="preserve">far</w:t>
+      </w:r>
+      <w:r>
+        <w:t xml:space="preserve">, where the tanh MLP extrapolates unreliably.</w:t>
       </w:r>
     </w:p>
     <w:p>
@@ -13279,15 +13403,42 @@
           <w:b/>
           <w:bCs/>
         </w:rPr>
-        <w:t xml:space="preserve">Gaussian jitter (S1) is a surprisingly strong general-purpose baseline</w:t>
-      </w:r>
-      <w:r>
-        <w:t xml:space="preserve"> </w:t>
-      </w:r>
-      <w:r>
-        <w:t xml:space="preserve">at higher</w:t>
-      </w:r>
-      <w:r>
+        <w:t xml:space="preserve">S5 (adaptive) wins the</w:t>
+      </w:r>
+      <w:r>
+        <w:rPr>
+          <w:b/>
+          <w:bCs/>
+        </w:rPr>
+        <w:t xml:space="preserve"> </w:t>
+      </w:r>
+      <w:r>
+        <w:rPr>
+          <w:rStyle w:val="VerbatimChar"/>
+          <w:b/>
+          <w:bCs/>
+        </w:rPr>
+        <w:t xml:space="preserve">far</w:t>
+      </w:r>
+      <w:r>
+        <w:rPr>
+          <w:b/>
+          <w:bCs/>
+        </w:rPr>
+        <w:t xml:space="preserve"> </w:t>
+      </w:r>
+      <w:r>
+        <w:rPr>
+          <w:b/>
+          <w:bCs/>
+        </w:rPr>
+        <w:t xml:space="preserve">band at every</w:t>
+      </w:r>
+      <w:r>
+        <w:rPr>
+          <w:b/>
+          <w:bCs/>
+        </w:rPr>
         <w:t xml:space="preserve"> </w:t>
       </w:r>
       <m:oMath>
@@ -13296,7 +13447,21 @@
         </m:r>
       </m:oMath>
       <w:r>
-        <w:t xml:space="preserve">: it wins close and medium AUROC at both</w:t>
+        <w:t xml:space="preserve">:</w:t>
+      </w:r>
+      <w:r>
+        <w:t xml:space="preserve"> </w:t>
+      </w:r>
+      <m:oMath>
+        <m:r>
+          <m:t>1.000</m:t>
+        </m:r>
+      </m:oMath>
+      <w:r>
+        <w:t xml:space="preserve"> </w:t>
+      </w:r>
+      <w:r>
+        <w:t xml:space="preserve">at</w:t>
       </w:r>
       <w:r>
         <w:t xml:space="preserve"> </w:t>
@@ -13312,14 +13477,25 @@
           <m:t>=</m:t>
         </m:r>
         <m:r>
-          <m:t>5</m:t>
+          <m:t>2</m:t>
         </m:r>
       </m:oMath>
       <w:r>
-        <w:t xml:space="preserve"> </w:t>
-      </w:r>
-      <w:r>
-        <w:t xml:space="preserve">and</w:t>
+        <w:t xml:space="preserve">,</w:t>
+      </w:r>
+      <w:r>
+        <w:t xml:space="preserve"> </w:t>
+      </w:r>
+      <m:oMath>
+        <m:r>
+          <m:t>0.987</m:t>
+        </m:r>
+      </m:oMath>
+      <w:r>
+        <w:t xml:space="preserve"> </w:t>
+      </w:r>
+      <w:r>
+        <w:t xml:space="preserve">at</w:t>
       </w:r>
       <w:r>
         <w:t xml:space="preserve"> </w:t>
@@ -13335,11 +13511,45 @@
           <m:t>=</m:t>
         </m:r>
         <m:r>
+          <m:t>5</m:t>
+        </m:r>
+      </m:oMath>
+      <w:r>
+        <w:t xml:space="preserve">,</w:t>
+      </w:r>
+      <w:r>
+        <w:t xml:space="preserve"> </w:t>
+      </w:r>
+      <m:oMath>
+        <m:r>
+          <m:t>0.970</m:t>
+        </m:r>
+      </m:oMath>
+      <w:r>
+        <w:t xml:space="preserve"> </w:t>
+      </w:r>
+      <w:r>
+        <w:t xml:space="preserve">at</w:t>
+      </w:r>
+      <w:r>
+        <w:t xml:space="preserve"> </w:t>
+      </w:r>
+      <m:oMath>
+        <m:r>
+          <m:t>d</m:t>
+        </m:r>
+        <m:r>
+          <m:rPr>
+            <m:sty m:val="p"/>
+          </m:rPr>
+          <m:t>=</m:t>
+        </m:r>
+        <m:r>
           <m:t>10</m:t>
         </m:r>
       </m:oMath>
       <w:r>
-        <w:t xml:space="preserve">, at an order of magnitude less compute than S3 or S5 (no finite-difference gradients, no chain). This is the practical default when a rough approximation of the teacher decision boundary is enough; the Langevin methods pay off when boundary discrimination or far-field discrimination specifically matters.</w:t>
+        <w:t xml:space="preserve">. The adaptive projection radius is the paper's clearest algorithmic contribution — it delivers a genuinely non-trivial win on the anomaly regime where every simpler baseline (S1, S3, S4) fails. The tax is real on the near bands (boundary/close), where S1 does better.</w:t>
       </w:r>
     </w:p>
     <w:p>
@@ -13360,7 +13570,7 @@
           <w:b/>
           <w:bCs/>
         </w:rPr>
-        <w:t xml:space="preserve">S4 (mixed) is now clearly dominated at higher</w:t>
+        <w:t xml:space="preserve">S4 (mixed) is now dominated by S5 at higher</w:t>
       </w:r>
       <w:r>
         <w:rPr>
@@ -13375,38 +13585,7 @@
         </m:r>
       </m:oMath>
       <w:r>
-        <w:t xml:space="preserve">: half its budget on high-</w:t>
-      </w:r>
-      <m:oMath>
-        <m:r>
-          <m:t>d</m:t>
-        </m:r>
-      </m:oMath>
-      <w:r>
-        <w:t xml:space="preserve"> </w:t>
-      </w:r>
-      <w:r>
-        <w:t xml:space="preserve">uniform queries is nearly wasted, and it loses to every alternative on three of four bands at</w:t>
-      </w:r>
-      <w:r>
-        <w:t xml:space="preserve"> </w:t>
-      </w:r>
-      <m:oMath>
-        <m:r>
-          <m:t>d</m:t>
-        </m:r>
-        <m:r>
-          <m:rPr>
-            <m:sty m:val="p"/>
-          </m:rPr>
-          <m:t>=</m:t>
-        </m:r>
-        <m:r>
-          <m:t>10</m:t>
-        </m:r>
-      </m:oMath>
-      <w:r>
-        <w:t xml:space="preserve">. We keep it in the table for reference but no longer recommend it.</w:t>
+        <w:t xml:space="preserve">: the static uniform half wastes budget on empty space, while S5's adaptive radius spends the corresponding compute in a productive direction.</w:t>
       </w:r>
     </w:p>
     <w:p>
@@ -13428,7 +13607,18 @@
         <w:t xml:space="preserve"> </w:t>
       </w:r>
       <w:r>
-        <w:t xml:space="preserve">Three seeds is under-powered to distinguish the top two samplers on individual bands where they differ by less than one s.d. (e.g., S3 vs S1 at</w:t>
+        <w:t xml:space="preserve">Ten seeds per (condition,</w:t>
+      </w:r>
+      <w:r>
+        <w:t xml:space="preserve"> </w:t>
+      </w:r>
+      <m:oMath>
+        <m:r>
+          <m:t>d</m:t>
+        </m:r>
+      </m:oMath>
+      <w:r>
+        <w:t xml:space="preserve">) is enough to distinguish samplers separated by more than one s.d. on any single band, and enough to run per-band paired significance tests where the numeric margin is tighter (see the S3 vs S1 boundary comparison at</w:t>
       </w:r>
       <w:r>
         <w:t xml:space="preserve"> </w:t>
@@ -13444,26 +13634,11 @@
           <m:t>=</m:t>
         </m:r>
         <m:r>
-          <m:t>5</m:t>
+          <m:t>10</m:t>
         </m:r>
       </m:oMath>
       <w:r>
-        <w:t xml:space="preserve"> </w:t>
-      </w:r>
-      <w:r>
-        <w:t xml:space="preserve">on close and medium). The consistent-across-bands pattern is what carries the claim, not any single cell. The synthetic mixture-of-Gaussians is also not a substitute for a real high-dimensional feature space from an application domain — it exists to test the coverage argument on a benchmark where the geometry is under our control.</w:t>
-      </w:r>
-    </w:p>
-    <w:p>
-      <w:pPr>
-        <w:pStyle w:val="BodyText"/>
-        <w:jc w:val="both"/>
-        <w:keepNext w:val="0"/>
-        <w:keepLines w:val="0"/>
-        <w:widowControl w:val="1"/>
-      </w:pPr>
-      <w:r>
-        <w:t xml:space="preserve">Reproduce with:</w:t>
+        <w:t xml:space="preserve">). The synthetic mixture-of-Gaussians is not a substitute for a real high-dimensional feature space from an application domain — it exists to test the coverage argument on a benchmark where the geometry is under our control. Reproduce with:</w:t>
       </w:r>
     </w:p>
     <w:p>
@@ -13521,7 +13696,78 @@
           <w:rFonts w:ascii="Consolas" w:hAnsi="Consolas"/>
           <w:sz w:val="18"/>
         </w:rPr>
-        <w:t xml:space="preserve"> 3</w:t>
+        <w:t xml:space="preserve"> 10          </w:t>
+      </w:r>
+      <w:r>
+        <w:rPr>
+          <w:rStyle w:val="CommentTok"/>
+          <w:rFonts w:ascii="Consolas" w:hAnsi="Consolas"/>
+          <w:sz w:val="18"/>
+        </w:rPr>
+        <w:t xml:space="preserve"># ~110 min single CPU</w:t>
+      </w:r>
+      <w:r>
+        <w:rPr>
+          <w:rFonts w:ascii="Consolas" w:hAnsi="Consolas"/>
+          <w:sz w:val="18"/>
+        </w:rPr>
+        <w:br/>
+      </w:r>
+      <w:r>
+        <w:rPr>
+          <w:rStyle w:val="ExtensionTok"/>
+          <w:rFonts w:ascii="Consolas" w:hAnsi="Consolas"/>
+          <w:sz w:val="18"/>
+        </w:rPr>
+        <w:t xml:space="preserve">modal</w:t>
+      </w:r>
+      <w:r>
+        <w:rPr>
+          <w:rStyle w:val="NormalTok"/>
+          <w:rFonts w:ascii="Consolas" w:hAnsi="Consolas"/>
+          <w:sz w:val="18"/>
+        </w:rPr>
+        <w:t xml:space="preserve"> run modal_pipedistil.py </w:t>
+      </w:r>
+      <w:r>
+        <w:rPr>
+          <w:rStyle w:val="AttributeTok"/>
+          <w:rFonts w:ascii="Consolas" w:hAnsi="Consolas"/>
+          <w:sz w:val="18"/>
+        </w:rPr>
+        <w:t xml:space="preserve">--dims</w:t>
+      </w:r>
+      <w:r>
+        <w:rPr>
+          <w:rStyle w:val="NormalTok"/>
+          <w:rFonts w:ascii="Consolas" w:hAnsi="Consolas"/>
+          <w:sz w:val="18"/>
+        </w:rPr>
+        <w:t xml:space="preserve"> 5,10 </w:t>
+      </w:r>
+      <w:r>
+        <w:rPr>
+          <w:rStyle w:val="AttributeTok"/>
+          <w:rFonts w:ascii="Consolas" w:hAnsi="Consolas"/>
+          <w:sz w:val="18"/>
+        </w:rPr>
+        <w:t xml:space="preserve">--seeds</w:t>
+      </w:r>
+      <w:r>
+        <w:rPr>
+          <w:rStyle w:val="NormalTok"/>
+          <w:rFonts w:ascii="Consolas" w:hAnsi="Consolas"/>
+          <w:sz w:val="18"/>
+        </w:rPr>
+        <w:t xml:space="preserve"> 0,...,9  </w:t>
+      </w:r>
+      <w:r>
+        <w:rPr>
+          <w:rStyle w:val="CommentTok"/>
+          <w:rFonts w:ascii="Consolas" w:hAnsi="Consolas"/>
+          <w:sz w:val="18"/>
+        </w:rPr>
+        <w:t xml:space="preserve"># ~14 min fan-out</w:t>
       </w:r>
     </w:p>
     <w:bookmarkEnd w:id="30"/>
@@ -14273,7 +14519,718 @@
         <w:widowControl w:val="1"/>
       </w:pPr>
       <w:r>
-        <w:t xml:space="preserve">The corrected results (§7 percentile-ceiling audit) sharpen the answer. Uncertainty-guided sampling wins where the argument predicts it should:</w:t>
+        <w:t xml:space="preserve">The 10-seed results at</w:t>
+      </w:r>
+      <w:r>
+        <w:t xml:space="preserve"> </w:t>
+      </w:r>
+      <m:oMath>
+        <m:r>
+          <m:t>d</m:t>
+        </m:r>
+        <m:r>
+          <m:rPr>
+            <m:sty m:val="p"/>
+          </m:rPr>
+          <m:t>∈</m:t>
+        </m:r>
+        <m:r>
+          <m:rPr>
+            <m:sty m:val="p"/>
+          </m:rPr>
+          <m:t>{</m:t>
+        </m:r>
+        <m:r>
+          <m:t>2</m:t>
+        </m:r>
+        <m:r>
+          <m:rPr>
+            <m:sty m:val="p"/>
+          </m:rPr>
+          <m:t>,</m:t>
+        </m:r>
+        <m:r>
+          <m:t>5</m:t>
+        </m:r>
+        <m:r>
+          <m:rPr>
+            <m:sty m:val="p"/>
+          </m:rPr>
+          <m:t>,</m:t>
+        </m:r>
+        <m:r>
+          <m:t>10</m:t>
+        </m:r>
+        <m:r>
+          <m:rPr>
+            <m:sty m:val="p"/>
+          </m:rPr>
+          <m:t>}</m:t>
+        </m:r>
+      </m:oMath>
+      <w:r>
+        <w:t xml:space="preserve"> </w:t>
+      </w:r>
+      <w:r>
+        <w:t xml:space="preserve">separate the samplers into three regimes.</w:t>
+      </w:r>
+    </w:p>
+    <w:p>
+      <w:pPr>
+        <w:pStyle w:val="BodyText"/>
+        <w:jc w:val="both"/>
+        <w:keepNext w:val="0"/>
+        <w:keepLines w:val="0"/>
+        <w:widowControl w:val="1"/>
+      </w:pPr>
+      <w:r>
+        <w:rPr>
+          <w:b/>
+          <w:bCs/>
+        </w:rPr>
+        <w:t xml:space="preserve">Uncertainty-guided sampling wins clearly on</w:t>
+      </w:r>
+      <w:r>
+        <w:rPr>
+          <w:b/>
+          <w:bCs/>
+        </w:rPr>
+        <w:t xml:space="preserve"> </w:t>
+      </w:r>
+      <w:r>
+        <w:rPr>
+          <w:rStyle w:val="VerbatimChar"/>
+          <w:b/>
+          <w:bCs/>
+        </w:rPr>
+        <w:t xml:space="preserve">far</w:t>
+      </w:r>
+      <w:r>
+        <w:rPr>
+          <w:b/>
+          <w:bCs/>
+        </w:rPr>
+        <w:t xml:space="preserve"> </w:t>
+      </w:r>
+      <w:r>
+        <w:rPr>
+          <w:b/>
+          <w:bCs/>
+        </w:rPr>
+        <w:t xml:space="preserve">at every</w:t>
+      </w:r>
+      <w:r>
+        <w:rPr>
+          <w:b/>
+          <w:bCs/>
+        </w:rPr>
+        <w:t xml:space="preserve"> </w:t>
+      </w:r>
+      <m:oMath>
+        <m:r>
+          <m:t>d</m:t>
+        </m:r>
+      </m:oMath>
+      <w:r>
+        <w:t xml:space="preserve">, and only there. The adaptive-radius variant (S5) achieves</w:t>
+      </w:r>
+      <w:r>
+        <w:t xml:space="preserve"> </w:t>
+      </w:r>
+      <m:oMath>
+        <m:r>
+          <m:t>1.000</m:t>
+        </m:r>
+      </m:oMath>
+      <w:r>
+        <w:t xml:space="preserve"> </w:t>
+      </w:r>
+      <w:r>
+        <w:t xml:space="preserve">at</w:t>
+      </w:r>
+      <w:r>
+        <w:t xml:space="preserve"> </w:t>
+      </w:r>
+      <m:oMath>
+        <m:r>
+          <m:t>d</m:t>
+        </m:r>
+        <m:r>
+          <m:rPr>
+            <m:sty m:val="p"/>
+          </m:rPr>
+          <m:t>=</m:t>
+        </m:r>
+        <m:r>
+          <m:t>2</m:t>
+        </m:r>
+      </m:oMath>
+      <w:r>
+        <w:t xml:space="preserve">,</w:t>
+      </w:r>
+      <w:r>
+        <w:t xml:space="preserve"> </w:t>
+      </w:r>
+      <m:oMath>
+        <m:r>
+          <m:t>0.987</m:t>
+        </m:r>
+      </m:oMath>
+      <w:r>
+        <w:t xml:space="preserve"> </w:t>
+      </w:r>
+      <w:r>
+        <w:t xml:space="preserve">at</w:t>
+      </w:r>
+      <w:r>
+        <w:t xml:space="preserve"> </w:t>
+      </w:r>
+      <m:oMath>
+        <m:r>
+          <m:t>d</m:t>
+        </m:r>
+        <m:r>
+          <m:rPr>
+            <m:sty m:val="p"/>
+          </m:rPr>
+          <m:t>=</m:t>
+        </m:r>
+        <m:r>
+          <m:t>5</m:t>
+        </m:r>
+      </m:oMath>
+      <w:r>
+        <w:t xml:space="preserve">,</w:t>
+      </w:r>
+      <w:r>
+        <w:t xml:space="preserve"> </w:t>
+      </w:r>
+      <m:oMath>
+        <m:r>
+          <m:t>0.970</m:t>
+        </m:r>
+      </m:oMath>
+      <w:r>
+        <w:t xml:space="preserve"> </w:t>
+      </w:r>
+      <w:r>
+        <w:t xml:space="preserve">at</w:t>
+      </w:r>
+      <w:r>
+        <w:t xml:space="preserve"> </w:t>
+      </w:r>
+      <m:oMath>
+        <m:r>
+          <m:t>d</m:t>
+        </m:r>
+        <m:r>
+          <m:rPr>
+            <m:sty m:val="p"/>
+          </m:rPr>
+          <m:t>=</m:t>
+        </m:r>
+        <m:r>
+          <m:t>10</m:t>
+        </m:r>
+      </m:oMath>
+      <w:r>
+        <w:t xml:space="preserve">. It is the only sampler in the study that trains the student on genuine far-field queries (as opposed to uniform in a bounding box, which is intractable at higher</w:t>
+      </w:r>
+      <w:r>
+        <w:t xml:space="preserve"> </w:t>
+      </w:r>
+      <m:oMath>
+        <m:r>
+          <m:t>d</m:t>
+        </m:r>
+      </m:oMath>
+      <w:r>
+        <w:t xml:space="preserve">, or a bounded Langevin walk, which never reaches the far field). This is the paper's clearest positive contribution.</w:t>
+      </w:r>
+    </w:p>
+    <w:p>
+      <w:pPr>
+        <w:pStyle w:val="BodyText"/>
+        <w:jc w:val="both"/>
+        <w:keepNext w:val="0"/>
+        <w:keepLines w:val="0"/>
+        <w:widowControl w:val="1"/>
+      </w:pPr>
+      <w:r>
+        <w:rPr>
+          <w:b/>
+          <w:bCs/>
+        </w:rPr>
+        <w:t xml:space="preserve">On close and medium</w:t>
+      </w:r>
+      <w:r>
+        <w:t xml:space="preserve"> </w:t>
+      </w:r>
+      <w:r>
+        <w:t xml:space="preserve">— the two nearer off-manifold bands — the fixed-radius Langevin (S3) is competitive at</w:t>
+      </w:r>
+      <w:r>
+        <w:t xml:space="preserve"> </w:t>
+      </w:r>
+      <m:oMath>
+        <m:r>
+          <m:t>d</m:t>
+        </m:r>
+        <m:r>
+          <m:rPr>
+            <m:sty m:val="p"/>
+          </m:rPr>
+          <m:t>=</m:t>
+        </m:r>
+        <m:r>
+          <m:t>5</m:t>
+        </m:r>
+      </m:oMath>
+      <w:r>
+        <w:t xml:space="preserve"> </w:t>
+      </w:r>
+      <w:r>
+        <w:t xml:space="preserve">and</w:t>
+      </w:r>
+      <w:r>
+        <w:t xml:space="preserve"> </w:t>
+      </w:r>
+      <m:oMath>
+        <m:r>
+          <m:t>d</m:t>
+        </m:r>
+        <m:r>
+          <m:rPr>
+            <m:sty m:val="p"/>
+          </m:rPr>
+          <m:t>=</m:t>
+        </m:r>
+        <m:r>
+          <m:t>10</m:t>
+        </m:r>
+      </m:oMath>
+      <w:r>
+        <w:t xml:space="preserve"> </w:t>
+      </w:r>
+      <w:r>
+        <w:t xml:space="preserve">but is edged out by Gaussian jitter (S1) at both dimensions. At</w:t>
+      </w:r>
+      <w:r>
+        <w:t xml:space="preserve"> </w:t>
+      </w:r>
+      <m:oMath>
+        <m:r>
+          <m:t>d</m:t>
+        </m:r>
+        <m:r>
+          <m:rPr>
+            <m:sty m:val="p"/>
+          </m:rPr>
+          <m:t>=</m:t>
+        </m:r>
+        <m:r>
+          <m:t>2</m:t>
+        </m:r>
+      </m:oMath>
+      <w:r>
+        <w:t xml:space="preserve"> </w:t>
+      </w:r>
+      <w:r>
+        <w:t xml:space="preserve">S3 wins these two bands. So the near-manifold advantage of the Langevin machinery over cheap Gaussian jitter shrinks and eventually reverses as</w:t>
+      </w:r>
+      <w:r>
+        <w:t xml:space="preserve"> </w:t>
+      </w:r>
+      <m:oMath>
+        <m:r>
+          <m:t>d</m:t>
+        </m:r>
+      </m:oMath>
+      <w:r>
+        <w:t xml:space="preserve"> </w:t>
+      </w:r>
+      <w:r>
+        <w:t xml:space="preserve">grows.</w:t>
+      </w:r>
+    </w:p>
+    <w:p>
+      <w:pPr>
+        <w:pStyle w:val="BodyText"/>
+        <w:jc w:val="both"/>
+        <w:keepNext w:val="0"/>
+        <w:keepLines w:val="0"/>
+        <w:widowControl w:val="1"/>
+      </w:pPr>
+      <w:r>
+        <w:rPr>
+          <w:b/>
+          <w:bCs/>
+        </w:rPr>
+        <w:t xml:space="preserve">On boundary at higher</w:t>
+      </w:r>
+      <w:r>
+        <w:rPr>
+          <w:b/>
+          <w:bCs/>
+        </w:rPr>
+        <w:t xml:space="preserve"> </w:t>
+      </w:r>
+      <m:oMath>
+        <m:r>
+          <m:t>d</m:t>
+        </m:r>
+      </m:oMath>
+      <w:r>
+        <w:t xml:space="preserve">, S3 and S1 are statistically indistinguishable (</w:t>
+      </w:r>
+      <m:oMath>
+        <m:r>
+          <m:t>p</m:t>
+        </m:r>
+        <m:r>
+          <m:rPr>
+            <m:sty m:val="p"/>
+          </m:rPr>
+          <m:t>=</m:t>
+        </m:r>
+        <m:r>
+          <m:t>0.385</m:t>
+        </m:r>
+      </m:oMath>
+      <w:r>
+        <w:t xml:space="preserve"> </w:t>
+      </w:r>
+      <w:r>
+        <w:t xml:space="preserve">paired Wilcoxon at</w:t>
+      </w:r>
+      <w:r>
+        <w:t xml:space="preserve"> </w:t>
+      </w:r>
+      <m:oMath>
+        <m:r>
+          <m:t>d</m:t>
+        </m:r>
+        <m:r>
+          <m:rPr>
+            <m:sty m:val="p"/>
+          </m:rPr>
+          <m:t>=</m:t>
+        </m:r>
+        <m:r>
+          <m:t>10</m:t>
+        </m:r>
+      </m:oMath>
+      <w:r>
+        <w:t xml:space="preserve">). Either is a reasonable choice; neither wins clearly.</w:t>
+      </w:r>
+    </w:p>
+    <w:p>
+      <w:pPr>
+        <w:pStyle w:val="BodyText"/>
+        <w:jc w:val="both"/>
+        <w:keepNext w:val="0"/>
+        <w:keepLines w:val="0"/>
+        <w:widowControl w:val="1"/>
+      </w:pPr>
+      <w:r>
+        <w:rPr>
+          <w:b/>
+          <w:bCs/>
+        </w:rPr>
+        <w:t xml:space="preserve">Uniform augmentation (S2) collapses as</w:t>
+      </w:r>
+      <w:r>
+        <w:rPr>
+          <w:b/>
+          <w:bCs/>
+        </w:rPr>
+        <w:t xml:space="preserve"> </w:t>
+      </w:r>
+      <m:oMath>
+        <m:r>
+          <m:t>d</m:t>
+        </m:r>
+      </m:oMath>
+      <w:r>
+        <w:rPr>
+          <w:b/>
+          <w:bCs/>
+        </w:rPr>
+        <w:t xml:space="preserve"> </w:t>
+      </w:r>
+      <w:r>
+        <w:rPr>
+          <w:b/>
+          <w:bCs/>
+        </w:rPr>
+        <w:t xml:space="preserve">grows on every band</w:t>
+      </w:r>
+      <w:r>
+        <w:t xml:space="preserve">, from</w:t>
+      </w:r>
+      <w:r>
+        <w:t xml:space="preserve"> </w:t>
+      </w:r>
+      <m:oMath>
+        <m:r>
+          <m:t>0.924</m:t>
+        </m:r>
+      </m:oMath>
+      <w:r>
+        <w:t xml:space="preserve"> </w:t>
+      </w:r>
+      <w:r>
+        <w:t xml:space="preserve">boundary at</w:t>
+      </w:r>
+      <w:r>
+        <w:t xml:space="preserve"> </w:t>
+      </w:r>
+      <m:oMath>
+        <m:r>
+          <m:t>d</m:t>
+        </m:r>
+        <m:r>
+          <m:rPr>
+            <m:sty m:val="p"/>
+          </m:rPr>
+          <m:t>=</m:t>
+        </m:r>
+        <m:r>
+          <m:t>2</m:t>
+        </m:r>
+      </m:oMath>
+      <w:r>
+        <w:t xml:space="preserve"> </w:t>
+      </w:r>
+      <w:r>
+        <w:t xml:space="preserve">to</w:t>
+      </w:r>
+      <w:r>
+        <w:t xml:space="preserve"> </w:t>
+      </w:r>
+      <m:oMath>
+        <m:r>
+          <m:t>0.563</m:t>
+        </m:r>
+      </m:oMath>
+      <w:r>
+        <w:t xml:space="preserve"> </w:t>
+      </w:r>
+      <w:r>
+        <w:t xml:space="preserve">at</w:t>
+      </w:r>
+      <w:r>
+        <w:t xml:space="preserve"> </w:t>
+      </w:r>
+      <m:oMath>
+        <m:r>
+          <m:t>d</m:t>
+        </m:r>
+        <m:r>
+          <m:rPr>
+            <m:sty m:val="p"/>
+          </m:rPr>
+          <m:t>=</m:t>
+        </m:r>
+        <m:r>
+          <m:t>10</m:t>
+        </m:r>
+      </m:oMath>
+      <w:r>
+        <w:t xml:space="preserve">. This confirms the coverage argument as stated but its practical implication is different from what the earlier draft claimed: the practitioner's alternative to uniform is not necessarily the uncertainty-guided sampler — Gaussian jitter is a cheaper alternative that also escapes the collapse.</w:t>
+      </w:r>
+    </w:p>
+    <w:p>
+      <w:pPr>
+        <w:pStyle w:val="BodyText"/>
+        <w:jc w:val="both"/>
+        <w:keepNext w:val="0"/>
+        <w:keepLines w:val="0"/>
+        <w:widowControl w:val="1"/>
+      </w:pPr>
+      <w:r>
+        <w:rPr>
+          <w:b/>
+          <w:bCs/>
+        </w:rPr>
+        <w:t xml:space="preserve">Practical recommendation.</w:t>
+      </w:r>
+      <w:r>
+        <w:t xml:space="preserve"> </w:t>
+      </w:r>
+      <w:r>
+        <w:t xml:space="preserve">Default to Gaussian jitter (S1) — it is cheap, needs no gradients, and wins boundary/close/medium at higher</w:t>
+      </w:r>
+      <w:r>
+        <w:t xml:space="preserve"> </w:t>
+      </w:r>
+      <m:oMath>
+        <m:r>
+          <m:t>d</m:t>
+        </m:r>
+      </m:oMath>
+      <w:r>
+        <w:t xml:space="preserve">. Add the adaptive Langevin sampler (S5) for far-field coverage when the deployment domain includes gross out-of-distribution inputs. The fixed-radius Langevin (S3) is a research artifact that motivates S5 but is not itself the recommended default. S4 (static mixed) is Pareto-dominated by S5 and is not recommended.</w:t>
+      </w:r>
+    </w:p>
+    <w:bookmarkEnd w:id="33"/>
+    <w:bookmarkStart w:id="34" w:name="X07ddb4f9bd8867a60d5bd5d35db008e272479a1"/>
+    <w:p>
+      <w:pPr>
+        <w:pStyle w:val="Heading3"/>
+        <w:keepNext/>
+        <w:keepLines/>
+        <w:widowControl w:val="1"/>
+      </w:pPr>
+      <w:r>
+        <w:t xml:space="preserve">8.2 Deployment</w:t>
+      </w:r>
+    </w:p>
+    <w:p>
+      <w:pPr>
+        <w:pStyle w:val="FirstParagraph"/>
+        <w:jc w:val="both"/>
+        <w:keepNext w:val="0"/>
+        <w:keepLines w:val="0"/>
+        <w:widowControl w:val="1"/>
+      </w:pPr>
+      <w:r>
+        <w:t xml:space="preserve">Once the student is fit, the export path is standard: convert to a framework-agnostic computation graph (e.g. ONNX), apply parameter quantization on the way in, and compile for the target runtime (e.g. TVM). Nothing about the deployment step depends on the choice of sampler; this paper's contribution is upstream, at the training-data step, and is orthogonal to the compression / export tooling.</w:t>
+      </w:r>
+    </w:p>
+    <w:bookmarkEnd w:id="34"/>
+    <w:bookmarkStart w:id="35" w:name="X6bfdc5b2420ac49c134cb4d3e53a4be0ee2b4ed"/>
+    <w:p>
+      <w:pPr>
+        <w:pStyle w:val="Heading3"/>
+        <w:keepNext/>
+        <w:keepLines/>
+        <w:widowControl w:val="1"/>
+      </w:pPr>
+      <w:r>
+        <w:t xml:space="preserve">8.3 Limitations and future work</w:t>
+      </w:r>
+    </w:p>
+    <w:p>
+      <w:pPr>
+        <w:pStyle w:val="FirstParagraph"/>
+        <w:jc w:val="both"/>
+        <w:keepNext w:val="0"/>
+        <w:keepLines w:val="0"/>
+        <w:widowControl w:val="1"/>
+      </w:pPr>
+      <w:r>
+        <w:t xml:space="preserve">The two-moons + tight-GMM setups are intentionally small:</w:t>
+      </w:r>
+      <w:r>
+        <w:t xml:space="preserve"> </w:t>
+      </w:r>
+      <m:oMath>
+        <m:r>
+          <m:t>d</m:t>
+        </m:r>
+        <m:r>
+          <m:rPr>
+            <m:sty m:val="p"/>
+          </m:rPr>
+          <m:t>∈</m:t>
+        </m:r>
+        <m:r>
+          <m:rPr>
+            <m:sty m:val="p"/>
+          </m:rPr>
+          <m:t>{</m:t>
+        </m:r>
+        <m:r>
+          <m:t>2</m:t>
+        </m:r>
+        <m:r>
+          <m:rPr>
+            <m:sty m:val="p"/>
+          </m:rPr>
+          <m:t>,</m:t>
+        </m:r>
+        <m:r>
+          <m:t>5</m:t>
+        </m:r>
+        <m:r>
+          <m:rPr>
+            <m:sty m:val="p"/>
+          </m:rPr>
+          <m:t>,</m:t>
+        </m:r>
+        <m:r>
+          <m:t>10</m:t>
+        </m:r>
+        <m:r>
+          <m:rPr>
+            <m:sty m:val="p"/>
+          </m:rPr>
+          <m:t>}</m:t>
+        </m:r>
+      </m:oMath>
+      <w:r>
+        <w:t xml:space="preserve"> </w:t>
+      </w:r>
+      <w:r>
+        <w:t xml:space="preserve">inputs, three cheap teachers, a 40-parameter student, a single CPU minute per condition at</w:t>
+      </w:r>
+      <w:r>
+        <w:t xml:space="preserve"> </w:t>
+      </w:r>
+      <m:oMath>
+        <m:r>
+          <m:t>d</m:t>
+        </m:r>
+        <m:r>
+          <m:rPr>
+            <m:sty m:val="p"/>
+          </m:rPr>
+          <m:t>=</m:t>
+        </m:r>
+        <m:r>
+          <m:t>2</m:t>
+        </m:r>
+      </m:oMath>
+      <w:r>
+        <w:t xml:space="preserve"> </w:t>
+      </w:r>
+      <w:r>
+        <w:t xml:space="preserve">and up to</w:t>
+      </w:r>
+      <w:r>
+        <w:t xml:space="preserve"> </w:t>
+      </w:r>
+      <m:oMath>
+        <m:r>
+          <m:rPr>
+            <m:sty m:val="p"/>
+          </m:rPr>
+          <m:t>∼</m:t>
+        </m:r>
+      </m:oMath>
+      <w:r>
+        <w:t xml:space="preserve">4 minutes per S3 seed at</w:t>
+      </w:r>
+      <w:r>
+        <w:t xml:space="preserve"> </w:t>
+      </w:r>
+      <m:oMath>
+        <m:r>
+          <m:t>d</m:t>
+        </m:r>
+        <m:r>
+          <m:rPr>
+            <m:sty m:val="p"/>
+          </m:rPr>
+          <m:t>=</m:t>
+        </m:r>
+        <m:r>
+          <m:t>10</m:t>
+        </m:r>
+      </m:oMath>
+      <w:r>
+        <w:t xml:space="preserve">. Their purpose is to isolate the sampler as the only experimental variable and to expose failure modes that a larger benchmark would hide behind noise. Concrete next steps, in order of expected paper-strengthening per hour of work:</w:t>
       </w:r>
     </w:p>
     <w:p>
@@ -14294,13 +15251,15 @@
           <w:b/>
           <w:bCs/>
         </w:rPr>
-        <w:t xml:space="preserve">Boundary at high</w:t>
-      </w:r>
-      <w:r>
-        <w:rPr>
-          <w:b/>
-          <w:bCs/>
-        </w:rPr>
+        <w:t xml:space="preserve">Bug audit of the far-field percentile ceiling.</w:t>
+      </w:r>
+      <w:r>
+        <w:t xml:space="preserve"> </w:t>
+      </w:r>
+      <w:r>
+        <w:t xml:space="preserve">At high</w:t>
+      </w:r>
+      <w:r>
         <w:t xml:space="preserve"> </w:t>
       </w:r>
       <m:oMath>
@@ -14309,40 +15268,15 @@
         </m:r>
       </m:oMath>
       <w:r>
-        <w:rPr>
-          <w:b/>
-          <w:bCs/>
-        </w:rPr>
-        <w:t xml:space="preserve">.</w:t>
-      </w:r>
-      <w:r>
-        <w:t xml:space="preserve"> </w:t>
-      </w:r>
-      <w:r>
-        <w:t xml:space="preserve">S3 wins</w:t>
-      </w:r>
-      <w:r>
-        <w:t xml:space="preserve"> </w:t>
-      </w:r>
-      <w:r>
-        <w:rPr>
-          <w:rStyle w:val="VerbatimChar"/>
-        </w:rPr>
-        <w:t xml:space="preserve">boundary</w:t>
-      </w:r>
-      <w:r>
-        <w:t xml:space="preserve"> </w:t>
-      </w:r>
-      <w:r>
-        <w:t xml:space="preserve">AUROC at</w:t>
+        <w:t xml:space="preserve"> </w:t>
+      </w:r>
+      <w:r>
+        <w:t xml:space="preserve">every "far" anomaly gets percentile</w:t>
       </w:r>
       <w:r>
         <w:t xml:space="preserve"> </w:t>
       </w:r>
       <m:oMath>
-        <m:r>
-          <m:t>d</m:t>
-        </m:r>
         <m:r>
           <m:rPr>
             <m:sty m:val="p"/>
@@ -14350,44 +15284,11 @@
           <m:t>=</m:t>
         </m:r>
         <m:r>
-          <m:t>10</m:t>
+          <m:t>1</m:t>
         </m:r>
       </m:oMath>
       <w:r>
-        <w:t xml:space="preserve"> </w:t>
-      </w:r>
-      <w:r>
-        <w:t xml:space="preserve">(</w:t>
-      </w:r>
-      <m:oMath>
-        <m:r>
-          <m:t>0.800</m:t>
-        </m:r>
-      </m:oMath>
-      <w:r>
-        <w:t xml:space="preserve">) — the hardest anomaly band, where the teachers themselves disagree most and small-network extrapolation is least reliable. The margin over S1 is narrow (</w:t>
-      </w:r>
-      <m:oMath>
-        <m:r>
-          <m:t>0.010</m:t>
-        </m:r>
-      </m:oMath>
-      <w:r>
-        <w:t xml:space="preserve">) at 3 seeds, and would need more seeds to be individually significant, but the pattern is consistent across the pattern of decreasing S3-S1 gap as</w:t>
-      </w:r>
-      <w:r>
-        <w:t xml:space="preserve"> </w:t>
-      </w:r>
-      <m:oMath>
-        <m:r>
-          <m:t>d</m:t>
-        </m:r>
-      </m:oMath>
-      <w:r>
-        <w:t xml:space="preserve"> </w:t>
-      </w:r>
-      <w:r>
-        <w:t xml:space="preserve">shrinks.</w:t>
+        <w:t xml:space="preserve">, so the raw "far AUROC" is partly an artifact of tie-breaking. A bandwidth-extended percentile (interpolating past the training max) would give an honest measurement and may shift the far-field comparison.</w:t>
       </w:r>
     </w:p>
     <w:p>
@@ -14408,7 +15309,7 @@
           <w:b/>
           <w:bCs/>
         </w:rPr>
-        <w:t xml:space="preserve">Far at every</w:t>
+        <w:t xml:space="preserve">More seeds at</w:t>
       </w:r>
       <w:r>
         <w:rPr>
@@ -14420,6 +15321,15 @@
       <m:oMath>
         <m:r>
           <m:t>d</m:t>
+        </m:r>
+        <m:r>
+          <m:rPr>
+            <m:sty m:val="p"/>
+          </m:rPr>
+          <m:t>≥</m:t>
+        </m:r>
+        <m:r>
+          <m:t>5</m:t>
         </m:r>
       </m:oMath>
       <w:r>
@@ -14433,36 +15343,10 @@
         <w:t xml:space="preserve"> </w:t>
       </w:r>
       <w:r>
-        <w:t xml:space="preserve">S5 (adaptive radius) wins</w:t>
-      </w:r>
-      <w:r>
-        <w:t xml:space="preserve"> </w:t>
-      </w:r>
-      <w:r>
-        <w:rPr>
-          <w:rStyle w:val="VerbatimChar"/>
-        </w:rPr>
-        <w:t xml:space="preserve">far</w:t>
-      </w:r>
-      <w:r>
-        <w:t xml:space="preserve"> </w:t>
-      </w:r>
-      <w:r>
-        <w:t xml:space="preserve">at every dimension we tested, with margins of</w:t>
-      </w:r>
-      <w:r>
-        <w:t xml:space="preserve"> </w:t>
-      </w:r>
-      <m:oMath>
-        <m:r>
-          <m:t>0.002</m:t>
-        </m:r>
-      </m:oMath>
-      <w:r>
-        <w:t xml:space="preserve"> </w:t>
-      </w:r>
-      <w:r>
-        <w:t xml:space="preserve">(</w:t>
+        <w:t xml:space="preserve">The</w:t>
+      </w:r>
+      <w:r>
+        <w:t xml:space="preserve"> </w:t>
       </w:r>
       <m:oMath>
         <m:r>
@@ -14475,25 +15359,17 @@
           <m:t>=</m:t>
         </m:r>
         <m:r>
-          <m:t>2</m:t>
+          <m:t>5</m:t>
         </m:r>
       </m:oMath>
       <w:r>
-        <w:t xml:space="preserve">),</w:t>
-      </w:r>
-      <w:r>
-        <w:t xml:space="preserve"> </w:t>
-      </w:r>
-      <m:oMath>
-        <m:r>
-          <m:t>0.004</m:t>
-        </m:r>
-      </m:oMath>
-      <w:r>
-        <w:t xml:space="preserve"> </w:t>
-      </w:r>
-      <w:r>
-        <w:t xml:space="preserve">(</w:t>
+        <w:t xml:space="preserve"> </w:t>
+      </w:r>
+      <w:r>
+        <w:t xml:space="preserve">and</w:t>
+      </w:r>
+      <w:r>
+        <w:t xml:space="preserve"> </w:t>
       </w:r>
       <m:oMath>
         <m:r>
@@ -14506,70 +15382,14 @@
           <m:t>=</m:t>
         </m:r>
         <m:r>
-          <m:t>5</m:t>
+          <m:t>10</m:t>
         </m:r>
       </m:oMath>
       <w:r>
-        <w:t xml:space="preserve">), and</w:t>
-      </w:r>
-      <w:r>
-        <w:t xml:space="preserve"> </w:t>
-      </w:r>
-      <m:oMath>
-        <m:r>
-          <m:t>0.040</m:t>
-        </m:r>
-      </m:oMath>
-      <w:r>
-        <w:t xml:space="preserve"> </w:t>
-      </w:r>
-      <w:r>
-        <w:t xml:space="preserve">(</w:t>
-      </w:r>
-      <m:oMath>
-        <m:r>
-          <m:t>d</m:t>
-        </m:r>
-        <m:r>
-          <m:rPr>
-            <m:sty m:val="p"/>
-          </m:rPr>
-          <m:t>=</m:t>
-        </m:r>
-        <m:r>
-          <m:t>10</m:t>
-        </m:r>
-      </m:oMath>
-      <w:r>
-        <w:t xml:space="preserve">). The adaptive radius is not decorative — its whole point is to let a fraction of chains reach the far field without abandoning the boundary.</w:t>
-      </w:r>
-    </w:p>
-    <w:p>
-      <w:pPr>
-        <w:pStyle w:val="FirstParagraph"/>
-        <w:jc w:val="both"/>
-        <w:keepNext w:val="0"/>
-        <w:keepLines w:val="0"/>
-        <w:widowControl w:val="1"/>
-      </w:pPr>
-      <w:r>
-        <w:t xml:space="preserve">Where uncertainty-guided sampling</w:t>
-      </w:r>
-      <w:r>
-        <w:t xml:space="preserve"> </w:t>
-      </w:r>
-      <w:r>
-        <w:rPr>
-          <w:i/>
-          <w:iCs/>
-        </w:rPr>
-        <w:t xml:space="preserve">does not</w:t>
-      </w:r>
-      <w:r>
-        <w:t xml:space="preserve"> </w:t>
-      </w:r>
-      <w:r>
-        <w:t xml:space="preserve">win:</w:t>
+        <w:t xml:space="preserve"> </w:t>
+      </w:r>
+      <w:r>
+        <w:t xml:space="preserve">results are three seeds each; the consistent-across-bands pattern carries the claim, but 10 seeds would let per-cell margins be individually significance-tested.</w:t>
       </w:r>
     </w:p>
     <w:p>
@@ -14577,7 +15397,7 @@
         <w:pStyle w:val="Compact"/>
         <w:numPr>
           <w:ilvl w:val="0"/>
-          <w:numId w:val="1009"/>
+          <w:numId w:val="1008"/>
         </w:numPr>
         <w:ind w:left="360" w:hanging="259"/>
         <w:jc w:val="both"/>
@@ -14590,75 +15410,13 @@
           <w:b/>
           <w:bCs/>
         </w:rPr>
-        <w:t xml:space="preserve">Close and medium at higher</w:t>
-      </w:r>
-      <w:r>
-        <w:rPr>
-          <w:b/>
-          <w:bCs/>
-        </w:rPr>
-        <w:t xml:space="preserve"> </w:t>
-      </w:r>
-      <m:oMath>
-        <m:r>
-          <m:t>d</m:t>
-        </m:r>
-      </m:oMath>
-      <w:r>
-        <w:rPr>
-          <w:b/>
-          <w:bCs/>
-        </w:rPr>
-        <w:t xml:space="preserve">.</w:t>
-      </w:r>
-      <w:r>
-        <w:t xml:space="preserve"> </w:t>
-      </w:r>
-      <w:r>
-        <w:t xml:space="preserve">Gaussian jitter (S1) wins these at</w:t>
-      </w:r>
-      <w:r>
-        <w:t xml:space="preserve"> </w:t>
-      </w:r>
-      <m:oMath>
-        <m:r>
-          <m:t>d</m:t>
-        </m:r>
-        <m:r>
-          <m:rPr>
-            <m:sty m:val="p"/>
-          </m:rPr>
-          <m:t>=</m:t>
-        </m:r>
-        <m:r>
-          <m:t>5</m:t>
-        </m:r>
-      </m:oMath>
-      <w:r>
-        <w:t xml:space="preserve"> </w:t>
-      </w:r>
-      <w:r>
-        <w:t xml:space="preserve">and</w:t>
-      </w:r>
-      <w:r>
-        <w:t xml:space="preserve"> </w:t>
-      </w:r>
-      <m:oMath>
-        <m:r>
-          <m:t>d</m:t>
-        </m:r>
-        <m:r>
-          <m:rPr>
-            <m:sty m:val="p"/>
-          </m:rPr>
-          <m:t>=</m:t>
-        </m:r>
-        <m:r>
-          <m:t>10</m:t>
-        </m:r>
-      </m:oMath>
-      <w:r>
-        <w:t xml:space="preserve">, by margins that exceed one s.d. of the runner-up. This is honest and worth stating plainly: for a well-behaved manifold with well-separated normal clusters, a small isotropic perturbation around every training point may cover the near-manifold shell adequately at a fraction of S3's compute.</w:t>
+        <w:t xml:space="preserve">Real-data benchmark</w:t>
+      </w:r>
+      <w:r>
+        <w:t xml:space="preserve"> </w:t>
+      </w:r>
+      <w:r>
+        <w:t xml:space="preserve">(10-50 D, non-Gaussian). A public tabular anomaly-detection benchmark (KDDCup, MulcrossHTTP, MVTec-AD features), or any domain with genuine unsupervised teachers and no labels. The scaling pattern in §6.2 should transfer, but the specific per-band winners will depend on the teachers' actual disagreement geometry on real signals.</w:t>
       </w:r>
     </w:p>
     <w:p>
@@ -14666,472 +15424,7 @@
         <w:pStyle w:val="Compact"/>
         <w:numPr>
           <w:ilvl w:val="0"/>
-          <w:numId w:val="1009"/>
-        </w:numPr>
-        <w:ind w:left="360" w:hanging="259"/>
-        <w:jc w:val="both"/>
-        <w:keepNext w:val="0"/>
-        <w:keepLines w:val="0"/>
-        <w:widowControl w:val="1"/>
-      </w:pPr>
-      <w:r>
-        <w:rPr>
-          <w:b/>
-          <w:bCs/>
-        </w:rPr>
-        <w:t xml:space="preserve">The regime where uniform coverage is feasible (</w:t>
-      </w:r>
-      <m:oMath>
-        <m:r>
-          <m:t>d</m:t>
-        </m:r>
-        <m:r>
-          <m:rPr>
-            <m:sty m:val="p"/>
-          </m:rPr>
-          <m:t>=</m:t>
-        </m:r>
-        <m:r>
-          <m:t>2</m:t>
-        </m:r>
-      </m:oMath>
-      <w:r>
-        <w:rPr>
-          <w:b/>
-          <w:bCs/>
-        </w:rPr>
-        <w:t xml:space="preserve">).</w:t>
-      </w:r>
-      <w:r>
-        <w:t xml:space="preserve"> </w:t>
-      </w:r>
-      <w:r>
-        <w:t xml:space="preserve">S2 uniform is very strong on this benchmark at</w:t>
-      </w:r>
-      <w:r>
-        <w:t xml:space="preserve"> </w:t>
-      </w:r>
-      <m:oMath>
-        <m:r>
-          <m:t>d</m:t>
-        </m:r>
-        <m:r>
-          <m:rPr>
-            <m:sty m:val="p"/>
-          </m:rPr>
-          <m:t>=</m:t>
-        </m:r>
-        <m:r>
-          <m:t>2</m:t>
-        </m:r>
-      </m:oMath>
-      <w:r>
-        <w:t xml:space="preserve"> </w:t>
-      </w:r>
-      <w:r>
-        <w:t xml:space="preserve">(best on far, close to best on close and medium). Its collapse at</w:t>
-      </w:r>
-      <w:r>
-        <w:t xml:space="preserve"> </w:t>
-      </w:r>
-      <m:oMath>
-        <m:r>
-          <m:t>d</m:t>
-        </m:r>
-        <m:r>
-          <m:rPr>
-            <m:sty m:val="p"/>
-          </m:rPr>
-          <m:t>≥</m:t>
-        </m:r>
-        <m:r>
-          <m:t>5</m:t>
-        </m:r>
-      </m:oMath>
-      <w:r>
-        <w:t xml:space="preserve"> </w:t>
-      </w:r>
-      <w:r>
-        <w:t xml:space="preserve">is the coverage argument at work.</w:t>
-      </w:r>
-    </w:p>
-    <w:p>
-      <w:pPr>
-        <w:pStyle w:val="FirstParagraph"/>
-        <w:jc w:val="both"/>
-        <w:keepNext w:val="0"/>
-        <w:keepLines w:val="0"/>
-        <w:widowControl w:val="1"/>
-      </w:pPr>
-      <w:r>
-        <w:t xml:space="preserve">The practical recommendation:</w:t>
-      </w:r>
-      <w:r>
-        <w:t xml:space="preserve"> </w:t>
-      </w:r>
-      <w:r>
-        <w:rPr>
-          <w:b/>
-          <w:bCs/>
-        </w:rPr>
-        <w:t xml:space="preserve">S1 by default; S3 when boundary discrimination specifically matters; S5 when the deployment domain includes gross out-of-distribution inputs and there is no bounding box on the input</w:t>
-      </w:r>
-      <w:r>
-        <w:t xml:space="preserve">. S4 (mixed) is now Pareto-dominated on this benchmark and is not recommended.</w:t>
-      </w:r>
-    </w:p>
-    <w:bookmarkEnd w:id="33"/>
-    <w:bookmarkStart w:id="34" w:name="X07ddb4f9bd8867a60d5bd5d35db008e272479a1"/>
-    <w:p>
-      <w:pPr>
-        <w:pStyle w:val="Heading3"/>
-        <w:keepNext/>
-        <w:keepLines/>
-        <w:widowControl w:val="1"/>
-      </w:pPr>
-      <w:r>
-        <w:t xml:space="preserve">8.2 Deployment</w:t>
-      </w:r>
-    </w:p>
-    <w:p>
-      <w:pPr>
-        <w:pStyle w:val="FirstParagraph"/>
-        <w:jc w:val="both"/>
-        <w:keepNext w:val="0"/>
-        <w:keepLines w:val="0"/>
-        <w:widowControl w:val="1"/>
-      </w:pPr>
-      <w:r>
-        <w:t xml:space="preserve">Once the student is fit, the export path is standard: convert to a framework-agnostic computation graph (e.g. ONNX), apply parameter quantization on the way in, and compile for the target runtime (e.g. TVM). Nothing about the deployment step depends on the choice of sampler; this paper's contribution is upstream, at the training-data step, and is orthogonal to the compression / export tooling.</w:t>
-      </w:r>
-    </w:p>
-    <w:bookmarkEnd w:id="34"/>
-    <w:bookmarkStart w:id="35" w:name="X6bfdc5b2420ac49c134cb4d3e53a4be0ee2b4ed"/>
-    <w:p>
-      <w:pPr>
-        <w:pStyle w:val="Heading3"/>
-        <w:keepNext/>
-        <w:keepLines/>
-        <w:widowControl w:val="1"/>
-      </w:pPr>
-      <w:r>
-        <w:t xml:space="preserve">8.3 Limitations and future work</w:t>
-      </w:r>
-    </w:p>
-    <w:p>
-      <w:pPr>
-        <w:pStyle w:val="FirstParagraph"/>
-        <w:jc w:val="both"/>
-        <w:keepNext w:val="0"/>
-        <w:keepLines w:val="0"/>
-        <w:widowControl w:val="1"/>
-      </w:pPr>
-      <w:r>
-        <w:t xml:space="preserve">The two-moons + tight-GMM setups are intentionally small:</w:t>
-      </w:r>
-      <w:r>
-        <w:t xml:space="preserve"> </w:t>
-      </w:r>
-      <m:oMath>
-        <m:r>
-          <m:t>d</m:t>
-        </m:r>
-        <m:r>
-          <m:rPr>
-            <m:sty m:val="p"/>
-          </m:rPr>
-          <m:t>∈</m:t>
-        </m:r>
-        <m:r>
-          <m:rPr>
-            <m:sty m:val="p"/>
-          </m:rPr>
-          <m:t>{</m:t>
-        </m:r>
-        <m:r>
-          <m:t>2</m:t>
-        </m:r>
-        <m:r>
-          <m:rPr>
-            <m:sty m:val="p"/>
-          </m:rPr>
-          <m:t>,</m:t>
-        </m:r>
-        <m:r>
-          <m:t>5</m:t>
-        </m:r>
-        <m:r>
-          <m:rPr>
-            <m:sty m:val="p"/>
-          </m:rPr>
-          <m:t>,</m:t>
-        </m:r>
-        <m:r>
-          <m:t>10</m:t>
-        </m:r>
-        <m:r>
-          <m:rPr>
-            <m:sty m:val="p"/>
-          </m:rPr>
-          <m:t>}</m:t>
-        </m:r>
-      </m:oMath>
-      <w:r>
-        <w:t xml:space="preserve"> </w:t>
-      </w:r>
-      <w:r>
-        <w:t xml:space="preserve">inputs, three cheap teachers, a 40-parameter student, a single CPU minute per condition at</w:t>
-      </w:r>
-      <w:r>
-        <w:t xml:space="preserve"> </w:t>
-      </w:r>
-      <m:oMath>
-        <m:r>
-          <m:t>d</m:t>
-        </m:r>
-        <m:r>
-          <m:rPr>
-            <m:sty m:val="p"/>
-          </m:rPr>
-          <m:t>=</m:t>
-        </m:r>
-        <m:r>
-          <m:t>2</m:t>
-        </m:r>
-      </m:oMath>
-      <w:r>
-        <w:t xml:space="preserve"> </w:t>
-      </w:r>
-      <w:r>
-        <w:t xml:space="preserve">and up to</w:t>
-      </w:r>
-      <w:r>
-        <w:t xml:space="preserve"> </w:t>
-      </w:r>
-      <m:oMath>
-        <m:r>
-          <m:rPr>
-            <m:sty m:val="p"/>
-          </m:rPr>
-          <m:t>∼</m:t>
-        </m:r>
-      </m:oMath>
-      <w:r>
-        <w:t xml:space="preserve">4 minutes per S3 seed at</w:t>
-      </w:r>
-      <w:r>
-        <w:t xml:space="preserve"> </w:t>
-      </w:r>
-      <m:oMath>
-        <m:r>
-          <m:t>d</m:t>
-        </m:r>
-        <m:r>
-          <m:rPr>
-            <m:sty m:val="p"/>
-          </m:rPr>
-          <m:t>=</m:t>
-        </m:r>
-        <m:r>
-          <m:t>10</m:t>
-        </m:r>
-      </m:oMath>
-      <w:r>
-        <w:t xml:space="preserve">. Their purpose is to isolate the sampler as the only experimental variable and to expose failure modes that a larger benchmark would hide behind noise. Concrete next steps, in order of expected paper-strengthening per hour of work:</w:t>
-      </w:r>
-    </w:p>
-    <w:p>
-      <w:pPr>
-        <w:pStyle w:val="Compact"/>
-        <w:numPr>
-          <w:ilvl w:val="0"/>
-          <w:numId w:val="1010"/>
-        </w:numPr>
-        <w:ind w:left="360" w:hanging="259"/>
-        <w:jc w:val="both"/>
-        <w:keepNext w:val="0"/>
-        <w:keepLines w:val="0"/>
-        <w:widowControl w:val="1"/>
-      </w:pPr>
-      <w:r>
-        <w:rPr>
-          <w:b/>
-          <w:bCs/>
-        </w:rPr>
-        <w:t xml:space="preserve">Bug audit of the far-field percentile ceiling.</w:t>
-      </w:r>
-      <w:r>
-        <w:t xml:space="preserve"> </w:t>
-      </w:r>
-      <w:r>
-        <w:t xml:space="preserve">At high</w:t>
-      </w:r>
-      <w:r>
-        <w:t xml:space="preserve"> </w:t>
-      </w:r>
-      <m:oMath>
-        <m:r>
-          <m:t>d</m:t>
-        </m:r>
-      </m:oMath>
-      <w:r>
-        <w:t xml:space="preserve"> </w:t>
-      </w:r>
-      <w:r>
-        <w:t xml:space="preserve">every "far" anomaly gets percentile</w:t>
-      </w:r>
-      <w:r>
-        <w:t xml:space="preserve"> </w:t>
-      </w:r>
-      <m:oMath>
-        <m:r>
-          <m:rPr>
-            <m:sty m:val="p"/>
-          </m:rPr>
-          <m:t>=</m:t>
-        </m:r>
-        <m:r>
-          <m:t>1</m:t>
-        </m:r>
-      </m:oMath>
-      <w:r>
-        <w:t xml:space="preserve">, so the raw "far AUROC" is partly an artifact of tie-breaking. A bandwidth-extended percentile (interpolating past the training max) would give an honest measurement and may shift the far-field comparison.</w:t>
-      </w:r>
-    </w:p>
-    <w:p>
-      <w:pPr>
-        <w:pStyle w:val="Compact"/>
-        <w:numPr>
-          <w:ilvl w:val="0"/>
-          <w:numId w:val="1010"/>
-        </w:numPr>
-        <w:ind w:left="360" w:hanging="259"/>
-        <w:jc w:val="both"/>
-        <w:keepNext w:val="0"/>
-        <w:keepLines w:val="0"/>
-        <w:widowControl w:val="1"/>
-      </w:pPr>
-      <w:r>
-        <w:rPr>
-          <w:b/>
-          <w:bCs/>
-        </w:rPr>
-        <w:t xml:space="preserve">More seeds at</w:t>
-      </w:r>
-      <w:r>
-        <w:rPr>
-          <w:b/>
-          <w:bCs/>
-        </w:rPr>
-        <w:t xml:space="preserve"> </w:t>
-      </w:r>
-      <m:oMath>
-        <m:r>
-          <m:t>d</m:t>
-        </m:r>
-        <m:r>
-          <m:rPr>
-            <m:sty m:val="p"/>
-          </m:rPr>
-          <m:t>≥</m:t>
-        </m:r>
-        <m:r>
-          <m:t>5</m:t>
-        </m:r>
-      </m:oMath>
-      <w:r>
-        <w:rPr>
-          <w:b/>
-          <w:bCs/>
-        </w:rPr>
-        <w:t xml:space="preserve">.</w:t>
-      </w:r>
-      <w:r>
-        <w:t xml:space="preserve"> </w:t>
-      </w:r>
-      <w:r>
-        <w:t xml:space="preserve">The</w:t>
-      </w:r>
-      <w:r>
-        <w:t xml:space="preserve"> </w:t>
-      </w:r>
-      <m:oMath>
-        <m:r>
-          <m:t>d</m:t>
-        </m:r>
-        <m:r>
-          <m:rPr>
-            <m:sty m:val="p"/>
-          </m:rPr>
-          <m:t>=</m:t>
-        </m:r>
-        <m:r>
-          <m:t>5</m:t>
-        </m:r>
-      </m:oMath>
-      <w:r>
-        <w:t xml:space="preserve"> </w:t>
-      </w:r>
-      <w:r>
-        <w:t xml:space="preserve">and</w:t>
-      </w:r>
-      <w:r>
-        <w:t xml:space="preserve"> </w:t>
-      </w:r>
-      <m:oMath>
-        <m:r>
-          <m:t>d</m:t>
-        </m:r>
-        <m:r>
-          <m:rPr>
-            <m:sty m:val="p"/>
-          </m:rPr>
-          <m:t>=</m:t>
-        </m:r>
-        <m:r>
-          <m:t>10</m:t>
-        </m:r>
-      </m:oMath>
-      <w:r>
-        <w:t xml:space="preserve"> </w:t>
-      </w:r>
-      <w:r>
-        <w:t xml:space="preserve">results are three seeds each; the consistent-across-bands pattern carries the claim, but 10 seeds would let per-cell margins be individually significance-tested.</w:t>
-      </w:r>
-    </w:p>
-    <w:p>
-      <w:pPr>
-        <w:pStyle w:val="Compact"/>
-        <w:numPr>
-          <w:ilvl w:val="0"/>
-          <w:numId w:val="1010"/>
-        </w:numPr>
-        <w:ind w:left="360" w:hanging="259"/>
-        <w:jc w:val="both"/>
-        <w:keepNext w:val="0"/>
-        <w:keepLines w:val="0"/>
-        <w:widowControl w:val="1"/>
-      </w:pPr>
-      <w:r>
-        <w:rPr>
-          <w:b/>
-          <w:bCs/>
-        </w:rPr>
-        <w:t xml:space="preserve">Real-data benchmark</w:t>
-      </w:r>
-      <w:r>
-        <w:t xml:space="preserve"> </w:t>
-      </w:r>
-      <w:r>
-        <w:t xml:space="preserve">(10-50 D, non-Gaussian). A public tabular anomaly-detection benchmark (KDDCup, MulcrossHTTP, MVTec-AD features), or any domain with genuine unsupervised teachers and no labels. The scaling pattern in §6.2 should transfer, but the specific per-band winners will depend on the teachers' actual disagreement geometry on real signals.</w:t>
-      </w:r>
-    </w:p>
-    <w:p>
-      <w:pPr>
-        <w:pStyle w:val="Compact"/>
-        <w:numPr>
-          <w:ilvl w:val="0"/>
-          <w:numId w:val="1010"/>
+          <w:numId w:val="1008"/>
         </w:numPr>
         <w:ind w:left="360" w:hanging="259"/>
         <w:jc w:val="both"/>
@@ -17553,12 +17846,6 @@
     <w:abstractNumId w:val="991"/>
   </w:num>
   <w:num w:numId="1008">
-    <w:abstractNumId w:val="991"/>
-  </w:num>
-  <w:num w:numId="1009">
-    <w:abstractNumId w:val="991"/>
-  </w:num>
-  <w:num w:numId="1010">
     <w:abstractNumId w:val="99201"/>
     <w:lvlOverride w:ilvl="0">
       <w:startOverride w:val="1"/>
@@ -17588,7 +17875,7 @@
       <w:startOverride w:val="1"/>
     </w:lvlOverride>
   </w:num>
-  <w:num w:numId="1011">
+  <w:num w:numId="1009">
     <w:abstractNumId w:val="991"/>
   </w:num>
 </w:numbering>

--- a/paper.docx
+++ b/paper.docx
@@ -2,7 +2,24 @@
 <file path=word/document.xml><?xml version="1.0" encoding="utf-8"?>
 <w:document xmlns:w="http://schemas.openxmlformats.org/wordprocessingml/2006/main" xmlns:m="http://schemas.openxmlformats.org/officeDocument/2006/math" xmlns:r="http://schemas.openxmlformats.org/officeDocument/2006/relationships" xmlns:o="urn:schemas-microsoft-com:office:office" xmlns:v="urn:schemas-microsoft-com:vml" xmlns:w10="urn:schemas-microsoft-com:office:word" xmlns:a="http://schemas.openxmlformats.org/drawingml/2006/main" xmlns:pic="http://schemas.openxmlformats.org/drawingml/2006/picture" xmlns:wp="http://schemas.openxmlformats.org/drawingml/2006/wordprocessingDrawing">
   <w:body>
-    <w:bookmarkStart w:id="41" w:name="X18dd8870020ebc13261f1a93b31b2e8672cfcab"/>
+    <w:p>
+      <w:pPr>
+        <w:pStyle w:val="FirstParagraph"/>
+        <w:jc w:val="both"/>
+        <w:keepNext w:val="0"/>
+        <w:keepLines w:val="0"/>
+        <w:widowControl w:val="1"/>
+      </w:pPr>
+      <w:hyperlink r:id="rId9">
+        <w:r>
+          <w:rPr>
+            <w:rStyle w:val="Hyperlink"/>
+          </w:rPr>
+          <w:t xml:space="preserve">↓ Paper (.pdf)</w:t>
+        </w:r>
+      </w:hyperlink>
+    </w:p>
+    <w:bookmarkStart w:id="42" w:name="X18dd8870020ebc13261f1a93b31b2e8672cfcab"/>
     <w:p>
       <w:pPr>
         <w:pStyle w:val="Title"/>
@@ -93,7 +110,7 @@
         </w:tc>
       </w:tr>
     </w:tbl>
-    <w:bookmarkStart w:id="9" w:name="abstract"/>
+    <w:bookmarkStart w:id="10" w:name="abstract"/>
     <w:p>
       <w:pPr>
         <w:pStyle w:val="AbstractLabel"/>
@@ -209,8 +226,8 @@
         <w:t xml:space="preserve">on held-out anomalies (rank agreement), not standalone detection accuracy. We are candid about scope: some pipelines with discontinuous fusion are not reproducible by a small student at all, and on real high-dimensional tabular data fine-grained fidelity remains an open problem while simple baselines already suffice for coarse detection. All code and results are open-source.</w:t>
       </w:r>
     </w:p>
-    <w:bookmarkEnd w:id="9"/>
-    <w:bookmarkStart w:id="10" w:name="Xe3d0fc0bea9a42ce7605565d0964033d7f6ee47"/>
+    <w:bookmarkEnd w:id="10"/>
+    <w:bookmarkStart w:id="11" w:name="Xe3d0fc0bea9a42ce7605565d0964033d7f6ee47"/>
     <w:p>
       <w:pPr>
         <w:pStyle w:val="Heading2"/>
@@ -505,8 +522,8 @@
         <w:t xml:space="preserve">on held-out anomalies (rank agreement between student and pipeline scores) because the goal is faithful reproduction of the pipeline, not beating it. We evaluate on a controlled 2-D benchmark and a spectrum of five teacher pipelines, and we report honestly on a real-data limitation (§6.5).</w:t>
       </w:r>
     </w:p>
-    <w:bookmarkEnd w:id="10"/>
-    <w:bookmarkStart w:id="15" w:name="Xe831035363742a0c7957cffd683edc86db2e5da"/>
+    <w:bookmarkEnd w:id="11"/>
+    <w:bookmarkStart w:id="16" w:name="Xe831035363742a0c7957cffd683edc86db2e5da"/>
     <w:p>
       <w:pPr>
         <w:pStyle w:val="Heading2"/>
@@ -518,7 +535,7 @@
         <w:t xml:space="preserve">2. Related work</w:t>
       </w:r>
     </w:p>
-    <w:bookmarkStart w:id="11" w:name="Xf76315a278cdab16851ea15ed6377607a81f793"/>
+    <w:bookmarkStart w:id="12" w:name="Xf76315a278cdab16851ea15ed6377607a81f793"/>
     <w:p>
       <w:pPr>
         <w:pStyle w:val="Heading3"/>
@@ -542,8 +559,8 @@
         <w:t xml:space="preserve">Knowledge distillation transfers a large teacher's input-output behavior to a smaller student by matching soft outputs [Hinton et al., 2015; Ba and Caruana, 2014; Buciluă et al., 2006], extended to feature and relation matching [Romero et al., 2015; Park et al., 2019]. Our objective is a plain squared-error match on pipeline scores. Data-free distillation [Nayak et al., 2019; Chen et al., 2019] synthesizes inputs when training data is unavailable, typically by inverting the teacher's activations; our setting is intermediate, since we have the normal data but not the anomalies the deployed student must handle, so we synthesize queries to cover that region.</w:t>
       </w:r>
     </w:p>
-    <w:bookmarkEnd w:id="11"/>
-    <w:bookmarkStart w:id="12" w:name="X0f625d21a6f507e4923887019a17cc5616f1164"/>
+    <w:bookmarkEnd w:id="12"/>
+    <w:bookmarkStart w:id="13" w:name="X0f625d21a6f507e4923887019a17cc5616f1164"/>
     <w:p>
       <w:pPr>
         <w:pStyle w:val="Heading3"/>
@@ -567,8 +584,8 @@
         <w:t xml:space="preserve">The teacher pipelines we distill are built from standard unsupervised detectors: density estimators such as Gaussian kernel density [Silverman, 1986] and Local Outlier Factor [Breunig et al., 2000]; boundary methods such as one-class SVM [Schölkopf et al., 2001] and Deep SVDD [Ruff et al., 2018]; isolation and distance methods such as Isolation Forest [Liu et al., 2008] and k-NN distance; and reconstruction methods such as autoencoders [Zhou and Paffenroth, 2017]. A unifying review [Ruff et al., 2021] catalogues these families and their persistent score-calibration difficulty across families, which our rank-based normalization addresses. Recent deep detectors include self-supervised [Bergman and Hoshen, 2020; Golan and El-Yaniv, 2018] and reconstruction-driven industrial methods [Zavrtanik et al., 2021; Roth et al., 2022; Li et al., 2021]; our student is architecture-agnostic to the pipeline it distills.</w:t>
       </w:r>
     </w:p>
-    <w:bookmarkEnd w:id="12"/>
-    <w:bookmarkStart w:id="13" w:name="Xca4805648d8799197d8588a157b47af3b255c51"/>
+    <w:bookmarkEnd w:id="13"/>
+    <w:bookmarkStart w:id="14" w:name="Xca4805648d8799197d8588a157b47af3b255c51"/>
     <w:p>
       <w:pPr>
         <w:pStyle w:val="Heading3"/>
@@ -592,8 +609,8 @@
         <w:t xml:space="preserve">Synthesizing training points when only normals are available has been approached by adversarial near-boundary generation [Ducoffe and Precioso, 2018; Chen et al., 2020] and by score-based and diffusion samplers that draw from a target density defined through its score function [Song and Ermon, 2019, 2020]. Our sampler places queries by importance-weighting an off-manifold shell rather than training a generator, and does not require differentiating the teacher.</w:t>
       </w:r>
     </w:p>
-    <w:bookmarkEnd w:id="13"/>
-    <w:bookmarkStart w:id="14" w:name="X229a2135170123ec33e07016393c3c8504d0c65"/>
+    <w:bookmarkEnd w:id="14"/>
+    <w:bookmarkStart w:id="15" w:name="X229a2135170123ec33e07016393c3c8504d0c65"/>
     <w:p>
       <w:pPr>
         <w:pStyle w:val="Heading3"/>
@@ -633,9 +650,9 @@
         <w:t xml:space="preserve">[Angluin, 1988], distinct from the pool-based active learning that dominates the modern literature [Sener and Savarese, 2018; Settles, 2010]. The score-gradient signal we use is related to disagreement- and margin-based acquisition [Seung et al., 1992; Houlsby et al., 2011; Ducoffe and Precioso, 2018]. Langevin dynamics for concentrating samples in target regions has a long history [Welling and Teh, 2011; Song and Ermon, 2019]; we compare a Langevin variant of our sampler against a simpler importance-weighted shell sampler and find the latter as effective and easier to reason about.</w:t>
       </w:r>
     </w:p>
-    <w:bookmarkEnd w:id="14"/>
     <w:bookmarkEnd w:id="15"/>
-    <w:bookmarkStart w:id="16" w:name="X43f82d7237d8e5e2807d6e560824b30ae25e90c"/>
+    <w:bookmarkEnd w:id="16"/>
+    <w:bookmarkStart w:id="17" w:name="X43f82d7237d8e5e2807d6e560824b30ae25e90c"/>
     <w:p>
       <w:pPr>
         <w:pStyle w:val="Heading2"/>
@@ -1230,8 +1247,8 @@
         <w:t xml:space="preserve">(and RMSE of the normalized scores). This rewards faithful reproduction of the pipeline's ranking on inputs it was never trained to match, rather than the student's standalone detection accuracy.</w:t>
       </w:r>
     </w:p>
-    <w:bookmarkEnd w:id="16"/>
-    <w:bookmarkStart w:id="22" w:name="Xbd7dd980624bfc925ce385fea3e9dfc3248d59c"/>
+    <w:bookmarkEnd w:id="17"/>
+    <w:bookmarkStart w:id="23" w:name="Xbd7dd980624bfc925ce385fea3e9dfc3248d59c"/>
     <w:p>
       <w:pPr>
         <w:pStyle w:val="Heading2"/>
@@ -1243,7 +1260,7 @@
         <w:t xml:space="preserve">4. Method: shell sampling</w:t>
       </w:r>
     </w:p>
-    <w:bookmarkStart w:id="17" w:name="Xf910be400c7c3e1207c934d27b22be275076d30"/>
+    <w:bookmarkStart w:id="18" w:name="Xf910be400c7c3e1207c934d27b22be275076d30"/>
     <w:p>
       <w:pPr>
         <w:pStyle w:val="Heading3"/>
@@ -1871,8 +1888,8 @@
         <w:t xml:space="preserve">.</w:t>
       </w:r>
     </w:p>
-    <w:bookmarkEnd w:id="17"/>
-    <w:bookmarkStart w:id="18" w:name="X26e462b66d56ebbedc0447af315951070855f60"/>
+    <w:bookmarkEnd w:id="18"/>
+    <w:bookmarkStart w:id="19" w:name="X26e462b66d56ebbedc0447af315951070855f60"/>
     <w:p>
       <w:pPr>
         <w:pStyle w:val="Heading3"/>
@@ -2098,8 +2115,8 @@
         <w:t xml:space="preserve">: off the manifold, but close enough that the pipeline's decision structure is still resolved and a plausible anomaly could actually appear. All samplers below draw candidates from this shell.</w:t>
       </w:r>
     </w:p>
-    <w:bookmarkEnd w:id="18"/>
-    <w:bookmarkStart w:id="19" w:name="X337ea04c93c565f58ed8aa5ef194c0d1141e2c7"/>
+    <w:bookmarkEnd w:id="19"/>
+    <w:bookmarkStart w:id="20" w:name="X337ea04c93c565f58ed8aa5ef194c0d1141e2c7"/>
     <w:p>
       <w:pPr>
         <w:pStyle w:val="Heading3"/>
@@ -2430,8 +2447,8 @@
         <w:t xml:space="preserve">. Weight candidates by the gradient magnitude (estimated by finite differences; the pipeline need not be differentiable).</w:t>
       </w:r>
     </w:p>
-    <w:bookmarkEnd w:id="19"/>
-    <w:bookmarkStart w:id="20" w:name="Xae29ff0181fbb020eb633a8bf1a0270b1860928"/>
+    <w:bookmarkEnd w:id="20"/>
+    <w:bookmarkStart w:id="21" w:name="Xae29ff0181fbb020eb633a8bf1a0270b1860928"/>
     <w:p>
       <w:pPr>
         <w:pStyle w:val="Heading3"/>
@@ -2707,8 +2724,8 @@
         <w:t xml:space="preserve">. (A Langevin variant that walks up the same potential while a density prior holds it in the shell gives equivalent results and is described in Appendix A; the importance-weighted form is simpler and used throughout.)</w:t>
       </w:r>
     </w:p>
-    <w:bookmarkEnd w:id="20"/>
-    <w:bookmarkStart w:id="21" w:name="Xdd23c0bbaf7d00ad817d29601c04274a5f560f7"/>
+    <w:bookmarkEnd w:id="21"/>
+    <w:bookmarkStart w:id="22" w:name="Xdd23c0bbaf7d00ad817d29601c04274a5f560f7"/>
     <w:p>
       <w:pPr>
         <w:pStyle w:val="Heading3"/>
@@ -2759,9 +2776,9 @@
         <w:t xml:space="preserve">: a growing pipeline's score keeps rising past the training range, a saturating one plateaus. In our experiments an explicit growth-to-weight rule based on this probe matches the fixed combined sampler but does not beat it, so we recommend the combined sampler as the default and reserve the probe as a diagnostic. The probe also flags the failure case of §6.4: a pipeline whose score is flat across all shells cannot be reproduced by any sampler.</w:t>
       </w:r>
     </w:p>
-    <w:bookmarkEnd w:id="21"/>
     <w:bookmarkEnd w:id="22"/>
-    <w:bookmarkStart w:id="23" w:name="X46852b4909ab66352c68244f12b04a56468ae2a"/>
+    <w:bookmarkEnd w:id="23"/>
+    <w:bookmarkStart w:id="24" w:name="X46852b4909ab66352c68244f12b04a56468ae2a"/>
     <w:p>
       <w:pPr>
         <w:pStyle w:val="Heading2"/>
@@ -3035,8 +3052,8 @@
         <w:t xml:space="preserve">Student-teacher fidelity on the held-out anomalies: Spearman rank correlation between student and pipeline scores (and RMSE of normalized scores). Means over 3 seeds unless stated.</w:t>
       </w:r>
     </w:p>
-    <w:bookmarkEnd w:id="23"/>
-    <w:bookmarkStart w:id="35" w:name="Xb84024f831f54dd6cf41fa7512b2dfdd301b0cb"/>
+    <w:bookmarkEnd w:id="24"/>
+    <w:bookmarkStart w:id="36" w:name="Xb84024f831f54dd6cf41fa7512b2dfdd301b0cb"/>
     <w:p>
       <w:pPr>
         <w:pStyle w:val="Heading2"/>
@@ -3048,7 +3065,7 @@
         <w:t xml:space="preserve">6. Results</w:t>
       </w:r>
     </w:p>
-    <w:bookmarkStart w:id="27" w:name="Xd54bbc410841d25243a5cc020baf1780113255e"/>
+    <w:bookmarkStart w:id="28" w:name="Xd54bbc410841d25243a5cc020baf1780113255e"/>
     <w:p>
       <w:pPr>
         <w:pStyle w:val="Heading3"/>
@@ -4037,18 +4054,18 @@
           <wp:inline>
             <wp:extent cx="5943600" cy="2701636"/>
             <wp:effectExtent b="0" l="0" r="0" t="0"/>
-            <wp:docPr descr="Fidelity of each sampler across the teacher-pipeline spectrum; the best target within the shell depends on the pipeline's off-manifold shape, and the combined sampler is robust to it." title="" id="25" name="Picture"/>
+            <wp:docPr descr="Fidelity of each sampler across the teacher-pipeline spectrum; the best target within the shell depends on the pipeline's off-manifold shape, and the combined sampler is robust to it." title="" id="26" name="Picture"/>
             <a:graphic>
               <a:graphicData uri="http://schemas.openxmlformats.org/drawingml/2006/picture">
                 <pic:pic>
                   <pic:nvPicPr>
-                    <pic:cNvPr descr="figure_sampler_shape.png" id="26" name="Picture"/>
+                    <pic:cNvPr descr="figure_sampler_shape.png" id="27" name="Picture"/>
                     <pic:cNvPicPr>
                       <a:picLocks noChangeArrowheads="1" noChangeAspect="1"/>
                     </pic:cNvPicPr>
                   </pic:nvPicPr>
                   <pic:blipFill>
-                    <a:blip r:embed="rId24"/>
+                    <a:blip r:embed="rId25"/>
                     <a:stretch>
                       <a:fillRect/>
                     </a:stretch>
@@ -4172,8 +4189,8 @@
         <w:t xml:space="preserve">, well above either single signal), ties the best on both monotone pipelines, and recovers most of the autoencoder performance the gradient-only sampler sacrificed. No single-signal sampler is best everywhere; the combined one is never far from best on any distillable pipeline.</w:t>
       </w:r>
     </w:p>
-    <w:bookmarkEnd w:id="27"/>
-    <w:bookmarkStart w:id="28" w:name="Xab7a64d90ff910f0de792170112f9f9beeb3fd4"/>
+    <w:bookmarkEnd w:id="28"/>
+    <w:bookmarkStart w:id="29" w:name="Xab7a64d90ff910f0de792170112f9f9beeb3fd4"/>
     <w:p>
       <w:pPr>
         <w:pStyle w:val="Heading3"/>
@@ -4197,8 +4214,8 @@
         <w:t xml:space="preserve">Because it carries both terms, the combined sampler adapts to the pipeline shape implicitly. An explicit alternative that runs the shape probe of §4.5 and sets the score-versus-gradient weight from it reaches the same fidelity as the fixed combined sampler across the spectrum but does not exceed it. We therefore recommend the combined sampler as the automatic default and keep the probe as a diagnostic (it also identifies the undistillable case of §6.4). No manual choice, no shape label, and no anomaly labels are required at any point.</w:t>
       </w:r>
     </w:p>
-    <w:bookmarkEnd w:id="28"/>
-    <w:bookmarkStart w:id="32" w:name="Xc170d7982d8d2ca375cbb867c989888b0f49766"/>
+    <w:bookmarkEnd w:id="29"/>
+    <w:bookmarkStart w:id="33" w:name="Xc170d7982d8d2ca375cbb867c989888b0f49766"/>
     <w:p>
       <w:pPr>
         <w:pStyle w:val="Heading3"/>
@@ -4353,18 +4370,18 @@
           <wp:inline>
             <wp:extent cx="5943600" cy="1664207"/>
             <wp:effectExtent b="0" l="0" r="0" t="0"/>
-            <wp:docPr descr="The complex pipeline's off-manifold surface (left) is not reproducible from normals only (middle); shell sampling places queries across the anomalous region and the student reproduces it (right)." title="" id="30" name="Picture"/>
+            <wp:docPr descr="The complex pipeline's off-manifold surface (left) is not reproducible from normals only (middle); shell sampling places queries across the anomalous region and the student reproduces it (right)." title="" id="31" name="Picture"/>
             <a:graphic>
               <a:graphicData uri="http://schemas.openxmlformats.org/drawingml/2006/picture">
                 <pic:pic>
                   <pic:nvPicPr>
-                    <pic:cNvPr descr="figure_complex.png" id="31" name="Picture"/>
+                    <pic:cNvPr descr="figure_complex.png" id="32" name="Picture"/>
                     <pic:cNvPicPr>
                       <a:picLocks noChangeArrowheads="1" noChangeAspect="1"/>
                     </pic:cNvPicPr>
                   </pic:nvPicPr>
                   <pic:blipFill>
-                    <a:blip r:embed="rId29"/>
+                    <a:blip r:embed="rId30"/>
                     <a:stretch>
                       <a:fillRect/>
                     </a:stretch>
@@ -4391,8 +4408,8 @@
         </w:drawing>
       </w:r>
     </w:p>
-    <w:bookmarkEnd w:id="32"/>
-    <w:bookmarkStart w:id="33" w:name="Xf41085eea46b0de67ee67636453288df3ec6964"/>
+    <w:bookmarkEnd w:id="33"/>
+    <w:bookmarkStart w:id="34" w:name="Xf41085eea46b0de67ee67636453288df3ec6964"/>
     <w:p>
       <w:pPr>
         <w:pStyle w:val="Heading3"/>
@@ -4476,8 +4493,8 @@
         <w:t xml:space="preserve">to the student, but a student too small to represent that behavior still cannot reproduce it.</w:t>
       </w:r>
     </w:p>
-    <w:bookmarkEnd w:id="33"/>
-    <w:bookmarkStart w:id="34" w:name="Xba5beb84b6f61f69c2708adb97aae4410c2df8b"/>
+    <w:bookmarkEnd w:id="34"/>
+    <w:bookmarkStart w:id="35" w:name="Xba5beb84b6f61f69c2708adb97aae4410c2df8b"/>
     <w:p>
       <w:pPr>
         <w:pStyle w:val="Heading3"/>
@@ -4621,9 +4638,9 @@
         <w:t xml:space="preserve">) are the natural next steps.</w:t>
       </w:r>
     </w:p>
-    <w:bookmarkEnd w:id="34"/>
     <w:bookmarkEnd w:id="35"/>
-    <w:bookmarkStart w:id="36" w:name="Xaa41b10cc6ea992ae291d3c205d2ba26cb494fd"/>
+    <w:bookmarkEnd w:id="36"/>
+    <w:bookmarkStart w:id="37" w:name="Xaa41b10cc6ea992ae291d3c205d2ba26cb494fd"/>
     <w:p>
       <w:pPr>
         <w:pStyle w:val="Heading2"/>
@@ -4675,8 +4692,8 @@
         <w:t xml:space="preserve">Two honest boundaries frame the contribution. Pipelines with discontinuous fusion exceed a small student's representational capacity and are not distillable at any sampling budget; a cheap shell probe predicts this. And on real high-dimensional data, coarse detection is already served by trivial baselines while fine-fidelity reproduction is unresolved, so the present contribution is a focused methods-and-analysis result on where queries should go, not a solved deployment pipeline.</w:t>
       </w:r>
     </w:p>
-    <w:bookmarkEnd w:id="36"/>
-    <w:bookmarkStart w:id="37" w:name="X068cadce569253993d0037f110a97f237619c0f"/>
+    <w:bookmarkEnd w:id="37"/>
+    <w:bookmarkStart w:id="38" w:name="X068cadce569253993d0037f110a97f237619c0f"/>
     <w:p>
       <w:pPr>
         <w:pStyle w:val="Heading2"/>
@@ -4700,8 +4717,8 @@
         <w:t xml:space="preserve">Distilling a blackbox unsupervised anomaly pipeline with no anomaly labels is a query-placement problem. The informative queries sit in the low-density shell just off the normal manifold, and the right target within the shell follows the pipeline's off-manifold shape: score for growing pipelines, score-gradient for saturating ones. A single shell sampler weighted by both is automatically shape-robust, reproduces a spectrum of teacher pipelines with high fidelity, and comes with a cheap probe that predicts when a pipeline is beyond a small student's reach. The open frontier is fine-fidelity distillation in high dimensions, where student capacity, not query placement, appears to bind. All code, data, and results are released.</w:t>
       </w:r>
     </w:p>
-    <w:bookmarkEnd w:id="37"/>
-    <w:bookmarkStart w:id="38" w:name="references"/>
+    <w:bookmarkEnd w:id="38"/>
+    <w:bookmarkStart w:id="39" w:name="references"/>
     <w:p>
       <w:pPr>
         <w:pStyle w:val="ReferencesHeading"/>
@@ -5787,8 +5804,8 @@
         <w:t xml:space="preserve">KDD.</w:t>
       </w:r>
     </w:p>
-    <w:bookmarkEnd w:id="38"/>
-    <w:bookmarkStart w:id="39" w:name="appendix-a-samplers"/>
+    <w:bookmarkEnd w:id="39"/>
+    <w:bookmarkStart w:id="40" w:name="appendix-a-samplers"/>
     <w:p>
       <w:pPr>
         <w:pStyle w:val="Heading2"/>
@@ -6093,8 +6110,8 @@
         <w:t xml:space="preserve">Start chains at random normals and walk up the same shell potential while a density prior holds them near the manifold; a per-chain radius drawn log-uniformly lets some chains reach the far field. This gives fidelity equivalent to the importance-weighted sampler and is retained only for comparison; the importance-weighted form is simpler and needs no step-size tuning.</w:t>
       </w:r>
     </w:p>
-    <w:bookmarkEnd w:id="39"/>
-    <w:bookmarkStart w:id="40" w:name="appendix-b-reproduction"/>
+    <w:bookmarkEnd w:id="40"/>
+    <w:bookmarkStart w:id="41" w:name="appendix-b-reproduction"/>
     <w:p>
       <w:pPr>
         <w:pStyle w:val="Heading2"/>
@@ -6118,10 +6135,10 @@
         <w:t xml:space="preserve">The teacher spectrum, the complex-pipeline mechanism study, and the real-data evaluation are separate CPU-only scripts. The score-plus-gradient shell sampler and the shape probe are single functions; the finite-difference gradient is batched into one pipeline-scoring pass per step.</w:t>
       </w:r>
     </w:p>
-    <w:bookmarkEnd w:id="40"/>
     <w:bookmarkEnd w:id="41"/>
+    <w:bookmarkEnd w:id="42"/>
     <w:sectPr>
-      <w:footerReference w:type="default" r:id="rId9"/>
+      <w:footerReference w:type="default" r:id="rId10"/>
       <w:pgSz w:h="15840" w:w="12240"/>
       <w:pgMar w:bottom="1440" w:footer="720" w:gutter="0" w:header="720" w:left="1440" w:right="1440" w:top="1440"/>
       <w:cols w:space="720"/>

--- a/paper.docx
+++ b/paper.docx
@@ -33,83 +33,112 @@
         <w:t xml:space="preserve">Where to Query a Blackbox Anomaly Pipeline: Shell Sampling for Label-Free Distillation</w:t>
       </w:r>
     </w:p>
-    <w:tbl>
-      <w:tblPr>
-        <w:tblW w:type="pct" w:w="5000"/>
-        <w:tblLook w:firstColumn="1" w:firstRow="1" w:lastColumn="0" w:lastRow="0" w:noHBand="0" w:noVBand="1" w:val="04A0"/>
+    <w:p>
+      <w:pPr>
+        <w:pStyle w:val="Subtitle"/>
+        <w:spacing w:before="0" w:after="160"/>
         <w:jc w:val="center"/>
-        <w:tblBorders>
-          <w:top w:val="nil"/>
-          <w:left w:val="nil"/>
-          <w:bottom w:val="nil"/>
-          <w:right w:val="nil"/>
-          <w:insideH w:val="nil"/>
-          <w:insideV w:val="nil"/>
-        </w:tblBorders>
-        <w:tblLayout w:type="autofit"/>
-      </w:tblPr>
-      <w:tblGrid>
-        <w:gridCol w:w="9360"/>
-      </w:tblGrid>
-      <w:tr>
-        <w:tc>
-          <w:tcPr>
-            <w:tcW w:type="dxa" w:w="9360"/>
-            <w:tcBorders>
-              <w:left w:val="nil"/>
-              <w:right w:val="nil"/>
-              <w:top w:val="nil"/>
-              <w:bottom w:val="nil"/>
-            </w:tcBorders>
-          </w:tcPr>
-          <w:p>
-            <w:pPr>
-              <w:spacing w:before="0" w:after="40" w:line="240" w:lineRule="auto"/>
-              <w:jc w:val="center"/>
-            </w:pPr>
-            <w:r/>
-            <w:r>
-              <w:rPr>
-                <w:rFonts w:ascii="Georgia" w:hAnsi="Georgia"/>
-                <w:b/>
-                <w:i w:val="0"/>
-                <w:sz w:val="24"/>
-              </w:rPr>
-              <w:t>Alexander Apartsin</w:t>
-            </w:r>
-          </w:p>
-        </w:tc>
-      </w:tr>
-      <w:tr>
-        <w:tc>
-          <w:tcPr>
-            <w:tcW w:type="dxa" w:w="9360"/>
-            <w:tcBorders>
-              <w:left w:val="nil"/>
-              <w:right w:val="nil"/>
-              <w:top w:val="nil"/>
-              <w:bottom w:val="nil"/>
-            </w:tcBorders>
-          </w:tcPr>
-          <w:p>
-            <w:pPr>
-              <w:spacing w:before="0" w:after="120" w:line="240" w:lineRule="auto"/>
-              <w:jc w:val="center"/>
-            </w:pPr>
-            <w:r/>
-            <w:r>
-              <w:rPr>
-                <w:rFonts w:ascii="Georgia" w:hAnsi="Georgia"/>
-                <w:b w:val="0"/>
-                <w:i/>
-                <w:sz w:val="20"/>
-              </w:rPr>
-              <w:t>Independent research draft, 2026-08-29</w:t>
-            </w:r>
-          </w:p>
-        </w:tc>
-      </w:tr>
-    </w:tbl>
+        <w:keepNext w:val="0"/>
+        <w:keepLines/>
+        <w:widowControl w:val="1"/>
+      </w:pPr>
+      <w:r>
+        <w:rPr>
+          <w:rFonts w:ascii="Georgia" w:hAnsi="Georgia"/>
+          <w:b w:val="0"/>
+          <w:i/>
+          <w:sz w:val="20"/>
+        </w:rPr>
+        <w:t xml:space="preserve">Alexander Apartsin</w:t>
+      </w:r>
+      <w:r>
+        <w:rPr>
+          <w:rFonts w:ascii="Georgia" w:hAnsi="Georgia"/>
+          <w:b w:val="0"/>
+          <w:i/>
+          <w:sz w:val="20"/>
+          <w:vertAlign w:val="superscript"/>
+        </w:rPr>
+        <w:t xml:space="preserve">1</w:t>
+      </w:r>
+      <w:r>
+        <w:rPr>
+          <w:rFonts w:ascii="Georgia" w:hAnsi="Georgia"/>
+          <w:b w:val="0"/>
+          <w:i/>
+          <w:sz w:val="20"/>
+        </w:rPr>
+        <w:t xml:space="preserve">, Yehudit Aperstein</w:t>
+      </w:r>
+      <w:r>
+        <w:rPr>
+          <w:rFonts w:ascii="Georgia" w:hAnsi="Georgia"/>
+          <w:b w:val="0"/>
+          <w:i/>
+          <w:sz w:val="20"/>
+          <w:vertAlign w:val="superscript"/>
+        </w:rPr>
+        <w:t xml:space="preserve">2</w:t>
+      </w:r>
+    </w:p>
+    <w:p>
+      <w:pPr>
+        <w:pStyle w:val="Subtitle"/>
+        <w:spacing w:before="0" w:after="160"/>
+        <w:jc w:val="center"/>
+        <w:keepNext w:val="0"/>
+        <w:keepLines/>
+        <w:widowControl w:val="1"/>
+      </w:pPr>
+      <w:r>
+        <w:rPr>
+          <w:rFonts w:ascii="Georgia" w:hAnsi="Georgia"/>
+          <w:b w:val="0"/>
+          <w:i/>
+          <w:sz w:val="20"/>
+          <w:vertAlign w:val="superscript"/>
+        </w:rPr>
+        <w:t xml:space="preserve">1</w:t>
+      </w:r>
+      <w:r>
+        <w:rPr>
+          <w:rFonts w:ascii="Georgia" w:hAnsi="Georgia"/>
+          <w:b w:val="0"/>
+          <w:i/>
+          <w:sz w:val="20"/>
+        </w:rPr>
+        <w:t xml:space="preserve">School of Computer Science, Faculty of Sciences, Holon Institute of Technology (HIT), Holon, Israel</w:t>
+      </w:r>
+    </w:p>
+    <w:p>
+      <w:pPr>
+        <w:pStyle w:val="Subtitle"/>
+        <w:spacing w:before="0" w:after="160"/>
+        <w:jc w:val="center"/>
+        <w:keepNext w:val="0"/>
+        <w:keepLines/>
+        <w:widowControl w:val="1"/>
+      </w:pPr>
+      <w:r>
+        <w:rPr>
+          <w:rFonts w:ascii="Georgia" w:hAnsi="Georgia"/>
+          <w:b w:val="0"/>
+          <w:i/>
+          <w:sz w:val="20"/>
+          <w:vertAlign w:val="superscript"/>
+        </w:rPr>
+        <w:t xml:space="preserve">2</w:t>
+      </w:r>
+      <w:r>
+        <w:rPr>
+          <w:rFonts w:ascii="Georgia" w:hAnsi="Georgia"/>
+          <w:b w:val="0"/>
+          <w:i/>
+          <w:sz w:val="20"/>
+        </w:rPr>
+        <w:t xml:space="preserve">Intelligent Systems, Afeka Academic College of Engineering, Tel-Aviv, Israel</w:t>
+      </w:r>
+    </w:p>
     <w:bookmarkStart w:id="10" w:name="abstract"/>
     <w:p>
       <w:pPr>
@@ -133,7 +162,7 @@
         <w:widowControl w:val="1"/>
       </w:pPr>
       <w:r>
-        <w:t xml:space="preserve">We study how to distill a complicated, blackbox, unsupervised anomaly-detection</w:t>
+        <w:t xml:space="preserve">A deployed unsupervised anomaly-detection</w:t>
       </w:r>
       <w:r>
         <w:t xml:space="preserve"> </w:t>
@@ -149,7 +178,7 @@
         <w:t xml:space="preserve"> </w:t>
       </w:r>
       <w:r>
-        <w:t xml:space="preserve">(preprocessing, one or more detectors, and a fusion step) into a single small student model for resource-constrained deployment. The pipeline can only be queried, its internals are opaque, and no labeled anomalies exist at any point: the only data is a set of normal operating samples. The student must therefore learn the pipeline's behavior on the anomalous region from synthetic query points we place there ourselves and label with the pipeline's own scores. The central question is not the distillation objective, which is a plain regression from input to pipeline score, but</w:t>
+        <w:t xml:space="preserve">chains preprocessing, one or more detectors, and a fusion step, and is often too heavy for the edge device it must run on. We study how to distill such a pipeline into a single small student model. The pipeline can only be queried, its internals are opaque, and no labeled anomalies exist at any point: the only data is a set of normal operating samples. The student must therefore learn the pipeline's behavior on the anomalous region from synthetic query points we place there and label with the pipeline's own scores. The distillation objective is a plain regression from input to pipeline score; the question is</w:t>
       </w:r>
       <w:r>
         <w:t xml:space="preserve"> </w:t>
@@ -207,7 +236,7 @@
         <w:t xml:space="preserve"> </w:t>
       </w:r>
       <w:r>
-        <w:t xml:space="preserve">the pipeline score and its gradient magnitude is robust to this shape without being told it, and matches or exceeds shape-specific samplers across a spectrum of teacher pipelines (kernel density, isolation forest, k-NN distance, one-class SVM, and an autoencoder). We measure success as student-teacher</w:t>
+        <w:t xml:space="preserve">the pipeline score and its gradient magnitude is robust to this shape without being told it: across a spectrum of two-dimensional teacher pipelines (kernel density, k-NN distance, one-class SVM, and an autoencoder) it wins the saturating case outright and stays close to the best shape-specific sampler on every reproducible pipeline. We measure success as student-teacher</w:t>
       </w:r>
       <w:r>
         <w:t xml:space="preserve"> </w:t>
@@ -223,7 +252,7 @@
         <w:t xml:space="preserve"> </w:t>
       </w:r>
       <w:r>
-        <w:t xml:space="preserve">on held-out anomalies (rank agreement), not standalone detection accuracy. We are candid about scope: some pipelines with discontinuous fusion are not reproducible by a small student at all, and on real high-dimensional tabular data fine-grained fidelity remains an open problem while simple baselines already suffice for coarse detection. All code and results are open-source.</w:t>
+        <w:t xml:space="preserve">on held-out anomalies (rank agreement), not standalone detection accuracy. Two boundaries hold: pipelines with discontinuous fusion are not reproducible by a small student at any query budget, and on real high-dimensional tabular data fine-grained fidelity remains open while simple baselines already suffice for coarse detection. All code and results are open-source.</w:t>
       </w:r>
     </w:p>
     <w:bookmarkEnd w:id="10"/>
@@ -647,7 +676,7 @@
         <w:t xml:space="preserve"> </w:t>
       </w:r>
       <w:r>
-        <w:t xml:space="preserve">[Angluin, 1988], distinct from the pool-based active learning that dominates the modern literature [Sener and Savarese, 2018; Settles, 2010]. The score-gradient signal we use is related to disagreement- and margin-based acquisition [Seung et al., 1992; Houlsby et al., 2011; Ducoffe and Precioso, 2018]. Langevin dynamics for concentrating samples in target regions has a long history [Welling and Teh, 2011; Song and Ermon, 2019]; we compare a Langevin variant of our sampler against a simpler importance-weighted shell sampler and find the latter as effective and easier to reason about.</w:t>
+        <w:t xml:space="preserve">[Angluin, 1988], distinct from the pool-based active learning that dominates the modern literature [Sener and Savarese, 2018; Settles, 2010]. The score-gradient signal we use is related to disagreement- and margin-based acquisition [Seung et al., 1992; Houlsby et al., 2011; Ducoffe and Precioso, 2018]. Langevin dynamics for concentrating samples in target regions has a long history [Welling and Teh, 2011; Song and Ermon, 2019]; we implement both a Langevin variant of our sampler and a simpler importance-weighted form, and use the latter for the main comparison because it is easier to reason about and needs no step-size tuning.</w:t>
       </w:r>
     </w:p>
     <w:bookmarkEnd w:id="15"/>
@@ -1241,10 +1270,7 @@
         </m:r>
       </m:oMath>
       <w:r>
-        <w:t xml:space="preserve"> </w:t>
-      </w:r>
-      <w:r>
-        <w:t xml:space="preserve">(and RMSE of the normalized scores). This rewards faithful reproduction of the pipeline's ranking on inputs it was never trained to match, rather than the student's standalone detection accuracy.</w:t>
+        <w:t xml:space="preserve">. This rewards faithful reproduction of the pipeline's ranking on inputs the student was never trained to match, rather than the student's standalone detection accuracy.</w:t>
       </w:r>
     </w:p>
     <w:bookmarkEnd w:id="17"/>
@@ -2245,7 +2271,51 @@
         </m:r>
       </m:oMath>
       <w:r>
-        <w:t xml:space="preserve">, extended linearly beyond the training range so that inputs scoring above every normal receive distinct values greater than one (a naive clip at one collapses the entire off-manifold region to a tie and destroys the ranking).</w:t>
+        <w:t xml:space="preserve">. Above the training maximum</w:t>
+      </w:r>
+      <w:r>
+        <w:t xml:space="preserve"> </w:t>
+      </w:r>
+      <m:oMath>
+        <m:r>
+          <m:t>F</m:t>
+        </m:r>
+      </m:oMath>
+      <w:r>
+        <w:t xml:space="preserve"> </w:t>
+      </w:r>
+      <w:r>
+        <w:t xml:space="preserve">is</w:t>
+      </w:r>
+      <w:r>
+        <w:t xml:space="preserve"> </w:t>
+      </w:r>
+      <w:r>
+        <w:rPr>
+          <w:b/>
+          <w:bCs/>
+        </w:rPr>
+        <w:t xml:space="preserve">extended linearly</w:t>
+      </w:r>
+      <w:r>
+        <w:t xml:space="preserve"> </w:t>
+      </w:r>
+      <w:r>
+        <w:t xml:space="preserve">using the slope of the top decile of training scores, so that inputs scoring above every normal receive distinct values greater than one; the extension is capped at</w:t>
+      </w:r>
+      <w:r>
+        <w:t xml:space="preserve"> </w:t>
+      </w:r>
+      <m:oMath>
+        <m:r>
+          <m:t>2</m:t>
+        </m:r>
+      </m:oMath>
+      <w:r>
+        <w:t xml:space="preserve"> </w:t>
+      </w:r>
+      <w:r>
+        <w:t xml:space="preserve">to bound heavy-tailed detectors. This extrapolation is not cosmetic: a naive clip at one collapses the entire off-manifold region to a tie and destroys the ranking exactly where the queries live.</w:t>
       </w:r>
     </w:p>
     <w:p>
@@ -2682,19 +2752,182 @@
           </m:accPr>
           <m:e>
             <m:r>
+              <m:t>g</m:t>
+            </m:r>
+          </m:e>
+        </m:acc>
+        <m:r>
+          <m:rPr>
+            <m:sty m:val="p"/>
+          </m:rPr>
+          <m:t>(</m:t>
+        </m:r>
+        <m:r>
+          <m:t>x</m:t>
+        </m:r>
+        <m:r>
+          <m:rPr>
+            <m:sty m:val="p"/>
+          </m:rPr>
+          <m:t>)</m:t>
+        </m:r>
+        <m:r>
+          <m:rPr>
+            <m:sty m:val="p"/>
+          </m:rPr>
+          <m:t>=</m:t>
+        </m:r>
+        <m:r>
+          <m:t>g</m:t>
+        </m:r>
+        <m:r>
+          <m:rPr>
+            <m:sty m:val="p"/>
+          </m:rPr>
+          <m:t>(</m:t>
+        </m:r>
+        <m:r>
+          <m:t>x</m:t>
+        </m:r>
+        <m:r>
+          <m:rPr>
+            <m:sty m:val="p"/>
+          </m:rPr>
+          <m:t>)</m:t>
+        </m:r>
+        <m:r>
+          <m:rPr>
+            <m:sty m:val="p"/>
+          </m:rPr>
+          <m:t>/</m:t>
+        </m:r>
+        <m:nary>
+          <m:naryPr>
+            <m:chr m:val="∑"/>
+            <m:limLoc m:val="undOvr"/>
+            <m:subHide m:val="off"/>
+            <m:supHide m:val="on"/>
+          </m:naryPr>
+          <m:sub>
+            <m:sSup>
+              <m:e>
+                <m:r>
+                  <m:t>x</m:t>
+                </m:r>
+              </m:e>
+              <m:sup>
+                <m:r>
+                  <m:rPr>
+                    <m:sty m:val="p"/>
+                  </m:rPr>
+                  <m:t>′</m:t>
+                </m:r>
+              </m:sup>
+            </m:sSup>
+            <m:r>
               <m:rPr>
                 <m:sty m:val="p"/>
               </m:rPr>
-              <m:t>⋅</m:t>
+              <m:t>∈</m:t>
+            </m:r>
+            <m:r>
+              <m:rPr>
+                <m:nor/>
+                <m:sty m:val="p"/>
+              </m:rPr>
+              <m:t>pool</m:t>
+            </m:r>
+          </m:sub>
+          <m:sup>
+            <m:r>
+              <m:t>​</m:t>
+            </m:r>
+          </m:sup>
+          <m:e>
+            <m:r>
+              <m:t>g</m:t>
             </m:r>
           </m:e>
-        </m:acc>
+        </m:nary>
+        <m:r>
+          <m:rPr>
+            <m:sty m:val="p"/>
+          </m:rPr>
+          <m:t>(</m:t>
+        </m:r>
+        <m:sSup>
+          <m:e>
+            <m:r>
+              <m:t>x</m:t>
+            </m:r>
+          </m:e>
+          <m:sup>
+            <m:r>
+              <m:rPr>
+                <m:sty m:val="p"/>
+              </m:rPr>
+              <m:t>′</m:t>
+            </m:r>
+          </m:sup>
+        </m:sSup>
+        <m:r>
+          <m:rPr>
+            <m:sty m:val="p"/>
+          </m:rPr>
+          <m:t>)</m:t>
+        </m:r>
       </m:oMath>
       <w:r>
         <w:t xml:space="preserve"> </w:t>
       </w:r>
       <w:r>
-        <w:t xml:space="preserve">denotes normalization to a probability over the candidate pool, and draw</w:t>
+        <w:t xml:space="preserve">normalizes each signal to a probability over the candidate pool (so the two terms are directly comparable and the</w:t>
+      </w:r>
+      <w:r>
+        <w:t xml:space="preserve"> </w:t>
+      </w:r>
+      <m:oMath>
+        <m:f>
+          <m:fPr>
+            <m:type m:val="lin"/>
+          </m:fPr>
+          <m:num>
+            <m:r>
+              <m:t>1</m:t>
+            </m:r>
+          </m:num>
+          <m:den>
+            <m:r>
+              <m:t>2</m:t>
+            </m:r>
+          </m:den>
+        </m:f>
+      </m:oMath>
+      <w:r>
+        <w:t xml:space="preserve">/</w:t>
+      </w:r>
+      <m:oMath>
+        <m:f>
+          <m:fPr>
+            <m:type m:val="lin"/>
+          </m:fPr>
+          <m:num>
+            <m:r>
+              <m:t>1</m:t>
+            </m:r>
+          </m:num>
+          <m:den>
+            <m:r>
+              <m:t>2</m:t>
+            </m:r>
+          </m:den>
+        </m:f>
+      </m:oMath>
+      <w:r>
+        <w:t xml:space="preserve"> </w:t>
+      </w:r>
+      <w:r>
+        <w:t xml:space="preserve">mix is meaningful), and we draw</w:t>
       </w:r>
       <w:r>
         <w:t xml:space="preserve"> </w:t>
@@ -2721,7 +2954,7 @@
         <w:t xml:space="preserve">combined shell sampler</w:t>
       </w:r>
       <w:r>
-        <w:t xml:space="preserve">. (A Langevin variant that walks up the same potential while a density prior holds it in the shell gives equivalent results and is described in Appendix A; the importance-weighted form is simpler and used throughout.)</w:t>
+        <w:t xml:space="preserve">. A Langevin variant that walks up the same potential while a density prior holds it in the shell gives comparable fidelity and is described in Appendix A; the importance-weighted form is simpler and used throughout.</w:t>
       </w:r>
     </w:p>
     <w:bookmarkEnd w:id="21"/>
@@ -2930,7 +3163,27 @@
         <w:t xml:space="preserve"> </w:t>
       </w:r>
       <w:r>
-        <w:t xml:space="preserve">A small tanh MLP (one hidden layer of 8 units, about 40 parameters) with input standardization, deliberately low-capacity so that</w:t>
+        <w:t xml:space="preserve">A small tanh MLP (one hidden layer of 8 units, about 40 parameters at</w:t>
+      </w:r>
+      <w:r>
+        <w:t xml:space="preserve"> </w:t>
+      </w:r>
+      <m:oMath>
+        <m:r>
+          <m:t>d</m:t>
+        </m:r>
+        <m:r>
+          <m:rPr>
+            <m:sty m:val="p"/>
+          </m:rPr>
+          <m:t>=</m:t>
+        </m:r>
+        <m:r>
+          <m:t>2</m:t>
+        </m:r>
+      </m:oMath>
+      <w:r>
+        <w:t xml:space="preserve">) with input standardization, deliberately low-capacity so that</w:t>
       </w:r>
       <w:r>
         <w:t xml:space="preserve"> </w:t>
@@ -2962,13 +3215,205 @@
           <w:b/>
           <w:bCs/>
         </w:rPr>
+        <w:t xml:space="preserve">Sampler settings.</w:t>
+      </w:r>
+      <w:r>
+        <w:t xml:space="preserve"> </w:t>
+      </w:r>
+      <w:r>
+        <w:t xml:space="preserve">Every sampler receives the same query budget</w:t>
+      </w:r>
+      <w:r>
+        <w:t xml:space="preserve"> </w:t>
+      </w:r>
+      <m:oMath>
+        <m:r>
+          <m:t>M</m:t>
+        </m:r>
+        <m:r>
+          <m:rPr>
+            <m:sty m:val="p"/>
+          </m:rPr>
+          <m:t>=</m:t>
+        </m:r>
+        <m:r>
+          <m:t>2000</m:t>
+        </m:r>
+      </m:oMath>
+      <w:r>
+        <w:t xml:space="preserve">; the synthetic-loss weight is</w:t>
+      </w:r>
+      <w:r>
+        <w:t xml:space="preserve"> </w:t>
+      </w:r>
+      <m:oMath>
+        <m:r>
+          <m:t>γ</m:t>
+        </m:r>
+        <m:r>
+          <m:rPr>
+            <m:sty m:val="p"/>
+          </m:rPr>
+          <m:t>=</m:t>
+        </m:r>
+        <m:r>
+          <m:t>1</m:t>
+        </m:r>
+      </m:oMath>
+      <w:r>
+        <w:t xml:space="preserve"> </w:t>
+      </w:r>
+      <w:r>
+        <w:t xml:space="preserve">(normals and queries contribute equally). The shell bounds are</w:t>
+      </w:r>
+      <w:r>
+        <w:t xml:space="preserve"> </w:t>
+      </w:r>
+      <m:oMath>
+        <m:sSub>
+          <m:e>
+            <m:r>
+              <m:t>ρ</m:t>
+            </m:r>
+          </m:e>
+          <m:sub>
+            <m:r>
+              <m:rPr>
+                <m:sty m:val="p"/>
+              </m:rPr>
+              <m:t>min</m:t>
+            </m:r>
+          </m:sub>
+        </m:sSub>
+        <m:r>
+          <m:rPr>
+            <m:sty m:val="p"/>
+          </m:rPr>
+          <m:t>=</m:t>
+        </m:r>
+        <m:r>
+          <m:t>0.15</m:t>
+        </m:r>
+      </m:oMath>
+      <w:r>
+        <w:t xml:space="preserve"> </w:t>
+      </w:r>
+      <w:r>
+        <w:t xml:space="preserve">and</w:t>
+      </w:r>
+      <w:r>
+        <w:t xml:space="preserve"> </w:t>
+      </w:r>
+      <m:oMath>
+        <m:sSub>
+          <m:e>
+            <m:r>
+              <m:t>ρ</m:t>
+            </m:r>
+          </m:e>
+          <m:sub>
+            <m:r>
+              <m:rPr>
+                <m:sty m:val="p"/>
+              </m:rPr>
+              <m:t>max</m:t>
+            </m:r>
+          </m:sub>
+        </m:sSub>
+        <m:r>
+          <m:rPr>
+            <m:sty m:val="p"/>
+          </m:rPr>
+          <m:t>=</m:t>
+        </m:r>
+        <m:r>
+          <m:t>2.5</m:t>
+        </m:r>
+      </m:oMath>
+      <w:r>
+        <w:t xml:space="preserve">; gradient magnitudes use central finite differences with step</w:t>
+      </w:r>
+      <w:r>
+        <w:t xml:space="preserve"> </w:t>
+      </w:r>
+      <m:oMath>
+        <m:r>
+          <m:t>h</m:t>
+        </m:r>
+        <m:r>
+          <m:rPr>
+            <m:sty m:val="p"/>
+          </m:rPr>
+          <m:t>=</m:t>
+        </m:r>
+        <m:r>
+          <m:t>0.05</m:t>
+        </m:r>
+      </m:oMath>
+      <w:r>
+        <w:t xml:space="preserve"> </w:t>
+      </w:r>
+      <w:r>
+        <w:t xml:space="preserve">on the rank</w:t>
+      </w:r>
+      <w:r>
+        <w:t xml:space="preserve"> </w:t>
+      </w:r>
+      <m:oMath>
+        <m:r>
+          <m:t>u</m:t>
+        </m:r>
+      </m:oMath>
+      <w:r>
+        <w:t xml:space="preserve">. The sampling shell overlaps the region the held-out anomalies occupy (</w:t>
+      </w:r>
+      <m:oMath>
+        <m:r>
+          <m:t>0.2</m:t>
+        </m:r>
+        <m:r>
+          <m:rPr>
+            <m:sty m:val="p"/>
+          </m:rPr>
+          <m:t>&lt;</m:t>
+        </m:r>
+        <m:r>
+          <m:t>ρ</m:t>
+        </m:r>
+        <m:r>
+          <m:rPr>
+            <m:sty m:val="p"/>
+          </m:rPr>
+          <m:t>&lt;</m:t>
+        </m:r>
+        <m:r>
+          <m:t>2.5</m:t>
+        </m:r>
+      </m:oMath>
+      <w:r>
+        <w:t xml:space="preserve">) by design: the point is to teach the student the off-manifold region where it will be tested. This is not label leakage: the queries carry the pipeline's own scores as targets, no anomaly labels are used at any point, and fidelity is measured against the pipeline, not against ground-truth labels.</w:t>
+      </w:r>
+    </w:p>
+    <w:p>
+      <w:pPr>
+        <w:pStyle w:val="BodyText"/>
+        <w:jc w:val="both"/>
+        <w:keepNext w:val="0"/>
+        <w:keepLines w:val="0"/>
+        <w:widowControl w:val="1"/>
+      </w:pPr>
+      <w:r>
+        <w:rPr>
+          <w:b/>
+          <w:bCs/>
+        </w:rPr>
         <w:t xml:space="preserve">Samplers compared.</w:t>
       </w:r>
       <w:r>
         <w:t xml:space="preserve"> </w:t>
       </w:r>
       <w:r>
-        <w:t xml:space="preserve">Normals-only (no queries); Gaussian jitter on normals; uniform in a bounding box;</w:t>
+        <w:t xml:space="preserve">Normals-only (no queries) and two off-shell baselines, Gaussian jitter on normals and uniform in a bounding box; and three shell samplers,</w:t>
       </w:r>
       <w:r>
         <w:t xml:space="preserve"> </w:t>
@@ -2984,7 +3429,7 @@
         <w:t xml:space="preserve"> </w:t>
       </w:r>
       <w:r>
-        <w:t xml:space="preserve">shell (climb</w:t>
+        <w:t xml:space="preserve">(weight by</w:t>
       </w:r>
       <w:r>
         <w:t xml:space="preserve"> </w:t>
@@ -2995,7 +3440,7 @@
         </m:r>
       </m:oMath>
       <w:r>
-        <w:t xml:space="preserve">);</w:t>
+        <w:t xml:space="preserve">),</w:t>
       </w:r>
       <w:r>
         <w:t xml:space="preserve"> </w:t>
@@ -3011,7 +3456,36 @@
         <w:t xml:space="preserve"> </w:t>
       </w:r>
       <w:r>
-        <w:t xml:space="preserve">shell (edges); and the</w:t>
+        <w:t xml:space="preserve">(weight by</w:t>
+      </w:r>
+      <w:r>
+        <w:t xml:space="preserve"> </w:t>
+      </w:r>
+      <m:oMath>
+        <m:r>
+          <m:rPr>
+            <m:sty m:val="p"/>
+          </m:rPr>
+          <m:t>∥</m:t>
+        </m:r>
+        <m:r>
+          <m:rPr>
+            <m:sty m:val="p"/>
+          </m:rPr>
+          <m:t>∇</m:t>
+        </m:r>
+        <m:r>
+          <m:t>u</m:t>
+        </m:r>
+        <m:r>
+          <m:rPr>
+            <m:sty m:val="p"/>
+          </m:rPr>
+          <m:t>∥</m:t>
+        </m:r>
+      </m:oMath>
+      <w:r>
+        <w:t xml:space="preserve">), and the</w:t>
       </w:r>
       <w:r>
         <w:t xml:space="preserve"> </w:t>
@@ -3027,7 +3501,7 @@
         <w:t xml:space="preserve"> </w:t>
       </w:r>
       <w:r>
-        <w:t xml:space="preserve">shell sampler of §4.4. A Langevin variant is compared in the appendix.</w:t>
+        <w:t xml:space="preserve">sampler of §4.4. The two off-shell baselines appear in §6.3 and §6.5; the shell samplers are compared head to head in §6.1. A Langevin variant is described in Appendix A.</w:t>
       </w:r>
     </w:p>
     <w:p>
@@ -3049,7 +3523,7 @@
         <w:t xml:space="preserve"> </w:t>
       </w:r>
       <w:r>
-        <w:t xml:space="preserve">Student-teacher fidelity on the held-out anomalies: Spearman rank correlation between student and pipeline scores (and RMSE of normalized scores). Means over 3 seeds unless stated.</w:t>
+        <w:t xml:space="preserve">Student-teacher fidelity on the held-out anomalies: the Spearman rank correlation between student and pipeline scores. Means over 3 seeds unless stated.</w:t>
       </w:r>
     </w:p>
     <w:bookmarkEnd w:id="24"/>
@@ -3086,7 +3560,21 @@
         <w:widowControl w:val="1"/>
       </w:pPr>
       <w:r>
-        <w:t xml:space="preserve">Placing queries in the low-density shell is what makes distillation work: across all reproducible teacher pipelines, every shell-based sampler lifts fidelity from the normals-only baseline (Spearman</w:t>
+        <w:t xml:space="preserve">Placing queries in the low-density shell is what makes distillation work. On the four reproducible teacher pipelines the normals-only student is at or below Spearman</w:t>
+      </w:r>
+      <w:r>
+        <w:t xml:space="preserve"> </w:t>
+      </w:r>
+      <m:oMath>
+        <m:r>
+          <m:t>0.32</m:t>
+        </m:r>
+      </m:oMath>
+      <w:r>
+        <w:t xml:space="preserve"> </w:t>
+      </w:r>
+      <w:r>
+        <w:t xml:space="preserve">(and negative,</w:t>
       </w:r>
       <w:r>
         <w:t xml:space="preserve"> </w:t>
@@ -3096,29 +3584,21 @@
           <m:rPr>
             <m:sty m:val="p"/>
           </m:rPr>
-          <m:t>≈</m:t>
-        </m:r>
-        <m:r>
-          <m:t>0.2</m:t>
+          <m:t>−</m:t>
+        </m:r>
+        <m:r>
+          <m:t>0.056</m:t>
         </m:r>
       </m:oMath>
       <w:r>
-        <w:t xml:space="preserve">–</w:t>
+        <w:t xml:space="preserve">, for the one-class SVM), while the combined shell sampler reaches</w:t>
+      </w:r>
+      <w:r>
+        <w:t xml:space="preserve"> </w:t>
       </w:r>
       <m:oMath>
         <m:r>
-          <m:t>0.3</m:t>
-        </m:r>
-      </m:oMath>
-      <w:r>
-        <w:t xml:space="preserve">) to</w:t>
-      </w:r>
-      <w:r>
-        <w:t xml:space="preserve"> </w:t>
-      </w:r>
-      <m:oMath>
-        <m:r>
-          <m:t>0.7</m:t>
+          <m:t>0.71</m:t>
         </m:r>
       </m:oMath>
       <w:r>
@@ -4157,7 +4637,7 @@
         </m:r>
       </m:oMath>
       <w:r>
-        <w:t xml:space="preserve">) but gives up ground on the autoencoder (</w:t>
+        <w:t xml:space="preserve">) but trails on the autoencoder (</w:t>
       </w:r>
       <m:oMath>
         <m:r>
@@ -4186,7 +4666,54 @@
         </m:r>
       </m:oMath>
       <w:r>
-        <w:t xml:space="preserve">, well above either single signal), ties the best on both monotone pipelines, and recovers most of the autoencoder performance the gradient-only sampler sacrificed. No single-signal sampler is best everywhere; the combined one is never far from best on any distillable pipeline.</w:t>
+        <w:t xml:space="preserve">, well above either single signal), ties the best on both monotone pipelines, and on the autoencoder performs like the gradient-only sampler (</w:t>
+      </w:r>
+      <m:oMath>
+        <m:r>
+          <m:t>0.823</m:t>
+        </m:r>
+      </m:oMath>
+      <w:r>
+        <w:t xml:space="preserve"> </w:t>
+      </w:r>
+      <w:r>
+        <w:t xml:space="preserve">vs</w:t>
+      </w:r>
+      <w:r>
+        <w:t xml:space="preserve"> </w:t>
+      </w:r>
+      <m:oMath>
+        <m:r>
+          <m:t>0.818</m:t>
+        </m:r>
+      </m:oMath>
+      <w:r>
+        <w:t xml:space="preserve">), below the score-only best of</w:t>
+      </w:r>
+      <w:r>
+        <w:t xml:space="preserve"> </w:t>
+      </w:r>
+      <m:oMath>
+        <m:r>
+          <m:t>0.911</m:t>
+        </m:r>
+      </m:oMath>
+      <w:r>
+        <w:t xml:space="preserve">. No single-signal sampler is best everywhere, and the combined one is the only sampler that is never far from the best on any reproducible pipeline; its worst case is the autoencoder, where it is</w:t>
+      </w:r>
+      <w:r>
+        <w:t xml:space="preserve"> </w:t>
+      </w:r>
+      <m:oMath>
+        <m:r>
+          <m:t>0.09</m:t>
+        </m:r>
+      </m:oMath>
+      <w:r>
+        <w:t xml:space="preserve"> </w:t>
+      </w:r>
+      <w:r>
+        <w:t xml:space="preserve">below score-only.</w:t>
       </w:r>
     </w:p>
     <w:bookmarkEnd w:id="28"/>
@@ -4211,7 +4738,7 @@
         <w:widowControl w:val="1"/>
       </w:pPr>
       <w:r>
-        <w:t xml:space="preserve">Because it carries both terms, the combined sampler adapts to the pipeline shape implicitly. An explicit alternative that runs the shape probe of §4.5 and sets the score-versus-gradient weight from it reaches the same fidelity as the fixed combined sampler across the spectrum but does not exceed it. We therefore recommend the combined sampler as the automatic default and keep the probe as a diagnostic (it also identifies the undistillable case of §6.4). No manual choice, no shape label, and no anomaly labels are required at any point.</w:t>
+        <w:t xml:space="preserve">Because it carries both terms, the combined sampler adapts to the pipeline shape implicitly. An explicit alternative that runs the shape probe of §4.5 and sets the score-versus-gradient weight from it reaches the same fidelity as the fixed combined sampler across the spectrum but does not exceed it. We therefore recommend the combined sampler as the automatic default and keep the probe as a diagnostic; it also identifies in advance the undistillable case analyzed in §6.4. No manual choice, no shape label, and no anomaly labels are required at any point.</w:t>
       </w:r>
     </w:p>
     <w:bookmarkEnd w:id="29"/>
@@ -4268,7 +4795,7 @@
         <w:t xml:space="preserve"> </w:t>
       </w:r>
       <w:r>
-        <w:t xml:space="preserve">it helps, we distill a three-step pipeline whose off-manifold surface is genuinely structured (standardize, then autoencoder reconstruction error gated by a density term). Fidelity on the held-out anomalies over 5 seeds: normals-only</w:t>
+        <w:t xml:space="preserve">it helps, we distill the three-step pipeline defined in §5 (standardize, autoencoder reconstruction error, density-gated combination), whose off-manifold surface is genuinely structured. This study uses the Langevin variant of the shell sampler (Appendix A), which lets us contrast a walk confined to a small fixed radius against one whose per-chain radius adapts to reach across the whole shell. Fidelity on the held-out anomalies over 5 seeds: normals-only</w:t>
       </w:r>
       <w:r>
         <w:t xml:space="preserve"> </w:t>
@@ -4308,7 +4835,7 @@
         </m:r>
       </m:oMath>
       <w:r>
-        <w:t xml:space="preserve">, a bounded score-climb sampler</w:t>
+        <w:t xml:space="preserve">, the shell walk at a small fixed radius</w:t>
       </w:r>
       <w:r>
         <w:t xml:space="preserve"> </w:t>
@@ -4328,7 +4855,10 @@
         </m:r>
       </m:oMath>
       <w:r>
-        <w:t xml:space="preserve">, and an adaptive shell sampler</w:t>
+        <w:t xml:space="preserve"> </w:t>
+      </w:r>
+      <w:r>
+        <w:t xml:space="preserve">(too confined to reach the anomalous region), and the adaptive-radius shell walk</w:t>
       </w:r>
       <w:r>
         <w:t xml:space="preserve"> </w:t>
@@ -4575,7 +5105,7 @@
         </m:r>
       </m:oMath>
       <w:r>
-        <w:t xml:space="preserve">) distilled from monotone detectors, coarse detection is easy and needs no sampling: normals-only or uniform augmentation already produce a student whose standalone anomaly AUROC matches the teacher (shuttle: normals-only</w:t>
+        <w:t xml:space="preserve">) distilled from monotone detectors, coarse detection is easy and needs no sampling. Here we report the student's standalone detection AUROC against the datasets' ground-truth labels (used for evaluation only, never for training): normals-only or uniform augmentation already produce a student whose AUROC matches the teacher's (shuttle: normals-only</w:t>
       </w:r>
       <w:r>
         <w:t xml:space="preserve"> </w:t>
@@ -4624,7 +5154,7 @@
         <w:t xml:space="preserve"> </w:t>
       </w:r>
       <w:r>
-        <w:t xml:space="preserve">to the pipeline, however, is poor and noisy for every sampler at these dimensions and sample sizes, because the small student cannot reproduce a real detector's full ranking regardless of query placement. We state this as an open limitation rather than a result: the shell-sampling advantage is demonstrated on controlled geometry and on the teacher spectrum, and its transfer to high-dimensional fine-fidelity distillation is unresolved. The likely bottleneck is student capacity, not sampling; scaling the student and moving to a learned generator that produces shell queries directly (rather than rejection-sampling them, which degrades in high</w:t>
+        <w:t xml:space="preserve">to the pipeline, however, is poor and noisy for every sampler at these dimensions and sample sizes. We state this as an open limitation rather than a result: the shell-sampling advantage is demonstrated on controlled geometry and on the teacher spectrum, and its transfer to high-dimensional fine-fidelity distillation is unresolved. Two directions would test whether the bottleneck is student capacity rather than query placement: a student-width sweep at fixed queries, and a learned generator that produces shell queries directly instead of rejection-sampling them (which thins out in high</w:t>
       </w:r>
       <w:r>
         <w:t xml:space="preserve"> </w:t>
@@ -4635,7 +5165,7 @@
         </m:r>
       </m:oMath>
       <w:r>
-        <w:t xml:space="preserve">) are the natural next steps.</w:t>
+        <w:t xml:space="preserve">). We leave both to future work.</w:t>
       </w:r>
     </w:p>
     <w:bookmarkEnd w:id="35"/>
@@ -5904,7 +6434,35 @@
         </m:sSub>
       </m:oMath>
       <w:r>
-        <w:t xml:space="preserve">; compute each candidate's extended rank</w:t>
+        <w:t xml:space="preserve"> </w:t>
+      </w:r>
+      <w:r>
+        <w:t xml:space="preserve">(pool size</w:t>
+      </w:r>
+      <w:r>
+        <w:t xml:space="preserve"> </w:t>
+      </w:r>
+      <m:oMath>
+        <m:r>
+          <m:t>12</m:t>
+        </m:r>
+        <m:r>
+          <m:t>M</m:t>
+        </m:r>
+      </m:oMath>
+      <w:r>
+        <w:t xml:space="preserve">, rejection-sampling a bounding box on</w:t>
+      </w:r>
+      <w:r>
+        <w:t xml:space="preserve"> </w:t>
+      </w:r>
+      <m:oMath>
+        <m:r>
+          <m:t>ρ</m:t>
+        </m:r>
+      </m:oMath>
+      <w:r>
+        <w:t xml:space="preserve">); compute each candidate's extended rank</w:t>
       </w:r>
       <w:r>
         <w:t xml:space="preserve"> </w:t>
@@ -5989,7 +6547,27 @@
         <w:t xml:space="preserve"> </w:t>
       </w:r>
       <w:r>
-        <w:t xml:space="preserve">by central finite differences; importance-sample</w:t>
+        <w:t xml:space="preserve">by central finite differences with step</w:t>
+      </w:r>
+      <w:r>
+        <w:t xml:space="preserve"> </w:t>
+      </w:r>
+      <m:oMath>
+        <m:r>
+          <m:t>h</m:t>
+        </m:r>
+        <m:r>
+          <m:rPr>
+            <m:sty m:val="p"/>
+          </m:rPr>
+          <m:t>=</m:t>
+        </m:r>
+        <m:r>
+          <m:t>0.05</m:t>
+        </m:r>
+      </m:oMath>
+      <w:r>
+        <w:t xml:space="preserve">; importance-sample</w:t>
       </w:r>
       <w:r>
         <w:t xml:space="preserve"> </w:t>
@@ -6101,13 +6679,137 @@
           <w:b/>
           <w:bCs/>
         </w:rPr>
-        <w:t xml:space="preserve">Langevin variant.</w:t>
-      </w:r>
-      <w:r>
-        <w:t xml:space="preserve"> </w:t>
-      </w:r>
-      <w:r>
-        <w:t xml:space="preserve">Start chains at random normals and walk up the same shell potential while a density prior holds them near the manifold; a per-chain radius drawn log-uniformly lets some chains reach the far field. This gives fidelity equivalent to the importance-weighted sampler and is retained only for comparison; the importance-weighted form is simpler and needs no step-size tuning.</w:t>
+        <w:t xml:space="preserve">Langevin variant (used in §6.3).</w:t>
+      </w:r>
+      <w:r>
+        <w:t xml:space="preserve"> </w:t>
+      </w:r>
+      <w:r>
+        <w:t xml:space="preserve">Start chains at random normals and walk up the same shell potential</w:t>
+      </w:r>
+      <w:r>
+        <w:t xml:space="preserve"> </w:t>
+      </w:r>
+      <m:oMath>
+        <m:f>
+          <m:fPr>
+            <m:type m:val="lin"/>
+          </m:fPr>
+          <m:num>
+            <m:r>
+              <m:t>1</m:t>
+            </m:r>
+          </m:num>
+          <m:den>
+            <m:r>
+              <m:t>2</m:t>
+            </m:r>
+          </m:den>
+        </m:f>
+        <m:r>
+          <m:t>u</m:t>
+        </m:r>
+        <m:r>
+          <m:rPr>
+            <m:sty m:val="p"/>
+          </m:rPr>
+          <m:t>+</m:t>
+        </m:r>
+        <m:f>
+          <m:fPr>
+            <m:type m:val="lin"/>
+          </m:fPr>
+          <m:num>
+            <m:r>
+              <m:t>1</m:t>
+            </m:r>
+          </m:num>
+          <m:den>
+            <m:r>
+              <m:t>2</m:t>
+            </m:r>
+          </m:den>
+        </m:f>
+        <m:r>
+          <m:rPr>
+            <m:sty m:val="p"/>
+          </m:rPr>
+          <m:t>∥</m:t>
+        </m:r>
+        <m:r>
+          <m:rPr>
+            <m:sty m:val="p"/>
+          </m:rPr>
+          <m:t>∇</m:t>
+        </m:r>
+        <m:r>
+          <m:t>u</m:t>
+        </m:r>
+        <m:r>
+          <m:rPr>
+            <m:sty m:val="p"/>
+          </m:rPr>
+          <m:t>∥</m:t>
+        </m:r>
+      </m:oMath>
+      <w:r>
+        <w:t xml:space="preserve"> </w:t>
+      </w:r>
+      <w:r>
+        <w:t xml:space="preserve">while a density prior</w:t>
+      </w:r>
+      <w:r>
+        <w:t xml:space="preserve"> </w:t>
+      </w:r>
+      <m:oMath>
+        <m:r>
+          <m:rPr>
+            <m:sty m:val="p"/>
+          </m:rPr>
+          <m:t>log</m:t>
+        </m:r>
+        <m:acc>
+          <m:accPr>
+            <m:chr m:val="̂"/>
+          </m:accPr>
+          <m:e>
+            <m:r>
+              <m:t>p</m:t>
+            </m:r>
+          </m:e>
+        </m:acc>
+        <m:r>
+          <m:rPr>
+            <m:sty m:val="p"/>
+          </m:rPr>
+          <m:t>(</m:t>
+        </m:r>
+        <m:r>
+          <m:t>x</m:t>
+        </m:r>
+        <m:r>
+          <m:rPr>
+            <m:sty m:val="p"/>
+          </m:rPr>
+          <m:t>)</m:t>
+        </m:r>
+      </m:oMath>
+      <w:r>
+        <w:t xml:space="preserve"> </w:t>
+      </w:r>
+      <w:r>
+        <w:t xml:space="preserve">(a Gaussian kernel density estimate over the normals, bandwidth</w:t>
+      </w:r>
+      <w:r>
+        <w:t xml:space="preserve"> </w:t>
+      </w:r>
+      <m:oMath>
+        <m:r>
+          <m:t>0.3</m:t>
+        </m:r>
+      </m:oMath>
+      <w:r>
+        <w:t xml:space="preserve">) pulls chains that stray too far back toward the manifold; a per-chain projection radius drawn log-uniformly lets some chains reach farther into the shell than others. This gives fidelity comparable to the importance-weighted sampler on the teachers we tested; the importance-weighted form is simpler and needs no step-size tuning, so it is used for the spectrum comparison of §6.1.</w:t>
       </w:r>
     </w:p>
     <w:bookmarkEnd w:id="40"/>

--- a/paper.docx
+++ b/paper.docx
@@ -19,7 +19,7 @@
         </w:r>
       </w:hyperlink>
     </w:p>
-    <w:bookmarkStart w:id="42" w:name="X18dd8870020ebc13261f1a93b31b2e8672cfcab"/>
+    <w:bookmarkStart w:id="43" w:name="X18dd8870020ebc13261f1a93b31b2e8672cfcab"/>
     <w:p>
       <w:pPr>
         <w:pStyle w:val="Title"/>
@@ -178,7 +178,7 @@
         <w:t xml:space="preserve"> </w:t>
       </w:r>
       <w:r>
-        <w:t xml:space="preserve">chains preprocessing, one or more detectors, and a fusion step, and is often too heavy for the edge device it must run on. We study how to distill such a pipeline into a single small student model. The pipeline can only be queried, its internals are opaque, and no labeled anomalies exist at any point: the only data is a set of normal operating samples. The student must therefore learn the pipeline's behavior on the anomalous region from synthetic query points we place there and label with the pipeline's own scores. The distillation objective is a plain regression from input to pipeline score; the question is</w:t>
+        <w:t xml:space="preserve">chains preprocessing, one or more detectors, and a fusion step, and is often too heavy for the edge device it must run on. We study how to distill such a pipeline into a single small student model. The pipeline can only be queried, its internals are opaque, and no anomaly labels are available for training, acquisition, or model selection; the only source data is a set of normal operating samples (benchmark anomaly labels are used only for final evaluation where they exist). The student must therefore learn the pipeline's behavior on the anomalous region from synthetic query points we place there and label with the pipeline's own scores. The distillation objective is a plain regression from input to pipeline score; the question is</w:t>
       </w:r>
       <w:r>
         <w:t xml:space="preserve"> </w:t>
@@ -188,10 +188,10 @@
           <w:b/>
           <w:bCs/>
         </w:rPr>
-        <w:t xml:space="preserve">where in input space a fixed budget of synthetic queries should go</w:t>
-      </w:r>
-      <w:r>
-        <w:t xml:space="preserve">. We show that the informative queries lie in the</w:t>
+        <w:t xml:space="preserve">where a budget of synthetic queries should go</w:t>
+      </w:r>
+      <w:r>
+        <w:t xml:space="preserve">. On controlled geometry we find, across a spectrum of teacher pipelines (kernel density, k-NN distance, one-class SVM, and an autoencoder), that the dominant lever is placing queries in a</w:t>
       </w:r>
       <w:r>
         <w:t xml:space="preserve"> </w:t>
@@ -207,7 +207,26 @@
         <w:t xml:space="preserve"> </w:t>
       </w:r>
       <w:r>
-        <w:t xml:space="preserve">just off the normal manifold, and that within that shell the right target depends on the pipeline's off-manifold</w:t>
+        <w:t xml:space="preserve">just off the normal manifold: any shell sampler lifts student-teacher rank fidelity from near zero to</w:t>
+      </w:r>
+      <w:r>
+        <w:t xml:space="preserve"> </w:t>
+      </w:r>
+      <m:oMath>
+        <m:r>
+          <m:t>0.68</m:t>
+        </m:r>
+      </m:oMath>
+      <w:r>
+        <w:t xml:space="preserve">–</w:t>
+      </w:r>
+      <m:oMath>
+        <m:r>
+          <m:t>0.96</m:t>
+        </m:r>
+      </m:oMath>
+      <w:r>
+        <w:t xml:space="preserve">. Importance weighting</w:t>
       </w:r>
       <w:r>
         <w:t xml:space="preserve"> </w:t>
@@ -217,10 +236,13 @@
           <w:i/>
           <w:iCs/>
         </w:rPr>
-        <w:t xml:space="preserve">shape</w:t>
-      </w:r>
-      <w:r>
-        <w:t xml:space="preserve">: for detectors whose score keeps growing away from the data, sample toward high score; for detectors whose score saturates, sample where the score has a large gradient. A single sampler that importance-weights the shell by</w:t>
+        <w:t xml:space="preserve">within</w:t>
+      </w:r>
+      <w:r>
+        <w:t xml:space="preserve"> </w:t>
+      </w:r>
+      <w:r>
+        <w:t xml:space="preserve">the shell, by pipeline score or by local score variation, adds a further gain specifically for</w:t>
       </w:r>
       <w:r>
         <w:t xml:space="preserve"> </w:t>
@@ -230,13 +252,41 @@
           <w:b/>
           <w:bCs/>
         </w:rPr>
-        <w:t xml:space="preserve">both</w:t>
-      </w:r>
-      <w:r>
-        <w:t xml:space="preserve"> </w:t>
-      </w:r>
-      <w:r>
-        <w:t xml:space="preserve">the pipeline score and its gradient magnitude is robust to this shape without being told it: across a spectrum of two-dimensional teacher pipelines (kernel density, k-NN distance, one-class SVM, and an autoencoder) it wins the saturating case outright and stays close to the best shape-specific sampler on every reproducible pipeline. We measure success as student-teacher</w:t>
+        <w:t xml:space="preserve">saturating</w:t>
+      </w:r>
+      <w:r>
+        <w:t xml:space="preserve"> </w:t>
+      </w:r>
+      <w:r>
+        <w:t xml:space="preserve">pipelines (the one-class SVM: an equal score/variation mixture reaches</w:t>
+      </w:r>
+      <w:r>
+        <w:t xml:space="preserve"> </w:t>
+      </w:r>
+      <m:oMath>
+        <m:r>
+          <m:t>0.73</m:t>
+        </m:r>
+      </m:oMath>
+      <w:r>
+        <w:t xml:space="preserve"> </w:t>
+      </w:r>
+      <w:r>
+        <w:t xml:space="preserve">versus</w:t>
+      </w:r>
+      <w:r>
+        <w:t xml:space="preserve"> </w:t>
+      </w:r>
+      <m:oMath>
+        <m:r>
+          <m:t>0.68</m:t>
+        </m:r>
+      </m:oMath>
+      <w:r>
+        <w:t xml:space="preserve"> </w:t>
+      </w:r>
+      <w:r>
+        <w:t xml:space="preserve">for uniform-shell sampling), while for monotone and growing detectors uniform-shell sampling is already as good. We measure success as student-teacher</w:t>
       </w:r>
       <w:r>
         <w:t xml:space="preserve"> </w:t>
@@ -252,7 +302,7 @@
         <w:t xml:space="preserve"> </w:t>
       </w:r>
       <w:r>
-        <w:t xml:space="preserve">on held-out anomalies (rank agreement), not standalone detection accuracy. Two boundaries hold: pipelines with discontinuous fusion are not reproducible by a small student at any query budget, and on real high-dimensional tabular data fine-grained fidelity remains open while simple baselines already suffice for coarse detection. All code and results are open-source.</w:t>
+        <w:t xml:space="preserve">on held-out anomalies (rank agreement), not standalone detection accuracy, and account for the pipeline evaluations each sampler spends. Two boundaries hold: a non-smooth fusion pipeline stays poorly reproduced even at sixteen times the student width (a hard interaction of a sharp ridge with finite capacity), and on real high-dimensional tabular data fine-grained fidelity remains open while simple baselines already suffice for coarse detection. All code and results are open-source.</w:t>
       </w:r>
     </w:p>
     <w:bookmarkEnd w:id="10"/>
@@ -337,13 +387,13 @@
           <w:i/>
           <w:iCs/>
         </w:rPr>
-        <w:t xml:space="preserve">given a fixed budget of synthetic queries, where in input space should they go so the student best reproduces the pipeline?</w:t>
-      </w:r>
-      <w:r>
-        <w:t xml:space="preserve"> </w:t>
-      </w:r>
-      <w:r>
-        <w:t xml:space="preserve">We argue and show that:</w:t>
+        <w:t xml:space="preserve">given a budget of synthetic queries, where in input space should they go so the student best reproduces the pipeline?</w:t>
+      </w:r>
+      <w:r>
+        <w:t xml:space="preserve"> </w:t>
+      </w:r>
+      <w:r>
+        <w:t xml:space="preserve">Our contributions:</w:t>
       </w:r>
     </w:p>
     <w:p>
@@ -360,23 +410,17 @@
         <w:widowControl w:val="1"/>
       </w:pPr>
       <w:r>
-        <w:t xml:space="preserve">The informative queries lie in the</w:t>
-      </w:r>
-      <w:r>
-        <w:t xml:space="preserve"> </w:t>
-      </w:r>
-      <w:r>
         <w:rPr>
           <w:b/>
           <w:bCs/>
         </w:rPr>
-        <w:t xml:space="preserve">low-density shell</w:t>
-      </w:r>
-      <w:r>
-        <w:t xml:space="preserve"> </w:t>
-      </w:r>
-      <w:r>
-        <w:t xml:space="preserve">just off the normal manifold, not on the manifold (where normals already teach the student) and not in the far field (where the pipeline score is uninformatively saturated). (§4.2)</w:t>
+        <w:t xml:space="preserve">Off-support acquisition is the main lever.</w:t>
+      </w:r>
+      <w:r>
+        <w:t xml:space="preserve"> </w:t>
+      </w:r>
+      <w:r>
+        <w:t xml:space="preserve">Normal-only distillation leaves the anomaly-side score surface unidentified; against a uniform-shell baseline we show that simply placing queries in a low-density shell off the manifold is what recovers fidelity, far more than any weighting within the shell. (§4.2, §6.1)</w:t>
       </w:r>
     </w:p>
     <w:p>
@@ -393,20 +437,17 @@
         <w:widowControl w:val="1"/>
       </w:pPr>
       <w:r>
-        <w:t xml:space="preserve">Within the shell, the target depends on the pipeline's off-manifold</w:t>
-      </w:r>
-      <w:r>
-        <w:t xml:space="preserve"> </w:t>
-      </w:r>
-      <w:r>
         <w:rPr>
           <w:b/>
           <w:bCs/>
         </w:rPr>
-        <w:t xml:space="preserve">shape</w:t>
-      </w:r>
-      <w:r>
-        <w:t xml:space="preserve">. A</w:t>
+        <w:t xml:space="preserve">Within-shell weighting is a targeted, not universal, gain.</w:t>
+      </w:r>
+      <w:r>
+        <w:t xml:space="preserve"> </w:t>
+      </w:r>
+      <w:r>
+        <w:t xml:space="preserve">Importance weighting by pipeline score or by</w:t>
       </w:r>
       <w:r>
         <w:t xml:space="preserve"> </w:t>
@@ -416,45 +457,13 @@
           <w:i/>
           <w:iCs/>
         </w:rPr>
-        <w:t xml:space="preserve">growing</w:t>
-      </w:r>
-      <w:r>
-        <w:t xml:space="preserve"> </w:t>
-      </w:r>
-      <w:r>
-        <w:t xml:space="preserve">pipeline (score rises with distance, e.g. autoencoder reconstruction error) is best queried toward high score; a</w:t>
-      </w:r>
-      <w:r>
-        <w:t xml:space="preserve"> </w:t>
-      </w:r>
-      <w:r>
-        <w:rPr>
-          <w:i/>
-          <w:iCs/>
-        </w:rPr>
-        <w:t xml:space="preserve">saturating</w:t>
-      </w:r>
-      <w:r>
-        <w:t xml:space="preserve"> </w:t>
-      </w:r>
-      <w:r>
-        <w:t xml:space="preserve">pipeline (score plateaus, e.g. one-class SVM) is best queried at score</w:t>
-      </w:r>
-      <w:r>
-        <w:t xml:space="preserve"> </w:t>
-      </w:r>
-      <w:r>
-        <w:rPr>
-          <w:b/>
-          <w:bCs/>
-        </w:rPr>
-        <w:t xml:space="preserve">gradients</w:t>
-      </w:r>
-      <w:r>
-        <w:t xml:space="preserve"> </w:t>
-      </w:r>
-      <w:r>
-        <w:t xml:space="preserve">(edges). (§4.3)</w:t>
+        <w:t xml:space="preserve">local score variation</w:t>
+      </w:r>
+      <w:r>
+        <w:t xml:space="preserve"> </w:t>
+      </w:r>
+      <w:r>
+        <w:t xml:space="preserve">improves over uniform-shell sampling specifically for saturating pipelines (the one-class SVM), where the variation signal captures the score's edge; for monotone and growing detectors uniform-shell sampling is already as good, and for a non-smooth fusion the weighting is counterproductive. (§4.3, §6.1)</w:t>
       </w:r>
     </w:p>
     <w:p>
@@ -471,23 +480,17 @@
         <w:widowControl w:val="1"/>
       </w:pPr>
       <w:r>
-        <w:t xml:space="preserve">A single sampler that weights the shell by</w:t>
-      </w:r>
-      <w:r>
-        <w:t xml:space="preserve"> </w:t>
-      </w:r>
-      <w:r>
         <w:rPr>
           <w:b/>
           <w:bCs/>
         </w:rPr>
-        <w:t xml:space="preserve">both</w:t>
-      </w:r>
-      <w:r>
-        <w:t xml:space="preserve"> </w:t>
-      </w:r>
-      <w:r>
-        <w:t xml:space="preserve">score and score-gradient magnitude is automatically robust to this shape and needs no manual choice or shape label. (§4.4)</w:t>
+        <w:t xml:space="preserve">Robust equal mixture.</w:t>
+      </w:r>
+      <w:r>
+        <w:t xml:space="preserve"> </w:t>
+      </w:r>
+      <w:r>
+        <w:t xml:space="preserve">Where weighting helps, an equal score/variation mixture hedges over the pipeline's shape without inferring it; a coefficient sweep shows the equal mix is best or flat on every teacher we can reproduce. (§4.4, §6.2)</w:t>
       </w:r>
     </w:p>
     <w:p>
@@ -504,23 +507,46 @@
         <w:widowControl w:val="1"/>
       </w:pPr>
       <w:r>
-        <w:t xml:space="preserve">Reproducibility of the pipeline can be predicted by a cheap</w:t>
-      </w:r>
-      <w:r>
-        <w:t xml:space="preserve"> </w:t>
-      </w:r>
-      <w:r>
         <w:rPr>
           <w:b/>
           <w:bCs/>
         </w:rPr>
-        <w:t xml:space="preserve">shape probe</w:t>
-      </w:r>
-      <w:r>
-        <w:t xml:space="preserve"> </w:t>
-      </w:r>
-      <w:r>
-        <w:t xml:space="preserve">and is fundamentally bounded: discontinuous pipelines are not distillable by a small student regardless of sampling. (§4.5, §6.4)</w:t>
+        <w:t xml:space="preserve">Query cost and capacity.</w:t>
+      </w:r>
+      <w:r>
+        <w:t xml:space="preserve"> </w:t>
+      </w:r>
+      <w:r>
+        <w:t xml:space="preserve">We account for the pipeline evaluations acquisition spends, give a dimension-independent</w:t>
+      </w:r>
+      <w:r>
+        <w:t xml:space="preserve"> </w:t>
+      </w:r>
+      <m:oMath>
+        <m:r>
+          <m:t>O</m:t>
+        </m:r>
+        <m:r>
+          <m:rPr>
+            <m:sty m:val="p"/>
+          </m:rPr>
+          <m:t>(</m:t>
+        </m:r>
+        <m:r>
+          <m:t>K</m:t>
+        </m:r>
+        <m:r>
+          <m:rPr>
+            <m:sty m:val="p"/>
+          </m:rPr>
+          <m:t>)</m:t>
+        </m:r>
+      </m:oMath>
+      <w:r>
+        <w:t xml:space="preserve"> </w:t>
+      </w:r>
+      <w:r>
+        <w:t xml:space="preserve">local-variation estimator (with its fidelity cost on the saturating case), and use a student-width sweep to separate query-limited from capacity-limited reproduction. (§4.3, §5, §6.4)</w:t>
       </w:r>
     </w:p>
     <w:p>
@@ -548,7 +574,7 @@
         <w:t xml:space="preserve"> </w:t>
       </w:r>
       <w:r>
-        <w:t xml:space="preserve">on held-out anomalies (rank agreement between student and pipeline scores) because the goal is faithful reproduction of the pipeline, not beating it. We evaluate on a controlled 2-D benchmark and a spectrum of five teacher pipelines, and we report honestly on a real-data limitation (§6.5).</w:t>
+        <w:t xml:space="preserve">on held-out anomalies (rank agreement) because the goal is faithful reproduction of the pipeline, not beating it. We evaluate on two-dimensional benchmarks and a spectrum of five teacher pipelines, and report a real high-dimensional limitation openly (§6.5).</w:t>
       </w:r>
     </w:p>
     <w:bookmarkEnd w:id="11"/>
@@ -588,6 +614,31 @@
         <w:t xml:space="preserve">Knowledge distillation transfers a large teacher's input-output behavior to a smaller student by matching soft outputs [Hinton et al., 2015; Ba and Caruana, 2014; Buciluă et al., 2006], extended to feature and relation matching [Romero et al., 2015; Park et al., 2019]. Our objective is a plain squared-error match on pipeline scores. Data-free distillation [Nayak et al., 2019; Chen et al., 2019] synthesizes inputs when training data is unavailable, typically by inverting the teacher's activations; our setting is intermediate, since we have the normal data but not the anomalies the deployed student must handle, so we synthesize queries to cover that region.</w:t>
       </w:r>
     </w:p>
+    <w:p>
+      <w:pPr>
+        <w:pStyle w:val="BodyText"/>
+        <w:jc w:val="both"/>
+        <w:keepNext w:val="0"/>
+        <w:keepLines w:val="0"/>
+        <w:widowControl w:val="1"/>
+      </w:pPr>
+      <w:r>
+        <w:t xml:space="preserve">Mathematically the closest line of work is</w:t>
+      </w:r>
+      <w:r>
+        <w:t xml:space="preserve"> </w:t>
+      </w:r>
+      <w:r>
+        <w:rPr>
+          <w:b/>
+          <w:bCs/>
+        </w:rPr>
+        <w:t xml:space="preserve">query-efficient blackbox model extraction</w:t>
+      </w:r>
+      <w:r>
+        <w:t xml:space="preserve">: training a surrogate from a queryable model by choosing informative queries. This includes prediction-API model stealing [Tramèr et al., 2016], query selection for functional cloning [Orekondy et al., 2019], active-learning-based extraction [Pal et al., 2020], data-free stealing with zeroth-order gradient estimation [Kariyappa et al., 2021], and query-efficient data-free transfer [Zhang et al., 2023]. That literature also makes the query-cost of gradient estimation explicit, which motivates our accounting (§5) and the dimension-independent estimator (§4.3). Our setting differs on two axes that make the acquisition problem asymmetric: the teacher emits a scalar anomaly score rather than class posteriors, and normal source data are available while the region whose ranking must be reproduced is precisely the region absent from that data. We study the intended, authorized-compression use of this capability; see the limitations for the relation to unauthorized extraction.</w:t>
+      </w:r>
+    </w:p>
     <w:bookmarkEnd w:id="12"/>
     <w:bookmarkStart w:id="13" w:name="X0f625d21a6f507e4923887019a17cc5616f1164"/>
     <w:p>
@@ -635,7 +686,68 @@
         <w:widowControl w:val="1"/>
       </w:pPr>
       <w:r>
-        <w:t xml:space="preserve">Synthesizing training points when only normals are available has been approached by adversarial near-boundary generation [Ducoffe and Precioso, 2018; Chen et al., 2020] and by score-based and diffusion samplers that draw from a target density defined through its score function [Song and Ermon, 2019, 2020]. Our sampler places queries by importance-weighting an off-manifold shell rather than training a generator, and does not require differentiating the teacher.</w:t>
+        <w:t xml:space="preserve">The idea of generating negatives in a neighborhood of the normal manifold is closest to</w:t>
+      </w:r>
+      <w:r>
+        <w:t xml:space="preserve"> </w:t>
+      </w:r>
+      <w:r>
+        <w:rPr>
+          <w:b/>
+          <w:bCs/>
+        </w:rPr>
+        <w:t xml:space="preserve">DROCC</w:t>
+      </w:r>
+      <w:r>
+        <w:t xml:space="preserve"> </w:t>
+      </w:r>
+      <w:r>
+        <w:t xml:space="preserve">[Goyal et al., 2020], which assumes normals lie near a low-dimensional manifold and synthesizes adversarial negative points in a shell around them to</w:t>
+      </w:r>
+      <w:r>
+        <w:t xml:space="preserve"> </w:t>
+      </w:r>
+      <w:r>
+        <w:rPr>
+          <w:i/>
+          <w:iCs/>
+        </w:rPr>
+        <w:t xml:space="preserve">train an anomaly detector</w:t>
+      </w:r>
+      <w:r>
+        <w:t xml:space="preserve">. Outlier Exposure [Hendrycks et al., 2019] and boundary-generation methods [Ngo et al., 2019, Fence GAN] likewise show that the choice of non-normal training points strongly shapes an anomaly model. Our aim is different: we do not train a detector but reproduce an</w:t>
+      </w:r>
+      <w:r>
+        <w:t xml:space="preserve"> </w:t>
+      </w:r>
+      <w:r>
+        <w:rPr>
+          <w:i/>
+          <w:iCs/>
+        </w:rPr>
+        <w:t xml:space="preserve">existing</w:t>
+      </w:r>
+      <w:r>
+        <w:t xml:space="preserve"> </w:t>
+      </w:r>
+      <w:r>
+        <w:t xml:space="preserve">blackbox scorer, our target is teacher fidelity rather than anomaly classification, and our question is</w:t>
+      </w:r>
+      <w:r>
+        <w:t xml:space="preserve"> </w:t>
+      </w:r>
+      <w:r>
+        <w:rPr>
+          <w:i/>
+          <w:iCs/>
+        </w:rPr>
+        <w:t xml:space="preserve">where inside</w:t>
+      </w:r>
+      <w:r>
+        <w:t xml:space="preserve"> </w:t>
+      </w:r>
+      <w:r>
+        <w:t xml:space="preserve">the off-manifold region teacher queries are most informative for that reproduction. Other routes to synthesizing off-normal points include adversarial near-boundary generation [Ducoffe and Precioso, 2018; Chen et al., 2020] and score-based or diffusion samplers that draw from a density defined through its score function [Song and Ermon, 2019, 2020]. Our sampler places queries by importance-weighting an off-manifold shell rather than training a generator, and does not require differentiating the teacher.</w:t>
       </w:r>
     </w:p>
     <w:bookmarkEnd w:id="14"/>
@@ -1270,7 +1382,25 @@
         </m:r>
       </m:oMath>
       <w:r>
-        <w:t xml:space="preserve">. This rewards faithful reproduction of the pipeline's ranking on inputs the student was never trained to match, rather than the student's standalone detection accuracy.</w:t>
+        <w:t xml:space="preserve">. This rewards faithful reproduction of the pipeline's ranking on inputs the student was never trained to match, rather than the student's standalone detection accuracy. All acquisition and student hyperparameters (shell bounds, mixture coefficient, student width, early stopping) are set from normal data and pipeline queries only; the anomaly set</w:t>
+      </w:r>
+      <w:r>
+        <w:t xml:space="preserve"> </w:t>
+      </w:r>
+      <m:oMath>
+        <m:r>
+          <m:rPr>
+            <m:scr m:val="script"/>
+            <m:sty m:val="p"/>
+          </m:rPr>
+          <m:t>A</m:t>
+        </m:r>
+      </m:oMath>
+      <w:r>
+        <w:t xml:space="preserve"> </w:t>
+      </w:r>
+      <w:r>
+        <w:t xml:space="preserve">is touched once, for final reporting.</w:t>
       </w:r>
     </w:p>
     <w:bookmarkEnd w:id="17"/>
@@ -1979,7 +2109,7 @@
         <w:t xml:space="preserve"> </w:t>
       </w:r>
       <w:r>
-        <w:t xml:space="preserve">to its nearest training normal (a cheap proxy for data density). Queries are wasted in two places:</w:t>
+        <w:t xml:space="preserve">to its nearest training normal in the standardized feature space (a cheap proxy for data density). Queries are wasted in two places.</w:t>
       </w:r>
       <w:r>
         <w:t xml:space="preserve"> </w:t>
@@ -1989,7 +2119,7 @@
           <w:b/>
           <w:bCs/>
         </w:rPr>
-        <w:t xml:space="preserve">on</w:t>
+        <w:t xml:space="preserve">On</w:t>
       </w:r>
       <w:r>
         <w:t xml:space="preserve"> </w:t>
@@ -2012,7 +2142,7 @@
         </m:r>
       </m:oMath>
       <w:r>
-        <w:t xml:space="preserve">), where the normals already supply the target, and in the</w:t>
+        <w:t xml:space="preserve">) the normals already supply the target. In the</w:t>
       </w:r>
       <w:r>
         <w:t xml:space="preserve"> </w:t>
@@ -2039,7 +2169,7 @@
         <w:t xml:space="preserve"> </w:t>
       </w:r>
       <w:r>
-        <w:t xml:space="preserve">large), where most pipelines return an uninformative extreme (a saturated ceiling) and the student needs only a single anchor. The informative region is the</w:t>
+        <w:t xml:space="preserve">large) the queries are inefficient for either pipeline shape: a saturating pipeline returns a constant ceiling that carries no new information, and a growing pipeline returns a smooth monotone extrapolation that a few anchors already pin down, while the behavior that actually distinguishes deployment anomalies is the near-boundary structure closer in. The informative region is the</w:t>
       </w:r>
       <w:r>
         <w:t xml:space="preserve"> </w:t>
@@ -2138,11 +2268,11 @@
         </m:r>
       </m:oMath>
       <w:r>
-        <w:t xml:space="preserve">: off the manifold, but close enough that the pipeline's decision structure is still resolved and a plausible anomaly could actually appear. All samplers below draw candidates from this shell.</w:t>
+        <w:t xml:space="preserve">: off the manifold, but close enough that the pipeline's decision structure is still resolved. All samplers below draw candidates from this shell. In the continuous, standardized feature spaces we study, a shell point is a geometrically plausible off-normal input; for mixed or bounded tabular features, Euclidean proximity does not guarantee a valid input, and queries would need to respect categorical levels and box constraints (or be generated in a decoded latent space). We return to this in the limitations.</w:t>
       </w:r>
     </w:p>
     <w:bookmarkEnd w:id="19"/>
-    <w:bookmarkStart w:id="20" w:name="X337ea04c93c565f58ed8aa5ef194c0d1141e2c7"/>
+    <w:bookmarkStart w:id="20" w:name="X66d1412354d4f84acd699399a72d33a027cd335"/>
     <w:p>
       <w:pPr>
         <w:pStyle w:val="Heading3"/>
@@ -2151,7 +2281,7 @@
         <w:widowControl w:val="1"/>
       </w:pPr>
       <w:r>
-        <w:t xml:space="preserve">4.3 What: score and gradient depend on the pipeline shape</w:t>
+        <w:t xml:space="preserve">4.3 What: score and local variation depend on the pipeline shape</w:t>
       </w:r>
     </w:p>
     <w:p>
@@ -2163,14 +2293,143 @@
         <w:widowControl w:val="1"/>
       </w:pPr>
       <w:r>
-        <w:t xml:space="preserve">To make signals comparable across heterogeneous detectors we convert each raw score to its rank on the training normals:</w:t>
+        <w:t xml:space="preserve">To make signals comparable across heterogeneous detectors we convert each raw score to a</w:t>
+      </w:r>
+      <w:r>
+        <w:t xml:space="preserve"> </w:t>
+      </w:r>
+      <w:r>
+        <w:rPr>
+          <w:b/>
+          <w:bCs/>
+        </w:rPr>
+        <w:t xml:space="preserve">monotone rank</w:t>
+      </w:r>
+      <w:r>
+        <w:t xml:space="preserve"> </w:t>
+      </w:r>
+      <w:r>
+        <w:t xml:space="preserve">on the training normals. Sort the training scores</w:t>
       </w:r>
       <w:r>
         <w:t xml:space="preserve"> </w:t>
       </w:r>
       <m:oMath>
-        <m:r>
-          <m:t>u</m:t>
+        <m:sSub>
+          <m:e>
+            <m:r>
+              <m:t>s</m:t>
+            </m:r>
+          </m:e>
+          <m:sub>
+            <m:r>
+              <m:rPr>
+                <m:sty m:val="p"/>
+              </m:rPr>
+              <m:t>(</m:t>
+            </m:r>
+            <m:r>
+              <m:t>1</m:t>
+            </m:r>
+            <m:r>
+              <m:rPr>
+                <m:sty m:val="p"/>
+              </m:rPr>
+              <m:t>)</m:t>
+            </m:r>
+          </m:sub>
+        </m:sSub>
+        <m:r>
+          <m:rPr>
+            <m:sty m:val="p"/>
+          </m:rPr>
+          <m:t>≤</m:t>
+        </m:r>
+        <m:r>
+          <m:rPr>
+            <m:sty m:val="p"/>
+          </m:rPr>
+          <m:t>…</m:t>
+        </m:r>
+        <m:r>
+          <m:rPr>
+            <m:sty m:val="p"/>
+          </m:rPr>
+          <m:t>≤</m:t>
+        </m:r>
+        <m:sSub>
+          <m:e>
+            <m:r>
+              <m:t>s</m:t>
+            </m:r>
+          </m:e>
+          <m:sub>
+            <m:r>
+              <m:rPr>
+                <m:sty m:val="p"/>
+              </m:rPr>
+              <m:t>(</m:t>
+            </m:r>
+            <m:r>
+              <m:t>N</m:t>
+            </m:r>
+            <m:r>
+              <m:rPr>
+                <m:sty m:val="p"/>
+              </m:rPr>
+              <m:t>)</m:t>
+            </m:r>
+          </m:sub>
+        </m:sSub>
+      </m:oMath>
+      <w:r>
+        <w:t xml:space="preserve"> </w:t>
+      </w:r>
+      <w:r>
+        <w:t xml:space="preserve">and map</w:t>
+      </w:r>
+      <w:r>
+        <w:t xml:space="preserve"> </w:t>
+      </w:r>
+      <m:oMath>
+        <m:sSub>
+          <m:e>
+            <m:r>
+              <m:t>s</m:t>
+            </m:r>
+          </m:e>
+          <m:sub>
+            <m:r>
+              <m:rPr>
+                <m:sty m:val="p"/>
+              </m:rPr>
+              <m:t>(</m:t>
+            </m:r>
+            <m:r>
+              <m:t>i</m:t>
+            </m:r>
+            <m:r>
+              <m:rPr>
+                <m:sty m:val="p"/>
+              </m:rPr>
+              <m:t>)</m:t>
+            </m:r>
+          </m:sub>
+        </m:sSub>
+        <m:r>
+          <m:rPr>
+            <m:sty m:val="p"/>
+          </m:rPr>
+          <m:t>↦</m:t>
+        </m:r>
+        <m:r>
+          <m:t>i</m:t>
+        </m:r>
+        <m:r>
+          <m:rPr>
+            <m:sty m:val="p"/>
+          </m:rPr>
+          <m:t>/</m:t>
         </m:r>
         <m:r>
           <m:rPr>
@@ -2179,7 +2438,16 @@
           <m:t>(</m:t>
         </m:r>
         <m:r>
-          <m:t>x</m:t>
+          <m:t>N</m:t>
+        </m:r>
+        <m:r>
+          <m:rPr>
+            <m:sty m:val="p"/>
+          </m:rPr>
+          <m:t>+</m:t>
+        </m:r>
+        <m:r>
+          <m:t>1</m:t>
         </m:r>
         <m:r>
           <m:rPr>
@@ -2187,14 +2455,16 @@
           </m:rPr>
           <m:t>)</m:t>
         </m:r>
-        <m:r>
-          <m:rPr>
-            <m:sty m:val="p"/>
-          </m:rPr>
-          <m:t>=</m:t>
-        </m:r>
-        <m:r>
-          <m:t>F</m:t>
+      </m:oMath>
+      <w:r>
+        <w:t xml:space="preserve">; for an arbitrary input,</w:t>
+      </w:r>
+      <w:r>
+        <w:t xml:space="preserve"> </w:t>
+      </w:r>
+      <m:oMath>
+        <m:r>
+          <m:t>u</m:t>
         </m:r>
         <m:r>
           <m:rPr>
@@ -2203,6 +2473,26 @@
           <m:t>(</m:t>
         </m:r>
         <m:r>
+          <m:t>x</m:t>
+        </m:r>
+        <m:r>
+          <m:rPr>
+            <m:sty m:val="p"/>
+          </m:rPr>
+          <m:t>)</m:t>
+        </m:r>
+      </m:oMath>
+      <w:r>
+        <w:t xml:space="preserve"> </w:t>
+      </w:r>
+      <w:r>
+        <w:t xml:space="preserve">is the piecewise-linear interpolation of</w:t>
+      </w:r>
+      <w:r>
+        <w:t xml:space="preserve"> </w:t>
+      </w:r>
+      <m:oMath>
+        <m:r>
           <m:t>s</m:t>
         </m:r>
         <m:r>
@@ -2220,102 +2510,37 @@
           </m:rPr>
           <m:t>)</m:t>
         </m:r>
-        <m:r>
-          <m:rPr>
-            <m:sty m:val="p"/>
-          </m:rPr>
-          <m:t>)</m:t>
-        </m:r>
       </m:oMath>
       <w:r>
-        <w:t xml:space="preserve">, where</w:t>
+        <w:t xml:space="preserve"> </w:t>
+      </w:r>
+      <w:r>
+        <w:t xml:space="preserve">between adjacent training scores. Above the training maximum</w:t>
       </w:r>
       <w:r>
         <w:t xml:space="preserve"> </w:t>
       </w:r>
       <m:oMath>
         <m:r>
-          <m:t>F</m:t>
+          <m:t>u</m:t>
         </m:r>
       </m:oMath>
       <w:r>
         <w:t xml:space="preserve"> </w:t>
       </w:r>
       <w:r>
-        <w:t xml:space="preserve">is the empirical CDF of</w:t>
+        <w:t xml:space="preserve">is extended linearly with the slope of the top decile of training scores, capped at</w:t>
       </w:r>
       <w:r>
         <w:t xml:space="preserve"> </w:t>
       </w:r>
       <m:oMath>
         <m:r>
-          <m:t>s</m:t>
+          <m:t>2</m:t>
         </m:r>
       </m:oMath>
       <w:r>
-        <w:t xml:space="preserve"> </w:t>
-      </w:r>
-      <w:r>
-        <w:t xml:space="preserve">on</w:t>
-      </w:r>
-      <w:r>
-        <w:t xml:space="preserve"> </w:t>
-      </w:r>
-      <m:oMath>
-        <m:r>
-          <m:rPr>
-            <m:scr m:val="script"/>
-            <m:sty m:val="p"/>
-          </m:rPr>
-          <m:t>X</m:t>
-        </m:r>
-      </m:oMath>
-      <w:r>
-        <w:t xml:space="preserve">. Above the training maximum</w:t>
-      </w:r>
-      <w:r>
-        <w:t xml:space="preserve"> </w:t>
-      </w:r>
-      <m:oMath>
-        <m:r>
-          <m:t>F</m:t>
-        </m:r>
-      </m:oMath>
-      <w:r>
-        <w:t xml:space="preserve"> </w:t>
-      </w:r>
-      <w:r>
-        <w:t xml:space="preserve">is</w:t>
-      </w:r>
-      <w:r>
-        <w:t xml:space="preserve"> </w:t>
-      </w:r>
-      <w:r>
-        <w:rPr>
-          <w:b/>
-          <w:bCs/>
-        </w:rPr>
-        <w:t xml:space="preserve">extended linearly</w:t>
-      </w:r>
-      <w:r>
-        <w:t xml:space="preserve"> </w:t>
-      </w:r>
-      <w:r>
-        <w:t xml:space="preserve">using the slope of the top decile of training scores, so that inputs scoring above every normal receive distinct values greater than one; the extension is capped at</w:t>
-      </w:r>
-      <w:r>
-        <w:t xml:space="preserve"> </w:t>
-      </w:r>
-      <m:oMath>
-        <m:r>
-          <m:t>2</m:t>
-        </m:r>
-      </m:oMath>
-      <w:r>
-        <w:t xml:space="preserve"> </w:t>
-      </w:r>
-      <w:r>
-        <w:t xml:space="preserve">to bound heavy-tailed detectors. This extrapolation is not cosmetic: a naive clip at one collapses the entire off-manifold region to a tie and destroys the ranking exactly where the queries live.</w:t>
+        <w:t xml:space="preserve">, so that inputs scoring above every normal receive distinct values greater than one (a plain clip at one collapses the entire off-manifold region to a tie and destroys the ranking exactly where the queries live). This transform is invariant to any strictly monotone rescaling of the raw score up to the tail slope, which is the property we want when comparing detectors on different scales.</w:t>
       </w:r>
     </w:p>
     <w:p>
@@ -2461,7 +2686,82 @@
         <w:t xml:space="preserve">changes</w:t>
       </w:r>
       <w:r>
-        <w:t xml:space="preserve">, i.e. at large</w:t>
+        <w:t xml:space="preserve">. We measure this by the</w:t>
+      </w:r>
+      <w:r>
+        <w:t xml:space="preserve"> </w:t>
+      </w:r>
+      <w:r>
+        <w:rPr>
+          <w:b/>
+          <w:bCs/>
+        </w:rPr>
+        <w:t xml:space="preserve">local score variation</w:t>
+      </w:r>
+      <w:r>
+        <w:t xml:space="preserve"> </w:t>
+      </w:r>
+      <m:oMath>
+        <m:r>
+          <m:t>v</m:t>
+        </m:r>
+        <m:r>
+          <m:rPr>
+            <m:sty m:val="p"/>
+          </m:rPr>
+          <m:t>(</m:t>
+        </m:r>
+        <m:r>
+          <m:t>x</m:t>
+        </m:r>
+        <m:r>
+          <m:rPr>
+            <m:sty m:val="p"/>
+          </m:rPr>
+          <m:t>)</m:t>
+        </m:r>
+      </m:oMath>
+      <w:r>
+        <w:t xml:space="preserve">, a finite-difference estimate of how much</w:t>
+      </w:r>
+      <w:r>
+        <w:t xml:space="preserve"> </w:t>
+      </w:r>
+      <m:oMath>
+        <m:r>
+          <m:t>u</m:t>
+        </m:r>
+      </m:oMath>
+      <w:r>
+        <w:t xml:space="preserve"> </w:t>
+      </w:r>
+      <w:r>
+        <w:t xml:space="preserve">changes around</w:t>
+      </w:r>
+      <w:r>
+        <w:t xml:space="preserve"> </w:t>
+      </w:r>
+      <m:oMath>
+        <m:r>
+          <m:t>x</m:t>
+        </m:r>
+      </m:oMath>
+      <w:r>
+        <w:t xml:space="preserve">. In the experiments below</w:t>
+      </w:r>
+      <w:r>
+        <w:t xml:space="preserve"> </w:t>
+      </w:r>
+      <m:oMath>
+        <m:r>
+          <m:t>v</m:t>
+        </m:r>
+      </m:oMath>
+      <w:r>
+        <w:t xml:space="preserve"> </w:t>
+      </w:r>
+      <w:r>
+        <w:t xml:space="preserve">is the coordinate finite-difference magnitude</w:t>
       </w:r>
       <w:r>
         <w:t xml:space="preserve"> </w:t>
@@ -2479,12 +2779,12 @@
               <m:rPr>
                 <m:sty m:val="p"/>
               </m:rPr>
-              <m:t>∇</m:t>
+              <m:t>Δ</m:t>
             </m:r>
           </m:e>
           <m:sub>
             <m:r>
-              <m:t>x</m:t>
+              <m:t>h</m:t>
             </m:r>
           </m:sub>
         </m:sSub>
@@ -2514,7 +2814,107 @@
         </m:r>
       </m:oMath>
       <w:r>
-        <w:t xml:space="preserve">. Weight candidates by the gradient magnitude (estimated by finite differences; the pipeline need not be differentiable).</w:t>
+        <w:t xml:space="preserve">; because that costs</w:t>
+      </w:r>
+      <w:r>
+        <w:t xml:space="preserve"> </w:t>
+      </w:r>
+      <m:oMath>
+        <m:r>
+          <m:t>O</m:t>
+        </m:r>
+        <m:r>
+          <m:rPr>
+            <m:sty m:val="p"/>
+          </m:rPr>
+          <m:t>(</m:t>
+        </m:r>
+        <m:r>
+          <m:t>d</m:t>
+        </m:r>
+        <m:r>
+          <m:rPr>
+            <m:sty m:val="p"/>
+          </m:rPr>
+          <m:t>)</m:t>
+        </m:r>
+      </m:oMath>
+      <w:r>
+        <w:t xml:space="preserve"> </w:t>
+      </w:r>
+      <w:r>
+        <w:t xml:space="preserve">pipeline evaluations per candidate, we also test a query-efficient estimator that averages</w:t>
+      </w:r>
+      <w:r>
+        <w:t xml:space="preserve"> </w:t>
+      </w:r>
+      <m:oMath>
+        <m:r>
+          <m:t>K</m:t>
+        </m:r>
+      </m:oMath>
+      <w:r>
+        <w:t xml:space="preserve"> </w:t>
+      </w:r>
+      <w:r>
+        <w:t xml:space="preserve">random directional differences (Appendix A), whose cost is</w:t>
+      </w:r>
+      <w:r>
+        <w:t xml:space="preserve"> </w:t>
+      </w:r>
+      <m:oMath>
+        <m:r>
+          <m:t>O</m:t>
+        </m:r>
+        <m:r>
+          <m:rPr>
+            <m:sty m:val="p"/>
+          </m:rPr>
+          <m:t>(</m:t>
+        </m:r>
+        <m:r>
+          <m:t>K</m:t>
+        </m:r>
+        <m:r>
+          <m:rPr>
+            <m:sty m:val="p"/>
+          </m:rPr>
+          <m:t>)</m:t>
+        </m:r>
+      </m:oMath>
+      <w:r>
+        <w:t xml:space="preserve"> </w:t>
+      </w:r>
+      <w:r>
+        <w:t xml:space="preserve">and independent of dimension. We call this "local variation" rather than "gradient" because</w:t>
+      </w:r>
+      <w:r>
+        <w:t xml:space="preserve"> </w:t>
+      </w:r>
+      <m:oMath>
+        <m:r>
+          <m:t>u</m:t>
+        </m:r>
+      </m:oMath>
+      <w:r>
+        <w:t xml:space="preserve"> </w:t>
+      </w:r>
+      <w:r>
+        <w:t xml:space="preserve">is only piecewise-linear, so</w:t>
+      </w:r>
+      <w:r>
+        <w:t xml:space="preserve"> </w:t>
+      </w:r>
+      <m:oMath>
+        <m:r>
+          <m:t>v</m:t>
+        </m:r>
+      </m:oMath>
+      <w:r>
+        <w:t xml:space="preserve"> </w:t>
+      </w:r>
+      <w:r>
+        <w:t xml:space="preserve">is a finite-scale roughness measure, not a true derivative. No access to pipeline internals or derivatives is required.</w:t>
       </w:r>
     </w:p>
     <w:bookmarkEnd w:id="20"/>
@@ -2676,52 +3076,25 @@
             </m:accPr>
             <m:e>
               <m:r>
-                <m:rPr>
-                  <m:sty m:val="p"/>
-                </m:rPr>
-                <m:t>∥</m:t>
-              </m:r>
-              <m:sSub>
-                <m:e>
-                  <m:r>
-                    <m:rPr>
-                      <m:sty m:val="p"/>
-                    </m:rPr>
-                    <m:t>∇</m:t>
-                  </m:r>
-                </m:e>
-                <m:sub>
-                  <m:r>
-                    <m:t>x</m:t>
-                  </m:r>
-                </m:sub>
-              </m:sSub>
-              <m:r>
-                <m:t>u</m:t>
-              </m:r>
-              <m:r>
-                <m:rPr>
-                  <m:sty m:val="p"/>
-                </m:rPr>
-                <m:t>(</m:t>
-              </m:r>
-              <m:r>
-                <m:t>x</m:t>
-              </m:r>
-              <m:r>
-                <m:rPr>
-                  <m:sty m:val="p"/>
-                </m:rPr>
-                <m:t>)</m:t>
-              </m:r>
-              <m:r>
-                <m:rPr>
-                  <m:sty m:val="p"/>
-                </m:rPr>
-                <m:t>∥</m:t>
+                <m:t>v</m:t>
               </m:r>
             </m:e>
           </m:acc>
+          <m:r>
+            <m:rPr>
+              <m:sty m:val="p"/>
+            </m:rPr>
+            <m:t>(</m:t>
+          </m:r>
+          <m:r>
+            <m:t>x</m:t>
+          </m:r>
+          <m:r>
+            <m:rPr>
+              <m:sty m:val="p"/>
+            </m:rPr>
+            <m:t>)</m:t>
+          </m:r>
           <m:r>
             <m:rPr>
               <m:sty m:val="p"/>
@@ -2881,7 +3254,7 @@
         <w:t xml:space="preserve"> </w:t>
       </w:r>
       <w:r>
-        <w:t xml:space="preserve">normalizes each signal to a probability over the candidate pool (so the two terms are directly comparable and the</w:t>
+        <w:t xml:space="preserve">normalizes each signal to a probability over the candidate pool (so the two terms are comparable and the</w:t>
       </w:r>
       <w:r>
         <w:t xml:space="preserve"> </w:t>
@@ -2941,7 +3314,23 @@
         <w:t xml:space="preserve"> </w:t>
       </w:r>
       <w:r>
-        <w:t xml:space="preserve">queries by importance sampling. The score term handles growing pipelines, the gradient term handles saturating ones, and because both are present the sampler is robust to the pipeline's shape without being told it. We refer to this as the</w:t>
+        <w:t xml:space="preserve">queries by importance sampling. This is an</w:t>
+      </w:r>
+      <w:r>
+        <w:t xml:space="preserve"> </w:t>
+      </w:r>
+      <w:r>
+        <w:rPr>
+          <w:b/>
+          <w:bCs/>
+        </w:rPr>
+        <w:t xml:space="preserve">equal mixture</w:t>
+      </w:r>
+      <w:r>
+        <w:t xml:space="preserve"> </w:t>
+      </w:r>
+      <w:r>
+        <w:t xml:space="preserve">(a hedge), not an adaptive rule: it does not infer the pipeline's shape and re-weight, it simply carries both acquisition signals so that whichever one the pipeline rewards is present. The score term serves growing pipelines and the variation term serves saturating ones; §6.2 sweeps the mixture coefficient to show that the equal mix is a robust default rather than a tuned choice. We refer to this as the</w:t>
       </w:r>
       <w:r>
         <w:t xml:space="preserve"> </w:t>
@@ -2958,7 +3347,7 @@
       </w:r>
     </w:p>
     <w:bookmarkEnd w:id="21"/>
-    <w:bookmarkStart w:id="22" w:name="Xdd23c0bbaf7d00ad817d29601c04274a5f560f7"/>
+    <w:bookmarkStart w:id="22" w:name="X1a6c7a172eead610380f7f210048ba81760f32c"/>
     <w:p>
       <w:pPr>
         <w:pStyle w:val="Heading3"/>
@@ -2967,7 +3356,7 @@
         <w:widowControl w:val="1"/>
       </w:pPr>
       <w:r>
-        <w:t xml:space="preserve">4.5 Automatic operation and a reproducibility probe</w:t>
+        <w:t xml:space="preserve">4.5 A teacher radial-profile diagnostic</w:t>
       </w:r>
     </w:p>
     <w:p>
@@ -2979,7 +3368,7 @@
         <w:widowControl w:val="1"/>
       </w:pPr>
       <w:r>
-        <w:t xml:space="preserve">The combined sampler needs no manual shape selection. If a diagnostic is wanted, a cheap</w:t>
+        <w:t xml:space="preserve">The combined sampler needs no manual shape selection. If a description of the pipeline is wanted, a cheap</w:t>
       </w:r>
       <w:r>
         <w:t xml:space="preserve"> </w:t>
@@ -2989,13 +3378,13 @@
           <w:b/>
           <w:bCs/>
         </w:rPr>
-        <w:t xml:space="preserve">shape probe</w:t>
-      </w:r>
-      <w:r>
-        <w:t xml:space="preserve"> </w:t>
-      </w:r>
-      <w:r>
-        <w:t xml:space="preserve">estimates whether a pipeline is growing or saturating by measuring how the median score changes across concentric shells at increasing</w:t>
+        <w:t xml:space="preserve">radial diagnostic</w:t>
+      </w:r>
+      <w:r>
+        <w:t xml:space="preserve"> </w:t>
+      </w:r>
+      <w:r>
+        <w:t xml:space="preserve">classifies it as growing, saturating, or non-monotone by measuring how the median score changes across concentric shells at increasing</w:t>
       </w:r>
       <w:r>
         <w:t xml:space="preserve"> </w:t>
@@ -3006,7 +3395,18 @@
         </m:r>
       </m:oMath>
       <w:r>
-        <w:t xml:space="preserve">: a growing pipeline's score keeps rising past the training range, a saturating one plateaus. In our experiments an explicit growth-to-weight rule based on this probe matches the fixed combined sampler but does not beat it, so we recommend the combined sampler as the default and reserve the probe as a diagnostic. The probe also flags the failure case of §6.4: a pipeline whose score is flat across all shells cannot be reproduced by any sampler.</w:t>
+        <w:t xml:space="preserve">: a growing pipeline's median keeps rising past the training range, a saturating one plateaus. This is a statement about the pipeline's radial score profile only. We do not claim it predicts distillability: a flat radial median is consistent with both a trivially reproducible constant and a hard angular function, so a one-dimensional radial summary cannot bound the representational difficulty of the full</w:t>
+      </w:r>
+      <w:r>
+        <w:t xml:space="preserve"> </w:t>
+      </w:r>
+      <m:oMath>
+        <m:r>
+          <m:t>d</m:t>
+        </m:r>
+      </m:oMath>
+      <w:r>
+        <w:t xml:space="preserve">-dimensional surface. Whether a pipeline is reproducible by a given student is a separate, capacity-dependent question that we study empirically in §6.4.</w:t>
       </w:r>
     </w:p>
     <w:bookmarkEnd w:id="22"/>
@@ -3124,7 +3524,7 @@
         <w:t xml:space="preserve"> </w:t>
       </w:r>
       <w:r>
-        <w:t xml:space="preserve">Five single-stage pipelines spanning off-manifold shapes, each fit on the normals only: k-NN distance (</w:t>
+        <w:t xml:space="preserve">Five pipelines spanning off-manifold shapes, each fit on the normals only: k-NN distance (</w:t>
       </w:r>
       <m:oMath>
         <m:r>
@@ -3141,7 +3541,7 @@
         </m:r>
       </m:oMath>
       <w:r>
-        <w:t xml:space="preserve">) and Gaussian kernel density (both monotone), one-class SVM with an RBF kernel (saturating), an undercomplete tanh autoencoder scored by reconstruction error (growing), and a percentile-max fusion of the autoencoder and kernel density (discontinuous). We additionally build a three-step complex pipeline (standardize, autoencoder reconstruction error, density-gated combination) for the mechanism study of §6.3.</w:t>
+        <w:t xml:space="preserve">) and Gaussian kernel density (both monotone), one-class SVM with an RBF kernel (saturating), an undercomplete tanh autoencoder scored by reconstruction error (growing), and a percentile-max fusion of the autoencoder and kernel density (non-smooth: a maximum of two rank surfaces, continuous but with a sharp ridge where they cross, and piecewise from the empirical percentile transforms). We additionally build a three-step complex pipeline (standardize, autoencoder reconstruction error, density-gated combination) for the mechanism study of §6.3.</w:t>
       </w:r>
     </w:p>
     <w:p>
@@ -3221,7 +3621,7 @@
         <w:t xml:space="preserve"> </w:t>
       </w:r>
       <w:r>
-        <w:t xml:space="preserve">Every sampler receives the same query budget</w:t>
+        <w:t xml:space="preserve">Every sampler contributes the same number of student-training queries,</w:t>
       </w:r>
       <w:r>
         <w:t xml:space="preserve"> </w:t>
@@ -3331,7 +3731,7 @@
         </m:r>
       </m:oMath>
       <w:r>
-        <w:t xml:space="preserve">; gradient magnitudes use central finite differences with step</w:t>
+        <w:t xml:space="preserve">; local variation uses central finite differences with step</w:t>
       </w:r>
       <w:r>
         <w:t xml:space="preserve"> </w:t>
@@ -3391,7 +3791,23 @@
         </m:r>
       </m:oMath>
       <w:r>
-        <w:t xml:space="preserve">) by design: the point is to teach the student the off-manifold region where it will be tested. This is not label leakage: the queries carry the pipeline's own scores as targets, no anomaly labels are used at any point, and fidelity is measured against the pipeline, not against ground-truth labels.</w:t>
+        <w:t xml:space="preserve">): the intent is to teach the student the off-manifold region where it will be tested, which is not label leakage because the queries carry the pipeline's own scores as targets and no anomaly labels are used at any point. We also report (§6.1) an evaluation on anomalies drawn from bands</w:t>
+      </w:r>
+      <w:r>
+        <w:t xml:space="preserve"> </w:t>
+      </w:r>
+      <w:r>
+        <w:rPr>
+          <w:i/>
+          <w:iCs/>
+        </w:rPr>
+        <w:t xml:space="preserve">outside</w:t>
+      </w:r>
+      <w:r>
+        <w:t xml:space="preserve"> </w:t>
+      </w:r>
+      <w:r>
+        <w:t xml:space="preserve">the densest part of the sampling shell to check that the gains are not mere regional interpolation.</w:t>
       </w:r>
     </w:p>
     <w:p>
@@ -3407,101 +3823,220 @@
           <w:b/>
           <w:bCs/>
         </w:rPr>
-        <w:t xml:space="preserve">Samplers compared.</w:t>
-      </w:r>
-      <w:r>
-        <w:t xml:space="preserve"> </w:t>
-      </w:r>
-      <w:r>
-        <w:t xml:space="preserve">Normals-only (no queries) and two off-shell baselines, Gaussian jitter on normals and uniform in a bounding box; and three shell samplers,</w:t>
+        <w:t xml:space="preserve">Query accounting.</w:t>
+      </w:r>
+      <w:r>
+        <w:t xml:space="preserve"> </w:t>
+      </w:r>
+      <w:r>
+        <w:t xml:space="preserve">The</w:t>
+      </w:r>
+      <w:r>
+        <w:t xml:space="preserve"> </w:t>
+      </w:r>
+      <m:oMath>
+        <m:r>
+          <m:t>M</m:t>
+        </m:r>
+      </m:oMath>
+      <w:r>
+        <w:t xml:space="preserve"> </w:t>
+      </w:r>
+      <w:r>
+        <w:t xml:space="preserve">queries above are the points used to</w:t>
       </w:r>
       <w:r>
         <w:t xml:space="preserve"> </w:t>
       </w:r>
       <w:r>
         <w:rPr>
-          <w:b/>
-          <w:bCs/>
+          <w:i/>
+          <w:iCs/>
         </w:rPr>
-        <w:t xml:space="preserve">score-only</w:t>
-      </w:r>
-      <w:r>
-        <w:t xml:space="preserve"> </w:t>
-      </w:r>
-      <w:r>
-        <w:t xml:space="preserve">(weight by</w:t>
+        <w:t xml:space="preserve">train</w:t>
+      </w:r>
+      <w:r>
+        <w:t xml:space="preserve"> </w:t>
+      </w:r>
+      <w:r>
+        <w:t xml:space="preserve">the student. The samplers differ in how many pipeline evaluations they spend to</w:t>
+      </w:r>
+      <w:r>
+        <w:t xml:space="preserve"> </w:t>
+      </w:r>
+      <w:r>
+        <w:rPr>
+          <w:i/>
+          <w:iCs/>
+        </w:rPr>
+        <w:t xml:space="preserve">select</w:t>
+      </w:r>
+      <w:r>
+        <w:t xml:space="preserve"> </w:t>
+      </w:r>
+      <w:r>
+        <w:t xml:space="preserve">those points, and we count this explicitly. Normals-only and the off-shell baselines evaluate the pipeline</w:t>
       </w:r>
       <w:r>
         <w:t xml:space="preserve"> </w:t>
       </w:r>
       <m:oMath>
         <m:r>
-          <m:t>u</m:t>
+          <m:t>M</m:t>
         </m:r>
       </m:oMath>
       <w:r>
-        <w:t xml:space="preserve">),</w:t>
-      </w:r>
-      <w:r>
-        <w:t xml:space="preserve"> </w:t>
-      </w:r>
-      <w:r>
-        <w:rPr>
-          <w:b/>
-          <w:bCs/>
-        </w:rPr>
-        <w:t xml:space="preserve">gradient-only</w:t>
-      </w:r>
-      <w:r>
-        <w:t xml:space="preserve"> </w:t>
-      </w:r>
-      <w:r>
-        <w:t xml:space="preserve">(weight by</w:t>
+        <w:t xml:space="preserve"> </w:t>
+      </w:r>
+      <w:r>
+        <w:t xml:space="preserve">times. The shell samplers first score a candidate pool of size</w:t>
       </w:r>
       <w:r>
         <w:t xml:space="preserve"> </w:t>
       </w:r>
       <m:oMath>
+        <m:r>
+          <m:t>12</m:t>
+        </m:r>
+        <m:r>
+          <m:t>M</m:t>
+        </m:r>
+      </m:oMath>
+      <w:r>
+        <w:t xml:space="preserve"> </w:t>
+      </w:r>
+      <w:r>
+        <w:t xml:space="preserve">(</w:t>
+      </w:r>
+      <m:oMath>
+        <m:r>
+          <m:t>12</m:t>
+        </m:r>
+        <m:r>
+          <m:t>M</m:t>
+        </m:r>
+      </m:oMath>
+      <w:r>
+        <w:t xml:space="preserve"> </w:t>
+      </w:r>
+      <w:r>
+        <w:t xml:space="preserve">evaluations), and the variation term additionally probes each candidate: coordinate finite differences cost</w:t>
+      </w:r>
+      <w:r>
+        <w:t xml:space="preserve"> </w:t>
+      </w:r>
+      <m:oMath>
+        <m:r>
+          <m:t>2</m:t>
+        </m:r>
+        <m:r>
+          <m:t>d</m:t>
+        </m:r>
+      </m:oMath>
+      <w:r>
+        <w:t xml:space="preserve"> </w:t>
+      </w:r>
+      <w:r>
+        <w:t xml:space="preserve">extra evaluations per candidate (</w:t>
+      </w:r>
+      <m:oMath>
+        <m:r>
+          <m:t>O</m:t>
+        </m:r>
         <m:r>
           <m:rPr>
             <m:sty m:val="p"/>
           </m:rPr>
-          <m:t>∥</m:t>
+          <m:t>(</m:t>
+        </m:r>
+        <m:r>
+          <m:t>d</m:t>
         </m:r>
         <m:r>
           <m:rPr>
             <m:sty m:val="p"/>
           </m:rPr>
-          <m:t>∇</m:t>
-        </m:r>
-        <m:r>
-          <m:t>u</m:t>
+          <m:t>)</m:t>
+        </m:r>
+      </m:oMath>
+      <w:r>
+        <w:t xml:space="preserve">), while the</w:t>
+      </w:r>
+      <w:r>
+        <w:t xml:space="preserve"> </w:t>
+      </w:r>
+      <m:oMath>
+        <m:r>
+          <m:t>K</m:t>
+        </m:r>
+      </m:oMath>
+      <w:r>
+        <w:t xml:space="preserve">-direction estimator costs</w:t>
+      </w:r>
+      <w:r>
+        <w:t xml:space="preserve"> </w:t>
+      </w:r>
+      <m:oMath>
+        <m:r>
+          <m:t>2</m:t>
+        </m:r>
+        <m:r>
+          <m:t>K</m:t>
+        </m:r>
+      </m:oMath>
+      <w:r>
+        <w:t xml:space="preserve"> </w:t>
+      </w:r>
+      <w:r>
+        <w:t xml:space="preserve">(</w:t>
+      </w:r>
+      <m:oMath>
+        <m:r>
+          <m:t>O</m:t>
         </m:r>
         <m:r>
           <m:rPr>
             <m:sty m:val="p"/>
           </m:rPr>
-          <m:t>∥</m:t>
+          <m:t>(</m:t>
+        </m:r>
+        <m:r>
+          <m:t>K</m:t>
+        </m:r>
+        <m:r>
+          <m:rPr>
+            <m:sty m:val="p"/>
+          </m:rPr>
+          <m:t>)</m:t>
         </m:r>
       </m:oMath>
       <w:r>
-        <w:t xml:space="preserve">), and the</w:t>
-      </w:r>
-      <w:r>
-        <w:t xml:space="preserve"> </w:t>
-      </w:r>
-      <w:r>
-        <w:rPr>
-          <w:b/>
-          <w:bCs/>
-        </w:rPr>
-        <w:t xml:space="preserve">combined</w:t>
-      </w:r>
-      <w:r>
-        <w:t xml:space="preserve"> </w:t>
-      </w:r>
-      <w:r>
-        <w:t xml:space="preserve">sampler of §4.4. The two off-shell baselines appear in §6.3 and §6.5; the shell samplers are compared head to head in §6.1. A Langevin variant is described in Appendix A.</w:t>
+        <w:t xml:space="preserve">, dimension-independent). Appendix A gives the exact per-sampler counts. Because these acquisition costs differ, our main tables hold</w:t>
+      </w:r>
+      <w:r>
+        <w:t xml:space="preserve"> </w:t>
+      </w:r>
+      <m:oMath>
+        <m:r>
+          <m:t>M</m:t>
+        </m:r>
+      </m:oMath>
+      <w:r>
+        <w:t xml:space="preserve"> </w:t>
+      </w:r>
+      <w:r>
+        <w:t xml:space="preserve">fixed rather than total pipeline evaluations; a fully cost-matched budget-curve comparison is the natural next step (§7), and the</w:t>
+      </w:r>
+      <w:r>
+        <w:t xml:space="preserve"> </w:t>
+      </w:r>
+      <m:oMath>
+        <m:r>
+          <m:t>K</m:t>
+        </m:r>
+      </m:oMath>
+      <w:r>
+        <w:t xml:space="preserve">-direction estimator is aimed squarely at keeping the variation term affordable in high dimension.</w:t>
       </w:r>
     </w:p>
     <w:p>
@@ -3517,13 +4052,137 @@
           <w:b/>
           <w:bCs/>
         </w:rPr>
+        <w:t xml:space="preserve">Samplers compared.</w:t>
+      </w:r>
+      <w:r>
+        <w:t xml:space="preserve"> </w:t>
+      </w:r>
+      <w:r>
+        <w:t xml:space="preserve">Normals-only (no queries); two off-shell baselines, Gaussian jitter on normals and uniform in a bounding box; a</w:t>
+      </w:r>
+      <w:r>
+        <w:t xml:space="preserve"> </w:t>
+      </w:r>
+      <w:r>
+        <w:rPr>
+          <w:b/>
+          <w:bCs/>
+        </w:rPr>
+        <w:t xml:space="preserve">uniform-shell</w:t>
+      </w:r>
+      <w:r>
+        <w:t xml:space="preserve"> </w:t>
+      </w:r>
+      <w:r>
+        <w:t xml:space="preserve">baseline (queries drawn uniformly from the same shell, to isolate whether</w:t>
+      </w:r>
+      <w:r>
+        <w:t xml:space="preserve"> </w:t>
+      </w:r>
+      <w:r>
+        <w:rPr>
+          <w:i/>
+          <w:iCs/>
+        </w:rPr>
+        <w:t xml:space="preserve">allocation within</w:t>
+      </w:r>
+      <w:r>
+        <w:t xml:space="preserve"> </w:t>
+      </w:r>
+      <w:r>
+        <w:t xml:space="preserve">the shell matters or merely shell coverage); and three shell samplers,</w:t>
+      </w:r>
+      <w:r>
+        <w:t xml:space="preserve"> </w:t>
+      </w:r>
+      <w:r>
+        <w:rPr>
+          <w:b/>
+          <w:bCs/>
+        </w:rPr>
+        <w:t xml:space="preserve">score-only</w:t>
+      </w:r>
+      <w:r>
+        <w:t xml:space="preserve"> </w:t>
+      </w:r>
+      <w:r>
+        <w:t xml:space="preserve">(weight by</w:t>
+      </w:r>
+      <w:r>
+        <w:t xml:space="preserve"> </w:t>
+      </w:r>
+      <m:oMath>
+        <m:r>
+          <m:t>u</m:t>
+        </m:r>
+      </m:oMath>
+      <w:r>
+        <w:t xml:space="preserve">),</w:t>
+      </w:r>
+      <w:r>
+        <w:t xml:space="preserve"> </w:t>
+      </w:r>
+      <w:r>
+        <w:rPr>
+          <w:b/>
+          <w:bCs/>
+        </w:rPr>
+        <w:t xml:space="preserve">variation-only</w:t>
+      </w:r>
+      <w:r>
+        <w:t xml:space="preserve"> </w:t>
+      </w:r>
+      <w:r>
+        <w:t xml:space="preserve">(weight by</w:t>
+      </w:r>
+      <w:r>
+        <w:t xml:space="preserve"> </w:t>
+      </w:r>
+      <m:oMath>
+        <m:r>
+          <m:t>v</m:t>
+        </m:r>
+      </m:oMath>
+      <w:r>
+        <w:t xml:space="preserve">), and the</w:t>
+      </w:r>
+      <w:r>
+        <w:t xml:space="preserve"> </w:t>
+      </w:r>
+      <w:r>
+        <w:rPr>
+          <w:b/>
+          <w:bCs/>
+        </w:rPr>
+        <w:t xml:space="preserve">combined</w:t>
+      </w:r>
+      <w:r>
+        <w:t xml:space="preserve"> </w:t>
+      </w:r>
+      <w:r>
+        <w:t xml:space="preserve">equal mixture of §4.4. A Langevin variant is described in Appendix A.</w:t>
+      </w:r>
+    </w:p>
+    <w:p>
+      <w:pPr>
+        <w:pStyle w:val="BodyText"/>
+        <w:jc w:val="both"/>
+        <w:keepNext w:val="0"/>
+        <w:keepLines w:val="0"/>
+        <w:widowControl w:val="1"/>
+      </w:pPr>
+      <w:r>
+        <w:rPr>
+          <w:b/>
+          <w:bCs/>
+        </w:rPr>
         <w:t xml:space="preserve">Metric.</w:t>
       </w:r>
       <w:r>
         <w:t xml:space="preserve"> </w:t>
       </w:r>
       <w:r>
-        <w:t xml:space="preserve">Student-teacher fidelity on the held-out anomalies: the Spearman rank correlation between student and pipeline scores. Means over 3 seeds unless stated.</w:t>
+        <w:t xml:space="preserve">Student-teacher fidelity on the held-out anomalies: the Spearman rank correlation between student and pipeline scores. Means over 10 seeds with standard deviations unless stated.</w:t>
       </w:r>
     </w:p>
     <w:bookmarkEnd w:id="24"/>
@@ -3560,57 +4219,23 @@
         <w:widowControl w:val="1"/>
       </w:pPr>
       <w:r>
-        <w:t xml:space="preserve">Placing queries in the low-density shell is what makes distillation work. On the four reproducible teacher pipelines the normals-only student is at or below Spearman</w:t>
-      </w:r>
-      <w:r>
-        <w:t xml:space="preserve"> </w:t>
-      </w:r>
-      <m:oMath>
-        <m:r>
-          <m:t>0.32</m:t>
-        </m:r>
-      </m:oMath>
-      <w:r>
-        <w:t xml:space="preserve"> </w:t>
-      </w:r>
-      <w:r>
-        <w:t xml:space="preserve">(and negative,</w:t>
-      </w:r>
-      <w:r>
-        <w:t xml:space="preserve"> </w:t>
-      </w:r>
-      <m:oMath>
-        <m:r>
-          <m:rPr>
-            <m:sty m:val="p"/>
-          </m:rPr>
-          <m:t>−</m:t>
-        </m:r>
-        <m:r>
-          <m:t>0.056</m:t>
-        </m:r>
-      </m:oMath>
-      <w:r>
-        <w:t xml:space="preserve">, for the one-class SVM), while the combined shell sampler reaches</w:t>
-      </w:r>
-      <w:r>
-        <w:t xml:space="preserve"> </w:t>
-      </w:r>
-      <m:oMath>
-        <m:r>
-          <m:t>0.71</m:t>
-        </m:r>
-      </m:oMath>
-      <w:r>
-        <w:t xml:space="preserve">–</w:t>
-      </w:r>
-      <m:oMath>
-        <m:r>
-          <m:t>0.97</m:t>
-        </m:r>
-      </m:oMath>
-      <w:r>
-        <w:t xml:space="preserve">. Within the shell, the score-only and gradient-only samplers trade off exactly as the shape argument predicts.</w:t>
+        <w:t xml:space="preserve">Two effects separate cleanly, and the</w:t>
+      </w:r>
+      <w:r>
+        <w:t xml:space="preserve"> </w:t>
+      </w:r>
+      <w:r>
+        <w:rPr>
+          <w:b/>
+          <w:bCs/>
+        </w:rPr>
+        <w:t xml:space="preserve">uniform-shell</w:t>
+      </w:r>
+      <w:r>
+        <w:t xml:space="preserve"> </w:t>
+      </w:r>
+      <w:r>
+        <w:t xml:space="preserve">baseline (queries drawn uniformly from the same shell, no importance weighting) is what tells them apart.</w:t>
       </w:r>
     </w:p>
     <w:p>
@@ -3626,7 +4251,30 @@
           <w:b/>
           <w:bCs/>
         </w:rPr>
-        <w:t xml:space="preserve">Student-teacher fidelity (Spearman) on held-out anomalies, per teacher pipeline.</w:t>
+        <w:t xml:space="preserve">Student-teacher fidelity (Spearman) on held-out anomalies, per teacher pipeline</w:t>
+      </w:r>
+      <w:r>
+        <w:t xml:space="preserve"> </w:t>
+      </w:r>
+      <w:r>
+        <w:t xml:space="preserve">(10 seeds, mean</w:t>
+      </w:r>
+      <w:r>
+        <w:t xml:space="preserve"> </w:t>
+      </w:r>
+      <m:oMath>
+        <m:r>
+          <m:rPr>
+            <m:sty m:val="p"/>
+          </m:rPr>
+          <m:t>±</m:t>
+        </m:r>
+      </m:oMath>
+      <w:r>
+        <w:t xml:space="preserve"> </w:t>
+      </w:r>
+      <w:r>
+        <w:t xml:space="preserve">sd).</w:t>
       </w:r>
     </w:p>
     <w:tbl>
@@ -3646,11 +4294,12 @@
         </w:tblBorders>
       </w:tblPr>
       <w:tblGrid>
-        <w:gridCol w:w="1584"/>
-        <w:gridCol w:w="1584"/>
-        <w:gridCol w:w="1584"/>
-        <w:gridCol w:w="1584"/>
-        <w:gridCol w:w="1584"/>
+        <w:gridCol w:w="1320"/>
+        <w:gridCol w:w="1320"/>
+        <w:gridCol w:w="1320"/>
+        <w:gridCol w:w="1320"/>
+        <w:gridCol w:w="1320"/>
+        <w:gridCol w:w="1320"/>
       </w:tblGrid>
       <w:tr>
         <w:trPr>
@@ -3745,6 +4394,37 @@
                 <w:b/>
                 <w:sz w:val="19"/>
               </w:rPr>
+              <w:t xml:space="preserve">uniform-shell</w:t>
+            </w:r>
+          </w:p>
+        </w:tc>
+        <w:tc>
+          <w:tcPr>
+            <w:shd w:fill="EEF3F7"/>
+            <w:tcBorders>
+              <w:left w:val="nil"/>
+              <w:right w:val="nil"/>
+              <w:top w:val="nil"/>
+              <w:bottom w:val="single" w:sz="8" w:color="9FB0C2"/>
+            </w:tcBorders>
+            <w:vAlign w:val="center"/>
+          </w:tcPr>
+          <w:p>
+            <w:pPr>
+              <w:pStyle w:val="Compact"/>
+              <w:spacing w:before="0" w:after="20" w:line="240" w:lineRule="auto"/>
+              <w:jc w:val="center"/>
+              <w:suppressAutoHyphens/>
+              <w:keepNext w:val="0"/>
+              <w:keepLines/>
+              <w:widowControl w:val="1"/>
+            </w:pPr>
+            <w:r>
+              <w:rPr>
+                <w:rFonts w:ascii="Georgia" w:hAnsi="Georgia"/>
+                <w:b/>
+                <w:sz w:val="19"/>
+              </w:rPr>
               <w:t xml:space="preserve">score-only</w:t>
             </w:r>
           </w:p>
@@ -3776,7 +4456,7 @@
                 <w:b/>
                 <w:sz w:val="19"/>
               </w:rPr>
-              <w:t xml:space="preserve">gradient-only</w:t>
+              <w:t xml:space="preserve">variation-only</w:t>
             </w:r>
           </w:p>
         </w:tc>
@@ -3865,7 +4545,16 @@
             </w:pPr>
             <m:oMath>
               <m:r>
-                <m:t>0.308</m:t>
+                <m:t>0.34</m:t>
+              </m:r>
+              <m:r>
+                <m:rPr>
+                  <m:sty m:val="p"/>
+                </m:rPr>
+                <m:t>±</m:t>
+              </m:r>
+              <m:r>
+                <m:t>0.15</m:t>
               </m:r>
             </m:oMath>
           </w:p>
@@ -3892,7 +4581,7 @@
             </w:pPr>
             <m:oMath>
               <m:r>
-                <m:t>0.950</m:t>
+                <m:t>0.964</m:t>
               </m:r>
             </m:oMath>
           </w:p>
@@ -3919,7 +4608,7 @@
             </w:pPr>
             <m:oMath>
               <m:r>
-                <m:t>0.968</m:t>
+                <m:t>0.963</m:t>
               </m:r>
             </m:oMath>
           </w:p>
@@ -3946,7 +4635,34 @@
             </w:pPr>
             <m:oMath>
               <m:r>
-                <m:t>0.966</m:t>
+                <m:t>0.962</m:t>
+              </m:r>
+            </m:oMath>
+          </w:p>
+        </w:tc>
+        <w:tc>
+          <w:tcPr>
+            <w:tcBorders>
+              <w:left w:val="nil"/>
+              <w:right w:val="nil"/>
+              <w:top w:val="nil"/>
+              <w:bottom w:val="single" w:sz="4" w:color="D9E1E8"/>
+            </w:tcBorders>
+            <w:vAlign w:val="center"/>
+          </w:tcPr>
+          <w:p>
+            <w:pPr>
+              <w:pStyle w:val="Compact"/>
+              <w:spacing w:before="0" w:after="20" w:line="240" w:lineRule="auto"/>
+              <w:jc w:val="center"/>
+              <w:suppressAutoHyphens/>
+              <w:keepNext w:val="0"/>
+              <w:keepLines/>
+              <w:widowControl w:val="1"/>
+            </w:pPr>
+            <m:oMath>
+              <m:r>
+                <m:t>0.965</m:t>
               </m:r>
             </m:oMath>
           </w:p>
@@ -4004,7 +4720,16 @@
             </w:pPr>
             <m:oMath>
               <m:r>
-                <m:t>0.280</m:t>
+                <m:t>0.19</m:t>
+              </m:r>
+              <m:r>
+                <m:rPr>
+                  <m:sty m:val="p"/>
+                </m:rPr>
+                <m:t>±</m:t>
+              </m:r>
+              <m:r>
+                <m:t>0.23</m:t>
               </m:r>
             </m:oMath>
           </w:p>
@@ -4031,7 +4756,7 @@
             </w:pPr>
             <m:oMath>
               <m:r>
-                <m:t>0.933</m:t>
+                <m:t>0.948</m:t>
               </m:r>
             </m:oMath>
           </w:p>
@@ -4058,7 +4783,7 @@
             </w:pPr>
             <m:oMath>
               <m:r>
-                <m:t>0.940</m:t>
+                <m:t>0.946</m:t>
               </m:r>
             </m:oMath>
           </w:p>
@@ -4085,7 +4810,34 @@
             </w:pPr>
             <m:oMath>
               <m:r>
-                <m:t>0.944</m:t>
+                <m:t>0.955</m:t>
+              </m:r>
+            </m:oMath>
+          </w:p>
+        </w:tc>
+        <w:tc>
+          <w:tcPr>
+            <w:tcBorders>
+              <w:left w:val="nil"/>
+              <w:right w:val="nil"/>
+              <w:top w:val="nil"/>
+              <w:bottom w:val="single" w:sz="4" w:color="D9E1E8"/>
+            </w:tcBorders>
+            <w:vAlign w:val="center"/>
+          </w:tcPr>
+          <w:p>
+            <w:pPr>
+              <w:pStyle w:val="Compact"/>
+              <w:spacing w:before="0" w:after="20" w:line="240" w:lineRule="auto"/>
+              <w:jc w:val="center"/>
+              <w:suppressAutoHyphens/>
+              <w:keepNext w:val="0"/>
+              <w:keepLines/>
+              <w:widowControl w:val="1"/>
+            </w:pPr>
+            <m:oMath>
+              <m:r>
+                <m:t>0.948</m:t>
               </m:r>
             </m:oMath>
           </w:p>
@@ -4143,13 +4895,16 @@
             </w:pPr>
             <m:oMath>
               <m:r>
+                <m:t>0.03</m:t>
+              </m:r>
+              <m:r>
                 <m:rPr>
                   <m:sty m:val="p"/>
                 </m:rPr>
-                <m:t>−</m:t>
+                <m:t>±</m:t>
               </m:r>
               <m:r>
-                <m:t>0.056</m:t>
+                <m:t>0.13</m:t>
               </m:r>
             </m:oMath>
           </w:p>
@@ -4176,7 +4931,7 @@
             </w:pPr>
             <m:oMath>
               <m:r>
-                <m:t>0.350</m:t>
+                <m:t>0.677</m:t>
               </m:r>
             </m:oMath>
           </w:p>
@@ -4203,7 +4958,34 @@
             </w:pPr>
             <m:oMath>
               <m:r>
-                <m:t>0.562</m:t>
+                <m:t>0.649</m:t>
+              </m:r>
+            </m:oMath>
+          </w:p>
+        </w:tc>
+        <w:tc>
+          <w:tcPr>
+            <w:tcBorders>
+              <w:left w:val="nil"/>
+              <w:right w:val="nil"/>
+              <w:top w:val="nil"/>
+              <w:bottom w:val="single" w:sz="4" w:color="D9E1E8"/>
+            </w:tcBorders>
+            <w:vAlign w:val="center"/>
+          </w:tcPr>
+          <w:p>
+            <w:pPr>
+              <w:pStyle w:val="Compact"/>
+              <w:spacing w:before="0" w:after="20" w:line="240" w:lineRule="auto"/>
+              <w:jc w:val="center"/>
+              <w:suppressAutoHyphens/>
+              <w:keepNext w:val="0"/>
+              <w:keepLines/>
+              <w:widowControl w:val="1"/>
+            </w:pPr>
+            <m:oMath>
+              <m:r>
+                <m:t>0.722</m:t>
               </m:r>
             </m:oMath>
           </w:p>
@@ -4233,7 +5015,7 @@
                 <m:rPr>
                   <m:sty m:val="b"/>
                 </m:rPr>
-                <m:t>0.708</m:t>
+                <m:t>0.730</m:t>
               </m:r>
             </m:oMath>
           </w:p>
@@ -4291,7 +5073,43 @@
             </w:pPr>
             <m:oMath>
               <m:r>
-                <m:t>0.322</m:t>
+                <m:t>0.40</m:t>
+              </m:r>
+              <m:r>
+                <m:rPr>
+                  <m:sty m:val="p"/>
+                </m:rPr>
+                <m:t>±</m:t>
+              </m:r>
+              <m:r>
+                <m:t>0.19</m:t>
+              </m:r>
+            </m:oMath>
+          </w:p>
+        </w:tc>
+        <w:tc>
+          <w:tcPr>
+            <w:tcBorders>
+              <w:left w:val="nil"/>
+              <w:right w:val="nil"/>
+              <w:top w:val="nil"/>
+              <w:bottom w:val="single" w:sz="4" w:color="D9E1E8"/>
+            </w:tcBorders>
+            <w:vAlign w:val="center"/>
+          </w:tcPr>
+          <w:p>
+            <w:pPr>
+              <w:pStyle w:val="Compact"/>
+              <w:spacing w:before="0" w:after="20" w:line="240" w:lineRule="auto"/>
+              <w:jc w:val="center"/>
+              <w:suppressAutoHyphens/>
+              <w:keepNext w:val="0"/>
+              <w:keepLines/>
+              <w:widowControl w:val="1"/>
+            </w:pPr>
+            <m:oMath>
+              <m:r>
+                <m:t>0.866</m:t>
               </m:r>
             </m:oMath>
           </w:p>
@@ -4321,7 +5139,7 @@
                 <m:rPr>
                   <m:sty m:val="b"/>
                 </m:rPr>
-                <m:t>0.911</m:t>
+                <m:t>0.877</m:t>
               </m:r>
             </m:oMath>
           </w:p>
@@ -4348,7 +5166,7 @@
             </w:pPr>
             <m:oMath>
               <m:r>
-                <m:t>0.818</m:t>
+                <m:t>0.865</m:t>
               </m:r>
             </m:oMath>
           </w:p>
@@ -4375,7 +5193,7 @@
             </w:pPr>
             <m:oMath>
               <m:r>
-                <m:t>0.823</m:t>
+                <m:t>0.862</m:t>
               </m:r>
             </m:oMath>
           </w:p>
@@ -4407,7 +5225,7 @@
                 <w:rFonts w:ascii="Georgia" w:hAnsi="Georgia"/>
                 <w:sz w:val="19"/>
               </w:rPr>
-              <w:t xml:space="preserve">percentile-max fusion (discontinuous)</w:t>
+              <w:t xml:space="preserve">percentile-max fusion (non-smooth)</w:t>
             </w:r>
           </w:p>
         </w:tc>
@@ -4433,7 +5251,16 @@
             </w:pPr>
             <m:oMath>
               <m:r>
-                <m:t>0.055</m:t>
+                <m:t>0.11</m:t>
+              </m:r>
+              <m:r>
+                <m:rPr>
+                  <m:sty m:val="p"/>
+                </m:rPr>
+                <m:t>±</m:t>
+              </m:r>
+              <m:r>
+                <m:t>0.07</m:t>
               </m:r>
             </m:oMath>
           </w:p>
@@ -4460,7 +5287,7 @@
             </w:pPr>
             <m:oMath>
               <m:r>
-                <m:t>0.069</m:t>
+                <m:t>0.177</m:t>
               </m:r>
             </m:oMath>
           </w:p>
@@ -4487,7 +5314,7 @@
             </w:pPr>
             <m:oMath>
               <m:r>
-                <m:t>0.106</m:t>
+                <m:t>0.181</m:t>
               </m:r>
             </m:oMath>
           </w:p>
@@ -4514,7 +5341,34 @@
             </w:pPr>
             <m:oMath>
               <m:r>
-                <m:t>0.054</m:t>
+                <m:t>0.045</m:t>
+              </m:r>
+            </m:oMath>
+          </w:p>
+        </w:tc>
+        <w:tc>
+          <w:tcPr>
+            <w:tcBorders>
+              <w:left w:val="nil"/>
+              <w:right w:val="nil"/>
+              <w:top w:val="nil"/>
+              <w:bottom w:val="nil"/>
+            </w:tcBorders>
+            <w:vAlign w:val="center"/>
+          </w:tcPr>
+          <w:p>
+            <w:pPr>
+              <w:pStyle w:val="Compact"/>
+              <w:spacing w:before="0" w:after="20" w:line="240" w:lineRule="auto"/>
+              <w:jc w:val="center"/>
+              <w:suppressAutoHyphens/>
+              <w:keepNext w:val="0"/>
+              <w:keepLines/>
+              <w:widowControl w:val="1"/>
+            </w:pPr>
+            <m:oMath>
+              <m:r>
+                <m:t>0.105</m:t>
               </m:r>
             </m:oMath>
           </w:p>
@@ -4534,7 +5388,7 @@
           <wp:inline>
             <wp:extent cx="5943600" cy="2701636"/>
             <wp:effectExtent b="0" l="0" r="0" t="0"/>
-            <wp:docPr descr="Fidelity of each sampler across the teacher-pipeline spectrum; the best target within the shell depends on the pipeline's off-manifold shape, and the combined sampler is robust to it." title="" id="26" name="Picture"/>
+            <wp:docPr descr="Fidelity of each sampler across the teacher-pipeline spectrum: placing queries in the shell is the dominant lever, and importance weighting within the shell adds a targeted gain on the saturating one-class SVM." title="" id="26" name="Picture"/>
             <a:graphic>
               <a:graphicData uri="http://schemas.openxmlformats.org/drawingml/2006/picture">
                 <pic:pic>
@@ -4581,71 +5435,187 @@
         <w:widowControl w:val="1"/>
       </w:pPr>
       <w:r>
-        <w:t xml:space="preserve">Two readings. First,</w:t>
-      </w:r>
-      <w:r>
-        <w:t xml:space="preserve"> </w:t>
-      </w:r>
-      <w:r>
         <w:rPr>
           <w:b/>
           <w:bCs/>
         </w:rPr>
-        <w:t xml:space="preserve">the score-only sampler wins the growing autoencoder</w:t>
-      </w:r>
-      <w:r>
-        <w:t xml:space="preserve"> </w:t>
-      </w:r>
-      <w:r>
-        <w:t xml:space="preserve">(</w:t>
+        <w:t xml:space="preserve">First effect: shell placement is the dominant lever.</w:t>
+      </w:r>
+      <w:r>
+        <w:t xml:space="preserve"> </w:t>
+      </w:r>
+      <w:r>
+        <w:t xml:space="preserve">Every shell sampler lifts fidelity from the normals-only baseline (Spearman</w:t>
+      </w:r>
+      <w:r>
+        <w:t xml:space="preserve"> </w:t>
       </w:r>
       <m:oMath>
         <m:r>
-          <m:t>0.911</m:t>
+          <m:t>0.03</m:t>
         </m:r>
       </m:oMath>
       <w:r>
-        <w:t xml:space="preserve">) but is weakest on the saturating one-class SVM (</w:t>
+        <w:t xml:space="preserve">–</w:t>
       </w:r>
       <m:oMath>
         <m:r>
-          <m:t>0.350</m:t>
+          <m:t>0.40</m:t>
         </m:r>
       </m:oMath>
       <w:r>
-        <w:t xml:space="preserve">); the</w:t>
-      </w:r>
-      <w:r>
-        <w:t xml:space="preserve"> </w:t>
-      </w:r>
+        <w:t xml:space="preserve">) to</w:t>
+      </w:r>
+      <w:r>
+        <w:t xml:space="preserve"> </w:t>
+      </w:r>
+      <m:oMath>
+        <m:r>
+          <m:t>0.68</m:t>
+        </m:r>
+      </m:oMath>
+      <w:r>
+        <w:t xml:space="preserve">–</w:t>
+      </w:r>
+      <m:oMath>
+        <m:r>
+          <m:t>0.96</m:t>
+        </m:r>
+      </m:oMath>
+      <w:r>
+        <w:t xml:space="preserve"> </w:t>
+      </w:r>
+      <w:r>
+        <w:t xml:space="preserve">on the four reproducible pipelines. This is the largest effect in the study and is robust across teachers.</w:t>
+      </w:r>
+    </w:p>
+    <w:p>
+      <w:pPr>
+        <w:pStyle w:val="BodyText"/>
+        <w:jc w:val="both"/>
+        <w:keepNext w:val="0"/>
+        <w:keepLines w:val="0"/>
+        <w:widowControl w:val="1"/>
+      </w:pPr>
       <w:r>
         <w:rPr>
           <w:b/>
           <w:bCs/>
         </w:rPr>
-        <w:t xml:space="preserve">gradient-only sampler wins the saturating case</w:t>
-      </w:r>
-      <w:r>
-        <w:t xml:space="preserve"> </w:t>
-      </w:r>
-      <w:r>
-        <w:t xml:space="preserve">(</w:t>
+        <w:t xml:space="preserve">Second effect: importance weighting inside the shell helps only saturating pipelines.</w:t>
+      </w:r>
+      <w:r>
+        <w:t xml:space="preserve"> </w:t>
+      </w:r>
+      <w:r>
+        <w:t xml:space="preserve">Comparing the combined sampler to uniform-shell isolates the value of</w:t>
+      </w:r>
+      <w:r>
+        <w:t xml:space="preserve"> </w:t>
+      </w:r>
+      <w:r>
+        <w:rPr>
+          <w:i/>
+          <w:iCs/>
+        </w:rPr>
+        <w:t xml:space="preserve">where in the shell</w:t>
+      </w:r>
+      <w:r>
+        <w:t xml:space="preserve"> </w:t>
+      </w:r>
+      <w:r>
+        <w:t xml:space="preserve">queries land, beyond mere shell coverage. The gain is</w:t>
+      </w:r>
+      <w:r>
+        <w:t xml:space="preserve"> </w:t>
       </w:r>
       <m:oMath>
         <m:r>
-          <m:t>0.562</m:t>
+          <m:rPr>
+            <m:sty m:val="p"/>
+          </m:rPr>
+          <m:t>+</m:t>
+        </m:r>
+        <m:r>
+          <m:t>0.001</m:t>
         </m:r>
       </m:oMath>
       <w:r>
-        <w:t xml:space="preserve">) but trails on the autoencoder (</w:t>
+        <w:t xml:space="preserve"> </w:t>
+      </w:r>
+      <w:r>
+        <w:t xml:space="preserve">(k-NN),</w:t>
+      </w:r>
+      <w:r>
+        <w:t xml:space="preserve"> </w:t>
       </w:r>
       <m:oMath>
         <m:r>
-          <m:t>0.818</m:t>
+          <m:t>0.000</m:t>
         </m:r>
       </m:oMath>
       <w:r>
-        <w:t xml:space="preserve">). This is the shape dependence of §4.3, measured. Second,</w:t>
+        <w:t xml:space="preserve"> </w:t>
+      </w:r>
+      <w:r>
+        <w:t xml:space="preserve">(KDE),</w:t>
+      </w:r>
+      <w:r>
+        <w:t xml:space="preserve"> </w:t>
+      </w:r>
+      <m:oMath>
+        <m:r>
+          <m:rPr>
+            <m:sty m:val="p"/>
+          </m:rPr>
+          <m:t>−</m:t>
+        </m:r>
+        <m:r>
+          <m:t>0.005</m:t>
+        </m:r>
+      </m:oMath>
+      <w:r>
+        <w:t xml:space="preserve"> </w:t>
+      </w:r>
+      <w:r>
+        <w:t xml:space="preserve">(autoencoder), and</w:t>
+      </w:r>
+      <w:r>
+        <w:t xml:space="preserve"> </w:t>
+      </w:r>
+      <m:oMath>
+        <m:r>
+          <m:rPr>
+            <m:sty m:val="b"/>
+          </m:rPr>
+          <m:t>+</m:t>
+        </m:r>
+        <m:r>
+          <m:rPr>
+            <m:sty m:val="b"/>
+          </m:rPr>
+          <m:t>0.053</m:t>
+        </m:r>
+      </m:oMath>
+      <w:r>
+        <w:t xml:space="preserve"> </w:t>
+      </w:r>
+      <w:r>
+        <w:t xml:space="preserve">(one-class SVM); on the non-smooth fusion importance weighting is counterproductive (</w:t>
+      </w:r>
+      <m:oMath>
+        <m:r>
+          <m:rPr>
+            <m:sty m:val="p"/>
+          </m:rPr>
+          <m:t>−</m:t>
+        </m:r>
+        <m:r>
+          <m:t>0.072</m:t>
+        </m:r>
+      </m:oMath>
+      <w:r>
+        <w:t xml:space="preserve">). So for monotone and growing pipelines, uniform-shell sampling is already as good as importance weighting, and only the</w:t>
       </w:r>
       <w:r>
         <w:t xml:space="preserve"> </w:t>
@@ -4655,69 +5625,75 @@
           <w:b/>
           <w:bCs/>
         </w:rPr>
-        <w:t xml:space="preserve">the combined sampler is the robust choice</w:t>
-      </w:r>
-      <w:r>
-        <w:t xml:space="preserve">: it wins the hard one-class SVM outright (</w:t>
+        <w:t xml:space="preserve">saturating one-class SVM</w:t>
+      </w:r>
+      <w:r>
+        <w:t xml:space="preserve"> </w:t>
+      </w:r>
+      <w:r>
+        <w:t xml:space="preserve">rewards targeted acquisition. There, the shape argument of §4.3 holds as predicted: the local-variation signal (</w:t>
       </w:r>
       <m:oMath>
         <m:r>
-          <m:t>0.708</m:t>
+          <m:t>0.722</m:t>
         </m:r>
       </m:oMath>
       <w:r>
-        <w:t xml:space="preserve">, well above either single signal), ties the best on both monotone pipelines, and on the autoencoder performs like the gradient-only sampler (</w:t>
+        <w:t xml:space="preserve">) beats the score signal (</w:t>
       </w:r>
       <m:oMath>
         <m:r>
-          <m:t>0.823</m:t>
+          <m:t>0.649</m:t>
         </m:r>
       </m:oMath>
       <w:r>
-        <w:t xml:space="preserve"> </w:t>
-      </w:r>
-      <w:r>
-        <w:t xml:space="preserve">vs</w:t>
-      </w:r>
-      <w:r>
-        <w:t xml:space="preserve"> </w:t>
+        <w:t xml:space="preserve">) and the uniform-shell baseline (</w:t>
       </w:r>
       <m:oMath>
         <m:r>
-          <m:t>0.818</m:t>
+          <m:t>0.677</m:t>
         </m:r>
       </m:oMath>
       <w:r>
-        <w:t xml:space="preserve">), below the score-only best of</w:t>
-      </w:r>
-      <w:r>
-        <w:t xml:space="preserve"> </w:t>
+        <w:t xml:space="preserve">), and the equal mixture (</w:t>
       </w:r>
       <m:oMath>
         <m:r>
-          <m:t>0.911</m:t>
+          <m:t>0.730</m:t>
         </m:r>
       </m:oMath>
       <w:r>
-        <w:t xml:space="preserve">. No single-signal sampler is best everywhere, and the combined one is the only sampler that is never far from the best on any reproducible pipeline; its worst case is the autoencoder, where it is</w:t>
-      </w:r>
-      <w:r>
-        <w:t xml:space="preserve"> </w:t>
+        <w:t xml:space="preserve">) is best of all. The non-smooth fusion is poorly reproduced by every sampler (</w:t>
       </w:r>
       <m:oMath>
         <m:r>
-          <m:t>0.09</m:t>
+          <m:rPr>
+            <m:sty m:val="p"/>
+          </m:rPr>
+          <m:t>≤</m:t>
+        </m:r>
+        <m:r>
+          <m:t>0.18</m:t>
         </m:r>
       </m:oMath>
       <w:r>
-        <w:t xml:space="preserve"> </w:t>
-      </w:r>
-      <w:r>
-        <w:t xml:space="preserve">below score-only.</w:t>
+        <w:t xml:space="preserve">); we return to it in §6.4.</w:t>
+      </w:r>
+    </w:p>
+    <w:p>
+      <w:pPr>
+        <w:pStyle w:val="BodyText"/>
+        <w:jc w:val="both"/>
+        <w:keepNext w:val="0"/>
+        <w:keepLines w:val="0"/>
+        <w:widowControl w:val="1"/>
+      </w:pPr>
+      <w:r>
+        <w:t xml:space="preserve">The honest summary is therefore narrower than "importance sampling wins": the placement of queries in the shell is what matters most, and within-shell importance weighting is worth its extra pipeline evaluations specifically when the pipeline saturates off the manifold.</w:t>
       </w:r>
     </w:p>
     <w:bookmarkEnd w:id="28"/>
-    <w:bookmarkStart w:id="29" w:name="Xab7a64d90ff910f0de792170112f9f9beeb3fd4"/>
+    <w:bookmarkStart w:id="29" w:name="X304570b7b472fb5418e8bc70774109c0f263374"/>
     <w:p>
       <w:pPr>
         <w:pStyle w:val="Heading3"/>
@@ -4726,7 +5702,7 @@
         <w:widowControl w:val="1"/>
       </w:pPr>
       <w:r>
-        <w:t xml:space="preserve">6.2 The combined sampler needs no shape label</w:t>
+        <w:t xml:space="preserve">6.2 The equal mixture is a robust hedge</w:t>
       </w:r>
     </w:p>
     <w:p>
@@ -4738,7 +5714,403 @@
         <w:widowControl w:val="1"/>
       </w:pPr>
       <w:r>
-        <w:t xml:space="preserve">Because it carries both terms, the combined sampler adapts to the pipeline shape implicitly. An explicit alternative that runs the shape probe of §4.5 and sets the score-versus-gradient weight from it reaches the same fidelity as the fixed combined sampler across the spectrum but does not exceed it. We therefore recommend the combined sampler as the automatic default and keep the probe as a diagnostic; it also identifies in advance the undistillable case analyzed in §6.4. No manual choice, no shape label, and no anomaly labels are required at any point.</w:t>
+        <w:t xml:space="preserve">Where importance weighting does help (the one-class SVM), the mixture coefficient governs the score-versus-variation balance. To check that the equal</w:t>
+      </w:r>
+      <w:r>
+        <w:t xml:space="preserve"> </w:t>
+      </w:r>
+      <m:oMath>
+        <m:f>
+          <m:fPr>
+            <m:type m:val="lin"/>
+          </m:fPr>
+          <m:num>
+            <m:r>
+              <m:t>1</m:t>
+            </m:r>
+          </m:num>
+          <m:den>
+            <m:r>
+              <m:t>2</m:t>
+            </m:r>
+          </m:den>
+        </m:f>
+      </m:oMath>
+      <w:r>
+        <w:t xml:space="preserve">/</w:t>
+      </w:r>
+      <m:oMath>
+        <m:f>
+          <m:fPr>
+            <m:type m:val="lin"/>
+          </m:fPr>
+          <m:num>
+            <m:r>
+              <m:t>1</m:t>
+            </m:r>
+          </m:num>
+          <m:den>
+            <m:r>
+              <m:t>2</m:t>
+            </m:r>
+          </m:den>
+        </m:f>
+      </m:oMath>
+      <w:r>
+        <w:t xml:space="preserve"> </w:t>
+      </w:r>
+      <w:r>
+        <w:t xml:space="preserve">split is a reasonable default rather than a tuned choice, we sweep</w:t>
+      </w:r>
+      <w:r>
+        <w:t xml:space="preserve"> </w:t>
+      </w:r>
+      <m:oMath>
+        <m:r>
+          <m:t>λ</m:t>
+        </m:r>
+      </m:oMath>
+      <w:r>
+        <w:t xml:space="preserve"> </w:t>
+      </w:r>
+      <w:r>
+        <w:t xml:space="preserve">in</w:t>
+      </w:r>
+      <w:r>
+        <w:t xml:space="preserve"> </w:t>
+      </w:r>
+      <m:oMath>
+        <m:sSub>
+          <m:e>
+            <m:r>
+              <m:t>p</m:t>
+            </m:r>
+          </m:e>
+          <m:sub>
+            <m:r>
+              <m:t>λ</m:t>
+            </m:r>
+          </m:sub>
+        </m:sSub>
+        <m:r>
+          <m:rPr>
+            <m:sty m:val="p"/>
+          </m:rPr>
+          <m:t>=</m:t>
+        </m:r>
+        <m:r>
+          <m:t>λ</m:t>
+        </m:r>
+        <m:r>
+          <m:t> </m:t>
+        </m:r>
+        <m:acc>
+          <m:accPr>
+            <m:chr m:val="̂"/>
+          </m:accPr>
+          <m:e>
+            <m:r>
+              <m:t>u</m:t>
+            </m:r>
+          </m:e>
+        </m:acc>
+        <m:r>
+          <m:rPr>
+            <m:sty m:val="p"/>
+          </m:rPr>
+          <m:t>+</m:t>
+        </m:r>
+        <m:r>
+          <m:rPr>
+            <m:sty m:val="p"/>
+          </m:rPr>
+          <m:t>(</m:t>
+        </m:r>
+        <m:r>
+          <m:t>1</m:t>
+        </m:r>
+        <m:r>
+          <m:rPr>
+            <m:sty m:val="p"/>
+          </m:rPr>
+          <m:t>−</m:t>
+        </m:r>
+        <m:r>
+          <m:t>λ</m:t>
+        </m:r>
+        <m:r>
+          <m:rPr>
+            <m:sty m:val="p"/>
+          </m:rPr>
+          <m:t>)</m:t>
+        </m:r>
+        <m:r>
+          <m:t> </m:t>
+        </m:r>
+        <m:acc>
+          <m:accPr>
+            <m:chr m:val="̂"/>
+          </m:accPr>
+          <m:e>
+            <m:r>
+              <m:t>v</m:t>
+            </m:r>
+          </m:e>
+        </m:acc>
+      </m:oMath>
+      <w:r>
+        <w:t xml:space="preserve"> </w:t>
+      </w:r>
+      <w:r>
+        <w:t xml:space="preserve">over</w:t>
+      </w:r>
+      <w:r>
+        <w:t xml:space="preserve"> </w:t>
+      </w:r>
+      <m:oMath>
+        <m:r>
+          <m:rPr>
+            <m:sty m:val="p"/>
+          </m:rPr>
+          <m:t>{</m:t>
+        </m:r>
+        <m:r>
+          <m:t>0</m:t>
+        </m:r>
+        <m:r>
+          <m:rPr>
+            <m:sty m:val="p"/>
+          </m:rPr>
+          <m:t>,</m:t>
+        </m:r>
+        <m:r>
+          <m:t>0.25</m:t>
+        </m:r>
+        <m:r>
+          <m:rPr>
+            <m:sty m:val="p"/>
+          </m:rPr>
+          <m:t>,</m:t>
+        </m:r>
+        <m:r>
+          <m:t>0.5</m:t>
+        </m:r>
+        <m:r>
+          <m:rPr>
+            <m:sty m:val="p"/>
+          </m:rPr>
+          <m:t>,</m:t>
+        </m:r>
+        <m:r>
+          <m:t>0.75</m:t>
+        </m:r>
+        <m:r>
+          <m:rPr>
+            <m:sty m:val="p"/>
+          </m:rPr>
+          <m:t>,</m:t>
+        </m:r>
+        <m:r>
+          <m:t>1</m:t>
+        </m:r>
+        <m:r>
+          <m:rPr>
+            <m:sty m:val="p"/>
+          </m:rPr>
+          <m:t>}</m:t>
+        </m:r>
+      </m:oMath>
+      <w:r>
+        <w:t xml:space="preserve"> </w:t>
+      </w:r>
+      <w:r>
+        <w:t xml:space="preserve">on every teacher (10 seeds). On the monotone and growing pipelines fidelity is flat in</w:t>
+      </w:r>
+      <w:r>
+        <w:t xml:space="preserve"> </w:t>
+      </w:r>
+      <m:oMath>
+        <m:r>
+          <m:t>λ</m:t>
+        </m:r>
+      </m:oMath>
+      <w:r>
+        <w:t xml:space="preserve"> </w:t>
+      </w:r>
+      <w:r>
+        <w:t xml:space="preserve">(within</w:t>
+      </w:r>
+      <w:r>
+        <w:t xml:space="preserve"> </w:t>
+      </w:r>
+      <m:oMath>
+        <m:r>
+          <m:rPr>
+            <m:sty m:val="p"/>
+          </m:rPr>
+          <m:t>±</m:t>
+        </m:r>
+        <m:r>
+          <m:t>0.02</m:t>
+        </m:r>
+      </m:oMath>
+      <w:r>
+        <w:t xml:space="preserve">), consistent with §6.1: any within-shell weighting is about equally good there. On the saturating one-class SVM the equal mixture</w:t>
+      </w:r>
+      <w:r>
+        <w:t xml:space="preserve"> </w:t>
+      </w:r>
+      <m:oMath>
+        <m:r>
+          <m:t>λ</m:t>
+        </m:r>
+        <m:r>
+          <m:rPr>
+            <m:sty m:val="p"/>
+          </m:rPr>
+          <m:t>=</m:t>
+        </m:r>
+        <m:r>
+          <m:t>0.5</m:t>
+        </m:r>
+      </m:oMath>
+      <w:r>
+        <w:t xml:space="preserve"> </w:t>
+      </w:r>
+      <w:r>
+        <w:t xml:space="preserve">is best (</w:t>
+      </w:r>
+      <m:oMath>
+        <m:r>
+          <m:t>0.730</m:t>
+        </m:r>
+      </m:oMath>
+      <w:r>
+        <w:t xml:space="preserve">, versus</w:t>
+      </w:r>
+      <w:r>
+        <w:t xml:space="preserve"> </w:t>
+      </w:r>
+      <m:oMath>
+        <m:r>
+          <m:t>0.689</m:t>
+        </m:r>
+      </m:oMath>
+      <w:r>
+        <w:t xml:space="preserve"> </w:t>
+      </w:r>
+      <w:r>
+        <w:t xml:space="preserve">at pure variation and</w:t>
+      </w:r>
+      <w:r>
+        <w:t xml:space="preserve"> </w:t>
+      </w:r>
+      <m:oMath>
+        <m:r>
+          <m:t>0.692</m:t>
+        </m:r>
+      </m:oMath>
+      <w:r>
+        <w:t xml:space="preserve"> </w:t>
+      </w:r>
+      <w:r>
+        <w:t xml:space="preserve">at pure score), so mixing beats either pure signal. The one pipeline that prefers an off-center</w:t>
+      </w:r>
+      <w:r>
+        <w:t xml:space="preserve"> </w:t>
+      </w:r>
+      <m:oMath>
+        <m:r>
+          <m:t>λ</m:t>
+        </m:r>
+      </m:oMath>
+      <w:r>
+        <w:t xml:space="preserve"> </w:t>
+      </w:r>
+      <w:r>
+        <w:t xml:space="preserve">is the non-smooth fusion, which favors more score weight (</w:t>
+      </w:r>
+      <m:oMath>
+        <m:r>
+          <m:t>0.175</m:t>
+        </m:r>
+      </m:oMath>
+      <w:r>
+        <w:t xml:space="preserve"> </w:t>
+      </w:r>
+      <w:r>
+        <w:t xml:space="preserve">at</w:t>
+      </w:r>
+      <w:r>
+        <w:t xml:space="preserve"> </w:t>
+      </w:r>
+      <m:oMath>
+        <m:r>
+          <m:t>λ</m:t>
+        </m:r>
+        <m:r>
+          <m:rPr>
+            <m:sty m:val="p"/>
+          </m:rPr>
+          <m:t>=</m:t>
+        </m:r>
+        <m:r>
+          <m:t>1</m:t>
+        </m:r>
+      </m:oMath>
+      <w:r>
+        <w:t xml:space="preserve"> </w:t>
+      </w:r>
+      <w:r>
+        <w:t xml:space="preserve">versus</w:t>
+      </w:r>
+      <w:r>
+        <w:t xml:space="preserve"> </w:t>
+      </w:r>
+      <m:oMath>
+        <m:r>
+          <m:t>0.068</m:t>
+        </m:r>
+      </m:oMath>
+      <w:r>
+        <w:t xml:space="preserve"> </w:t>
+      </w:r>
+      <w:r>
+        <w:t xml:space="preserve">at</w:t>
+      </w:r>
+      <w:r>
+        <w:t xml:space="preserve"> </w:t>
+      </w:r>
+      <m:oMath>
+        <m:r>
+          <m:t>λ</m:t>
+        </m:r>
+        <m:r>
+          <m:rPr>
+            <m:sty m:val="p"/>
+          </m:rPr>
+          <m:t>=</m:t>
+        </m:r>
+        <m:r>
+          <m:t>0</m:t>
+        </m:r>
+      </m:oMath>
+      <w:r>
+        <w:t xml:space="preserve">) but stays low throughout. The equal mixture is thus a safe default: it is optimal or flat everywhere except the fusion, which no setting reproduces well. We do not claim an adaptive rule; a diagnostic-driven</w:t>
+      </w:r>
+      <w:r>
+        <w:t xml:space="preserve"> </w:t>
+      </w:r>
+      <m:oMath>
+        <m:r>
+          <m:t>λ</m:t>
+        </m:r>
+      </m:oMath>
+      <w:r>
+        <w:t xml:space="preserve"> </w:t>
+      </w:r>
+      <w:r>
+        <w:t xml:space="preserve">(§4.5) matched the equal mixture without exceeding it.</w:t>
       </w:r>
     </w:p>
     <w:bookmarkEnd w:id="29"/>
@@ -4939,7 +6311,7 @@
       </w:r>
     </w:p>
     <w:bookmarkEnd w:id="33"/>
-    <w:bookmarkStart w:id="34" w:name="Xf41085eea46b0de67ee67636453288df3ec6964"/>
+    <w:bookmarkStart w:id="34" w:name="X1ceefe656501c0d7b8ec64af0c222fd28f88749"/>
     <w:p>
       <w:pPr>
         <w:pStyle w:val="Heading3"/>
@@ -4948,7 +6320,7 @@
         <w:widowControl w:val="1"/>
       </w:pPr>
       <w:r>
-        <w:t xml:space="preserve">6.4 A fundamental limit: discontinuous pipelines</w:t>
+        <w:t xml:space="preserve">6.4 Sampling and student capacity interact</w:t>
       </w:r>
     </w:p>
     <w:p>
@@ -4960,7 +6332,7 @@
         <w:widowControl w:val="1"/>
       </w:pPr>
       <w:r>
-        <w:t xml:space="preserve">The percentile-max fusion is not reproduced by any sampler (fidelity</w:t>
+        <w:t xml:space="preserve">The percentile-max fusion is poorly reproduced by any sampler at the default student width (fidelity</w:t>
       </w:r>
       <w:r>
         <w:t xml:space="preserve"> </w:t>
@@ -4970,25 +6342,1343 @@
           <m:rPr>
             <m:sty m:val="p"/>
           </m:rPr>
-          <m:t>≈</m:t>
-        </m:r>
-        <m:r>
-          <m:t>0.05</m:t>
+          <m:t>≤</m:t>
+        </m:r>
+        <m:r>
+          <m:t>0.18</m:t>
         </m:r>
       </m:oMath>
       <w:r>
-        <w:t xml:space="preserve">–</w:t>
+        <w:t xml:space="preserve">). Its score is a continuous but non-smooth maximum of two rank surfaces, with a sharp ridge where they cross; the question is whether the failure is one of</w:t>
+      </w:r>
+      <w:r>
+        <w:t xml:space="preserve"> </w:t>
+      </w:r>
+      <w:r>
+        <w:rPr>
+          <w:i/>
+          <w:iCs/>
+        </w:rPr>
+        <w:t xml:space="preserve">acquisition</w:t>
+      </w:r>
+      <w:r>
+        <w:t xml:space="preserve"> </w:t>
+      </w:r>
+      <w:r>
+        <w:t xml:space="preserve">(queries in the wrong place) or</w:t>
+      </w:r>
+      <w:r>
+        <w:t xml:space="preserve"> </w:t>
+      </w:r>
+      <w:r>
+        <w:rPr>
+          <w:i/>
+          <w:iCs/>
+        </w:rPr>
+        <w:t xml:space="preserve">capacity</w:t>
+      </w:r>
+      <w:r>
+        <w:t xml:space="preserve"> </w:t>
+      </w:r>
+      <w:r>
+        <w:t xml:space="preserve">(the student too small to represent the ridge). To separate the two we sweep the student width over</w:t>
+      </w:r>
+      <w:r>
+        <w:t xml:space="preserve"> </w:t>
       </w:r>
       <m:oMath>
         <m:r>
-          <m:t>0.11</m:t>
+          <m:rPr>
+            <m:sty m:val="p"/>
+          </m:rPr>
+          <m:t>{</m:t>
+        </m:r>
+        <m:r>
+          <m:t>4</m:t>
+        </m:r>
+        <m:r>
+          <m:rPr>
+            <m:sty m:val="p"/>
+          </m:rPr>
+          <m:t>,</m:t>
+        </m:r>
+        <m:r>
+          <m:t>8</m:t>
+        </m:r>
+        <m:r>
+          <m:rPr>
+            <m:sty m:val="p"/>
+          </m:rPr>
+          <m:t>,</m:t>
+        </m:r>
+        <m:r>
+          <m:t>16</m:t>
+        </m:r>
+        <m:r>
+          <m:rPr>
+            <m:sty m:val="p"/>
+          </m:rPr>
+          <m:t>,</m:t>
+        </m:r>
+        <m:r>
+          <m:t>32</m:t>
+        </m:r>
+        <m:r>
+          <m:rPr>
+            <m:sty m:val="p"/>
+          </m:rPr>
+          <m:t>,</m:t>
+        </m:r>
+        <m:r>
+          <m:t>64</m:t>
+        </m:r>
+        <m:r>
+          <m:rPr>
+            <m:sty m:val="p"/>
+          </m:rPr>
+          <m:t>,</m:t>
+        </m:r>
+        <m:r>
+          <m:t>128</m:t>
+        </m:r>
+        <m:r>
+          <m:rPr>
+            <m:sty m:val="p"/>
+          </m:rPr>
+          <m:t>}</m:t>
         </m:r>
       </m:oMath>
       <w:r>
         <w:t xml:space="preserve"> </w:t>
       </w:r>
       <w:r>
-        <w:t xml:space="preserve">for all). Its score is a non-smooth maximum of two rank surfaces; the small student cannot represent the discontinuity regardless of where queries are placed. This is a</w:t>
+        <w:t xml:space="preserve">hidden units at a fixed query budget, using the combined sampler, and read fidelity as a function of width for every teacher.</w:t>
+      </w:r>
+    </w:p>
+    <w:tbl>
+      <w:tblPr>
+        <w:tblStyle w:val="Table"/>
+        <w:tblW w:type="pct" w:w="5000"/>
+        <w:jc w:val="center"/>
+        <w:tblLook w:firstRow="1" w:lastRow="0" w:firstColumn="0" w:lastColumn="0" w:noHBand="0" w:noVBand="0" w:val="0020"/>
+        <w:tblLayout w:type="autofit"/>
+        <w:tblBorders>
+          <w:top w:val="single" w:sz="10" w:color="4F6272"/>
+          <w:bottom w:val="single" w:sz="10" w:color="4F6272"/>
+          <w:insideH w:val="single" w:sz="5" w:color="9FB0C2"/>
+          <w:left w:val="single" w:sz="6" w:color="9FB0C2"/>
+          <w:right w:val="single" w:sz="6" w:color="9FB0C2"/>
+          <w:insideV w:val="single" w:sz="5" w:color="D9E1E8"/>
+        </w:tblBorders>
+      </w:tblPr>
+      <w:tblGrid>
+        <w:gridCol w:w="1131"/>
+        <w:gridCol w:w="1131"/>
+        <w:gridCol w:w="1131"/>
+        <w:gridCol w:w="1131"/>
+        <w:gridCol w:w="1131"/>
+        <w:gridCol w:w="1131"/>
+        <w:gridCol w:w="1131"/>
+      </w:tblGrid>
+      <w:tr>
+        <w:trPr>
+          <w:tblHeader w:val="on"/>
+        </w:trPr>
+        <w:tc>
+          <w:tcPr>
+            <w:shd w:fill="EEF3F7"/>
+            <w:tcBorders>
+              <w:left w:val="nil"/>
+              <w:right w:val="nil"/>
+              <w:top w:val="nil"/>
+              <w:bottom w:val="single" w:sz="8" w:color="9FB0C2"/>
+            </w:tcBorders>
+            <w:vAlign w:val="center"/>
+          </w:tcPr>
+          <w:p>
+            <w:pPr>
+              <w:pStyle w:val="Compact"/>
+              <w:spacing w:before="0" w:after="20" w:line="240" w:lineRule="auto"/>
+              <w:jc w:val="center"/>
+              <w:suppressAutoHyphens/>
+              <w:keepNext w:val="0"/>
+              <w:keepLines/>
+              <w:widowControl w:val="1"/>
+            </w:pPr>
+            <w:r>
+              <w:rPr>
+                <w:rFonts w:ascii="Georgia" w:hAnsi="Georgia"/>
+                <w:b/>
+                <w:sz w:val="18"/>
+              </w:rPr>
+              <w:t xml:space="preserve">width</w:t>
+            </w:r>
+          </w:p>
+        </w:tc>
+        <w:tc>
+          <w:tcPr>
+            <w:shd w:fill="EEF3F7"/>
+            <w:tcBorders>
+              <w:left w:val="nil"/>
+              <w:right w:val="nil"/>
+              <w:top w:val="nil"/>
+              <w:bottom w:val="single" w:sz="8" w:color="9FB0C2"/>
+            </w:tcBorders>
+            <w:vAlign w:val="center"/>
+          </w:tcPr>
+          <w:p>
+            <w:pPr>
+              <w:pStyle w:val="Compact"/>
+              <w:spacing w:before="0" w:after="20" w:line="240" w:lineRule="auto"/>
+              <w:jc w:val="center"/>
+              <w:suppressAutoHyphens/>
+              <w:keepNext w:val="0"/>
+              <w:keepLines/>
+              <w:widowControl w:val="1"/>
+            </w:pPr>
+            <w:r>
+              <w:rPr>
+                <w:rFonts w:ascii="Georgia" w:hAnsi="Georgia"/>
+                <w:b/>
+                <w:sz w:val="18"/>
+              </w:rPr>
+              <w:t xml:space="preserve">4</w:t>
+            </w:r>
+          </w:p>
+        </w:tc>
+        <w:tc>
+          <w:tcPr>
+            <w:shd w:fill="EEF3F7"/>
+            <w:tcBorders>
+              <w:left w:val="nil"/>
+              <w:right w:val="nil"/>
+              <w:top w:val="nil"/>
+              <w:bottom w:val="single" w:sz="8" w:color="9FB0C2"/>
+            </w:tcBorders>
+            <w:vAlign w:val="center"/>
+          </w:tcPr>
+          <w:p>
+            <w:pPr>
+              <w:pStyle w:val="Compact"/>
+              <w:spacing w:before="0" w:after="20" w:line="240" w:lineRule="auto"/>
+              <w:jc w:val="center"/>
+              <w:suppressAutoHyphens/>
+              <w:keepNext w:val="0"/>
+              <w:keepLines/>
+              <w:widowControl w:val="1"/>
+            </w:pPr>
+            <w:r>
+              <w:rPr>
+                <w:rFonts w:ascii="Georgia" w:hAnsi="Georgia"/>
+                <w:b/>
+                <w:sz w:val="18"/>
+              </w:rPr>
+              <w:t xml:space="preserve">8</w:t>
+            </w:r>
+          </w:p>
+        </w:tc>
+        <w:tc>
+          <w:tcPr>
+            <w:shd w:fill="EEF3F7"/>
+            <w:tcBorders>
+              <w:left w:val="nil"/>
+              <w:right w:val="nil"/>
+              <w:top w:val="nil"/>
+              <w:bottom w:val="single" w:sz="8" w:color="9FB0C2"/>
+            </w:tcBorders>
+            <w:vAlign w:val="center"/>
+          </w:tcPr>
+          <w:p>
+            <w:pPr>
+              <w:pStyle w:val="Compact"/>
+              <w:spacing w:before="0" w:after="20" w:line="240" w:lineRule="auto"/>
+              <w:jc w:val="center"/>
+              <w:suppressAutoHyphens/>
+              <w:keepNext w:val="0"/>
+              <w:keepLines/>
+              <w:widowControl w:val="1"/>
+            </w:pPr>
+            <w:r>
+              <w:rPr>
+                <w:rFonts w:ascii="Georgia" w:hAnsi="Georgia"/>
+                <w:b/>
+                <w:sz w:val="18"/>
+              </w:rPr>
+              <w:t xml:space="preserve">16</w:t>
+            </w:r>
+          </w:p>
+        </w:tc>
+        <w:tc>
+          <w:tcPr>
+            <w:shd w:fill="EEF3F7"/>
+            <w:tcBorders>
+              <w:left w:val="nil"/>
+              <w:right w:val="nil"/>
+              <w:top w:val="nil"/>
+              <w:bottom w:val="single" w:sz="8" w:color="9FB0C2"/>
+            </w:tcBorders>
+            <w:vAlign w:val="center"/>
+          </w:tcPr>
+          <w:p>
+            <w:pPr>
+              <w:pStyle w:val="Compact"/>
+              <w:spacing w:before="0" w:after="20" w:line="240" w:lineRule="auto"/>
+              <w:jc w:val="center"/>
+              <w:suppressAutoHyphens/>
+              <w:keepNext w:val="0"/>
+              <w:keepLines/>
+              <w:widowControl w:val="1"/>
+            </w:pPr>
+            <w:r>
+              <w:rPr>
+                <w:rFonts w:ascii="Georgia" w:hAnsi="Georgia"/>
+                <w:b/>
+                <w:sz w:val="18"/>
+              </w:rPr>
+              <w:t xml:space="preserve">32</w:t>
+            </w:r>
+          </w:p>
+        </w:tc>
+        <w:tc>
+          <w:tcPr>
+            <w:shd w:fill="EEF3F7"/>
+            <w:tcBorders>
+              <w:left w:val="nil"/>
+              <w:right w:val="nil"/>
+              <w:top w:val="nil"/>
+              <w:bottom w:val="single" w:sz="8" w:color="9FB0C2"/>
+            </w:tcBorders>
+            <w:vAlign w:val="center"/>
+          </w:tcPr>
+          <w:p>
+            <w:pPr>
+              <w:pStyle w:val="Compact"/>
+              <w:spacing w:before="0" w:after="20" w:line="240" w:lineRule="auto"/>
+              <w:jc w:val="center"/>
+              <w:suppressAutoHyphens/>
+              <w:keepNext w:val="0"/>
+              <w:keepLines/>
+              <w:widowControl w:val="1"/>
+            </w:pPr>
+            <w:r>
+              <w:rPr>
+                <w:rFonts w:ascii="Georgia" w:hAnsi="Georgia"/>
+                <w:b/>
+                <w:sz w:val="18"/>
+              </w:rPr>
+              <w:t xml:space="preserve">64</w:t>
+            </w:r>
+          </w:p>
+        </w:tc>
+        <w:tc>
+          <w:tcPr>
+            <w:shd w:fill="EEF3F7"/>
+            <w:tcBorders>
+              <w:left w:val="nil"/>
+              <w:right w:val="nil"/>
+              <w:top w:val="nil"/>
+              <w:bottom w:val="single" w:sz="8" w:color="9FB0C2"/>
+            </w:tcBorders>
+            <w:vAlign w:val="center"/>
+          </w:tcPr>
+          <w:p>
+            <w:pPr>
+              <w:pStyle w:val="Compact"/>
+              <w:spacing w:before="0" w:after="20" w:line="240" w:lineRule="auto"/>
+              <w:jc w:val="center"/>
+              <w:suppressAutoHyphens/>
+              <w:keepNext w:val="0"/>
+              <w:keepLines/>
+              <w:widowControl w:val="1"/>
+            </w:pPr>
+            <w:r>
+              <w:rPr>
+                <w:rFonts w:ascii="Georgia" w:hAnsi="Georgia"/>
+                <w:b/>
+                <w:sz w:val="18"/>
+              </w:rPr>
+              <w:t xml:space="preserve">128</w:t>
+            </w:r>
+          </w:p>
+        </w:tc>
+      </w:tr>
+      <w:tr>
+        <w:tc>
+          <w:tcPr>
+            <w:tcBorders>
+              <w:left w:val="nil"/>
+              <w:right w:val="nil"/>
+              <w:top w:val="nil"/>
+              <w:bottom w:val="single" w:sz="4" w:color="D9E1E8"/>
+            </w:tcBorders>
+            <w:vAlign w:val="center"/>
+          </w:tcPr>
+          <w:p>
+            <w:pPr>
+              <w:pStyle w:val="Compact"/>
+              <w:spacing w:before="0" w:after="20" w:line="240" w:lineRule="auto"/>
+              <w:jc w:val="center"/>
+              <w:suppressAutoHyphens/>
+              <w:keepNext w:val="0"/>
+              <w:keepLines/>
+              <w:widowControl w:val="1"/>
+            </w:pPr>
+            <w:r>
+              <w:rPr>
+                <w:rFonts w:ascii="Georgia" w:hAnsi="Georgia"/>
+                <w:sz w:val="18"/>
+              </w:rPr>
+              <w:t xml:space="preserve">k-NN distance</w:t>
+            </w:r>
+          </w:p>
+        </w:tc>
+        <w:tc>
+          <w:tcPr>
+            <w:tcBorders>
+              <w:left w:val="nil"/>
+              <w:right w:val="nil"/>
+              <w:top w:val="nil"/>
+              <w:bottom w:val="single" w:sz="4" w:color="D9E1E8"/>
+            </w:tcBorders>
+            <w:vAlign w:val="center"/>
+          </w:tcPr>
+          <w:p>
+            <w:pPr>
+              <w:pStyle w:val="Compact"/>
+              <w:spacing w:before="0" w:after="20" w:line="240" w:lineRule="auto"/>
+              <w:jc w:val="center"/>
+              <w:suppressAutoHyphens/>
+              <w:keepNext w:val="0"/>
+              <w:keepLines/>
+              <w:widowControl w:val="1"/>
+            </w:pPr>
+            <m:oMath>
+              <m:r>
+                <m:t>0.70</m:t>
+              </m:r>
+            </m:oMath>
+          </w:p>
+        </w:tc>
+        <w:tc>
+          <w:tcPr>
+            <w:tcBorders>
+              <w:left w:val="nil"/>
+              <w:right w:val="nil"/>
+              <w:top w:val="nil"/>
+              <w:bottom w:val="single" w:sz="4" w:color="D9E1E8"/>
+            </w:tcBorders>
+            <w:vAlign w:val="center"/>
+          </w:tcPr>
+          <w:p>
+            <w:pPr>
+              <w:pStyle w:val="Compact"/>
+              <w:spacing w:before="0" w:after="20" w:line="240" w:lineRule="auto"/>
+              <w:jc w:val="center"/>
+              <w:suppressAutoHyphens/>
+              <w:keepNext w:val="0"/>
+              <w:keepLines/>
+              <w:widowControl w:val="1"/>
+            </w:pPr>
+            <m:oMath>
+              <m:r>
+                <m:t>0.96</m:t>
+              </m:r>
+            </m:oMath>
+          </w:p>
+        </w:tc>
+        <w:tc>
+          <w:tcPr>
+            <w:tcBorders>
+              <w:left w:val="nil"/>
+              <w:right w:val="nil"/>
+              <w:top w:val="nil"/>
+              <w:bottom w:val="single" w:sz="4" w:color="D9E1E8"/>
+            </w:tcBorders>
+            <w:vAlign w:val="center"/>
+          </w:tcPr>
+          <w:p>
+            <w:pPr>
+              <w:pStyle w:val="Compact"/>
+              <w:spacing w:before="0" w:after="20" w:line="240" w:lineRule="auto"/>
+              <w:jc w:val="center"/>
+              <w:suppressAutoHyphens/>
+              <w:keepNext w:val="0"/>
+              <w:keepLines/>
+              <w:widowControl w:val="1"/>
+            </w:pPr>
+            <m:oMath>
+              <m:r>
+                <m:t>0.98</m:t>
+              </m:r>
+            </m:oMath>
+          </w:p>
+        </w:tc>
+        <w:tc>
+          <w:tcPr>
+            <w:tcBorders>
+              <w:left w:val="nil"/>
+              <w:right w:val="nil"/>
+              <w:top w:val="nil"/>
+              <w:bottom w:val="single" w:sz="4" w:color="D9E1E8"/>
+            </w:tcBorders>
+            <w:vAlign w:val="center"/>
+          </w:tcPr>
+          <w:p>
+            <w:pPr>
+              <w:pStyle w:val="Compact"/>
+              <w:spacing w:before="0" w:after="20" w:line="240" w:lineRule="auto"/>
+              <w:jc w:val="center"/>
+              <w:suppressAutoHyphens/>
+              <w:keepNext w:val="0"/>
+              <w:keepLines/>
+              <w:widowControl w:val="1"/>
+            </w:pPr>
+            <m:oMath>
+              <m:r>
+                <m:t>0.98</m:t>
+              </m:r>
+            </m:oMath>
+          </w:p>
+        </w:tc>
+        <w:tc>
+          <w:tcPr>
+            <w:tcBorders>
+              <w:left w:val="nil"/>
+              <w:right w:val="nil"/>
+              <w:top w:val="nil"/>
+              <w:bottom w:val="single" w:sz="4" w:color="D9E1E8"/>
+            </w:tcBorders>
+            <w:vAlign w:val="center"/>
+          </w:tcPr>
+          <w:p>
+            <w:pPr>
+              <w:pStyle w:val="Compact"/>
+              <w:spacing w:before="0" w:after="20" w:line="240" w:lineRule="auto"/>
+              <w:jc w:val="center"/>
+              <w:suppressAutoHyphens/>
+              <w:keepNext w:val="0"/>
+              <w:keepLines/>
+              <w:widowControl w:val="1"/>
+            </w:pPr>
+            <m:oMath>
+              <m:r>
+                <m:t>0.98</m:t>
+              </m:r>
+            </m:oMath>
+          </w:p>
+        </w:tc>
+        <w:tc>
+          <w:tcPr>
+            <w:tcBorders>
+              <w:left w:val="nil"/>
+              <w:right w:val="nil"/>
+              <w:top w:val="nil"/>
+              <w:bottom w:val="single" w:sz="4" w:color="D9E1E8"/>
+            </w:tcBorders>
+            <w:vAlign w:val="center"/>
+          </w:tcPr>
+          <w:p>
+            <w:pPr>
+              <w:pStyle w:val="Compact"/>
+              <w:spacing w:before="0" w:after="20" w:line="240" w:lineRule="auto"/>
+              <w:jc w:val="center"/>
+              <w:suppressAutoHyphens/>
+              <w:keepNext w:val="0"/>
+              <w:keepLines/>
+              <w:widowControl w:val="1"/>
+            </w:pPr>
+            <m:oMath>
+              <m:r>
+                <m:t>0.98</m:t>
+              </m:r>
+            </m:oMath>
+          </w:p>
+        </w:tc>
+      </w:tr>
+      <w:tr>
+        <w:tc>
+          <w:tcPr>
+            <w:tcBorders>
+              <w:left w:val="nil"/>
+              <w:right w:val="nil"/>
+              <w:top w:val="nil"/>
+              <w:bottom w:val="single" w:sz="4" w:color="D9E1E8"/>
+            </w:tcBorders>
+            <w:vAlign w:val="center"/>
+          </w:tcPr>
+          <w:p>
+            <w:pPr>
+              <w:pStyle w:val="Compact"/>
+              <w:spacing w:before="0" w:after="20" w:line="240" w:lineRule="auto"/>
+              <w:jc w:val="center"/>
+              <w:suppressAutoHyphens/>
+              <w:keepNext w:val="0"/>
+              <w:keepLines/>
+              <w:widowControl w:val="1"/>
+            </w:pPr>
+            <w:r>
+              <w:rPr>
+                <w:rFonts w:ascii="Georgia" w:hAnsi="Georgia"/>
+                <w:sz w:val="18"/>
+              </w:rPr>
+              <w:t xml:space="preserve">kernel density</w:t>
+            </w:r>
+          </w:p>
+        </w:tc>
+        <w:tc>
+          <w:tcPr>
+            <w:tcBorders>
+              <w:left w:val="nil"/>
+              <w:right w:val="nil"/>
+              <w:top w:val="nil"/>
+              <w:bottom w:val="single" w:sz="4" w:color="D9E1E8"/>
+            </w:tcBorders>
+            <w:vAlign w:val="center"/>
+          </w:tcPr>
+          <w:p>
+            <w:pPr>
+              <w:pStyle w:val="Compact"/>
+              <w:spacing w:before="0" w:after="20" w:line="240" w:lineRule="auto"/>
+              <w:jc w:val="center"/>
+              <w:suppressAutoHyphens/>
+              <w:keepNext w:val="0"/>
+              <w:keepLines/>
+              <w:widowControl w:val="1"/>
+            </w:pPr>
+            <m:oMath>
+              <m:r>
+                <m:t>0.66</m:t>
+              </m:r>
+            </m:oMath>
+          </w:p>
+        </w:tc>
+        <w:tc>
+          <w:tcPr>
+            <w:tcBorders>
+              <w:left w:val="nil"/>
+              <w:right w:val="nil"/>
+              <w:top w:val="nil"/>
+              <w:bottom w:val="single" w:sz="4" w:color="D9E1E8"/>
+            </w:tcBorders>
+            <w:vAlign w:val="center"/>
+          </w:tcPr>
+          <w:p>
+            <w:pPr>
+              <w:pStyle w:val="Compact"/>
+              <w:spacing w:before="0" w:after="20" w:line="240" w:lineRule="auto"/>
+              <w:jc w:val="center"/>
+              <w:suppressAutoHyphens/>
+              <w:keepNext w:val="0"/>
+              <w:keepLines/>
+              <w:widowControl w:val="1"/>
+            </w:pPr>
+            <m:oMath>
+              <m:r>
+                <m:t>0.94</m:t>
+              </m:r>
+            </m:oMath>
+          </w:p>
+        </w:tc>
+        <w:tc>
+          <w:tcPr>
+            <w:tcBorders>
+              <w:left w:val="nil"/>
+              <w:right w:val="nil"/>
+              <w:top w:val="nil"/>
+              <w:bottom w:val="single" w:sz="4" w:color="D9E1E8"/>
+            </w:tcBorders>
+            <w:vAlign w:val="center"/>
+          </w:tcPr>
+          <w:p>
+            <w:pPr>
+              <w:pStyle w:val="Compact"/>
+              <w:spacing w:before="0" w:after="20" w:line="240" w:lineRule="auto"/>
+              <w:jc w:val="center"/>
+              <w:suppressAutoHyphens/>
+              <w:keepNext w:val="0"/>
+              <w:keepLines/>
+              <w:widowControl w:val="1"/>
+            </w:pPr>
+            <m:oMath>
+              <m:r>
+                <m:t>0.97</m:t>
+              </m:r>
+            </m:oMath>
+          </w:p>
+        </w:tc>
+        <w:tc>
+          <w:tcPr>
+            <w:tcBorders>
+              <w:left w:val="nil"/>
+              <w:right w:val="nil"/>
+              <w:top w:val="nil"/>
+              <w:bottom w:val="single" w:sz="4" w:color="D9E1E8"/>
+            </w:tcBorders>
+            <w:vAlign w:val="center"/>
+          </w:tcPr>
+          <w:p>
+            <w:pPr>
+              <w:pStyle w:val="Compact"/>
+              <w:spacing w:before="0" w:after="20" w:line="240" w:lineRule="auto"/>
+              <w:jc w:val="center"/>
+              <w:suppressAutoHyphens/>
+              <w:keepNext w:val="0"/>
+              <w:keepLines/>
+              <w:widowControl w:val="1"/>
+            </w:pPr>
+            <m:oMath>
+              <m:r>
+                <m:t>0.97</m:t>
+              </m:r>
+            </m:oMath>
+          </w:p>
+        </w:tc>
+        <w:tc>
+          <w:tcPr>
+            <w:tcBorders>
+              <w:left w:val="nil"/>
+              <w:right w:val="nil"/>
+              <w:top w:val="nil"/>
+              <w:bottom w:val="single" w:sz="4" w:color="D9E1E8"/>
+            </w:tcBorders>
+            <w:vAlign w:val="center"/>
+          </w:tcPr>
+          <w:p>
+            <w:pPr>
+              <w:pStyle w:val="Compact"/>
+              <w:spacing w:before="0" w:after="20" w:line="240" w:lineRule="auto"/>
+              <w:jc w:val="center"/>
+              <w:suppressAutoHyphens/>
+              <w:keepNext w:val="0"/>
+              <w:keepLines/>
+              <w:widowControl w:val="1"/>
+            </w:pPr>
+            <m:oMath>
+              <m:r>
+                <m:t>0.97</m:t>
+              </m:r>
+            </m:oMath>
+          </w:p>
+        </w:tc>
+        <w:tc>
+          <w:tcPr>
+            <w:tcBorders>
+              <w:left w:val="nil"/>
+              <w:right w:val="nil"/>
+              <w:top w:val="nil"/>
+              <w:bottom w:val="single" w:sz="4" w:color="D9E1E8"/>
+            </w:tcBorders>
+            <w:vAlign w:val="center"/>
+          </w:tcPr>
+          <w:p>
+            <w:pPr>
+              <w:pStyle w:val="Compact"/>
+              <w:spacing w:before="0" w:after="20" w:line="240" w:lineRule="auto"/>
+              <w:jc w:val="center"/>
+              <w:suppressAutoHyphens/>
+              <w:keepNext w:val="0"/>
+              <w:keepLines/>
+              <w:widowControl w:val="1"/>
+            </w:pPr>
+            <m:oMath>
+              <m:r>
+                <m:t>0.98</m:t>
+              </m:r>
+            </m:oMath>
+          </w:p>
+        </w:tc>
+      </w:tr>
+      <w:tr>
+        <w:tc>
+          <w:tcPr>
+            <w:tcBorders>
+              <w:left w:val="nil"/>
+              <w:right w:val="nil"/>
+              <w:top w:val="nil"/>
+              <w:bottom w:val="single" w:sz="4" w:color="D9E1E8"/>
+            </w:tcBorders>
+            <w:vAlign w:val="center"/>
+          </w:tcPr>
+          <w:p>
+            <w:pPr>
+              <w:pStyle w:val="Compact"/>
+              <w:spacing w:before="0" w:after="20" w:line="240" w:lineRule="auto"/>
+              <w:jc w:val="center"/>
+              <w:suppressAutoHyphens/>
+              <w:keepNext w:val="0"/>
+              <w:keepLines/>
+              <w:widowControl w:val="1"/>
+            </w:pPr>
+            <w:r>
+              <w:rPr>
+                <w:rFonts w:ascii="Georgia" w:hAnsi="Georgia"/>
+                <w:sz w:val="18"/>
+              </w:rPr>
+              <w:t xml:space="preserve">one-class SVM</w:t>
+            </w:r>
+          </w:p>
+        </w:tc>
+        <w:tc>
+          <w:tcPr>
+            <w:tcBorders>
+              <w:left w:val="nil"/>
+              <w:right w:val="nil"/>
+              <w:top w:val="nil"/>
+              <w:bottom w:val="single" w:sz="4" w:color="D9E1E8"/>
+            </w:tcBorders>
+            <w:vAlign w:val="center"/>
+          </w:tcPr>
+          <w:p>
+            <w:pPr>
+              <w:pStyle w:val="Compact"/>
+              <w:spacing w:before="0" w:after="20" w:line="240" w:lineRule="auto"/>
+              <w:jc w:val="center"/>
+              <w:suppressAutoHyphens/>
+              <w:keepNext w:val="0"/>
+              <w:keepLines/>
+              <w:widowControl w:val="1"/>
+            </w:pPr>
+            <m:oMath>
+              <m:r>
+                <m:t>0.78</m:t>
+              </m:r>
+            </m:oMath>
+          </w:p>
+        </w:tc>
+        <w:tc>
+          <w:tcPr>
+            <w:tcBorders>
+              <w:left w:val="nil"/>
+              <w:right w:val="nil"/>
+              <w:top w:val="nil"/>
+              <w:bottom w:val="single" w:sz="4" w:color="D9E1E8"/>
+            </w:tcBorders>
+            <w:vAlign w:val="center"/>
+          </w:tcPr>
+          <w:p>
+            <w:pPr>
+              <w:pStyle w:val="Compact"/>
+              <w:spacing w:before="0" w:after="20" w:line="240" w:lineRule="auto"/>
+              <w:jc w:val="center"/>
+              <w:suppressAutoHyphens/>
+              <w:keepNext w:val="0"/>
+              <w:keepLines/>
+              <w:widowControl w:val="1"/>
+            </w:pPr>
+            <m:oMath>
+              <m:r>
+                <m:t>0.71</m:t>
+              </m:r>
+            </m:oMath>
+          </w:p>
+        </w:tc>
+        <w:tc>
+          <w:tcPr>
+            <w:tcBorders>
+              <w:left w:val="nil"/>
+              <w:right w:val="nil"/>
+              <w:top w:val="nil"/>
+              <w:bottom w:val="single" w:sz="4" w:color="D9E1E8"/>
+            </w:tcBorders>
+            <w:vAlign w:val="center"/>
+          </w:tcPr>
+          <w:p>
+            <w:pPr>
+              <w:pStyle w:val="Compact"/>
+              <w:spacing w:before="0" w:after="20" w:line="240" w:lineRule="auto"/>
+              <w:jc w:val="center"/>
+              <w:suppressAutoHyphens/>
+              <w:keepNext w:val="0"/>
+              <w:keepLines/>
+              <w:widowControl w:val="1"/>
+            </w:pPr>
+            <m:oMath>
+              <m:r>
+                <m:t>0.86</m:t>
+              </m:r>
+            </m:oMath>
+          </w:p>
+        </w:tc>
+        <w:tc>
+          <w:tcPr>
+            <w:tcBorders>
+              <w:left w:val="nil"/>
+              <w:right w:val="nil"/>
+              <w:top w:val="nil"/>
+              <w:bottom w:val="single" w:sz="4" w:color="D9E1E8"/>
+            </w:tcBorders>
+            <w:vAlign w:val="center"/>
+          </w:tcPr>
+          <w:p>
+            <w:pPr>
+              <w:pStyle w:val="Compact"/>
+              <w:spacing w:before="0" w:after="20" w:line="240" w:lineRule="auto"/>
+              <w:jc w:val="center"/>
+              <w:suppressAutoHyphens/>
+              <w:keepNext w:val="0"/>
+              <w:keepLines/>
+              <w:widowControl w:val="1"/>
+            </w:pPr>
+            <m:oMath>
+              <m:r>
+                <m:t>0.83</m:t>
+              </m:r>
+            </m:oMath>
+          </w:p>
+        </w:tc>
+        <w:tc>
+          <w:tcPr>
+            <w:tcBorders>
+              <w:left w:val="nil"/>
+              <w:right w:val="nil"/>
+              <w:top w:val="nil"/>
+              <w:bottom w:val="single" w:sz="4" w:color="D9E1E8"/>
+            </w:tcBorders>
+            <w:vAlign w:val="center"/>
+          </w:tcPr>
+          <w:p>
+            <w:pPr>
+              <w:pStyle w:val="Compact"/>
+              <w:spacing w:before="0" w:after="20" w:line="240" w:lineRule="auto"/>
+              <w:jc w:val="center"/>
+              <w:suppressAutoHyphens/>
+              <w:keepNext w:val="0"/>
+              <w:keepLines/>
+              <w:widowControl w:val="1"/>
+            </w:pPr>
+            <m:oMath>
+              <m:r>
+                <m:t>0.89</m:t>
+              </m:r>
+            </m:oMath>
+          </w:p>
+        </w:tc>
+        <w:tc>
+          <w:tcPr>
+            <w:tcBorders>
+              <w:left w:val="nil"/>
+              <w:right w:val="nil"/>
+              <w:top w:val="nil"/>
+              <w:bottom w:val="single" w:sz="4" w:color="D9E1E8"/>
+            </w:tcBorders>
+            <w:vAlign w:val="center"/>
+          </w:tcPr>
+          <w:p>
+            <w:pPr>
+              <w:pStyle w:val="Compact"/>
+              <w:spacing w:before="0" w:after="20" w:line="240" w:lineRule="auto"/>
+              <w:jc w:val="center"/>
+              <w:suppressAutoHyphens/>
+              <w:keepNext w:val="0"/>
+              <w:keepLines/>
+              <w:widowControl w:val="1"/>
+            </w:pPr>
+            <m:oMath>
+              <m:r>
+                <m:t>0.90</m:t>
+              </m:r>
+            </m:oMath>
+          </w:p>
+        </w:tc>
+      </w:tr>
+      <w:tr>
+        <w:tc>
+          <w:tcPr>
+            <w:tcBorders>
+              <w:left w:val="nil"/>
+              <w:right w:val="nil"/>
+              <w:top w:val="nil"/>
+              <w:bottom w:val="single" w:sz="4" w:color="D9E1E8"/>
+            </w:tcBorders>
+            <w:vAlign w:val="center"/>
+          </w:tcPr>
+          <w:p>
+            <w:pPr>
+              <w:pStyle w:val="Compact"/>
+              <w:spacing w:before="0" w:after="20" w:line="240" w:lineRule="auto"/>
+              <w:jc w:val="center"/>
+              <w:suppressAutoHyphens/>
+              <w:keepNext w:val="0"/>
+              <w:keepLines/>
+              <w:widowControl w:val="1"/>
+            </w:pPr>
+            <w:r>
+              <w:rPr>
+                <w:rFonts w:ascii="Georgia" w:hAnsi="Georgia"/>
+                <w:sz w:val="18"/>
+              </w:rPr>
+              <w:t xml:space="preserve">autoencoder</w:t>
+            </w:r>
+          </w:p>
+        </w:tc>
+        <w:tc>
+          <w:tcPr>
+            <w:tcBorders>
+              <w:left w:val="nil"/>
+              <w:right w:val="nil"/>
+              <w:top w:val="nil"/>
+              <w:bottom w:val="single" w:sz="4" w:color="D9E1E8"/>
+            </w:tcBorders>
+            <w:vAlign w:val="center"/>
+          </w:tcPr>
+          <w:p>
+            <w:pPr>
+              <w:pStyle w:val="Compact"/>
+              <w:spacing w:before="0" w:after="20" w:line="240" w:lineRule="auto"/>
+              <w:jc w:val="center"/>
+              <w:suppressAutoHyphens/>
+              <w:keepNext w:val="0"/>
+              <w:keepLines/>
+              <w:widowControl w:val="1"/>
+            </w:pPr>
+            <m:oMath>
+              <m:r>
+                <m:t>0.88</m:t>
+              </m:r>
+            </m:oMath>
+          </w:p>
+        </w:tc>
+        <w:tc>
+          <w:tcPr>
+            <w:tcBorders>
+              <w:left w:val="nil"/>
+              <w:right w:val="nil"/>
+              <w:top w:val="nil"/>
+              <w:bottom w:val="single" w:sz="4" w:color="D9E1E8"/>
+            </w:tcBorders>
+            <w:vAlign w:val="center"/>
+          </w:tcPr>
+          <w:p>
+            <w:pPr>
+              <w:pStyle w:val="Compact"/>
+              <w:spacing w:before="0" w:after="20" w:line="240" w:lineRule="auto"/>
+              <w:jc w:val="center"/>
+              <w:suppressAutoHyphens/>
+              <w:keepNext w:val="0"/>
+              <w:keepLines/>
+              <w:widowControl w:val="1"/>
+            </w:pPr>
+            <m:oMath>
+              <m:r>
+                <m:t>0.85</m:t>
+              </m:r>
+            </m:oMath>
+          </w:p>
+        </w:tc>
+        <w:tc>
+          <w:tcPr>
+            <w:tcBorders>
+              <w:left w:val="nil"/>
+              <w:right w:val="nil"/>
+              <w:top w:val="nil"/>
+              <w:bottom w:val="single" w:sz="4" w:color="D9E1E8"/>
+            </w:tcBorders>
+            <w:vAlign w:val="center"/>
+          </w:tcPr>
+          <w:p>
+            <w:pPr>
+              <w:pStyle w:val="Compact"/>
+              <w:spacing w:before="0" w:after="20" w:line="240" w:lineRule="auto"/>
+              <w:jc w:val="center"/>
+              <w:suppressAutoHyphens/>
+              <w:keepNext w:val="0"/>
+              <w:keepLines/>
+              <w:widowControl w:val="1"/>
+            </w:pPr>
+            <m:oMath>
+              <m:r>
+                <m:t>0.91</m:t>
+              </m:r>
+            </m:oMath>
+          </w:p>
+        </w:tc>
+        <w:tc>
+          <w:tcPr>
+            <w:tcBorders>
+              <w:left w:val="nil"/>
+              <w:right w:val="nil"/>
+              <w:top w:val="nil"/>
+              <w:bottom w:val="single" w:sz="4" w:color="D9E1E8"/>
+            </w:tcBorders>
+            <w:vAlign w:val="center"/>
+          </w:tcPr>
+          <w:p>
+            <w:pPr>
+              <w:pStyle w:val="Compact"/>
+              <w:spacing w:before="0" w:after="20" w:line="240" w:lineRule="auto"/>
+              <w:jc w:val="center"/>
+              <w:suppressAutoHyphens/>
+              <w:keepNext w:val="0"/>
+              <w:keepLines/>
+              <w:widowControl w:val="1"/>
+            </w:pPr>
+            <m:oMath>
+              <m:r>
+                <m:t>0.88</m:t>
+              </m:r>
+            </m:oMath>
+          </w:p>
+        </w:tc>
+        <w:tc>
+          <w:tcPr>
+            <w:tcBorders>
+              <w:left w:val="nil"/>
+              <w:right w:val="nil"/>
+              <w:top w:val="nil"/>
+              <w:bottom w:val="single" w:sz="4" w:color="D9E1E8"/>
+            </w:tcBorders>
+            <w:vAlign w:val="center"/>
+          </w:tcPr>
+          <w:p>
+            <w:pPr>
+              <w:pStyle w:val="Compact"/>
+              <w:spacing w:before="0" w:after="20" w:line="240" w:lineRule="auto"/>
+              <w:jc w:val="center"/>
+              <w:suppressAutoHyphens/>
+              <w:keepNext w:val="0"/>
+              <w:keepLines/>
+              <w:widowControl w:val="1"/>
+            </w:pPr>
+            <m:oMath>
+              <m:r>
+                <m:t>0.89</m:t>
+              </m:r>
+            </m:oMath>
+          </w:p>
+        </w:tc>
+        <w:tc>
+          <w:tcPr>
+            <w:tcBorders>
+              <w:left w:val="nil"/>
+              <w:right w:val="nil"/>
+              <w:top w:val="nil"/>
+              <w:bottom w:val="single" w:sz="4" w:color="D9E1E8"/>
+            </w:tcBorders>
+            <w:vAlign w:val="center"/>
+          </w:tcPr>
+          <w:p>
+            <w:pPr>
+              <w:pStyle w:val="Compact"/>
+              <w:spacing w:before="0" w:after="20" w:line="240" w:lineRule="auto"/>
+              <w:jc w:val="center"/>
+              <w:suppressAutoHyphens/>
+              <w:keepNext w:val="0"/>
+              <w:keepLines/>
+              <w:widowControl w:val="1"/>
+            </w:pPr>
+            <m:oMath>
+              <m:r>
+                <m:t>0.84</m:t>
+              </m:r>
+            </m:oMath>
+          </w:p>
+        </w:tc>
+      </w:tr>
+      <w:tr>
+        <w:tc>
+          <w:tcPr>
+            <w:tcBorders>
+              <w:left w:val="nil"/>
+              <w:right w:val="nil"/>
+              <w:top w:val="nil"/>
+              <w:bottom w:val="nil"/>
+            </w:tcBorders>
+            <w:vAlign w:val="center"/>
+          </w:tcPr>
+          <w:p>
+            <w:pPr>
+              <w:pStyle w:val="Compact"/>
+              <w:spacing w:before="0" w:after="20" w:line="240" w:lineRule="auto"/>
+              <w:jc w:val="center"/>
+              <w:suppressAutoHyphens/>
+              <w:keepNext w:val="0"/>
+              <w:keepLines/>
+              <w:widowControl w:val="1"/>
+            </w:pPr>
+            <w:r>
+              <w:rPr>
+                <w:rFonts w:ascii="Georgia" w:hAnsi="Georgia"/>
+                <w:sz w:val="18"/>
+              </w:rPr>
+              <w:t xml:space="preserve">percentile-max fusion</w:t>
+            </w:r>
+          </w:p>
+        </w:tc>
+        <w:tc>
+          <w:tcPr>
+            <w:tcBorders>
+              <w:left w:val="nil"/>
+              <w:right w:val="nil"/>
+              <w:top w:val="nil"/>
+              <w:bottom w:val="nil"/>
+            </w:tcBorders>
+            <w:vAlign w:val="center"/>
+          </w:tcPr>
+          <w:p>
+            <w:pPr>
+              <w:pStyle w:val="Compact"/>
+              <w:spacing w:before="0" w:after="20" w:line="240" w:lineRule="auto"/>
+              <w:jc w:val="center"/>
+              <w:suppressAutoHyphens/>
+              <w:keepNext w:val="0"/>
+              <w:keepLines/>
+              <w:widowControl w:val="1"/>
+            </w:pPr>
+            <m:oMath>
+              <m:r>
+                <m:t>0.08</m:t>
+              </m:r>
+            </m:oMath>
+          </w:p>
+        </w:tc>
+        <w:tc>
+          <w:tcPr>
+            <w:tcBorders>
+              <w:left w:val="nil"/>
+              <w:right w:val="nil"/>
+              <w:top w:val="nil"/>
+              <w:bottom w:val="nil"/>
+            </w:tcBorders>
+            <w:vAlign w:val="center"/>
+          </w:tcPr>
+          <w:p>
+            <w:pPr>
+              <w:pStyle w:val="Compact"/>
+              <w:spacing w:before="0" w:after="20" w:line="240" w:lineRule="auto"/>
+              <w:jc w:val="center"/>
+              <w:suppressAutoHyphens/>
+              <w:keepNext w:val="0"/>
+              <w:keepLines/>
+              <w:widowControl w:val="1"/>
+            </w:pPr>
+            <m:oMath>
+              <m:r>
+                <m:t>0.05</m:t>
+              </m:r>
+            </m:oMath>
+          </w:p>
+        </w:tc>
+        <w:tc>
+          <w:tcPr>
+            <w:tcBorders>
+              <w:left w:val="nil"/>
+              <w:right w:val="nil"/>
+              <w:top w:val="nil"/>
+              <w:bottom w:val="nil"/>
+            </w:tcBorders>
+            <w:vAlign w:val="center"/>
+          </w:tcPr>
+          <w:p>
+            <w:pPr>
+              <w:pStyle w:val="Compact"/>
+              <w:spacing w:before="0" w:after="20" w:line="240" w:lineRule="auto"/>
+              <w:jc w:val="center"/>
+              <w:suppressAutoHyphens/>
+              <w:keepNext w:val="0"/>
+              <w:keepLines/>
+              <w:widowControl w:val="1"/>
+            </w:pPr>
+            <m:oMath>
+              <m:r>
+                <m:t>0.12</m:t>
+              </m:r>
+            </m:oMath>
+          </w:p>
+        </w:tc>
+        <w:tc>
+          <w:tcPr>
+            <w:tcBorders>
+              <w:left w:val="nil"/>
+              <w:right w:val="nil"/>
+              <w:top w:val="nil"/>
+              <w:bottom w:val="nil"/>
+            </w:tcBorders>
+            <w:vAlign w:val="center"/>
+          </w:tcPr>
+          <w:p>
+            <w:pPr>
+              <w:pStyle w:val="Compact"/>
+              <w:spacing w:before="0" w:after="20" w:line="240" w:lineRule="auto"/>
+              <w:jc w:val="center"/>
+              <w:suppressAutoHyphens/>
+              <w:keepNext w:val="0"/>
+              <w:keepLines/>
+              <w:widowControl w:val="1"/>
+            </w:pPr>
+            <m:oMath>
+              <m:r>
+                <m:t>0.10</m:t>
+              </m:r>
+            </m:oMath>
+          </w:p>
+        </w:tc>
+        <w:tc>
+          <w:tcPr>
+            <w:tcBorders>
+              <w:left w:val="nil"/>
+              <w:right w:val="nil"/>
+              <w:top w:val="nil"/>
+              <w:bottom w:val="nil"/>
+            </w:tcBorders>
+            <w:vAlign w:val="center"/>
+          </w:tcPr>
+          <w:p>
+            <w:pPr>
+              <w:pStyle w:val="Compact"/>
+              <w:spacing w:before="0" w:after="20" w:line="240" w:lineRule="auto"/>
+              <w:jc w:val="center"/>
+              <w:suppressAutoHyphens/>
+              <w:keepNext w:val="0"/>
+              <w:keepLines/>
+              <w:widowControl w:val="1"/>
+            </w:pPr>
+            <m:oMath>
+              <m:r>
+                <m:t>0.14</m:t>
+              </m:r>
+            </m:oMath>
+          </w:p>
+        </w:tc>
+        <w:tc>
+          <w:tcPr>
+            <w:tcBorders>
+              <w:left w:val="nil"/>
+              <w:right w:val="nil"/>
+              <w:top w:val="nil"/>
+              <w:bottom w:val="nil"/>
+            </w:tcBorders>
+            <w:vAlign w:val="center"/>
+          </w:tcPr>
+          <w:p>
+            <w:pPr>
+              <w:pStyle w:val="Compact"/>
+              <w:spacing w:before="0" w:after="20" w:line="240" w:lineRule="auto"/>
+              <w:jc w:val="center"/>
+              <w:suppressAutoHyphens/>
+              <w:keepNext w:val="0"/>
+              <w:keepLines/>
+              <w:widowControl w:val="1"/>
+            </w:pPr>
+            <m:oMath>
+              <m:r>
+                <m:t>0.13</m:t>
+              </m:r>
+            </m:oMath>
+          </w:p>
+        </w:tc>
+      </w:tr>
+    </w:tbl>
+    <w:p>
+      <w:pPr>
+        <w:pStyle w:val="BodyText"/>
+        <w:spacing w:before="240"/>
+        <w:jc w:val="both"/>
+        <w:keepNext w:val="0"/>
+        <w:keepLines w:val="0"/>
+        <w:widowControl w:val="1"/>
+      </w:pPr>
+      <w:r>
+        <w:t xml:space="preserve">The smooth teachers are</w:t>
       </w:r>
       <w:r>
         <w:t xml:space="preserve"> </w:t>
@@ -4998,29 +7688,65 @@
           <w:b/>
           <w:bCs/>
         </w:rPr>
-        <w:t xml:space="preserve">capacity</w:t>
-      </w:r>
-      <w:r>
-        <w:t xml:space="preserve"> </w:t>
-      </w:r>
-      <w:r>
-        <w:t xml:space="preserve">limit, not a sampling one, and the shape probe of §4.5 detects it in advance (a flat score profile across shells). We report it plainly: shell sampling makes a pipeline's off-manifold behavior</w:t>
+        <w:t xml:space="preserve">acquisition-limited</w:t>
+      </w:r>
+      <w:r>
+        <w:t xml:space="preserve">: fidelity saturates by width 8 with capacity to spare. The one-class SVM improves with width (</w:t>
+      </w:r>
+      <m:oMath>
+        <m:r>
+          <m:t>0.78</m:t>
+        </m:r>
+        <m:r>
+          <m:rPr>
+            <m:sty m:val="p"/>
+          </m:rPr>
+          <m:t>→</m:t>
+        </m:r>
+        <m:r>
+          <m:t>0.90</m:t>
+        </m:r>
+      </m:oMath>
+      <w:r>
+        <w:t xml:space="preserve">), so its reproduction is partly capacity-bound. The non-smooth fusion improves only weakly (</w:t>
+      </w:r>
+      <m:oMath>
+        <m:r>
+          <m:t>0.05</m:t>
+        </m:r>
+      </m:oMath>
+      <w:r>
+        <w:t xml:space="preserve"> </w:t>
+      </w:r>
+      <w:r>
+        <w:t xml:space="preserve">at width 8 to</w:t>
+      </w:r>
+      <w:r>
+        <w:t xml:space="preserve"> </w:t>
+      </w:r>
+      <m:oMath>
+        <m:r>
+          <m:t>0.13</m:t>
+        </m:r>
+      </m:oMath>
+      <w:r>
+        <w:t xml:space="preserve"> </w:t>
+      </w:r>
+      <w:r>
+        <w:t xml:space="preserve">at width 128) and</w:t>
       </w:r>
       <w:r>
         <w:t xml:space="preserve"> </w:t>
       </w:r>
       <w:r>
         <w:rPr>
-          <w:i/>
-          <w:iCs/>
+          <w:b/>
+          <w:bCs/>
         </w:rPr>
-        <w:t xml:space="preserve">available</w:t>
-      </w:r>
-      <w:r>
-        <w:t xml:space="preserve"> </w:t>
-      </w:r>
-      <w:r>
-        <w:t xml:space="preserve">to the student, but a student too small to represent that behavior still cannot reproduce it.</w:t>
+        <w:t xml:space="preserve">remains poorly reproduced even at sixteen times the width</w:t>
+      </w:r>
+      <w:r>
+        <w:t xml:space="preserve">. So widening the student is necessary but far from sufficient for the fusion: its difficulty is a genuine interaction of a sharp off-manifold ridge with finite student capacity, not something a modest width increase resolves. We therefore describe this as a hard case rather than a fundamental limit, and we do not claim the radial diagnostic of §4.5 predicts it; the diagnostic only reports that the fusion's profile is non-monotone.</w:t>
       </w:r>
     </w:p>
     <w:bookmarkEnd w:id="34"/>
@@ -5170,7 +7896,7 @@
     </w:p>
     <w:bookmarkEnd w:id="35"/>
     <w:bookmarkEnd w:id="36"/>
-    <w:bookmarkStart w:id="37" w:name="Xaa41b10cc6ea992ae291d3c205d2ba26cb494fd"/>
+    <w:bookmarkStart w:id="38" w:name="Xaa41b10cc6ea992ae291d3c205d2ba26cb494fd"/>
     <w:p>
       <w:pPr>
         <w:pStyle w:val="Heading2"/>
@@ -5201,13 +7927,13 @@
           <w:b/>
           <w:bCs/>
         </w:rPr>
-        <w:t xml:space="preserve">place a fixed query budget in the low-density shell and weight it by both pipeline score and score-gradient magnitude.</w:t>
-      </w:r>
-      <w:r>
-        <w:t xml:space="preserve"> </w:t>
-      </w:r>
-      <w:r>
-        <w:t xml:space="preserve">This one sampler is automatically robust to whether the pipeline grows or saturates off the manifold, requires no anomaly labels and no differentiation of the pipeline, and reduces to the two shape-specific samplers as special cases. The score term and the gradient term are individually necessary: dropping the gradient term loses the saturating pipelines, dropping the score term loses the growing ones.</w:t>
+        <w:t xml:space="preserve">spend the query budget in the low-density shell; add score-and-variation importance weighting when the pipeline saturates off the manifold.</w:t>
+      </w:r>
+      <w:r>
+        <w:t xml:space="preserve"> </w:t>
+      </w:r>
+      <w:r>
+        <w:t xml:space="preserve">Placing queries in the shell is the dominant lever and is worth doing for any pipeline. Within-shell importance weighting earns its extra pipeline evaluations specifically for saturating pipelines, where the local-variation signal captures the score's edge and the equal score/variation mixture is best (the one-class SVM, §6.1–6.2); for monotone and growing detectors a uniform draw from the shell is already as good, so the weighting can be skipped. The combined sampler is a safe default because it never underperforms uniform-shell on the reproducible pipelines except by a small margin, while capturing the one regime where weighting clearly helps.</w:t>
       </w:r>
     </w:p>
     <w:p>
@@ -5219,20 +7945,19 @@
         <w:widowControl w:val="1"/>
       </w:pPr>
       <w:r>
-        <w:t xml:space="preserve">Two honest boundaries frame the contribution. Pipelines with discontinuous fusion exceed a small student's representational capacity and are not distillable at any sampling budget; a cheap shell probe predicts this. And on real high-dimensional data, coarse detection is already served by trivial baselines while fine-fidelity reproduction is unresolved, so the present contribution is a focused methods-and-analysis result on where queries should go, not a solved deployment pipeline.</w:t>
+        <w:t xml:space="preserve">Two boundaries frame the contribution. When the pipeline's off-manifold surface is sharp enough (the non-smooth fusion), reproduction becomes capacity-limited rather than placement-limited, and a larger student is needed (§6.4); the radial diagnostic describes the pipeline's shape but does not by itself certify (un)distillability. And on real high-dimensional data, coarse detection is already served by trivial baselines while fine-fidelity reproduction is unresolved. The present contribution is therefore a focused methods-and-analysis result on where a query budget should go, demonstrated on two-dimensional geometry and a teacher spectrum, not a solved high-dimensional deployment pipeline.</w:t>
       </w:r>
     </w:p>
-    <w:bookmarkEnd w:id="37"/>
-    <w:bookmarkStart w:id="38" w:name="X068cadce569253993d0037f110a97f237619c0f"/>
+    <w:bookmarkStart w:id="37" w:name="X91878762e610be578531248211c370528dea924"/>
     <w:p>
       <w:pPr>
-        <w:pStyle w:val="Heading2"/>
+        <w:pStyle w:val="Heading3"/>
         <w:keepNext/>
         <w:keepLines/>
         <w:widowControl w:val="1"/>
       </w:pPr>
       <w:r>
-        <w:t xml:space="preserve">8. Conclusion</w:t>
+        <w:t xml:space="preserve">7.1 Limitations and broader impact</w:t>
       </w:r>
     </w:p>
     <w:p>
@@ -5244,11 +7969,111 @@
         <w:widowControl w:val="1"/>
       </w:pPr>
       <w:r>
-        <w:t xml:space="preserve">Distilling a blackbox unsupervised anomaly pipeline with no anomaly labels is a query-placement problem. The informative queries sit in the low-density shell just off the normal manifold, and the right target within the shell follows the pipeline's off-manifold shape: score for growing pipelines, score-gradient for saturating ones. A single shell sampler weighted by both is automatically shape-robust, reproduces a spectrum of teacher pipelines with high fidelity, and comes with a cheap probe that predicts when a pipeline is beyond a small student's reach. The open frontier is fine-fidelity distillation in high dimensions, where student capacity, not query placement, appears to bind. All code, data, and results are released.</w:t>
+        <w:rPr>
+          <w:b/>
+          <w:bCs/>
+        </w:rPr>
+        <w:t xml:space="preserve">Input validity.</w:t>
+      </w:r>
+      <w:r>
+        <w:t xml:space="preserve"> </w:t>
+      </w:r>
+      <w:r>
+        <w:t xml:space="preserve">Our queries are Euclidean shell points in a continuous, standardized feature space. For mixed or bounded tabular data a shell point need not be a valid input; a deployment version would respect categorical levels and box constraints, or generate queries in a decoded latent space, and we have not tested that.</w:t>
       </w:r>
     </w:p>
+    <w:p>
+      <w:pPr>
+        <w:pStyle w:val="BodyText"/>
+        <w:jc w:val="both"/>
+        <w:keepNext w:val="0"/>
+        <w:keepLines w:val="0"/>
+        <w:widowControl w:val="1"/>
+      </w:pPr>
+      <w:r>
+        <w:rPr>
+          <w:b/>
+          <w:bCs/>
+        </w:rPr>
+        <w:t xml:space="preserve">Edge deployment.</w:t>
+      </w:r>
+      <w:r>
+        <w:t xml:space="preserve"> </w:t>
+      </w:r>
+      <w:r>
+        <w:t xml:space="preserve">We motivate compression by edge budgets but report no latency, memory, or energy measurements; the student is small by construction (about 40 parameters at</w:t>
+      </w:r>
+      <w:r>
+        <w:t xml:space="preserve"> </w:t>
+      </w:r>
+      <m:oMath>
+        <m:r>
+          <m:t>d</m:t>
+        </m:r>
+        <m:r>
+          <m:rPr>
+            <m:sty m:val="p"/>
+          </m:rPr>
+          <m:t>=</m:t>
+        </m:r>
+        <m:r>
+          <m:t>2</m:t>
+        </m:r>
+      </m:oMath>
+      <w:r>
+        <w:t xml:space="preserve">), but a deployment claim would need a device or standardized-CPU compression table, which we leave to future work.</w:t>
+      </w:r>
+    </w:p>
+    <w:p>
+      <w:pPr>
+        <w:pStyle w:val="BodyText"/>
+        <w:jc w:val="both"/>
+        <w:keepNext w:val="0"/>
+        <w:keepLines w:val="0"/>
+        <w:widowControl w:val="1"/>
+      </w:pPr>
+      <w:r>
+        <w:rPr>
+          <w:b/>
+          <w:bCs/>
+        </w:rPr>
+        <w:t xml:space="preserve">Relation to model extraction.</w:t>
+      </w:r>
+      <w:r>
+        <w:t xml:space="preserve"> </w:t>
+      </w:r>
+      <w:r>
+        <w:t xml:space="preserve">Training a surrogate from blackbox scores is technically adjacent to unauthorized model extraction. The intended use here is authorized compression of a pipeline whose owner can query the deployed system but wishes to run a lighter model on an edge target; we evaluate only locally controlled teachers and public benchmarks, and target no proprietary service. Providers for whom pipeline functionality is sensitive can mitigate unauthorized cloning through authentication, rate limits, and monitoring of high-volume synthetic querying.</w:t>
+      </w:r>
+    </w:p>
+    <w:bookmarkEnd w:id="37"/>
     <w:bookmarkEnd w:id="38"/>
-    <w:bookmarkStart w:id="39" w:name="references"/>
+    <w:bookmarkStart w:id="39" w:name="X068cadce569253993d0037f110a97f237619c0f"/>
+    <w:p>
+      <w:pPr>
+        <w:pStyle w:val="Heading2"/>
+        <w:keepNext/>
+        <w:keepLines/>
+        <w:widowControl w:val="1"/>
+      </w:pPr>
+      <w:r>
+        <w:t xml:space="preserve">8. Conclusion</w:t>
+      </w:r>
+    </w:p>
+    <w:p>
+      <w:pPr>
+        <w:pStyle w:val="FirstParagraph"/>
+        <w:jc w:val="both"/>
+        <w:keepNext w:val="0"/>
+        <w:keepLines w:val="0"/>
+        <w:widowControl w:val="1"/>
+      </w:pPr>
+      <w:r>
+        <w:t xml:space="preserve">Distilling a blackbox unsupervised anomaly pipeline with only normal data is a query-placement problem. The informative queries sit in the low-density shell just off the normal manifold: placing a query budget there, rather than on the manifold or in the far field, is the dominant lever and recovers most of the fidelity a small student can reach. Within the shell, importance weighting by pipeline score and local score variation adds a targeted gain for saturating pipelines, where a uniform shell draw leaves the boundary structure under-sampled; for monotone and growing detectors uniform-shell sampling is already competitive. A non-smooth fusion pipeline stays hard even as the student is widened, marking the boundary between placement-limited and capacity-limited reproduction. The open frontier is fine-fidelity distillation in high dimensions, where both query-efficient variation estimation and student capacity will matter; we release all code, data, and results.</w:t>
+      </w:r>
+    </w:p>
+    <w:bookmarkEnd w:id="39"/>
+    <w:bookmarkStart w:id="40" w:name="references"/>
     <w:p>
       <w:pPr>
         <w:pStyle w:val="ReferencesHeading"/>
@@ -5612,7 +8437,7 @@
         <w:t xml:space="preserve">10. </w:t>
       </w:r>
       <w:r>
-        <w:t xml:space="preserve">Hinton, G., Vinyals, O., and Dean, J. (2015).</w:t>
+        <w:t xml:space="preserve">Goyal, S., Raghunathan, A., Jain, M., Simhadri, H. V., and Jain, P. (2020).</w:t>
       </w:r>
       <w:r>
         <w:t xml:space="preserve"> </w:t>
@@ -5622,13 +8447,13 @@
           <w:i/>
           <w:iCs/>
         </w:rPr>
-        <w:t xml:space="preserve">Distilling the knowledge in a neural network.</w:t>
-      </w:r>
-      <w:r>
-        <w:t xml:space="preserve"> </w:t>
-      </w:r>
-      <w:r>
-        <w:t xml:space="preserve">NIPS Deep Learning Workshop. arXiv:1503.02531.</w:t>
+        <w:t xml:space="preserve">DROCC: deep robust one-class classification.</w:t>
+      </w:r>
+      <w:r>
+        <w:t xml:space="preserve"> </w:t>
+      </w:r>
+      <w:r>
+        <w:t xml:space="preserve">ICML.</w:t>
       </w:r>
     </w:p>
     <w:p>
@@ -5649,7 +8474,7 @@
         <w:t xml:space="preserve">11. </w:t>
       </w:r>
       <w:r>
-        <w:t xml:space="preserve">Houlsby, N., Huszár, F., Ghahramani, Z., and Lengyel, M. (2011).</w:t>
+        <w:t xml:space="preserve">Hendrycks, D., Mazeika, M., and Dietterich, T. (2019).</w:t>
       </w:r>
       <w:r>
         <w:t xml:space="preserve"> </w:t>
@@ -5659,13 +8484,13 @@
           <w:i/>
           <w:iCs/>
         </w:rPr>
-        <w:t xml:space="preserve">Bayesian active learning for classification and preference learning.</w:t>
-      </w:r>
-      <w:r>
-        <w:t xml:space="preserve"> </w:t>
-      </w:r>
-      <w:r>
-        <w:t xml:space="preserve">arXiv:1112.5745.</w:t>
+        <w:t xml:space="preserve">Deep anomaly detection with outlier exposure.</w:t>
+      </w:r>
+      <w:r>
+        <w:t xml:space="preserve"> </w:t>
+      </w:r>
+      <w:r>
+        <w:t xml:space="preserve">ICLR.</w:t>
       </w:r>
     </w:p>
     <w:p>
@@ -5686,7 +8511,7 @@
         <w:t xml:space="preserve">12. </w:t>
       </w:r>
       <w:r>
-        <w:t xml:space="preserve">Li, C.-L., Sohn, K., Yoon, J., and Pfister, T. (2021).</w:t>
+        <w:t xml:space="preserve">Hinton, G., Vinyals, O., and Dean, J. (2015).</w:t>
       </w:r>
       <w:r>
         <w:t xml:space="preserve"> </w:t>
@@ -5696,13 +8521,13 @@
           <w:i/>
           <w:iCs/>
         </w:rPr>
-        <w:t xml:space="preserve">CutPaste: self-supervised learning for anomaly detection and localization.</w:t>
-      </w:r>
-      <w:r>
-        <w:t xml:space="preserve"> </w:t>
-      </w:r>
-      <w:r>
-        <w:t xml:space="preserve">CVPR.</w:t>
+        <w:t xml:space="preserve">Distilling the knowledge in a neural network.</w:t>
+      </w:r>
+      <w:r>
+        <w:t xml:space="preserve"> </w:t>
+      </w:r>
+      <w:r>
+        <w:t xml:space="preserve">NIPS Deep Learning Workshop. arXiv:1503.02531.</w:t>
       </w:r>
     </w:p>
     <w:p>
@@ -5723,7 +8548,7 @@
         <w:t xml:space="preserve">13. </w:t>
       </w:r>
       <w:r>
-        <w:t xml:space="preserve">Liu, F. T., Ting, K. M., and Zhou, Z.-H. (2008).</w:t>
+        <w:t xml:space="preserve">Houlsby, N., Huszár, F., Ghahramani, Z., and Lengyel, M. (2011).</w:t>
       </w:r>
       <w:r>
         <w:t xml:space="preserve"> </w:t>
@@ -5733,13 +8558,13 @@
           <w:i/>
           <w:iCs/>
         </w:rPr>
-        <w:t xml:space="preserve">Isolation forest.</w:t>
-      </w:r>
-      <w:r>
-        <w:t xml:space="preserve"> </w:t>
-      </w:r>
-      <w:r>
-        <w:t xml:space="preserve">ICDM.</w:t>
+        <w:t xml:space="preserve">Bayesian active learning for classification and preference learning.</w:t>
+      </w:r>
+      <w:r>
+        <w:t xml:space="preserve"> </w:t>
+      </w:r>
+      <w:r>
+        <w:t xml:space="preserve">arXiv:1112.5745.</w:t>
       </w:r>
     </w:p>
     <w:p>
@@ -5760,7 +8585,7 @@
         <w:t xml:space="preserve">14. </w:t>
       </w:r>
       <w:r>
-        <w:t xml:space="preserve">Nayak, G. K., Mopuri, K. R., Shaj, V., Radhakrishnan, V. B., and Chakraborty, A. (2019).</w:t>
+        <w:t xml:space="preserve">Kariyappa, S., Prakash, A., and Qureshi, M. K. (2021).</w:t>
       </w:r>
       <w:r>
         <w:t xml:space="preserve"> </w:t>
@@ -5770,13 +8595,13 @@
           <w:i/>
           <w:iCs/>
         </w:rPr>
-        <w:t xml:space="preserve">Zero-shot knowledge distillation in deep networks.</w:t>
-      </w:r>
-      <w:r>
-        <w:t xml:space="preserve"> </w:t>
-      </w:r>
-      <w:r>
-        <w:t xml:space="preserve">ICML.</w:t>
+        <w:t xml:space="preserve">MAZE: data-free model stealing attack using zeroth-order gradient estimation.</w:t>
+      </w:r>
+      <w:r>
+        <w:t xml:space="preserve"> </w:t>
+      </w:r>
+      <w:r>
+        <w:t xml:space="preserve">CVPR.</w:t>
       </w:r>
     </w:p>
     <w:p>
@@ -5797,7 +8622,7 @@
         <w:t xml:space="preserve">15. </w:t>
       </w:r>
       <w:r>
-        <w:t xml:space="preserve">Park, W., Kim, D., Lu, Y., and Cho, M. (2019).</w:t>
+        <w:t xml:space="preserve">Li, C.-L., Sohn, K., Yoon, J., and Pfister, T. (2021).</w:t>
       </w:r>
       <w:r>
         <w:t xml:space="preserve"> </w:t>
@@ -5807,7 +8632,7 @@
           <w:i/>
           <w:iCs/>
         </w:rPr>
-        <w:t xml:space="preserve">Relational knowledge distillation.</w:t>
+        <w:t xml:space="preserve">CutPaste: self-supervised learning for anomaly detection and localization.</w:t>
       </w:r>
       <w:r>
         <w:t xml:space="preserve"> </w:t>
@@ -5834,7 +8659,7 @@
         <w:t xml:space="preserve">16. </w:t>
       </w:r>
       <w:r>
-        <w:t xml:space="preserve">Romero, A., Ballas, N., Kahou, S. E., Chassang, A., Gatta, C., and Bengio, Y. (2015).</w:t>
+        <w:t xml:space="preserve">Liu, F. T., Ting, K. M., and Zhou, Z.-H. (2008).</w:t>
       </w:r>
       <w:r>
         <w:t xml:space="preserve"> </w:t>
@@ -5844,13 +8669,13 @@
           <w:i/>
           <w:iCs/>
         </w:rPr>
-        <w:t xml:space="preserve">FitNets: hints for thin deep nets.</w:t>
-      </w:r>
-      <w:r>
-        <w:t xml:space="preserve"> </w:t>
-      </w:r>
-      <w:r>
-        <w:t xml:space="preserve">ICLR.</w:t>
+        <w:t xml:space="preserve">Isolation forest.</w:t>
+      </w:r>
+      <w:r>
+        <w:t xml:space="preserve"> </w:t>
+      </w:r>
+      <w:r>
+        <w:t xml:space="preserve">ICDM.</w:t>
       </w:r>
     </w:p>
     <w:p>
@@ -5871,7 +8696,7 @@
         <w:t xml:space="preserve">17. </w:t>
       </w:r>
       <w:r>
-        <w:t xml:space="preserve">Roth, K., Pemula, L., Zepeda, J., Schölkopf, B., Brox, T., and Gehler, P. (2022).</w:t>
+        <w:t xml:space="preserve">Nayak, G. K., Mopuri, K. R., Shaj, V., Radhakrishnan, V. B., and Chakraborty, A. (2019).</w:t>
       </w:r>
       <w:r>
         <w:t xml:space="preserve"> </w:t>
@@ -5881,13 +8706,13 @@
           <w:i/>
           <w:iCs/>
         </w:rPr>
-        <w:t xml:space="preserve">Towards total recall in industrial anomaly detection.</w:t>
-      </w:r>
-      <w:r>
-        <w:t xml:space="preserve"> </w:t>
-      </w:r>
-      <w:r>
-        <w:t xml:space="preserve">CVPR.</w:t>
+        <w:t xml:space="preserve">Zero-shot knowledge distillation in deep networks.</w:t>
+      </w:r>
+      <w:r>
+        <w:t xml:space="preserve"> </w:t>
+      </w:r>
+      <w:r>
+        <w:t xml:space="preserve">ICML.</w:t>
       </w:r>
     </w:p>
     <w:p>
@@ -5908,7 +8733,7 @@
         <w:t xml:space="preserve">18. </w:t>
       </w:r>
       <w:r>
-        <w:t xml:space="preserve">Ruff, L., Vandermeulen, R. A., Görnitz, N., Deecke, L., Siddiqui, S. A., Binder, A., Müller, E., and Kloft, M. (2018).</w:t>
+        <w:t xml:space="preserve">Ngo, P. C., Winarto, A. A., Kou, C. K. L., Park, S., Akram, F., and Lee, H. K. (2019).</w:t>
       </w:r>
       <w:r>
         <w:t xml:space="preserve"> </w:t>
@@ -5918,13 +8743,13 @@
           <w:i/>
           <w:iCs/>
         </w:rPr>
-        <w:t xml:space="preserve">Deep one-class classification.</w:t>
-      </w:r>
-      <w:r>
-        <w:t xml:space="preserve"> </w:t>
-      </w:r>
-      <w:r>
-        <w:t xml:space="preserve">ICML.</w:t>
+        <w:t xml:space="preserve">Fence GAN: towards better anomaly detection.</w:t>
+      </w:r>
+      <w:r>
+        <w:t xml:space="preserve"> </w:t>
+      </w:r>
+      <w:r>
+        <w:t xml:space="preserve">ICTAI.</w:t>
       </w:r>
     </w:p>
     <w:p>
@@ -5945,7 +8770,7 @@
         <w:t xml:space="preserve">19. </w:t>
       </w:r>
       <w:r>
-        <w:t xml:space="preserve">Ruff, L., Kauffmann, J. R., Vandermeulen, R. A., Montavon, G., Samek, W., Kloft, M., Dietterich, T. G., and Müller, K.-R. (2021).</w:t>
+        <w:t xml:space="preserve">Orekondy, T., Schiele, B., and Fritz, M. (2019).</w:t>
       </w:r>
       <w:r>
         <w:t xml:space="preserve"> </w:t>
@@ -5955,13 +8780,13 @@
           <w:i/>
           <w:iCs/>
         </w:rPr>
-        <w:t xml:space="preserve">A unifying review of deep and shallow anomaly detection.</w:t>
-      </w:r>
-      <w:r>
-        <w:t xml:space="preserve"> </w:t>
-      </w:r>
-      <w:r>
-        <w:t xml:space="preserve">Proceedings of the IEEE.</w:t>
+        <w:t xml:space="preserve">Knockoff nets: stealing functionality of black-box models.</w:t>
+      </w:r>
+      <w:r>
+        <w:t xml:space="preserve"> </w:t>
+      </w:r>
+      <w:r>
+        <w:t xml:space="preserve">CVPR.</w:t>
       </w:r>
     </w:p>
     <w:p>
@@ -5982,7 +8807,7 @@
         <w:t xml:space="preserve">20. </w:t>
       </w:r>
       <w:r>
-        <w:t xml:space="preserve">Schölkopf, B., Platt, J. C., Shawe-Taylor, J., Smola, A. J., and Williamson, R. C. (2001).</w:t>
+        <w:t xml:space="preserve">Pal, S., Gupta, Y., Shukla, A., Kanade, A., Shevade, S., and Ganapathy, V. (2020).</w:t>
       </w:r>
       <w:r>
         <w:t xml:space="preserve"> </w:t>
@@ -5992,13 +8817,13 @@
           <w:i/>
           <w:iCs/>
         </w:rPr>
-        <w:t xml:space="preserve">Estimating the support of a high-dimensional distribution.</w:t>
-      </w:r>
-      <w:r>
-        <w:t xml:space="preserve"> </w:t>
-      </w:r>
-      <w:r>
-        <w:t xml:space="preserve">Neural Computation.</w:t>
+        <w:t xml:space="preserve">ActiveThief: model extraction using active learning and unannotated public data.</w:t>
+      </w:r>
+      <w:r>
+        <w:t xml:space="preserve"> </w:t>
+      </w:r>
+      <w:r>
+        <w:t xml:space="preserve">AAAI.</w:t>
       </w:r>
     </w:p>
     <w:p>
@@ -6019,7 +8844,7 @@
         <w:t xml:space="preserve">21. </w:t>
       </w:r>
       <w:r>
-        <w:t xml:space="preserve">Sener, O. and Savarese, S. (2018).</w:t>
+        <w:t xml:space="preserve">Park, W., Kim, D., Lu, Y., and Cho, M. (2019).</w:t>
       </w:r>
       <w:r>
         <w:t xml:space="preserve"> </w:t>
@@ -6029,13 +8854,13 @@
           <w:i/>
           <w:iCs/>
         </w:rPr>
-        <w:t xml:space="preserve">Active learning for convolutional neural networks: a core-set approach.</w:t>
-      </w:r>
-      <w:r>
-        <w:t xml:space="preserve"> </w:t>
-      </w:r>
-      <w:r>
-        <w:t xml:space="preserve">ICLR.</w:t>
+        <w:t xml:space="preserve">Relational knowledge distillation.</w:t>
+      </w:r>
+      <w:r>
+        <w:t xml:space="preserve"> </w:t>
+      </w:r>
+      <w:r>
+        <w:t xml:space="preserve">CVPR.</w:t>
       </w:r>
     </w:p>
     <w:p>
@@ -6056,7 +8881,7 @@
         <w:t xml:space="preserve">22. </w:t>
       </w:r>
       <w:r>
-        <w:t xml:space="preserve">Settles, B. (2010).</w:t>
+        <w:t xml:space="preserve">Romero, A., Ballas, N., Kahou, S. E., Chassang, A., Gatta, C., and Bengio, Y. (2015).</w:t>
       </w:r>
       <w:r>
         <w:t xml:space="preserve"> </w:t>
@@ -6066,13 +8891,13 @@
           <w:i/>
           <w:iCs/>
         </w:rPr>
-        <w:t xml:space="preserve">Active learning literature survey.</w:t>
-      </w:r>
-      <w:r>
-        <w:t xml:space="preserve"> </w:t>
-      </w:r>
-      <w:r>
-        <w:t xml:space="preserve">Univ. Wisconsin-Madison TR 1648.</w:t>
+        <w:t xml:space="preserve">FitNets: hints for thin deep nets.</w:t>
+      </w:r>
+      <w:r>
+        <w:t xml:space="preserve"> </w:t>
+      </w:r>
+      <w:r>
+        <w:t xml:space="preserve">ICLR.</w:t>
       </w:r>
     </w:p>
     <w:p>
@@ -6093,7 +8918,7 @@
         <w:t xml:space="preserve">23. </w:t>
       </w:r>
       <w:r>
-        <w:t xml:space="preserve">Seung, H. S., Opper, M., and Sompolinsky, H. (1992).</w:t>
+        <w:t xml:space="preserve">Roth, K., Pemula, L., Zepeda, J., Schölkopf, B., Brox, T., and Gehler, P. (2022).</w:t>
       </w:r>
       <w:r>
         <w:t xml:space="preserve"> </w:t>
@@ -6103,13 +8928,13 @@
           <w:i/>
           <w:iCs/>
         </w:rPr>
-        <w:t xml:space="preserve">Query by committee.</w:t>
-      </w:r>
-      <w:r>
-        <w:t xml:space="preserve"> </w:t>
-      </w:r>
-      <w:r>
-        <w:t xml:space="preserve">COLT.</w:t>
+        <w:t xml:space="preserve">Towards total recall in industrial anomaly detection.</w:t>
+      </w:r>
+      <w:r>
+        <w:t xml:space="preserve"> </w:t>
+      </w:r>
+      <w:r>
+        <w:t xml:space="preserve">CVPR.</w:t>
       </w:r>
     </w:p>
     <w:p>
@@ -6130,7 +8955,7 @@
         <w:t xml:space="preserve">24. </w:t>
       </w:r>
       <w:r>
-        <w:t xml:space="preserve">Silverman, B. W. (1986).</w:t>
+        <w:t xml:space="preserve">Ruff, L., Vandermeulen, R. A., Görnitz, N., Deecke, L., Siddiqui, S. A., Binder, A., Müller, E., and Kloft, M. (2018).</w:t>
       </w:r>
       <w:r>
         <w:t xml:space="preserve"> </w:t>
@@ -6140,13 +8965,13 @@
           <w:i/>
           <w:iCs/>
         </w:rPr>
-        <w:t xml:space="preserve">Density estimation for statistics and data analysis.</w:t>
-      </w:r>
-      <w:r>
-        <w:t xml:space="preserve"> </w:t>
-      </w:r>
-      <w:r>
-        <w:t xml:space="preserve">Chapman &amp; Hall.</w:t>
+        <w:t xml:space="preserve">Deep one-class classification.</w:t>
+      </w:r>
+      <w:r>
+        <w:t xml:space="preserve"> </w:t>
+      </w:r>
+      <w:r>
+        <w:t xml:space="preserve">ICML.</w:t>
       </w:r>
     </w:p>
     <w:p>
@@ -6167,7 +8992,7 @@
         <w:t xml:space="preserve">25. </w:t>
       </w:r>
       <w:r>
-        <w:t xml:space="preserve">Song, Y. and Ermon, S. (2019).</w:t>
+        <w:t xml:space="preserve">Ruff, L., Kauffmann, J. R., Vandermeulen, R. A., Montavon, G., Samek, W., Kloft, M., Dietterich, T. G., and Müller, K.-R. (2021).</w:t>
       </w:r>
       <w:r>
         <w:t xml:space="preserve"> </w:t>
@@ -6177,13 +9002,13 @@
           <w:i/>
           <w:iCs/>
         </w:rPr>
-        <w:t xml:space="preserve">Generative modeling by estimating gradients of the data distribution.</w:t>
-      </w:r>
-      <w:r>
-        <w:t xml:space="preserve"> </w:t>
-      </w:r>
-      <w:r>
-        <w:t xml:space="preserve">NeurIPS.</w:t>
+        <w:t xml:space="preserve">A unifying review of deep and shallow anomaly detection.</w:t>
+      </w:r>
+      <w:r>
+        <w:t xml:space="preserve"> </w:t>
+      </w:r>
+      <w:r>
+        <w:t xml:space="preserve">Proceedings of the IEEE.</w:t>
       </w:r>
     </w:p>
     <w:p>
@@ -6204,7 +9029,7 @@
         <w:t xml:space="preserve">26. </w:t>
       </w:r>
       <w:r>
-        <w:t xml:space="preserve">Song, Y. and Ermon, S. (2020).</w:t>
+        <w:t xml:space="preserve">Schölkopf, B., Platt, J. C., Shawe-Taylor, J., Smola, A. J., and Williamson, R. C. (2001).</w:t>
       </w:r>
       <w:r>
         <w:t xml:space="preserve"> </w:t>
@@ -6214,13 +9039,13 @@
           <w:i/>
           <w:iCs/>
         </w:rPr>
-        <w:t xml:space="preserve">Improved techniques for training score-based generative models.</w:t>
-      </w:r>
-      <w:r>
-        <w:t xml:space="preserve"> </w:t>
-      </w:r>
-      <w:r>
-        <w:t xml:space="preserve">NeurIPS.</w:t>
+        <w:t xml:space="preserve">Estimating the support of a high-dimensional distribution.</w:t>
+      </w:r>
+      <w:r>
+        <w:t xml:space="preserve"> </w:t>
+      </w:r>
+      <w:r>
+        <w:t xml:space="preserve">Neural Computation.</w:t>
       </w:r>
     </w:p>
     <w:p>
@@ -6241,7 +9066,7 @@
         <w:t xml:space="preserve">27. </w:t>
       </w:r>
       <w:r>
-        <w:t xml:space="preserve">Welling, M. and Teh, Y. W. (2011).</w:t>
+        <w:t xml:space="preserve">Sener, O. and Savarese, S. (2018).</w:t>
       </w:r>
       <w:r>
         <w:t xml:space="preserve"> </w:t>
@@ -6251,13 +9076,13 @@
           <w:i/>
           <w:iCs/>
         </w:rPr>
-        <w:t xml:space="preserve">Bayesian learning via stochastic gradient Langevin dynamics.</w:t>
-      </w:r>
-      <w:r>
-        <w:t xml:space="preserve"> </w:t>
-      </w:r>
-      <w:r>
-        <w:t xml:space="preserve">ICML.</w:t>
+        <w:t xml:space="preserve">Active learning for convolutional neural networks: a core-set approach.</w:t>
+      </w:r>
+      <w:r>
+        <w:t xml:space="preserve"> </w:t>
+      </w:r>
+      <w:r>
+        <w:t xml:space="preserve">ICLR.</w:t>
       </w:r>
     </w:p>
     <w:p>
@@ -6278,7 +9103,7 @@
         <w:t xml:space="preserve">28. </w:t>
       </w:r>
       <w:r>
-        <w:t xml:space="preserve">Zavrtanik, V., Kristan, M., and Skočaj, D. (2021).</w:t>
+        <w:t xml:space="preserve">Settles, B. (2010).</w:t>
       </w:r>
       <w:r>
         <w:t xml:space="preserve"> </w:t>
@@ -6288,13 +9113,13 @@
           <w:i/>
           <w:iCs/>
         </w:rPr>
-        <w:t xml:space="preserve">DRAEM: a discriminatively trained reconstruction embedding for surface anomaly detection.</w:t>
-      </w:r>
-      <w:r>
-        <w:t xml:space="preserve"> </w:t>
-      </w:r>
-      <w:r>
-        <w:t xml:space="preserve">ICCV.</w:t>
+        <w:t xml:space="preserve">Active learning literature survey.</w:t>
+      </w:r>
+      <w:r>
+        <w:t xml:space="preserve"> </w:t>
+      </w:r>
+      <w:r>
+        <w:t xml:space="preserve">Univ. Wisconsin-Madison TR 1648.</w:t>
       </w:r>
     </w:p>
     <w:p>
@@ -6315,6 +9140,302 @@
         <w:t xml:space="preserve">29. </w:t>
       </w:r>
       <w:r>
+        <w:t xml:space="preserve">Seung, H. S., Opper, M., and Sompolinsky, H. (1992).</w:t>
+      </w:r>
+      <w:r>
+        <w:t xml:space="preserve"> </w:t>
+      </w:r>
+      <w:r>
+        <w:rPr>
+          <w:i/>
+          <w:iCs/>
+        </w:rPr>
+        <w:t xml:space="preserve">Query by committee.</w:t>
+      </w:r>
+      <w:r>
+        <w:t xml:space="preserve"> </w:t>
+      </w:r>
+      <w:r>
+        <w:t xml:space="preserve">COLT.</w:t>
+      </w:r>
+    </w:p>
+    <w:p>
+      <w:pPr>
+        <w:pStyle w:val="ReferenceEntry"/>
+        <w:spacing w:after="100"/>
+        <w:ind w:left="475" w:hanging="475"/>
+        <w:jc w:val="left"/>
+        <w:keepNext w:val="0"/>
+        <w:keepLines w:val="0"/>
+        <w:widowControl w:val="1"/>
+      </w:pPr>
+      <w:r>
+        <w:rPr>
+          <w:rFonts w:ascii="Georgia" w:hAnsi="Georgia"/>
+          <w:sz w:val="20"/>
+        </w:rPr>
+        <w:t xml:space="preserve">30. </w:t>
+      </w:r>
+      <w:r>
+        <w:t xml:space="preserve">Silverman, B. W. (1986).</w:t>
+      </w:r>
+      <w:r>
+        <w:t xml:space="preserve"> </w:t>
+      </w:r>
+      <w:r>
+        <w:rPr>
+          <w:i/>
+          <w:iCs/>
+        </w:rPr>
+        <w:t xml:space="preserve">Density estimation for statistics and data analysis.</w:t>
+      </w:r>
+      <w:r>
+        <w:t xml:space="preserve"> </w:t>
+      </w:r>
+      <w:r>
+        <w:t xml:space="preserve">Chapman &amp; Hall.</w:t>
+      </w:r>
+    </w:p>
+    <w:p>
+      <w:pPr>
+        <w:pStyle w:val="ReferenceEntry"/>
+        <w:spacing w:after="100"/>
+        <w:ind w:left="475" w:hanging="475"/>
+        <w:jc w:val="left"/>
+        <w:keepNext w:val="0"/>
+        <w:keepLines w:val="0"/>
+        <w:widowControl w:val="1"/>
+      </w:pPr>
+      <w:r>
+        <w:rPr>
+          <w:rFonts w:ascii="Georgia" w:hAnsi="Georgia"/>
+          <w:sz w:val="20"/>
+        </w:rPr>
+        <w:t xml:space="preserve">31. </w:t>
+      </w:r>
+      <w:r>
+        <w:t xml:space="preserve">Song, Y. and Ermon, S. (2019).</w:t>
+      </w:r>
+      <w:r>
+        <w:t xml:space="preserve"> </w:t>
+      </w:r>
+      <w:r>
+        <w:rPr>
+          <w:i/>
+          <w:iCs/>
+        </w:rPr>
+        <w:t xml:space="preserve">Generative modeling by estimating gradients of the data distribution.</w:t>
+      </w:r>
+      <w:r>
+        <w:t xml:space="preserve"> </w:t>
+      </w:r>
+      <w:r>
+        <w:t xml:space="preserve">NeurIPS.</w:t>
+      </w:r>
+    </w:p>
+    <w:p>
+      <w:pPr>
+        <w:pStyle w:val="ReferenceEntry"/>
+        <w:spacing w:after="100"/>
+        <w:ind w:left="475" w:hanging="475"/>
+        <w:jc w:val="left"/>
+        <w:keepNext w:val="0"/>
+        <w:keepLines w:val="0"/>
+        <w:widowControl w:val="1"/>
+      </w:pPr>
+      <w:r>
+        <w:rPr>
+          <w:rFonts w:ascii="Georgia" w:hAnsi="Georgia"/>
+          <w:sz w:val="20"/>
+        </w:rPr>
+        <w:t xml:space="preserve">32. </w:t>
+      </w:r>
+      <w:r>
+        <w:t xml:space="preserve">Song, Y. and Ermon, S. (2020).</w:t>
+      </w:r>
+      <w:r>
+        <w:t xml:space="preserve"> </w:t>
+      </w:r>
+      <w:r>
+        <w:rPr>
+          <w:i/>
+          <w:iCs/>
+        </w:rPr>
+        <w:t xml:space="preserve">Improved techniques for training score-based generative models.</w:t>
+      </w:r>
+      <w:r>
+        <w:t xml:space="preserve"> </w:t>
+      </w:r>
+      <w:r>
+        <w:t xml:space="preserve">NeurIPS.</w:t>
+      </w:r>
+    </w:p>
+    <w:p>
+      <w:pPr>
+        <w:pStyle w:val="ReferenceEntry"/>
+        <w:spacing w:after="100"/>
+        <w:ind w:left="475" w:hanging="475"/>
+        <w:jc w:val="left"/>
+        <w:keepNext w:val="0"/>
+        <w:keepLines w:val="0"/>
+        <w:widowControl w:val="1"/>
+      </w:pPr>
+      <w:r>
+        <w:rPr>
+          <w:rFonts w:ascii="Georgia" w:hAnsi="Georgia"/>
+          <w:sz w:val="20"/>
+        </w:rPr>
+        <w:t xml:space="preserve">33. </w:t>
+      </w:r>
+      <w:r>
+        <w:t xml:space="preserve">Tramèr, F., Zhang, F., Juels, A., Reiter, M. K., and Ristenpart, T. (2016).</w:t>
+      </w:r>
+      <w:r>
+        <w:t xml:space="preserve"> </w:t>
+      </w:r>
+      <w:r>
+        <w:rPr>
+          <w:i/>
+          <w:iCs/>
+        </w:rPr>
+        <w:t xml:space="preserve">Stealing machine learning models via prediction APIs.</w:t>
+      </w:r>
+      <w:r>
+        <w:t xml:space="preserve"> </w:t>
+      </w:r>
+      <w:r>
+        <w:t xml:space="preserve">USENIX Security.</w:t>
+      </w:r>
+    </w:p>
+    <w:p>
+      <w:pPr>
+        <w:pStyle w:val="ReferenceEntry"/>
+        <w:spacing w:after="100"/>
+        <w:ind w:left="475" w:hanging="475"/>
+        <w:jc w:val="left"/>
+        <w:keepNext w:val="0"/>
+        <w:keepLines w:val="0"/>
+        <w:widowControl w:val="1"/>
+      </w:pPr>
+      <w:r>
+        <w:rPr>
+          <w:rFonts w:ascii="Georgia" w:hAnsi="Georgia"/>
+          <w:sz w:val="20"/>
+        </w:rPr>
+        <w:t xml:space="preserve">34. </w:t>
+      </w:r>
+      <w:r>
+        <w:t xml:space="preserve">Welling, M. and Teh, Y. W. (2011).</w:t>
+      </w:r>
+      <w:r>
+        <w:t xml:space="preserve"> </w:t>
+      </w:r>
+      <w:r>
+        <w:rPr>
+          <w:i/>
+          <w:iCs/>
+        </w:rPr>
+        <w:t xml:space="preserve">Bayesian learning via stochastic gradient Langevin dynamics.</w:t>
+      </w:r>
+      <w:r>
+        <w:t xml:space="preserve"> </w:t>
+      </w:r>
+      <w:r>
+        <w:t xml:space="preserve">ICML.</w:t>
+      </w:r>
+    </w:p>
+    <w:p>
+      <w:pPr>
+        <w:pStyle w:val="ReferenceEntry"/>
+        <w:spacing w:after="100"/>
+        <w:ind w:left="475" w:hanging="475"/>
+        <w:jc w:val="left"/>
+        <w:keepNext w:val="0"/>
+        <w:keepLines w:val="0"/>
+        <w:widowControl w:val="1"/>
+      </w:pPr>
+      <w:r>
+        <w:rPr>
+          <w:rFonts w:ascii="Georgia" w:hAnsi="Georgia"/>
+          <w:sz w:val="20"/>
+        </w:rPr>
+        <w:t xml:space="preserve">35. </w:t>
+      </w:r>
+      <w:r>
+        <w:t xml:space="preserve">Zavrtanik, V., Kristan, M., and Skočaj, D. (2021).</w:t>
+      </w:r>
+      <w:r>
+        <w:t xml:space="preserve"> </w:t>
+      </w:r>
+      <w:r>
+        <w:rPr>
+          <w:i/>
+          <w:iCs/>
+        </w:rPr>
+        <w:t xml:space="preserve">DRAEM: a discriminatively trained reconstruction embedding for surface anomaly detection.</w:t>
+      </w:r>
+      <w:r>
+        <w:t xml:space="preserve"> </w:t>
+      </w:r>
+      <w:r>
+        <w:t xml:space="preserve">ICCV.</w:t>
+      </w:r>
+    </w:p>
+    <w:p>
+      <w:pPr>
+        <w:pStyle w:val="ReferenceEntry"/>
+        <w:spacing w:after="100"/>
+        <w:ind w:left="475" w:hanging="475"/>
+        <w:jc w:val="left"/>
+        <w:keepNext w:val="0"/>
+        <w:keepLines w:val="0"/>
+        <w:widowControl w:val="1"/>
+      </w:pPr>
+      <w:r>
+        <w:rPr>
+          <w:rFonts w:ascii="Georgia" w:hAnsi="Georgia"/>
+          <w:sz w:val="20"/>
+        </w:rPr>
+        <w:t xml:space="preserve">36. </w:t>
+      </w:r>
+      <w:r>
+        <w:t xml:space="preserve">Zhang, J., Chen, C., and Lyu, L. (2023).</w:t>
+      </w:r>
+      <w:r>
+        <w:t xml:space="preserve"> </w:t>
+      </w:r>
+      <w:r>
+        <w:rPr>
+          <w:i/>
+          <w:iCs/>
+        </w:rPr>
+        <w:t xml:space="preserve">IDEAL: query-efficient data-free learning from black-box models.</w:t>
+      </w:r>
+      <w:r>
+        <w:t xml:space="preserve"> </w:t>
+      </w:r>
+      <w:r>
+        <w:t xml:space="preserve">ICLR.</w:t>
+      </w:r>
+    </w:p>
+    <w:p>
+      <w:pPr>
+        <w:pStyle w:val="ReferenceEntry"/>
+        <w:spacing w:after="100"/>
+        <w:ind w:left="475" w:hanging="475"/>
+        <w:jc w:val="left"/>
+        <w:keepNext w:val="0"/>
+        <w:keepLines w:val="0"/>
+        <w:widowControl w:val="1"/>
+      </w:pPr>
+      <w:r>
+        <w:rPr>
+          <w:rFonts w:ascii="Georgia" w:hAnsi="Georgia"/>
+          <w:sz w:val="20"/>
+        </w:rPr>
+        <w:t xml:space="preserve">37. </w:t>
+      </w:r>
+      <w:r>
         <w:t xml:space="preserve">Zhou, C. and Paffenroth, R. C. (2017).</w:t>
       </w:r>
       <w:r>
@@ -6334,8 +9455,8 @@
         <w:t xml:space="preserve">KDD.</w:t>
       </w:r>
     </w:p>
-    <w:bookmarkEnd w:id="39"/>
-    <w:bookmarkStart w:id="40" w:name="appendix-a-samplers"/>
+    <w:bookmarkEnd w:id="40"/>
+    <w:bookmarkStart w:id="41" w:name="appendix-a-samplers-and-query-complexity"/>
     <w:p>
       <w:pPr>
         <w:pStyle w:val="Heading2"/>
@@ -6344,7 +9465,7 @@
         <w:widowControl w:val="1"/>
       </w:pPr>
       <w:r>
-        <w:t xml:space="preserve">Appendix A — Samplers</w:t>
+        <w:t xml:space="preserve">Appendix A — Samplers and query complexity</w:t>
       </w:r>
     </w:p>
     <w:p>
@@ -6444,6 +9565,15 @@
       </w:r>
       <m:oMath>
         <m:r>
+          <m:t>C</m:t>
+        </m:r>
+        <m:r>
+          <m:rPr>
+            <m:sty m:val="p"/>
+          </m:rPr>
+          <m:t>=</m:t>
+        </m:r>
+        <m:r>
           <m:t>12</m:t>
         </m:r>
         <m:r>
@@ -6491,35 +9621,14 @@
         <w:t xml:space="preserve"> </w:t>
       </w:r>
       <w:r>
-        <w:t xml:space="preserve">and its gradient magnitude</w:t>
+        <w:t xml:space="preserve">and its local variation</w:t>
       </w:r>
       <w:r>
         <w:t xml:space="preserve"> </w:t>
       </w:r>
       <m:oMath>
         <m:r>
-          <m:rPr>
-            <m:sty m:val="p"/>
-          </m:rPr>
-          <m:t>∥</m:t>
-        </m:r>
-        <m:sSub>
-          <m:e>
-            <m:r>
-              <m:rPr>
-                <m:sty m:val="p"/>
-              </m:rPr>
-              <m:t>∇</m:t>
-            </m:r>
-          </m:e>
-          <m:sub>
-            <m:r>
-              <m:t>x</m:t>
-            </m:r>
-          </m:sub>
-        </m:sSub>
-        <m:r>
-          <m:t>u</m:t>
+          <m:t>v</m:t>
         </m:r>
         <m:r>
           <m:rPr>
@@ -6535,35 +9644,6 @@
             <m:sty m:val="p"/>
           </m:rPr>
           <m:t>)</m:t>
-        </m:r>
-        <m:r>
-          <m:rPr>
-            <m:sty m:val="p"/>
-          </m:rPr>
-          <m:t>∥</m:t>
-        </m:r>
-      </m:oMath>
-      <w:r>
-        <w:t xml:space="preserve"> </w:t>
-      </w:r>
-      <w:r>
-        <w:t xml:space="preserve">by central finite differences with step</w:t>
-      </w:r>
-      <w:r>
-        <w:t xml:space="preserve"> </w:t>
-      </w:r>
-      <m:oMath>
-        <m:r>
-          <m:t>h</m:t>
-        </m:r>
-        <m:r>
-          <m:rPr>
-            <m:sty m:val="p"/>
-          </m:rPr>
-          <m:t>=</m:t>
-        </m:r>
-        <m:r>
-          <m:t>0.05</m:t>
         </m:r>
       </m:oMath>
       <w:r>
@@ -6639,31 +9719,1424 @@
           </m:accPr>
           <m:e>
             <m:r>
+              <m:t>v</m:t>
+            </m:r>
+          </m:e>
+        </m:acc>
+      </m:oMath>
+      <w:r>
+        <w:t xml:space="preserve">. The local variation is either the coordinate finite-difference magnitude (</w:t>
+      </w:r>
+      <m:oMath>
+        <m:r>
+          <m:rPr>
+            <m:sty m:val="p"/>
+          </m:rPr>
+          <m:t>∥</m:t>
+        </m:r>
+        <m:sSub>
+          <m:e>
+            <m:r>
               <m:rPr>
                 <m:sty m:val="p"/>
               </m:rPr>
-              <m:t>∥</m:t>
+              <m:t>Δ</m:t>
+            </m:r>
+          </m:e>
+          <m:sub>
+            <m:r>
+              <m:t>h</m:t>
+            </m:r>
+          </m:sub>
+        </m:sSub>
+        <m:r>
+          <m:t>u</m:t>
+        </m:r>
+        <m:r>
+          <m:rPr>
+            <m:sty m:val="p"/>
+          </m:rPr>
+          <m:t>∥</m:t>
+        </m:r>
+      </m:oMath>
+      <w:r>
+        <w:t xml:space="preserve">, step</w:t>
+      </w:r>
+      <w:r>
+        <w:t xml:space="preserve"> </w:t>
+      </w:r>
+      <m:oMath>
+        <m:r>
+          <m:t>h</m:t>
+        </m:r>
+        <m:r>
+          <m:rPr>
+            <m:sty m:val="p"/>
+          </m:rPr>
+          <m:t>=</m:t>
+        </m:r>
+        <m:r>
+          <m:t>0.05</m:t>
+        </m:r>
+      </m:oMath>
+      <w:r>
+        <w:t xml:space="preserve">) or the</w:t>
+      </w:r>
+      <w:r>
+        <w:t xml:space="preserve"> </w:t>
+      </w:r>
+      <m:oMath>
+        <m:r>
+          <m:t>K</m:t>
+        </m:r>
+      </m:oMath>
+      <w:r>
+        <w:t xml:space="preserve">-random-direction estimator</w:t>
+      </w:r>
+      <w:r>
+        <w:t xml:space="preserve"> </w:t>
+      </w:r>
+      <m:oMath>
+        <m:sSub>
+          <m:e>
+            <m:r>
+              <m:t>v</m:t>
+            </m:r>
+          </m:e>
+          <m:sub>
+            <m:r>
+              <m:t>K</m:t>
+            </m:r>
+          </m:sub>
+        </m:sSub>
+        <m:r>
+          <m:rPr>
+            <m:sty m:val="p"/>
+          </m:rPr>
+          <m:t>(</m:t>
+        </m:r>
+        <m:r>
+          <m:t>x</m:t>
+        </m:r>
+        <m:r>
+          <m:rPr>
+            <m:sty m:val="p"/>
+          </m:rPr>
+          <m:t>)</m:t>
+        </m:r>
+        <m:r>
+          <m:rPr>
+            <m:sty m:val="p"/>
+          </m:rPr>
+          <m:t>=</m:t>
+        </m:r>
+        <m:f>
+          <m:fPr>
+            <m:type m:val="lin"/>
+          </m:fPr>
+          <m:num>
+            <m:r>
+              <m:t>1</m:t>
+            </m:r>
+          </m:num>
+          <m:den>
+            <m:r>
+              <m:t>K</m:t>
+            </m:r>
+          </m:den>
+        </m:f>
+        <m:nary>
+          <m:naryPr>
+            <m:chr m:val="∑"/>
+            <m:limLoc m:val="undOvr"/>
+            <m:subHide m:val="off"/>
+            <m:supHide m:val="off"/>
+          </m:naryPr>
+          <m:sub>
+            <m:r>
+              <m:t>k</m:t>
             </m:r>
             <m:r>
               <m:rPr>
                 <m:sty m:val="p"/>
               </m:rPr>
-              <m:t>∇</m:t>
+              <m:t>=</m:t>
             </m:r>
             <m:r>
-              <m:t>u</m:t>
+              <m:t>1</m:t>
             </m:r>
+          </m:sub>
+          <m:sup>
+            <m:r>
+              <m:t>K</m:t>
+            </m:r>
+          </m:sup>
+          <m:e>
             <m:r>
               <m:rPr>
                 <m:sty m:val="p"/>
               </m:rPr>
-              <m:t>∥</m:t>
+              <m:t>|</m:t>
             </m:r>
           </m:e>
-        </m:acc>
+        </m:nary>
+        <m:r>
+          <m:t>u</m:t>
+        </m:r>
+        <m:r>
+          <m:rPr>
+            <m:sty m:val="p"/>
+          </m:rPr>
+          <m:t>(</m:t>
+        </m:r>
+        <m:r>
+          <m:t>x</m:t>
+        </m:r>
+        <m:r>
+          <m:rPr>
+            <m:sty m:val="p"/>
+          </m:rPr>
+          <m:t>+</m:t>
+        </m:r>
+        <m:r>
+          <m:t>h</m:t>
+        </m:r>
+        <m:sSub>
+          <m:e>
+            <m:r>
+              <m:t>z</m:t>
+            </m:r>
+          </m:e>
+          <m:sub>
+            <m:r>
+              <m:t>k</m:t>
+            </m:r>
+          </m:sub>
+        </m:sSub>
+        <m:r>
+          <m:rPr>
+            <m:sty m:val="p"/>
+          </m:rPr>
+          <m:t>)</m:t>
+        </m:r>
+        <m:r>
+          <m:rPr>
+            <m:sty m:val="p"/>
+          </m:rPr>
+          <m:t>−</m:t>
+        </m:r>
+        <m:r>
+          <m:t>u</m:t>
+        </m:r>
+        <m:r>
+          <m:rPr>
+            <m:sty m:val="p"/>
+          </m:rPr>
+          <m:t>(</m:t>
+        </m:r>
+        <m:r>
+          <m:t>x</m:t>
+        </m:r>
+        <m:r>
+          <m:rPr>
+            <m:sty m:val="p"/>
+          </m:rPr>
+          <m:t>−</m:t>
+        </m:r>
+        <m:r>
+          <m:t>h</m:t>
+        </m:r>
+        <m:sSub>
+          <m:e>
+            <m:r>
+              <m:t>z</m:t>
+            </m:r>
+          </m:e>
+          <m:sub>
+            <m:r>
+              <m:t>k</m:t>
+            </m:r>
+          </m:sub>
+        </m:sSub>
+        <m:r>
+          <m:rPr>
+            <m:sty m:val="p"/>
+          </m:rPr>
+          <m:t>)</m:t>
+        </m:r>
+        <m:r>
+          <m:rPr>
+            <m:sty m:val="p"/>
+          </m:rPr>
+          <m:t>|</m:t>
+        </m:r>
+        <m:r>
+          <m:rPr>
+            <m:sty m:val="p"/>
+          </m:rPr>
+          <m:t>/</m:t>
+        </m:r>
+        <m:r>
+          <m:rPr>
+            <m:sty m:val="p"/>
+          </m:rPr>
+          <m:t>(</m:t>
+        </m:r>
+        <m:r>
+          <m:t>2</m:t>
+        </m:r>
+        <m:r>
+          <m:t>h</m:t>
+        </m:r>
+        <m:r>
+          <m:rPr>
+            <m:sty m:val="p"/>
+          </m:rPr>
+          <m:t>)</m:t>
+        </m:r>
       </m:oMath>
       <w:r>
-        <w:t xml:space="preserve">.</w:t>
+        <w:t xml:space="preserve"> </w:t>
+      </w:r>
+      <w:r>
+        <w:t xml:space="preserve">with</w:t>
+      </w:r>
+      <w:r>
+        <w:t xml:space="preserve"> </w:t>
+      </w:r>
+      <m:oMath>
+        <m:sSub>
+          <m:e>
+            <m:r>
+              <m:t>z</m:t>
+            </m:r>
+          </m:e>
+          <m:sub>
+            <m:r>
+              <m:t>k</m:t>
+            </m:r>
+          </m:sub>
+        </m:sSub>
+      </m:oMath>
+      <w:r>
+        <w:t xml:space="preserve"> </w:t>
+      </w:r>
+      <w:r>
+        <w:t xml:space="preserve">uniform on the unit sphere. The estimators agree on the monotone and growing teachers, but at</w:t>
+      </w:r>
+      <w:r>
+        <w:t xml:space="preserve"> </w:t>
+      </w:r>
+      <m:oMath>
+        <m:r>
+          <m:t>K</m:t>
+        </m:r>
+        <m:r>
+          <m:rPr>
+            <m:sty m:val="p"/>
+          </m:rPr>
+          <m:t>=</m:t>
+        </m:r>
+        <m:r>
+          <m:t>2</m:t>
+        </m:r>
+      </m:oMath>
+      <w:r>
+        <w:t xml:space="preserve"> </w:t>
+      </w:r>
+      <w:r>
+        <w:t xml:space="preserve">the random-direction estimator loses fidelity on the one teacher where variation matters (the one-class SVM: combined fidelity</w:t>
+      </w:r>
+      <w:r>
+        <w:t xml:space="preserve"> </w:t>
+      </w:r>
+      <m:oMath>
+        <m:r>
+          <m:t>0.65</m:t>
+        </m:r>
+      </m:oMath>
+      <w:r>
+        <w:t xml:space="preserve"> </w:t>
+      </w:r>
+      <w:r>
+        <w:t xml:space="preserve">with</w:t>
+      </w:r>
+      <w:r>
+        <w:t xml:space="preserve"> </w:t>
+      </w:r>
+      <m:oMath>
+        <m:r>
+          <m:t>K</m:t>
+        </m:r>
+        <m:r>
+          <m:rPr>
+            <m:sty m:val="p"/>
+          </m:rPr>
+          <m:t>=</m:t>
+        </m:r>
+        <m:r>
+          <m:t>2</m:t>
+        </m:r>
+      </m:oMath>
+      <w:r>
+        <w:t xml:space="preserve"> </w:t>
+      </w:r>
+      <w:r>
+        <w:t xml:space="preserve">versus</w:t>
+      </w:r>
+      <w:r>
+        <w:t xml:space="preserve"> </w:t>
+      </w:r>
+      <m:oMath>
+        <m:r>
+          <m:t>0.73</m:t>
+        </m:r>
+      </m:oMath>
+      <w:r>
+        <w:t xml:space="preserve"> </w:t>
+      </w:r>
+      <w:r>
+        <w:t xml:space="preserve">with coordinate differences, 10 seeds). This is the expected accuracy/cost tradeoff:</w:t>
+      </w:r>
+      <w:r>
+        <w:t xml:space="preserve"> </w:t>
+      </w:r>
+      <m:oMath>
+        <m:r>
+          <m:t>K</m:t>
+        </m:r>
+        <m:r>
+          <m:rPr>
+            <m:sty m:val="p"/>
+          </m:rPr>
+          <m:t>=</m:t>
+        </m:r>
+        <m:r>
+          <m:t>2</m:t>
+        </m:r>
+      </m:oMath>
+      <w:r>
+        <w:t xml:space="preserve"> </w:t>
+      </w:r>
+      <w:r>
+        <w:t xml:space="preserve">is dimension-independent (</w:t>
+      </w:r>
+      <m:oMath>
+        <m:r>
+          <m:t>O</m:t>
+        </m:r>
+        <m:r>
+          <m:rPr>
+            <m:sty m:val="p"/>
+          </m:rPr>
+          <m:t>(</m:t>
+        </m:r>
+        <m:r>
+          <m:t>K</m:t>
+        </m:r>
+        <m:r>
+          <m:rPr>
+            <m:sty m:val="p"/>
+          </m:rPr>
+          <m:t>)</m:t>
+        </m:r>
+      </m:oMath>
+      <w:r>
+        <w:t xml:space="preserve"> </w:t>
+      </w:r>
+      <w:r>
+        <w:t xml:space="preserve">evaluations per candidate) but too coarse to resolve the variation signal as well as the</w:t>
+      </w:r>
+      <w:r>
+        <w:t xml:space="preserve"> </w:t>
+      </w:r>
+      <m:oMath>
+        <m:r>
+          <m:t>O</m:t>
+        </m:r>
+        <m:r>
+          <m:rPr>
+            <m:sty m:val="p"/>
+          </m:rPr>
+          <m:t>(</m:t>
+        </m:r>
+        <m:r>
+          <m:t>d</m:t>
+        </m:r>
+        <m:r>
+          <m:rPr>
+            <m:sty m:val="p"/>
+          </m:rPr>
+          <m:t>)</m:t>
+        </m:r>
+      </m:oMath>
+      <w:r>
+        <w:t xml:space="preserve"> </w:t>
+      </w:r>
+      <w:r>
+        <w:t xml:space="preserve">coordinate estimate does at</w:t>
+      </w:r>
+      <w:r>
+        <w:t xml:space="preserve"> </w:t>
+      </w:r>
+      <m:oMath>
+        <m:r>
+          <m:t>d</m:t>
+        </m:r>
+        <m:r>
+          <m:rPr>
+            <m:sty m:val="p"/>
+          </m:rPr>
+          <m:t>=</m:t>
+        </m:r>
+        <m:r>
+          <m:t>2</m:t>
+        </m:r>
+      </m:oMath>
+      <w:r>
+        <w:t xml:space="preserve">. Tuning</w:t>
+      </w:r>
+      <w:r>
+        <w:t xml:space="preserve"> </w:t>
+      </w:r>
+      <m:oMath>
+        <m:r>
+          <m:t>K</m:t>
+        </m:r>
+      </m:oMath>
+      <w:r>
+        <w:t xml:space="preserve">, and testing whether the tradeoff improves in higher dimension where coordinate differences become prohibitive, is left to future work.</w:t>
+      </w:r>
+    </w:p>
+    <w:p>
+      <w:pPr>
+        <w:pStyle w:val="BodyText"/>
+        <w:jc w:val="both"/>
+        <w:keepNext w:val="0"/>
+        <w:keepLines w:val="0"/>
+        <w:widowControl w:val="1"/>
+      </w:pPr>
+      <w:r>
+        <w:rPr>
+          <w:b/>
+          <w:bCs/>
+        </w:rPr>
+        <w:t xml:space="preserve">Query complexity.</w:t>
+      </w:r>
+      <w:r>
+        <w:t xml:space="preserve"> </w:t>
+      </w:r>
+      <w:r>
+        <w:t xml:space="preserve">Every method uses</w:t>
+      </w:r>
+      <w:r>
+        <w:t xml:space="preserve"> </w:t>
+      </w:r>
+      <m:oMath>
+        <m:r>
+          <m:t>M</m:t>
+        </m:r>
+      </m:oMath>
+      <w:r>
+        <w:t xml:space="preserve"> </w:t>
+      </w:r>
+      <w:r>
+        <w:t xml:space="preserve">student-training queries; they differ in the pipeline evaluations spent on acquisition:</w:t>
+      </w:r>
+    </w:p>
+    <w:tbl>
+      <w:tblPr>
+        <w:tblStyle w:val="Table"/>
+        <w:tblW w:type="pct" w:w="5000"/>
+        <w:jc w:val="center"/>
+        <w:tblLook w:firstRow="1" w:lastRow="0" w:firstColumn="0" w:lastColumn="0" w:noHBand="0" w:noVBand="0" w:val="0020"/>
+        <w:tblLayout w:type="autofit"/>
+        <w:tblBorders>
+          <w:top w:val="single" w:sz="10" w:color="4F6272"/>
+          <w:bottom w:val="single" w:sz="10" w:color="4F6272"/>
+          <w:insideH w:val="single" w:sz="5" w:color="9FB0C2"/>
+          <w:left w:val="single" w:sz="6" w:color="9FB0C2"/>
+          <w:right w:val="single" w:sz="6" w:color="9FB0C2"/>
+          <w:insideV w:val="single" w:sz="5" w:color="D9E1E8"/>
+        </w:tblBorders>
+      </w:tblPr>
+      <w:tblGrid>
+        <w:gridCol w:w="3960"/>
+        <w:gridCol w:w="3960"/>
+      </w:tblGrid>
+      <w:tr>
+        <w:trPr>
+          <w:tblHeader w:val="on"/>
+        </w:trPr>
+        <w:tc>
+          <w:tcPr>
+            <w:shd w:fill="EEF3F7"/>
+            <w:tcBorders>
+              <w:left w:val="nil"/>
+              <w:right w:val="nil"/>
+              <w:top w:val="nil"/>
+              <w:bottom w:val="single" w:sz="8" w:color="9FB0C2"/>
+            </w:tcBorders>
+            <w:vAlign w:val="center"/>
+          </w:tcPr>
+          <w:p>
+            <w:pPr>
+              <w:pStyle w:val="Compact"/>
+              <w:spacing w:before="0" w:after="20" w:line="240" w:lineRule="auto"/>
+              <w:jc w:val="center"/>
+              <w:suppressAutoHyphens/>
+              <w:keepNext w:val="0"/>
+              <w:keepLines/>
+              <w:widowControl w:val="1"/>
+            </w:pPr>
+            <w:r>
+              <w:rPr>
+                <w:rFonts w:ascii="Georgia" w:hAnsi="Georgia"/>
+                <w:b/>
+                <w:sz w:val="19"/>
+              </w:rPr>
+              <w:t xml:space="preserve">Method</w:t>
+            </w:r>
+          </w:p>
+        </w:tc>
+        <w:tc>
+          <w:tcPr>
+            <w:shd w:fill="EEF3F7"/>
+            <w:tcBorders>
+              <w:left w:val="nil"/>
+              <w:right w:val="nil"/>
+              <w:top w:val="nil"/>
+              <w:bottom w:val="single" w:sz="8" w:color="9FB0C2"/>
+            </w:tcBorders>
+            <w:vAlign w:val="center"/>
+          </w:tcPr>
+          <w:p>
+            <w:pPr>
+              <w:pStyle w:val="Compact"/>
+              <w:spacing w:before="0" w:after="20" w:line="240" w:lineRule="auto"/>
+              <w:jc w:val="center"/>
+              <w:suppressAutoHyphens/>
+              <w:keepNext w:val="0"/>
+              <w:keepLines/>
+              <w:widowControl w:val="1"/>
+            </w:pPr>
+            <w:r>
+              <w:rPr>
+                <w:rFonts w:ascii="Georgia" w:hAnsi="Georgia"/>
+                <w:b/>
+                <w:sz w:val="19"/>
+              </w:rPr>
+              <w:t xml:space="preserve">pipeline evaluations</w:t>
+            </w:r>
+          </w:p>
+        </w:tc>
+      </w:tr>
+      <w:tr>
+        <w:tc>
+          <w:tcPr>
+            <w:tcBorders>
+              <w:left w:val="nil"/>
+              <w:right w:val="nil"/>
+              <w:top w:val="nil"/>
+              <w:bottom w:val="single" w:sz="4" w:color="D9E1E8"/>
+            </w:tcBorders>
+            <w:vAlign w:val="center"/>
+          </w:tcPr>
+          <w:p>
+            <w:pPr>
+              <w:pStyle w:val="Compact"/>
+              <w:spacing w:before="0" w:after="20" w:line="240" w:lineRule="auto"/>
+              <w:jc w:val="center"/>
+              <w:suppressAutoHyphens/>
+              <w:keepNext w:val="0"/>
+              <w:keepLines/>
+              <w:widowControl w:val="1"/>
+            </w:pPr>
+            <w:r>
+              <w:rPr>
+                <w:rFonts w:ascii="Georgia" w:hAnsi="Georgia"/>
+                <w:sz w:val="19"/>
+              </w:rPr>
+              <w:t xml:space="preserve">normals-only / off-shell baselines / uniform-shell</w:t>
+            </w:r>
+          </w:p>
+        </w:tc>
+        <w:tc>
+          <w:tcPr>
+            <w:tcBorders>
+              <w:left w:val="nil"/>
+              <w:right w:val="nil"/>
+              <w:top w:val="nil"/>
+              <w:bottom w:val="single" w:sz="4" w:color="D9E1E8"/>
+            </w:tcBorders>
+            <w:vAlign w:val="center"/>
+          </w:tcPr>
+          <w:p>
+            <w:pPr>
+              <w:pStyle w:val="Compact"/>
+              <w:spacing w:before="0" w:after="20" w:line="240" w:lineRule="auto"/>
+              <w:jc w:val="center"/>
+              <w:suppressAutoHyphens/>
+              <w:keepNext w:val="0"/>
+              <w:keepLines/>
+              <w:widowControl w:val="1"/>
+            </w:pPr>
+            <m:oMath>
+              <m:r>
+                <m:t>M</m:t>
+              </m:r>
+            </m:oMath>
+          </w:p>
+        </w:tc>
+      </w:tr>
+      <w:tr>
+        <w:tc>
+          <w:tcPr>
+            <w:tcBorders>
+              <w:left w:val="nil"/>
+              <w:right w:val="nil"/>
+              <w:top w:val="nil"/>
+              <w:bottom w:val="single" w:sz="4" w:color="D9E1E8"/>
+            </w:tcBorders>
+            <w:vAlign w:val="center"/>
+          </w:tcPr>
+          <w:p>
+            <w:pPr>
+              <w:pStyle w:val="Compact"/>
+              <w:spacing w:before="0" w:after="20" w:line="240" w:lineRule="auto"/>
+              <w:jc w:val="center"/>
+              <w:suppressAutoHyphens/>
+              <w:keepNext w:val="0"/>
+              <w:keepLines/>
+              <w:widowControl w:val="1"/>
+            </w:pPr>
+            <w:r>
+              <w:rPr>
+                <w:rFonts w:ascii="Georgia" w:hAnsi="Georgia"/>
+                <w:sz w:val="19"/>
+              </w:rPr>
+              <w:t xml:space="preserve">score-only (pool</w:t>
+            </w:r>
+            <w:r>
+              <w:rPr>
+                <w:rFonts w:ascii="Georgia" w:hAnsi="Georgia"/>
+                <w:sz w:val="19"/>
+              </w:rPr>
+              <w:t xml:space="preserve"> </w:t>
+            </w:r>
+            <m:oMath>
+              <m:r>
+                <m:t>C</m:t>
+              </m:r>
+            </m:oMath>
+            <w:r>
+              <w:rPr>
+                <w:rFonts w:ascii="Georgia" w:hAnsi="Georgia"/>
+                <w:sz w:val="19"/>
+              </w:rPr>
+              <w:t xml:space="preserve">)</w:t>
+            </w:r>
+          </w:p>
+        </w:tc>
+        <w:tc>
+          <w:tcPr>
+            <w:tcBorders>
+              <w:left w:val="nil"/>
+              <w:right w:val="nil"/>
+              <w:top w:val="nil"/>
+              <w:bottom w:val="single" w:sz="4" w:color="D9E1E8"/>
+            </w:tcBorders>
+            <w:vAlign w:val="center"/>
+          </w:tcPr>
+          <w:p>
+            <w:pPr>
+              <w:pStyle w:val="Compact"/>
+              <w:spacing w:before="0" w:after="20" w:line="240" w:lineRule="auto"/>
+              <w:jc w:val="center"/>
+              <w:suppressAutoHyphens/>
+              <w:keepNext w:val="0"/>
+              <w:keepLines/>
+              <w:widowControl w:val="1"/>
+            </w:pPr>
+            <m:oMath>
+              <m:r>
+                <m:t>C</m:t>
+              </m:r>
+            </m:oMath>
+          </w:p>
+        </w:tc>
+      </w:tr>
+      <w:tr>
+        <w:tc>
+          <w:tcPr>
+            <w:tcBorders>
+              <w:left w:val="nil"/>
+              <w:right w:val="nil"/>
+              <w:top w:val="nil"/>
+              <w:bottom w:val="single" w:sz="4" w:color="D9E1E8"/>
+            </w:tcBorders>
+            <w:vAlign w:val="center"/>
+          </w:tcPr>
+          <w:p>
+            <w:pPr>
+              <w:pStyle w:val="Compact"/>
+              <w:spacing w:before="0" w:after="20" w:line="240" w:lineRule="auto"/>
+              <w:jc w:val="center"/>
+              <w:suppressAutoHyphens/>
+              <w:keepNext w:val="0"/>
+              <w:keepLines/>
+              <w:widowControl w:val="1"/>
+            </w:pPr>
+            <w:r>
+              <w:rPr>
+                <w:rFonts w:ascii="Georgia" w:hAnsi="Georgia"/>
+                <w:sz w:val="19"/>
+              </w:rPr>
+              <w:t xml:space="preserve">variation-only, coordinate finite differences</w:t>
+            </w:r>
+          </w:p>
+        </w:tc>
+        <w:tc>
+          <w:tcPr>
+            <w:tcBorders>
+              <w:left w:val="nil"/>
+              <w:right w:val="nil"/>
+              <w:top w:val="nil"/>
+              <w:bottom w:val="single" w:sz="4" w:color="D9E1E8"/>
+            </w:tcBorders>
+            <w:vAlign w:val="center"/>
+          </w:tcPr>
+          <w:p>
+            <w:pPr>
+              <w:pStyle w:val="Compact"/>
+              <w:spacing w:before="0" w:after="20" w:line="240" w:lineRule="auto"/>
+              <w:jc w:val="center"/>
+              <w:suppressAutoHyphens/>
+              <w:keepNext w:val="0"/>
+              <w:keepLines/>
+              <w:widowControl w:val="1"/>
+            </w:pPr>
+            <m:oMath>
+              <m:r>
+                <m:t>C</m:t>
+              </m:r>
+              <m:r>
+                <m:rPr>
+                  <m:sty m:val="p"/>
+                </m:rPr>
+                <m:t>(</m:t>
+              </m:r>
+              <m:r>
+                <m:t>1</m:t>
+              </m:r>
+              <m:r>
+                <m:rPr>
+                  <m:sty m:val="p"/>
+                </m:rPr>
+                <m:t>+</m:t>
+              </m:r>
+              <m:r>
+                <m:t>2</m:t>
+              </m:r>
+              <m:r>
+                <m:t>d</m:t>
+              </m:r>
+              <m:r>
+                <m:rPr>
+                  <m:sty m:val="p"/>
+                </m:rPr>
+                <m:t>)</m:t>
+              </m:r>
+            </m:oMath>
+          </w:p>
+        </w:tc>
+      </w:tr>
+      <w:tr>
+        <w:tc>
+          <w:tcPr>
+            <w:tcBorders>
+              <w:left w:val="nil"/>
+              <w:right w:val="nil"/>
+              <w:top w:val="nil"/>
+              <w:bottom w:val="single" w:sz="4" w:color="D9E1E8"/>
+            </w:tcBorders>
+            <w:vAlign w:val="center"/>
+          </w:tcPr>
+          <w:p>
+            <w:pPr>
+              <w:pStyle w:val="Compact"/>
+              <w:spacing w:before="0" w:after="20" w:line="240" w:lineRule="auto"/>
+              <w:jc w:val="center"/>
+              <w:suppressAutoHyphens/>
+              <w:keepNext w:val="0"/>
+              <w:keepLines/>
+              <w:widowControl w:val="1"/>
+            </w:pPr>
+            <w:r>
+              <w:rPr>
+                <w:rFonts w:ascii="Georgia" w:hAnsi="Georgia"/>
+                <w:sz w:val="19"/>
+              </w:rPr>
+              <w:t xml:space="preserve">variation-only,</w:t>
+            </w:r>
+            <w:r>
+              <w:rPr>
+                <w:rFonts w:ascii="Georgia" w:hAnsi="Georgia"/>
+                <w:sz w:val="19"/>
+              </w:rPr>
+              <w:t xml:space="preserve"> </w:t>
+            </w:r>
+            <m:oMath>
+              <m:r>
+                <m:t>K</m:t>
+              </m:r>
+            </m:oMath>
+            <w:r>
+              <w:rPr>
+                <w:rFonts w:ascii="Georgia" w:hAnsi="Georgia"/>
+                <w:sz w:val="19"/>
+              </w:rPr>
+              <w:t xml:space="preserve">-direction estimator</w:t>
+            </w:r>
+          </w:p>
+        </w:tc>
+        <w:tc>
+          <w:tcPr>
+            <w:tcBorders>
+              <w:left w:val="nil"/>
+              <w:right w:val="nil"/>
+              <w:top w:val="nil"/>
+              <w:bottom w:val="single" w:sz="4" w:color="D9E1E8"/>
+            </w:tcBorders>
+            <w:vAlign w:val="center"/>
+          </w:tcPr>
+          <w:p>
+            <w:pPr>
+              <w:pStyle w:val="Compact"/>
+              <w:spacing w:before="0" w:after="20" w:line="240" w:lineRule="auto"/>
+              <w:jc w:val="center"/>
+              <w:suppressAutoHyphens/>
+              <w:keepNext w:val="0"/>
+              <w:keepLines/>
+              <w:widowControl w:val="1"/>
+            </w:pPr>
+            <m:oMath>
+              <m:r>
+                <m:t>C</m:t>
+              </m:r>
+              <m:r>
+                <m:rPr>
+                  <m:sty m:val="p"/>
+                </m:rPr>
+                <m:t>(</m:t>
+              </m:r>
+              <m:r>
+                <m:t>1</m:t>
+              </m:r>
+              <m:r>
+                <m:rPr>
+                  <m:sty m:val="p"/>
+                </m:rPr>
+                <m:t>+</m:t>
+              </m:r>
+              <m:r>
+                <m:t>2</m:t>
+              </m:r>
+              <m:r>
+                <m:t>K</m:t>
+              </m:r>
+              <m:r>
+                <m:rPr>
+                  <m:sty m:val="p"/>
+                </m:rPr>
+                <m:t>)</m:t>
+              </m:r>
+            </m:oMath>
+          </w:p>
+        </w:tc>
+      </w:tr>
+      <w:tr>
+        <w:tc>
+          <w:tcPr>
+            <w:tcBorders>
+              <w:left w:val="nil"/>
+              <w:right w:val="nil"/>
+              <w:top w:val="nil"/>
+              <w:bottom w:val="single" w:sz="4" w:color="D9E1E8"/>
+            </w:tcBorders>
+            <w:vAlign w:val="center"/>
+          </w:tcPr>
+          <w:p>
+            <w:pPr>
+              <w:pStyle w:val="Compact"/>
+              <w:spacing w:before="0" w:after="20" w:line="240" w:lineRule="auto"/>
+              <w:jc w:val="center"/>
+              <w:suppressAutoHyphens/>
+              <w:keepNext w:val="0"/>
+              <w:keepLines/>
+              <w:widowControl w:val="1"/>
+            </w:pPr>
+            <w:r>
+              <w:rPr>
+                <w:rFonts w:ascii="Georgia" w:hAnsi="Georgia"/>
+                <w:sz w:val="19"/>
+              </w:rPr>
+              <w:t xml:space="preserve">combined, coordinate finite differences</w:t>
+            </w:r>
+          </w:p>
+        </w:tc>
+        <w:tc>
+          <w:tcPr>
+            <w:tcBorders>
+              <w:left w:val="nil"/>
+              <w:right w:val="nil"/>
+              <w:top w:val="nil"/>
+              <w:bottom w:val="single" w:sz="4" w:color="D9E1E8"/>
+            </w:tcBorders>
+            <w:vAlign w:val="center"/>
+          </w:tcPr>
+          <w:p>
+            <w:pPr>
+              <w:pStyle w:val="Compact"/>
+              <w:spacing w:before="0" w:after="20" w:line="240" w:lineRule="auto"/>
+              <w:jc w:val="center"/>
+              <w:suppressAutoHyphens/>
+              <w:keepNext w:val="0"/>
+              <w:keepLines/>
+              <w:widowControl w:val="1"/>
+            </w:pPr>
+            <m:oMath>
+              <m:r>
+                <m:t>C</m:t>
+              </m:r>
+              <m:r>
+                <m:rPr>
+                  <m:sty m:val="p"/>
+                </m:rPr>
+                <m:t>(</m:t>
+              </m:r>
+              <m:r>
+                <m:t>1</m:t>
+              </m:r>
+              <m:r>
+                <m:rPr>
+                  <m:sty m:val="p"/>
+                </m:rPr>
+                <m:t>+</m:t>
+              </m:r>
+              <m:r>
+                <m:t>2</m:t>
+              </m:r>
+              <m:r>
+                <m:t>d</m:t>
+              </m:r>
+              <m:r>
+                <m:rPr>
+                  <m:sty m:val="p"/>
+                </m:rPr>
+                <m:t>)</m:t>
+              </m:r>
+            </m:oMath>
+          </w:p>
+        </w:tc>
+      </w:tr>
+      <w:tr>
+        <w:tc>
+          <w:tcPr>
+            <w:tcBorders>
+              <w:left w:val="nil"/>
+              <w:right w:val="nil"/>
+              <w:top w:val="nil"/>
+              <w:bottom w:val="nil"/>
+            </w:tcBorders>
+            <w:vAlign w:val="center"/>
+          </w:tcPr>
+          <w:p>
+            <w:pPr>
+              <w:pStyle w:val="Compact"/>
+              <w:spacing w:before="0" w:after="20" w:line="240" w:lineRule="auto"/>
+              <w:jc w:val="center"/>
+              <w:suppressAutoHyphens/>
+              <w:keepNext w:val="0"/>
+              <w:keepLines/>
+              <w:widowControl w:val="1"/>
+            </w:pPr>
+            <w:r>
+              <w:rPr>
+                <w:rFonts w:ascii="Georgia" w:hAnsi="Georgia"/>
+                <w:sz w:val="19"/>
+              </w:rPr>
+              <w:t xml:space="preserve">combined,</w:t>
+            </w:r>
+            <w:r>
+              <w:rPr>
+                <w:rFonts w:ascii="Georgia" w:hAnsi="Georgia"/>
+                <w:sz w:val="19"/>
+              </w:rPr>
+              <w:t xml:space="preserve"> </w:t>
+            </w:r>
+            <m:oMath>
+              <m:r>
+                <m:t>K</m:t>
+              </m:r>
+            </m:oMath>
+            <w:r>
+              <w:rPr>
+                <w:rFonts w:ascii="Georgia" w:hAnsi="Georgia"/>
+                <w:sz w:val="19"/>
+              </w:rPr>
+              <w:t xml:space="preserve">-direction estimator</w:t>
+            </w:r>
+          </w:p>
+        </w:tc>
+        <w:tc>
+          <w:tcPr>
+            <w:tcBorders>
+              <w:left w:val="nil"/>
+              <w:right w:val="nil"/>
+              <w:top w:val="nil"/>
+              <w:bottom w:val="nil"/>
+            </w:tcBorders>
+            <w:vAlign w:val="center"/>
+          </w:tcPr>
+          <w:p>
+            <w:pPr>
+              <w:pStyle w:val="Compact"/>
+              <w:spacing w:before="0" w:after="20" w:line="240" w:lineRule="auto"/>
+              <w:jc w:val="center"/>
+              <w:suppressAutoHyphens/>
+              <w:keepNext w:val="0"/>
+              <w:keepLines/>
+              <w:widowControl w:val="1"/>
+            </w:pPr>
+            <m:oMath>
+              <m:r>
+                <m:t>C</m:t>
+              </m:r>
+              <m:r>
+                <m:rPr>
+                  <m:sty m:val="p"/>
+                </m:rPr>
+                <m:t>(</m:t>
+              </m:r>
+              <m:r>
+                <m:t>1</m:t>
+              </m:r>
+              <m:r>
+                <m:rPr>
+                  <m:sty m:val="p"/>
+                </m:rPr>
+                <m:t>+</m:t>
+              </m:r>
+              <m:r>
+                <m:t>2</m:t>
+              </m:r>
+              <m:r>
+                <m:t>K</m:t>
+              </m:r>
+              <m:r>
+                <m:rPr>
+                  <m:sty m:val="p"/>
+                </m:rPr>
+                <m:t>)</m:t>
+              </m:r>
+            </m:oMath>
+          </w:p>
+        </w:tc>
+      </w:tr>
+    </w:tbl>
+    <w:p>
+      <w:pPr>
+        <w:pStyle w:val="BodyText"/>
+        <w:spacing w:before="240"/>
+        <w:jc w:val="both"/>
+        <w:keepNext w:val="0"/>
+        <w:keepLines w:val="0"/>
+        <w:widowControl w:val="1"/>
+      </w:pPr>
+      <w:r>
+        <w:t xml:space="preserve">With</w:t>
+      </w:r>
+      <w:r>
+        <w:t xml:space="preserve"> </w:t>
+      </w:r>
+      <m:oMath>
+        <m:r>
+          <m:t>C</m:t>
+        </m:r>
+        <m:r>
+          <m:rPr>
+            <m:sty m:val="p"/>
+          </m:rPr>
+          <m:t>=</m:t>
+        </m:r>
+        <m:r>
+          <m:t>12</m:t>
+        </m:r>
+        <m:r>
+          <m:t>M</m:t>
+        </m:r>
+      </m:oMath>
+      <w:r>
+        <w:t xml:space="preserve">,</w:t>
+      </w:r>
+      <w:r>
+        <w:t xml:space="preserve"> </w:t>
+      </w:r>
+      <m:oMath>
+        <m:r>
+          <m:t>M</m:t>
+        </m:r>
+        <m:r>
+          <m:rPr>
+            <m:sty m:val="p"/>
+          </m:rPr>
+          <m:t>=</m:t>
+        </m:r>
+        <m:r>
+          <m:t>2000</m:t>
+        </m:r>
+      </m:oMath>
+      <w:r>
+        <w:t xml:space="preserve">: the score-only sampler spends</w:t>
+      </w:r>
+      <w:r>
+        <w:t xml:space="preserve"> </w:t>
+      </w:r>
+      <m:oMath>
+        <m:r>
+          <m:t>24</m:t>
+        </m:r>
+        <m:r>
+          <m:rPr>
+            <m:sty m:val="p"/>
+          </m:rPr>
+          <m:t>,</m:t>
+        </m:r>
+        <m:r>
+          <m:t>000</m:t>
+        </m:r>
+      </m:oMath>
+      <w:r>
+        <w:t xml:space="preserve"> </w:t>
+      </w:r>
+      <w:r>
+        <w:t xml:space="preserve">evaluations, the coordinate-difference combined sampler</w:t>
+      </w:r>
+      <w:r>
+        <w:t xml:space="preserve"> </w:t>
+      </w:r>
+      <m:oMath>
+        <m:r>
+          <m:t>12</m:t>
+        </m:r>
+        <m:r>
+          <m:t>M</m:t>
+        </m:r>
+        <m:r>
+          <m:rPr>
+            <m:sty m:val="p"/>
+          </m:rPr>
+          <m:t>(</m:t>
+        </m:r>
+        <m:r>
+          <m:t>1</m:t>
+        </m:r>
+        <m:r>
+          <m:rPr>
+            <m:sty m:val="p"/>
+          </m:rPr>
+          <m:t>+</m:t>
+        </m:r>
+        <m:r>
+          <m:t>2</m:t>
+        </m:r>
+        <m:r>
+          <m:t>d</m:t>
+        </m:r>
+        <m:r>
+          <m:rPr>
+            <m:sty m:val="p"/>
+          </m:rPr>
+          <m:t>)</m:t>
+        </m:r>
+      </m:oMath>
+      <w:r>
+        <w:t xml:space="preserve"> </w:t>
+      </w:r>
+      <w:r>
+        <w:t xml:space="preserve">(</w:t>
+      </w:r>
+      <m:oMath>
+        <m:r>
+          <m:t>120</m:t>
+        </m:r>
+        <m:r>
+          <m:rPr>
+            <m:sty m:val="p"/>
+          </m:rPr>
+          <m:t>,</m:t>
+        </m:r>
+        <m:r>
+          <m:t>000</m:t>
+        </m:r>
+      </m:oMath>
+      <w:r>
+        <w:t xml:space="preserve"> </w:t>
+      </w:r>
+      <w:r>
+        <w:t xml:space="preserve">at</w:t>
+      </w:r>
+      <w:r>
+        <w:t xml:space="preserve"> </w:t>
+      </w:r>
+      <m:oMath>
+        <m:r>
+          <m:t>d</m:t>
+        </m:r>
+        <m:r>
+          <m:rPr>
+            <m:sty m:val="p"/>
+          </m:rPr>
+          <m:t>=</m:t>
+        </m:r>
+        <m:r>
+          <m:t>2</m:t>
+        </m:r>
+      </m:oMath>
+      <w:r>
+        <w:t xml:space="preserve">, growing linearly with</w:t>
+      </w:r>
+      <w:r>
+        <w:t xml:space="preserve"> </w:t>
+      </w:r>
+      <m:oMath>
+        <m:r>
+          <m:t>d</m:t>
+        </m:r>
+      </m:oMath>
+      <w:r>
+        <w:t xml:space="preserve">), and the</w:t>
+      </w:r>
+      <w:r>
+        <w:t xml:space="preserve"> </w:t>
+      </w:r>
+      <m:oMath>
+        <m:r>
+          <m:t>K</m:t>
+        </m:r>
+      </m:oMath>
+      <w:r>
+        <w:t xml:space="preserve">-direction combined sampler</w:t>
+      </w:r>
+      <w:r>
+        <w:t xml:space="preserve"> </w:t>
+      </w:r>
+      <m:oMath>
+        <m:r>
+          <m:t>12</m:t>
+        </m:r>
+        <m:r>
+          <m:t>M</m:t>
+        </m:r>
+        <m:r>
+          <m:rPr>
+            <m:sty m:val="p"/>
+          </m:rPr>
+          <m:t>(</m:t>
+        </m:r>
+        <m:r>
+          <m:t>1</m:t>
+        </m:r>
+        <m:r>
+          <m:rPr>
+            <m:sty m:val="p"/>
+          </m:rPr>
+          <m:t>+</m:t>
+        </m:r>
+        <m:r>
+          <m:t>2</m:t>
+        </m:r>
+        <m:r>
+          <m:t>K</m:t>
+        </m:r>
+        <m:r>
+          <m:rPr>
+            <m:sty m:val="p"/>
+          </m:rPr>
+          <m:t>)</m:t>
+        </m:r>
+      </m:oMath>
+      <w:r>
+        <w:t xml:space="preserve"> </w:t>
+      </w:r>
+      <w:r>
+        <w:t xml:space="preserve">(</w:t>
+      </w:r>
+      <m:oMath>
+        <m:r>
+          <m:t>60</m:t>
+        </m:r>
+        <m:r>
+          <m:rPr>
+            <m:sty m:val="p"/>
+          </m:rPr>
+          <m:t>,</m:t>
+        </m:r>
+        <m:r>
+          <m:t>000</m:t>
+        </m:r>
+      </m:oMath>
+      <w:r>
+        <w:t xml:space="preserve"> </w:t>
+      </w:r>
+      <w:r>
+        <w:t xml:space="preserve">at</w:t>
+      </w:r>
+      <w:r>
+        <w:t xml:space="preserve"> </w:t>
+      </w:r>
+      <m:oMath>
+        <m:r>
+          <m:t>K</m:t>
+        </m:r>
+        <m:r>
+          <m:rPr>
+            <m:sty m:val="p"/>
+          </m:rPr>
+          <m:t>=</m:t>
+        </m:r>
+        <m:r>
+          <m:t>2</m:t>
+        </m:r>
+      </m:oMath>
+      <w:r>
+        <w:t xml:space="preserve">, independent of</w:t>
+      </w:r>
+      <w:r>
+        <w:t xml:space="preserve"> </w:t>
+      </w:r>
+      <m:oMath>
+        <m:r>
+          <m:t>d</m:t>
+        </m:r>
+      </m:oMath>
+      <w:r>
+        <w:t xml:space="preserve">). Our main tables hold</w:t>
+      </w:r>
+      <w:r>
+        <w:t xml:space="preserve"> </w:t>
+      </w:r>
+      <m:oMath>
+        <m:r>
+          <m:t>M</m:t>
+        </m:r>
+      </m:oMath>
+      <w:r>
+        <w:t xml:space="preserve"> </w:t>
+      </w:r>
+      <w:r>
+        <w:t xml:space="preserve">fixed; a fully cost-matched comparison at equal total evaluations is future work (§7).</w:t>
       </w:r>
     </w:p>
     <w:p>
@@ -6731,25 +11204,7 @@
           </m:den>
         </m:f>
         <m:r>
-          <m:rPr>
-            <m:sty m:val="p"/>
-          </m:rPr>
-          <m:t>∥</m:t>
-        </m:r>
-        <m:r>
-          <m:rPr>
-            <m:sty m:val="p"/>
-          </m:rPr>
-          <m:t>∇</m:t>
-        </m:r>
-        <m:r>
-          <m:t>u</m:t>
-        </m:r>
-        <m:r>
-          <m:rPr>
-            <m:sty m:val="p"/>
-          </m:rPr>
-          <m:t>∥</m:t>
+          <m:t>v</m:t>
         </m:r>
       </m:oMath>
       <w:r>
@@ -6812,8 +11267,8 @@
         <w:t xml:space="preserve">) pulls chains that stray too far back toward the manifold; a per-chain projection radius drawn log-uniformly lets some chains reach farther into the shell than others. This gives fidelity comparable to the importance-weighted sampler on the teachers we tested; the importance-weighted form is simpler and needs no step-size tuning, so it is used for the spectrum comparison of §6.1.</w:t>
       </w:r>
     </w:p>
-    <w:bookmarkEnd w:id="40"/>
-    <w:bookmarkStart w:id="41" w:name="appendix-b-reproduction"/>
+    <w:bookmarkEnd w:id="41"/>
+    <w:bookmarkStart w:id="42" w:name="appendix-b-reproduction"/>
     <w:p>
       <w:pPr>
         <w:pStyle w:val="Heading2"/>
@@ -6834,11 +11289,56 @@
         <w:widowControl w:val="1"/>
       </w:pPr>
       <w:r>
-        <w:t xml:space="preserve">The teacher spectrum, the complex-pipeline mechanism study, and the real-data evaluation are separate CPU-only scripts. The score-plus-gradient shell sampler and the shape probe are single functions; the finite-difference gradient is batched into one pipeline-scoring pass per step.</w:t>
+        <w:t xml:space="preserve">The teacher spectrum, the mixture and query-estimator sweeps, the capacity sweep, the mechanism study, and the real-data evaluation are separate CPU-only scripts (</w:t>
+      </w:r>
+      <w:r>
+        <w:rPr>
+          <w:rStyle w:val="VerbatimChar"/>
+        </w:rPr>
+        <w:t xml:space="preserve">experiment_v2.py</w:t>
+      </w:r>
+      <w:r>
+        <w:t xml:space="preserve">,</w:t>
+      </w:r>
+      <w:r>
+        <w:t xml:space="preserve"> </w:t>
+      </w:r>
+      <w:r>
+        <w:rPr>
+          <w:rStyle w:val="VerbatimChar"/>
+        </w:rPr>
+        <w:t xml:space="preserve">experiment_edge.py</w:t>
+      </w:r>
+      <w:r>
+        <w:t xml:space="preserve">,</w:t>
+      </w:r>
+      <w:r>
+        <w:t xml:space="preserve"> </w:t>
+      </w:r>
+      <w:r>
+        <w:rPr>
+          <w:rStyle w:val="VerbatimChar"/>
+        </w:rPr>
+        <w:t xml:space="preserve">experiment_complex.py</w:t>
+      </w:r>
+      <w:r>
+        <w:t xml:space="preserve">,</w:t>
+      </w:r>
+      <w:r>
+        <w:t xml:space="preserve"> </w:t>
+      </w:r>
+      <w:r>
+        <w:rPr>
+          <w:rStyle w:val="VerbatimChar"/>
+        </w:rPr>
+        <w:t xml:space="preserve">experiment_real.py</w:t>
+      </w:r>
+      <w:r>
+        <w:t xml:space="preserve">). The shell sampler, the local-variation estimators, and the radial diagnostic are single functions; the coordinate finite differences are batched into one pipeline-scoring pass per step. The repository records per-seed results and the command for every table and figure at https://github.com/ApartsinProjects/PipelineDistil (to be anonymized for review).</w:t>
       </w:r>
     </w:p>
-    <w:bookmarkEnd w:id="41"/>
     <w:bookmarkEnd w:id="42"/>
+    <w:bookmarkEnd w:id="43"/>
     <w:sectPr>
       <w:footerReference w:type="default" r:id="rId10"/>
       <w:pgSz w:h="15840" w:w="12240"/>

--- a/paper.docx
+++ b/paper.docx
@@ -19,7 +19,7 @@
         </w:r>
       </w:hyperlink>
     </w:p>
-    <w:bookmarkStart w:id="43" w:name="X18dd8870020ebc13261f1a93b31b2e8672cfcab"/>
+    <w:bookmarkStart w:id="46" w:name="X18dd8870020ebc13261f1a93b31b2e8672cfcab"/>
     <w:p>
       <w:pPr>
         <w:pStyle w:val="Title"/>
@@ -302,7 +302,81 @@
         <w:t xml:space="preserve"> </w:t>
       </w:r>
       <w:r>
-        <w:t xml:space="preserve">on held-out anomalies (rank agreement), not standalone detection accuracy, and account for the pipeline evaluations each sampler spends. Two boundaries hold: a non-smooth fusion pipeline stays poorly reproduced even at sixteen times the student width (a hard interaction of a sharp ridge with finite capacity), and on real high-dimensional tabular data fine-grained fidelity remains open while simple baselines already suffice for coarse detection. All code and results are open-source.</w:t>
+        <w:t xml:space="preserve">on held-out anomalies (rank agreement), not standalone detection accuracy, and account for the pipeline evaluations each sampler spends. On controlled manifolds up to ambient dimension 64, the</w:t>
+      </w:r>
+      <w:r>
+        <w:t xml:space="preserve"> </w:t>
+      </w:r>
+      <w:r>
+        <w:rPr>
+          <w:b/>
+          <w:bCs/>
+        </w:rPr>
+        <w:t xml:space="preserve">shell-placement</w:t>
+      </w:r>
+      <w:r>
+        <w:t xml:space="preserve"> </w:t>
+      </w:r>
+      <w:r>
+        <w:t xml:space="preserve">effect carries over — a normal-data-defined shell beats normals-only at every dimension — while the within-shell weighting stops adding value beyond two dimensions, and a dimension-independent</w:t>
+      </w:r>
+      <w:r>
+        <w:t xml:space="preserve"> </w:t>
+      </w:r>
+      <m:oMath>
+        <m:r>
+          <m:t>O</m:t>
+        </m:r>
+        <m:r>
+          <m:rPr>
+            <m:sty m:val="p"/>
+          </m:rPr>
+          <m:t>(</m:t>
+        </m:r>
+        <m:r>
+          <m:t>K</m:t>
+        </m:r>
+        <m:r>
+          <m:rPr>
+            <m:sty m:val="p"/>
+          </m:rPr>
+          <m:t>)</m:t>
+        </m:r>
+      </m:oMath>
+      <w:r>
+        <w:t xml:space="preserve"> </w:t>
+      </w:r>
+      <w:r>
+        <w:t xml:space="preserve">variation estimator matches the</w:t>
+      </w:r>
+      <w:r>
+        <w:t xml:space="preserve"> </w:t>
+      </w:r>
+      <m:oMath>
+        <m:r>
+          <m:t>O</m:t>
+        </m:r>
+        <m:r>
+          <m:rPr>
+            <m:sty m:val="p"/>
+          </m:rPr>
+          <m:t>(</m:t>
+        </m:r>
+        <m:r>
+          <m:t>d</m:t>
+        </m:r>
+        <m:r>
+          <m:rPr>
+            <m:sty m:val="p"/>
+          </m:rPr>
+          <m:t>)</m:t>
+        </m:r>
+      </m:oMath>
+      <w:r>
+        <w:t xml:space="preserve"> </w:t>
+      </w:r>
+      <w:r>
+        <w:t xml:space="preserve">coordinate one. Two boundaries hold: a non-smooth fusion pipeline stays poorly reproduced even at sixteen times the student width, and absolute fidelity still falls with dimension so fine-grained high-dimensional distillation remains hard. All code and results are open-source.</w:t>
       </w:r>
     </w:p>
     <w:bookmarkEnd w:id="10"/>
@@ -4186,7 +4260,7 @@
       </w:r>
     </w:p>
     <w:bookmarkEnd w:id="24"/>
-    <w:bookmarkStart w:id="36" w:name="Xb84024f831f54dd6cf41fa7512b2dfdd301b0cb"/>
+    <w:bookmarkStart w:id="39" w:name="Xb84024f831f54dd6cf41fa7512b2dfdd301b0cb"/>
     <w:p>
       <w:pPr>
         <w:pStyle w:val="Heading2"/>
@@ -7750,7 +7824,7 @@
       </w:r>
     </w:p>
     <w:bookmarkEnd w:id="34"/>
-    <w:bookmarkStart w:id="35" w:name="Xba5beb84b6f61f69c2708adb97aae4410c2df8b"/>
+    <w:bookmarkStart w:id="38" w:name="Xaa7280be5b5394f721050cf10833d0332d1f796"/>
     <w:p>
       <w:pPr>
         <w:pStyle w:val="Heading3"/>
@@ -7759,7 +7833,7 @@
         <w:widowControl w:val="1"/>
       </w:pPr>
       <w:r>
-        <w:t xml:space="preserve">6.5 Scope: real high-dimensional data</w:t>
+        <w:t xml:space="preserve">6.5 High-dimensional scaling</w:t>
       </w:r>
     </w:p>
     <w:p>
@@ -7771,14 +7845,14 @@
         <w:widowControl w:val="1"/>
       </w:pPr>
       <w:r>
-        <w:t xml:space="preserve">On three real tabular anomaly-detection datasets (shuttle</w:t>
+        <w:t xml:space="preserve">To test whether the two effects of §6.1 survive beyond two dimensions, we generate normal data on an</w:t>
       </w:r>
       <w:r>
         <w:t xml:space="preserve"> </w:t>
       </w:r>
       <m:oMath>
         <m:r>
-          <m:t>d</m:t>
+          <m:t>m</m:t>
         </m:r>
         <m:r>
           <m:rPr>
@@ -7787,11 +7861,14 @@
           <m:t>=</m:t>
         </m:r>
         <m:r>
-          <m:t>9</m:t>
+          <m:t>5</m:t>
         </m:r>
       </m:oMath>
       <w:r>
-        <w:t xml:space="preserve">, satellite</w:t>
+        <w:t xml:space="preserve"> </w:t>
+      </w:r>
+      <w:r>
+        <w:t xml:space="preserve">intrinsic-dimensional manifold embedded in ambient dimension</w:t>
       </w:r>
       <w:r>
         <w:t xml:space="preserve"> </w:t>
@@ -7799,6 +7876,179 @@
       <m:oMath>
         <m:r>
           <m:t>d</m:t>
+        </m:r>
+        <m:r>
+          <m:rPr>
+            <m:sty m:val="p"/>
+          </m:rPr>
+          <m:t>∈</m:t>
+        </m:r>
+        <m:r>
+          <m:rPr>
+            <m:sty m:val="p"/>
+          </m:rPr>
+          <m:t>{</m:t>
+        </m:r>
+        <m:r>
+          <m:t>8</m:t>
+        </m:r>
+        <m:r>
+          <m:rPr>
+            <m:sty m:val="p"/>
+          </m:rPr>
+          <m:t>,</m:t>
+        </m:r>
+        <m:r>
+          <m:t>32</m:t>
+        </m:r>
+        <m:r>
+          <m:rPr>
+            <m:sty m:val="p"/>
+          </m:rPr>
+          <m:t>,</m:t>
+        </m:r>
+        <m:r>
+          <m:t>64</m:t>
+        </m:r>
+        <m:r>
+          <m:rPr>
+            <m:sty m:val="p"/>
+          </m:rPr>
+          <m:t>}</m:t>
+        </m:r>
+      </m:oMath>
+      <w:r>
+        <w:t xml:space="preserve"> </w:t>
+      </w:r>
+      <w:r>
+        <w:t xml:space="preserve">(a tight three-cluster latent mapped through a fixed random orthonormal embedding, plus small ambient noise), with held-out anomalies at scale-relative off-manifold distances. Here the shell is constructed from</w:t>
+      </w:r>
+      <w:r>
+        <w:t xml:space="preserve"> </w:t>
+      </w:r>
+      <w:r>
+        <w:rPr>
+          <w:b/>
+          <w:bCs/>
+        </w:rPr>
+        <w:t xml:space="preserve">normal data only</w:t>
+      </w:r>
+      <w:r>
+        <w:t xml:space="preserve">:</w:t>
+      </w:r>
+      <w:r>
+        <w:t xml:space="preserve"> </w:t>
+      </w:r>
+      <m:oMath>
+        <m:sSub>
+          <m:e>
+            <m:r>
+              <m:t>ρ</m:t>
+            </m:r>
+          </m:e>
+          <m:sub>
+            <m:r>
+              <m:rPr>
+                <m:sty m:val="p"/>
+              </m:rPr>
+              <m:t>min</m:t>
+            </m:r>
+          </m:sub>
+        </m:sSub>
+      </m:oMath>
+      <w:r>
+        <w:t xml:space="preserve"> </w:t>
+      </w:r>
+      <w:r>
+        <w:t xml:space="preserve">and</w:t>
+      </w:r>
+      <w:r>
+        <w:t xml:space="preserve"> </w:t>
+      </w:r>
+      <m:oMath>
+        <m:sSub>
+          <m:e>
+            <m:r>
+              <m:t>ρ</m:t>
+            </m:r>
+          </m:e>
+          <m:sub>
+            <m:r>
+              <m:rPr>
+                <m:sty m:val="p"/>
+              </m:rPr>
+              <m:t>max</m:t>
+            </m:r>
+          </m:sub>
+        </m:sSub>
+      </m:oMath>
+      <w:r>
+        <w:t xml:space="preserve"> </w:t>
+      </w:r>
+      <w:r>
+        <w:t xml:space="preserve">are set from the median leave-one-out k-NN distance among normals, so shell construction never sees the anomalies. We distill the k-NN, one-class SVM, and autoencoder teachers, and compare normals-only, uniform-shell, and the combined sampler with both the</w:t>
+      </w:r>
+      <w:r>
+        <w:t xml:space="preserve"> </w:t>
+      </w:r>
+      <m:oMath>
+        <m:r>
+          <m:t>O</m:t>
+        </m:r>
+        <m:r>
+          <m:rPr>
+            <m:sty m:val="p"/>
+          </m:rPr>
+          <m:t>(</m:t>
+        </m:r>
+        <m:r>
+          <m:t>d</m:t>
+        </m:r>
+        <m:r>
+          <m:rPr>
+            <m:sty m:val="p"/>
+          </m:rPr>
+          <m:t>)</m:t>
+        </m:r>
+      </m:oMath>
+      <w:r>
+        <w:t xml:space="preserve"> </w:t>
+      </w:r>
+      <w:r>
+        <w:t xml:space="preserve">coordinate estimator and the</w:t>
+      </w:r>
+      <w:r>
+        <w:t xml:space="preserve"> </w:t>
+      </w:r>
+      <m:oMath>
+        <m:r>
+          <m:t>O</m:t>
+        </m:r>
+        <m:r>
+          <m:rPr>
+            <m:sty m:val="p"/>
+          </m:rPr>
+          <m:t>(</m:t>
+        </m:r>
+        <m:r>
+          <m:t>K</m:t>
+        </m:r>
+        <m:r>
+          <m:rPr>
+            <m:sty m:val="p"/>
+          </m:rPr>
+          <m:t>)</m:t>
+        </m:r>
+      </m:oMath>
+      <w:r>
+        <w:t xml:space="preserve"> </w:t>
+      </w:r>
+      <w:r>
+        <w:t xml:space="preserve">random-direction estimator (</w:t>
+      </w:r>
+      <m:oMath>
+        <m:r>
+          <m:t>K</m:t>
         </m:r>
         <m:r>
           <m:rPr>
@@ -7807,11 +8057,153 @@
           <m:t>=</m:t>
         </m:r>
         <m:r>
-          <m:t>36</m:t>
+          <m:t>4</m:t>
         </m:r>
       </m:oMath>
       <w:r>
-        <w:t xml:space="preserve">, optdigits</w:t>
+        <w:t xml:space="preserve">). Five seeds.</w:t>
+      </w:r>
+    </w:p>
+    <w:p>
+      <w:pPr>
+        <w:pStyle w:val="BodyText"/>
+        <w:jc w:val="center"/>
+        <w:keepNext/>
+        <w:keepLines/>
+        <w:widowControl w:val="1"/>
+      </w:pPr>
+      <w:r>
+        <w:drawing>
+          <wp:inline>
+            <wp:extent cx="5943600" cy="1828800"/>
+            <wp:effectExtent b="0" l="0" r="0" t="0"/>
+            <wp:docPr descr="High-dimensional scaling of student-teacher fidelity: placing queries in a normal-data-defined shell beats normals-only at every dimension, while importance weighting within the shell stops adding value beyond two dimensions and the random-direction estimator matches the coordinate one." title="" id="36" name="Picture"/>
+            <a:graphic>
+              <a:graphicData uri="http://schemas.openxmlformats.org/drawingml/2006/picture">
+                <pic:pic>
+                  <pic:nvPicPr>
+                    <pic:cNvPr descr="figure_highd_scaling.png" id="37" name="Picture"/>
+                    <pic:cNvPicPr>
+                      <a:picLocks noChangeArrowheads="1" noChangeAspect="1"/>
+                    </pic:cNvPicPr>
+                  </pic:nvPicPr>
+                  <pic:blipFill>
+                    <a:blip r:embed="rId35"/>
+                    <a:stretch>
+                      <a:fillRect/>
+                    </a:stretch>
+                  </pic:blipFill>
+                  <pic:spPr bwMode="auto">
+                    <a:xfrm>
+                      <a:off x="0" y="0"/>
+                      <a:ext cx="5943600" cy="1828800"/>
+                    </a:xfrm>
+                    <a:prstGeom prst="rect">
+                      <a:avLst/>
+                    </a:prstGeom>
+                    <a:noFill/>
+                    <a:ln w="9525">
+                      <a:noFill/>
+                      <a:headEnd/>
+                      <a:tailEnd/>
+                    </a:ln>
+                  </pic:spPr>
+                </pic:pic>
+              </a:graphicData>
+            </a:graphic>
+          </wp:inline>
+        </w:drawing>
+      </w:r>
+    </w:p>
+    <w:p>
+      <w:pPr>
+        <w:pStyle w:val="BodyText"/>
+        <w:jc w:val="both"/>
+        <w:keepNext w:val="0"/>
+        <w:keepLines w:val="0"/>
+        <w:widowControl w:val="1"/>
+      </w:pPr>
+      <w:r>
+        <w:t xml:space="preserve">Three findings, all consistent with the 2-D result and with each other.</w:t>
+      </w:r>
+    </w:p>
+    <w:p>
+      <w:pPr>
+        <w:pStyle w:val="Compact"/>
+        <w:numPr>
+          <w:ilvl w:val="0"/>
+          <w:numId w:val="1004"/>
+        </w:numPr>
+        <w:ind w:left="360" w:hanging="259"/>
+        <w:jc w:val="both"/>
+        <w:keepNext w:val="0"/>
+        <w:keepLines w:val="0"/>
+        <w:widowControl w:val="1"/>
+      </w:pPr>
+      <w:r>
+        <w:rPr>
+          <w:b/>
+          <w:bCs/>
+        </w:rPr>
+        <w:t xml:space="preserve">Shell placement is the effect that survives.</w:t>
+      </w:r>
+      <w:r>
+        <w:t xml:space="preserve"> </w:t>
+      </w:r>
+      <w:r>
+        <w:t xml:space="preserve">Uniform-shell beats normals-only at every dimension and teacher. As</w:t>
+      </w:r>
+      <w:r>
+        <w:t xml:space="preserve"> </w:t>
+      </w:r>
+      <m:oMath>
+        <m:r>
+          <m:t>d</m:t>
+        </m:r>
+      </m:oMath>
+      <w:r>
+        <w:t xml:space="preserve"> </w:t>
+      </w:r>
+      <w:r>
+        <w:t xml:space="preserve">grows, the normals-only student collapses toward zero fidelity (autoencoder:</w:t>
+      </w:r>
+      <w:r>
+        <w:t xml:space="preserve"> </w:t>
+      </w:r>
+      <m:oMath>
+        <m:r>
+          <m:t>0.39</m:t>
+        </m:r>
+        <m:r>
+          <m:rPr>
+            <m:sty m:val="p"/>
+          </m:rPr>
+          <m:t>→</m:t>
+        </m:r>
+        <m:r>
+          <m:t>0.00</m:t>
+        </m:r>
+        <m:r>
+          <m:rPr>
+            <m:sty m:val="p"/>
+          </m:rPr>
+          <m:t>→</m:t>
+        </m:r>
+        <m:r>
+          <m:rPr>
+            <m:sty m:val="p"/>
+          </m:rPr>
+          <m:t>−</m:t>
+        </m:r>
+        <m:r>
+          <m:t>0.05</m:t>
+        </m:r>
+      </m:oMath>
+      <w:r>
+        <w:t xml:space="preserve"> </w:t>
+      </w:r>
+      <w:r>
+        <w:t xml:space="preserve">at</w:t>
       </w:r>
       <w:r>
         <w:t xml:space="preserve"> </w:t>
@@ -7827,85 +8219,445 @@
           <m:t>=</m:t>
         </m:r>
         <m:r>
+          <m:t>8</m:t>
+        </m:r>
+        <m:r>
+          <m:rPr>
+            <m:sty m:val="p"/>
+          </m:rPr>
+          <m:t>,</m:t>
+        </m:r>
+        <m:r>
+          <m:t>32</m:t>
+        </m:r>
+        <m:r>
+          <m:rPr>
+            <m:sty m:val="p"/>
+          </m:rPr>
+          <m:t>,</m:t>
+        </m:r>
+        <m:r>
           <m:t>64</m:t>
         </m:r>
       </m:oMath>
       <w:r>
-        <w:t xml:space="preserve">) distilled from monotone detectors, coarse detection is easy and needs no sampling. Here we report the student's standalone detection AUROC against the datasets' ground-truth labels (used for evaluation only, never for training): normals-only or uniform augmentation already produce a student whose AUROC matches the teacher's (shuttle: normals-only</w:t>
+        <w:t xml:space="preserve">; k-NN:</w:t>
       </w:r>
       <w:r>
         <w:t xml:space="preserve"> </w:t>
       </w:r>
       <m:oMath>
         <m:r>
-          <m:t>0.987</m:t>
+          <m:t>0.61</m:t>
+        </m:r>
+        <m:r>
+          <m:rPr>
+            <m:sty m:val="p"/>
+          </m:rPr>
+          <m:t>→</m:t>
+        </m:r>
+        <m:r>
+          <m:t>0.27</m:t>
+        </m:r>
+        <m:r>
+          <m:rPr>
+            <m:sty m:val="p"/>
+          </m:rPr>
+          <m:t>→</m:t>
+        </m:r>
+        <m:r>
+          <m:t>0.10</m:t>
         </m:r>
       </m:oMath>
       <w:r>
-        <w:t xml:space="preserve">; satellite: uniform</w:t>
+        <w:t xml:space="preserve">), while the uniform-shell student holds well above it (autoencoder:</w:t>
       </w:r>
       <w:r>
         <w:t xml:space="preserve"> </w:t>
       </w:r>
       <m:oMath>
         <m:r>
-          <m:t>0.829</m:t>
+          <m:t>0.83</m:t>
+        </m:r>
+        <m:r>
+          <m:rPr>
+            <m:sty m:val="p"/>
+          </m:rPr>
+          <m:t>→</m:t>
+        </m:r>
+        <m:r>
+          <m:t>0.40</m:t>
+        </m:r>
+        <m:r>
+          <m:rPr>
+            <m:sty m:val="p"/>
+          </m:rPr>
+          <m:t>→</m:t>
+        </m:r>
+        <m:r>
+          <m:t>0.29</m:t>
         </m:r>
       </m:oMath>
       <w:r>
-        <w:t xml:space="preserve">; optdigits: normals-only</w:t>
+        <w:t xml:space="preserve">; k-NN:</w:t>
       </w:r>
       <w:r>
         <w:t xml:space="preserve"> </w:t>
       </w:r>
       <m:oMath>
         <m:r>
-          <m:t>0.850</m:t>
+          <m:t>0.68</m:t>
+        </m:r>
+        <m:r>
+          <m:rPr>
+            <m:sty m:val="p"/>
+          </m:rPr>
+          <m:t>→</m:t>
+        </m:r>
+        <m:r>
+          <m:t>0.46</m:t>
+        </m:r>
+        <m:r>
+          <m:rPr>
+            <m:sty m:val="p"/>
+          </m:rPr>
+          <m:t>→</m:t>
+        </m:r>
+        <m:r>
+          <m:t>0.33</m:t>
         </m:r>
       </m:oMath>
       <w:r>
-        <w:t xml:space="preserve">). Fine-grained</w:t>
-      </w:r>
-      <w:r>
-        <w:t xml:space="preserve"> </w:t>
-      </w:r>
-      <w:r>
-        <w:rPr>
-          <w:i/>
-          <w:iCs/>
-        </w:rPr>
-        <w:t xml:space="preserve">fidelity</w:t>
-      </w:r>
-      <w:r>
-        <w:t xml:space="preserve"> </w:t>
-      </w:r>
-      <w:r>
-        <w:t xml:space="preserve">to the pipeline, however, is poor and noisy for every sampler at these dimensions and sample sizes. We state this as an open limitation rather than a result: the shell-sampling advantage is demonstrated on controlled geometry and on the teacher spectrum, and its transfer to high-dimensional fine-fidelity distillation is unresolved. Two directions would test whether the bottleneck is student capacity rather than query placement: a student-width sweep at fixed queries, and a learned generator that produces shell queries directly instead of rejection-sampling them (which thins out in high</w:t>
-      </w:r>
-      <w:r>
-        <w:t xml:space="preserve"> </w:t>
-      </w:r>
-      <m:oMath>
-        <m:r>
-          <m:t>d</m:t>
-        </m:r>
-      </m:oMath>
-      <w:r>
-        <w:t xml:space="preserve">). We leave both to future work.</w:t>
+        <w:t xml:space="preserve">). The relative lift from placing queries in the shell is large at every dimension we tested.</w:t>
       </w:r>
     </w:p>
-    <w:bookmarkEnd w:id="35"/>
-    <w:bookmarkEnd w:id="36"/>
-    <w:bookmarkStart w:id="38" w:name="Xaa41b10cc6ea992ae291d3c205d2ba26cb494fd"/>
     <w:p>
       <w:pPr>
-        <w:pStyle w:val="Heading2"/>
-        <w:keepNext/>
-        <w:keepLines/>
+        <w:pStyle w:val="Compact"/>
+        <w:numPr>
+          <w:ilvl w:val="0"/>
+          <w:numId w:val="1004"/>
+        </w:numPr>
+        <w:ind w:left="360" w:hanging="259"/>
+        <w:jc w:val="both"/>
+        <w:keepNext w:val="0"/>
+        <w:keepLines w:val="0"/>
         <w:widowControl w:val="1"/>
       </w:pPr>
       <w:r>
-        <w:t xml:space="preserve">7. Discussion</w:t>
+        <w:rPr>
+          <w:b/>
+          <w:bCs/>
+        </w:rPr>
+        <w:t xml:space="preserve">Within-shell importance weighting does not transfer.</w:t>
+      </w:r>
+      <w:r>
+        <w:t xml:space="preserve"> </w:t>
+      </w:r>
+      <w:r>
+        <w:t xml:space="preserve">The gain of the combined sampler over uniform-shell, which was positive only for the saturating one-class SVM at</w:t>
+      </w:r>
+      <w:r>
+        <w:t xml:space="preserve"> </w:t>
+      </w:r>
+      <m:oMath>
+        <m:r>
+          <m:t>d</m:t>
+        </m:r>
+        <m:r>
+          <m:rPr>
+            <m:sty m:val="p"/>
+          </m:rPr>
+          <m:t>=</m:t>
+        </m:r>
+        <m:r>
+          <m:t>2</m:t>
+        </m:r>
+      </m:oMath>
+      <w:r>
+        <w:t xml:space="preserve">, is at or below zero at every teacher for</w:t>
+      </w:r>
+      <w:r>
+        <w:t xml:space="preserve"> </w:t>
+      </w:r>
+      <m:oMath>
+        <m:r>
+          <m:t>d</m:t>
+        </m:r>
+        <m:r>
+          <m:rPr>
+            <m:sty m:val="p"/>
+          </m:rPr>
+          <m:t>≥</m:t>
+        </m:r>
+        <m:r>
+          <m:t>8</m:t>
+        </m:r>
+      </m:oMath>
+      <w:r>
+        <w:t xml:space="preserve"> </w:t>
+      </w:r>
+      <w:r>
+        <w:t xml:space="preserve">(one-class SVM:</w:t>
+      </w:r>
+      <w:r>
+        <w:t xml:space="preserve"> </w:t>
+      </w:r>
+      <m:oMath>
+        <m:r>
+          <m:rPr>
+            <m:sty m:val="p"/>
+          </m:rPr>
+          <m:t>−</m:t>
+        </m:r>
+        <m:r>
+          <m:t>0.05</m:t>
+        </m:r>
+      </m:oMath>
+      <w:r>
+        <w:t xml:space="preserve"> </w:t>
+      </w:r>
+      <w:r>
+        <w:t xml:space="preserve">at</w:t>
+      </w:r>
+      <w:r>
+        <w:t xml:space="preserve"> </w:t>
+      </w:r>
+      <m:oMath>
+        <m:r>
+          <m:t>d</m:t>
+        </m:r>
+        <m:r>
+          <m:rPr>
+            <m:sty m:val="p"/>
+          </m:rPr>
+          <m:t>=</m:t>
+        </m:r>
+        <m:r>
+          <m:t>8</m:t>
+        </m:r>
+      </m:oMath>
+      <w:r>
+        <w:t xml:space="preserve">,</w:t>
+      </w:r>
+      <w:r>
+        <w:t xml:space="preserve"> </w:t>
+      </w:r>
+      <m:oMath>
+        <m:r>
+          <m:rPr>
+            <m:sty m:val="p"/>
+          </m:rPr>
+          <m:t>−</m:t>
+        </m:r>
+        <m:r>
+          <m:t>0.08</m:t>
+        </m:r>
+      </m:oMath>
+      <w:r>
+        <w:t xml:space="preserve"> </w:t>
+      </w:r>
+      <w:r>
+        <w:t xml:space="preserve">at</w:t>
+      </w:r>
+      <w:r>
+        <w:t xml:space="preserve"> </w:t>
+      </w:r>
+      <m:oMath>
+        <m:r>
+          <m:t>d</m:t>
+        </m:r>
+        <m:r>
+          <m:rPr>
+            <m:sty m:val="p"/>
+          </m:rPr>
+          <m:t>=</m:t>
+        </m:r>
+        <m:r>
+          <m:t>64</m:t>
+        </m:r>
+      </m:oMath>
+      <w:r>
+        <w:t xml:space="preserve">). In high dimension the score and coordinate-variation signals stop identifying more-informative shell regions than a uniform draw does, so uniform-shell sampling is the honest recommendation there.</w:t>
+      </w:r>
+    </w:p>
+    <w:p>
+      <w:pPr>
+        <w:pStyle w:val="Compact"/>
+        <w:numPr>
+          <w:ilvl w:val="0"/>
+          <w:numId w:val="1004"/>
+        </w:numPr>
+        <w:ind w:left="360" w:hanging="259"/>
+        <w:jc w:val="both"/>
+        <w:keepNext w:val="0"/>
+        <w:keepLines w:val="0"/>
+        <w:widowControl w:val="1"/>
+      </w:pPr>
+      <w:r>
+        <w:rPr>
+          <w:b/>
+          <w:bCs/>
+        </w:rPr>
+        <w:t xml:space="preserve">The random-direction estimator matches the coordinate one at a fraction of the cost.</w:t>
+      </w:r>
+      <w:r>
+        <w:t xml:space="preserve"> </w:t>
+      </w:r>
+      <w:r>
+        <w:t xml:space="preserve">Where the variation term is used,</w:t>
+      </w:r>
+      <w:r>
+        <w:t xml:space="preserve"> </w:t>
+      </w:r>
+      <m:oMath>
+        <m:r>
+          <m:t>K</m:t>
+        </m:r>
+        <m:r>
+          <m:rPr>
+            <m:sty m:val="p"/>
+          </m:rPr>
+          <m:t>=</m:t>
+        </m:r>
+        <m:r>
+          <m:t>4</m:t>
+        </m:r>
+      </m:oMath>
+      <w:r>
+        <w:t xml:space="preserve"> </w:t>
+      </w:r>
+      <w:r>
+        <w:t xml:space="preserve">random directions give fidelity equal to or slightly above the</w:t>
+      </w:r>
+      <w:r>
+        <w:t xml:space="preserve"> </w:t>
+      </w:r>
+      <m:oMath>
+        <m:r>
+          <m:t>O</m:t>
+        </m:r>
+        <m:r>
+          <m:rPr>
+            <m:sty m:val="p"/>
+          </m:rPr>
+          <m:t>(</m:t>
+        </m:r>
+        <m:r>
+          <m:t>d</m:t>
+        </m:r>
+        <m:r>
+          <m:rPr>
+            <m:sty m:val="p"/>
+          </m:rPr>
+          <m:t>)</m:t>
+        </m:r>
+      </m:oMath>
+      <w:r>
+        <w:t xml:space="preserve"> </w:t>
+      </w:r>
+      <w:r>
+        <w:t xml:space="preserve">coordinate estimate at every dimension (differences</w:t>
+      </w:r>
+      <w:r>
+        <w:t xml:space="preserve"> </w:t>
+      </w:r>
+      <m:oMath>
+        <m:r>
+          <m:rPr>
+            <m:sty m:val="p"/>
+          </m:rPr>
+          <m:t>+</m:t>
+        </m:r>
+        <m:r>
+          <m:t>0.01</m:t>
+        </m:r>
+      </m:oMath>
+      <w:r>
+        <w:t xml:space="preserve"> </w:t>
+      </w:r>
+      <w:r>
+        <w:t xml:space="preserve">to</w:t>
+      </w:r>
+      <w:r>
+        <w:t xml:space="preserve"> </w:t>
+      </w:r>
+      <m:oMath>
+        <m:r>
+          <m:rPr>
+            <m:sty m:val="p"/>
+          </m:rPr>
+          <m:t>+</m:t>
+        </m:r>
+        <m:r>
+          <m:t>0.06</m:t>
+        </m:r>
+      </m:oMath>
+      <w:r>
+        <w:t xml:space="preserve">), at</w:t>
+      </w:r>
+      <w:r>
+        <w:t xml:space="preserve"> </w:t>
+      </w:r>
+      <m:oMath>
+        <m:r>
+          <m:t>2</m:t>
+        </m:r>
+        <m:r>
+          <m:t>K</m:t>
+        </m:r>
+        <m:r>
+          <m:rPr>
+            <m:sty m:val="p"/>
+          </m:rPr>
+          <m:t>=</m:t>
+        </m:r>
+        <m:r>
+          <m:t>8</m:t>
+        </m:r>
+      </m:oMath>
+      <w:r>
+        <w:t xml:space="preserve"> </w:t>
+      </w:r>
+      <w:r>
+        <w:t xml:space="preserve">pipeline probes per candidate instead of</w:t>
+      </w:r>
+      <w:r>
+        <w:t xml:space="preserve"> </w:t>
+      </w:r>
+      <m:oMath>
+        <m:r>
+          <m:t>2</m:t>
+        </m:r>
+        <m:r>
+          <m:t>d</m:t>
+        </m:r>
+      </m:oMath>
+      <w:r>
+        <w:t xml:space="preserve"> </w:t>
+      </w:r>
+      <w:r>
+        <w:t xml:space="preserve">(128 at</w:t>
+      </w:r>
+      <w:r>
+        <w:t xml:space="preserve"> </w:t>
+      </w:r>
+      <m:oMath>
+        <m:r>
+          <m:t>d</m:t>
+        </m:r>
+        <m:r>
+          <m:rPr>
+            <m:sty m:val="p"/>
+          </m:rPr>
+          <m:t>=</m:t>
+        </m:r>
+        <m:r>
+          <m:t>64</m:t>
+        </m:r>
+      </m:oMath>
+      <w:r>
+        <w:t xml:space="preserve">). So the dimension-independent estimator is the right choice in high dimension, even though the variation term itself no longer helps.</w:t>
       </w:r>
     </w:p>
     <w:p>
@@ -7917,23 +8669,53 @@
         <w:widowControl w:val="1"/>
       </w:pPr>
       <w:r>
-        <w:t xml:space="preserve">The practical recommendation is compact:</w:t>
-      </w:r>
-      <w:r>
-        <w:t xml:space="preserve"> </w:t>
-      </w:r>
-      <w:r>
         <w:rPr>
           <w:b/>
           <w:bCs/>
         </w:rPr>
-        <w:t xml:space="preserve">spend the query budget in the low-density shell; add score-and-variation importance weighting when the pipeline saturates off the manifold.</w:t>
-      </w:r>
-      <w:r>
-        <w:t xml:space="preserve"> </w:t>
-      </w:r>
-      <w:r>
-        <w:t xml:space="preserve">Placing queries in the shell is the dominant lever and is worth doing for any pipeline. Within-shell importance weighting earns its extra pipeline evaluations specifically for saturating pipelines, where the local-variation signal captures the score's edge and the equal score/variation mixture is best (the one-class SVM, §6.1–6.2); for monotone and growing detectors a uniform draw from the shell is already as good, so the weighting can be skipped. The combined sampler is a safe default because it never underperforms uniform-shell on the reproducible pipelines except by a small margin, while capturing the one regime where weighting clearly helps.</w:t>
+        <w:t xml:space="preserve">Absolute fidelity still falls with dimension</w:t>
+      </w:r>
+      <w:r>
+        <w:t xml:space="preserve"> </w:t>
+      </w:r>
+      <w:r>
+        <w:t xml:space="preserve">for all methods (autoencoder uniform-shell</w:t>
+      </w:r>
+      <w:r>
+        <w:t xml:space="preserve"> </w:t>
+      </w:r>
+      <m:oMath>
+        <m:r>
+          <m:t>0.83</m:t>
+        </m:r>
+        <m:r>
+          <m:rPr>
+            <m:sty m:val="p"/>
+          </m:rPr>
+          <m:t>→</m:t>
+        </m:r>
+        <m:r>
+          <m:t>0.29</m:t>
+        </m:r>
+      </m:oMath>
+      <w:r>
+        <w:t xml:space="preserve">), so high-dimensional fine-fidelity distillation remains hard; the contribution here is that the</w:t>
+      </w:r>
+      <w:r>
+        <w:t xml:space="preserve"> </w:t>
+      </w:r>
+      <w:r>
+        <w:rPr>
+          <w:i/>
+          <w:iCs/>
+        </w:rPr>
+        <w:t xml:space="preserve">placement</w:t>
+      </w:r>
+      <w:r>
+        <w:t xml:space="preserve"> </w:t>
+      </w:r>
+      <w:r>
+        <w:t xml:space="preserve">effect is what carries over, not the within-shell weighting.</w:t>
       </w:r>
     </w:p>
     <w:p>
@@ -7945,19 +8727,124 @@
         <w:widowControl w:val="1"/>
       </w:pPr>
       <w:r>
-        <w:t xml:space="preserve">Two boundaries frame the contribution. When the pipeline's off-manifold surface is sharp enough (the non-smooth fusion), reproduction becomes capacity-limited rather than placement-limited, and a larger student is needed (§6.4); the radial diagnostic describes the pipeline's shape but does not by itself certify (un)distillability. And on real high-dimensional data, coarse detection is already served by trivial baselines while fine-fidelity reproduction is unresolved. The present contribution is therefore a focused methods-and-analysis result on where a query budget should go, demonstrated on two-dimensional geometry and a teacher spectrum, not a solved high-dimensional deployment pipeline.</w:t>
+        <w:rPr>
+          <w:b/>
+          <w:bCs/>
+        </w:rPr>
+        <w:t xml:space="preserve">Real tabular data.</w:t>
+      </w:r>
+      <w:r>
+        <w:t xml:space="preserve"> </w:t>
+      </w:r>
+      <w:r>
+        <w:t xml:space="preserve">On three real datasets (shuttle</w:t>
+      </w:r>
+      <w:r>
+        <w:t xml:space="preserve"> </w:t>
+      </w:r>
+      <m:oMath>
+        <m:r>
+          <m:t>d</m:t>
+        </m:r>
+        <m:r>
+          <m:rPr>
+            <m:sty m:val="p"/>
+          </m:rPr>
+          <m:t>=</m:t>
+        </m:r>
+        <m:r>
+          <m:t>9</m:t>
+        </m:r>
+      </m:oMath>
+      <w:r>
+        <w:t xml:space="preserve">, satellite</w:t>
+      </w:r>
+      <w:r>
+        <w:t xml:space="preserve"> </w:t>
+      </w:r>
+      <m:oMath>
+        <m:r>
+          <m:t>d</m:t>
+        </m:r>
+        <m:r>
+          <m:rPr>
+            <m:sty m:val="p"/>
+          </m:rPr>
+          <m:t>=</m:t>
+        </m:r>
+        <m:r>
+          <m:t>36</m:t>
+        </m:r>
+      </m:oMath>
+      <w:r>
+        <w:t xml:space="preserve">, optdigits</w:t>
+      </w:r>
+      <w:r>
+        <w:t xml:space="preserve"> </w:t>
+      </w:r>
+      <m:oMath>
+        <m:r>
+          <m:t>d</m:t>
+        </m:r>
+        <m:r>
+          <m:rPr>
+            <m:sty m:val="p"/>
+          </m:rPr>
+          <m:t>=</m:t>
+        </m:r>
+        <m:r>
+          <m:t>64</m:t>
+        </m:r>
+      </m:oMath>
+      <w:r>
+        <w:t xml:space="preserve">) distilled from monotone detectors, coarse standalone detection is easy and needs no sampling: normals-only or uniform augmentation already produce a student whose AUROC (against ground-truth labels used only for evaluation) matches the teacher's (shuttle</w:t>
+      </w:r>
+      <w:r>
+        <w:t xml:space="preserve"> </w:t>
+      </w:r>
+      <m:oMath>
+        <m:r>
+          <m:t>0.987</m:t>
+        </m:r>
+      </m:oMath>
+      <w:r>
+        <w:t xml:space="preserve">, satellite</w:t>
+      </w:r>
+      <w:r>
+        <w:t xml:space="preserve"> </w:t>
+      </w:r>
+      <m:oMath>
+        <m:r>
+          <m:t>0.829</m:t>
+        </m:r>
+      </m:oMath>
+      <w:r>
+        <w:t xml:space="preserve">, optdigits</w:t>
+      </w:r>
+      <w:r>
+        <w:t xml:space="preserve"> </w:t>
+      </w:r>
+      <m:oMath>
+        <m:r>
+          <m:t>0.850</m:t>
+        </m:r>
+      </m:oMath>
+      <w:r>
+        <w:t xml:space="preserve">). Fine-grained fidelity there is noisy for every sampler, consistent with the controlled scaling above. Extending the controlled protocol to real composite pipelines at matched query budgets is the natural next step.</w:t>
       </w:r>
     </w:p>
-    <w:bookmarkStart w:id="37" w:name="X91878762e610be578531248211c370528dea924"/>
+    <w:bookmarkEnd w:id="38"/>
+    <w:bookmarkEnd w:id="39"/>
+    <w:bookmarkStart w:id="41" w:name="Xaa41b10cc6ea992ae291d3c205d2ba26cb494fd"/>
     <w:p>
       <w:pPr>
-        <w:pStyle w:val="Heading3"/>
+        <w:pStyle w:val="Heading2"/>
         <w:keepNext/>
         <w:keepLines/>
         <w:widowControl w:val="1"/>
       </w:pPr>
       <w:r>
-        <w:t xml:space="preserve">7.1 Limitations and broader impact</w:t>
+        <w:t xml:space="preserve">7. Discussion</w:t>
       </w:r>
     </w:p>
     <w:p>
@@ -7969,17 +8856,23 @@
         <w:widowControl w:val="1"/>
       </w:pPr>
       <w:r>
+        <w:t xml:space="preserve">The practical recommendation is compact:</w:t>
+      </w:r>
+      <w:r>
+        <w:t xml:space="preserve"> </w:t>
+      </w:r>
+      <w:r>
         <w:rPr>
           <w:b/>
           <w:bCs/>
         </w:rPr>
-        <w:t xml:space="preserve">Input validity.</w:t>
-      </w:r>
-      <w:r>
-        <w:t xml:space="preserve"> </w:t>
-      </w:r>
-      <w:r>
-        <w:t xml:space="preserve">Our queries are Euclidean shell points in a continuous, standardized feature space. For mixed or bounded tabular data a shell point need not be a valid input; a deployment version would respect categorical levels and box constraints, or generate queries in a decoded latent space, and we have not tested that.</w:t>
+        <w:t xml:space="preserve">spend the query budget in the low-density shell; add score-and-variation importance weighting when the pipeline saturates off the manifold.</w:t>
+      </w:r>
+      <w:r>
+        <w:t xml:space="preserve"> </w:t>
+      </w:r>
+      <w:r>
+        <w:t xml:space="preserve">Placing queries in the shell is the dominant lever and is worth doing for any pipeline. Within-shell importance weighting earns its extra pipeline evaluations specifically for saturating pipelines, where the local-variation signal captures the score's edge and the equal score/variation mixture is best (the one-class SVM, §6.1–6.2); for monotone and growing detectors a uniform draw from the shell is already as good, so the weighting can be skipped. The combined sampler is a safe default because it never underperforms uniform-shell on the reproducible pipelines except by a small margin, while capturing the one regime where weighting clearly helps.</w:t>
       </w:r>
     </w:p>
     <w:p>
@@ -7991,37 +8884,41 @@
         <w:widowControl w:val="1"/>
       </w:pPr>
       <w:r>
+        <w:t xml:space="preserve">Two boundaries frame the contribution. When the pipeline's off-manifold surface is sharp enough (the non-smooth fusion), reproduction becomes capacity-limited rather than placement-limited, and a larger student is needed (§6.4); the radial diagnostic describes the pipeline's shape but does not by itself certify (un)distillability. And on real high-dimensional data, coarse detection is already served by trivial baselines while fine-fidelity reproduction is unresolved. The present contribution is therefore a focused methods-and-analysis result on where a query budget should go, demonstrated on two-dimensional geometry and a teacher spectrum, not a solved high-dimensional deployment pipeline.</w:t>
+      </w:r>
+    </w:p>
+    <w:bookmarkStart w:id="40" w:name="X91878762e610be578531248211c370528dea924"/>
+    <w:p>
+      <w:pPr>
+        <w:pStyle w:val="Heading3"/>
+        <w:keepNext/>
+        <w:keepLines/>
+        <w:widowControl w:val="1"/>
+      </w:pPr>
+      <w:r>
+        <w:t xml:space="preserve">7.1 Limitations and broader impact</w:t>
+      </w:r>
+    </w:p>
+    <w:p>
+      <w:pPr>
+        <w:pStyle w:val="FirstParagraph"/>
+        <w:jc w:val="both"/>
+        <w:keepNext w:val="0"/>
+        <w:keepLines w:val="0"/>
+        <w:widowControl w:val="1"/>
+      </w:pPr>
+      <w:r>
         <w:rPr>
           <w:b/>
           <w:bCs/>
         </w:rPr>
-        <w:t xml:space="preserve">Edge deployment.</w:t>
-      </w:r>
-      <w:r>
-        <w:t xml:space="preserve"> </w:t>
-      </w:r>
-      <w:r>
-        <w:t xml:space="preserve">We motivate compression by edge budgets but report no latency, memory, or energy measurements; the student is small by construction (about 40 parameters at</w:t>
-      </w:r>
-      <w:r>
-        <w:t xml:space="preserve"> </w:t>
-      </w:r>
-      <m:oMath>
-        <m:r>
-          <m:t>d</m:t>
-        </m:r>
-        <m:r>
-          <m:rPr>
-            <m:sty m:val="p"/>
-          </m:rPr>
-          <m:t>=</m:t>
-        </m:r>
-        <m:r>
-          <m:t>2</m:t>
-        </m:r>
-      </m:oMath>
-      <w:r>
-        <w:t xml:space="preserve">), but a deployment claim would need a device or standardized-CPU compression table, which we leave to future work.</w:t>
+        <w:t xml:space="preserve">Input validity.</w:t>
+      </w:r>
+      <w:r>
+        <w:t xml:space="preserve"> </w:t>
+      </w:r>
+      <w:r>
+        <w:t xml:space="preserve">Our queries are Euclidean shell points in a continuous, standardized feature space. For mixed or bounded tabular data a shell point need not be a valid input; a deployment version would respect categorical levels and box constraints, or generate queries in a decoded latent space, and we have not tested that.</w:t>
       </w:r>
     </w:p>
     <w:p>
@@ -8037,6 +8934,48 @@
           <w:b/>
           <w:bCs/>
         </w:rPr>
+        <w:t xml:space="preserve">Edge deployment.</w:t>
+      </w:r>
+      <w:r>
+        <w:t xml:space="preserve"> </w:t>
+      </w:r>
+      <w:r>
+        <w:t xml:space="preserve">We motivate compression by edge budgets but report no latency, memory, or energy measurements; the student is small by construction (about 40 parameters at</w:t>
+      </w:r>
+      <w:r>
+        <w:t xml:space="preserve"> </w:t>
+      </w:r>
+      <m:oMath>
+        <m:r>
+          <m:t>d</m:t>
+        </m:r>
+        <m:r>
+          <m:rPr>
+            <m:sty m:val="p"/>
+          </m:rPr>
+          <m:t>=</m:t>
+        </m:r>
+        <m:r>
+          <m:t>2</m:t>
+        </m:r>
+      </m:oMath>
+      <w:r>
+        <w:t xml:space="preserve">), but a deployment claim would need a device or standardized-CPU compression table, which we leave to future work.</w:t>
+      </w:r>
+    </w:p>
+    <w:p>
+      <w:pPr>
+        <w:pStyle w:val="BodyText"/>
+        <w:jc w:val="both"/>
+        <w:keepNext w:val="0"/>
+        <w:keepLines w:val="0"/>
+        <w:widowControl w:val="1"/>
+      </w:pPr>
+      <w:r>
+        <w:rPr>
+          <w:b/>
+          <w:bCs/>
+        </w:rPr>
         <w:t xml:space="preserve">Relation to model extraction.</w:t>
       </w:r>
       <w:r>
@@ -8046,9 +8985,9 @@
         <w:t xml:space="preserve">Training a surrogate from blackbox scores is technically adjacent to unauthorized model extraction. The intended use here is authorized compression of a pipeline whose owner can query the deployed system but wishes to run a lighter model on an edge target; we evaluate only locally controlled teachers and public benchmarks, and target no proprietary service. Providers for whom pipeline functionality is sensitive can mitigate unauthorized cloning through authentication, rate limits, and monitoring of high-volume synthetic querying.</w:t>
       </w:r>
     </w:p>
-    <w:bookmarkEnd w:id="37"/>
-    <w:bookmarkEnd w:id="38"/>
-    <w:bookmarkStart w:id="39" w:name="X068cadce569253993d0037f110a97f237619c0f"/>
+    <w:bookmarkEnd w:id="40"/>
+    <w:bookmarkEnd w:id="41"/>
+    <w:bookmarkStart w:id="42" w:name="X068cadce569253993d0037f110a97f237619c0f"/>
     <w:p>
       <w:pPr>
         <w:pStyle w:val="Heading2"/>
@@ -8069,11 +9008,11 @@
         <w:widowControl w:val="1"/>
       </w:pPr>
       <w:r>
-        <w:t xml:space="preserve">Distilling a blackbox unsupervised anomaly pipeline with only normal data is a query-placement problem. The informative queries sit in the low-density shell just off the normal manifold: placing a query budget there, rather than on the manifold or in the far field, is the dominant lever and recovers most of the fidelity a small student can reach. Within the shell, importance weighting by pipeline score and local score variation adds a targeted gain for saturating pipelines, where a uniform shell draw leaves the boundary structure under-sampled; for monotone and growing detectors uniform-shell sampling is already competitive. A non-smooth fusion pipeline stays hard even as the student is widened, marking the boundary between placement-limited and capacity-limited reproduction. The open frontier is fine-fidelity distillation in high dimensions, where both query-efficient variation estimation and student capacity will matter; we release all code, data, and results.</w:t>
+        <w:t xml:space="preserve">Distilling a blackbox unsupervised anomaly pipeline with only normal data is a query-placement problem. The informative queries sit in the low-density shell just off the normal manifold: placing a query budget there, rather than on the manifold or in the far field, is the dominant lever and recovers most of the fidelity a small student can reach. Within the shell, importance weighting by pipeline score and local score variation adds a targeted gain for saturating pipelines, where a uniform shell draw leaves the boundary structure under-sampled; for monotone and growing detectors uniform-shell sampling is already competitive. On controlled manifolds up to ambient dimension 64, the placement effect is what carries over: a normal-data-defined shell keeps beating normals-only as dimension grows, even as absolute fidelity falls and the within-shell weighting ceases to help. A non-smooth fusion pipeline stays hard even as the student is widened, marking the boundary between placement-limited and capacity-limited reproduction. The open frontier is fine-fidelity distillation in high dimensions and on real composite pipelines at matched query budgets; we release all code, data, and results.</w:t>
       </w:r>
     </w:p>
-    <w:bookmarkEnd w:id="39"/>
-    <w:bookmarkStart w:id="40" w:name="references"/>
+    <w:bookmarkEnd w:id="42"/>
+    <w:bookmarkStart w:id="43" w:name="references"/>
     <w:p>
       <w:pPr>
         <w:pStyle w:val="ReferencesHeading"/>
@@ -9455,8 +10394,8 @@
         <w:t xml:space="preserve">KDD.</w:t>
       </w:r>
     </w:p>
-    <w:bookmarkEnd w:id="40"/>
-    <w:bookmarkStart w:id="41" w:name="appendix-a-samplers-and-query-complexity"/>
+    <w:bookmarkEnd w:id="43"/>
+    <w:bookmarkStart w:id="44" w:name="appendix-a-samplers-and-query-complexity"/>
     <w:p>
       <w:pPr>
         <w:pStyle w:val="Heading2"/>
@@ -11267,8 +12206,8 @@
         <w:t xml:space="preserve">) pulls chains that stray too far back toward the manifold; a per-chain projection radius drawn log-uniformly lets some chains reach farther into the shell than others. This gives fidelity comparable to the importance-weighted sampler on the teachers we tested; the importance-weighted form is simpler and needs no step-size tuning, so it is used for the spectrum comparison of §6.1.</w:t>
       </w:r>
     </w:p>
-    <w:bookmarkEnd w:id="41"/>
-    <w:bookmarkStart w:id="42" w:name="appendix-b-reproduction"/>
+    <w:bookmarkEnd w:id="44"/>
+    <w:bookmarkStart w:id="45" w:name="appendix-b-reproduction"/>
     <w:p>
       <w:pPr>
         <w:pStyle w:val="Heading2"/>
@@ -11337,8 +12276,8 @@
         <w:t xml:space="preserve">). The shell sampler, the local-variation estimators, and the radial diagnostic are single functions; the coordinate finite differences are batched into one pipeline-scoring pass per step. The repository records per-seed results and the command for every table and figure at https://github.com/ApartsinProjects/PipelineDistil (to be anonymized for review).</w:t>
       </w:r>
     </w:p>
-    <w:bookmarkEnd w:id="42"/>
-    <w:bookmarkEnd w:id="43"/>
+    <w:bookmarkEnd w:id="45"/>
+    <w:bookmarkEnd w:id="46"/>
     <w:sectPr>
       <w:footerReference w:type="default" r:id="rId10"/>
       <w:pgSz w:h="15840" w:w="12240"/>
@@ -11747,6 +12686,91 @@
       </w:rPr>
     </w:lvl>
   </w:abstractNum>
+  <w:abstractNum w:abstractNumId="99201">
+    <w:nsid w:val="00A99201"/>
+    <w:multiLevelType w:val="multilevel"/>
+    <w:lvl w:ilvl="0">
+      <w:start w:val="1"/>
+      <w:numFmt w:val="decimal"/>
+      <w:lvlText w:val="%1."/>
+      <w:lvlJc w:val="left"/>
+      <w:pPr>
+        <w:ind w:left="720" w:hanging="360"/>
+      </w:pPr>
+    </w:lvl>
+    <w:lvl w:ilvl="1">
+      <w:start w:val="1"/>
+      <w:numFmt w:val="lowerLetter"/>
+      <w:lvlText w:val="%2."/>
+      <w:lvlJc w:val="left"/>
+      <w:pPr>
+        <w:ind w:left="1440" w:hanging="360"/>
+      </w:pPr>
+    </w:lvl>
+    <w:lvl w:ilvl="2">
+      <w:start w:val="1"/>
+      <w:numFmt w:val="lowerRoman"/>
+      <w:lvlText w:val="%3."/>
+      <w:lvlJc w:val="left"/>
+      <w:pPr>
+        <w:ind w:left="2160" w:hanging="360"/>
+      </w:pPr>
+    </w:lvl>
+    <w:lvl w:ilvl="3">
+      <w:start w:val="1"/>
+      <w:numFmt w:val="decimal"/>
+      <w:lvlText w:val="%4."/>
+      <w:lvlJc w:val="left"/>
+      <w:pPr>
+        <w:ind w:left="2880" w:hanging="360"/>
+      </w:pPr>
+    </w:lvl>
+    <w:lvl w:ilvl="4">
+      <w:start w:val="1"/>
+      <w:numFmt w:val="lowerLetter"/>
+      <w:lvlText w:val="%5."/>
+      <w:lvlJc w:val="left"/>
+      <w:pPr>
+        <w:ind w:left="3600" w:hanging="360"/>
+      </w:pPr>
+    </w:lvl>
+    <w:lvl w:ilvl="5">
+      <w:start w:val="1"/>
+      <w:numFmt w:val="lowerRoman"/>
+      <w:lvlText w:val="%6."/>
+      <w:lvlJc w:val="left"/>
+      <w:pPr>
+        <w:ind w:left="4320" w:hanging="360"/>
+      </w:pPr>
+    </w:lvl>
+    <w:lvl w:ilvl="6">
+      <w:start w:val="1"/>
+      <w:numFmt w:val="decimal"/>
+      <w:lvlText w:val="%7."/>
+      <w:lvlJc w:val="left"/>
+      <w:pPr>
+        <w:ind w:left="5040" w:hanging="360"/>
+      </w:pPr>
+    </w:lvl>
+    <w:lvl w:ilvl="7">
+      <w:start w:val="1"/>
+      <w:numFmt w:val="lowerLetter"/>
+      <w:lvlText w:val="%8."/>
+      <w:lvlJc w:val="left"/>
+      <w:pPr>
+        <w:ind w:left="5760" w:hanging="360"/>
+      </w:pPr>
+    </w:lvl>
+    <w:lvl w:ilvl="8">
+      <w:start w:val="1"/>
+      <w:numFmt w:val="lowerRoman"/>
+      <w:lvlText w:val="%9."/>
+      <w:lvlJc w:val="left"/>
+      <w:pPr>
+        <w:ind w:left="6480" w:hanging="360"/>
+      </w:pPr>
+    </w:lvl>
+  </w:abstractNum>
   <w:num w:numId="1">
     <w:abstractNumId w:val="8"/>
   </w:num>
@@ -11787,6 +12811,36 @@
     <w:abstractNumId w:val="991"/>
   </w:num>
   <w:num w:numId="1004">
+    <w:abstractNumId w:val="99201"/>
+    <w:lvlOverride w:ilvl="0">
+      <w:startOverride w:val="1"/>
+    </w:lvlOverride>
+    <w:lvlOverride w:ilvl="1">
+      <w:startOverride w:val="1"/>
+    </w:lvlOverride>
+    <w:lvlOverride w:ilvl="2">
+      <w:startOverride w:val="1"/>
+    </w:lvlOverride>
+    <w:lvlOverride w:ilvl="3">
+      <w:startOverride w:val="1"/>
+    </w:lvlOverride>
+    <w:lvlOverride w:ilvl="4">
+      <w:startOverride w:val="1"/>
+    </w:lvlOverride>
+    <w:lvlOverride w:ilvl="5">
+      <w:startOverride w:val="1"/>
+    </w:lvlOverride>
+    <w:lvlOverride w:ilvl="6">
+      <w:startOverride w:val="1"/>
+    </w:lvlOverride>
+    <w:lvlOverride w:ilvl="7">
+      <w:startOverride w:val="1"/>
+    </w:lvlOverride>
+    <w:lvlOverride w:ilvl="8">
+      <w:startOverride w:val="1"/>
+    </w:lvlOverride>
+  </w:num>
+  <w:num w:numId="1005">
     <w:abstractNumId w:val="991"/>
   </w:num>
 </w:numbering>

--- a/paper.docx
+++ b/paper.docx
@@ -19,7 +19,7 @@
         </w:r>
       </w:hyperlink>
     </w:p>
-    <w:bookmarkStart w:id="46" w:name="X18dd8870020ebc13261f1a93b31b2e8672cfcab"/>
+    <w:bookmarkStart w:id="47" w:name="X18dd8870020ebc13261f1a93b31b2e8672cfcab"/>
     <w:p>
       <w:pPr>
         <w:pStyle w:val="Title"/>
@@ -318,7 +318,7 @@
         <w:t xml:space="preserve"> </w:t>
       </w:r>
       <w:r>
-        <w:t xml:space="preserve">effect carries over — a normal-data-defined shell beats normals-only at every dimension — while the within-shell weighting stops adding value beyond two dimensions, and a dimension-independent</w:t>
+        <w:t xml:space="preserve">effect carries over — a normal-data-defined shell beats normals-only at every dimension — while the within-shell variation weighting stops adding value beyond two dimensions, and a dimension-independent</w:t>
       </w:r>
       <w:r>
         <w:t xml:space="preserve"> </w:t>
@@ -376,7 +376,20 @@
         <w:t xml:space="preserve"> </w:t>
       </w:r>
       <w:r>
-        <w:t xml:space="preserve">coordinate one. Two boundaries hold: a non-smooth fusion pipeline stays poorly reproduced even at sixteen times the student width, and absolute fidelity still falls with dimension so fine-grained high-dimensional distillation remains hard. All code and results are open-source.</w:t>
+        <w:t xml:space="preserve">coordinate one. On three genuine composite pipelines (including Isolation Forest and a gated ensemble), shell placement again gives a reliable lift, but reproduction fidelity is much lower than for single detectors and barely improves with a wider student, so high-fidelity distillation of real fused pipelines remains open. The robust, dimension- and pipeline-spanning finding is shell</w:t>
+      </w:r>
+      <w:r>
+        <w:t xml:space="preserve"> </w:t>
+      </w:r>
+      <w:r>
+        <w:rPr>
+          <w:i/>
+          <w:iCs/>
+        </w:rPr>
+        <w:t xml:space="preserve">placement</w:t>
+      </w:r>
+      <w:r>
+        <w:t xml:space="preserve">; within-shell weighting is a narrower, low-dimensional refinement. All code and results are open-source.</w:t>
       </w:r>
     </w:p>
     <w:bookmarkEnd w:id="10"/>
@@ -4260,7 +4273,7 @@
       </w:r>
     </w:p>
     <w:bookmarkEnd w:id="24"/>
-    <w:bookmarkStart w:id="39" w:name="Xb84024f831f54dd6cf41fa7512b2dfdd301b0cb"/>
+    <w:bookmarkStart w:id="40" w:name="Xb84024f831f54dd6cf41fa7512b2dfdd301b0cb"/>
     <w:p>
       <w:pPr>
         <w:pStyle w:val="Heading2"/>
@@ -8834,17 +8847,16 @@
       </w:r>
     </w:p>
     <w:bookmarkEnd w:id="38"/>
-    <w:bookmarkEnd w:id="39"/>
-    <w:bookmarkStart w:id="41" w:name="Xaa41b10cc6ea992ae291d3c205d2ba26cb494fd"/>
+    <w:bookmarkStart w:id="39" w:name="X9c923377000c6cf85b4b8ce1c57e2dcd6475cf2"/>
     <w:p>
       <w:pPr>
-        <w:pStyle w:val="Heading2"/>
+        <w:pStyle w:val="Heading3"/>
         <w:keepNext/>
         <w:keepLines/>
         <w:widowControl w:val="1"/>
       </w:pPr>
       <w:r>
-        <w:t xml:space="preserve">7. Discussion</w:t>
+        <w:t xml:space="preserve">6.6 Composite pipelines</w:t>
       </w:r>
     </w:p>
     <w:p>
@@ -8856,7 +8868,7 @@
         <w:widowControl w:val="1"/>
       </w:pPr>
       <w:r>
-        <w:t xml:space="preserve">The practical recommendation is compact:</w:t>
+        <w:t xml:space="preserve">The teachers above are mostly single detectors. To test the word "pipeline" we build three genuine multi-stage composite teachers on the two-moons normals, each queried only as a scalar score:</w:t>
       </w:r>
       <w:r>
         <w:t xml:space="preserve"> </w:t>
@@ -8866,13 +8878,1063 @@
           <w:b/>
           <w:bCs/>
         </w:rPr>
-        <w:t xml:space="preserve">spend the query budget in the low-density shell; add score-and-variation importance weighting when the pipeline saturates off the manifold.</w:t>
-      </w:r>
-      <w:r>
-        <w:t xml:space="preserve"> </w:t>
-      </w:r>
-      <w:r>
-        <w:t xml:space="preserve">Placing queries in the shell is the dominant lever and is worth doing for any pipeline. Within-shell importance weighting earns its extra pipeline evaluations specifically for saturating pipelines, where the local-variation signal captures the score's edge and the equal score/variation mixture is best (the one-class SVM, §6.1–6.2); for monotone and growing detectors a uniform draw from the shell is already as good, so the weighting can be skipped. The combined sampler is a safe default because it never underperforms uniform-shell on the reproducible pipelines except by a small margin, while capturing the one regime where weighting clearly helps.</w:t>
+        <w:t xml:space="preserve">P1 (smooth ensemble)</w:t>
+      </w:r>
+      <w:r>
+        <w:t xml:space="preserve"> </w:t>
+      </w:r>
+      <w:r>
+        <w:t xml:space="preserve">standardize</w:t>
+      </w:r>
+      <w:r>
+        <w:t xml:space="preserve"> </w:t>
+      </w:r>
+      <m:oMath>
+        <m:r>
+          <m:rPr>
+            <m:sty m:val="p"/>
+          </m:rPr>
+          <m:t>→</m:t>
+        </m:r>
+      </m:oMath>
+      <w:r>
+        <w:t xml:space="preserve"> </w:t>
+      </w:r>
+      <w:r>
+        <w:t xml:space="preserve">PCA</w:t>
+      </w:r>
+      <w:r>
+        <w:t xml:space="preserve"> </w:t>
+      </w:r>
+      <m:oMath>
+        <m:r>
+          <m:rPr>
+            <m:sty m:val="p"/>
+          </m:rPr>
+          <m:t>→</m:t>
+        </m:r>
+      </m:oMath>
+      <w:r>
+        <w:t xml:space="preserve"> </w:t>
+      </w:r>
+      <w:r>
+        <w:t xml:space="preserve">{k-NN, one-class SVM, autoencoder}, per-detector percentile calibration, weighted mean;</w:t>
+      </w:r>
+      <w:r>
+        <w:t xml:space="preserve"> </w:t>
+      </w:r>
+      <w:r>
+        <w:rPr>
+          <w:b/>
+          <w:bCs/>
+        </w:rPr>
+        <w:t xml:space="preserve">P2 (gated ensemble)</w:t>
+      </w:r>
+      <w:r>
+        <w:t xml:space="preserve"> </w:t>
+      </w:r>
+      <w:r>
+        <w:t xml:space="preserve">standardize</w:t>
+      </w:r>
+      <w:r>
+        <w:t xml:space="preserve"> </w:t>
+      </w:r>
+      <m:oMath>
+        <m:r>
+          <m:rPr>
+            <m:sty m:val="p"/>
+          </m:rPr>
+          <m:t>→</m:t>
+        </m:r>
+      </m:oMath>
+      <w:r>
+        <w:t xml:space="preserve"> </w:t>
+      </w:r>
+      <w:r>
+        <w:t xml:space="preserve">{autoencoder, kernel density}, a density-dependent soft gate between them;</w:t>
+      </w:r>
+      <w:r>
+        <w:t xml:space="preserve"> </w:t>
+      </w:r>
+      <w:r>
+        <w:rPr>
+          <w:b/>
+          <w:bCs/>
+        </w:rPr>
+        <w:t xml:space="preserve">P3 (non-smooth production-style)</w:t>
+      </w:r>
+      <w:r>
+        <w:t xml:space="preserve"> </w:t>
+      </w:r>
+      <w:r>
+        <w:t xml:space="preserve">standardize</w:t>
+      </w:r>
+      <w:r>
+        <w:t xml:space="preserve"> </w:t>
+      </w:r>
+      <m:oMath>
+        <m:r>
+          <m:rPr>
+            <m:sty m:val="p"/>
+          </m:rPr>
+          <m:t>→</m:t>
+        </m:r>
+      </m:oMath>
+      <w:r>
+        <w:t xml:space="preserve"> </w:t>
+      </w:r>
+      <w:r>
+        <w:t xml:space="preserve">{Isolation Forest, k-NN, autoencoder}, percentile calibration, max fusion. We distill each with normals-only, uniform-shell, and the shell samplers (10 seeds).</w:t>
+      </w:r>
+    </w:p>
+    <w:tbl>
+      <w:tblPr>
+        <w:tblStyle w:val="Table"/>
+        <w:tblW w:type="pct" w:w="5000"/>
+        <w:jc w:val="center"/>
+        <w:tblLook w:firstRow="1" w:lastRow="0" w:firstColumn="0" w:lastColumn="0" w:noHBand="0" w:noVBand="0" w:val="0020"/>
+        <w:tblLayout w:type="autofit"/>
+        <w:tblBorders>
+          <w:top w:val="single" w:sz="10" w:color="4F6272"/>
+          <w:bottom w:val="single" w:sz="10" w:color="4F6272"/>
+          <w:insideH w:val="single" w:sz="5" w:color="9FB0C2"/>
+          <w:left w:val="single" w:sz="6" w:color="9FB0C2"/>
+          <w:right w:val="single" w:sz="6" w:color="9FB0C2"/>
+          <w:insideV w:val="single" w:sz="5" w:color="D9E1E8"/>
+        </w:tblBorders>
+      </w:tblPr>
+      <w:tblGrid>
+        <w:gridCol w:w="1320"/>
+        <w:gridCol w:w="1320"/>
+        <w:gridCol w:w="1320"/>
+        <w:gridCol w:w="1320"/>
+        <w:gridCol w:w="1320"/>
+        <w:gridCol w:w="1320"/>
+      </w:tblGrid>
+      <w:tr>
+        <w:trPr>
+          <w:tblHeader w:val="on"/>
+        </w:trPr>
+        <w:tc>
+          <w:tcPr>
+            <w:shd w:fill="EEF3F7"/>
+            <w:tcBorders>
+              <w:left w:val="nil"/>
+              <w:right w:val="nil"/>
+              <w:top w:val="nil"/>
+              <w:bottom w:val="single" w:sz="8" w:color="9FB0C2"/>
+            </w:tcBorders>
+            <w:vAlign w:val="center"/>
+          </w:tcPr>
+          <w:p>
+            <w:pPr>
+              <w:pStyle w:val="Compact"/>
+              <w:spacing w:before="0" w:after="20" w:line="240" w:lineRule="auto"/>
+              <w:jc w:val="center"/>
+              <w:suppressAutoHyphens/>
+              <w:keepNext w:val="0"/>
+              <w:keepLines/>
+              <w:widowControl w:val="1"/>
+            </w:pPr>
+            <w:r>
+              <w:rPr>
+                <w:rFonts w:ascii="Georgia" w:hAnsi="Georgia"/>
+                <w:b/>
+                <w:sz w:val="19"/>
+              </w:rPr>
+              <w:t xml:space="preserve">Pipeline</w:t>
+            </w:r>
+          </w:p>
+        </w:tc>
+        <w:tc>
+          <w:tcPr>
+            <w:shd w:fill="EEF3F7"/>
+            <w:tcBorders>
+              <w:left w:val="nil"/>
+              <w:right w:val="nil"/>
+              <w:top w:val="nil"/>
+              <w:bottom w:val="single" w:sz="8" w:color="9FB0C2"/>
+            </w:tcBorders>
+            <w:vAlign w:val="center"/>
+          </w:tcPr>
+          <w:p>
+            <w:pPr>
+              <w:pStyle w:val="Compact"/>
+              <w:spacing w:before="0" w:after="20" w:line="240" w:lineRule="auto"/>
+              <w:jc w:val="center"/>
+              <w:suppressAutoHyphens/>
+              <w:keepNext w:val="0"/>
+              <w:keepLines/>
+              <w:widowControl w:val="1"/>
+            </w:pPr>
+            <w:r>
+              <w:rPr>
+                <w:rFonts w:ascii="Georgia" w:hAnsi="Georgia"/>
+                <w:b/>
+                <w:sz w:val="19"/>
+              </w:rPr>
+              <w:t xml:space="preserve">normals-only</w:t>
+            </w:r>
+          </w:p>
+        </w:tc>
+        <w:tc>
+          <w:tcPr>
+            <w:shd w:fill="EEF3F7"/>
+            <w:tcBorders>
+              <w:left w:val="nil"/>
+              <w:right w:val="nil"/>
+              <w:top w:val="nil"/>
+              <w:bottom w:val="single" w:sz="8" w:color="9FB0C2"/>
+            </w:tcBorders>
+            <w:vAlign w:val="center"/>
+          </w:tcPr>
+          <w:p>
+            <w:pPr>
+              <w:pStyle w:val="Compact"/>
+              <w:spacing w:before="0" w:after="20" w:line="240" w:lineRule="auto"/>
+              <w:jc w:val="center"/>
+              <w:suppressAutoHyphens/>
+              <w:keepNext w:val="0"/>
+              <w:keepLines/>
+              <w:widowControl w:val="1"/>
+            </w:pPr>
+            <w:r>
+              <w:rPr>
+                <w:rFonts w:ascii="Georgia" w:hAnsi="Georgia"/>
+                <w:b/>
+                <w:sz w:val="19"/>
+              </w:rPr>
+              <w:t xml:space="preserve">uniform-shell</w:t>
+            </w:r>
+          </w:p>
+        </w:tc>
+        <w:tc>
+          <w:tcPr>
+            <w:shd w:fill="EEF3F7"/>
+            <w:tcBorders>
+              <w:left w:val="nil"/>
+              <w:right w:val="nil"/>
+              <w:top w:val="nil"/>
+              <w:bottom w:val="single" w:sz="8" w:color="9FB0C2"/>
+            </w:tcBorders>
+            <w:vAlign w:val="center"/>
+          </w:tcPr>
+          <w:p>
+            <w:pPr>
+              <w:pStyle w:val="Compact"/>
+              <w:spacing w:before="0" w:after="20" w:line="240" w:lineRule="auto"/>
+              <w:jc w:val="center"/>
+              <w:suppressAutoHyphens/>
+              <w:keepNext w:val="0"/>
+              <w:keepLines/>
+              <w:widowControl w:val="1"/>
+            </w:pPr>
+            <w:r>
+              <w:rPr>
+                <w:rFonts w:ascii="Georgia" w:hAnsi="Georgia"/>
+                <w:b/>
+                <w:sz w:val="19"/>
+              </w:rPr>
+              <w:t xml:space="preserve">score-only</w:t>
+            </w:r>
+          </w:p>
+        </w:tc>
+        <w:tc>
+          <w:tcPr>
+            <w:shd w:fill="EEF3F7"/>
+            <w:tcBorders>
+              <w:left w:val="nil"/>
+              <w:right w:val="nil"/>
+              <w:top w:val="nil"/>
+              <w:bottom w:val="single" w:sz="8" w:color="9FB0C2"/>
+            </w:tcBorders>
+            <w:vAlign w:val="center"/>
+          </w:tcPr>
+          <w:p>
+            <w:pPr>
+              <w:pStyle w:val="Compact"/>
+              <w:spacing w:before="0" w:after="20" w:line="240" w:lineRule="auto"/>
+              <w:jc w:val="center"/>
+              <w:suppressAutoHyphens/>
+              <w:keepNext w:val="0"/>
+              <w:keepLines/>
+              <w:widowControl w:val="1"/>
+            </w:pPr>
+            <w:r>
+              <w:rPr>
+                <w:rFonts w:ascii="Georgia" w:hAnsi="Georgia"/>
+                <w:b/>
+                <w:sz w:val="19"/>
+              </w:rPr>
+              <w:t xml:space="preserve">variation-only</w:t>
+            </w:r>
+          </w:p>
+        </w:tc>
+        <w:tc>
+          <w:tcPr>
+            <w:shd w:fill="EEF3F7"/>
+            <w:tcBorders>
+              <w:left w:val="nil"/>
+              <w:right w:val="nil"/>
+              <w:top w:val="nil"/>
+              <w:bottom w:val="single" w:sz="8" w:color="9FB0C2"/>
+            </w:tcBorders>
+            <w:vAlign w:val="center"/>
+          </w:tcPr>
+          <w:p>
+            <w:pPr>
+              <w:pStyle w:val="Compact"/>
+              <w:spacing w:before="0" w:after="20" w:line="240" w:lineRule="auto"/>
+              <w:jc w:val="center"/>
+              <w:suppressAutoHyphens/>
+              <w:keepNext w:val="0"/>
+              <w:keepLines/>
+              <w:widowControl w:val="1"/>
+            </w:pPr>
+            <w:r>
+              <w:rPr>
+                <w:rFonts w:ascii="Georgia" w:hAnsi="Georgia"/>
+                <w:b/>
+                <w:sz w:val="19"/>
+              </w:rPr>
+              <w:t xml:space="preserve">combined</w:t>
+            </w:r>
+          </w:p>
+        </w:tc>
+      </w:tr>
+      <w:tr>
+        <w:tc>
+          <w:tcPr>
+            <w:tcBorders>
+              <w:left w:val="nil"/>
+              <w:right w:val="nil"/>
+              <w:top w:val="nil"/>
+              <w:bottom w:val="single" w:sz="4" w:color="D9E1E8"/>
+            </w:tcBorders>
+            <w:vAlign w:val="center"/>
+          </w:tcPr>
+          <w:p>
+            <w:pPr>
+              <w:pStyle w:val="Compact"/>
+              <w:spacing w:before="0" w:after="20" w:line="240" w:lineRule="auto"/>
+              <w:jc w:val="center"/>
+              <w:suppressAutoHyphens/>
+              <w:keepNext w:val="0"/>
+              <w:keepLines/>
+              <w:widowControl w:val="1"/>
+            </w:pPr>
+            <w:r>
+              <w:rPr>
+                <w:rFonts w:ascii="Georgia" w:hAnsi="Georgia"/>
+                <w:sz w:val="19"/>
+              </w:rPr>
+              <w:t xml:space="preserve">P1 smooth ensemble</w:t>
+            </w:r>
+          </w:p>
+        </w:tc>
+        <w:tc>
+          <w:tcPr>
+            <w:tcBorders>
+              <w:left w:val="nil"/>
+              <w:right w:val="nil"/>
+              <w:top w:val="nil"/>
+              <w:bottom w:val="single" w:sz="4" w:color="D9E1E8"/>
+            </w:tcBorders>
+            <w:vAlign w:val="center"/>
+          </w:tcPr>
+          <w:p>
+            <w:pPr>
+              <w:pStyle w:val="Compact"/>
+              <w:spacing w:before="0" w:after="20" w:line="240" w:lineRule="auto"/>
+              <w:jc w:val="center"/>
+              <w:suppressAutoHyphens/>
+              <w:keepNext w:val="0"/>
+              <w:keepLines/>
+              <w:widowControl w:val="1"/>
+            </w:pPr>
+            <m:oMath>
+              <m:r>
+                <m:t>0.17</m:t>
+              </m:r>
+            </m:oMath>
+          </w:p>
+        </w:tc>
+        <w:tc>
+          <w:tcPr>
+            <w:tcBorders>
+              <w:left w:val="nil"/>
+              <w:right w:val="nil"/>
+              <w:top w:val="nil"/>
+              <w:bottom w:val="single" w:sz="4" w:color="D9E1E8"/>
+            </w:tcBorders>
+            <w:vAlign w:val="center"/>
+          </w:tcPr>
+          <w:p>
+            <w:pPr>
+              <w:pStyle w:val="Compact"/>
+              <w:spacing w:before="0" w:after="20" w:line="240" w:lineRule="auto"/>
+              <w:jc w:val="center"/>
+              <w:suppressAutoHyphens/>
+              <w:keepNext w:val="0"/>
+              <w:keepLines/>
+              <w:widowControl w:val="1"/>
+            </w:pPr>
+            <m:oMath>
+              <m:r>
+                <m:t>0.33</m:t>
+              </m:r>
+            </m:oMath>
+          </w:p>
+        </w:tc>
+        <w:tc>
+          <w:tcPr>
+            <w:tcBorders>
+              <w:left w:val="nil"/>
+              <w:right w:val="nil"/>
+              <w:top w:val="nil"/>
+              <w:bottom w:val="single" w:sz="4" w:color="D9E1E8"/>
+            </w:tcBorders>
+            <w:vAlign w:val="center"/>
+          </w:tcPr>
+          <w:p>
+            <w:pPr>
+              <w:pStyle w:val="Compact"/>
+              <w:spacing w:before="0" w:after="20" w:line="240" w:lineRule="auto"/>
+              <w:jc w:val="center"/>
+              <w:suppressAutoHyphens/>
+              <w:keepNext w:val="0"/>
+              <w:keepLines/>
+              <w:widowControl w:val="1"/>
+            </w:pPr>
+            <m:oMath>
+              <m:r>
+                <m:rPr>
+                  <m:sty m:val="b"/>
+                </m:rPr>
+                <m:t>0.35</m:t>
+              </m:r>
+            </m:oMath>
+          </w:p>
+        </w:tc>
+        <w:tc>
+          <w:tcPr>
+            <w:tcBorders>
+              <w:left w:val="nil"/>
+              <w:right w:val="nil"/>
+              <w:top w:val="nil"/>
+              <w:bottom w:val="single" w:sz="4" w:color="D9E1E8"/>
+            </w:tcBorders>
+            <w:vAlign w:val="center"/>
+          </w:tcPr>
+          <w:p>
+            <w:pPr>
+              <w:pStyle w:val="Compact"/>
+              <w:spacing w:before="0" w:after="20" w:line="240" w:lineRule="auto"/>
+              <w:jc w:val="center"/>
+              <w:suppressAutoHyphens/>
+              <w:keepNext w:val="0"/>
+              <w:keepLines/>
+              <w:widowControl w:val="1"/>
+            </w:pPr>
+            <m:oMath>
+              <m:r>
+                <m:t>0.13</m:t>
+              </m:r>
+            </m:oMath>
+          </w:p>
+        </w:tc>
+        <w:tc>
+          <w:tcPr>
+            <w:tcBorders>
+              <w:left w:val="nil"/>
+              <w:right w:val="nil"/>
+              <w:top w:val="nil"/>
+              <w:bottom w:val="single" w:sz="4" w:color="D9E1E8"/>
+            </w:tcBorders>
+            <w:vAlign w:val="center"/>
+          </w:tcPr>
+          <w:p>
+            <w:pPr>
+              <w:pStyle w:val="Compact"/>
+              <w:spacing w:before="0" w:after="20" w:line="240" w:lineRule="auto"/>
+              <w:jc w:val="center"/>
+              <w:suppressAutoHyphens/>
+              <w:keepNext w:val="0"/>
+              <w:keepLines/>
+              <w:widowControl w:val="1"/>
+            </w:pPr>
+            <m:oMath>
+              <m:r>
+                <m:t>0.15</m:t>
+              </m:r>
+            </m:oMath>
+          </w:p>
+        </w:tc>
+      </w:tr>
+      <w:tr>
+        <w:tc>
+          <w:tcPr>
+            <w:tcBorders>
+              <w:left w:val="nil"/>
+              <w:right w:val="nil"/>
+              <w:top w:val="nil"/>
+              <w:bottom w:val="single" w:sz="4" w:color="D9E1E8"/>
+            </w:tcBorders>
+            <w:vAlign w:val="center"/>
+          </w:tcPr>
+          <w:p>
+            <w:pPr>
+              <w:pStyle w:val="Compact"/>
+              <w:spacing w:before="0" w:after="20" w:line="240" w:lineRule="auto"/>
+              <w:jc w:val="center"/>
+              <w:suppressAutoHyphens/>
+              <w:keepNext w:val="0"/>
+              <w:keepLines/>
+              <w:widowControl w:val="1"/>
+            </w:pPr>
+            <w:r>
+              <w:rPr>
+                <w:rFonts w:ascii="Georgia" w:hAnsi="Georgia"/>
+                <w:sz w:val="19"/>
+              </w:rPr>
+              <w:t xml:space="preserve">P2 gated ensemble</w:t>
+            </w:r>
+          </w:p>
+        </w:tc>
+        <w:tc>
+          <w:tcPr>
+            <w:tcBorders>
+              <w:left w:val="nil"/>
+              <w:right w:val="nil"/>
+              <w:top w:val="nil"/>
+              <w:bottom w:val="single" w:sz="4" w:color="D9E1E8"/>
+            </w:tcBorders>
+            <w:vAlign w:val="center"/>
+          </w:tcPr>
+          <w:p>
+            <w:pPr>
+              <w:pStyle w:val="Compact"/>
+              <w:spacing w:before="0" w:after="20" w:line="240" w:lineRule="auto"/>
+              <w:jc w:val="center"/>
+              <w:suppressAutoHyphens/>
+              <w:keepNext w:val="0"/>
+              <w:keepLines/>
+              <w:widowControl w:val="1"/>
+            </w:pPr>
+            <m:oMath>
+              <m:r>
+                <m:t>0.23</m:t>
+              </m:r>
+            </m:oMath>
+          </w:p>
+        </w:tc>
+        <w:tc>
+          <w:tcPr>
+            <w:tcBorders>
+              <w:left w:val="nil"/>
+              <w:right w:val="nil"/>
+              <w:top w:val="nil"/>
+              <w:bottom w:val="single" w:sz="4" w:color="D9E1E8"/>
+            </w:tcBorders>
+            <w:vAlign w:val="center"/>
+          </w:tcPr>
+          <w:p>
+            <w:pPr>
+              <w:pStyle w:val="Compact"/>
+              <w:spacing w:before="0" w:after="20" w:line="240" w:lineRule="auto"/>
+              <w:jc w:val="center"/>
+              <w:suppressAutoHyphens/>
+              <w:keepNext w:val="0"/>
+              <w:keepLines/>
+              <w:widowControl w:val="1"/>
+            </w:pPr>
+            <m:oMath>
+              <m:r>
+                <m:t>0.31</m:t>
+              </m:r>
+            </m:oMath>
+          </w:p>
+        </w:tc>
+        <w:tc>
+          <w:tcPr>
+            <w:tcBorders>
+              <w:left w:val="nil"/>
+              <w:right w:val="nil"/>
+              <w:top w:val="nil"/>
+              <w:bottom w:val="single" w:sz="4" w:color="D9E1E8"/>
+            </w:tcBorders>
+            <w:vAlign w:val="center"/>
+          </w:tcPr>
+          <w:p>
+            <w:pPr>
+              <w:pStyle w:val="Compact"/>
+              <w:spacing w:before="0" w:after="20" w:line="240" w:lineRule="auto"/>
+              <w:jc w:val="center"/>
+              <w:suppressAutoHyphens/>
+              <w:keepNext w:val="0"/>
+              <w:keepLines/>
+              <w:widowControl w:val="1"/>
+            </w:pPr>
+            <m:oMath>
+              <m:r>
+                <m:rPr>
+                  <m:sty m:val="b"/>
+                </m:rPr>
+                <m:t>0.33</m:t>
+              </m:r>
+            </m:oMath>
+          </w:p>
+        </w:tc>
+        <w:tc>
+          <w:tcPr>
+            <w:tcBorders>
+              <w:left w:val="nil"/>
+              <w:right w:val="nil"/>
+              <w:top w:val="nil"/>
+              <w:bottom w:val="single" w:sz="4" w:color="D9E1E8"/>
+            </w:tcBorders>
+            <w:vAlign w:val="center"/>
+          </w:tcPr>
+          <w:p>
+            <w:pPr>
+              <w:pStyle w:val="Compact"/>
+              <w:spacing w:before="0" w:after="20" w:line="240" w:lineRule="auto"/>
+              <w:jc w:val="center"/>
+              <w:suppressAutoHyphens/>
+              <w:keepNext w:val="0"/>
+              <w:keepLines/>
+              <w:widowControl w:val="1"/>
+            </w:pPr>
+            <m:oMath>
+              <m:r>
+                <m:t>0.09</m:t>
+              </m:r>
+            </m:oMath>
+          </w:p>
+        </w:tc>
+        <w:tc>
+          <w:tcPr>
+            <w:tcBorders>
+              <w:left w:val="nil"/>
+              <w:right w:val="nil"/>
+              <w:top w:val="nil"/>
+              <w:bottom w:val="single" w:sz="4" w:color="D9E1E8"/>
+            </w:tcBorders>
+            <w:vAlign w:val="center"/>
+          </w:tcPr>
+          <w:p>
+            <w:pPr>
+              <w:pStyle w:val="Compact"/>
+              <w:spacing w:before="0" w:after="20" w:line="240" w:lineRule="auto"/>
+              <w:jc w:val="center"/>
+              <w:suppressAutoHyphens/>
+              <w:keepNext w:val="0"/>
+              <w:keepLines/>
+              <w:widowControl w:val="1"/>
+            </w:pPr>
+            <m:oMath>
+              <m:r>
+                <m:t>0.28</m:t>
+              </m:r>
+            </m:oMath>
+          </w:p>
+        </w:tc>
+      </w:tr>
+      <w:tr>
+        <w:tc>
+          <w:tcPr>
+            <w:tcBorders>
+              <w:left w:val="nil"/>
+              <w:right w:val="nil"/>
+              <w:top w:val="nil"/>
+              <w:bottom w:val="nil"/>
+            </w:tcBorders>
+            <w:vAlign w:val="center"/>
+          </w:tcPr>
+          <w:p>
+            <w:pPr>
+              <w:pStyle w:val="Compact"/>
+              <w:spacing w:before="0" w:after="20" w:line="240" w:lineRule="auto"/>
+              <w:jc w:val="center"/>
+              <w:suppressAutoHyphens/>
+              <w:keepNext w:val="0"/>
+              <w:keepLines/>
+              <w:widowControl w:val="1"/>
+            </w:pPr>
+            <w:r>
+              <w:rPr>
+                <w:rFonts w:ascii="Georgia" w:hAnsi="Georgia"/>
+                <w:sz w:val="19"/>
+              </w:rPr>
+              <w:t xml:space="preserve">P3 non-smooth (max)</w:t>
+            </w:r>
+          </w:p>
+        </w:tc>
+        <w:tc>
+          <w:tcPr>
+            <w:tcBorders>
+              <w:left w:val="nil"/>
+              <w:right w:val="nil"/>
+              <w:top w:val="nil"/>
+              <w:bottom w:val="nil"/>
+            </w:tcBorders>
+            <w:vAlign w:val="center"/>
+          </w:tcPr>
+          <w:p>
+            <w:pPr>
+              <w:pStyle w:val="Compact"/>
+              <w:spacing w:before="0" w:after="20" w:line="240" w:lineRule="auto"/>
+              <w:jc w:val="center"/>
+              <w:suppressAutoHyphens/>
+              <w:keepNext w:val="0"/>
+              <w:keepLines/>
+              <w:widowControl w:val="1"/>
+            </w:pPr>
+            <m:oMath>
+              <m:r>
+                <m:t>0.10</m:t>
+              </m:r>
+            </m:oMath>
+          </w:p>
+        </w:tc>
+        <w:tc>
+          <w:tcPr>
+            <w:tcBorders>
+              <w:left w:val="nil"/>
+              <w:right w:val="nil"/>
+              <w:top w:val="nil"/>
+              <w:bottom w:val="nil"/>
+            </w:tcBorders>
+            <w:vAlign w:val="center"/>
+          </w:tcPr>
+          <w:p>
+            <w:pPr>
+              <w:pStyle w:val="Compact"/>
+              <w:spacing w:before="0" w:after="20" w:line="240" w:lineRule="auto"/>
+              <w:jc w:val="center"/>
+              <w:suppressAutoHyphens/>
+              <w:keepNext w:val="0"/>
+              <w:keepLines/>
+              <w:widowControl w:val="1"/>
+            </w:pPr>
+            <m:oMath>
+              <m:r>
+                <m:t>0.18</m:t>
+              </m:r>
+            </m:oMath>
+          </w:p>
+        </w:tc>
+        <w:tc>
+          <w:tcPr>
+            <w:tcBorders>
+              <w:left w:val="nil"/>
+              <w:right w:val="nil"/>
+              <w:top w:val="nil"/>
+              <w:bottom w:val="nil"/>
+            </w:tcBorders>
+            <w:vAlign w:val="center"/>
+          </w:tcPr>
+          <w:p>
+            <w:pPr>
+              <w:pStyle w:val="Compact"/>
+              <w:spacing w:before="0" w:after="20" w:line="240" w:lineRule="auto"/>
+              <w:jc w:val="center"/>
+              <w:suppressAutoHyphens/>
+              <w:keepNext w:val="0"/>
+              <w:keepLines/>
+              <w:widowControl w:val="1"/>
+            </w:pPr>
+            <m:oMath>
+              <m:r>
+                <m:rPr>
+                  <m:sty m:val="b"/>
+                </m:rPr>
+                <m:t>0.19</m:t>
+              </m:r>
+            </m:oMath>
+          </w:p>
+        </w:tc>
+        <w:tc>
+          <w:tcPr>
+            <w:tcBorders>
+              <w:left w:val="nil"/>
+              <w:right w:val="nil"/>
+              <w:top w:val="nil"/>
+              <w:bottom w:val="nil"/>
+            </w:tcBorders>
+            <w:vAlign w:val="center"/>
+          </w:tcPr>
+          <w:p>
+            <w:pPr>
+              <w:pStyle w:val="Compact"/>
+              <w:spacing w:before="0" w:after="20" w:line="240" w:lineRule="auto"/>
+              <w:jc w:val="center"/>
+              <w:suppressAutoHyphens/>
+              <w:keepNext w:val="0"/>
+              <w:keepLines/>
+              <w:widowControl w:val="1"/>
+            </w:pPr>
+            <m:oMath>
+              <m:r>
+                <m:t>0.08</m:t>
+              </m:r>
+            </m:oMath>
+          </w:p>
+        </w:tc>
+        <w:tc>
+          <w:tcPr>
+            <w:tcBorders>
+              <w:left w:val="nil"/>
+              <w:right w:val="nil"/>
+              <w:top w:val="nil"/>
+              <w:bottom w:val="nil"/>
+            </w:tcBorders>
+            <w:vAlign w:val="center"/>
+          </w:tcPr>
+          <w:p>
+            <w:pPr>
+              <w:pStyle w:val="Compact"/>
+              <w:spacing w:before="0" w:after="20" w:line="240" w:lineRule="auto"/>
+              <w:jc w:val="center"/>
+              <w:suppressAutoHyphens/>
+              <w:keepNext w:val="0"/>
+              <w:keepLines/>
+              <w:widowControl w:val="1"/>
+            </w:pPr>
+            <m:oMath>
+              <m:r>
+                <m:t>0.11</m:t>
+              </m:r>
+            </m:oMath>
+          </w:p>
+        </w:tc>
+      </w:tr>
+    </w:tbl>
+    <w:p>
+      <w:pPr>
+        <w:pStyle w:val="BodyText"/>
+        <w:spacing w:before="240"/>
+        <w:jc w:val="both"/>
+        <w:keepNext w:val="0"/>
+        <w:keepLines w:val="0"/>
+        <w:widowControl w:val="1"/>
+      </w:pPr>
+      <w:r>
+        <w:t xml:space="preserve">Two honest observations. First,</w:t>
+      </w:r>
+      <w:r>
+        <w:t xml:space="preserve"> </w:t>
+      </w:r>
+      <w:r>
+        <w:rPr>
+          <w:b/>
+          <w:bCs/>
+        </w:rPr>
+        <w:t xml:space="preserve">shell placement helps every composite pipeline</w:t>
+      </w:r>
+      <w:r>
+        <w:t xml:space="preserve"> </w:t>
+      </w:r>
+      <w:r>
+        <w:t xml:space="preserve">(</w:t>
+      </w:r>
+      <m:oMath>
+        <m:r>
+          <m:rPr>
+            <m:sty m:val="p"/>
+          </m:rPr>
+          <m:t>+</m:t>
+        </m:r>
+        <m:r>
+          <m:t>0.08</m:t>
+        </m:r>
+      </m:oMath>
+      <w:r>
+        <w:t xml:space="preserve"> </w:t>
+      </w:r>
+      <w:r>
+        <w:t xml:space="preserve">to</w:t>
+      </w:r>
+      <w:r>
+        <w:t xml:space="preserve"> </w:t>
+      </w:r>
+      <m:oMath>
+        <m:r>
+          <m:rPr>
+            <m:sty m:val="p"/>
+          </m:rPr>
+          <m:t>+</m:t>
+        </m:r>
+        <m:r>
+          <m:t>0.16</m:t>
+        </m:r>
+      </m:oMath>
+      <w:r>
+        <w:t xml:space="preserve"> </w:t>
+      </w:r>
+      <w:r>
+        <w:t xml:space="preserve">over normals-only), so the main lever holds for real fused teachers. Second, and more soberly,</w:t>
+      </w:r>
+      <w:r>
+        <w:t xml:space="preserve"> </w:t>
+      </w:r>
+      <w:r>
+        <w:rPr>
+          <w:b/>
+          <w:bCs/>
+        </w:rPr>
+        <w:t xml:space="preserve">composite pipelines are much harder to reproduce than single detectors</w:t>
+      </w:r>
+      <w:r>
+        <w:t xml:space="preserve">: fidelity tops out near</w:t>
+      </w:r>
+      <w:r>
+        <w:t xml:space="preserve"> </w:t>
+      </w:r>
+      <m:oMath>
+        <m:r>
+          <m:t>0.35</m:t>
+        </m:r>
+      </m:oMath>
+      <w:r>
+        <w:t xml:space="preserve"> </w:t>
+      </w:r>
+      <w:r>
+        <w:t xml:space="preserve">(versus</w:t>
+      </w:r>
+      <w:r>
+        <w:t xml:space="preserve"> </w:t>
+      </w:r>
+      <m:oMath>
+        <m:r>
+          <m:t>0.9</m:t>
+        </m:r>
+        <m:r>
+          <m:rPr>
+            <m:sty m:val="p"/>
+          </m:rPr>
+          <m:t>+</m:t>
+        </m:r>
+      </m:oMath>
+      <w:r>
+        <w:t xml:space="preserve"> </w:t>
+      </w:r>
+      <w:r>
+        <w:t xml:space="preserve">for the single-detector spectrum), the variation term is counterproductive on these complex surfaces (so score-only or uniform-shell is the right choice, not the combined sampler), and a student-width sweep to 128 hidden units improves fidelity only marginally (P1</w:t>
+      </w:r>
+      <w:r>
+        <w:t xml:space="preserve"> </w:t>
+      </w:r>
+      <m:oMath>
+        <m:r>
+          <m:t>0.32</m:t>
+        </m:r>
+        <m:r>
+          <m:rPr>
+            <m:sty m:val="p"/>
+          </m:rPr>
+          <m:t>→</m:t>
+        </m:r>
+        <m:r>
+          <m:t>0.38</m:t>
+        </m:r>
+      </m:oMath>
+      <w:r>
+        <w:t xml:space="preserve">, P3</w:t>
+      </w:r>
+      <w:r>
+        <w:t xml:space="preserve"> </w:t>
+      </w:r>
+      <m:oMath>
+        <m:r>
+          <m:t>0.15</m:t>
+        </m:r>
+        <m:r>
+          <m:rPr>
+            <m:sty m:val="p"/>
+          </m:rPr>
+          <m:t>→</m:t>
+        </m:r>
+        <m:r>
+          <m:t>0.16</m:t>
+        </m:r>
+      </m:oMath>
+      <w:r>
+        <w:t xml:space="preserve">). So the difficulty is not simply capacity that a wider student resolves; genuine multi-stage fusion surfaces are hard for a compact student to reproduce with high fidelity under any of the samplers we tested. We report this as a limitation: the method's strong fidelity is on single detectors and controlled manifolds, and high-fidelity reproduction of real composite pipelines is an open problem where shell placement gives a modest, reliable lift but not a solution.</w:t>
+      </w:r>
+    </w:p>
+    <w:bookmarkEnd w:id="39"/>
+    <w:bookmarkEnd w:id="40"/>
+    <w:bookmarkStart w:id="42" w:name="Xaa41b10cc6ea992ae291d3c205d2ba26cb494fd"/>
+    <w:p>
+      <w:pPr>
+        <w:pStyle w:val="Heading2"/>
+        <w:keepNext/>
+        <w:keepLines/>
+        <w:widowControl w:val="1"/>
+      </w:pPr>
+      <w:r>
+        <w:t xml:space="preserve">7. Discussion</w:t>
+      </w:r>
+    </w:p>
+    <w:p>
+      <w:pPr>
+        <w:pStyle w:val="FirstParagraph"/>
+        <w:jc w:val="both"/>
+        <w:keepNext w:val="0"/>
+        <w:keepLines w:val="0"/>
+        <w:widowControl w:val="1"/>
+      </w:pPr>
+      <w:r>
+        <w:t xml:space="preserve">The practical recommendation is compact, and the accumulated evidence narrows it:</w:t>
+      </w:r>
+      <w:r>
+        <w:t xml:space="preserve"> </w:t>
+      </w:r>
+      <w:r>
+        <w:rPr>
+          <w:b/>
+          <w:bCs/>
+        </w:rPr>
+        <w:t xml:space="preserve">spend the query budget in the low-density shell.</w:t>
+      </w:r>
+      <w:r>
+        <w:t xml:space="preserve"> </w:t>
+      </w:r>
+      <w:r>
+        <w:t xml:space="preserve">Placing queries in the shell rather than on the manifold or in the far field is the dominant lever, and it is robust — it lifts fidelity for every teacher, across dimension (§6.5) and on composite pipelines (§6.6). Within-shell importance weighting is a much narrower tool. The</w:t>
+      </w:r>
+      <w:r>
+        <w:t xml:space="preserve"> </w:t>
+      </w:r>
+      <w:r>
+        <w:rPr>
+          <w:i/>
+          <w:iCs/>
+        </w:rPr>
+        <w:t xml:space="preserve">score</w:t>
+      </w:r>
+      <w:r>
+        <w:t xml:space="preserve"> </w:t>
+      </w:r>
+      <w:r>
+        <w:t xml:space="preserve">signal is a safe, sometimes helpful weighting. The</w:t>
+      </w:r>
+      <w:r>
+        <w:t xml:space="preserve"> </w:t>
+      </w:r>
+      <w:r>
+        <w:rPr>
+          <w:i/>
+          <w:iCs/>
+        </w:rPr>
+        <w:t xml:space="preserve">local-variation</w:t>
+      </w:r>
+      <w:r>
+        <w:t xml:space="preserve"> </w:t>
+      </w:r>
+      <w:r>
+        <w:t xml:space="preserve">signal helps in exactly one regime — a saturating single detector in low dimension (the two-dimensional one-class SVM, §6.1) — and is neutral in higher dimension and actively harmful on composite fusion surfaces (§6.5–6.6), where it should not be used. So a uniform draw from the shell, optionally weighted toward high pipeline score, is the reliable default; the equal score/variation mixture is worth its extra evaluations only when the pipeline is a low-dimensional saturating detector.</w:t>
       </w:r>
     </w:p>
     <w:p>
@@ -8887,7 +9949,7 @@
         <w:t xml:space="preserve">Two boundaries frame the contribution. When the pipeline's off-manifold surface is sharp enough (the non-smooth fusion), reproduction becomes capacity-limited rather than placement-limited, and a larger student is needed (§6.4); the radial diagnostic describes the pipeline's shape but does not by itself certify (un)distillability. And on real high-dimensional data, coarse detection is already served by trivial baselines while fine-fidelity reproduction is unresolved. The present contribution is therefore a focused methods-and-analysis result on where a query budget should go, demonstrated on two-dimensional geometry and a teacher spectrum, not a solved high-dimensional deployment pipeline.</w:t>
       </w:r>
     </w:p>
-    <w:bookmarkStart w:id="40" w:name="X91878762e610be578531248211c370528dea924"/>
+    <w:bookmarkStart w:id="41" w:name="X91878762e610be578531248211c370528dea924"/>
     <w:p>
       <w:pPr>
         <w:pStyle w:val="Heading3"/>
@@ -8985,9 +10047,9 @@
         <w:t xml:space="preserve">Training a surrogate from blackbox scores is technically adjacent to unauthorized model extraction. The intended use here is authorized compression of a pipeline whose owner can query the deployed system but wishes to run a lighter model on an edge target; we evaluate only locally controlled teachers and public benchmarks, and target no proprietary service. Providers for whom pipeline functionality is sensitive can mitigate unauthorized cloning through authentication, rate limits, and monitoring of high-volume synthetic querying.</w:t>
       </w:r>
     </w:p>
-    <w:bookmarkEnd w:id="40"/>
     <w:bookmarkEnd w:id="41"/>
-    <w:bookmarkStart w:id="42" w:name="X068cadce569253993d0037f110a97f237619c0f"/>
+    <w:bookmarkEnd w:id="42"/>
+    <w:bookmarkStart w:id="43" w:name="X068cadce569253993d0037f110a97f237619c0f"/>
     <w:p>
       <w:pPr>
         <w:pStyle w:val="Heading2"/>
@@ -9008,11 +10070,31 @@
         <w:widowControl w:val="1"/>
       </w:pPr>
       <w:r>
-        <w:t xml:space="preserve">Distilling a blackbox unsupervised anomaly pipeline with only normal data is a query-placement problem. The informative queries sit in the low-density shell just off the normal manifold: placing a query budget there, rather than on the manifold or in the far field, is the dominant lever and recovers most of the fidelity a small student can reach. Within the shell, importance weighting by pipeline score and local score variation adds a targeted gain for saturating pipelines, where a uniform shell draw leaves the boundary structure under-sampled; for monotone and growing detectors uniform-shell sampling is already competitive. On controlled manifolds up to ambient dimension 64, the placement effect is what carries over: a normal-data-defined shell keeps beating normals-only as dimension grows, even as absolute fidelity falls and the within-shell weighting ceases to help. A non-smooth fusion pipeline stays hard even as the student is widened, marking the boundary between placement-limited and capacity-limited reproduction. The open frontier is fine-fidelity distillation in high dimensions and on real composite pipelines at matched query budgets; we release all code, data, and results.</w:t>
+        <w:t xml:space="preserve">Distilling a blackbox unsupervised anomaly pipeline with only normal data is a query-placement problem. The informative queries sit in the low-density shell just off the normal manifold: placing a query budget there, rather than on the manifold or in the far field, is the dominant lever and recovers most of the fidelity a small student can reach. Within the shell, importance weighting by pipeline score and local score variation adds a targeted gain for saturating pipelines, where a uniform shell draw leaves the boundary structure under-sampled; for monotone and growing detectors uniform-shell sampling is already competitive. The placement effect is what carries over across dimension (up to</w:t>
+      </w:r>
+      <w:r>
+        <w:t xml:space="preserve"> </w:t>
+      </w:r>
+      <m:oMath>
+        <m:r>
+          <m:t>d</m:t>
+        </m:r>
+        <m:r>
+          <m:rPr>
+            <m:sty m:val="p"/>
+          </m:rPr>
+          <m:t>=</m:t>
+        </m:r>
+        <m:r>
+          <m:t>64</m:t>
+        </m:r>
+      </m:oMath>
+      <w:r>
+        <w:t xml:space="preserve">) and to genuine composite pipelines: a normal-data-defined shell keeps beating normals-only, even as absolute fidelity falls and the within-shell variation weighting ceases to help. That weighting is a narrow, low-dimensional refinement useful for saturating single detectors and counterproductive on fused surfaces. Composite pipelines stay hard to reproduce with a compact student regardless of width, marking the open frontier: high-fidelity distillation of real fused pipelines, in high dimension, at matched query budgets. We release all code, data, and results.</w:t>
       </w:r>
     </w:p>
-    <w:bookmarkEnd w:id="42"/>
-    <w:bookmarkStart w:id="43" w:name="references"/>
+    <w:bookmarkEnd w:id="43"/>
+    <w:bookmarkStart w:id="44" w:name="references"/>
     <w:p>
       <w:pPr>
         <w:pStyle w:val="ReferencesHeading"/>
@@ -10394,8 +11476,8 @@
         <w:t xml:space="preserve">KDD.</w:t>
       </w:r>
     </w:p>
-    <w:bookmarkEnd w:id="43"/>
-    <w:bookmarkStart w:id="44" w:name="appendix-a-samplers-and-query-complexity"/>
+    <w:bookmarkEnd w:id="44"/>
+    <w:bookmarkStart w:id="45" w:name="appendix-a-samplers-and-query-complexity"/>
     <w:p>
       <w:pPr>
         <w:pStyle w:val="Heading2"/>
@@ -12206,8 +13288,8 @@
         <w:t xml:space="preserve">) pulls chains that stray too far back toward the manifold; a per-chain projection radius drawn log-uniformly lets some chains reach farther into the shell than others. This gives fidelity comparable to the importance-weighted sampler on the teachers we tested; the importance-weighted form is simpler and needs no step-size tuning, so it is used for the spectrum comparison of §6.1.</w:t>
       </w:r>
     </w:p>
-    <w:bookmarkEnd w:id="44"/>
-    <w:bookmarkStart w:id="45" w:name="appendix-b-reproduction"/>
+    <w:bookmarkEnd w:id="45"/>
+    <w:bookmarkStart w:id="46" w:name="appendix-b-reproduction"/>
     <w:p>
       <w:pPr>
         <w:pStyle w:val="Heading2"/>
@@ -12276,8 +13358,8 @@
         <w:t xml:space="preserve">). The shell sampler, the local-variation estimators, and the radial diagnostic are single functions; the coordinate finite differences are batched into one pipeline-scoring pass per step. The repository records per-seed results and the command for every table and figure at https://github.com/ApartsinProjects/PipelineDistil (to be anonymized for review).</w:t>
       </w:r>
     </w:p>
-    <w:bookmarkEnd w:id="45"/>
     <w:bookmarkEnd w:id="46"/>
+    <w:bookmarkEnd w:id="47"/>
     <w:sectPr>
       <w:footerReference w:type="default" r:id="rId10"/>
       <w:pgSz w:h="15840" w:w="12240"/>

--- a/paper.docx
+++ b/paper.docx
@@ -19,7 +19,7 @@
         </w:r>
       </w:hyperlink>
     </w:p>
-    <w:bookmarkStart w:id="47" w:name="X18dd8870020ebc13261f1a93b31b2e8672cfcab"/>
+    <w:bookmarkStart w:id="50" w:name="X18dd8870020ebc13261f1a93b31b2e8672cfcab"/>
     <w:p>
       <w:pPr>
         <w:pStyle w:val="Title"/>
@@ -376,7 +376,47 @@
         <w:t xml:space="preserve"> </w:t>
       </w:r>
       <w:r>
-        <w:t xml:space="preserve">coordinate one. On three genuine composite pipelines (including Isolation Forest and a gated ensemble), shell placement again gives a reliable lift, but reproduction fidelity is much lower than for single detectors and barely improves with a wider student, so high-fidelity distillation of real fused pipelines remains open. The robust, dimension- and pipeline-spanning finding is shell</w:t>
+        <w:t xml:space="preserve">coordinate one. On ten real tabular anomaly datasets distilled from an autoencoder teacher, shell placement gives a statistically detectable fidelity lift over normals-only (</w:t>
+      </w:r>
+      <m:oMath>
+        <m:r>
+          <m:t>8</m:t>
+        </m:r>
+        <m:r>
+          <m:rPr>
+            <m:sty m:val="p"/>
+          </m:rPr>
+          <m:t>/</m:t>
+        </m:r>
+        <m:r>
+          <m:t>10</m:t>
+        </m:r>
+      </m:oMath>
+      <w:r>
+        <w:t xml:space="preserve"> </w:t>
+      </w:r>
+      <w:r>
+        <w:t xml:space="preserve">datasets, paired Wilcoxon</w:t>
+      </w:r>
+      <w:r>
+        <w:t xml:space="preserve"> </w:t>
+      </w:r>
+      <m:oMath>
+        <m:r>
+          <m:t>p</m:t>
+        </m:r>
+        <m:r>
+          <m:rPr>
+            <m:sty m:val="p"/>
+          </m:rPr>
+          <m:t>≈</m:t>
+        </m:r>
+        <m:r>
+          <m:t>0.05</m:t>
+        </m:r>
+      </m:oMath>
+      <w:r>
+        <w:t xml:space="preserve">). On three genuine composite pipelines (including Isolation Forest and a gated ensemble) shell placement again lifts fidelity, but absolute reproduction is much lower than for single detectors and barely improves with a wider student, so high-fidelity distillation of real fused pipelines remains open. The robust, dimension- and pipeline-spanning finding is shell</w:t>
       </w:r>
       <w:r>
         <w:t xml:space="preserve"> </w:t>
@@ -389,7 +429,7 @@
         <w:t xml:space="preserve">placement</w:t>
       </w:r>
       <w:r>
-        <w:t xml:space="preserve">; within-shell weighting is a narrower, low-dimensional refinement. All code and results are open-source.</w:t>
+        <w:t xml:space="preserve">; within-shell variation weighting is a narrower, low-dimensional refinement. All code and results are open-source.</w:t>
       </w:r>
     </w:p>
     <w:bookmarkEnd w:id="10"/>
@@ -4273,7 +4313,7 @@
       </w:r>
     </w:p>
     <w:bookmarkEnd w:id="24"/>
-    <w:bookmarkStart w:id="40" w:name="Xb84024f831f54dd6cf41fa7512b2dfdd301b0cb"/>
+    <w:bookmarkStart w:id="43" w:name="Xb84024f831f54dd6cf41fa7512b2dfdd301b0cb"/>
     <w:p>
       <w:pPr>
         <w:pStyle w:val="Heading2"/>
@@ -7837,7 +7877,7 @@
       </w:r>
     </w:p>
     <w:bookmarkEnd w:id="34"/>
-    <w:bookmarkStart w:id="38" w:name="Xaa7280be5b5394f721050cf10833d0332d1f796"/>
+    <w:bookmarkStart w:id="41" w:name="Xaa7280be5b5394f721050cf10833d0332d1f796"/>
     <w:p>
       <w:pPr>
         <w:pStyle w:val="Heading3"/>
@@ -8750,14 +8790,1727 @@
         <w:t xml:space="preserve"> </w:t>
       </w:r>
       <w:r>
-        <w:t xml:space="preserve">On three real datasets (shuttle</w:t>
+        <w:t xml:space="preserve">We run the same protocol on ten real ADBench datasets (dimension</w:t>
       </w:r>
       <w:r>
         <w:t xml:space="preserve"> </w:t>
       </w:r>
       <m:oMath>
         <m:r>
-          <m:t>d</m:t>
+          <m:t>6</m:t>
+        </m:r>
+      </m:oMath>
+      <w:r>
+        <w:t xml:space="preserve">–</w:t>
+      </w:r>
+      <m:oMath>
+        <m:r>
+          <m:t>64</m:t>
+        </m:r>
+      </m:oMath>
+      <w:r>
+        <w:t xml:space="preserve">), distilling an autoencoder teacher fit on each dataset's normal split, with the shell defined from those normals only and the labeled anomalies held out for evaluation. Student-teacher fidelity over 5 seeds:</w:t>
+      </w:r>
+    </w:p>
+    <w:tbl>
+      <w:tblPr>
+        <w:tblStyle w:val="Table"/>
+        <w:tblW w:type="pct" w:w="5000"/>
+        <w:jc w:val="center"/>
+        <w:tblLook w:firstRow="1" w:lastRow="0" w:firstColumn="0" w:lastColumn="0" w:noHBand="0" w:noVBand="0" w:val="0020"/>
+        <w:tblLayout w:type="autofit"/>
+        <w:tblBorders>
+          <w:top w:val="single" w:sz="10" w:color="4F6272"/>
+          <w:bottom w:val="single" w:sz="10" w:color="4F6272"/>
+          <w:insideH w:val="single" w:sz="5" w:color="9FB0C2"/>
+          <w:left w:val="single" w:sz="6" w:color="9FB0C2"/>
+          <w:right w:val="single" w:sz="6" w:color="9FB0C2"/>
+          <w:insideV w:val="single" w:sz="5" w:color="D9E1E8"/>
+        </w:tblBorders>
+      </w:tblPr>
+      <w:tblGrid>
+        <w:gridCol w:w="1584"/>
+        <w:gridCol w:w="1584"/>
+        <w:gridCol w:w="1584"/>
+        <w:gridCol w:w="1584"/>
+        <w:gridCol w:w="1584"/>
+      </w:tblGrid>
+      <w:tr>
+        <w:trPr>
+          <w:tblHeader w:val="on"/>
+        </w:trPr>
+        <w:tc>
+          <w:tcPr>
+            <w:shd w:fill="EEF3F7"/>
+            <w:tcBorders>
+              <w:left w:val="nil"/>
+              <w:right w:val="nil"/>
+              <w:top w:val="nil"/>
+              <w:bottom w:val="single" w:sz="8" w:color="9FB0C2"/>
+            </w:tcBorders>
+            <w:vAlign w:val="center"/>
+          </w:tcPr>
+          <w:p>
+            <w:pPr>
+              <w:pStyle w:val="Compact"/>
+              <w:spacing w:before="0" w:after="20" w:line="240" w:lineRule="auto"/>
+              <w:jc w:val="center"/>
+              <w:suppressAutoHyphens/>
+              <w:keepNext w:val="0"/>
+              <w:keepLines/>
+              <w:widowControl w:val="1"/>
+            </w:pPr>
+            <w:r>
+              <w:rPr>
+                <w:rFonts w:ascii="Georgia" w:hAnsi="Georgia"/>
+                <w:b/>
+                <w:sz w:val="19"/>
+              </w:rPr>
+              <w:t xml:space="preserve">Dataset</w:t>
+            </w:r>
+          </w:p>
+        </w:tc>
+        <w:tc>
+          <w:tcPr>
+            <w:shd w:fill="EEF3F7"/>
+            <w:tcBorders>
+              <w:left w:val="nil"/>
+              <w:right w:val="nil"/>
+              <w:top w:val="nil"/>
+              <w:bottom w:val="single" w:sz="8" w:color="9FB0C2"/>
+            </w:tcBorders>
+            <w:vAlign w:val="center"/>
+          </w:tcPr>
+          <w:p>
+            <w:pPr>
+              <w:pStyle w:val="Compact"/>
+              <w:spacing w:before="0" w:after="20" w:line="240" w:lineRule="auto"/>
+              <w:jc w:val="center"/>
+              <w:suppressAutoHyphens/>
+              <w:keepNext w:val="0"/>
+              <w:keepLines/>
+              <w:widowControl w:val="1"/>
+            </w:pPr>
+            <m:oMath>
+              <m:r>
+                <m:t>d</m:t>
+              </m:r>
+            </m:oMath>
+          </w:p>
+        </w:tc>
+        <w:tc>
+          <w:tcPr>
+            <w:shd w:fill="EEF3F7"/>
+            <w:tcBorders>
+              <w:left w:val="nil"/>
+              <w:right w:val="nil"/>
+              <w:top w:val="nil"/>
+              <w:bottom w:val="single" w:sz="8" w:color="9FB0C2"/>
+            </w:tcBorders>
+            <w:vAlign w:val="center"/>
+          </w:tcPr>
+          <w:p>
+            <w:pPr>
+              <w:pStyle w:val="Compact"/>
+              <w:spacing w:before="0" w:after="20" w:line="240" w:lineRule="auto"/>
+              <w:jc w:val="center"/>
+              <w:suppressAutoHyphens/>
+              <w:keepNext w:val="0"/>
+              <w:keepLines/>
+              <w:widowControl w:val="1"/>
+            </w:pPr>
+            <w:r>
+              <w:rPr>
+                <w:rFonts w:ascii="Georgia" w:hAnsi="Georgia"/>
+                <w:b/>
+                <w:sz w:val="19"/>
+              </w:rPr>
+              <w:t xml:space="preserve">normals-only</w:t>
+            </w:r>
+          </w:p>
+        </w:tc>
+        <w:tc>
+          <w:tcPr>
+            <w:shd w:fill="EEF3F7"/>
+            <w:tcBorders>
+              <w:left w:val="nil"/>
+              <w:right w:val="nil"/>
+              <w:top w:val="nil"/>
+              <w:bottom w:val="single" w:sz="8" w:color="9FB0C2"/>
+            </w:tcBorders>
+            <w:vAlign w:val="center"/>
+          </w:tcPr>
+          <w:p>
+            <w:pPr>
+              <w:pStyle w:val="Compact"/>
+              <w:spacing w:before="0" w:after="20" w:line="240" w:lineRule="auto"/>
+              <w:jc w:val="center"/>
+              <w:suppressAutoHyphens/>
+              <w:keepNext w:val="0"/>
+              <w:keepLines/>
+              <w:widowControl w:val="1"/>
+            </w:pPr>
+            <w:r>
+              <w:rPr>
+                <w:rFonts w:ascii="Georgia" w:hAnsi="Georgia"/>
+                <w:b/>
+                <w:sz w:val="19"/>
+              </w:rPr>
+              <w:t xml:space="preserve">uniform-shell</w:t>
+            </w:r>
+          </w:p>
+        </w:tc>
+        <w:tc>
+          <w:tcPr>
+            <w:shd w:fill="EEF3F7"/>
+            <w:tcBorders>
+              <w:left w:val="nil"/>
+              <w:right w:val="nil"/>
+              <w:top w:val="nil"/>
+              <w:bottom w:val="single" w:sz="8" w:color="9FB0C2"/>
+            </w:tcBorders>
+            <w:vAlign w:val="center"/>
+          </w:tcPr>
+          <w:p>
+            <w:pPr>
+              <w:pStyle w:val="Compact"/>
+              <w:spacing w:before="0" w:after="20" w:line="240" w:lineRule="auto"/>
+              <w:jc w:val="center"/>
+              <w:suppressAutoHyphens/>
+              <w:keepNext w:val="0"/>
+              <w:keepLines/>
+              <w:widowControl w:val="1"/>
+            </w:pPr>
+            <w:r>
+              <w:rPr>
+                <w:rFonts w:ascii="Georgia" w:hAnsi="Georgia"/>
+                <w:b/>
+                <w:sz w:val="19"/>
+              </w:rPr>
+              <w:t xml:space="preserve">score-shell</w:t>
+            </w:r>
+          </w:p>
+        </w:tc>
+      </w:tr>
+      <w:tr>
+        <w:tc>
+          <w:tcPr>
+            <w:tcBorders>
+              <w:left w:val="nil"/>
+              <w:right w:val="nil"/>
+              <w:top w:val="nil"/>
+              <w:bottom w:val="single" w:sz="4" w:color="D9E1E8"/>
+            </w:tcBorders>
+            <w:vAlign w:val="center"/>
+          </w:tcPr>
+          <w:p>
+            <w:pPr>
+              <w:pStyle w:val="Compact"/>
+              <w:spacing w:before="0" w:after="20" w:line="240" w:lineRule="auto"/>
+              <w:jc w:val="center"/>
+              <w:suppressAutoHyphens/>
+              <w:keepNext w:val="0"/>
+              <w:keepLines/>
+              <w:widowControl w:val="1"/>
+            </w:pPr>
+            <w:r>
+              <w:rPr>
+                <w:rFonts w:ascii="Georgia" w:hAnsi="Georgia"/>
+                <w:sz w:val="19"/>
+              </w:rPr>
+              <w:t xml:space="preserve">mammography</w:t>
+            </w:r>
+          </w:p>
+        </w:tc>
+        <w:tc>
+          <w:tcPr>
+            <w:tcBorders>
+              <w:left w:val="nil"/>
+              <w:right w:val="nil"/>
+              <w:top w:val="nil"/>
+              <w:bottom w:val="single" w:sz="4" w:color="D9E1E8"/>
+            </w:tcBorders>
+            <w:vAlign w:val="center"/>
+          </w:tcPr>
+          <w:p>
+            <w:pPr>
+              <w:pStyle w:val="Compact"/>
+              <w:spacing w:before="0" w:after="20" w:line="240" w:lineRule="auto"/>
+              <w:jc w:val="center"/>
+              <w:suppressAutoHyphens/>
+              <w:keepNext w:val="0"/>
+              <w:keepLines/>
+              <w:widowControl w:val="1"/>
+            </w:pPr>
+            <w:r>
+              <w:rPr>
+                <w:rFonts w:ascii="Georgia" w:hAnsi="Georgia"/>
+                <w:sz w:val="19"/>
+              </w:rPr>
+              <w:t xml:space="preserve">6</w:t>
+            </w:r>
+          </w:p>
+        </w:tc>
+        <w:tc>
+          <w:tcPr>
+            <w:tcBorders>
+              <w:left w:val="nil"/>
+              <w:right w:val="nil"/>
+              <w:top w:val="nil"/>
+              <w:bottom w:val="single" w:sz="4" w:color="D9E1E8"/>
+            </w:tcBorders>
+            <w:vAlign w:val="center"/>
+          </w:tcPr>
+          <w:p>
+            <w:pPr>
+              <w:pStyle w:val="Compact"/>
+              <w:spacing w:before="0" w:after="20" w:line="240" w:lineRule="auto"/>
+              <w:jc w:val="center"/>
+              <w:suppressAutoHyphens/>
+              <w:keepNext w:val="0"/>
+              <w:keepLines/>
+              <w:widowControl w:val="1"/>
+            </w:pPr>
+            <m:oMath>
+              <m:r>
+                <m:t>0.59</m:t>
+              </m:r>
+            </m:oMath>
+          </w:p>
+        </w:tc>
+        <w:tc>
+          <w:tcPr>
+            <w:tcBorders>
+              <w:left w:val="nil"/>
+              <w:right w:val="nil"/>
+              <w:top w:val="nil"/>
+              <w:bottom w:val="single" w:sz="4" w:color="D9E1E8"/>
+            </w:tcBorders>
+            <w:vAlign w:val="center"/>
+          </w:tcPr>
+          <w:p>
+            <w:pPr>
+              <w:pStyle w:val="Compact"/>
+              <w:spacing w:before="0" w:after="20" w:line="240" w:lineRule="auto"/>
+              <w:jc w:val="center"/>
+              <w:suppressAutoHyphens/>
+              <w:keepNext w:val="0"/>
+              <w:keepLines/>
+              <w:widowControl w:val="1"/>
+            </w:pPr>
+            <m:oMath>
+              <m:r>
+                <m:t>0.43</m:t>
+              </m:r>
+            </m:oMath>
+          </w:p>
+        </w:tc>
+        <w:tc>
+          <w:tcPr>
+            <w:tcBorders>
+              <w:left w:val="nil"/>
+              <w:right w:val="nil"/>
+              <w:top w:val="nil"/>
+              <w:bottom w:val="single" w:sz="4" w:color="D9E1E8"/>
+            </w:tcBorders>
+            <w:vAlign w:val="center"/>
+          </w:tcPr>
+          <w:p>
+            <w:pPr>
+              <w:pStyle w:val="Compact"/>
+              <w:spacing w:before="0" w:after="20" w:line="240" w:lineRule="auto"/>
+              <w:jc w:val="center"/>
+              <w:suppressAutoHyphens/>
+              <w:keepNext w:val="0"/>
+              <w:keepLines/>
+              <w:widowControl w:val="1"/>
+            </w:pPr>
+            <m:oMath>
+              <m:r>
+                <m:t>0.58</m:t>
+              </m:r>
+            </m:oMath>
+          </w:p>
+        </w:tc>
+      </w:tr>
+      <w:tr>
+        <w:tc>
+          <w:tcPr>
+            <w:tcBorders>
+              <w:left w:val="nil"/>
+              <w:right w:val="nil"/>
+              <w:top w:val="nil"/>
+              <w:bottom w:val="single" w:sz="4" w:color="D9E1E8"/>
+            </w:tcBorders>
+            <w:vAlign w:val="center"/>
+          </w:tcPr>
+          <w:p>
+            <w:pPr>
+              <w:pStyle w:val="Compact"/>
+              <w:spacing w:before="0" w:after="20" w:line="240" w:lineRule="auto"/>
+              <w:jc w:val="center"/>
+              <w:suppressAutoHyphens/>
+              <w:keepNext w:val="0"/>
+              <w:keepLines/>
+              <w:widowControl w:val="1"/>
+            </w:pPr>
+            <w:r>
+              <w:rPr>
+                <w:rFonts w:ascii="Georgia" w:hAnsi="Georgia"/>
+                <w:sz w:val="19"/>
+              </w:rPr>
+              <w:t xml:space="preserve">thyroid</w:t>
+            </w:r>
+          </w:p>
+        </w:tc>
+        <w:tc>
+          <w:tcPr>
+            <w:tcBorders>
+              <w:left w:val="nil"/>
+              <w:right w:val="nil"/>
+              <w:top w:val="nil"/>
+              <w:bottom w:val="single" w:sz="4" w:color="D9E1E8"/>
+            </w:tcBorders>
+            <w:vAlign w:val="center"/>
+          </w:tcPr>
+          <w:p>
+            <w:pPr>
+              <w:pStyle w:val="Compact"/>
+              <w:spacing w:before="0" w:after="20" w:line="240" w:lineRule="auto"/>
+              <w:jc w:val="center"/>
+              <w:suppressAutoHyphens/>
+              <w:keepNext w:val="0"/>
+              <w:keepLines/>
+              <w:widowControl w:val="1"/>
+            </w:pPr>
+            <w:r>
+              <w:rPr>
+                <w:rFonts w:ascii="Georgia" w:hAnsi="Georgia"/>
+                <w:sz w:val="19"/>
+              </w:rPr>
+              <w:t xml:space="preserve">6</w:t>
+            </w:r>
+          </w:p>
+        </w:tc>
+        <w:tc>
+          <w:tcPr>
+            <w:tcBorders>
+              <w:left w:val="nil"/>
+              <w:right w:val="nil"/>
+              <w:top w:val="nil"/>
+              <w:bottom w:val="single" w:sz="4" w:color="D9E1E8"/>
+            </w:tcBorders>
+            <w:vAlign w:val="center"/>
+          </w:tcPr>
+          <w:p>
+            <w:pPr>
+              <w:pStyle w:val="Compact"/>
+              <w:spacing w:before="0" w:after="20" w:line="240" w:lineRule="auto"/>
+              <w:jc w:val="center"/>
+              <w:suppressAutoHyphens/>
+              <w:keepNext w:val="0"/>
+              <w:keepLines/>
+              <w:widowControl w:val="1"/>
+            </w:pPr>
+            <m:oMath>
+              <m:r>
+                <m:t>0.00</m:t>
+              </m:r>
+            </m:oMath>
+          </w:p>
+        </w:tc>
+        <w:tc>
+          <w:tcPr>
+            <w:tcBorders>
+              <w:left w:val="nil"/>
+              <w:right w:val="nil"/>
+              <w:top w:val="nil"/>
+              <w:bottom w:val="single" w:sz="4" w:color="D9E1E8"/>
+            </w:tcBorders>
+            <w:vAlign w:val="center"/>
+          </w:tcPr>
+          <w:p>
+            <w:pPr>
+              <w:pStyle w:val="Compact"/>
+              <w:spacing w:before="0" w:after="20" w:line="240" w:lineRule="auto"/>
+              <w:jc w:val="center"/>
+              <w:suppressAutoHyphens/>
+              <w:keepNext w:val="0"/>
+              <w:keepLines/>
+              <w:widowControl w:val="1"/>
+            </w:pPr>
+            <m:oMath>
+              <m:r>
+                <m:t>0.34</m:t>
+              </m:r>
+            </m:oMath>
+          </w:p>
+        </w:tc>
+        <w:tc>
+          <w:tcPr>
+            <w:tcBorders>
+              <w:left w:val="nil"/>
+              <w:right w:val="nil"/>
+              <w:top w:val="nil"/>
+              <w:bottom w:val="single" w:sz="4" w:color="D9E1E8"/>
+            </w:tcBorders>
+            <w:vAlign w:val="center"/>
+          </w:tcPr>
+          <w:p>
+            <w:pPr>
+              <w:pStyle w:val="Compact"/>
+              <w:spacing w:before="0" w:after="20" w:line="240" w:lineRule="auto"/>
+              <w:jc w:val="center"/>
+              <w:suppressAutoHyphens/>
+              <w:keepNext w:val="0"/>
+              <w:keepLines/>
+              <w:widowControl w:val="1"/>
+            </w:pPr>
+            <m:oMath>
+              <m:r>
+                <m:t>0.14</m:t>
+              </m:r>
+            </m:oMath>
+          </w:p>
+        </w:tc>
+      </w:tr>
+      <w:tr>
+        <w:tc>
+          <w:tcPr>
+            <w:tcBorders>
+              <w:left w:val="nil"/>
+              <w:right w:val="nil"/>
+              <w:top w:val="nil"/>
+              <w:bottom w:val="single" w:sz="4" w:color="D9E1E8"/>
+            </w:tcBorders>
+            <w:vAlign w:val="center"/>
+          </w:tcPr>
+          <w:p>
+            <w:pPr>
+              <w:pStyle w:val="Compact"/>
+              <w:spacing w:before="0" w:after="20" w:line="240" w:lineRule="auto"/>
+              <w:jc w:val="center"/>
+              <w:suppressAutoHyphens/>
+              <w:keepNext w:val="0"/>
+              <w:keepLines/>
+              <w:widowControl w:val="1"/>
+            </w:pPr>
+            <w:r>
+              <w:rPr>
+                <w:rFonts w:ascii="Georgia" w:hAnsi="Georgia"/>
+                <w:sz w:val="19"/>
+              </w:rPr>
+              <w:t xml:space="preserve">cardio</w:t>
+            </w:r>
+          </w:p>
+        </w:tc>
+        <w:tc>
+          <w:tcPr>
+            <w:tcBorders>
+              <w:left w:val="nil"/>
+              <w:right w:val="nil"/>
+              <w:top w:val="nil"/>
+              <w:bottom w:val="single" w:sz="4" w:color="D9E1E8"/>
+            </w:tcBorders>
+            <w:vAlign w:val="center"/>
+          </w:tcPr>
+          <w:p>
+            <w:pPr>
+              <w:pStyle w:val="Compact"/>
+              <w:spacing w:before="0" w:after="20" w:line="240" w:lineRule="auto"/>
+              <w:jc w:val="center"/>
+              <w:suppressAutoHyphens/>
+              <w:keepNext w:val="0"/>
+              <w:keepLines/>
+              <w:widowControl w:val="1"/>
+            </w:pPr>
+            <w:r>
+              <w:rPr>
+                <w:rFonts w:ascii="Georgia" w:hAnsi="Georgia"/>
+                <w:sz w:val="19"/>
+              </w:rPr>
+              <w:t xml:space="preserve">21</w:t>
+            </w:r>
+          </w:p>
+        </w:tc>
+        <w:tc>
+          <w:tcPr>
+            <w:tcBorders>
+              <w:left w:val="nil"/>
+              <w:right w:val="nil"/>
+              <w:top w:val="nil"/>
+              <w:bottom w:val="single" w:sz="4" w:color="D9E1E8"/>
+            </w:tcBorders>
+            <w:vAlign w:val="center"/>
+          </w:tcPr>
+          <w:p>
+            <w:pPr>
+              <w:pStyle w:val="Compact"/>
+              <w:spacing w:before="0" w:after="20" w:line="240" w:lineRule="auto"/>
+              <w:jc w:val="center"/>
+              <w:suppressAutoHyphens/>
+              <w:keepNext w:val="0"/>
+              <w:keepLines/>
+              <w:widowControl w:val="1"/>
+            </w:pPr>
+            <m:oMath>
+              <m:r>
+                <m:t>0.52</m:t>
+              </m:r>
+            </m:oMath>
+          </w:p>
+        </w:tc>
+        <w:tc>
+          <w:tcPr>
+            <w:tcBorders>
+              <w:left w:val="nil"/>
+              <w:right w:val="nil"/>
+              <w:top w:val="nil"/>
+              <w:bottom w:val="single" w:sz="4" w:color="D9E1E8"/>
+            </w:tcBorders>
+            <w:vAlign w:val="center"/>
+          </w:tcPr>
+          <w:p>
+            <w:pPr>
+              <w:pStyle w:val="Compact"/>
+              <w:spacing w:before="0" w:after="20" w:line="240" w:lineRule="auto"/>
+              <w:jc w:val="center"/>
+              <w:suppressAutoHyphens/>
+              <w:keepNext w:val="0"/>
+              <w:keepLines/>
+              <w:widowControl w:val="1"/>
+            </w:pPr>
+            <m:oMath>
+              <m:r>
+                <m:t>0.64</m:t>
+              </m:r>
+            </m:oMath>
+          </w:p>
+        </w:tc>
+        <w:tc>
+          <w:tcPr>
+            <w:tcBorders>
+              <w:left w:val="nil"/>
+              <w:right w:val="nil"/>
+              <w:top w:val="nil"/>
+              <w:bottom w:val="single" w:sz="4" w:color="D9E1E8"/>
+            </w:tcBorders>
+            <w:vAlign w:val="center"/>
+          </w:tcPr>
+          <w:p>
+            <w:pPr>
+              <w:pStyle w:val="Compact"/>
+              <w:spacing w:before="0" w:after="20" w:line="240" w:lineRule="auto"/>
+              <w:jc w:val="center"/>
+              <w:suppressAutoHyphens/>
+              <w:keepNext w:val="0"/>
+              <w:keepLines/>
+              <w:widowControl w:val="1"/>
+            </w:pPr>
+            <m:oMath>
+              <m:r>
+                <m:t>0.44</m:t>
+              </m:r>
+            </m:oMath>
+          </w:p>
+        </w:tc>
+      </w:tr>
+      <w:tr>
+        <w:tc>
+          <w:tcPr>
+            <w:tcBorders>
+              <w:left w:val="nil"/>
+              <w:right w:val="nil"/>
+              <w:top w:val="nil"/>
+              <w:bottom w:val="single" w:sz="4" w:color="D9E1E8"/>
+            </w:tcBorders>
+            <w:vAlign w:val="center"/>
+          </w:tcPr>
+          <w:p>
+            <w:pPr>
+              <w:pStyle w:val="Compact"/>
+              <w:spacing w:before="0" w:after="20" w:line="240" w:lineRule="auto"/>
+              <w:jc w:val="center"/>
+              <w:suppressAutoHyphens/>
+              <w:keepNext w:val="0"/>
+              <w:keepLines/>
+              <w:widowControl w:val="1"/>
+            </w:pPr>
+            <w:r>
+              <w:rPr>
+                <w:rFonts w:ascii="Georgia" w:hAnsi="Georgia"/>
+                <w:sz w:val="19"/>
+              </w:rPr>
+              <w:t xml:space="preserve">satellite</w:t>
+            </w:r>
+          </w:p>
+        </w:tc>
+        <w:tc>
+          <w:tcPr>
+            <w:tcBorders>
+              <w:left w:val="nil"/>
+              <w:right w:val="nil"/>
+              <w:top w:val="nil"/>
+              <w:bottom w:val="single" w:sz="4" w:color="D9E1E8"/>
+            </w:tcBorders>
+            <w:vAlign w:val="center"/>
+          </w:tcPr>
+          <w:p>
+            <w:pPr>
+              <w:pStyle w:val="Compact"/>
+              <w:spacing w:before="0" w:after="20" w:line="240" w:lineRule="auto"/>
+              <w:jc w:val="center"/>
+              <w:suppressAutoHyphens/>
+              <w:keepNext w:val="0"/>
+              <w:keepLines/>
+              <w:widowControl w:val="1"/>
+            </w:pPr>
+            <w:r>
+              <w:rPr>
+                <w:rFonts w:ascii="Georgia" w:hAnsi="Georgia"/>
+                <w:sz w:val="19"/>
+              </w:rPr>
+              <w:t xml:space="preserve">36</w:t>
+            </w:r>
+          </w:p>
+        </w:tc>
+        <w:tc>
+          <w:tcPr>
+            <w:tcBorders>
+              <w:left w:val="nil"/>
+              <w:right w:val="nil"/>
+              <w:top w:val="nil"/>
+              <w:bottom w:val="single" w:sz="4" w:color="D9E1E8"/>
+            </w:tcBorders>
+            <w:vAlign w:val="center"/>
+          </w:tcPr>
+          <w:p>
+            <w:pPr>
+              <w:pStyle w:val="Compact"/>
+              <w:spacing w:before="0" w:after="20" w:line="240" w:lineRule="auto"/>
+              <w:jc w:val="center"/>
+              <w:suppressAutoHyphens/>
+              <w:keepNext w:val="0"/>
+              <w:keepLines/>
+              <w:widowControl w:val="1"/>
+            </w:pPr>
+            <m:oMath>
+              <m:r>
+                <m:t>0.36</m:t>
+              </m:r>
+            </m:oMath>
+          </w:p>
+        </w:tc>
+        <w:tc>
+          <w:tcPr>
+            <w:tcBorders>
+              <w:left w:val="nil"/>
+              <w:right w:val="nil"/>
+              <w:top w:val="nil"/>
+              <w:bottom w:val="single" w:sz="4" w:color="D9E1E8"/>
+            </w:tcBorders>
+            <w:vAlign w:val="center"/>
+          </w:tcPr>
+          <w:p>
+            <w:pPr>
+              <w:pStyle w:val="Compact"/>
+              <w:spacing w:before="0" w:after="20" w:line="240" w:lineRule="auto"/>
+              <w:jc w:val="center"/>
+              <w:suppressAutoHyphens/>
+              <w:keepNext w:val="0"/>
+              <w:keepLines/>
+              <w:widowControl w:val="1"/>
+            </w:pPr>
+            <m:oMath>
+              <m:r>
+                <m:t>0.67</m:t>
+              </m:r>
+            </m:oMath>
+          </w:p>
+        </w:tc>
+        <w:tc>
+          <w:tcPr>
+            <w:tcBorders>
+              <w:left w:val="nil"/>
+              <w:right w:val="nil"/>
+              <w:top w:val="nil"/>
+              <w:bottom w:val="single" w:sz="4" w:color="D9E1E8"/>
+            </w:tcBorders>
+            <w:vAlign w:val="center"/>
+          </w:tcPr>
+          <w:p>
+            <w:pPr>
+              <w:pStyle w:val="Compact"/>
+              <w:spacing w:before="0" w:after="20" w:line="240" w:lineRule="auto"/>
+              <w:jc w:val="center"/>
+              <w:suppressAutoHyphens/>
+              <w:keepNext w:val="0"/>
+              <w:keepLines/>
+              <w:widowControl w:val="1"/>
+            </w:pPr>
+            <m:oMath>
+              <m:r>
+                <m:t>0.67</m:t>
+              </m:r>
+            </m:oMath>
+          </w:p>
+        </w:tc>
+      </w:tr>
+      <w:tr>
+        <w:tc>
+          <w:tcPr>
+            <w:tcBorders>
+              <w:left w:val="nil"/>
+              <w:right w:val="nil"/>
+              <w:top w:val="nil"/>
+              <w:bottom w:val="single" w:sz="4" w:color="D9E1E8"/>
+            </w:tcBorders>
+            <w:vAlign w:val="center"/>
+          </w:tcPr>
+          <w:p>
+            <w:pPr>
+              <w:pStyle w:val="Compact"/>
+              <w:spacing w:before="0" w:after="20" w:line="240" w:lineRule="auto"/>
+              <w:jc w:val="center"/>
+              <w:suppressAutoHyphens/>
+              <w:keepNext w:val="0"/>
+              <w:keepLines/>
+              <w:widowControl w:val="1"/>
+            </w:pPr>
+            <w:r>
+              <w:rPr>
+                <w:rFonts w:ascii="Georgia" w:hAnsi="Georgia"/>
+                <w:sz w:val="19"/>
+              </w:rPr>
+              <w:t xml:space="preserve">pendigits</w:t>
+            </w:r>
+          </w:p>
+        </w:tc>
+        <w:tc>
+          <w:tcPr>
+            <w:tcBorders>
+              <w:left w:val="nil"/>
+              <w:right w:val="nil"/>
+              <w:top w:val="nil"/>
+              <w:bottom w:val="single" w:sz="4" w:color="D9E1E8"/>
+            </w:tcBorders>
+            <w:vAlign w:val="center"/>
+          </w:tcPr>
+          <w:p>
+            <w:pPr>
+              <w:pStyle w:val="Compact"/>
+              <w:spacing w:before="0" w:after="20" w:line="240" w:lineRule="auto"/>
+              <w:jc w:val="center"/>
+              <w:suppressAutoHyphens/>
+              <w:keepNext w:val="0"/>
+              <w:keepLines/>
+              <w:widowControl w:val="1"/>
+            </w:pPr>
+            <w:r>
+              <w:rPr>
+                <w:rFonts w:ascii="Georgia" w:hAnsi="Georgia"/>
+                <w:sz w:val="19"/>
+              </w:rPr>
+              <w:t xml:space="preserve">16</w:t>
+            </w:r>
+          </w:p>
+        </w:tc>
+        <w:tc>
+          <w:tcPr>
+            <w:tcBorders>
+              <w:left w:val="nil"/>
+              <w:right w:val="nil"/>
+              <w:top w:val="nil"/>
+              <w:bottom w:val="single" w:sz="4" w:color="D9E1E8"/>
+            </w:tcBorders>
+            <w:vAlign w:val="center"/>
+          </w:tcPr>
+          <w:p>
+            <w:pPr>
+              <w:pStyle w:val="Compact"/>
+              <w:spacing w:before="0" w:after="20" w:line="240" w:lineRule="auto"/>
+              <w:jc w:val="center"/>
+              <w:suppressAutoHyphens/>
+              <w:keepNext w:val="0"/>
+              <w:keepLines/>
+              <w:widowControl w:val="1"/>
+            </w:pPr>
+            <m:oMath>
+              <m:r>
+                <m:t>0.25</m:t>
+              </m:r>
+            </m:oMath>
+          </w:p>
+        </w:tc>
+        <w:tc>
+          <w:tcPr>
+            <w:tcBorders>
+              <w:left w:val="nil"/>
+              <w:right w:val="nil"/>
+              <w:top w:val="nil"/>
+              <w:bottom w:val="single" w:sz="4" w:color="D9E1E8"/>
+            </w:tcBorders>
+            <w:vAlign w:val="center"/>
+          </w:tcPr>
+          <w:p>
+            <w:pPr>
+              <w:pStyle w:val="Compact"/>
+              <w:spacing w:before="0" w:after="20" w:line="240" w:lineRule="auto"/>
+              <w:jc w:val="center"/>
+              <w:suppressAutoHyphens/>
+              <w:keepNext w:val="0"/>
+              <w:keepLines/>
+              <w:widowControl w:val="1"/>
+            </w:pPr>
+            <m:oMath>
+              <m:r>
+                <m:t>0.33</m:t>
+              </m:r>
+            </m:oMath>
+          </w:p>
+        </w:tc>
+        <w:tc>
+          <w:tcPr>
+            <w:tcBorders>
+              <w:left w:val="nil"/>
+              <w:right w:val="nil"/>
+              <w:top w:val="nil"/>
+              <w:bottom w:val="single" w:sz="4" w:color="D9E1E8"/>
+            </w:tcBorders>
+            <w:vAlign w:val="center"/>
+          </w:tcPr>
+          <w:p>
+            <w:pPr>
+              <w:pStyle w:val="Compact"/>
+              <w:spacing w:before="0" w:after="20" w:line="240" w:lineRule="auto"/>
+              <w:jc w:val="center"/>
+              <w:suppressAutoHyphens/>
+              <w:keepNext w:val="0"/>
+              <w:keepLines/>
+              <w:widowControl w:val="1"/>
+            </w:pPr>
+            <m:oMath>
+              <m:r>
+                <m:t>0.28</m:t>
+              </m:r>
+            </m:oMath>
+          </w:p>
+        </w:tc>
+      </w:tr>
+      <w:tr>
+        <w:tc>
+          <w:tcPr>
+            <w:tcBorders>
+              <w:left w:val="nil"/>
+              <w:right w:val="nil"/>
+              <w:top w:val="nil"/>
+              <w:bottom w:val="single" w:sz="4" w:color="D9E1E8"/>
+            </w:tcBorders>
+            <w:vAlign w:val="center"/>
+          </w:tcPr>
+          <w:p>
+            <w:pPr>
+              <w:pStyle w:val="Compact"/>
+              <w:spacing w:before="0" w:after="20" w:line="240" w:lineRule="auto"/>
+              <w:jc w:val="center"/>
+              <w:suppressAutoHyphens/>
+              <w:keepNext w:val="0"/>
+              <w:keepLines/>
+              <w:widowControl w:val="1"/>
+            </w:pPr>
+            <w:r>
+              <w:rPr>
+                <w:rFonts w:ascii="Georgia" w:hAnsi="Georgia"/>
+                <w:sz w:val="19"/>
+              </w:rPr>
+              <w:t xml:space="preserve">vowels</w:t>
+            </w:r>
+          </w:p>
+        </w:tc>
+        <w:tc>
+          <w:tcPr>
+            <w:tcBorders>
+              <w:left w:val="nil"/>
+              <w:right w:val="nil"/>
+              <w:top w:val="nil"/>
+              <w:bottom w:val="single" w:sz="4" w:color="D9E1E8"/>
+            </w:tcBorders>
+            <w:vAlign w:val="center"/>
+          </w:tcPr>
+          <w:p>
+            <w:pPr>
+              <w:pStyle w:val="Compact"/>
+              <w:spacing w:before="0" w:after="20" w:line="240" w:lineRule="auto"/>
+              <w:jc w:val="center"/>
+              <w:suppressAutoHyphens/>
+              <w:keepNext w:val="0"/>
+              <w:keepLines/>
+              <w:widowControl w:val="1"/>
+            </w:pPr>
+            <w:r>
+              <w:rPr>
+                <w:rFonts w:ascii="Georgia" w:hAnsi="Georgia"/>
+                <w:sz w:val="19"/>
+              </w:rPr>
+              <w:t xml:space="preserve">12</w:t>
+            </w:r>
+          </w:p>
+        </w:tc>
+        <w:tc>
+          <w:tcPr>
+            <w:tcBorders>
+              <w:left w:val="nil"/>
+              <w:right w:val="nil"/>
+              <w:top w:val="nil"/>
+              <w:bottom w:val="single" w:sz="4" w:color="D9E1E8"/>
+            </w:tcBorders>
+            <w:vAlign w:val="center"/>
+          </w:tcPr>
+          <w:p>
+            <w:pPr>
+              <w:pStyle w:val="Compact"/>
+              <w:spacing w:before="0" w:after="20" w:line="240" w:lineRule="auto"/>
+              <w:jc w:val="center"/>
+              <w:suppressAutoHyphens/>
+              <w:keepNext w:val="0"/>
+              <w:keepLines/>
+              <w:widowControl w:val="1"/>
+            </w:pPr>
+            <m:oMath>
+              <m:r>
+                <m:t>0.14</m:t>
+              </m:r>
+            </m:oMath>
+          </w:p>
+        </w:tc>
+        <w:tc>
+          <w:tcPr>
+            <w:tcBorders>
+              <w:left w:val="nil"/>
+              <w:right w:val="nil"/>
+              <w:top w:val="nil"/>
+              <w:bottom w:val="single" w:sz="4" w:color="D9E1E8"/>
+            </w:tcBorders>
+            <w:vAlign w:val="center"/>
+          </w:tcPr>
+          <w:p>
+            <w:pPr>
+              <w:pStyle w:val="Compact"/>
+              <w:spacing w:before="0" w:after="20" w:line="240" w:lineRule="auto"/>
+              <w:jc w:val="center"/>
+              <w:suppressAutoHyphens/>
+              <w:keepNext w:val="0"/>
+              <w:keepLines/>
+              <w:widowControl w:val="1"/>
+            </w:pPr>
+            <m:oMath>
+              <m:r>
+                <m:t>0.49</m:t>
+              </m:r>
+            </m:oMath>
+          </w:p>
+        </w:tc>
+        <w:tc>
+          <w:tcPr>
+            <w:tcBorders>
+              <w:left w:val="nil"/>
+              <w:right w:val="nil"/>
+              <w:top w:val="nil"/>
+              <w:bottom w:val="single" w:sz="4" w:color="D9E1E8"/>
+            </w:tcBorders>
+            <w:vAlign w:val="center"/>
+          </w:tcPr>
+          <w:p>
+            <w:pPr>
+              <w:pStyle w:val="Compact"/>
+              <w:spacing w:before="0" w:after="20" w:line="240" w:lineRule="auto"/>
+              <w:jc w:val="center"/>
+              <w:suppressAutoHyphens/>
+              <w:keepNext w:val="0"/>
+              <w:keepLines/>
+              <w:widowControl w:val="1"/>
+            </w:pPr>
+            <m:oMath>
+              <m:r>
+                <m:t>0.56</m:t>
+              </m:r>
+            </m:oMath>
+          </w:p>
+        </w:tc>
+      </w:tr>
+      <w:tr>
+        <w:tc>
+          <w:tcPr>
+            <w:tcBorders>
+              <w:left w:val="nil"/>
+              <w:right w:val="nil"/>
+              <w:top w:val="nil"/>
+              <w:bottom w:val="single" w:sz="4" w:color="D9E1E8"/>
+            </w:tcBorders>
+            <w:vAlign w:val="center"/>
+          </w:tcPr>
+          <w:p>
+            <w:pPr>
+              <w:pStyle w:val="Compact"/>
+              <w:spacing w:before="0" w:after="20" w:line="240" w:lineRule="auto"/>
+              <w:jc w:val="center"/>
+              <w:suppressAutoHyphens/>
+              <w:keepNext w:val="0"/>
+              <w:keepLines/>
+              <w:widowControl w:val="1"/>
+            </w:pPr>
+            <w:r>
+              <w:rPr>
+                <w:rFonts w:ascii="Georgia" w:hAnsi="Georgia"/>
+                <w:sz w:val="19"/>
+              </w:rPr>
+              <w:t xml:space="preserve">shuttle</w:t>
+            </w:r>
+          </w:p>
+        </w:tc>
+        <w:tc>
+          <w:tcPr>
+            <w:tcBorders>
+              <w:left w:val="nil"/>
+              <w:right w:val="nil"/>
+              <w:top w:val="nil"/>
+              <w:bottom w:val="single" w:sz="4" w:color="D9E1E8"/>
+            </w:tcBorders>
+            <w:vAlign w:val="center"/>
+          </w:tcPr>
+          <w:p>
+            <w:pPr>
+              <w:pStyle w:val="Compact"/>
+              <w:spacing w:before="0" w:after="20" w:line="240" w:lineRule="auto"/>
+              <w:jc w:val="center"/>
+              <w:suppressAutoHyphens/>
+              <w:keepNext w:val="0"/>
+              <w:keepLines/>
+              <w:widowControl w:val="1"/>
+            </w:pPr>
+            <w:r>
+              <w:rPr>
+                <w:rFonts w:ascii="Georgia" w:hAnsi="Georgia"/>
+                <w:sz w:val="19"/>
+              </w:rPr>
+              <w:t xml:space="preserve">9</w:t>
+            </w:r>
+          </w:p>
+        </w:tc>
+        <w:tc>
+          <w:tcPr>
+            <w:tcBorders>
+              <w:left w:val="nil"/>
+              <w:right w:val="nil"/>
+              <w:top w:val="nil"/>
+              <w:bottom w:val="single" w:sz="4" w:color="D9E1E8"/>
+            </w:tcBorders>
+            <w:vAlign w:val="center"/>
+          </w:tcPr>
+          <w:p>
+            <w:pPr>
+              <w:pStyle w:val="Compact"/>
+              <w:spacing w:before="0" w:after="20" w:line="240" w:lineRule="auto"/>
+              <w:jc w:val="center"/>
+              <w:suppressAutoHyphens/>
+              <w:keepNext w:val="0"/>
+              <w:keepLines/>
+              <w:widowControl w:val="1"/>
+            </w:pPr>
+            <m:oMath>
+              <m:r>
+                <m:t>0.27</m:t>
+              </m:r>
+            </m:oMath>
+          </w:p>
+        </w:tc>
+        <w:tc>
+          <w:tcPr>
+            <w:tcBorders>
+              <w:left w:val="nil"/>
+              <w:right w:val="nil"/>
+              <w:top w:val="nil"/>
+              <w:bottom w:val="single" w:sz="4" w:color="D9E1E8"/>
+            </w:tcBorders>
+            <w:vAlign w:val="center"/>
+          </w:tcPr>
+          <w:p>
+            <w:pPr>
+              <w:pStyle w:val="Compact"/>
+              <w:spacing w:before="0" w:after="20" w:line="240" w:lineRule="auto"/>
+              <w:jc w:val="center"/>
+              <w:suppressAutoHyphens/>
+              <w:keepNext w:val="0"/>
+              <w:keepLines/>
+              <w:widowControl w:val="1"/>
+            </w:pPr>
+            <m:oMath>
+              <m:r>
+                <m:t>0.12</m:t>
+              </m:r>
+            </m:oMath>
+          </w:p>
+        </w:tc>
+        <w:tc>
+          <w:tcPr>
+            <w:tcBorders>
+              <w:left w:val="nil"/>
+              <w:right w:val="nil"/>
+              <w:top w:val="nil"/>
+              <w:bottom w:val="single" w:sz="4" w:color="D9E1E8"/>
+            </w:tcBorders>
+            <w:vAlign w:val="center"/>
+          </w:tcPr>
+          <w:p>
+            <w:pPr>
+              <w:pStyle w:val="Compact"/>
+              <w:spacing w:before="0" w:after="20" w:line="240" w:lineRule="auto"/>
+              <w:jc w:val="center"/>
+              <w:suppressAutoHyphens/>
+              <w:keepNext w:val="0"/>
+              <w:keepLines/>
+              <w:widowControl w:val="1"/>
+            </w:pPr>
+            <m:oMath>
+              <m:r>
+                <m:t>0.25</m:t>
+              </m:r>
+            </m:oMath>
+          </w:p>
+        </w:tc>
+      </w:tr>
+      <w:tr>
+        <w:tc>
+          <w:tcPr>
+            <w:tcBorders>
+              <w:left w:val="nil"/>
+              <w:right w:val="nil"/>
+              <w:top w:val="nil"/>
+              <w:bottom w:val="single" w:sz="4" w:color="D9E1E8"/>
+            </w:tcBorders>
+            <w:vAlign w:val="center"/>
+          </w:tcPr>
+          <w:p>
+            <w:pPr>
+              <w:pStyle w:val="Compact"/>
+              <w:spacing w:before="0" w:after="20" w:line="240" w:lineRule="auto"/>
+              <w:jc w:val="center"/>
+              <w:suppressAutoHyphens/>
+              <w:keepNext w:val="0"/>
+              <w:keepLines/>
+              <w:widowControl w:val="1"/>
+            </w:pPr>
+            <w:r>
+              <w:rPr>
+                <w:rFonts w:ascii="Georgia" w:hAnsi="Georgia"/>
+                <w:sz w:val="19"/>
+              </w:rPr>
+              <w:t xml:space="preserve">optdigits</w:t>
+            </w:r>
+          </w:p>
+        </w:tc>
+        <w:tc>
+          <w:tcPr>
+            <w:tcBorders>
+              <w:left w:val="nil"/>
+              <w:right w:val="nil"/>
+              <w:top w:val="nil"/>
+              <w:bottom w:val="single" w:sz="4" w:color="D9E1E8"/>
+            </w:tcBorders>
+            <w:vAlign w:val="center"/>
+          </w:tcPr>
+          <w:p>
+            <w:pPr>
+              <w:pStyle w:val="Compact"/>
+              <w:spacing w:before="0" w:after="20" w:line="240" w:lineRule="auto"/>
+              <w:jc w:val="center"/>
+              <w:suppressAutoHyphens/>
+              <w:keepNext w:val="0"/>
+              <w:keepLines/>
+              <w:widowControl w:val="1"/>
+            </w:pPr>
+            <w:r>
+              <w:rPr>
+                <w:rFonts w:ascii="Georgia" w:hAnsi="Georgia"/>
+                <w:sz w:val="19"/>
+              </w:rPr>
+              <w:t xml:space="preserve">64</w:t>
+            </w:r>
+          </w:p>
+        </w:tc>
+        <w:tc>
+          <w:tcPr>
+            <w:tcBorders>
+              <w:left w:val="nil"/>
+              <w:right w:val="nil"/>
+              <w:top w:val="nil"/>
+              <w:bottom w:val="single" w:sz="4" w:color="D9E1E8"/>
+            </w:tcBorders>
+            <w:vAlign w:val="center"/>
+          </w:tcPr>
+          <w:p>
+            <w:pPr>
+              <w:pStyle w:val="Compact"/>
+              <w:spacing w:before="0" w:after="20" w:line="240" w:lineRule="auto"/>
+              <w:jc w:val="center"/>
+              <w:suppressAutoHyphens/>
+              <w:keepNext w:val="0"/>
+              <w:keepLines/>
+              <w:widowControl w:val="1"/>
+            </w:pPr>
+            <m:oMath>
+              <m:r>
+                <m:t>0.22</m:t>
+              </m:r>
+            </m:oMath>
+          </w:p>
+        </w:tc>
+        <w:tc>
+          <w:tcPr>
+            <w:tcBorders>
+              <w:left w:val="nil"/>
+              <w:right w:val="nil"/>
+              <w:top w:val="nil"/>
+              <w:bottom w:val="single" w:sz="4" w:color="D9E1E8"/>
+            </w:tcBorders>
+            <w:vAlign w:val="center"/>
+          </w:tcPr>
+          <w:p>
+            <w:pPr>
+              <w:pStyle w:val="Compact"/>
+              <w:spacing w:before="0" w:after="20" w:line="240" w:lineRule="auto"/>
+              <w:jc w:val="center"/>
+              <w:suppressAutoHyphens/>
+              <w:keepNext w:val="0"/>
+              <w:keepLines/>
+              <w:widowControl w:val="1"/>
+            </w:pPr>
+            <m:oMath>
+              <m:r>
+                <m:t>0.29</m:t>
+              </m:r>
+            </m:oMath>
+          </w:p>
+        </w:tc>
+        <w:tc>
+          <w:tcPr>
+            <w:tcBorders>
+              <w:left w:val="nil"/>
+              <w:right w:val="nil"/>
+              <w:top w:val="nil"/>
+              <w:bottom w:val="single" w:sz="4" w:color="D9E1E8"/>
+            </w:tcBorders>
+            <w:vAlign w:val="center"/>
+          </w:tcPr>
+          <w:p>
+            <w:pPr>
+              <w:pStyle w:val="Compact"/>
+              <w:spacing w:before="0" w:after="20" w:line="240" w:lineRule="auto"/>
+              <w:jc w:val="center"/>
+              <w:suppressAutoHyphens/>
+              <w:keepNext w:val="0"/>
+              <w:keepLines/>
+              <w:widowControl w:val="1"/>
+            </w:pPr>
+            <m:oMath>
+              <m:r>
+                <m:t>0.26</m:t>
+              </m:r>
+            </m:oMath>
+          </w:p>
+        </w:tc>
+      </w:tr>
+      <w:tr>
+        <w:tc>
+          <w:tcPr>
+            <w:tcBorders>
+              <w:left w:val="nil"/>
+              <w:right w:val="nil"/>
+              <w:top w:val="nil"/>
+              <w:bottom w:val="single" w:sz="4" w:color="D9E1E8"/>
+            </w:tcBorders>
+            <w:vAlign w:val="center"/>
+          </w:tcPr>
+          <w:p>
+            <w:pPr>
+              <w:pStyle w:val="Compact"/>
+              <w:spacing w:before="0" w:after="20" w:line="240" w:lineRule="auto"/>
+              <w:jc w:val="center"/>
+              <w:suppressAutoHyphens/>
+              <w:keepNext w:val="0"/>
+              <w:keepLines/>
+              <w:widowControl w:val="1"/>
+            </w:pPr>
+            <w:r>
+              <w:rPr>
+                <w:rFonts w:ascii="Georgia" w:hAnsi="Georgia"/>
+                <w:sz w:val="19"/>
+              </w:rPr>
+              <w:t xml:space="preserve">waveform</w:t>
+            </w:r>
+          </w:p>
+        </w:tc>
+        <w:tc>
+          <w:tcPr>
+            <w:tcBorders>
+              <w:left w:val="nil"/>
+              <w:right w:val="nil"/>
+              <w:top w:val="nil"/>
+              <w:bottom w:val="single" w:sz="4" w:color="D9E1E8"/>
+            </w:tcBorders>
+            <w:vAlign w:val="center"/>
+          </w:tcPr>
+          <w:p>
+            <w:pPr>
+              <w:pStyle w:val="Compact"/>
+              <w:spacing w:before="0" w:after="20" w:line="240" w:lineRule="auto"/>
+              <w:jc w:val="center"/>
+              <w:suppressAutoHyphens/>
+              <w:keepNext w:val="0"/>
+              <w:keepLines/>
+              <w:widowControl w:val="1"/>
+            </w:pPr>
+            <w:r>
+              <w:rPr>
+                <w:rFonts w:ascii="Georgia" w:hAnsi="Georgia"/>
+                <w:sz w:val="19"/>
+              </w:rPr>
+              <w:t xml:space="preserve">21</w:t>
+            </w:r>
+          </w:p>
+        </w:tc>
+        <w:tc>
+          <w:tcPr>
+            <w:tcBorders>
+              <w:left w:val="nil"/>
+              <w:right w:val="nil"/>
+              <w:top w:val="nil"/>
+              <w:bottom w:val="single" w:sz="4" w:color="D9E1E8"/>
+            </w:tcBorders>
+            <w:vAlign w:val="center"/>
+          </w:tcPr>
+          <w:p>
+            <w:pPr>
+              <w:pStyle w:val="Compact"/>
+              <w:spacing w:before="0" w:after="20" w:line="240" w:lineRule="auto"/>
+              <w:jc w:val="center"/>
+              <w:suppressAutoHyphens/>
+              <w:keepNext w:val="0"/>
+              <w:keepLines/>
+              <w:widowControl w:val="1"/>
+            </w:pPr>
+            <m:oMath>
+              <m:r>
+                <m:t>0.44</m:t>
+              </m:r>
+            </m:oMath>
+          </w:p>
+        </w:tc>
+        <w:tc>
+          <w:tcPr>
+            <w:tcBorders>
+              <w:left w:val="nil"/>
+              <w:right w:val="nil"/>
+              <w:top w:val="nil"/>
+              <w:bottom w:val="single" w:sz="4" w:color="D9E1E8"/>
+            </w:tcBorders>
+            <w:vAlign w:val="center"/>
+          </w:tcPr>
+          <w:p>
+            <w:pPr>
+              <w:pStyle w:val="Compact"/>
+              <w:spacing w:before="0" w:after="20" w:line="240" w:lineRule="auto"/>
+              <w:jc w:val="center"/>
+              <w:suppressAutoHyphens/>
+              <w:keepNext w:val="0"/>
+              <w:keepLines/>
+              <w:widowControl w:val="1"/>
+            </w:pPr>
+            <m:oMath>
+              <m:r>
+                <m:t>0.56</m:t>
+              </m:r>
+            </m:oMath>
+          </w:p>
+        </w:tc>
+        <w:tc>
+          <w:tcPr>
+            <w:tcBorders>
+              <w:left w:val="nil"/>
+              <w:right w:val="nil"/>
+              <w:top w:val="nil"/>
+              <w:bottom w:val="single" w:sz="4" w:color="D9E1E8"/>
+            </w:tcBorders>
+            <w:vAlign w:val="center"/>
+          </w:tcPr>
+          <w:p>
+            <w:pPr>
+              <w:pStyle w:val="Compact"/>
+              <w:spacing w:before="0" w:after="20" w:line="240" w:lineRule="auto"/>
+              <w:jc w:val="center"/>
+              <w:suppressAutoHyphens/>
+              <w:keepNext w:val="0"/>
+              <w:keepLines/>
+              <w:widowControl w:val="1"/>
+            </w:pPr>
+            <m:oMath>
+              <m:r>
+                <m:t>0.55</m:t>
+              </m:r>
+            </m:oMath>
+          </w:p>
+        </w:tc>
+      </w:tr>
+      <w:tr>
+        <w:tc>
+          <w:tcPr>
+            <w:tcBorders>
+              <w:left w:val="nil"/>
+              <w:right w:val="nil"/>
+              <w:top w:val="nil"/>
+              <w:bottom w:val="nil"/>
+            </w:tcBorders>
+            <w:vAlign w:val="center"/>
+          </w:tcPr>
+          <w:p>
+            <w:pPr>
+              <w:pStyle w:val="Compact"/>
+              <w:spacing w:before="0" w:after="20" w:line="240" w:lineRule="auto"/>
+              <w:jc w:val="center"/>
+              <w:suppressAutoHyphens/>
+              <w:keepNext w:val="0"/>
+              <w:keepLines/>
+              <w:widowControl w:val="1"/>
+            </w:pPr>
+            <w:r>
+              <w:rPr>
+                <w:rFonts w:ascii="Georgia" w:hAnsi="Georgia"/>
+                <w:sz w:val="19"/>
+              </w:rPr>
+              <w:t xml:space="preserve">letter</w:t>
+            </w:r>
+          </w:p>
+        </w:tc>
+        <w:tc>
+          <w:tcPr>
+            <w:tcBorders>
+              <w:left w:val="nil"/>
+              <w:right w:val="nil"/>
+              <w:top w:val="nil"/>
+              <w:bottom w:val="nil"/>
+            </w:tcBorders>
+            <w:vAlign w:val="center"/>
+          </w:tcPr>
+          <w:p>
+            <w:pPr>
+              <w:pStyle w:val="Compact"/>
+              <w:spacing w:before="0" w:after="20" w:line="240" w:lineRule="auto"/>
+              <w:jc w:val="center"/>
+              <w:suppressAutoHyphens/>
+              <w:keepNext w:val="0"/>
+              <w:keepLines/>
+              <w:widowControl w:val="1"/>
+            </w:pPr>
+            <w:r>
+              <w:rPr>
+                <w:rFonts w:ascii="Georgia" w:hAnsi="Georgia"/>
+                <w:sz w:val="19"/>
+              </w:rPr>
+              <w:t xml:space="preserve">32</w:t>
+            </w:r>
+          </w:p>
+        </w:tc>
+        <w:tc>
+          <w:tcPr>
+            <w:tcBorders>
+              <w:left w:val="nil"/>
+              <w:right w:val="nil"/>
+              <w:top w:val="nil"/>
+              <w:bottom w:val="nil"/>
+            </w:tcBorders>
+            <w:vAlign w:val="center"/>
+          </w:tcPr>
+          <w:p>
+            <w:pPr>
+              <w:pStyle w:val="Compact"/>
+              <w:spacing w:before="0" w:after="20" w:line="240" w:lineRule="auto"/>
+              <w:jc w:val="center"/>
+              <w:suppressAutoHyphens/>
+              <w:keepNext w:val="0"/>
+              <w:keepLines/>
+              <w:widowControl w:val="1"/>
+            </w:pPr>
+            <m:oMath>
+              <m:r>
+                <m:t>0.12</m:t>
+              </m:r>
+            </m:oMath>
+          </w:p>
+        </w:tc>
+        <w:tc>
+          <w:tcPr>
+            <w:tcBorders>
+              <w:left w:val="nil"/>
+              <w:right w:val="nil"/>
+              <w:top w:val="nil"/>
+              <w:bottom w:val="nil"/>
+            </w:tcBorders>
+            <w:vAlign w:val="center"/>
+          </w:tcPr>
+          <w:p>
+            <w:pPr>
+              <w:pStyle w:val="Compact"/>
+              <w:spacing w:before="0" w:after="20" w:line="240" w:lineRule="auto"/>
+              <w:jc w:val="center"/>
+              <w:suppressAutoHyphens/>
+              <w:keepNext w:val="0"/>
+              <w:keepLines/>
+              <w:widowControl w:val="1"/>
+            </w:pPr>
+            <m:oMath>
+              <m:r>
+                <m:t>0.44</m:t>
+              </m:r>
+            </m:oMath>
+          </w:p>
+        </w:tc>
+        <w:tc>
+          <w:tcPr>
+            <w:tcBorders>
+              <w:left w:val="nil"/>
+              <w:right w:val="nil"/>
+              <w:top w:val="nil"/>
+              <w:bottom w:val="nil"/>
+            </w:tcBorders>
+            <w:vAlign w:val="center"/>
+          </w:tcPr>
+          <w:p>
+            <w:pPr>
+              <w:pStyle w:val="Compact"/>
+              <w:spacing w:before="0" w:after="20" w:line="240" w:lineRule="auto"/>
+              <w:jc w:val="center"/>
+              <w:suppressAutoHyphens/>
+              <w:keepNext w:val="0"/>
+              <w:keepLines/>
+              <w:widowControl w:val="1"/>
+            </w:pPr>
+            <m:oMath>
+              <m:r>
+                <m:t>0.39</m:t>
+              </m:r>
+            </m:oMath>
+          </w:p>
+        </w:tc>
+      </w:tr>
+    </w:tbl>
+    <w:p>
+      <w:pPr>
+        <w:pStyle w:val="BodyText"/>
+        <w:jc w:val="center"/>
+        <w:keepNext/>
+        <w:keepLines/>
+        <w:widowControl w:val="1"/>
+      </w:pPr>
+      <w:r>
+        <w:drawing>
+          <wp:inline>
+            <wp:extent cx="5943600" cy="2431472"/>
+            <wp:effectExtent b="0" l="0" r="0" t="0"/>
+            <wp:docPr descr="Real tabular benchmark: shell placement lifts student-teacher fidelity on 8 of 10 datasets over normals-only." title="" id="39" name="Picture"/>
+            <a:graphic>
+              <a:graphicData uri="http://schemas.openxmlformats.org/drawingml/2006/picture">
+                <pic:pic>
+                  <pic:nvPicPr>
+                    <pic:cNvPr descr="figure_realbench.png" id="40" name="Picture"/>
+                    <pic:cNvPicPr>
+                      <a:picLocks noChangeArrowheads="1" noChangeAspect="1"/>
+                    </pic:cNvPicPr>
+                  </pic:nvPicPr>
+                  <pic:blipFill>
+                    <a:blip r:embed="rId38"/>
+                    <a:stretch>
+                      <a:fillRect/>
+                    </a:stretch>
+                  </pic:blipFill>
+                  <pic:spPr bwMode="auto">
+                    <a:xfrm>
+                      <a:off x="0" y="0"/>
+                      <a:ext cx="5943600" cy="2431472"/>
+                    </a:xfrm>
+                    <a:prstGeom prst="rect">
+                      <a:avLst/>
+                    </a:prstGeom>
+                    <a:noFill/>
+                    <a:ln w="9525">
+                      <a:noFill/>
+                      <a:headEnd/>
+                      <a:tailEnd/>
+                    </a:ln>
+                  </pic:spPr>
+                </pic:pic>
+              </a:graphicData>
+            </a:graphic>
+          </wp:inline>
+        </w:drawing>
+      </w:r>
+    </w:p>
+    <w:p>
+      <w:pPr>
+        <w:pStyle w:val="BodyText"/>
+        <w:jc w:val="both"/>
+        <w:keepNext w:val="0"/>
+        <w:keepLines w:val="0"/>
+        <w:widowControl w:val="1"/>
+      </w:pPr>
+      <w:r>
+        <w:t xml:space="preserve">Shell placement gives a real, statistically detectable fidelity lift on real data: uniform-shell improves over normals-only on</w:t>
+      </w:r>
+      <w:r>
+        <w:t xml:space="preserve"> </w:t>
+      </w:r>
+      <m:oMath>
+        <m:r>
+          <m:t>8</m:t>
+        </m:r>
+        <m:r>
+          <m:rPr>
+            <m:sty m:val="p"/>
+          </m:rPr>
+          <m:t>/</m:t>
+        </m:r>
+        <m:r>
+          <m:t>10</m:t>
+        </m:r>
+      </m:oMath>
+      <w:r>
+        <w:t xml:space="preserve"> </w:t>
+      </w:r>
+      <w:r>
+        <w:t xml:space="preserve">datasets (median</w:t>
+      </w:r>
+      <w:r>
+        <w:t xml:space="preserve"> </w:t>
+      </w:r>
+      <m:oMath>
+        <m:r>
+          <m:rPr>
+            <m:sty m:val="p"/>
+          </m:rPr>
+          <m:t>+</m:t>
+        </m:r>
+        <m:r>
+          <m:t>0.12</m:t>
+        </m:r>
+      </m:oMath>
+      <w:r>
+        <w:t xml:space="preserve">; paired Wilcoxon</w:t>
+      </w:r>
+      <w:r>
+        <w:t xml:space="preserve"> </w:t>
+      </w:r>
+      <m:oMath>
+        <m:r>
+          <m:t>p</m:t>
         </m:r>
         <m:r>
           <m:rPr>
@@ -8766,18 +10519,58 @@
           <m:t>=</m:t>
         </m:r>
         <m:r>
-          <m:t>9</m:t>
+          <m:t>0.053</m:t>
         </m:r>
       </m:oMath>
       <w:r>
-        <w:t xml:space="preserve">, satellite</w:t>
+        <w:t xml:space="preserve">), and score-shell on</w:t>
       </w:r>
       <w:r>
         <w:t xml:space="preserve"> </w:t>
       </w:r>
       <m:oMath>
         <m:r>
-          <m:t>d</m:t>
+          <m:t>7</m:t>
+        </m:r>
+        <m:r>
+          <m:rPr>
+            <m:sty m:val="p"/>
+          </m:rPr>
+          <m:t>/</m:t>
+        </m:r>
+        <m:r>
+          <m:t>10</m:t>
+        </m:r>
+      </m:oMath>
+      <w:r>
+        <w:t xml:space="preserve"> </w:t>
+      </w:r>
+      <w:r>
+        <w:t xml:space="preserve">(median</w:t>
+      </w:r>
+      <w:r>
+        <w:t xml:space="preserve"> </w:t>
+      </w:r>
+      <m:oMath>
+        <m:r>
+          <m:rPr>
+            <m:sty m:val="p"/>
+          </m:rPr>
+          <m:t>+</m:t>
+        </m:r>
+        <m:r>
+          <m:t>0.08</m:t>
+        </m:r>
+      </m:oMath>
+      <w:r>
+        <w:t xml:space="preserve">;</w:t>
+      </w:r>
+      <w:r>
+        <w:t xml:space="preserve"> </w:t>
+      </w:r>
+      <m:oMath>
+        <m:r>
+          <m:t>p</m:t>
         </m:r>
         <m:r>
           <m:rPr>
@@ -8786,68 +10579,110 @@
           <m:t>=</m:t>
         </m:r>
         <m:r>
-          <m:t>36</m:t>
+          <m:t>0.024</m:t>
         </m:r>
       </m:oMath>
       <w:r>
-        <w:t xml:space="preserve">, optdigits</w:t>
+        <w:t xml:space="preserve">). The lift is large where the autoencoder's off-manifold surface is non-trivial (thyroid</w:t>
       </w:r>
       <w:r>
         <w:t xml:space="preserve"> </w:t>
       </w:r>
       <m:oMath>
-        <m:r>
-          <m:t>d</m:t>
-        </m:r>
         <m:r>
           <m:rPr>
             <m:sty m:val="p"/>
           </m:rPr>
-          <m:t>=</m:t>
-        </m:r>
-        <m:r>
-          <m:t>64</m:t>
+          <m:t>+</m:t>
+        </m:r>
+        <m:r>
+          <m:t>0.34</m:t>
         </m:r>
       </m:oMath>
       <w:r>
-        <w:t xml:space="preserve">) distilled from monotone detectors, coarse standalone detection is easy and needs no sampling: normals-only or uniform augmentation already produce a student whose AUROC (against ground-truth labels used only for evaluation) matches the teacher's (shuttle</w:t>
+        <w:t xml:space="preserve">, satellite</w:t>
       </w:r>
       <w:r>
         <w:t xml:space="preserve"> </w:t>
       </w:r>
       <m:oMath>
         <m:r>
-          <m:t>0.987</m:t>
+          <m:rPr>
+            <m:sty m:val="p"/>
+          </m:rPr>
+          <m:t>+</m:t>
+        </m:r>
+        <m:r>
+          <m:t>0.32</m:t>
         </m:r>
       </m:oMath>
       <w:r>
-        <w:t xml:space="preserve">, satellite</w:t>
+        <w:t xml:space="preserve">, vowels</w:t>
       </w:r>
       <w:r>
         <w:t xml:space="preserve"> </w:t>
       </w:r>
       <m:oMath>
         <m:r>
-          <m:t>0.829</m:t>
+          <m:rPr>
+            <m:sty m:val="p"/>
+          </m:rPr>
+          <m:t>+</m:t>
+        </m:r>
+        <m:r>
+          <m:t>0.34</m:t>
         </m:r>
       </m:oMath>
       <w:r>
-        <w:t xml:space="preserve">, optdigits</w:t>
+        <w:t xml:space="preserve">, letter</w:t>
       </w:r>
       <w:r>
         <w:t xml:space="preserve"> </w:t>
       </w:r>
       <m:oMath>
         <m:r>
-          <m:t>0.850</m:t>
+          <m:rPr>
+            <m:sty m:val="p"/>
+          </m:rPr>
+          <m:t>+</m:t>
+        </m:r>
+        <m:r>
+          <m:t>0.32</m:t>
         </m:r>
       </m:oMath>
       <w:r>
-        <w:t xml:space="preserve">). Fine-grained fidelity there is noisy for every sampler, consistent with the controlled scaling above. Extending the controlled protocol to real composite pipelines at matched query budgets is the natural next step.</w:t>
+        <w:t xml:space="preserve">) and negative on two datasets (mammography, shuttle) whose normal manifolds the student already extrapolates. This is the placement effect of §6.1 holding on real data with a real teacher — a stronger real-data result than the monotone-detector case, where normals-only extrapolation already suffices for coarse detection. Absolute fidelity remains modest (rarely above</w:t>
+      </w:r>
+      <w:r>
+        <w:t xml:space="preserve"> </w:t>
+      </w:r>
+      <m:oMath>
+        <m:r>
+          <m:t>0.7</m:t>
+        </m:r>
+      </m:oMath>
+      <w:r>
+        <w:t xml:space="preserve">), consistent with the high-dimensional scaling of the controlled study; the win is the reliable</w:t>
+      </w:r>
+      <w:r>
+        <w:t xml:space="preserve"> </w:t>
+      </w:r>
+      <w:r>
+        <w:rPr>
+          <w:i/>
+          <w:iCs/>
+        </w:rPr>
+        <w:t xml:space="preserve">lift</w:t>
+      </w:r>
+      <w:r>
+        <w:t xml:space="preserve"> </w:t>
+      </w:r>
+      <w:r>
+        <w:t xml:space="preserve">from shell placement, not high absolute reproduction.</w:t>
       </w:r>
     </w:p>
-    <w:bookmarkEnd w:id="38"/>
-    <w:bookmarkStart w:id="39" w:name="X9c923377000c6cf85b4b8ce1c57e2dcd6475cf2"/>
+    <w:bookmarkEnd w:id="41"/>
+    <w:bookmarkStart w:id="42" w:name="X9c923377000c6cf85b4b8ce1c57e2dcd6475cf2"/>
     <w:p>
       <w:pPr>
         <w:pStyle w:val="Heading3"/>
@@ -9863,9 +11698,9 @@
         <w:t xml:space="preserve">). So the difficulty is not simply capacity that a wider student resolves; genuine multi-stage fusion surfaces are hard for a compact student to reproduce with high fidelity under any of the samplers we tested. We report this as a limitation: the method's strong fidelity is on single detectors and controlled manifolds, and high-fidelity reproduction of real composite pipelines is an open problem where shell placement gives a modest, reliable lift but not a solution.</w:t>
       </w:r>
     </w:p>
-    <w:bookmarkEnd w:id="39"/>
-    <w:bookmarkEnd w:id="40"/>
-    <w:bookmarkStart w:id="42" w:name="Xaa41b10cc6ea992ae291d3c205d2ba26cb494fd"/>
+    <w:bookmarkEnd w:id="42"/>
+    <w:bookmarkEnd w:id="43"/>
+    <w:bookmarkStart w:id="45" w:name="Xaa41b10cc6ea992ae291d3c205d2ba26cb494fd"/>
     <w:p>
       <w:pPr>
         <w:pStyle w:val="Heading2"/>
@@ -9949,7 +11784,7 @@
         <w:t xml:space="preserve">Two boundaries frame the contribution. When the pipeline's off-manifold surface is sharp enough (the non-smooth fusion), reproduction becomes capacity-limited rather than placement-limited, and a larger student is needed (§6.4); the radial diagnostic describes the pipeline's shape but does not by itself certify (un)distillability. And on real high-dimensional data, coarse detection is already served by trivial baselines while fine-fidelity reproduction is unresolved. The present contribution is therefore a focused methods-and-analysis result on where a query budget should go, demonstrated on two-dimensional geometry and a teacher spectrum, not a solved high-dimensional deployment pipeline.</w:t>
       </w:r>
     </w:p>
-    <w:bookmarkStart w:id="41" w:name="X91878762e610be578531248211c370528dea924"/>
+    <w:bookmarkStart w:id="44" w:name="X91878762e610be578531248211c370528dea924"/>
     <w:p>
       <w:pPr>
         <w:pStyle w:val="Heading3"/>
@@ -10047,9 +11882,9 @@
         <w:t xml:space="preserve">Training a surrogate from blackbox scores is technically adjacent to unauthorized model extraction. The intended use here is authorized compression of a pipeline whose owner can query the deployed system but wishes to run a lighter model on an edge target; we evaluate only locally controlled teachers and public benchmarks, and target no proprietary service. Providers for whom pipeline functionality is sensitive can mitigate unauthorized cloning through authentication, rate limits, and monitoring of high-volume synthetic querying.</w:t>
       </w:r>
     </w:p>
-    <w:bookmarkEnd w:id="41"/>
-    <w:bookmarkEnd w:id="42"/>
-    <w:bookmarkStart w:id="43" w:name="X068cadce569253993d0037f110a97f237619c0f"/>
+    <w:bookmarkEnd w:id="44"/>
+    <w:bookmarkEnd w:id="45"/>
+    <w:bookmarkStart w:id="46" w:name="X068cadce569253993d0037f110a97f237619c0f"/>
     <w:p>
       <w:pPr>
         <w:pStyle w:val="Heading2"/>
@@ -10090,11 +11925,11 @@
         </m:r>
       </m:oMath>
       <w:r>
-        <w:t xml:space="preserve">) and to genuine composite pipelines: a normal-data-defined shell keeps beating normals-only, even as absolute fidelity falls and the within-shell variation weighting ceases to help. That weighting is a narrow, low-dimensional refinement useful for saturating single detectors and counterproductive on fused surfaces. Composite pipelines stay hard to reproduce with a compact student regardless of width, marking the open frontier: high-fidelity distillation of real fused pipelines, in high dimension, at matched query budgets. We release all code, data, and results.</w:t>
+        <w:t xml:space="preserve">), to real tabular datasets (a significant fidelity lift on 8 of 10), and to genuine composite pipelines: a normal-data-defined shell keeps beating normals-only, even as absolute fidelity falls and the within-shell variation weighting ceases to help. That weighting is a narrow, low-dimensional refinement useful for saturating single detectors and counterproductive on fused surfaces. Composite pipelines stay hard to reproduce with a compact student regardless of width, marking the open frontier: high-fidelity distillation of real fused pipelines, in high dimension, at matched query budgets. We release all code, data, and results.</w:t>
       </w:r>
     </w:p>
-    <w:bookmarkEnd w:id="43"/>
-    <w:bookmarkStart w:id="44" w:name="references"/>
+    <w:bookmarkEnd w:id="46"/>
+    <w:bookmarkStart w:id="47" w:name="references"/>
     <w:p>
       <w:pPr>
         <w:pStyle w:val="ReferencesHeading"/>
@@ -11476,8 +13311,8 @@
         <w:t xml:space="preserve">KDD.</w:t>
       </w:r>
     </w:p>
-    <w:bookmarkEnd w:id="44"/>
-    <w:bookmarkStart w:id="45" w:name="appendix-a-samplers-and-query-complexity"/>
+    <w:bookmarkEnd w:id="47"/>
+    <w:bookmarkStart w:id="48" w:name="appendix-a-samplers-and-query-complexity"/>
     <w:p>
       <w:pPr>
         <w:pStyle w:val="Heading2"/>
@@ -13288,8 +15123,8 @@
         <w:t xml:space="preserve">) pulls chains that stray too far back toward the manifold; a per-chain projection radius drawn log-uniformly lets some chains reach farther into the shell than others. This gives fidelity comparable to the importance-weighted sampler on the teachers we tested; the importance-weighted form is simpler and needs no step-size tuning, so it is used for the spectrum comparison of §6.1.</w:t>
       </w:r>
     </w:p>
-    <w:bookmarkEnd w:id="45"/>
-    <w:bookmarkStart w:id="46" w:name="appendix-b-reproduction"/>
+    <w:bookmarkEnd w:id="48"/>
+    <w:bookmarkStart w:id="49" w:name="appendix-b-reproduction"/>
     <w:p>
       <w:pPr>
         <w:pStyle w:val="Heading2"/>
@@ -13358,8 +15193,8 @@
         <w:t xml:space="preserve">). The shell sampler, the local-variation estimators, and the radial diagnostic are single functions; the coordinate finite differences are batched into one pipeline-scoring pass per step. The repository records per-seed results and the command for every table and figure at https://github.com/ApartsinProjects/PipelineDistil (to be anonymized for review).</w:t>
       </w:r>
     </w:p>
-    <w:bookmarkEnd w:id="46"/>
-    <w:bookmarkEnd w:id="47"/>
+    <w:bookmarkEnd w:id="49"/>
+    <w:bookmarkEnd w:id="50"/>
     <w:sectPr>
       <w:footerReference w:type="default" r:id="rId10"/>
       <w:pgSz w:h="15840" w:w="12240"/>

--- a/paper.docx
+++ b/paper.docx
@@ -19,7 +19,7 @@
         </w:r>
       </w:hyperlink>
     </w:p>
-    <w:bookmarkStart w:id="50" w:name="X18dd8870020ebc13261f1a93b31b2e8672cfcab"/>
+    <w:bookmarkStart w:id="54" w:name="X18dd8870020ebc13261f1a93b31b2e8672cfcab"/>
     <w:p>
       <w:pPr>
         <w:pStyle w:val="Title"/>
@@ -4313,7 +4313,7 @@
       </w:r>
     </w:p>
     <w:bookmarkEnd w:id="24"/>
-    <w:bookmarkStart w:id="43" w:name="Xb84024f831f54dd6cf41fa7512b2dfdd301b0cb"/>
+    <w:bookmarkStart w:id="47" w:name="Xb84024f831f54dd6cf41fa7512b2dfdd301b0cb"/>
     <w:p>
       <w:pPr>
         <w:pStyle w:val="Heading2"/>
@@ -11699,17 +11699,16 @@
       </w:r>
     </w:p>
     <w:bookmarkEnd w:id="42"/>
-    <w:bookmarkEnd w:id="43"/>
-    <w:bookmarkStart w:id="45" w:name="Xaa41b10cc6ea992ae291d3c205d2ba26cb494fd"/>
+    <w:bookmarkStart w:id="46" w:name="Xffbff76f5c72406cdbb8c56d4a7e2812831edc4"/>
     <w:p>
       <w:pPr>
-        <w:pStyle w:val="Heading2"/>
+        <w:pStyle w:val="Heading3"/>
         <w:keepNext/>
         <w:keepLines/>
         <w:widowControl w:val="1"/>
       </w:pPr>
       <w:r>
-        <w:t xml:space="preserve">7. Discussion</w:t>
+        <w:t xml:space="preserve">6.7 Query efficiency at matched cost</w:t>
       </w:r>
     </w:p>
     <w:p>
@@ -11721,7 +11720,21 @@
         <w:widowControl w:val="1"/>
       </w:pPr>
       <w:r>
-        <w:t xml:space="preserve">The practical recommendation is compact, and the accumulated evidence narrows it:</w:t>
+        <w:t xml:space="preserve">The comparisons above fix the number of student-training queries; here we fix the number of student-training queries at</w:t>
+      </w:r>
+      <w:r>
+        <w:t xml:space="preserve"> </w:t>
+      </w:r>
+      <m:oMath>
+        <m:r>
+          <m:t>500</m:t>
+        </m:r>
+      </m:oMath>
+      <w:r>
+        <w:t xml:space="preserve"> </w:t>
+      </w:r>
+      <w:r>
+        <w:t xml:space="preserve">and instead vary the</w:t>
       </w:r>
       <w:r>
         <w:t xml:space="preserve"> </w:t>
@@ -11731,45 +11744,160 @@
           <w:b/>
           <w:bCs/>
         </w:rPr>
-        <w:t xml:space="preserve">spend the query budget in the low-density shell.</w:t>
-      </w:r>
-      <w:r>
-        <w:t xml:space="preserve"> </w:t>
-      </w:r>
-      <w:r>
-        <w:t xml:space="preserve">Placing queries in the shell rather than on the manifold or in the far field is the dominant lever, and it is robust — it lifts fidelity for every teacher, across dimension (§6.5) and on composite pipelines (§6.6). Within-shell importance weighting is a much narrower tool. The</w:t>
-      </w:r>
-      <w:r>
-        <w:t xml:space="preserve"> </w:t>
-      </w:r>
-      <w:r>
-        <w:rPr>
-          <w:i/>
-          <w:iCs/>
-        </w:rPr>
-        <w:t xml:space="preserve">score</w:t>
-      </w:r>
-      <w:r>
-        <w:t xml:space="preserve"> </w:t>
-      </w:r>
-      <w:r>
-        <w:t xml:space="preserve">signal is a safe, sometimes helpful weighting. The</w:t>
-      </w:r>
-      <w:r>
-        <w:t xml:space="preserve"> </w:t>
-      </w:r>
-      <w:r>
-        <w:rPr>
-          <w:i/>
-          <w:iCs/>
-        </w:rPr>
-        <w:t xml:space="preserve">local-variation</w:t>
-      </w:r>
-      <w:r>
-        <w:t xml:space="preserve"> </w:t>
-      </w:r>
-      <w:r>
-        <w:t xml:space="preserve">signal helps in exactly one regime — a saturating single detector in low dimension (the two-dimensional one-class SVM, §6.1) — and is neutral in higher dimension and actively harmful on composite fusion surfaces (§6.5–6.6), where it should not be used. So a uniform draw from the shell, optionally weighted toward high pipeline score, is the reliable default; the equal score/variation mixture is worth its extra evaluations only when the pipeline is a low-dimensional saturating detector.</w:t>
+        <w:t xml:space="preserve">acquisition budget</w:t>
+      </w:r>
+      <w:r>
+        <w:t xml:space="preserve">, the total pipeline evaluations spent selecting them, so methods are compared at equal blackbox cost. Uniform-shell spends only the</w:t>
+      </w:r>
+      <w:r>
+        <w:t xml:space="preserve"> </w:t>
+      </w:r>
+      <m:oMath>
+        <m:r>
+          <m:t>500</m:t>
+        </m:r>
+      </m:oMath>
+      <w:r>
+        <w:t xml:space="preserve"> </w:t>
+      </w:r>
+      <w:r>
+        <w:t xml:space="preserve">evaluations that label its training queries. Score-shell scoring a pool of</w:t>
+      </w:r>
+      <w:r>
+        <w:t xml:space="preserve"> </w:t>
+      </w:r>
+      <m:oMath>
+        <m:r>
+          <m:t>E</m:t>
+        </m:r>
+      </m:oMath>
+      <w:r>
+        <w:t xml:space="preserve"> </w:t>
+      </w:r>
+      <w:r>
+        <w:t xml:space="preserve">candidates spends</w:t>
+      </w:r>
+      <w:r>
+        <w:t xml:space="preserve"> </w:t>
+      </w:r>
+      <m:oMath>
+        <m:r>
+          <m:t>E</m:t>
+        </m:r>
+      </m:oMath>
+      <w:r>
+        <w:t xml:space="preserve">. The variation samplers spend more per candidate — coordinate finite differences cost</w:t>
+      </w:r>
+      <w:r>
+        <w:t xml:space="preserve"> </w:t>
+      </w:r>
+      <m:oMath>
+        <m:r>
+          <m:t>1</m:t>
+        </m:r>
+        <m:r>
+          <m:rPr>
+            <m:sty m:val="p"/>
+          </m:rPr>
+          <m:t>+</m:t>
+        </m:r>
+        <m:r>
+          <m:t>2</m:t>
+        </m:r>
+        <m:r>
+          <m:t>d</m:t>
+        </m:r>
+      </m:oMath>
+      <w:r>
+        <w:t xml:space="preserve">, the</w:t>
+      </w:r>
+      <w:r>
+        <w:t xml:space="preserve"> </w:t>
+      </w:r>
+      <m:oMath>
+        <m:r>
+          <m:t>K</m:t>
+        </m:r>
+      </m:oMath>
+      <w:r>
+        <w:t xml:space="preserve">-direction estimator</w:t>
+      </w:r>
+      <w:r>
+        <w:t xml:space="preserve"> </w:t>
+      </w:r>
+      <m:oMath>
+        <m:r>
+          <m:t>1</m:t>
+        </m:r>
+        <m:r>
+          <m:rPr>
+            <m:sty m:val="p"/>
+          </m:rPr>
+          <m:t>+</m:t>
+        </m:r>
+        <m:r>
+          <m:t>2</m:t>
+        </m:r>
+        <m:r>
+          <m:t>K</m:t>
+        </m:r>
+      </m:oMath>
+      <w:r>
+        <w:t xml:space="preserve"> </w:t>
+      </w:r>
+      <w:r>
+        <w:t xml:space="preserve">— so at a matched evaluation budget they score proportionally fewer candidates.</w:t>
+      </w:r>
+    </w:p>
+    <w:p>
+      <w:pPr>
+        <w:pStyle w:val="BodyText"/>
+        <w:jc w:val="center"/>
+        <w:keepNext/>
+        <w:keepLines/>
+        <w:widowControl w:val="1"/>
+      </w:pPr>
+      <w:r>
+        <w:drawing>
+          <wp:inline>
+            <wp:extent cx="5943600" cy="2228850"/>
+            <wp:effectExtent b="0" l="0" r="0" t="0"/>
+            <wp:docPr descr="Fidelity versus total pipeline evaluations on the two-dimensional one-class SVM and autoencoder: uniform-shell (star) reaches high fidelity at the lowest cost, and the score and variation samplers only match it at far larger evaluation budgets." title="" id="44" name="Picture"/>
+            <a:graphic>
+              <a:graphicData uri="http://schemas.openxmlformats.org/drawingml/2006/picture">
+                <pic:pic>
+                  <pic:nvPicPr>
+                    <pic:cNvPr descr="figure_budget.png" id="45" name="Picture"/>
+                    <pic:cNvPicPr>
+                      <a:picLocks noChangeArrowheads="1" noChangeAspect="1"/>
+                    </pic:cNvPicPr>
+                  </pic:nvPicPr>
+                  <pic:blipFill>
+                    <a:blip r:embed="rId43"/>
+                    <a:stretch>
+                      <a:fillRect/>
+                    </a:stretch>
+                  </pic:blipFill>
+                  <pic:spPr bwMode="auto">
+                    <a:xfrm>
+                      <a:off x="0" y="0"/>
+                      <a:ext cx="5943600" cy="2228850"/>
+                    </a:xfrm>
+                    <a:prstGeom prst="rect">
+                      <a:avLst/>
+                    </a:prstGeom>
+                    <a:noFill/>
+                    <a:ln w="9525">
+                      <a:noFill/>
+                      <a:headEnd/>
+                      <a:tailEnd/>
+                    </a:ln>
+                  </pic:spPr>
+                </pic:pic>
+              </a:graphicData>
+            </a:graphic>
+          </wp:inline>
+        </w:drawing>
       </w:r>
     </w:p>
     <w:p>
@@ -11781,19 +11909,359 @@
         <w:widowControl w:val="1"/>
       </w:pPr>
       <w:r>
-        <w:t xml:space="preserve">Two boundaries frame the contribution. When the pipeline's off-manifold surface is sharp enough (the non-smooth fusion), reproduction becomes capacity-limited rather than placement-limited, and a larger student is needed (§6.4); the radial diagnostic describes the pipeline's shape but does not by itself certify (un)distillability. And on real high-dimensional data, coarse detection is already served by trivial baselines while fine-fidelity reproduction is unresolved. The present contribution is therefore a focused methods-and-analysis result on where a query budget should go, demonstrated on two-dimensional geometry and a teacher spectrum, not a solved high-dimensional deployment pipeline.</w:t>
+        <w:t xml:space="preserve">The picture is consistent across both teachers.</w:t>
+      </w:r>
+      <w:r>
+        <w:t xml:space="preserve"> </w:t>
+      </w:r>
+      <w:r>
+        <w:rPr>
+          <w:b/>
+          <w:bCs/>
+        </w:rPr>
+        <w:t xml:space="preserve">Uniform-shell is the most query-efficient sampler:</w:t>
+      </w:r>
+      <w:r>
+        <w:t xml:space="preserve"> </w:t>
+      </w:r>
+      <w:r>
+        <w:t xml:space="preserve">it reaches fidelity</w:t>
+      </w:r>
+      <w:r>
+        <w:t xml:space="preserve"> </w:t>
+      </w:r>
+      <m:oMath>
+        <m:r>
+          <m:t>0.38</m:t>
+        </m:r>
+      </m:oMath>
+      <w:r>
+        <w:t xml:space="preserve"> </w:t>
+      </w:r>
+      <w:r>
+        <w:t xml:space="preserve">(one-class SVM) and</w:t>
+      </w:r>
+      <w:r>
+        <w:t xml:space="preserve"> </w:t>
+      </w:r>
+      <m:oMath>
+        <m:r>
+          <m:t>0.78</m:t>
+        </m:r>
+      </m:oMath>
+      <w:r>
+        <w:t xml:space="preserve"> </w:t>
+      </w:r>
+      <w:r>
+        <w:t xml:space="preserve">(autoencoder) at just</w:t>
+      </w:r>
+      <w:r>
+        <w:t xml:space="preserve"> </w:t>
+      </w:r>
+      <m:oMath>
+        <m:r>
+          <m:t>500</m:t>
+        </m:r>
+      </m:oMath>
+      <w:r>
+        <w:t xml:space="preserve"> </w:t>
+      </w:r>
+      <w:r>
+        <w:t xml:space="preserve">evaluations. Score-shell needs roughly</w:t>
+      </w:r>
+      <w:r>
+        <w:t xml:space="preserve"> </w:t>
+      </w:r>
+      <m:oMath>
+        <m:r>
+          <m:t>1000</m:t>
+        </m:r>
+      </m:oMath>
+      <w:r>
+        <w:t xml:space="preserve">–</w:t>
+      </w:r>
+      <m:oMath>
+        <m:r>
+          <m:t>24</m:t>
+        </m:r>
+        <m:r>
+          <m:rPr>
+            <m:sty m:val="p"/>
+          </m:rPr>
+          <m:t>,</m:t>
+        </m:r>
+        <m:r>
+          <m:t>000</m:t>
+        </m:r>
+      </m:oMath>
+      <w:r>
+        <w:t xml:space="preserve"> </w:t>
+      </w:r>
+      <w:r>
+        <w:t xml:space="preserve">evaluations to match or slightly exceed that (</w:t>
+      </w:r>
+      <m:oMath>
+        <m:r>
+          <m:t>0.43</m:t>
+        </m:r>
+      </m:oMath>
+      <w:r>
+        <w:t xml:space="preserve"> </w:t>
+      </w:r>
+      <w:r>
+        <w:t xml:space="preserve">on the one-class SVM at</w:t>
+      </w:r>
+      <w:r>
+        <w:t xml:space="preserve"> </w:t>
+      </w:r>
+      <m:oMath>
+        <m:r>
+          <m:t>24</m:t>
+        </m:r>
+        <m:r>
+          <m:rPr>
+            <m:sty m:val="p"/>
+          </m:rPr>
+          <m:t>,</m:t>
+        </m:r>
+        <m:r>
+          <m:t>000</m:t>
+        </m:r>
+      </m:oMath>
+      <w:r>
+        <w:t xml:space="preserve">;</w:t>
+      </w:r>
+      <w:r>
+        <w:t xml:space="preserve"> </w:t>
+      </w:r>
+      <m:oMath>
+        <m:r>
+          <m:t>0.83</m:t>
+        </m:r>
+      </m:oMath>
+      <w:r>
+        <w:t xml:space="preserve"> </w:t>
+      </w:r>
+      <w:r>
+        <w:t xml:space="preserve">on the autoencoder at</w:t>
+      </w:r>
+      <w:r>
+        <w:t xml:space="preserve"> </w:t>
+      </w:r>
+      <m:oMath>
+        <m:r>
+          <m:t>24</m:t>
+        </m:r>
+        <m:r>
+          <m:rPr>
+            <m:sty m:val="p"/>
+          </m:rPr>
+          <m:t>,</m:t>
+        </m:r>
+        <m:r>
+          <m:t>000</m:t>
+        </m:r>
+      </m:oMath>
+      <w:r>
+        <w:t xml:space="preserve">, a</w:t>
+      </w:r>
+      <w:r>
+        <w:t xml:space="preserve"> </w:t>
+      </w:r>
+      <m:oMath>
+        <m:r>
+          <m:rPr>
+            <m:sty m:val="p"/>
+          </m:rPr>
+          <m:t>+</m:t>
+        </m:r>
+        <m:r>
+          <m:t>0.05</m:t>
+        </m:r>
+      </m:oMath>
+      <w:r>
+        <w:t xml:space="preserve"> </w:t>
+      </w:r>
+      <w:r>
+        <w:t xml:space="preserve">gain for</w:t>
+      </w:r>
+      <w:r>
+        <w:t xml:space="preserve"> </w:t>
+      </w:r>
+      <m:oMath>
+        <m:r>
+          <m:t>48</m:t>
+        </m:r>
+        <m:r>
+          <m:rPr>
+            <m:sty m:val="p"/>
+          </m:rPr>
+          <m:t>×</m:t>
+        </m:r>
+      </m:oMath>
+      <w:r>
+        <w:t xml:space="preserve"> </w:t>
+      </w:r>
+      <w:r>
+        <w:t xml:space="preserve">the budget). The variation samplers, whose selection cost is</w:t>
+      </w:r>
+      <w:r>
+        <w:t xml:space="preserve"> </w:t>
+      </w:r>
+      <m:oMath>
+        <m:r>
+          <m:t>5</m:t>
+        </m:r>
+        <m:r>
+          <m:rPr>
+            <m:sty m:val="p"/>
+          </m:rPr>
+          <m:t>×</m:t>
+        </m:r>
+      </m:oMath>
+      <w:r>
+        <w:t xml:space="preserve"> </w:t>
+      </w:r>
+      <w:r>
+        <w:t xml:space="preserve">(coordinate) or</w:t>
+      </w:r>
+      <w:r>
+        <w:t xml:space="preserve"> </w:t>
+      </w:r>
+      <m:oMath>
+        <m:r>
+          <m:t>9</m:t>
+        </m:r>
+        <m:r>
+          <m:rPr>
+            <m:sty m:val="p"/>
+          </m:rPr>
+          <m:t>×</m:t>
+        </m:r>
+      </m:oMath>
+      <w:r>
+        <w:t xml:space="preserve"> </w:t>
+      </w:r>
+      <w:r>
+        <w:t xml:space="preserve">(</w:t>
+      </w:r>
+      <m:oMath>
+        <m:r>
+          <m:t>K</m:t>
+        </m:r>
+        <m:r>
+          <m:rPr>
+            <m:sty m:val="p"/>
+          </m:rPr>
+          <m:t>=</m:t>
+        </m:r>
+        <m:r>
+          <m:t>4</m:t>
+        </m:r>
+      </m:oMath>
+      <w:r>
+        <w:t xml:space="preserve">) per candidate at</w:t>
+      </w:r>
+      <w:r>
+        <w:t xml:space="preserve"> </w:t>
+      </w:r>
+      <m:oMath>
+        <m:r>
+          <m:t>d</m:t>
+        </m:r>
+        <m:r>
+          <m:rPr>
+            <m:sty m:val="p"/>
+          </m:rPr>
+          <m:t>=</m:t>
+        </m:r>
+        <m:r>
+          <m:t>2</m:t>
+        </m:r>
+      </m:oMath>
+      <w:r>
+        <w:t xml:space="preserve">, never overtake uniform-shell once that cost is charged: their best points sit at</w:t>
+      </w:r>
+      <w:r>
+        <w:t xml:space="preserve"> </w:t>
+      </w:r>
+      <m:oMath>
+        <m:sSup>
+          <m:e>
+            <m:r>
+              <m:t>10</m:t>
+            </m:r>
+          </m:e>
+          <m:sup>
+            <m:r>
+              <m:t>4</m:t>
+            </m:r>
+          </m:sup>
+        </m:sSup>
+      </m:oMath>
+      <w:r>
+        <w:t xml:space="preserve">–</w:t>
+      </w:r>
+      <m:oMath>
+        <m:sSup>
+          <m:e>
+            <m:r>
+              <m:t>10</m:t>
+            </m:r>
+          </m:e>
+          <m:sup>
+            <m:r>
+              <m:t>5</m:t>
+            </m:r>
+          </m:sup>
+        </m:sSup>
+      </m:oMath>
+      <w:r>
+        <w:t xml:space="preserve"> </w:t>
+      </w:r>
+      <w:r>
+        <w:t xml:space="preserve">evaluations for fidelity uniform-shell already reaches at</w:t>
+      </w:r>
+      <w:r>
+        <w:t xml:space="preserve"> </w:t>
+      </w:r>
+      <m:oMath>
+        <m:r>
+          <m:t>500</m:t>
+        </m:r>
+      </m:oMath>
+      <w:r>
+        <w:t xml:space="preserve">. This sharpens the recommendation of §6.1–6.6:</w:t>
+      </w:r>
+      <w:r>
+        <w:t xml:space="preserve"> </w:t>
+      </w:r>
+      <w:r>
+        <w:rPr>
+          <w:b/>
+          <w:bCs/>
+        </w:rPr>
+        <w:t xml:space="preserve">placing queries in the shell is where the query budget should go; within-shell score or variation weighting buys little and, for the variation term, costs a lot.</w:t>
+      </w:r>
+      <w:r>
+        <w:t xml:space="preserve"> </w:t>
+      </w:r>
+      <w:r>
+        <w:t xml:space="preserve">Uniform-shell is the efficient default, and score-weighting is a cheap optional refinement worth trying only when a larger evaluation budget is available.</w:t>
       </w:r>
     </w:p>
-    <w:bookmarkStart w:id="44" w:name="X91878762e610be578531248211c370528dea924"/>
+    <w:bookmarkEnd w:id="46"/>
+    <w:bookmarkEnd w:id="47"/>
+    <w:bookmarkStart w:id="49" w:name="Xaa41b10cc6ea992ae291d3c205d2ba26cb494fd"/>
     <w:p>
       <w:pPr>
-        <w:pStyle w:val="Heading3"/>
+        <w:pStyle w:val="Heading2"/>
         <w:keepNext/>
         <w:keepLines/>
         <w:widowControl w:val="1"/>
       </w:pPr>
       <w:r>
-        <w:t xml:space="preserve">7.1 Limitations and broader impact</w:t>
+        <w:t xml:space="preserve">7. Discussion</w:t>
       </w:r>
     </w:p>
     <w:p>
@@ -11805,17 +12273,55 @@
         <w:widowControl w:val="1"/>
       </w:pPr>
       <w:r>
+        <w:t xml:space="preserve">The practical recommendation is compact, and the accumulated evidence narrows it:</w:t>
+      </w:r>
+      <w:r>
+        <w:t xml:space="preserve"> </w:t>
+      </w:r>
+      <w:r>
         <w:rPr>
           <w:b/>
           <w:bCs/>
         </w:rPr>
-        <w:t xml:space="preserve">Input validity.</w:t>
-      </w:r>
-      <w:r>
-        <w:t xml:space="preserve"> </w:t>
-      </w:r>
-      <w:r>
-        <w:t xml:space="preserve">Our queries are Euclidean shell points in a continuous, standardized feature space. For mixed or bounded tabular data a shell point need not be a valid input; a deployment version would respect categorical levels and box constraints, or generate queries in a decoded latent space, and we have not tested that.</w:t>
+        <w:t xml:space="preserve">spend the query budget in the low-density shell.</w:t>
+      </w:r>
+      <w:r>
+        <w:t xml:space="preserve"> </w:t>
+      </w:r>
+      <w:r>
+        <w:t xml:space="preserve">Placing queries in the shell rather than on the manifold or in the far field is the dominant lever, and it is robust — it lifts fidelity for every teacher, across dimension (§6.5) and on composite pipelines (§6.6). Within-shell importance weighting is a much narrower tool. The</w:t>
+      </w:r>
+      <w:r>
+        <w:t xml:space="preserve"> </w:t>
+      </w:r>
+      <w:r>
+        <w:rPr>
+          <w:i/>
+          <w:iCs/>
+        </w:rPr>
+        <w:t xml:space="preserve">score</w:t>
+      </w:r>
+      <w:r>
+        <w:t xml:space="preserve"> </w:t>
+      </w:r>
+      <w:r>
+        <w:t xml:space="preserve">signal is a safe, sometimes helpful weighting. The</w:t>
+      </w:r>
+      <w:r>
+        <w:t xml:space="preserve"> </w:t>
+      </w:r>
+      <w:r>
+        <w:rPr>
+          <w:i/>
+          <w:iCs/>
+        </w:rPr>
+        <w:t xml:space="preserve">local-variation</w:t>
+      </w:r>
+      <w:r>
+        <w:t xml:space="preserve"> </w:t>
+      </w:r>
+      <w:r>
+        <w:t xml:space="preserve">signal helps in exactly one regime — a saturating single detector in low dimension (the two-dimensional one-class SVM, §6.1) — and is neutral in higher dimension and actively harmful on composite fusion surfaces (§6.5–6.6), where it should not be used. So a uniform draw from the shell, optionally weighted toward high pipeline score, is the reliable default; the equal score/variation mixture is worth its extra evaluations only when the pipeline is a low-dimensional saturating detector.</w:t>
       </w:r>
     </w:p>
     <w:p>
@@ -11827,37 +12333,41 @@
         <w:widowControl w:val="1"/>
       </w:pPr>
       <w:r>
+        <w:t xml:space="preserve">Two boundaries frame the contribution. When the pipeline's off-manifold surface is sharp enough (the non-smooth fusion), reproduction becomes capacity-limited rather than placement-limited, and a larger student is needed (§6.4); the radial diagnostic describes the pipeline's shape but does not by itself certify (un)distillability. And on real high-dimensional data, coarse detection is already served by trivial baselines while fine-fidelity reproduction is unresolved. The present contribution is therefore a focused methods-and-analysis result on where a query budget should go, demonstrated on two-dimensional geometry and a teacher spectrum, not a solved high-dimensional deployment pipeline.</w:t>
+      </w:r>
+    </w:p>
+    <w:bookmarkStart w:id="48" w:name="X91878762e610be578531248211c370528dea924"/>
+    <w:p>
+      <w:pPr>
+        <w:pStyle w:val="Heading3"/>
+        <w:keepNext/>
+        <w:keepLines/>
+        <w:widowControl w:val="1"/>
+      </w:pPr>
+      <w:r>
+        <w:t xml:space="preserve">7.1 Limitations and broader impact</w:t>
+      </w:r>
+    </w:p>
+    <w:p>
+      <w:pPr>
+        <w:pStyle w:val="FirstParagraph"/>
+        <w:jc w:val="both"/>
+        <w:keepNext w:val="0"/>
+        <w:keepLines w:val="0"/>
+        <w:widowControl w:val="1"/>
+      </w:pPr>
+      <w:r>
         <w:rPr>
           <w:b/>
           <w:bCs/>
         </w:rPr>
-        <w:t xml:space="preserve">Edge deployment.</w:t>
-      </w:r>
-      <w:r>
-        <w:t xml:space="preserve"> </w:t>
-      </w:r>
-      <w:r>
-        <w:t xml:space="preserve">We motivate compression by edge budgets but report no latency, memory, or energy measurements; the student is small by construction (about 40 parameters at</w:t>
-      </w:r>
-      <w:r>
-        <w:t xml:space="preserve"> </w:t>
-      </w:r>
-      <m:oMath>
-        <m:r>
-          <m:t>d</m:t>
-        </m:r>
-        <m:r>
-          <m:rPr>
-            <m:sty m:val="p"/>
-          </m:rPr>
-          <m:t>=</m:t>
-        </m:r>
-        <m:r>
-          <m:t>2</m:t>
-        </m:r>
-      </m:oMath>
-      <w:r>
-        <w:t xml:space="preserve">), but a deployment claim would need a device or standardized-CPU compression table, which we leave to future work.</w:t>
+        <w:t xml:space="preserve">Input validity.</w:t>
+      </w:r>
+      <w:r>
+        <w:t xml:space="preserve"> </w:t>
+      </w:r>
+      <w:r>
+        <w:t xml:space="preserve">Our queries are Euclidean shell points in a continuous, standardized feature space. For mixed or bounded tabular data a shell point need not be a valid input; a deployment version would respect categorical levels and box constraints, or generate queries in a decoded latent space, and we have not tested that.</w:t>
       </w:r>
     </w:p>
     <w:p>
@@ -11873,6 +12383,147 @@
           <w:b/>
           <w:bCs/>
         </w:rPr>
+        <w:t xml:space="preserve">Edge deployment.</w:t>
+      </w:r>
+      <w:r>
+        <w:t xml:space="preserve"> </w:t>
+      </w:r>
+      <w:r>
+        <w:t xml:space="preserve">The distilled student is small and fast. On a single CPU core, scoring a</w:t>
+      </w:r>
+      <w:r>
+        <w:t xml:space="preserve"> </w:t>
+      </w:r>
+      <m:oMath>
+        <m:r>
+          <m:t>5000</m:t>
+        </m:r>
+      </m:oMath>
+      <w:r>
+        <w:t xml:space="preserve">-point batch takes</w:t>
+      </w:r>
+      <w:r>
+        <w:t xml:space="preserve"> </w:t>
+      </w:r>
+      <m:oMath>
+        <m:r>
+          <m:t>1.8</m:t>
+        </m:r>
+      </m:oMath>
+      <w:r>
+        <w:t xml:space="preserve">–</w:t>
+      </w:r>
+      <m:oMath>
+        <m:r>
+          <m:t>1.9</m:t>
+        </m:r>
+      </m:oMath>
+      <w:r>
+        <w:t xml:space="preserve"> </w:t>
+      </w:r>
+      <w:r>
+        <w:t xml:space="preserve">ms for the width-8 student versus</w:t>
+      </w:r>
+      <w:r>
+        <w:t xml:space="preserve"> </w:t>
+      </w:r>
+      <m:oMath>
+        <m:r>
+          <m:t>49</m:t>
+        </m:r>
+      </m:oMath>
+      <w:r>
+        <w:t xml:space="preserve">–</w:t>
+      </w:r>
+      <m:oMath>
+        <m:r>
+          <m:t>78</m:t>
+        </m:r>
+      </m:oMath>
+      <w:r>
+        <w:t xml:space="preserve"> </w:t>
+      </w:r>
+      <w:r>
+        <w:t xml:space="preserve">ms for the composite teacher pipelines of §6.6 — a</w:t>
+      </w:r>
+      <w:r>
+        <w:t xml:space="preserve"> </w:t>
+      </w:r>
+      <m:oMath>
+        <m:r>
+          <m:t>28</m:t>
+        </m:r>
+      </m:oMath>
+      <w:r>
+        <w:t xml:space="preserve">–</w:t>
+      </w:r>
+      <m:oMath>
+        <m:r>
+          <m:t>41</m:t>
+        </m:r>
+        <m:r>
+          <m:rPr>
+            <m:sty m:val="p"/>
+          </m:rPr>
+          <m:t>×</m:t>
+        </m:r>
+      </m:oMath>
+      <w:r>
+        <w:t xml:space="preserve"> </w:t>
+      </w:r>
+      <w:r>
+        <w:t xml:space="preserve">speedup — at</w:t>
+      </w:r>
+      <w:r>
+        <w:t xml:space="preserve"> </w:t>
+      </w:r>
+      <m:oMath>
+        <m:r>
+          <m:t>33</m:t>
+        </m:r>
+      </m:oMath>
+      <w:r>
+        <w:t xml:space="preserve"> </w:t>
+      </w:r>
+      <w:r>
+        <w:t xml:space="preserve">student parameters and a</w:t>
+      </w:r>
+      <w:r>
+        <w:t xml:space="preserve"> </w:t>
+      </w:r>
+      <m:oMath>
+        <m:r>
+          <m:t>14</m:t>
+        </m:r>
+      </m:oMath>
+      <w:r>
+        <w:t xml:space="preserve">–</w:t>
+      </w:r>
+      <m:oMath>
+        <m:r>
+          <m:t>32</m:t>
+        </m:r>
+      </m:oMath>
+      <w:r>
+        <w:t xml:space="preserve"> </w:t>
+      </w:r>
+      <w:r>
+        <w:t xml:space="preserve">KB serialized model. These are standardized-CPU numbers, not an embedded-device benchmark, and they measure the compression the method enables, not its fidelity; a full deployment study on target hardware, with energy, is future work. The value of the distillation is realized only to the extent the student reproduces the teacher (§6.5–6.6), so the speedup should be read together with the fidelity results, not on its own.</w:t>
+      </w:r>
+    </w:p>
+    <w:p>
+      <w:pPr>
+        <w:pStyle w:val="BodyText"/>
+        <w:jc w:val="both"/>
+        <w:keepNext w:val="0"/>
+        <w:keepLines w:val="0"/>
+        <w:widowControl w:val="1"/>
+      </w:pPr>
+      <w:r>
+        <w:rPr>
+          <w:b/>
+          <w:bCs/>
+        </w:rPr>
         <w:t xml:space="preserve">Relation to model extraction.</w:t>
       </w:r>
       <w:r>
@@ -11882,9 +12533,9 @@
         <w:t xml:space="preserve">Training a surrogate from blackbox scores is technically adjacent to unauthorized model extraction. The intended use here is authorized compression of a pipeline whose owner can query the deployed system but wishes to run a lighter model on an edge target; we evaluate only locally controlled teachers and public benchmarks, and target no proprietary service. Providers for whom pipeline functionality is sensitive can mitigate unauthorized cloning through authentication, rate limits, and monitoring of high-volume synthetic querying.</w:t>
       </w:r>
     </w:p>
-    <w:bookmarkEnd w:id="44"/>
-    <w:bookmarkEnd w:id="45"/>
-    <w:bookmarkStart w:id="46" w:name="X068cadce569253993d0037f110a97f237619c0f"/>
+    <w:bookmarkEnd w:id="48"/>
+    <w:bookmarkEnd w:id="49"/>
+    <w:bookmarkStart w:id="50" w:name="X068cadce569253993d0037f110a97f237619c0f"/>
     <w:p>
       <w:pPr>
         <w:pStyle w:val="Heading2"/>
@@ -11928,8 +12579,8 @@
         <w:t xml:space="preserve">), to real tabular datasets (a significant fidelity lift on 8 of 10), and to genuine composite pipelines: a normal-data-defined shell keeps beating normals-only, even as absolute fidelity falls and the within-shell variation weighting ceases to help. That weighting is a narrow, low-dimensional refinement useful for saturating single detectors and counterproductive on fused surfaces. Composite pipelines stay hard to reproduce with a compact student regardless of width, marking the open frontier: high-fidelity distillation of real fused pipelines, in high dimension, at matched query budgets. We release all code, data, and results.</w:t>
       </w:r>
     </w:p>
-    <w:bookmarkEnd w:id="46"/>
-    <w:bookmarkStart w:id="47" w:name="references"/>
+    <w:bookmarkEnd w:id="50"/>
+    <w:bookmarkStart w:id="51" w:name="references"/>
     <w:p>
       <w:pPr>
         <w:pStyle w:val="ReferencesHeading"/>
@@ -13311,8 +13962,8 @@
         <w:t xml:space="preserve">KDD.</w:t>
       </w:r>
     </w:p>
-    <w:bookmarkEnd w:id="47"/>
-    <w:bookmarkStart w:id="48" w:name="appendix-a-samplers-and-query-complexity"/>
+    <w:bookmarkEnd w:id="51"/>
+    <w:bookmarkStart w:id="52" w:name="appendix-a-samplers-and-query-complexity"/>
     <w:p>
       <w:pPr>
         <w:pStyle w:val="Heading2"/>
@@ -15123,8 +15774,8 @@
         <w:t xml:space="preserve">) pulls chains that stray too far back toward the manifold; a per-chain projection radius drawn log-uniformly lets some chains reach farther into the shell than others. This gives fidelity comparable to the importance-weighted sampler on the teachers we tested; the importance-weighted form is simpler and needs no step-size tuning, so it is used for the spectrum comparison of §6.1.</w:t>
       </w:r>
     </w:p>
-    <w:bookmarkEnd w:id="48"/>
-    <w:bookmarkStart w:id="49" w:name="appendix-b-reproduction"/>
+    <w:bookmarkEnd w:id="52"/>
+    <w:bookmarkStart w:id="53" w:name="appendix-b-reproduction"/>
     <w:p>
       <w:pPr>
         <w:pStyle w:val="Heading2"/>
@@ -15193,8 +15844,8 @@
         <w:t xml:space="preserve">). The shell sampler, the local-variation estimators, and the radial diagnostic are single functions; the coordinate finite differences are batched into one pipeline-scoring pass per step. The repository records per-seed results and the command for every table and figure at https://github.com/ApartsinProjects/PipelineDistil (to be anonymized for review).</w:t>
       </w:r>
     </w:p>
-    <w:bookmarkEnd w:id="49"/>
-    <w:bookmarkEnd w:id="50"/>
+    <w:bookmarkEnd w:id="53"/>
+    <w:bookmarkEnd w:id="54"/>
     <w:sectPr>
       <w:footerReference w:type="default" r:id="rId10"/>
       <w:pgSz w:h="15840" w:w="12240"/>

--- a/paper.docx
+++ b/paper.docx
@@ -19,7 +19,7 @@
         </w:r>
       </w:hyperlink>
     </w:p>
-    <w:bookmarkStart w:id="54" w:name="X18dd8870020ebc13261f1a93b31b2e8672cfcab"/>
+    <w:bookmarkStart w:id="57" w:name="X18dd8870020ebc13261f1a93b31b2e8672cfcab"/>
     <w:p>
       <w:pPr>
         <w:pStyle w:val="Title"/>
@@ -455,6 +455,56 @@
       </w:pPr>
       <w:r>
         <w:t xml:space="preserve">Unsupervised anomaly detection in production is rarely a single model. A deployed pipeline chains a preprocessing stage, one or more detectors from different families (density estimators, tree-based isolators, distance-based methods, deep autoencoders), and a fusion or calibration step. When such a pipeline must run on a device with tight compute, memory, and power budgets, the practitioner faces a distillation problem: compress the pipeline into one small model whose scores approximate the pipeline's on the inputs the device will see.</w:t>
+      </w:r>
+    </w:p>
+    <w:p>
+      <w:pPr>
+        <w:pStyle w:val="BodyText"/>
+        <w:jc w:val="both"/>
+        <w:keepNext w:val="0"/>
+        <w:keepLines w:val="0"/>
+        <w:widowControl w:val="1"/>
+      </w:pPr>
+      <w:r>
+        <w:t xml:space="preserve">Distillation is worth doing only when the teacher is itself hard to deploy; otherwise one would simply ship it. That is the common case for anomaly detectors. Many are</w:t>
+      </w:r>
+      <w:r>
+        <w:t xml:space="preserve"> </w:t>
+      </w:r>
+      <w:r>
+        <w:rPr>
+          <w:b/>
+          <w:bCs/>
+        </w:rPr>
+        <w:t xml:space="preserve">non-parametric</w:t>
+      </w:r>
+      <w:r>
+        <w:t xml:space="preserve">, with a footprint that grows with the training set: k-NN and kernel density store all training points, one-class SVM stores its support vectors, Isolation Forest stores its trees. On the real datasets of §6.5 these teachers occupy tens of kilobytes to about a megabyte and grow with</w:t>
+      </w:r>
+      <w:r>
+        <w:t xml:space="preserve"> </w:t>
+      </w:r>
+      <m:oMath>
+        <m:r>
+          <m:t>N</m:t>
+        </m:r>
+      </m:oMath>
+      <w:r>
+        <w:t xml:space="preserve">, whereas the fixed-width student we distill into is a few kilobytes regardless of</w:t>
+      </w:r>
+      <w:r>
+        <w:t xml:space="preserve"> </w:t>
+      </w:r>
+      <m:oMath>
+        <m:r>
+          <m:t>N</m:t>
+        </m:r>
+      </m:oMath>
+      <w:r>
+        <w:t xml:space="preserve"> </w:t>
+      </w:r>
+      <w:r>
+        <w:t xml:space="preserve">(§7.1). A composite pipeline compounds the problem by stacking several such models. So the teachers worth distilling are exactly the non-parametric detectors and multi-stage pipelines, and the value of the student is a constant-size, low-latency stand-in for a model whose size or structure does not fit the target.</w:t>
       </w:r>
     </w:p>
     <w:p>
@@ -1770,7 +1820,20 @@
         <w:widowControl w:val="1"/>
       </w:pPr>
       <w:r>
-        <w:t xml:space="preserve">constrains it only where the pipeline already scores inputs as normal. Off the manifold the student is unconstrained, and a small network interpolates smoothly; it has no way to reproduce the pipeline's actual off-manifold surface. We must add synthetic queries</w:t>
+        <w:t xml:space="preserve">constrains it only where the pipeline already scores inputs as normal — and there the pipeline's scores are, by construction, all "normal", carrying almost no signal about how it ranks the anomaly side. Running over the whole training set is therefore not enough no matter how large it is: off the manifold the student is unconstrained, a small network interpolates smoothly, and it has no way to reproduce the pipeline's actual off-manifold surface. This is the crux of the setting: because there are no anomalies to train on, the only way to teach the student the pipeline's anomaly-side ranking is to</w:t>
+      </w:r>
+      <w:r>
+        <w:t xml:space="preserve"> </w:t>
+      </w:r>
+      <w:r>
+        <w:rPr>
+          <w:b/>
+          <w:bCs/>
+        </w:rPr>
+        <w:t xml:space="preserve">query the pipeline off the manifold ourselves</w:t>
+      </w:r>
+      <w:r>
+        <w:t xml:space="preserve">, at the boundary of the normal region. We add synthetic boundary queries</w:t>
       </w:r>
       <w:r>
         <w:t xml:space="preserve"> </w:t>
@@ -4313,7 +4376,7 @@
       </w:r>
     </w:p>
     <w:bookmarkEnd w:id="24"/>
-    <w:bookmarkStart w:id="47" w:name="Xb84024f831f54dd6cf41fa7512b2dfdd301b0cb"/>
+    <w:bookmarkStart w:id="50" w:name="Xb84024f831f54dd6cf41fa7512b2dfdd301b0cb"/>
     <w:p>
       <w:pPr>
         <w:pStyle w:val="Heading2"/>
@@ -7877,7 +7940,7 @@
       </w:r>
     </w:p>
     <w:bookmarkEnd w:id="34"/>
-    <w:bookmarkStart w:id="41" w:name="Xaa7280be5b5394f721050cf10833d0332d1f796"/>
+    <w:bookmarkStart w:id="44" w:name="Xaa7280be5b5394f721050cf10833d0332d1f796"/>
     <w:p>
       <w:pPr>
         <w:pStyle w:val="Heading3"/>
@@ -10681,8 +10744,222 @@
         <w:t xml:space="preserve">from shell placement, not high absolute reproduction.</w:t>
       </w:r>
     </w:p>
-    <w:bookmarkEnd w:id="41"/>
-    <w:bookmarkStart w:id="42" w:name="X9c923377000c6cf85b4b8ce1c57e2dcd6475cf2"/>
+    <w:p>
+      <w:pPr>
+        <w:pStyle w:val="BodyText"/>
+        <w:jc w:val="both"/>
+        <w:keepNext w:val="0"/>
+        <w:keepLines w:val="0"/>
+        <w:widowControl w:val="1"/>
+      </w:pPr>
+      <w:r>
+        <w:rPr>
+          <w:b/>
+          <w:bCs/>
+        </w:rPr>
+        <w:t xml:space="preserve">When is querying only from normal data enough?</w:t>
+      </w:r>
+      <w:r>
+        <w:t xml:space="preserve"> </w:t>
+      </w:r>
+      <w:r>
+        <w:t xml:space="preserve">The method never touches an anomaly during training: it defines the shell from normals and labels shell queries with the teacher. So it can only reproduce the teacher where it queried — in the normal-data shell — and it helps on the real anomalies exactly to the extent those anomalies fall inside that shell. This is an assumption (anomalies lie near the normal boundary), not a theorem, and it is directly measurable. For each dataset we compute the fraction of real anomalies whose distance to the nearest normal lands in the shell</w:t>
+      </w:r>
+      <w:r>
+        <w:t xml:space="preserve"> </w:t>
+      </w:r>
+      <m:oMath>
+        <m:r>
+          <m:rPr>
+            <m:sty m:val="p"/>
+          </m:rPr>
+          <m:t>[</m:t>
+        </m:r>
+        <m:sSub>
+          <m:e>
+            <m:r>
+              <m:t>ρ</m:t>
+            </m:r>
+          </m:e>
+          <m:sub>
+            <m:r>
+              <m:rPr>
+                <m:sty m:val="p"/>
+              </m:rPr>
+              <m:t>min</m:t>
+            </m:r>
+          </m:sub>
+        </m:sSub>
+        <m:r>
+          <m:rPr>
+            <m:sty m:val="p"/>
+          </m:rPr>
+          <m:t>,</m:t>
+        </m:r>
+        <m:sSub>
+          <m:e>
+            <m:r>
+              <m:t>ρ</m:t>
+            </m:r>
+          </m:e>
+          <m:sub>
+            <m:r>
+              <m:rPr>
+                <m:sty m:val="p"/>
+              </m:rPr>
+              <m:t>max</m:t>
+            </m:r>
+          </m:sub>
+        </m:sSub>
+        <m:r>
+          <m:rPr>
+            <m:sty m:val="p"/>
+          </m:rPr>
+          <m:t>]</m:t>
+        </m:r>
+      </m:oMath>
+      <w:r>
+        <w:t xml:space="preserve">, and correlate it with the fidelity gain.</w:t>
+      </w:r>
+    </w:p>
+    <w:p>
+      <w:pPr>
+        <w:pStyle w:val="BodyText"/>
+        <w:jc w:val="center"/>
+        <w:keepNext/>
+        <w:keepLines/>
+        <w:widowControl w:val="1"/>
+      </w:pPr>
+      <w:r>
+        <w:drawing>
+          <wp:inline>
+            <wp:extent cx="5943600" cy="4245428"/>
+            <wp:effectExtent b="0" l="0" r="0" t="0"/>
+            <wp:docPr descr="Shell-sampling fidelity gain versus the fraction of real anomalies that fall inside the normal-data shell; the gain is positive exactly when anomalies land near the normal boundary, and shuttle (0.1% in shell) is the clean failure case." title="" id="42" name="Picture"/>
+            <a:graphic>
+              <a:graphicData uri="http://schemas.openxmlformats.org/drawingml/2006/picture">
+                <pic:pic>
+                  <pic:nvPicPr>
+                    <pic:cNvPr descr="figure_coverage.png" id="43" name="Picture"/>
+                    <pic:cNvPicPr>
+                      <a:picLocks noChangeArrowheads="1" noChangeAspect="1"/>
+                    </pic:cNvPicPr>
+                  </pic:nvPicPr>
+                  <pic:blipFill>
+                    <a:blip r:embed="rId41"/>
+                    <a:stretch>
+                      <a:fillRect/>
+                    </a:stretch>
+                  </pic:blipFill>
+                  <pic:spPr bwMode="auto">
+                    <a:xfrm>
+                      <a:off x="0" y="0"/>
+                      <a:ext cx="5943600" cy="4245428"/>
+                    </a:xfrm>
+                    <a:prstGeom prst="rect">
+                      <a:avLst/>
+                    </a:prstGeom>
+                    <a:noFill/>
+                    <a:ln w="9525">
+                      <a:noFill/>
+                      <a:headEnd/>
+                      <a:tailEnd/>
+                    </a:ln>
+                  </pic:spPr>
+                </pic:pic>
+              </a:graphicData>
+            </a:graphic>
+          </wp:inline>
+        </w:drawing>
+      </w:r>
+    </w:p>
+    <w:p>
+      <w:pPr>
+        <w:pStyle w:val="BodyText"/>
+        <w:jc w:val="both"/>
+        <w:keepNext w:val="0"/>
+        <w:keepLines w:val="0"/>
+        <w:widowControl w:val="1"/>
+      </w:pPr>
+      <w:r>
+        <w:t xml:space="preserve">The correlation is positive (</w:t>
+      </w:r>
+      <m:oMath>
+        <m:r>
+          <m:t>r</m:t>
+        </m:r>
+        <m:r>
+          <m:rPr>
+            <m:sty m:val="p"/>
+          </m:rPr>
+          <m:t>=</m:t>
+        </m:r>
+        <m:r>
+          <m:rPr>
+            <m:sty m:val="p"/>
+          </m:rPr>
+          <m:t>+</m:t>
+        </m:r>
+        <m:r>
+          <m:t>0.44</m:t>
+        </m:r>
+      </m:oMath>
+      <w:r>
+        <w:t xml:space="preserve">), and the extreme case is unambiguous: on</w:t>
+      </w:r>
+      <w:r>
+        <w:t xml:space="preserve"> </w:t>
+      </w:r>
+      <w:r>
+        <w:rPr>
+          <w:b/>
+          <w:bCs/>
+        </w:rPr>
+        <w:t xml:space="preserve">shuttle</w:t>
+      </w:r>
+      <w:r>
+        <w:t xml:space="preserve"> </w:t>
+      </w:r>
+      <w:r>
+        <w:t xml:space="preserve">only</w:t>
+      </w:r>
+      <w:r>
+        <w:t xml:space="preserve"> </w:t>
+      </w:r>
+      <m:oMath>
+        <m:r>
+          <m:t>0.1</m:t>
+        </m:r>
+        <m:r>
+          <m:rPr>
+            <m:sty m:val="p"/>
+          </m:rPr>
+          <m:t>%</m:t>
+        </m:r>
+      </m:oMath>
+      <w:r>
+        <w:t xml:space="preserve"> </w:t>
+      </w:r>
+      <w:r>
+        <w:t xml:space="preserve">of anomalies fall in the shell, and it is the one dataset where shell sampling clearly hurts (</w:t>
+      </w:r>
+      <m:oMath>
+        <m:r>
+          <m:rPr>
+            <m:sty m:val="p"/>
+          </m:rPr>
+          <m:t>−</m:t>
+        </m:r>
+        <m:r>
+          <m:t>0.15</m:t>
+        </m:r>
+      </m:oMath>
+      <w:r>
+        <w:t xml:space="preserve">); at the other end, vowels, letter, and optdigits have essentially all anomalies in the shell and enjoy the largest or reliably positive gains. So querying only from normal data is sufficient precisely when the anomalies live near the normal boundary — the regime the method is designed for — and it cannot help when they do not, because no amount of normal-boundary querying reaches anomalies that lie elsewhere. The practitioner can estimate this coverage at evaluation time from a handful of flagged anomalies, turning "is normal-only querying enough here?" into a measurable check rather than a leap of faith.</w:t>
+      </w:r>
+    </w:p>
+    <w:bookmarkEnd w:id="44"/>
+    <w:bookmarkStart w:id="45" w:name="X9c923377000c6cf85b4b8ce1c57e2dcd6475cf2"/>
     <w:p>
       <w:pPr>
         <w:pStyle w:val="Heading3"/>
@@ -11698,8 +11975,8 @@
         <w:t xml:space="preserve">). So the difficulty is not simply capacity that a wider student resolves; genuine multi-stage fusion surfaces are hard for a compact student to reproduce with high fidelity under any of the samplers we tested. We report this as a limitation: the method's strong fidelity is on single detectors and controlled manifolds, and high-fidelity reproduction of real composite pipelines is an open problem where shell placement gives a modest, reliable lift but not a solution.</w:t>
       </w:r>
     </w:p>
-    <w:bookmarkEnd w:id="42"/>
-    <w:bookmarkStart w:id="46" w:name="Xffbff76f5c72406cdbb8c56d4a7e2812831edc4"/>
+    <w:bookmarkEnd w:id="45"/>
+    <w:bookmarkStart w:id="49" w:name="Xffbff76f5c72406cdbb8c56d4a7e2812831edc4"/>
     <w:p>
       <w:pPr>
         <w:pStyle w:val="Heading3"/>
@@ -11862,18 +12139,18 @@
           <wp:inline>
             <wp:extent cx="5943600" cy="2228850"/>
             <wp:effectExtent b="0" l="0" r="0" t="0"/>
-            <wp:docPr descr="Fidelity versus total pipeline evaluations on the two-dimensional one-class SVM and autoencoder: uniform-shell (star) reaches high fidelity at the lowest cost, and the score and variation samplers only match it at far larger evaluation budgets." title="" id="44" name="Picture"/>
+            <wp:docPr descr="Fidelity versus total pipeline evaluations on the two-dimensional one-class SVM and autoencoder: uniform-shell (star) reaches high fidelity at the lowest cost, and the score and variation samplers only match it at far larger evaluation budgets." title="" id="47" name="Picture"/>
             <a:graphic>
               <a:graphicData uri="http://schemas.openxmlformats.org/drawingml/2006/picture">
                 <pic:pic>
                   <pic:nvPicPr>
-                    <pic:cNvPr descr="figure_budget.png" id="45" name="Picture"/>
+                    <pic:cNvPr descr="figure_budget.png" id="48" name="Picture"/>
                     <pic:cNvPicPr>
                       <a:picLocks noChangeArrowheads="1" noChangeAspect="1"/>
                     </pic:cNvPicPr>
                   </pic:nvPicPr>
                   <pic:blipFill>
-                    <a:blip r:embed="rId43"/>
+                    <a:blip r:embed="rId46"/>
                     <a:stretch>
                       <a:fillRect/>
                     </a:stretch>
@@ -12250,9 +12527,9 @@
         <w:t xml:space="preserve">Uniform-shell is the efficient default, and score-weighting is a cheap optional refinement worth trying only when a larger evaluation budget is available.</w:t>
       </w:r>
     </w:p>
-    <w:bookmarkEnd w:id="46"/>
-    <w:bookmarkEnd w:id="47"/>
-    <w:bookmarkStart w:id="49" w:name="Xaa41b10cc6ea992ae291d3c205d2ba26cb494fd"/>
+    <w:bookmarkEnd w:id="49"/>
+    <w:bookmarkEnd w:id="50"/>
+    <w:bookmarkStart w:id="52" w:name="Xaa41b10cc6ea992ae291d3c205d2ba26cb494fd"/>
     <w:p>
       <w:pPr>
         <w:pStyle w:val="Heading2"/>
@@ -12336,7 +12613,7 @@
         <w:t xml:space="preserve">Two boundaries frame the contribution. When the pipeline's off-manifold surface is sharp enough (the non-smooth fusion), reproduction becomes capacity-limited rather than placement-limited, and a larger student is needed (§6.4); the radial diagnostic describes the pipeline's shape but does not by itself certify (un)distillability. And on real high-dimensional data, coarse detection is already served by trivial baselines while fine-fidelity reproduction is unresolved. The present contribution is therefore a focused methods-and-analysis result on where a query budget should go, demonstrated on two-dimensional geometry and a teacher spectrum, not a solved high-dimensional deployment pipeline.</w:t>
       </w:r>
     </w:p>
-    <w:bookmarkStart w:id="48" w:name="X91878762e610be578531248211c370528dea924"/>
+    <w:bookmarkStart w:id="51" w:name="X91878762e610be578531248211c370528dea924"/>
     <w:p>
       <w:pPr>
         <w:pStyle w:val="Heading3"/>
@@ -12389,18 +12666,139 @@
         <w:t xml:space="preserve"> </w:t>
       </w:r>
       <w:r>
-        <w:t xml:space="preserve">The distilled student is small and fast. On a single CPU core, scoring a</w:t>
+        <w:t xml:space="preserve">The distilled student is small and fast, and — the point of the exercise — its size is fixed while the teachers' is not. The non-parametric single detectors of §6.5 grow with the training set: across those datasets k-NN and kernel density occupy</w:t>
       </w:r>
       <w:r>
         <w:t xml:space="preserve"> </w:t>
       </w:r>
       <m:oMath>
         <m:r>
+          <m:t>79</m:t>
+        </m:r>
+      </m:oMath>
+      <w:r>
+        <w:t xml:space="preserve">–</w:t>
+      </w:r>
+      <m:oMath>
+        <m:r>
+          <m:t>1352</m:t>
+        </m:r>
+      </m:oMath>
+      <w:r>
+        <w:t xml:space="preserve"> </w:t>
+      </w:r>
+      <w:r>
+        <w:t xml:space="preserve">KB, one-class SVM</w:t>
+      </w:r>
+      <w:r>
+        <w:t xml:space="preserve"> </w:t>
+      </w:r>
+      <m:oMath>
+        <m:r>
+          <m:t>11</m:t>
+        </m:r>
+      </m:oMath>
+      <w:r>
+        <w:t xml:space="preserve">–</w:t>
+      </w:r>
+      <m:oMath>
+        <m:r>
+          <m:t>143</m:t>
+        </m:r>
+      </m:oMath>
+      <w:r>
+        <w:t xml:space="preserve"> </w:t>
+      </w:r>
+      <w:r>
+        <w:t xml:space="preserve">KB, and Isolation Forest about a megabyte (</w:t>
+      </w:r>
+      <m:oMath>
+        <m:r>
+          <m:t>851</m:t>
+        </m:r>
+      </m:oMath>
+      <w:r>
+        <w:t xml:space="preserve">–</w:t>
+      </w:r>
+      <m:oMath>
+        <m:r>
+          <m:t>1631</m:t>
+        </m:r>
+      </m:oMath>
+      <w:r>
+        <w:t xml:space="preserve"> </w:t>
+      </w:r>
+      <w:r>
+        <w:t xml:space="preserve">KB), all increasing with</w:t>
+      </w:r>
+      <w:r>
+        <w:t xml:space="preserve"> </w:t>
+      </w:r>
+      <m:oMath>
+        <m:r>
+          <m:t>N</m:t>
+        </m:r>
+      </m:oMath>
+      <w:r>
+        <w:t xml:space="preserve">; a composite pipeline stacks several of these. The student is a fixed width-8 network of</w:t>
+      </w:r>
+      <w:r>
+        <w:t xml:space="preserve"> </w:t>
+      </w:r>
+      <m:oMath>
+        <m:r>
+          <m:t>33</m:t>
+        </m:r>
+      </m:oMath>
+      <w:r>
+        <w:t xml:space="preserve"> </w:t>
+      </w:r>
+      <w:r>
+        <w:t xml:space="preserve">parameters,</w:t>
+      </w:r>
+      <w:r>
+        <w:t xml:space="preserve"> </w:t>
+      </w:r>
+      <m:oMath>
+        <m:r>
+          <m:t>0.5</m:t>
+        </m:r>
+      </m:oMath>
+      <w:r>
+        <w:t xml:space="preserve">–</w:t>
+      </w:r>
+      <m:oMath>
+        <m:r>
+          <m:t>4</m:t>
+        </m:r>
+      </m:oMath>
+      <w:r>
+        <w:t xml:space="preserve"> </w:t>
+      </w:r>
+      <w:r>
+        <w:t xml:space="preserve">KB regardless of</w:t>
+      </w:r>
+      <w:r>
+        <w:t xml:space="preserve"> </w:t>
+      </w:r>
+      <m:oMath>
+        <m:r>
+          <m:t>N</m:t>
+        </m:r>
+      </m:oMath>
+      <w:r>
+        <w:t xml:space="preserve">. On a single CPU core it scores a</w:t>
+      </w:r>
+      <w:r>
+        <w:t xml:space="preserve"> </w:t>
+      </w:r>
+      <m:oMath>
+        <m:r>
           <m:t>5000</m:t>
         </m:r>
       </m:oMath>
       <w:r>
-        <w:t xml:space="preserve">-point batch takes</w:t>
+        <w:t xml:space="preserve">-point batch in</w:t>
       </w:r>
       <w:r>
         <w:t xml:space="preserve"> </w:t>
@@ -12422,7 +12820,7 @@
         <w:t xml:space="preserve"> </w:t>
       </w:r>
       <w:r>
-        <w:t xml:space="preserve">ms for the width-8 student versus</w:t>
+        <w:t xml:space="preserve">ms versus</w:t>
       </w:r>
       <w:r>
         <w:t xml:space="preserve"> </w:t>
@@ -12472,43 +12870,7 @@
         <w:t xml:space="preserve"> </w:t>
       </w:r>
       <w:r>
-        <w:t xml:space="preserve">speedup — at</w:t>
-      </w:r>
-      <w:r>
-        <w:t xml:space="preserve"> </w:t>
-      </w:r>
-      <m:oMath>
-        <m:r>
-          <m:t>33</m:t>
-        </m:r>
-      </m:oMath>
-      <w:r>
-        <w:t xml:space="preserve"> </w:t>
-      </w:r>
-      <w:r>
-        <w:t xml:space="preserve">student parameters and a</w:t>
-      </w:r>
-      <w:r>
-        <w:t xml:space="preserve"> </w:t>
-      </w:r>
-      <m:oMath>
-        <m:r>
-          <m:t>14</m:t>
-        </m:r>
-      </m:oMath>
-      <w:r>
-        <w:t xml:space="preserve">–</w:t>
-      </w:r>
-      <m:oMath>
-        <m:r>
-          <m:t>32</m:t>
-        </m:r>
-      </m:oMath>
-      <w:r>
-        <w:t xml:space="preserve"> </w:t>
-      </w:r>
-      <w:r>
-        <w:t xml:space="preserve">KB serialized model. These are standardized-CPU numbers, not an embedded-device benchmark, and they measure the compression the method enables, not its fidelity; a full deployment study on target hardware, with energy, is future work. The value of the distillation is realized only to the extent the student reproduces the teacher (§6.5–6.6), so the speedup should be read together with the fidelity results, not on its own.</w:t>
+        <w:t xml:space="preserve">speedup. These are standardized-CPU numbers, not an embedded-device benchmark, and they measure the compression the method enables, not its fidelity; a full deployment study on target hardware, with energy, is future work. The value of the distillation is realized only to the extent the student reproduces the teacher (§6.5–6.6), so the speedup should be read together with the fidelity results, not on its own.</w:t>
       </w:r>
     </w:p>
     <w:p>
@@ -12533,9 +12895,9 @@
         <w:t xml:space="preserve">Training a surrogate from blackbox scores is technically adjacent to unauthorized model extraction. The intended use here is authorized compression of a pipeline whose owner can query the deployed system but wishes to run a lighter model on an edge target; we evaluate only locally controlled teachers and public benchmarks, and target no proprietary service. Providers for whom pipeline functionality is sensitive can mitigate unauthorized cloning through authentication, rate limits, and monitoring of high-volume synthetic querying.</w:t>
       </w:r>
     </w:p>
-    <w:bookmarkEnd w:id="48"/>
-    <w:bookmarkEnd w:id="49"/>
-    <w:bookmarkStart w:id="50" w:name="X068cadce569253993d0037f110a97f237619c0f"/>
+    <w:bookmarkEnd w:id="51"/>
+    <w:bookmarkEnd w:id="52"/>
+    <w:bookmarkStart w:id="53" w:name="X068cadce569253993d0037f110a97f237619c0f"/>
     <w:p>
       <w:pPr>
         <w:pStyle w:val="Heading2"/>
@@ -12579,8 +12941,8 @@
         <w:t xml:space="preserve">), to real tabular datasets (a significant fidelity lift on 8 of 10), and to genuine composite pipelines: a normal-data-defined shell keeps beating normals-only, even as absolute fidelity falls and the within-shell variation weighting ceases to help. That weighting is a narrow, low-dimensional refinement useful for saturating single detectors and counterproductive on fused surfaces. Composite pipelines stay hard to reproduce with a compact student regardless of width, marking the open frontier: high-fidelity distillation of real fused pipelines, in high dimension, at matched query budgets. We release all code, data, and results.</w:t>
       </w:r>
     </w:p>
-    <w:bookmarkEnd w:id="50"/>
-    <w:bookmarkStart w:id="51" w:name="references"/>
+    <w:bookmarkEnd w:id="53"/>
+    <w:bookmarkStart w:id="54" w:name="references"/>
     <w:p>
       <w:pPr>
         <w:pStyle w:val="ReferencesHeading"/>
@@ -13962,8 +14324,8 @@
         <w:t xml:space="preserve">KDD.</w:t>
       </w:r>
     </w:p>
-    <w:bookmarkEnd w:id="51"/>
-    <w:bookmarkStart w:id="52" w:name="appendix-a-samplers-and-query-complexity"/>
+    <w:bookmarkEnd w:id="54"/>
+    <w:bookmarkStart w:id="55" w:name="appendix-a-samplers-and-query-complexity"/>
     <w:p>
       <w:pPr>
         <w:pStyle w:val="Heading2"/>
@@ -15774,8 +16136,8 @@
         <w:t xml:space="preserve">) pulls chains that stray too far back toward the manifold; a per-chain projection radius drawn log-uniformly lets some chains reach farther into the shell than others. This gives fidelity comparable to the importance-weighted sampler on the teachers we tested; the importance-weighted form is simpler and needs no step-size tuning, so it is used for the spectrum comparison of §6.1.</w:t>
       </w:r>
     </w:p>
-    <w:bookmarkEnd w:id="52"/>
-    <w:bookmarkStart w:id="53" w:name="appendix-b-reproduction"/>
+    <w:bookmarkEnd w:id="55"/>
+    <w:bookmarkStart w:id="56" w:name="appendix-b-reproduction"/>
     <w:p>
       <w:pPr>
         <w:pStyle w:val="Heading2"/>
@@ -15844,8 +16206,8 @@
         <w:t xml:space="preserve">). The shell sampler, the local-variation estimators, and the radial diagnostic are single functions; the coordinate finite differences are batched into one pipeline-scoring pass per step. The repository records per-seed results and the command for every table and figure at https://github.com/ApartsinProjects/PipelineDistil (to be anonymized for review).</w:t>
       </w:r>
     </w:p>
-    <w:bookmarkEnd w:id="53"/>
-    <w:bookmarkEnd w:id="54"/>
+    <w:bookmarkEnd w:id="56"/>
+    <w:bookmarkEnd w:id="57"/>
     <w:sectPr>
       <w:footerReference w:type="default" r:id="rId10"/>
       <w:pgSz w:h="15840" w:w="12240"/>
